--- a/Manuscript/Manuscript_V03.docx
+++ b/Manuscript/Manuscript_V03.docx
@@ -46,6 +46,19 @@
         </w:p>
       </w:sdtContent>
     </w:sdt>
+    <w:p>
+      <w:pPr>
+        <w:pStyle w:val="Normal"/>
+        <w:rPr>
+          <w:rFonts w:ascii="Arial" w:hAnsi="Arial" w:cs="Arial"/>
+        </w:rPr>
+      </w:pPr>
+      <w:r>
+        <w:rPr>
+          <w:rFonts w:cs="Arial" w:ascii="Arial" w:hAnsi="Arial"/>
+        </w:rPr>
+      </w:r>
+    </w:p>
     <w:p>
       <w:pPr>
         <w:pStyle w:val="Normal"/>
@@ -1042,8 +1055,24 @@
         <w:rPr>
           <w:rFonts w:cs="Arial" w:ascii="Arial" w:hAnsi="Arial"/>
         </w:rPr>
-        <w:t>1.1 Negative Control Samples Collection</w:t>
-      </w:r>
+        <w:t xml:space="preserve">1.1 </w:t>
+      </w:r>
+      <w:del w:id="2" w:author="Linh Dang" w:date="2026-07-08T10:57:43Z">
+        <w:r>
+          <w:rPr>
+            <w:rFonts w:cs="Arial" w:ascii="Arial" w:hAnsi="Arial"/>
+          </w:rPr>
+          <w:delText>Negative Control Samples Collection</w:delText>
+        </w:r>
+      </w:del>
+      <w:ins w:id="3" w:author="Linh Dang" w:date="2026-07-08T10:57:46Z">
+        <w:r>
+          <w:rPr>
+            <w:rFonts w:cs="Arial" w:ascii="Arial" w:hAnsi="Arial"/>
+          </w:rPr>
+          <w:t>Negative controls (NCTs) were collected at every step of the pipeline</w:t>
+        </w:r>
+      </w:ins>
     </w:p>
     <w:p>
       <w:pPr>
@@ -1066,24 +1095,8 @@
         <w:rPr>
           <w:rFonts w:cs="Arial" w:ascii="Arial" w:hAnsi="Arial"/>
         </w:rPr>
-        <w:t>Fig. 1.</w:t>
-      </w:r>
-      <w:ins w:id="2" w:author="Unknown Author" w:date="2026-05-29T09:51:12Z">
-        <w:r>
-          <w:rPr>
-            <w:rFonts w:cs="Arial" w:ascii="Arial" w:hAnsi="Arial"/>
-          </w:rPr>
-          <w:t>A</w:t>
-        </w:r>
-      </w:ins>
-      <w:ins w:id="3" w:author="Unknown Author" w:date="2026-05-29T10:14:32Z">
-        <w:r>
-          <w:rPr>
-            <w:rFonts w:cs="Arial" w:ascii="Arial" w:hAnsi="Arial"/>
-          </w:rPr>
-          <w:t>, upper panel</w:t>
-        </w:r>
-      </w:ins>
+        <w:t>Fig. 1.A, upper panel</w:t>
+      </w:r>
       <w:r>
         <w:rPr>
           <w:rFonts w:cs="Arial" w:ascii="Arial" w:hAnsi="Arial"/>
@@ -1205,7 +1218,9 @@
       </w:del>
       <w:del w:id="10" w:author="Unknown Author" w:date="2026-05-29T09:20:21Z">
         <w:r>
-          <w:rPr/>
+          <w:rPr>
+            <w:rFonts w:cs="Arial" w:ascii="Arial" w:hAnsi="Arial"/>
+          </w:rPr>
           <w:commentReference w:id="7"/>
         </w:r>
       </w:del>
@@ -1518,7 +1533,7 @@
           <w:rPr>
             <w:rFonts w:cs="Arial" w:ascii="Arial" w:hAnsi="Arial"/>
           </w:rPr>
-          <w:t>A, low</w:t>
+          <w:t>A, lo</w:t>
         </w:r>
       </w:ins>
       <w:ins w:id="44" w:author="Unknown Author" w:date="2026-05-29T10:14:39Z">
@@ -1527,7 +1542,7 @@
           <w:rPr>
             <w:rFonts w:cs="Arial" w:ascii="Arial" w:hAnsi="Arial"/>
           </w:rPr>
-          <w:t>er panel</w:t>
+          <w:t>wer panel</w:t>
         </w:r>
       </w:ins>
       <w:del w:id="45" w:author="Unknown Author" w:date="2026-05-29T09:51:32Z">
@@ -1540,7 +1555,9 @@
       </w:del>
       <w:del w:id="46" w:author="Unknown Author" w:date="2026-05-29T09:51:32Z">
         <w:r>
-          <w:rPr/>
+          <w:rPr>
+            <w:rFonts w:cs="Arial" w:ascii="Arial" w:hAnsi="Arial"/>
+          </w:rPr>
           <w:commentReference w:id="8"/>
         </w:r>
       </w:del>
@@ -1566,6 +1583,7 @@
         <w:jc w:val="both"/>
         <w:rPr>
           <w:rFonts w:ascii="Arial" w:hAnsi="Arial" w:cs="Arial"/>
+          <w:ins w:id="56" w:author="Linh Dang" w:date="2026-07-08T15:00:00Z"/>
         </w:rPr>
       </w:pPr>
       <w:r>
@@ -1582,95 +1600,264 @@
           <w:delText xml:space="preserve">Diversity of </w:delText>
         </w:r>
       </w:del>
-      <w:ins w:id="49" w:author="Linh Dang" w:date="2026-07-07T10:43:51Z">
-        <w:r>
-          <w:rPr>
-            <w:rFonts w:cs="Arial" w:ascii="Arial" w:hAnsi="Arial"/>
-          </w:rPr>
-          <w:t xml:space="preserve">Different </w:t>
+      <w:del w:id="49" w:author="Linh Dang" w:date="2026-07-07T10:45:23Z">
+        <w:r>
+          <w:rPr>
+            <w:rFonts w:cs="Arial" w:ascii="Arial" w:hAnsi="Arial"/>
+          </w:rPr>
+          <w:delText>N</w:delText>
+        </w:r>
+      </w:del>
+      <w:del w:id="50" w:author="Linh Dang" w:date="2026-07-08T11:25:24Z">
+        <w:r>
+          <w:rPr>
+            <w:rFonts w:cs="Arial" w:ascii="Arial" w:hAnsi="Arial"/>
+          </w:rPr>
+          <w:delText xml:space="preserve">egative </w:delText>
+        </w:r>
+      </w:del>
+      <w:del w:id="51" w:author="Linh Dang" w:date="2026-07-07T10:45:27Z">
+        <w:r>
+          <w:rPr>
+            <w:rFonts w:cs="Arial" w:ascii="Arial" w:hAnsi="Arial"/>
+          </w:rPr>
+          <w:delText>C</w:delText>
+        </w:r>
+      </w:del>
+      <w:del w:id="52" w:author="Linh Dang" w:date="2026-07-08T11:25:24Z">
+        <w:r>
+          <w:rPr>
+            <w:rFonts w:cs="Arial" w:ascii="Arial" w:hAnsi="Arial"/>
+          </w:rPr>
+          <w:delText>ontrol</w:delText>
+        </w:r>
+      </w:del>
+      <w:del w:id="53" w:author="Linh Dang" w:date="2026-07-07T10:44:00Z">
+        <w:r>
+          <w:rPr>
+            <w:rFonts w:cs="Arial" w:ascii="Arial" w:hAnsi="Arial"/>
+          </w:rPr>
+          <w:delText>s</w:delText>
+        </w:r>
+      </w:del>
+      <w:ins w:id="54" w:author="Linh Dang" w:date="2026-07-08T14:58:50Z">
+        <w:r>
+          <w:rPr>
+            <w:rFonts w:cs="Arial" w:ascii="Arial" w:hAnsi="Arial"/>
+          </w:rPr>
+          <w:t xml:space="preserve">Different negative control types </w:t>
         </w:r>
       </w:ins>
-      <w:ins w:id="50" w:author="Linh Dang" w:date="2026-07-07T10:45:23Z">
-        <w:r>
-          <w:rPr>
-            <w:rFonts w:cs="Arial" w:ascii="Arial" w:hAnsi="Arial"/>
-          </w:rPr>
-          <w:t>n</w:t>
+      <w:ins w:id="55" w:author="Linh Dang" w:date="2026-07-08T15:00:00Z">
+        <w:r>
+          <w:rPr>
+            <w:rFonts w:cs="Arial" w:ascii="Arial" w:hAnsi="Arial"/>
+          </w:rPr>
+          <w:t>harbor distinct contaminant profiles</w:t>
         </w:r>
       </w:ins>
-      <w:del w:id="51" w:author="Linh Dang" w:date="2026-07-07T10:45:23Z">
-        <w:r>
-          <w:rPr>
-            <w:rFonts w:cs="Arial" w:ascii="Arial" w:hAnsi="Arial"/>
-          </w:rPr>
-          <w:delText>N</w:delText>
-        </w:r>
-      </w:del>
-      <w:r>
-        <w:rPr>
-          <w:rFonts w:cs="Arial" w:ascii="Arial" w:hAnsi="Arial"/>
-        </w:rPr>
-        <w:t xml:space="preserve">egative </w:t>
-      </w:r>
-      <w:ins w:id="52" w:author="Linh Dang" w:date="2026-07-07T10:45:28Z">
-        <w:r>
-          <w:rPr>
-            <w:rFonts w:cs="Arial" w:ascii="Arial" w:hAnsi="Arial"/>
-          </w:rPr>
-          <w:t>c</w:t>
+    </w:p>
+    <w:p>
+      <w:pPr>
+        <w:pStyle w:val="BodyText"/>
+        <w:spacing w:lineRule="auto" w:line="480"/>
+        <w:jc w:val="both"/>
+        <w:rPr>
+          <w:rFonts w:ascii="Arial" w:hAnsi="Arial" w:cs="Arial"/>
+        </w:rPr>
+      </w:pPr>
+      <w:ins w:id="57" w:author="Linh Dang" w:date="2026-07-08T15:26:21Z">
+        <w:r>
+          <w:rPr>
+            <w:rFonts w:cs="Arial" w:ascii="Arial" w:hAnsi="Arial"/>
+          </w:rPr>
+          <w:t xml:space="preserve">According to alpha analyses, there is no significant differences regarding the number of observed species among </w:t>
         </w:r>
       </w:ins>
-      <w:del w:id="53" w:author="Linh Dang" w:date="2026-07-07T10:45:27Z">
-        <w:r>
-          <w:rPr>
-            <w:rFonts w:cs="Arial" w:ascii="Arial" w:hAnsi="Arial"/>
-          </w:rPr>
-          <w:delText>C</w:delText>
-        </w:r>
-      </w:del>
-      <w:r>
-        <w:rPr>
-          <w:rFonts w:cs="Arial" w:ascii="Arial" w:hAnsi="Arial"/>
-        </w:rPr>
-        <w:t>ontrol</w:t>
-      </w:r>
-      <w:del w:id="54" w:author="Linh Dang" w:date="2026-07-07T10:44:00Z">
-        <w:r>
-          <w:rPr>
-            <w:rFonts w:cs="Arial" w:ascii="Arial" w:hAnsi="Arial"/>
-          </w:rPr>
-          <w:delText>s</w:delText>
-        </w:r>
-      </w:del>
-      <w:ins w:id="55" w:author="Linh Dang" w:date="2026-07-07T10:44:03Z">
-        <w:r>
-          <w:rPr>
-            <w:rFonts w:cs="Arial" w:ascii="Arial" w:hAnsi="Arial"/>
-          </w:rPr>
-          <w:t xml:space="preserve"> Types h</w:t>
+      <w:ins w:id="58" w:author="Linh Dang" w:date="2026-07-08T15:27:24Z">
+        <w:r>
+          <w:rPr>
+            <w:rFonts w:cs="Arial" w:ascii="Arial" w:hAnsi="Arial"/>
+          </w:rPr>
+          <w:t xml:space="preserve">different control types. </w:t>
         </w:r>
       </w:ins>
-      <w:ins w:id="56" w:author="Linh Dang" w:date="2026-07-07T10:44:03Z">
-        <w:r>
-          <w:rPr>
-            <w:rFonts w:eastAsia="" w:cs="Arial" w:ascii="Arial" w:hAnsi="Arial" w:eastAsiaTheme="majorEastAsia"/>
-            <w:i/>
-            <w:iCs/>
-            <w:color w:themeColor="accent1" w:themeShade="bf" w:val="0F4761"/>
+      <w:ins w:id="59" w:author="Linh Dang" w:date="2026-07-08T15:32:06Z">
+        <w:r>
+          <w:rPr>
+            <w:rFonts w:eastAsia="Aptos" w:cs="Arial" w:ascii="Arial" w:hAnsi="Arial" w:eastAsiaTheme="minorHAnsi"/>
+            <w:color w:val="auto"/>
             <w:kern w:val="0"/>
             <w:sz w:val="24"/>
             <w:szCs w:val="24"/>
             <w:lang w:val="en-US" w:eastAsia="en-US" w:bidi="ar-SA"/>
           </w:rPr>
-          <w:t>arbor</w:t>
+          <w:t>Notably</w:t>
         </w:r>
       </w:ins>
-      <w:ins w:id="57" w:author="Linh Dang" w:date="2026-07-07T10:44:03Z">
-        <w:r>
-          <w:rPr>
-            <w:rFonts w:cs="Arial" w:ascii="Arial" w:hAnsi="Arial"/>
-          </w:rPr>
-          <w:t xml:space="preserve"> their own contaminant profiles</w:t>
+      <w:ins w:id="60" w:author="Linh Dang" w:date="2026-07-08T15:32:06Z">
+        <w:r>
+          <w:rPr>
+            <w:rFonts w:cs="Arial" w:ascii="Arial" w:hAnsi="Arial"/>
+          </w:rPr>
+          <w:t xml:space="preserve">, Shannon index in buffer control type </w:t>
+        </w:r>
+      </w:ins>
+      <w:ins w:id="61" w:author="Linh Dang" w:date="2026-07-08T15:33:09Z">
+        <w:r>
+          <w:rPr>
+            <w:rFonts w:cs="Arial" w:ascii="Arial" w:hAnsi="Arial"/>
+          </w:rPr>
+          <w:t xml:space="preserve">is significantly greater than one in paraffin controls </w:t>
+        </w:r>
+      </w:ins>
+      <w:ins w:id="62" w:author="Linh Dang" w:date="2026-07-08T15:33:09Z">
+        <w:r>
+          <w:rPr>
+            <w:rFonts w:cs="Arial" w:ascii="Arial" w:hAnsi="Arial"/>
+          </w:rPr>
+          <w:t>(p-value &lt; 1e-3)</w:t>
+        </w:r>
+      </w:ins>
+      <w:ins w:id="63" w:author="Linh Dang" w:date="2026-07-08T15:33:09Z">
+        <w:r>
+          <w:rPr>
+            <w:rFonts w:cs="Arial" w:ascii="Arial" w:hAnsi="Arial"/>
+          </w:rPr>
+          <w:t xml:space="preserve">, suggesting </w:t>
+        </w:r>
+      </w:ins>
+      <w:ins w:id="64" w:author="Linh Dang" w:date="2026-07-08T15:37:24Z">
+        <w:r>
+          <w:rPr>
+            <w:rFonts w:cs="Arial" w:ascii="Arial" w:hAnsi="Arial"/>
+          </w:rPr>
+          <w:t>more</w:t>
+        </w:r>
+      </w:ins>
+      <w:ins w:id="65" w:author="Linh Dang" w:date="2026-07-08T15:34:16Z">
+        <w:r>
+          <w:rPr>
+            <w:rFonts w:cs="Arial" w:ascii="Arial" w:hAnsi="Arial"/>
+          </w:rPr>
+          <w:t xml:space="preserve"> </w:t>
+        </w:r>
+      </w:ins>
+      <w:ins w:id="66" w:author="Linh Dang" w:date="2026-07-08T15:34:16Z">
+        <w:r>
+          <w:rPr>
+            <w:rFonts w:eastAsia="Aptos" w:cs="Arial" w:ascii="Arial" w:hAnsi="Arial" w:eastAsiaTheme="minorHAnsi"/>
+            <w:color w:val="auto"/>
+            <w:kern w:val="0"/>
+            <w:sz w:val="24"/>
+            <w:szCs w:val="24"/>
+            <w:lang w:val="en-US" w:eastAsia="en-US" w:bidi="ar-SA"/>
+          </w:rPr>
+          <w:t>evenness</w:t>
+        </w:r>
+      </w:ins>
+      <w:ins w:id="67" w:author="Linh Dang" w:date="2026-07-08T15:34:16Z">
+        <w:r>
+          <w:rPr>
+            <w:rFonts w:cs="Arial" w:ascii="Arial" w:hAnsi="Arial"/>
+          </w:rPr>
+          <w:t xml:space="preserve"> distributed of taxa in the first type </w:t>
+        </w:r>
+      </w:ins>
+      <w:ins w:id="68" w:author="Linh Dang" w:date="2026-07-08T15:34:16Z">
+        <w:r>
+          <w:rPr>
+            <w:rFonts w:cs="Arial" w:ascii="Arial" w:hAnsi="Arial"/>
+          </w:rPr>
+          <w:t>(Figure 1.</w:t>
+        </w:r>
+      </w:ins>
+      <w:ins w:id="69" w:author="Linh Dang" w:date="2026-07-08T15:34:16Z">
+        <w:r>
+          <w:rPr>
+            <w:rFonts w:cs="Arial" w:ascii="Arial" w:hAnsi="Arial"/>
+          </w:rPr>
+          <w:t>B</w:t>
+        </w:r>
+      </w:ins>
+      <w:ins w:id="70" w:author="Linh Dang" w:date="2026-07-08T15:34:16Z">
+        <w:r>
+          <w:rPr>
+            <w:rFonts w:cs="Arial" w:ascii="Arial" w:hAnsi="Arial"/>
+          </w:rPr>
+          <w:t>)</w:t>
+        </w:r>
+      </w:ins>
+      <w:ins w:id="71" w:author="Linh Dang" w:date="2026-07-08T15:34:16Z">
+        <w:r>
+          <w:rPr>
+            <w:rFonts w:cs="Arial" w:ascii="Arial" w:hAnsi="Arial"/>
+          </w:rPr>
+          <w:t xml:space="preserve">. </w:t>
+        </w:r>
+      </w:ins>
+      <w:ins w:id="72" w:author="Linh Dang" w:date="2026-07-08T15:37:30Z">
+        <w:r>
+          <w:rPr>
+            <w:rFonts w:cs="Arial" w:ascii="Arial" w:hAnsi="Arial"/>
+          </w:rPr>
+          <w:t xml:space="preserve">Nevertheless, </w:t>
+        </w:r>
+      </w:ins>
+      <w:ins w:id="73" w:author="Linh Dang" w:date="2026-07-08T15:43:11Z">
+        <w:r>
+          <w:rPr>
+            <w:rFonts w:cs="Arial" w:ascii="Arial" w:hAnsi="Arial"/>
+          </w:rPr>
+          <w:t>when the statistical test accounting for LP</w:t>
+        </w:r>
+      </w:ins>
+      <w:ins w:id="74" w:author="Linh Dang" w:date="2026-07-08T15:44:14Z">
+        <w:r>
+          <w:rPr>
+            <w:rFonts w:cs="Arial" w:ascii="Arial" w:hAnsi="Arial"/>
+          </w:rPr>
+          <w:t xml:space="preserve">, </w:t>
+        </w:r>
+      </w:ins>
+      <w:ins w:id="75" w:author="Linh Dang" w:date="2026-07-08T15:51:06Z">
+        <w:r>
+          <w:rPr>
+            <w:rFonts w:cs="Arial" w:ascii="Arial" w:hAnsi="Arial"/>
+          </w:rPr>
+          <w:t xml:space="preserve">there is n more significantly different (p-value = 0.25), suggesting that LP </w:t>
+        </w:r>
+      </w:ins>
+      <w:ins w:id="76" w:author="Linh Dang" w:date="2026-07-08T15:52:13Z">
+        <w:r>
+          <w:rPr>
+            <w:rFonts w:cs="Arial" w:ascii="Arial" w:hAnsi="Arial"/>
+          </w:rPr>
+          <w:t>batch effect may contribute a major role in the contaminant profile.</w:t>
+        </w:r>
+      </w:ins>
+      <w:ins w:id="77" w:author="Linh Dang" w:date="2026-07-08T15:58:23Z">
+        <w:r>
+          <w:rPr>
+            <w:rFonts w:cs="Arial" w:ascii="Arial" w:hAnsi="Arial"/>
+          </w:rPr>
+          <w:t xml:space="preserve"> </w:t>
+        </w:r>
+      </w:ins>
+      <w:ins w:id="78" w:author="Linh Dang" w:date="2026-07-08T18:39:33Z">
+        <w:r>
+          <w:rPr>
+            <w:rFonts w:cs="Arial" w:ascii="Arial" w:hAnsi="Arial"/>
+          </w:rPr>
+          <w:t xml:space="preserve">Furthermore, beta diversity reveals that NCT samples are heavily clustering with respect to control types, even </w:t>
+        </w:r>
+      </w:ins>
+      <w:ins w:id="79" w:author="Linh Dang" w:date="2026-07-08T18:40:40Z">
+        <w:r>
+          <w:rPr>
+            <w:rFonts w:cs="Arial" w:ascii="Arial" w:hAnsi="Arial"/>
+          </w:rPr>
+          <w:t xml:space="preserve">after accounting for LP batch effect (Figure 1.C and Supp sheet T1). </w:t>
         </w:r>
       </w:ins>
     </w:p>
@@ -1681,9 +1868,10 @@
         <w:jc w:val="both"/>
         <w:rPr>
           <w:rFonts w:ascii="Arial" w:hAnsi="Arial" w:cs="Arial"/>
-        </w:rPr>
-      </w:pPr>
-      <w:del w:id="58" w:author="Unknown Author" w:date="2026-05-29T10:08:32Z">
+          <w:ins w:id="102" w:author="Linh Dang" w:date="2026-07-08T14:58:17Z"/>
+        </w:rPr>
+      </w:pPr>
+      <w:del w:id="80" w:author="Unknown Author" w:date="2026-05-29T10:08:32Z">
         <w:r>
           <w:rPr>
             <w:rFonts w:cs="Arial" w:ascii="Arial" w:hAnsi="Arial"/>
@@ -1691,13 +1879,13 @@
           <w:delText xml:space="preserve">Intra-sample </w:delText>
         </w:r>
       </w:del>
-      <w:del w:id="59" w:author="Unknown Author" w:date="2026-05-29T10:08:32Z">
+      <w:del w:id="81" w:author="Unknown Author" w:date="2026-05-29T10:08:32Z">
         <w:r>
           <w:rPr/>
           <w:commentReference w:id="9"/>
         </w:r>
       </w:del>
-      <w:del w:id="60" w:author="Unknown Author" w:date="2026-05-29T10:08:32Z">
+      <w:del w:id="82" w:author="Unknown Author" w:date="2026-05-29T10:08:32Z">
         <w:r>
           <w:rPr>
             <w:rFonts w:cs="Arial" w:ascii="Arial" w:hAnsi="Arial"/>
@@ -1705,31 +1893,31 @@
           <w:delText xml:space="preserve">and inter-sample </w:delText>
         </w:r>
       </w:del>
-      <w:del w:id="61" w:author="Unknown Author" w:date="2026-05-29T10:08:32Z">
+      <w:del w:id="83" w:author="Unknown Author" w:date="2026-05-29T10:08:32Z">
         <w:r>
           <w:rPr/>
           <w:commentReference w:id="10"/>
         </w:r>
       </w:del>
-      <w:del w:id="62" w:author="Unknown Author" w:date="2026-05-29T10:08:32Z">
+      <w:del w:id="84" w:author="Unknown Author" w:date="2026-05-29T10:08:32Z">
         <w:r>
           <w:rPr/>
           <w:commentReference w:id="11"/>
         </w:r>
       </w:del>
-      <w:del w:id="63" w:author="Unknown Author" w:date="2026-05-29T10:08:32Z">
+      <w:del w:id="85" w:author="Unknown Author" w:date="2026-05-29T10:08:32Z">
         <w:r>
           <w:rPr/>
           <w:commentReference w:id="12"/>
         </w:r>
       </w:del>
-      <w:del w:id="64" w:author="Unknown Author" w:date="2026-05-29T10:08:32Z">
+      <w:del w:id="86" w:author="Unknown Author" w:date="2026-05-29T10:08:32Z">
         <w:r>
           <w:rPr/>
           <w:commentReference w:id="13"/>
         </w:r>
       </w:del>
-      <w:del w:id="65" w:author="Unknown Author" w:date="2026-05-29T10:08:32Z">
+      <w:del w:id="87" w:author="Unknown Author" w:date="2026-05-29T10:08:32Z">
         <w:r>
           <w:rPr>
             <w:rFonts w:cs="Arial" w:ascii="Arial" w:hAnsi="Arial"/>
@@ -1737,29 +1925,25 @@
           <w:delText>differences in microbial diversity</w:delText>
         </w:r>
       </w:del>
-      <w:ins w:id="66" w:author="Unknown Author" w:date="2026-05-29T10:08:39Z">
-        <w:r>
-          <w:rPr>
-            <w:rFonts w:cs="Arial" w:ascii="Arial" w:hAnsi="Arial"/>
-          </w:rPr>
-          <w:t>Microbial alpha and beta diversities</w:t>
-        </w:r>
+      <w:ins w:id="88" w:author="Unknown Author" w:date="2026-05-29T10:08:39Z">
+        <w:del w:id="89" w:author="Linh Dang" w:date="2026-07-08T11:29:23Z">
+          <w:r>
+            <w:rPr>
+              <w:rFonts w:cs="Arial" w:ascii="Arial" w:hAnsi="Arial"/>
+            </w:rPr>
+            <w:delText>Microbial alpha and beta diversities</w:delText>
+          </w:r>
+        </w:del>
       </w:ins>
-      <w:r>
-        <w:rPr>
-          <w:rFonts w:cs="Arial" w:ascii="Arial" w:hAnsi="Arial"/>
-        </w:rPr>
-        <w:t xml:space="preserve"> were observed across control types (Figures. 1.</w:t>
-      </w:r>
-      <w:ins w:id="67" w:author="Linh Dang" w:date="2026-06-03T12:52:05Z">
-        <w:r>
-          <w:rPr>
-            <w:rFonts w:cs="Arial" w:ascii="Arial" w:hAnsi="Arial"/>
-          </w:rPr>
-          <w:t>B</w:t>
-        </w:r>
-      </w:ins>
-      <w:del w:id="68" w:author="Linh Dang" w:date="2026-06-03T12:52:04Z">
+      <w:del w:id="90" w:author="Linh Dang" w:date="2026-07-08T11:29:23Z">
+        <w:r>
+          <w:rPr>
+            <w:rFonts w:cs="Arial" w:ascii="Arial" w:hAnsi="Arial"/>
+          </w:rPr>
+          <w:delText xml:space="preserve"> were observed across control types (Figures. 1.</w:delText>
+        </w:r>
+      </w:del>
+      <w:del w:id="91" w:author="Linh Dang" w:date="2026-06-03T12:52:04Z">
         <w:r>
           <w:rPr>
             <w:rFonts w:cs="Arial" w:ascii="Arial" w:hAnsi="Arial"/>
@@ -1767,21 +1951,15 @@
           <w:delText>2</w:delText>
         </w:r>
       </w:del>
-      <w:r>
-        <w:rPr>
-          <w:rFonts w:cs="Arial" w:ascii="Arial" w:hAnsi="Arial"/>
-        </w:rPr>
-        <w:t xml:space="preserve"> and 1.</w:t>
-      </w:r>
-      <w:ins w:id="69" w:author="Linh Dang" w:date="2026-06-03T12:52:10Z">
-        <w:r>
-          <w:rPr>
-            <w:rFonts w:cs="Arial" w:ascii="Arial" w:hAnsi="Arial"/>
-          </w:rPr>
-          <w:t>C</w:t>
-        </w:r>
-      </w:ins>
-      <w:del w:id="70" w:author="Linh Dang" w:date="2026-06-03T12:52:09Z">
+      <w:del w:id="92" w:author="Linh Dang" w:date="2026-07-08T11:29:23Z">
+        <w:r>
+          <w:rPr>
+            <w:rFonts w:cs="Arial" w:ascii="Arial" w:hAnsi="Arial"/>
+          </w:rPr>
+          <w:delText xml:space="preserve"> and 1.</w:delText>
+        </w:r>
+      </w:del>
+      <w:del w:id="93" w:author="Linh Dang" w:date="2026-06-03T12:52:09Z">
         <w:r>
           <w:rPr>
             <w:rFonts w:cs="Arial" w:ascii="Arial" w:hAnsi="Arial"/>
@@ -1789,20 +1967,15 @@
           <w:delText>3</w:delText>
         </w:r>
       </w:del>
-      <w:r>
-        <w:rPr>
-          <w:rFonts w:cs="Arial" w:ascii="Arial" w:hAnsi="Arial"/>
-        </w:rPr>
-        <w:t xml:space="preserve">). </w:t>
-      </w:r>
-      <w:commentRangeStart w:id="14"/>
-      <w:r>
-        <w:rPr>
-          <w:rFonts w:cs="Arial" w:ascii="Arial" w:hAnsi="Arial"/>
-        </w:rPr>
-        <w:t xml:space="preserve">Buffer controls exhibited significantly higher species richness and evenness compared to paraffin and PCR controls, as measured by </w:t>
-      </w:r>
-      <w:del w:id="71" w:author="Linh Dang" w:date="2026-07-06T18:14:02Z">
+      <w:del w:id="94" w:author="Linh Dang" w:date="2026-07-08T11:29:23Z">
+        <w:r>
+          <w:rPr>
+            <w:rFonts w:cs="Arial" w:ascii="Arial" w:hAnsi="Arial"/>
+          </w:rPr>
+          <w:delText xml:space="preserve">). Buffer controls exhibited significantly higher species richness and evenness compared to paraffin and PCR controls, as measured by </w:delText>
+        </w:r>
+      </w:del>
+      <w:del w:id="95" w:author="Linh Dang" w:date="2026-07-06T18:14:02Z">
         <w:r>
           <w:rPr>
             <w:rFonts w:cs="Arial" w:ascii="Arial" w:hAnsi="Arial"/>
@@ -1810,57 +1983,56 @@
           <w:delText xml:space="preserve">observed species count, </w:delText>
         </w:r>
       </w:del>
-      <w:r>
-        <w:rPr>
-          <w:rFonts w:cs="Arial" w:ascii="Arial" w:hAnsi="Arial"/>
-        </w:rPr>
-        <w:t>Shannon index, and inverse Simpson index</w:t>
-      </w:r>
-      <w:r>
-        <w:rPr>
-          <w:rFonts w:cs="Arial" w:ascii="Arial" w:hAnsi="Arial"/>
-        </w:rPr>
-      </w:r>
-      <w:commentRangeEnd w:id="14"/>
-      <w:r>
-        <w:commentReference w:id="14"/>
-      </w:r>
-      <w:r>
-        <w:rPr>
-          <w:rFonts w:cs="Arial" w:ascii="Arial" w:hAnsi="Arial"/>
-        </w:rPr>
-        <w:t xml:space="preserve">. </w:t>
-      </w:r>
-      <w:commentRangeStart w:id="15"/>
-      <w:r>
-        <w:rPr>
-          <w:rFonts w:cs="Arial" w:ascii="Arial" w:hAnsi="Arial"/>
-        </w:rPr>
-        <w:t xml:space="preserve">Analogous patterns were observed when stratifying by LP, year, and season (Supplementary Figures </w:t>
-      </w:r>
-      <w:r>
-        <w:rPr>
-          <w:rFonts w:cs="Arial" w:ascii="Arial" w:hAnsi="Arial"/>
-          <w:b/>
-          <w:bCs/>
-        </w:rPr>
-        <w:t>S1.xxx, S1.xxx</w:t>
-      </w:r>
-      <w:r>
-        <w:rPr>
-          <w:rFonts w:cs="Arial" w:ascii="Arial" w:hAnsi="Arial"/>
-        </w:rPr>
-        <w:t>), suggesting pervasive batch structure in the contaminant pool.</w:t>
-      </w:r>
-      <w:commentRangeEnd w:id="15"/>
-      <w:r>
-        <w:commentReference w:id="15"/>
-      </w:r>
-      <w:r>
-        <w:rPr>
-          <w:rFonts w:cs="Arial" w:ascii="Arial" w:hAnsi="Arial"/>
-        </w:rPr>
-      </w:r>
+      <w:del w:id="96" w:author="Linh Dang" w:date="2026-07-08T11:29:23Z">
+        <w:r>
+          <w:rPr>
+            <w:rFonts w:cs="Arial" w:ascii="Arial" w:hAnsi="Arial"/>
+          </w:rPr>
+          <w:delText>Shannon index, and inverse Simpson index</w:delText>
+        </w:r>
+      </w:del>
+      <w:del w:id="97" w:author="Linh Dang" w:date="2026-07-08T11:29:23Z">
+        <w:r>
+          <w:rPr>
+            <w:rFonts w:cs="Arial" w:ascii="Arial" w:hAnsi="Arial"/>
+          </w:rPr>
+          <w:commentReference w:id="14"/>
+        </w:r>
+      </w:del>
+      <w:del w:id="98" w:author="Linh Dang" w:date="2026-07-08T11:29:23Z">
+        <w:r>
+          <w:rPr>
+            <w:rFonts w:cs="Arial" w:ascii="Arial" w:hAnsi="Arial"/>
+          </w:rPr>
+          <w:delText xml:space="preserve">. Analogous patterns were observed when stratifying by LP, year, and season (Supplementary Figures </w:delText>
+        </w:r>
+      </w:del>
+      <w:del w:id="99" w:author="Linh Dang" w:date="2026-07-08T11:29:23Z">
+        <w:r>
+          <w:rPr>
+            <w:rFonts w:cs="Arial" w:ascii="Arial" w:hAnsi="Arial"/>
+            <w:b/>
+            <w:bCs/>
+          </w:rPr>
+          <w:delText>S1.xxx, S1.xxx</w:delText>
+        </w:r>
+      </w:del>
+      <w:del w:id="100" w:author="Linh Dang" w:date="2026-07-08T11:29:23Z">
+        <w:r>
+          <w:rPr>
+            <w:rFonts w:cs="Arial" w:ascii="Arial" w:hAnsi="Arial"/>
+          </w:rPr>
+          <w:delText>), suggesting pervasive batch structure in the contaminant pool.</w:delText>
+        </w:r>
+      </w:del>
+      <w:del w:id="101" w:author="Linh Dang" w:date="2026-07-08T11:29:23Z">
+        <w:r>
+          <w:rPr>
+            <w:rFonts w:cs="Arial" w:ascii="Arial" w:hAnsi="Arial"/>
+          </w:rPr>
+          <w:commentReference w:id="15"/>
+        </w:r>
+      </w:del>
     </w:p>
     <w:p>
       <w:pPr>
@@ -1869,10 +2041,23 @@
         <w:jc w:val="both"/>
         <w:rPr>
           <w:rFonts w:ascii="Arial" w:hAnsi="Arial" w:cs="Arial"/>
-          <w:del w:id="73" w:author="Linh Dang" w:date="2026-06-03T14:00:24Z"/>
-        </w:rPr>
-      </w:pPr>
-      <w:del w:id="72" w:author="Linh Dang" w:date="2026-06-03T14:00:24Z">
+        </w:rPr>
+      </w:pPr>
+      <w:r>
+        <w:rPr/>
+      </w:r>
+    </w:p>
+    <w:p>
+      <w:pPr>
+        <w:pStyle w:val="BodyText"/>
+        <w:spacing w:lineRule="auto" w:line="480"/>
+        <w:jc w:val="both"/>
+        <w:rPr>
+          <w:rFonts w:ascii="Arial" w:hAnsi="Arial" w:cs="Arial"/>
+          <w:del w:id="104" w:author="Linh Dang" w:date="2026-06-03T14:00:24Z"/>
+        </w:rPr>
+      </w:pPr>
+      <w:del w:id="103" w:author="Linh Dang" w:date="2026-06-03T14:00:24Z">
         <w:r>
           <w:rPr>
             <w:rFonts w:cs="Arial" w:ascii="Arial" w:hAnsi="Arial"/>
@@ -1892,10 +2077,10 @@
         <w:jc w:val="both"/>
         <w:rPr>
           <w:rFonts w:ascii="Arial" w:hAnsi="Arial" w:cs="Arial"/>
-          <w:del w:id="75" w:author="Linh Dang" w:date="2026-06-03T14:00:24Z"/>
-        </w:rPr>
-      </w:pPr>
-      <w:del w:id="74" w:author="Linh Dang" w:date="2026-06-03T14:00:24Z">
+          <w:del w:id="106" w:author="Linh Dang" w:date="2026-06-03T14:00:24Z"/>
+        </w:rPr>
+      </w:pPr>
+      <w:del w:id="105" w:author="Linh Dang" w:date="2026-06-03T14:00:24Z">
         <w:r>
           <w:rPr>
             <w:rFonts w:cs="Arial" w:ascii="Arial" w:hAnsi="Arial"/>
@@ -1917,7 +2102,7 @@
           <w:rFonts w:ascii="Arial" w:hAnsi="Arial" w:cs="Arial"/>
         </w:rPr>
       </w:pPr>
-      <w:del w:id="76" w:author="Linh Dang" w:date="2026-06-03T14:00:24Z">
+      <w:del w:id="107" w:author="Linh Dang" w:date="2026-06-03T14:00:24Z">
         <w:bookmarkStart w:id="4" w:name="diversity-of-negative-controls_Copy_1_Co"/>
         <w:r>
           <w:rPr>
@@ -1953,7 +2138,7 @@
           <w:rFonts w:ascii="Arial" w:hAnsi="Arial" w:cs="Arial"/>
         </w:rPr>
       </w:pPr>
-      <w:del w:id="77" w:author="Linh Dang" w:date="2026-06-03T14:01:30Z">
+      <w:del w:id="108" w:author="Linh Dang" w:date="2026-06-03T14:01:30Z">
         <w:r>
           <w:rPr>
             <w:rFonts w:cs="Arial" w:ascii="Arial" w:hAnsi="Arial"/>
@@ -1961,7 +2146,7 @@
           <w:delText>In total, … different species were identified in all NCTs. To</w:delText>
         </w:r>
       </w:del>
-      <w:ins w:id="78" w:author="Linh Dang" w:date="2026-06-03T14:01:32Z">
+      <w:ins w:id="109" w:author="Linh Dang" w:date="2026-06-03T14:01:32Z">
         <w:r>
           <w:rPr>
             <w:rFonts w:cs="Arial" w:ascii="Arial" w:hAnsi="Arial"/>
@@ -2072,7 +2257,7 @@
         </w:rPr>
         <w:t xml:space="preserve">, were </w:t>
       </w:r>
-      <w:del w:id="79" w:author="Linh Dang" w:date="2026-06-03T15:46:39Z">
+      <w:del w:id="110" w:author="Linh Dang" w:date="2026-06-03T15:46:39Z">
         <w:r>
           <w:rPr>
             <w:rFonts w:cs="Arial" w:ascii="Arial" w:hAnsi="Arial"/>
@@ -2086,7 +2271,7 @@
         </w:rPr>
         <w:t xml:space="preserve"> high prevalent </w:t>
       </w:r>
-      <w:del w:id="80" w:author="Linh Dang" w:date="2026-06-03T15:46:45Z">
+      <w:del w:id="111" w:author="Linh Dang" w:date="2026-06-03T15:46:45Z">
         <w:r>
           <w:rPr>
             <w:rFonts w:cs="Arial" w:ascii="Arial" w:hAnsi="Arial"/>
@@ -2100,7 +2285,7 @@
         </w:rPr>
         <w:t xml:space="preserve"> </w:t>
       </w:r>
-      <w:del w:id="81" w:author="Linh Dang" w:date="2026-06-03T15:46:53Z">
+      <w:del w:id="112" w:author="Linh Dang" w:date="2026-06-03T15:46:53Z">
         <w:r>
           <w:rPr>
             <w:rFonts w:cs="Arial" w:ascii="Arial" w:hAnsi="Arial"/>
@@ -2108,7 +2293,7 @@
           <w:delText>high</w:delText>
         </w:r>
       </w:del>
-      <w:ins w:id="82" w:author="Linh Dang" w:date="2026-06-03T15:46:55Z">
+      <w:ins w:id="113" w:author="Linh Dang" w:date="2026-06-03T15:46:55Z">
         <w:r>
           <w:rPr>
             <w:rFonts w:cs="Arial" w:ascii="Arial" w:hAnsi="Arial"/>
@@ -2126,7 +2311,7 @@
         <w:rPr/>
         <w:commentReference w:id="18"/>
       </w:r>
-      <w:ins w:id="83" w:author="Linh Dang" w:date="2026-06-03T15:48:43Z">
+      <w:ins w:id="114" w:author="Linh Dang" w:date="2026-06-03T15:48:43Z">
         <w:r>
           <w:rPr/>
           <w:commentReference w:id="19"/>
@@ -2162,7 +2347,7 @@
         <w:rPr/>
         <w:commentReference w:id="21"/>
       </w:r>
-      <w:ins w:id="84" w:author="Linh Dang" w:date="2026-06-03T15:49:17Z">
+      <w:ins w:id="115" w:author="Linh Dang" w:date="2026-06-03T15:49:17Z">
         <w:r>
           <w:rPr/>
           <w:commentReference w:id="22"/>
@@ -2216,7 +2401,7 @@
           <w:rFonts w:ascii="Arial" w:hAnsi="Arial" w:cs="Arial"/>
         </w:rPr>
       </w:pPr>
-      <w:del w:id="85" w:author="Linh Dang" w:date="2026-06-16T13:20:04Z">
+      <w:del w:id="116" w:author="Linh Dang" w:date="2026-06-16T13:20:04Z">
         <w:r>
           <w:rPr>
             <w:rFonts w:cs="Arial" w:ascii="Arial" w:hAnsi="Arial"/>
@@ -2224,7 +2409,7 @@
           <w:delText xml:space="preserve">Following the correction for batch effects, differential abundance analysis (DAA) among control types revealed several taxa specifically enriched in paraffin controls (taxa </w:delText>
         </w:r>
       </w:del>
-      <w:del w:id="86" w:author="Linh Dang" w:date="2026-06-16T13:20:04Z">
+      <w:del w:id="117" w:author="Linh Dang" w:date="2026-06-16T13:20:04Z">
         <w:r>
           <w:rPr>
             <w:rFonts w:cs="Arial" w:ascii="Arial" w:hAnsi="Arial"/>
@@ -2234,7 +2419,7 @@
           <w:delText>XXX</w:delText>
         </w:r>
       </w:del>
-      <w:del w:id="87" w:author="Linh Dang" w:date="2026-06-16T13:20:04Z">
+      <w:del w:id="118" w:author="Linh Dang" w:date="2026-06-16T13:20:04Z">
         <w:r>
           <w:rPr>
             <w:rFonts w:cs="Arial" w:ascii="Arial" w:hAnsi="Arial"/>
@@ -2242,7 +2427,7 @@
           <w:delText xml:space="preserve"> from the analyses, Figure 1.</w:delText>
         </w:r>
       </w:del>
-      <w:del w:id="88" w:author="Linh Dang" w:date="2026-06-04T13:29:52Z">
+      <w:del w:id="119" w:author="Linh Dang" w:date="2026-06-04T13:29:52Z">
         <w:r>
           <w:rPr>
             <w:rFonts w:cs="Arial" w:ascii="Arial" w:hAnsi="Arial"/>
@@ -2250,7 +2435,7 @@
           <w:delText>6</w:delText>
         </w:r>
       </w:del>
-      <w:del w:id="89" w:author="Linh Dang" w:date="2026-06-16T13:20:04Z">
+      <w:del w:id="120" w:author="Linh Dang" w:date="2026-06-16T13:20:04Z">
         <w:r>
           <w:rPr>
             <w:rFonts w:cs="Arial" w:ascii="Arial" w:hAnsi="Arial"/>
@@ -2258,13 +2443,15 @@
           <w:delText>),</w:delText>
         </w:r>
       </w:del>
-      <w:del w:id="90" w:author="Linh Dang" w:date="2026-06-16T13:20:04Z">
-        <w:r>
-          <w:rPr/>
+      <w:del w:id="121" w:author="Linh Dang" w:date="2026-06-16T13:20:04Z">
+        <w:r>
+          <w:rPr>
+            <w:rFonts w:cs="Arial" w:ascii="Arial" w:hAnsi="Arial"/>
+          </w:rPr>
           <w:commentReference w:id="24"/>
         </w:r>
       </w:del>
-      <w:del w:id="91" w:author="Linh Dang" w:date="2026-06-16T13:20:04Z">
+      <w:del w:id="122" w:author="Linh Dang" w:date="2026-06-16T13:20:04Z">
         <w:r>
           <w:rPr>
             <w:rFonts w:cs="Arial" w:ascii="Arial" w:hAnsi="Arial"/>
@@ -2272,13 +2459,15 @@
           <w:delText xml:space="preserve"> </w:delText>
         </w:r>
       </w:del>
-      <w:del w:id="92" w:author="Linh Dang" w:date="2026-06-16T13:20:04Z">
-        <w:r>
-          <w:rPr/>
+      <w:del w:id="123" w:author="Linh Dang" w:date="2026-06-16T13:20:04Z">
+        <w:r>
+          <w:rPr>
+            <w:rFonts w:cs="Arial" w:ascii="Arial" w:hAnsi="Arial"/>
+          </w:rPr>
           <w:commentReference w:id="25"/>
         </w:r>
       </w:del>
-      <w:del w:id="93" w:author="Linh Dang" w:date="2026-06-16T13:20:04Z">
+      <w:del w:id="124" w:author="Linh Dang" w:date="2026-06-16T13:20:04Z">
         <w:r>
           <w:rPr>
             <w:rFonts w:cs="Arial" w:ascii="Arial" w:hAnsi="Arial"/>
@@ -2294,10 +2483,10 @@
         <w:jc w:val="both"/>
         <w:rPr>
           <w:rFonts w:ascii="Arial" w:hAnsi="Arial" w:cs="Arial"/>
-          <w:ins w:id="96" w:author="Linh Dang" w:date="2026-06-11T05:29:08Z"/>
-        </w:rPr>
-      </w:pPr>
-      <w:del w:id="94" w:author="Linh Dang" w:date="2026-06-11T05:29:00Z">
+          <w:ins w:id="127" w:author="Linh Dang" w:date="2026-06-11T05:29:08Z"/>
+        </w:rPr>
+      </w:pPr>
+      <w:del w:id="125" w:author="Linh Dang" w:date="2026-06-11T05:29:00Z">
         <w:r>
           <w:rPr>
             <w:rFonts w:cs="Arial" w:ascii="Arial" w:hAnsi="Arial"/>
@@ -2305,7 +2494,7 @@
           <w:delText>Need elaborations</w:delText>
         </w:r>
       </w:del>
-      <w:ins w:id="95" w:author="Linh Dang" w:date="2026-06-11T05:29:08Z">
+      <w:ins w:id="126" w:author="Linh Dang" w:date="2026-06-11T05:29:08Z">
         <w:r>
           <w:rPr>
             <w:rFonts w:cs="Arial" w:ascii="Arial" w:hAnsi="Arial"/>
@@ -2323,7 +2512,7 @@
           <w:rFonts w:ascii="Arial" w:hAnsi="Arial" w:cs="Arial"/>
         </w:rPr>
       </w:pPr>
-      <w:ins w:id="97" w:author="Linh Dang" w:date="2026-06-11T05:35:48Z">
+      <w:ins w:id="128" w:author="Linh Dang" w:date="2026-06-11T05:35:48Z">
         <w:r>
           <w:rPr>
             <w:rFonts w:cs="Arial" w:ascii="Arial" w:hAnsi="Arial"/>
@@ -2331,7 +2520,7 @@
           <w:t xml:space="preserve">We applied The MaAslin2 R package for differential abundant analyses with respect to negative control types, as shown in Figure 1.E. </w:t>
         </w:r>
       </w:ins>
-      <w:ins w:id="98" w:author="Linh Dang" w:date="2026-06-11T05:35:48Z">
+      <w:ins w:id="129" w:author="Linh Dang" w:date="2026-06-11T05:35:48Z">
         <w:r>
           <w:rPr>
             <w:rFonts w:eastAsia="Aptos" w:cs="Arial" w:ascii="Arial" w:hAnsi="Arial" w:eastAsiaTheme="minorHAnsi"/>
@@ -2344,7 +2533,7 @@
           <w:t>Notably</w:t>
         </w:r>
       </w:ins>
-      <w:ins w:id="99" w:author="Linh Dang" w:date="2026-06-11T05:35:48Z">
+      <w:ins w:id="130" w:author="Linh Dang" w:date="2026-06-11T05:35:48Z">
         <w:r>
           <w:rPr>
             <w:rFonts w:cs="Arial" w:ascii="Arial" w:hAnsi="Arial"/>
@@ -2352,7 +2541,7 @@
           <w:t>,</w:t>
         </w:r>
       </w:ins>
-      <w:ins w:id="100" w:author="Linh Dang" w:date="2026-06-11T05:44:47Z">
+      <w:ins w:id="131" w:author="Linh Dang" w:date="2026-06-11T05:44:47Z">
         <w:r>
           <w:rPr>
             <w:rFonts w:cs="Arial" w:ascii="Arial" w:hAnsi="Arial"/>
@@ -2360,7 +2549,7 @@
           <w:t xml:space="preserve"> </w:t>
         </w:r>
       </w:ins>
-      <w:ins w:id="101" w:author="Linh Dang" w:date="2026-06-11T05:48:17Z">
+      <w:ins w:id="132" w:author="Linh Dang" w:date="2026-06-11T05:48:17Z">
         <w:r>
           <w:rPr>
             <w:rFonts w:cs="Arial" w:ascii="Arial" w:hAnsi="Arial"/>
@@ -2368,7 +2557,7 @@
           <w:t xml:space="preserve">we </w:t>
         </w:r>
       </w:ins>
-      <w:ins w:id="102" w:author="Linh Dang" w:date="2026-06-11T05:50:10Z">
+      <w:ins w:id="133" w:author="Linh Dang" w:date="2026-06-11T05:50:10Z">
         <w:r>
           <w:rPr>
             <w:rFonts w:cs="Arial" w:ascii="Arial" w:hAnsi="Arial"/>
@@ -2376,7 +2565,7 @@
           <w:t xml:space="preserve">also add </w:t>
         </w:r>
       </w:ins>
-      <w:ins w:id="103" w:author="Linh Dang" w:date="2026-06-11T05:50:10Z">
+      <w:ins w:id="134" w:author="Linh Dang" w:date="2026-06-11T05:50:10Z">
         <w:r>
           <w:rPr>
             <w:rFonts w:eastAsia="Aptos" w:cs="Arial" w:ascii="Arial" w:hAnsi="Arial" w:eastAsiaTheme="minorHAnsi"/>
@@ -2389,7 +2578,7 @@
           <w:t>laboratory</w:t>
         </w:r>
       </w:ins>
-      <w:ins w:id="104" w:author="Linh Dang" w:date="2026-06-11T05:50:10Z">
+      <w:ins w:id="135" w:author="Linh Dang" w:date="2026-06-11T05:50:10Z">
         <w:r>
           <w:rPr>
             <w:rFonts w:cs="Arial" w:ascii="Arial" w:hAnsi="Arial"/>
@@ -2397,7 +2586,7 @@
           <w:t xml:space="preserve"> </w:t>
         </w:r>
       </w:ins>
-      <w:ins w:id="105" w:author="Linh Dang" w:date="2026-06-11T05:50:10Z">
+      <w:ins w:id="136" w:author="Linh Dang" w:date="2026-06-11T05:50:10Z">
         <w:r>
           <w:rPr>
             <w:rFonts w:eastAsia="Aptos" w:cs="Arial" w:ascii="Arial" w:hAnsi="Arial" w:eastAsiaTheme="minorHAnsi"/>
@@ -2410,7 +2599,7 @@
           <w:t>personnel</w:t>
         </w:r>
       </w:ins>
-      <w:ins w:id="106" w:author="Linh Dang" w:date="2026-06-11T05:50:10Z">
+      <w:ins w:id="137" w:author="Linh Dang" w:date="2026-06-11T05:50:10Z">
         <w:r>
           <w:rPr>
             <w:rFonts w:cs="Arial" w:ascii="Arial" w:hAnsi="Arial"/>
@@ -2418,7 +2607,7 @@
           <w:t xml:space="preserve"> as a covariate</w:t>
         </w:r>
       </w:ins>
-      <w:ins w:id="107" w:author="Linh Dang" w:date="2026-06-11T05:51:15Z">
+      <w:ins w:id="138" w:author="Linh Dang" w:date="2026-06-11T05:51:15Z">
         <w:r>
           <w:rPr>
             <w:rFonts w:cs="Arial" w:ascii="Arial" w:hAnsi="Arial"/>
@@ -2426,7 +2615,7 @@
           <w:t xml:space="preserve"> to the </w:t>
         </w:r>
       </w:ins>
-      <w:ins w:id="108" w:author="Linh Dang" w:date="2026-06-11T05:52:23Z">
+      <w:ins w:id="139" w:author="Linh Dang" w:date="2026-06-11T05:52:23Z">
         <w:r>
           <w:rPr>
             <w:rFonts w:cs="Arial" w:ascii="Arial" w:hAnsi="Arial"/>
@@ -2434,7 +2623,7 @@
           <w:t xml:space="preserve">model </w:t>
         </w:r>
       </w:ins>
-      <w:ins w:id="109" w:author="Linh Dang" w:date="2026-06-11T06:00:11Z">
+      <w:ins w:id="140" w:author="Linh Dang" w:date="2026-06-11T06:00:11Z">
         <w:r>
           <w:rPr>
             <w:rFonts w:cs="Arial" w:ascii="Arial" w:hAnsi="Arial"/>
@@ -2442,7 +2631,7 @@
           <w:t xml:space="preserve">to accounting for its batch effect. The analyses show </w:t>
         </w:r>
       </w:ins>
-      <w:ins w:id="110" w:author="Linh Dang" w:date="2026-06-11T06:04:35Z">
+      <w:ins w:id="141" w:author="Linh Dang" w:date="2026-06-11T06:04:35Z">
         <w:r>
           <w:rPr>
             <w:rFonts w:cs="Arial" w:ascii="Arial" w:hAnsi="Arial"/>
@@ -2450,7 +2639,7 @@
           <w:t>that the abundance of many sp</w:t>
         </w:r>
       </w:ins>
-      <w:ins w:id="111" w:author="Linh Dang" w:date="2026-06-11T06:05:36Z">
+      <w:ins w:id="142" w:author="Linh Dang" w:date="2026-06-11T06:05:36Z">
         <w:r>
           <w:rPr>
             <w:rFonts w:cs="Arial" w:ascii="Arial" w:hAnsi="Arial"/>
@@ -2458,7 +2647,7 @@
           <w:t xml:space="preserve">ecies from </w:t>
         </w:r>
       </w:ins>
-      <w:ins w:id="112" w:author="Linh Dang" w:date="2026-06-11T06:05:36Z">
+      <w:ins w:id="143" w:author="Linh Dang" w:date="2026-06-11T06:05:36Z">
         <w:r>
           <w:rPr>
             <w:rFonts w:cs="Arial" w:ascii="Arial" w:hAnsi="Arial"/>
@@ -2468,7 +2657,7 @@
           <w:t>Burkholderia</w:t>
         </w:r>
       </w:ins>
-      <w:ins w:id="113" w:author="Linh Dang" w:date="2026-06-11T06:05:36Z">
+      <w:ins w:id="144" w:author="Linh Dang" w:date="2026-06-11T06:05:36Z">
         <w:r>
           <w:rPr>
             <w:rFonts w:cs="Arial" w:ascii="Arial" w:hAnsi="Arial"/>
@@ -2476,7 +2665,7 @@
           <w:t xml:space="preserve"> are enriched in buffer control compared to</w:t>
         </w:r>
       </w:ins>
-      <w:ins w:id="114" w:author="Linh Dang" w:date="2026-06-11T06:06:37Z">
+      <w:ins w:id="145" w:author="Linh Dang" w:date="2026-06-11T06:06:37Z">
         <w:r>
           <w:rPr>
             <w:rFonts w:cs="Arial" w:ascii="Arial" w:hAnsi="Arial"/>
@@ -2484,7 +2673,7 @@
           <w:t xml:space="preserve"> PCR control, while</w:t>
         </w:r>
       </w:ins>
-      <w:ins w:id="115" w:author="Linh Dang" w:date="2026-06-11T06:08:35Z">
+      <w:ins w:id="146" w:author="Linh Dang" w:date="2026-06-11T06:08:35Z">
         <w:r>
           <w:rPr>
             <w:rFonts w:cs="Arial" w:ascii="Arial" w:hAnsi="Arial"/>
@@ -2492,7 +2681,7 @@
           <w:t xml:space="preserve"> in paraffin controls species from Sphingomonas</w:t>
         </w:r>
       </w:ins>
-      <w:ins w:id="116" w:author="Linh Dang" w:date="2026-06-11T06:09:42Z">
+      <w:ins w:id="147" w:author="Linh Dang" w:date="2026-06-11T06:09:42Z">
         <w:r>
           <w:rPr>
             <w:rFonts w:cs="Arial" w:ascii="Arial" w:hAnsi="Arial"/>
@@ -2710,7 +2899,7 @@
         </w:tc>
         <w:tc>
           <w:tcPr>
-            <w:cellIns w:id="117" w:author="Unknown Author" w:date="2026-05-29T09:59:51Z"/>
+            <w:cellIns w:id="148" w:author="Unknown Author" w:date="2026-05-29T09:59:51Z"/>
             <w:tcW w:w="1350" w:type="dxa"/>
             <w:tcBorders>
               <w:bottom w:val="single" w:sz="6" w:space="0" w:color="000000"/>
@@ -2728,7 +2917,7 @@
                 <w:rFonts w:ascii="Arial" w:hAnsi="Arial" w:eastAsia="Aptos" w:cs="Arial"/>
               </w:rPr>
             </w:pPr>
-            <w:ins w:id="118" w:author="Unknown Author" w:date="2026-05-29T09:59:51Z">
+            <w:ins w:id="149" w:author="Unknown Author" w:date="2026-05-29T09:59:51Z">
               <w:r>
                 <w:rPr>
                   <w:rFonts w:eastAsia="Aptos" w:cs="Arial" w:ascii="Arial" w:hAnsi="Arial"/>
@@ -2740,7 +2929,7 @@
                 <w:t>‍</w:t>
               </w:r>
             </w:ins>
-            <w:ins w:id="119" w:author="Unknown Author" w:date="2026-05-29T09:59:51Z">
+            <w:ins w:id="150" w:author="Unknown Author" w:date="2026-05-29T09:59:51Z">
               <w:r>
                 <w:rPr>
                   <w:rFonts w:eastAsia="Aptos" w:cs="Arial" w:ascii="Arial" w:hAnsi="Arial"/>
@@ -2811,7 +3000,7 @@
               </w:rPr>
               <w:t>2</w:t>
             </w:r>
-            <w:ins w:id="120" w:author="Unknown Author" w:date="2026-05-29T10:03:40Z">
+            <w:ins w:id="151" w:author="Unknown Author" w:date="2026-05-29T10:03:40Z">
               <w:r>
                 <w:rPr>
                   <w:rFonts w:eastAsia="Aptos" w:cs="Arial" w:ascii="Arial" w:hAnsi="Arial"/>
@@ -2823,7 +3012,7 @@
                 <w:t>6</w:t>
               </w:r>
             </w:ins>
-            <w:del w:id="121" w:author="Unknown Author" w:date="2026-05-29T10:03:40Z">
+            <w:del w:id="152" w:author="Unknown Author" w:date="2026-05-29T10:03:40Z">
               <w:r>
                 <w:rPr>
                   <w:rFonts w:eastAsia="Aptos" w:cs="Arial" w:ascii="Arial" w:hAnsi="Arial"/>
@@ -2863,7 +3052,7 @@
               </w:rPr>
               <w:t>6</w:t>
             </w:r>
-            <w:ins w:id="122" w:author="Unknown Author" w:date="2026-05-29T10:04:07Z">
+            <w:ins w:id="153" w:author="Unknown Author" w:date="2026-05-29T10:04:07Z">
               <w:r>
                 <w:rPr>
                   <w:rFonts w:eastAsia="Aptos" w:cs="Arial" w:ascii="Arial" w:hAnsi="Arial"/>
@@ -2875,7 +3064,7 @@
                 <w:t>7</w:t>
               </w:r>
             </w:ins>
-            <w:del w:id="123" w:author="Unknown Author" w:date="2026-05-29T10:04:06Z">
+            <w:del w:id="154" w:author="Unknown Author" w:date="2026-05-29T10:04:06Z">
               <w:r>
                 <w:rPr>
                   <w:rFonts w:eastAsia="Aptos" w:cs="Arial" w:ascii="Arial" w:hAnsi="Arial"/>
@@ -2905,7 +3094,7 @@
                 <w:rFonts w:ascii="Arial" w:hAnsi="Arial" w:eastAsia="Aptos" w:cs="Arial"/>
               </w:rPr>
             </w:pPr>
-            <w:ins w:id="124" w:author="Unknown Author" w:date="2026-05-29T10:04:30Z">
+            <w:ins w:id="155" w:author="Unknown Author" w:date="2026-05-29T10:04:30Z">
               <w:r>
                 <w:rPr>
                   <w:rFonts w:eastAsia="Aptos" w:cs="Arial" w:ascii="Arial" w:hAnsi="Arial"/>
@@ -2917,7 +3106,7 @@
                 <w:t>17</w:t>
               </w:r>
             </w:ins>
-            <w:del w:id="125" w:author="Unknown Author" w:date="2026-05-29T10:04:30Z">
+            <w:del w:id="156" w:author="Unknown Author" w:date="2026-05-29T10:04:30Z">
               <w:r>
                 <w:rPr>
                   <w:rFonts w:eastAsia="Aptos" w:cs="Arial" w:ascii="Arial" w:hAnsi="Arial"/>
@@ -2947,7 +3136,7 @@
                 <w:rFonts w:ascii="Arial" w:hAnsi="Arial" w:eastAsia="Aptos" w:cs="Arial"/>
               </w:rPr>
             </w:pPr>
-            <w:ins w:id="126" w:author="Unknown Author" w:date="2026-05-29T10:04:57Z">
+            <w:ins w:id="157" w:author="Unknown Author" w:date="2026-05-29T10:04:57Z">
               <w:r>
                 <w:rPr>
                   <w:rFonts w:eastAsia="Aptos" w:cs="Arial" w:ascii="Arial" w:hAnsi="Arial"/>
@@ -2959,7 +3148,7 @@
                 <w:t>38</w:t>
               </w:r>
             </w:ins>
-            <w:del w:id="127" w:author="Unknown Author" w:date="2026-05-29T10:04:56Z">
+            <w:del w:id="158" w:author="Unknown Author" w:date="2026-05-29T10:04:56Z">
               <w:r>
                 <w:rPr>
                   <w:rFonts w:eastAsia="Aptos" w:cs="Arial" w:ascii="Arial" w:hAnsi="Arial"/>
@@ -2975,7 +3164,7 @@
         </w:tc>
         <w:tc>
           <w:tcPr>
-            <w:cellIns w:id="128" w:author="Unknown Author" w:date="2026-05-29T09:59:51Z"/>
+            <w:cellIns w:id="159" w:author="Unknown Author" w:date="2026-05-29T09:59:51Z"/>
             <w:tcW w:w="1350" w:type="dxa"/>
             <w:tcBorders/>
           </w:tcPr>
@@ -2990,7 +3179,7 @@
                 <w:rFonts w:ascii="Arial" w:hAnsi="Arial" w:eastAsia="Aptos" w:cs="Arial"/>
               </w:rPr>
             </w:pPr>
-            <w:ins w:id="129" w:author="Unknown Author" w:date="2026-05-29T09:59:51Z">
+            <w:ins w:id="160" w:author="Unknown Author" w:date="2026-05-29T09:59:51Z">
               <w:r>
                 <w:rPr>
                   <w:rFonts w:eastAsia="Aptos" w:cs="Arial" w:ascii="Arial" w:hAnsi="Arial"/>
@@ -3002,7 +3191,7 @@
                 <w:t>‍</w:t>
               </w:r>
             </w:ins>
-            <w:ins w:id="130" w:author="Unknown Author" w:date="2026-05-29T10:03:06Z">
+            <w:ins w:id="161" w:author="Unknown Author" w:date="2026-05-29T10:03:06Z">
               <w:r>
                 <w:rPr>
                   <w:rFonts w:eastAsia="Aptos" w:cs="Arial" w:ascii="Arial" w:hAnsi="Arial"/>
@@ -3063,7 +3252,7 @@
                 <w:rFonts w:ascii="Arial" w:hAnsi="Arial" w:eastAsia="Aptos" w:cs="Arial"/>
               </w:rPr>
             </w:pPr>
-            <w:ins w:id="131" w:author="Unknown Author" w:date="2026-05-29T10:03:44Z">
+            <w:ins w:id="162" w:author="Unknown Author" w:date="2026-05-29T10:03:44Z">
               <w:r>
                 <w:rPr>
                   <w:rFonts w:eastAsia="Aptos" w:cs="Arial" w:ascii="Arial" w:hAnsi="Arial"/>
@@ -3075,7 +3264,7 @@
                 <w:t>2</w:t>
               </w:r>
             </w:ins>
-            <w:del w:id="132" w:author="Unknown Author" w:date="2026-05-29T10:03:44Z">
+            <w:del w:id="163" w:author="Unknown Author" w:date="2026-05-29T10:03:44Z">
               <w:r>
                 <w:rPr>
                   <w:rFonts w:eastAsia="Aptos" w:cs="Arial" w:ascii="Arial" w:hAnsi="Arial"/>
@@ -3115,7 +3304,7 @@
               </w:rPr>
               <w:t>5</w:t>
             </w:r>
-            <w:ins w:id="133" w:author="Unknown Author" w:date="2026-05-29T10:04:11Z">
+            <w:ins w:id="164" w:author="Unknown Author" w:date="2026-05-29T10:04:11Z">
               <w:r>
                 <w:rPr>
                   <w:rFonts w:eastAsia="Aptos" w:cs="Arial" w:ascii="Arial" w:hAnsi="Arial"/>
@@ -3127,7 +3316,7 @@
                 <w:t>6</w:t>
               </w:r>
             </w:ins>
-            <w:del w:id="134" w:author="Unknown Author" w:date="2026-05-29T10:04:11Z">
+            <w:del w:id="165" w:author="Unknown Author" w:date="2026-05-29T10:04:11Z">
               <w:r>
                 <w:rPr>
                   <w:rFonts w:eastAsia="Aptos" w:cs="Arial" w:ascii="Arial" w:hAnsi="Arial"/>
@@ -3157,7 +3346,7 @@
                 <w:rFonts w:ascii="Arial" w:hAnsi="Arial" w:eastAsia="Aptos" w:cs="Arial"/>
               </w:rPr>
             </w:pPr>
-            <w:ins w:id="135" w:author="Unknown Author" w:date="2026-05-29T10:04:35Z">
+            <w:ins w:id="166" w:author="Unknown Author" w:date="2026-05-29T10:04:35Z">
               <w:r>
                 <w:rPr>
                   <w:rFonts w:eastAsia="Aptos" w:cs="Arial" w:ascii="Arial" w:hAnsi="Arial"/>
@@ -3169,7 +3358,7 @@
                 <w:t>9</w:t>
               </w:r>
             </w:ins>
-            <w:del w:id="136" w:author="Unknown Author" w:date="2026-05-29T10:04:34Z">
+            <w:del w:id="167" w:author="Unknown Author" w:date="2026-05-29T10:04:34Z">
               <w:r>
                 <w:rPr>
                   <w:rFonts w:eastAsia="Aptos" w:cs="Arial" w:ascii="Arial" w:hAnsi="Arial"/>
@@ -3209,7 +3398,7 @@
               </w:rPr>
               <w:t>1</w:t>
             </w:r>
-            <w:del w:id="137" w:author="Unknown Author" w:date="2026-05-29T10:05:01Z">
+            <w:del w:id="168" w:author="Unknown Author" w:date="2026-05-29T10:05:01Z">
               <w:r>
                 <w:rPr>
                   <w:rFonts w:eastAsia="Aptos" w:cs="Arial" w:ascii="Arial" w:hAnsi="Arial"/>
@@ -3225,7 +3414,7 @@
         </w:tc>
         <w:tc>
           <w:tcPr>
-            <w:cellIns w:id="138" w:author="Unknown Author" w:date="2026-05-29T09:59:51Z"/>
+            <w:cellIns w:id="169" w:author="Unknown Author" w:date="2026-05-29T09:59:51Z"/>
             <w:tcW w:w="1350" w:type="dxa"/>
             <w:tcBorders/>
           </w:tcPr>
@@ -3240,7 +3429,7 @@
                 <w:rFonts w:ascii="Arial" w:hAnsi="Arial" w:eastAsia="Aptos" w:cs="Arial"/>
               </w:rPr>
             </w:pPr>
-            <w:ins w:id="139" w:author="Unknown Author" w:date="2026-05-29T09:59:51Z">
+            <w:ins w:id="170" w:author="Unknown Author" w:date="2026-05-29T09:59:51Z">
               <w:r>
                 <w:rPr>
                   <w:rFonts w:eastAsia="Aptos" w:cs="Arial" w:ascii="Arial" w:hAnsi="Arial"/>
@@ -3252,7 +3441,7 @@
                 <w:t>‍</w:t>
               </w:r>
             </w:ins>
-            <w:ins w:id="140" w:author="Unknown Author" w:date="2026-05-29T10:03:14Z">
+            <w:ins w:id="171" w:author="Unknown Author" w:date="2026-05-29T10:03:14Z">
               <w:r>
                 <w:rPr>
                   <w:rFonts w:eastAsia="Aptos" w:cs="Arial" w:ascii="Arial" w:hAnsi="Arial"/>
@@ -3341,7 +3530,7 @@
                 <w:rFonts w:ascii="Arial" w:hAnsi="Arial" w:eastAsia="Aptos" w:cs="Arial"/>
               </w:rPr>
             </w:pPr>
-            <w:ins w:id="141" w:author="Unknown Author" w:date="2026-05-29T10:04:16Z">
+            <w:ins w:id="172" w:author="Unknown Author" w:date="2026-05-29T10:04:16Z">
               <w:r>
                 <w:rPr>
                   <w:rFonts w:eastAsia="Aptos" w:cs="Arial" w:ascii="Arial" w:hAnsi="Arial"/>
@@ -3353,7 +3542,7 @@
                 <w:t>4</w:t>
               </w:r>
             </w:ins>
-            <w:del w:id="142" w:author="Unknown Author" w:date="2026-05-29T10:04:15Z">
+            <w:del w:id="173" w:author="Unknown Author" w:date="2026-05-29T10:04:15Z">
               <w:r>
                 <w:rPr>
                   <w:rFonts w:eastAsia="Aptos" w:cs="Arial" w:ascii="Arial" w:hAnsi="Arial"/>
@@ -3383,7 +3572,7 @@
                 <w:rFonts w:ascii="Arial" w:hAnsi="Arial" w:eastAsia="Aptos" w:cs="Arial"/>
               </w:rPr>
             </w:pPr>
-            <w:ins w:id="143" w:author="Unknown Author" w:date="2026-05-29T10:04:40Z">
+            <w:ins w:id="174" w:author="Unknown Author" w:date="2026-05-29T10:04:40Z">
               <w:r>
                 <w:rPr>
                   <w:rFonts w:eastAsia="Aptos" w:cs="Arial" w:ascii="Arial" w:hAnsi="Arial"/>
@@ -3395,7 +3584,7 @@
                 <w:t>4</w:t>
               </w:r>
             </w:ins>
-            <w:del w:id="144" w:author="Unknown Author" w:date="2026-05-29T10:04:40Z">
+            <w:del w:id="175" w:author="Unknown Author" w:date="2026-05-29T10:04:40Z">
               <w:r>
                 <w:rPr>
                   <w:rFonts w:eastAsia="Aptos" w:cs="Arial" w:ascii="Arial" w:hAnsi="Arial"/>
@@ -3425,7 +3614,7 @@
                 <w:rFonts w:ascii="Arial" w:hAnsi="Arial" w:eastAsia="Aptos" w:cs="Arial"/>
               </w:rPr>
             </w:pPr>
-            <w:ins w:id="145" w:author="Unknown Author" w:date="2026-05-29T10:05:05Z">
+            <w:ins w:id="176" w:author="Unknown Author" w:date="2026-05-29T10:05:05Z">
               <w:r>
                 <w:rPr>
                   <w:rFonts w:eastAsia="Aptos" w:cs="Arial" w:ascii="Arial" w:hAnsi="Arial"/>
@@ -3437,7 +3626,7 @@
                 <w:t>8</w:t>
               </w:r>
             </w:ins>
-            <w:del w:id="146" w:author="Unknown Author" w:date="2026-05-29T10:05:05Z">
+            <w:del w:id="177" w:author="Unknown Author" w:date="2026-05-29T10:05:05Z">
               <w:r>
                 <w:rPr>
                   <w:rFonts w:eastAsia="Aptos" w:cs="Arial" w:ascii="Arial" w:hAnsi="Arial"/>
@@ -3453,7 +3642,7 @@
         </w:tc>
         <w:tc>
           <w:tcPr>
-            <w:cellIns w:id="147" w:author="Unknown Author" w:date="2026-05-29T09:59:51Z"/>
+            <w:cellIns w:id="178" w:author="Unknown Author" w:date="2026-05-29T09:59:51Z"/>
             <w:tcW w:w="1350" w:type="dxa"/>
             <w:tcBorders/>
           </w:tcPr>
@@ -3468,7 +3657,7 @@
                 <w:rFonts w:ascii="Arial" w:hAnsi="Arial" w:eastAsia="Aptos" w:cs="Arial"/>
               </w:rPr>
             </w:pPr>
-            <w:ins w:id="148" w:author="Unknown Author" w:date="2026-05-29T09:59:51Z">
+            <w:ins w:id="179" w:author="Unknown Author" w:date="2026-05-29T09:59:51Z">
               <w:r>
                 <w:rPr>
                   <w:rFonts w:eastAsia="Aptos" w:cs="Arial" w:ascii="Arial" w:hAnsi="Arial"/>
@@ -3480,7 +3669,7 @@
                 <w:t>‍</w:t>
               </w:r>
             </w:ins>
-            <w:ins w:id="149" w:author="Unknown Author" w:date="2026-05-29T10:03:18Z">
+            <w:ins w:id="180" w:author="Unknown Author" w:date="2026-05-29T10:03:18Z">
               <w:r>
                 <w:rPr>
                   <w:rFonts w:eastAsia="Aptos" w:cs="Arial" w:ascii="Arial" w:hAnsi="Arial"/>
@@ -3602,7 +3791,7 @@
         </w:rPr>
         <w:t>prevalent and abundant oral microbiota in our NCT samples, we further explored the possible batch effect that is introduced by the LP that processed the samples. To this end, two LPs performed DNA extraction, library preparation and sequencing of four sterile water samples, which were equally distributed. The experiment was repeated twice in different environments. First</w:t>
       </w:r>
-      <w:ins w:id="150" w:author="Linh Dang" w:date="2026-06-04T16:26:21Z">
+      <w:ins w:id="181" w:author="Linh Dang" w:date="2026-06-04T16:26:21Z">
         <w:r>
           <w:rPr>
             <w:rFonts w:cs="Arial" w:ascii="Arial" w:hAnsi="Arial"/>
@@ -3644,7 +3833,7 @@
           <w:rFonts w:cs="Arial" w:ascii="Arial" w:hAnsi="Arial"/>
         </w:rPr>
       </w:r>
-      <w:ins w:id="151" w:author="Linh Dang" w:date="2026-06-11T09:33:44Z">
+      <w:ins w:id="182" w:author="Linh Dang" w:date="2026-06-11T09:33:44Z">
         <w:commentRangeEnd w:id="28"/>
         <w:r>
           <w:commentReference w:id="28"/>
@@ -3657,7 +3846,7 @@
       <w:r>
         <w:rPr/>
       </w:r>
-      <w:ins w:id="152" w:author="Linh Dang" w:date="2026-06-11T09:34:00Z">
+      <w:ins w:id="183" w:author="Linh Dang" w:date="2026-06-11T09:34:00Z">
         <w:commentRangeEnd w:id="27"/>
         <w:r>
           <w:commentReference w:id="27"/>
@@ -3673,7 +3862,7 @@
         </w:rPr>
         <w:t>; see Materials and Methods for full protocol). Notably, in univariate analyses alpha diversity analysis revealed no significant difference with respect to environmental condition (</w:t>
       </w:r>
-      <w:ins w:id="153" w:author="Linh Dang" w:date="2026-06-17T15:18:34Z">
+      <w:ins w:id="184" w:author="Linh Dang" w:date="2026-06-17T15:18:34Z">
         <w:r>
           <w:rPr>
             <w:rFonts w:cs="Arial" w:ascii="Arial" w:hAnsi="Arial"/>
@@ -3687,7 +3876,7 @@
         </w:rPr>
         <w:t xml:space="preserve">Observed species: </w:t>
       </w:r>
-      <w:del w:id="154" w:author="Linh Dang" w:date="2026-06-17T15:10:13Z">
+      <w:del w:id="185" w:author="Linh Dang" w:date="2026-06-17T15:10:13Z">
         <w:r>
           <w:rPr>
             <w:rFonts w:cs="Arial" w:ascii="Arial" w:hAnsi="Arial"/>
@@ -3701,7 +3890,7 @@
         </w:rPr>
         <w:t xml:space="preserve"> p = </w:t>
       </w:r>
-      <w:ins w:id="155" w:author="Linh Dang" w:date="2026-06-17T15:19:18Z">
+      <w:ins w:id="186" w:author="Linh Dang" w:date="2026-06-17T15:19:18Z">
         <w:r>
           <w:rPr>
             <w:rFonts w:cs="Arial" w:ascii="Arial" w:hAnsi="Arial"/>
@@ -3715,7 +3904,7 @@
         </w:rPr>
         <w:t>, Shannon</w:t>
       </w:r>
-      <w:ins w:id="156" w:author="Linh Dang" w:date="2026-06-17T15:19:26Z">
+      <w:ins w:id="187" w:author="Linh Dang" w:date="2026-06-17T15:19:26Z">
         <w:r>
           <w:rPr>
             <w:rFonts w:cs="Arial" w:ascii="Arial" w:hAnsi="Arial"/>
@@ -3729,7 +3918,7 @@
         </w:rPr>
         <w:t xml:space="preserve">: </w:t>
       </w:r>
-      <w:del w:id="157" w:author="Linh Dang" w:date="2026-06-17T15:10:18Z">
+      <w:del w:id="188" w:author="Linh Dang" w:date="2026-06-17T15:10:18Z">
         <w:commentRangeStart w:id="31"/>
         <w:r>
           <w:rPr>
@@ -3753,7 +3942,7 @@
         </w:rPr>
         <w:t xml:space="preserve"> p = </w:t>
       </w:r>
-      <w:ins w:id="158" w:author="Linh Dang" w:date="2026-06-17T15:19:41Z">
+      <w:ins w:id="189" w:author="Linh Dang" w:date="2026-06-17T15:19:41Z">
         <w:r>
           <w:rPr>
             <w:rFonts w:cs="Arial" w:ascii="Arial" w:hAnsi="Arial"/>
@@ -3767,7 +3956,7 @@
         </w:rPr>
         <w:t xml:space="preserve">), but  a clear distinction between LPs was observed (Observed species: </w:t>
       </w:r>
-      <w:del w:id="159" w:author="Linh Dang" w:date="2026-06-17T19:24:11Z">
+      <w:del w:id="190" w:author="Linh Dang" w:date="2026-06-17T19:24:11Z">
         <w:r>
           <w:rPr>
             <w:rFonts w:cs="Arial" w:ascii="Arial" w:hAnsi="Arial"/>
@@ -3781,7 +3970,7 @@
         </w:rPr>
         <w:t xml:space="preserve">, p = </w:t>
       </w:r>
-      <w:ins w:id="160" w:author="Linh Dang" w:date="2026-06-17T19:25:56Z">
+      <w:ins w:id="191" w:author="Linh Dang" w:date="2026-06-17T19:25:56Z">
         <w:r>
           <w:rPr>
             <w:rFonts w:cs="Arial" w:ascii="Arial" w:hAnsi="Arial"/>
@@ -3795,7 +3984,7 @@
         </w:rPr>
         <w:t xml:space="preserve">, Shannon: </w:t>
       </w:r>
-      <w:del w:id="161" w:author="Linh Dang" w:date="2026-06-17T19:24:20Z">
+      <w:del w:id="192" w:author="Linh Dang" w:date="2026-06-17T19:24:20Z">
         <w:r>
           <w:rPr>
             <w:rFonts w:cs="Arial" w:ascii="Arial" w:hAnsi="Arial"/>
@@ -3809,7 +3998,7 @@
         </w:rPr>
         <w:t xml:space="preserve">, p </w:t>
       </w:r>
-      <w:ins w:id="162" w:author="Linh Dang" w:date="2026-06-17T19:26:07Z">
+      <w:ins w:id="193" w:author="Linh Dang" w:date="2026-06-17T19:26:07Z">
         <w:r>
           <w:rPr>
             <w:rFonts w:cs="Arial" w:ascii="Arial" w:hAnsi="Arial"/>
@@ -3817,7 +4006,7 @@
           <w:t>&lt; 0.001</w:t>
         </w:r>
       </w:ins>
-      <w:del w:id="163" w:author="Linh Dang" w:date="2026-06-17T19:26:07Z">
+      <w:del w:id="194" w:author="Linh Dang" w:date="2026-06-17T19:26:07Z">
         <w:r>
           <w:rPr>
             <w:rFonts w:cs="Arial" w:ascii="Arial" w:hAnsi="Arial"/>
@@ -3831,7 +4020,7 @@
         </w:rPr>
         <w:t xml:space="preserve"> ,Figure 2.</w:t>
       </w:r>
-      <w:ins w:id="164" w:author="Linh Dang" w:date="2026-06-17T19:25:48Z">
+      <w:ins w:id="195" w:author="Linh Dang" w:date="2026-06-17T19:25:48Z">
         <w:r>
           <w:rPr>
             <w:rFonts w:cs="Arial" w:ascii="Arial" w:hAnsi="Arial"/>
@@ -3839,7 +4028,7 @@
           <w:t>B</w:t>
         </w:r>
       </w:ins>
-      <w:del w:id="165" w:author="Linh Dang" w:date="2026-06-17T19:25:46Z">
+      <w:del w:id="196" w:author="Linh Dang" w:date="2026-06-17T19:25:46Z">
         <w:r>
           <w:rPr>
             <w:rFonts w:cs="Arial" w:ascii="Arial" w:hAnsi="Arial"/>
@@ -3877,7 +4066,7 @@
       <w:r>
         <w:rPr/>
       </w:r>
-      <w:ins w:id="166" w:author="Linh Dang" w:date="2026-06-11T09:50:53Z">
+      <w:ins w:id="197" w:author="Linh Dang" w:date="2026-06-11T09:50:53Z">
         <w:commentRangeEnd w:id="32"/>
         <w:r>
           <w:commentReference w:id="32"/>
@@ -3893,7 +4082,7 @@
         </w:rPr>
         <w:t>), with no significant effect of environmental conditions (p-value = 0.3926; Fig. 2.</w:t>
       </w:r>
-      <w:ins w:id="167" w:author="Linh Dang" w:date="2026-06-17T19:28:38Z">
+      <w:ins w:id="198" w:author="Linh Dang" w:date="2026-06-17T19:28:38Z">
         <w:r>
           <w:rPr>
             <w:rFonts w:cs="Arial" w:ascii="Arial" w:hAnsi="Arial"/>
@@ -3901,7 +4090,7 @@
           <w:t>C</w:t>
         </w:r>
       </w:ins>
-      <w:del w:id="168" w:author="Linh Dang" w:date="2026-06-17T19:28:32Z">
+      <w:del w:id="199" w:author="Linh Dang" w:date="2026-06-17T19:28:32Z">
         <w:r>
           <w:rPr>
             <w:rFonts w:cs="Arial" w:ascii="Arial" w:hAnsi="Arial"/>
@@ -3909,9 +4098,11 @@
           <w:delText>3</w:delText>
         </w:r>
       </w:del>
-      <w:del w:id="169" w:author="Linh Dang" w:date="2026-06-17T19:28:32Z">
-        <w:r>
-          <w:rPr/>
+      <w:del w:id="200" w:author="Linh Dang" w:date="2026-06-17T19:28:32Z">
+        <w:r>
+          <w:rPr>
+            <w:rFonts w:cs="Arial" w:ascii="Arial" w:hAnsi="Arial"/>
+          </w:rPr>
           <w:commentReference w:id="34"/>
         </w:r>
       </w:del>
@@ -3921,7 +4112,7 @@
         </w:rPr>
         <w:t xml:space="preserve">). Notably, </w:t>
       </w:r>
-      <w:ins w:id="170" w:author="Linh Dang" w:date="2026-06-17T19:44:30Z">
+      <w:ins w:id="201" w:author="Linh Dang" w:date="2026-06-17T19:44:30Z">
         <w:r>
           <w:rPr>
             <w:rFonts w:cs="Arial" w:ascii="Arial" w:hAnsi="Arial"/>
@@ -3935,7 +4126,7 @@
         </w:rPr>
         <w:t xml:space="preserve">after adjusting LP as random effect in a </w:t>
       </w:r>
-      <w:del w:id="171" w:author="Linh Dang" w:date="2026-06-17T19:49:23Z">
+      <w:del w:id="202" w:author="Linh Dang" w:date="2026-06-17T19:49:23Z">
         <w:commentRangeStart w:id="35"/>
         <w:r>
           <w:rPr>
@@ -3944,7 +4135,7 @@
           <w:delText>multiple</w:delText>
         </w:r>
       </w:del>
-      <w:ins w:id="172" w:author="Linh Dang" w:date="2026-06-17T19:49:27Z">
+      <w:ins w:id="203" w:author="Linh Dang" w:date="2026-06-17T19:49:27Z">
         <w:r>
           <w:rPr>
             <w:rFonts w:cs="Arial" w:ascii="Arial" w:hAnsi="Arial"/>
@@ -4189,7 +4380,7 @@
         </w:rPr>
         <w:t xml:space="preserve">3. </w:t>
       </w:r>
-      <w:del w:id="173" w:author="Linh Dang" w:date="2026-07-06T12:37:23Z">
+      <w:del w:id="204" w:author="Linh Dang" w:date="2026-07-06T12:37:23Z">
         <w:r>
           <w:rPr>
             <w:rFonts w:cs="Arial" w:ascii="Arial" w:hAnsi="Arial"/>
@@ -4203,7 +4394,7 @@
         </w:rPr>
         <w:t>Decontamination Methods</w:t>
       </w:r>
-      <w:ins w:id="174" w:author="Linh Dang" w:date="2026-07-06T12:37:31Z">
+      <w:ins w:id="205" w:author="Linh Dang" w:date="2026-07-06T12:37:31Z">
         <w:r>
           <w:rPr>
             <w:rFonts w:cs="Arial" w:ascii="Arial" w:hAnsi="Arial"/>
@@ -4211,7 +4402,7 @@
           <w:t xml:space="preserve"> with multi-step filtering procedure performs the best</w:t>
         </w:r>
       </w:ins>
-      <w:ins w:id="175" w:author="Linh Dang" w:date="2026-07-06T12:31:19Z">
+      <w:ins w:id="206" w:author="Linh Dang" w:date="2026-07-06T12:31:19Z">
         <w:r>
           <w:rPr>
             <w:rFonts w:cs="Arial" w:ascii="Arial" w:hAnsi="Arial"/>
@@ -4289,7 +4480,7 @@
           <w:rFonts w:ascii="Arial" w:hAnsi="Arial" w:cs="Arial"/>
         </w:rPr>
       </w:pPr>
-      <w:del w:id="176" w:author="Linh Dang" w:date="2026-07-06T11:06:38Z">
+      <w:del w:id="207" w:author="Linh Dang" w:date="2026-07-06T11:06:38Z">
         <w:r>
           <w:rPr>
             <w:rFonts w:cs="Arial" w:ascii="Arial" w:hAnsi="Arial"/>
@@ -4297,7 +4488,7 @@
           <w:delText>Firstly</w:delText>
         </w:r>
       </w:del>
-      <w:ins w:id="177" w:author="Linh Dang" w:date="2026-07-06T11:06:42Z">
+      <w:ins w:id="208" w:author="Linh Dang" w:date="2026-07-06T11:06:42Z">
         <w:r>
           <w:rPr>
             <w:rFonts w:cs="Arial" w:ascii="Arial" w:hAnsi="Arial"/>
@@ -4311,7 +4502,7 @@
         </w:rPr>
         <w:t xml:space="preserve">, a comparison was made between decontamination data sets </w:t>
       </w:r>
-      <w:del w:id="178" w:author="Linh Dang" w:date="2026-07-06T11:05:43Z">
+      <w:del w:id="209" w:author="Linh Dang" w:date="2026-07-06T11:05:43Z">
         <w:r>
           <w:rPr>
             <w:rFonts w:cs="Arial" w:ascii="Arial" w:hAnsi="Arial"/>
@@ -4319,7 +4510,7 @@
           <w:delText>and the</w:delText>
         </w:r>
       </w:del>
-      <w:ins w:id="179" w:author="Linh Dang" w:date="2026-07-06T11:05:45Z">
+      <w:ins w:id="210" w:author="Linh Dang" w:date="2026-07-06T11:05:45Z">
         <w:r>
           <w:rPr>
             <w:rFonts w:cs="Arial" w:ascii="Arial" w:hAnsi="Arial"/>
@@ -4333,7 +4524,7 @@
         </w:rPr>
         <w:t xml:space="preserve"> longitudinally </w:t>
       </w:r>
-      <w:del w:id="180" w:author="Linh Dang" w:date="2026-07-06T11:06:09Z">
+      <w:del w:id="211" w:author="Linh Dang" w:date="2026-07-06T11:06:09Z">
         <w:r>
           <w:rPr>
             <w:rFonts w:cs="Arial" w:ascii="Arial" w:hAnsi="Arial"/>
@@ -4347,7 +4538,7 @@
         </w:rPr>
         <w:t xml:space="preserve"> contaminant profile. </w:t>
       </w:r>
-      <w:del w:id="181" w:author="Linh Dang" w:date="2026-07-06T11:07:25Z">
+      <w:del w:id="212" w:author="Linh Dang" w:date="2026-07-06T11:07:25Z">
         <w:r>
           <w:rPr>
             <w:rFonts w:cs="Arial" w:ascii="Arial" w:hAnsi="Arial"/>
@@ -4355,7 +4546,7 @@
           <w:delText>Secondly</w:delText>
         </w:r>
       </w:del>
-      <w:ins w:id="182" w:author="Linh Dang" w:date="2026-07-06T11:07:29Z">
+      <w:ins w:id="213" w:author="Linh Dang" w:date="2026-07-06T11:07:29Z">
         <w:r>
           <w:rPr>
             <w:rFonts w:eastAsia="Aptos" w:cs="Arial" w:ascii="Arial" w:hAnsi="Arial" w:eastAsiaTheme="minorHAnsi"/>
@@ -4384,7 +4575,7 @@
           <w:rFonts w:ascii="Arial" w:hAnsi="Arial" w:cs="Arial"/>
         </w:rPr>
       </w:pPr>
-      <w:del w:id="183" w:author="Linh Dang" w:date="2026-07-06T12:42:20Z">
+      <w:del w:id="214" w:author="Linh Dang" w:date="2026-07-06T12:42:20Z">
         <w:r>
           <w:rPr>
             <w:rFonts w:cs="Arial" w:ascii="Arial" w:hAnsi="Arial"/>
@@ -4416,7 +4607,7 @@
         <w:rPr/>
         <w:commentReference w:id="44"/>
       </w:r>
-      <w:ins w:id="184" w:author="Linh Dang" w:date="2026-07-06T10:51:12Z">
+      <w:ins w:id="215" w:author="Linh Dang" w:date="2026-07-06T10:51:12Z">
         <w:r>
           <w:rPr/>
           <w:commentReference w:id="45"/>
@@ -4428,7 +4619,7 @@
         </w:rPr>
         <w:t xml:space="preserve">We leveraged the longitudinally derived contaminant profile from above mentioned experiments as a negative reference for evaluation and defined a composite score comprising two complementary components: yield and purity. First, yield is the proportion of putative significant taxa absent from the NCT survey over the number of observed species. On the other hand, purity is the proportion of NCT-absent taxa among all putative significant taxa over the total number of putative significant taxa. The composite score, which is the product of yield and purity, simultaneously rewards methods that exclude contaminant taxa while prevents excessive removal of true taxa (see Materials and Methods section for more details). Scores were computed per sample, and methods were compared using a </w:t>
       </w:r>
-      <w:ins w:id="185" w:author="Linh Dang" w:date="2026-07-06T12:21:19Z">
+      <w:ins w:id="216" w:author="Linh Dang" w:date="2026-07-06T12:21:19Z">
         <w:commentRangeStart w:id="46"/>
         <w:r>
           <w:rPr>
@@ -4442,7 +4633,7 @@
           <w:rFonts w:cs="Arial" w:ascii="Arial" w:hAnsi="Arial"/>
         </w:rPr>
       </w:r>
-      <w:del w:id="186" w:author="Linh Dang" w:date="2026-07-06T12:21:01Z">
+      <w:del w:id="217" w:author="Linh Dang" w:date="2026-07-06T12:21:01Z">
         <w:commentRangeEnd w:id="46"/>
         <w:r>
           <w:commentReference w:id="46"/>
@@ -4482,7 +4673,7 @@
         </w:rPr>
         <w:t>ND data scored lower than Nj and restrictive method, on the same level with Decontam method. Interestingly, the composite score from SCRuB is the smallest. Normally</w:t>
       </w:r>
-      <w:ins w:id="187" w:author="Linh Dang" w:date="2026-07-06T12:27:06Z">
+      <w:ins w:id="218" w:author="Linh Dang" w:date="2026-07-06T12:27:06Z">
         <w:r>
           <w:rPr>
             <w:rFonts w:cs="Arial" w:ascii="Arial" w:hAnsi="Arial"/>
@@ -4668,10 +4859,10 @@
           </w:pPr>
         </w:pPrChange>
         <w:rPr>
-          <w:ins w:id="189" w:author="Linh Dang" w:date="2026-07-06T14:29:09Z"/>
-        </w:rPr>
-      </w:pPr>
-      <w:ins w:id="188" w:author="Linh Dang" w:date="2026-07-06T14:29:09Z">
+          <w:ins w:id="220" w:author="Linh Dang" w:date="2026-07-06T14:29:09Z"/>
+        </w:rPr>
+      </w:pPr>
+      <w:ins w:id="219" w:author="Linh Dang" w:date="2026-07-06T14:29:09Z">
         <w:r>
           <w:rPr/>
           <w:t>3.3 Test of Ratio</w:t>
@@ -4904,7 +5095,7 @@
                 <w:rFonts w:ascii="Arial" w:hAnsi="Arial" w:eastAsia="Aptos" w:cs="Arial"/>
               </w:rPr>
             </w:pPr>
-            <w:ins w:id="190" w:author="Linh Dang" w:date="2026-07-06T14:30:58Z">
+            <w:ins w:id="221" w:author="Linh Dang" w:date="2026-07-06T14:30:58Z">
               <w:r>
                 <w:rPr>
                   <w:rFonts w:eastAsia="Aptos" w:cs="Arial" w:ascii="Arial" w:hAnsi="Arial"/>
@@ -4916,7 +5107,7 @@
                 <w:t>Count of union</w:t>
               </w:r>
             </w:ins>
-            <w:del w:id="191" w:author="Linh Dang" w:date="2026-07-06T14:30:54Z">
+            <w:del w:id="222" w:author="Linh Dang" w:date="2026-07-06T14:30:54Z">
               <w:r>
                 <w:rPr>
                   <w:rFonts w:eastAsia="Aptos" w:cs="Arial" w:ascii="Arial" w:hAnsi="Arial"/>
@@ -4928,9 +5119,15 @@
                 <w:delText>n_union</w:delText>
               </w:r>
             </w:del>
-            <w:del w:id="192" w:author="Linh Dang" w:date="2026-07-06T14:30:54Z">
+            <w:del w:id="223" w:author="Linh Dang" w:date="2026-07-06T14:30:54Z">
               <w:r>
-                <w:rPr/>
+                <w:rPr>
+                  <w:rFonts w:eastAsia="Aptos" w:cs="Arial" w:ascii="Arial" w:hAnsi="Arial"/>
+                  <w:kern w:val="0"/>
+                  <w:sz w:val="24"/>
+                  <w:szCs w:val="24"/>
+                  <w:lang w:val="en-US" w:eastAsia="en-US" w:bidi="ar-SA"/>
+                </w:rPr>
                 <w:commentReference w:id="53"/>
               </w:r>
             </w:del>
@@ -5821,8 +6018,8 @@
               </w:rPr>
               <w:t>0.641</w:t>
             </w:r>
-            <w:bookmarkStart w:id="9" w:name="benchmarking-of-decontamination-methods"/>
-            <w:bookmarkStart w:id="10" w:name="assessment-using-technical-replicates"/>
+            <w:bookmarkStart w:id="9" w:name="assessment-using-technical-replicates"/>
+            <w:bookmarkStart w:id="10" w:name="benchmarking-of-decontamination-methods"/>
             <w:bookmarkEnd w:id="9"/>
             <w:bookmarkEnd w:id="10"/>
           </w:p>
@@ -6133,14 +6330,14 @@
         <w:rPr>
           <w:rFonts w:cs="Arial" w:ascii="Arial" w:hAnsi="Arial"/>
         </w:rPr>
-        <w:t>genome of 13550 bacterial taxa, latest updated on Dece</w:t>
+        <w:t>genome of 13550 bacterial taxa, latest updated on Dec</w:t>
       </w:r>
       <w:bookmarkEnd w:id="12"/>
       <w:r>
         <w:rPr>
           <w:rFonts w:cs="Arial" w:ascii="Arial" w:hAnsi="Arial"/>
         </w:rPr>
-        <w:t>mber 2024.</w:t>
+        <w:t>ember 2024.</w:t>
       </w:r>
     </w:p>
     <w:p>
@@ -6440,14 +6637,14 @@
         <w:rPr>
           <w:rFonts w:cs="Arial" w:ascii="Arial" w:hAnsi="Arial"/>
         </w:rPr>
-        <w:t xml:space="preserve"> and Wrench method in R package (8) for norm</w:t>
+        <w:t xml:space="preserve"> and Wrench method in R package (8) for nor</w:t>
       </w:r>
       <w:bookmarkEnd w:id="14"/>
       <w:r>
         <w:rPr>
           <w:rFonts w:cs="Arial" w:ascii="Arial" w:hAnsi="Arial"/>
         </w:rPr>
-        <w:t>alization.</w:t>
+        <w:t>malization.</w:t>
       </w:r>
     </w:p>
     <w:p>
@@ -7459,260 +7656,276 @@
   <w:comment w:id="0" w:author="Christoph Ammer-Herrmenau" w:date="2026-04-13T22:16:00Z" w:initials="CA">
     <w:p>
       <w:pPr>
+        <w:overflowPunct w:val="false"/>
+        <w:spacing w:before="0" w:after="0"/>
+        <w:rPr/>
+      </w:pPr>
+      <w:hyperlink r:id="rId1">
+        <w:r>
+          <w:rPr>
+            <w:rFonts w:ascii="Liberation Serif" w:hAnsi="Liberation Serif" w:eastAsia="DejaVu Sans" w:cs="Noto Sans Arabic UI"/>
+            <w:lang w:val="en-US" w:eastAsia="en-US" w:bidi="en-US"/>
+          </w:rPr>
+          <w:t xml:space="preserve">https://doi.org/10.1158/2159-8290.CD-21-1059 </w:t>
+        </w:r>
+      </w:hyperlink>
+    </w:p>
+  </w:comment>
+  <w:comment w:id="1" w:author="Christoph Ammer-Herrmenau" w:date="2026-04-13T22:16:00Z" w:initials="CA">
+    <w:p>
+      <w:pPr>
+        <w:overflowPunct w:val="false"/>
+        <w:spacing w:before="0" w:after="0"/>
+        <w:rPr/>
+      </w:pPr>
+      <w:r>
+        <w:rPr>
+          <w:rFonts w:ascii="Liberation Serif" w:hAnsi="Liberation Serif" w:eastAsia="DejaVu Sans" w:cs="Noto Sans Arabic UI"/>
+          <w:lang w:val="en-US" w:eastAsia="en-US" w:bidi="en-US"/>
+        </w:rPr>
+        <w:t>Requilme et al, Pushalkar et al Nejman et al, Geller et al.</w:t>
+      </w:r>
+    </w:p>
+  </w:comment>
+  <w:comment w:id="2" w:author="Christoph Ammer-Herrmenau" w:date="2026-04-13T22:19:00Z" w:initials="CA">
+    <w:p>
+      <w:pPr>
+        <w:overflowPunct w:val="false"/>
+        <w:spacing w:before="0" w:after="0"/>
+        <w:rPr/>
+      </w:pPr>
+      <w:r>
+        <w:rPr>
+          <w:rFonts w:ascii="Liberation Serif" w:hAnsi="Liberation Serif" w:eastAsia="DejaVu Sans" w:cs="Noto Sans Arabic UI"/>
+          <w:lang w:val="en-US" w:eastAsia="en-US" w:bidi="en-US"/>
+        </w:rPr>
+        <w:t>Cell paper intratumoral microbiome.</w:t>
+      </w:r>
+    </w:p>
+  </w:comment>
+  <w:comment w:id="3" w:author="Christoph Ammer-Herrmenau" w:date="2026-04-22T21:34:00Z" w:initials="CA">
+    <w:p>
+      <w:pPr>
+        <w:overflowPunct w:val="false"/>
+        <w:spacing w:before="0" w:after="0"/>
+        <w:rPr/>
+      </w:pPr>
+      <w:r>
+        <w:rPr>
+          <w:rFonts w:ascii="Liberation Serif" w:hAnsi="Liberation Serif" w:eastAsia="DejaVu Sans" w:cs="Noto Sans Arabic UI"/>
+          <w:lang w:val="en-US" w:eastAsia="en-US" w:bidi="en-US"/>
+        </w:rPr>
+        <w:t>Better figure 1A, B etc.</w:t>
+      </w:r>
+    </w:p>
+  </w:comment>
+  <w:comment w:id="4" w:author="Christoph Ammer-Herrmenau" w:date="2026-04-22T21:34:00Z" w:initials="CA">
+    <w:p>
+      <w:pPr>
+        <w:overflowPunct w:val="false"/>
+        <w:spacing w:before="0" w:after="0"/>
+        <w:rPr/>
+      </w:pPr>
+      <w:r>
+        <w:rPr>
+          <w:rFonts w:ascii="Liberation Serif" w:hAnsi="Liberation Serif" w:eastAsia="DejaVu Sans" w:cs="Noto Sans Arabic UI"/>
+          <w:lang w:val="en-US" w:eastAsia="en-US" w:bidi="en-US"/>
+        </w:rPr>
+        <w:t>Here I identified more than 10 H2O controls in PDA-MAPS and P-MAPS has even more.</w:t>
+      </w:r>
+    </w:p>
+  </w:comment>
+  <w:comment w:id="6" w:author="Christoph Ammer-Herrmenau" w:date="2026-04-22T21:54:00Z" w:initials="CA">
+    <w:p>
+      <w:pPr>
+        <w:overflowPunct w:val="false"/>
+        <w:spacing w:before="0" w:after="0"/>
+        <w:rPr/>
+      </w:pPr>
+      <w:r>
+        <w:rPr>
+          <w:rFonts w:ascii="Liberation Serif" w:hAnsi="Liberation Serif" w:eastAsia="DejaVu Sans" w:cs="Noto Sans Arabic UI"/>
+          <w:lang w:val="en-US" w:eastAsia="en-US" w:bidi="en-US"/>
+        </w:rPr>
+        <w:t>I guess we should reevaluate the sample size too make the data more robust.</w:t>
+      </w:r>
+    </w:p>
+  </w:comment>
+  <w:comment w:id="5" w:author="Christoph Ammer-Herrmenau" w:date="2026-04-22T21:55:00Z" w:initials="CA">
+    <w:p>
+      <w:pPr>
+        <w:overflowPunct w:val="false"/>
+        <w:spacing w:before="0" w:after="0"/>
+        <w:rPr/>
+      </w:pPr>
+      <w:r>
+        <w:rPr>
+          <w:rFonts w:ascii="Liberation Serif" w:hAnsi="Liberation Serif" w:eastAsia="DejaVu Sans" w:cs="Noto Sans Arabic UI"/>
+          <w:lang w:val="en-US" w:eastAsia="en-US" w:bidi="en-US"/>
+        </w:rPr>
+        <w:t>Buffer and paraffin can remain like they are.</w:t>
+      </w:r>
+    </w:p>
+  </w:comment>
+  <w:comment w:id="7" w:author="Christoph Ammer-Herrmenau" w:date="2026-04-22T21:37:00Z" w:initials="CA">
+    <w:p>
+      <w:pPr>
+        <w:overflowPunct w:val="false"/>
+        <w:spacing w:before="0" w:after="0"/>
+        <w:rPr/>
+      </w:pPr>
+      <w:r>
+        <w:rPr>
+          <w:rFonts w:ascii="Liberation Serif" w:hAnsi="Liberation Serif" w:eastAsia="DejaVu Sans" w:cs="Noto Sans Arabic UI"/>
+          <w:lang w:val="en-US" w:eastAsia="en-US" w:bidi="en-US"/>
+        </w:rPr>
+        <w:t>I would define filter here as well.</w:t>
+      </w:r>
+    </w:p>
+  </w:comment>
+  <w:comment w:id="8" w:author="Christoph Ammer-Herrmenau" w:date="2026-04-22T21:40:00Z" w:initials="CA">
+    <w:p>
+      <w:pPr>
+        <w:overflowPunct w:val="false"/>
+        <w:spacing w:before="0" w:after="0"/>
+        <w:rPr/>
+      </w:pPr>
+      <w:r>
+        <w:rPr>
+          <w:rFonts w:ascii="Liberation Serif" w:hAnsi="Liberation Serif" w:eastAsia="DejaVu Sans" w:cs="Noto Sans Arabic UI"/>
+          <w:lang w:val="en-US" w:eastAsia="en-US" w:bidi="en-US"/>
+        </w:rPr>
+        <w:t>Figure 1B</w:t>
+      </w:r>
+    </w:p>
+  </w:comment>
+  <w:comment w:id="9" w:author="Christoph Ammer-Herrmenau" w:date="2026-04-23T21:35:00Z" w:initials="CA">
+    <w:p>
+      <w:pPr>
+        <w:overflowPunct w:val="false"/>
+        <w:spacing w:before="0" w:after="0"/>
+        <w:rPr/>
+      </w:pPr>
+      <w:r>
+        <w:rPr>
+          <w:rFonts w:ascii="Liberation Serif" w:hAnsi="Liberation Serif" w:eastAsia="DejaVu Sans" w:cs="Noto Sans Arabic UI"/>
+          <w:lang w:val="en-US" w:eastAsia="en-US" w:bidi="en-US"/>
+        </w:rPr>
+        <w:t>Do we have the alpha div for rarefaction or wrench normalization.</w:t>
+      </w:r>
+    </w:p>
+  </w:comment>
+  <w:comment w:id="10" w:author="Christoph Ammer-Herrmenau" w:date="2026-04-22T21:56:00Z" w:initials="CA">
+    <w:p>
+      <w:pPr>
+        <w:overflowPunct w:val="false"/>
+        <w:spacing w:before="0" w:after="0"/>
+        <w:rPr/>
+      </w:pPr>
+      <w:r>
+        <w:rPr>
+          <w:rFonts w:ascii="Liberation Serif" w:hAnsi="Liberation Serif" w:eastAsia="DejaVu Sans" w:cs="Noto Sans Arabic UI"/>
+          <w:lang w:val="en-US" w:eastAsia="en-US" w:bidi="en-US"/>
+        </w:rPr>
+        <w:t>Alpha- beta diversity?</w:t>
+      </w:r>
+    </w:p>
+  </w:comment>
+  <w:comment w:id="11" w:author="Christoph Ammer-Herrmenau" w:date="2026-04-22T21:57:00Z" w:initials="CA">
+    <w:p>
+      <w:pPr>
+        <w:overflowPunct w:val="false"/>
+        <w:spacing w:before="0" w:after="0"/>
+        <w:rPr/>
+      </w:pPr>
+      <w:r>
+        <w:rPr>
+          <w:rFonts w:ascii="Liberation Serif" w:hAnsi="Liberation Serif" w:eastAsia="DejaVu Sans" w:cs="Noto Sans Arabic UI"/>
+          <w:lang w:val="en-US" w:eastAsia="en-US" w:bidi="en-US"/>
+        </w:rPr>
+        <w:t>I would prefer to take only shannon OR Inv Simpson</w:t>
+      </w:r>
+    </w:p>
+  </w:comment>
+  <w:comment w:id="12" w:author="Christoph Ammer-Herrmenau" w:date="2026-04-22T21:58:00Z" w:initials="CA">
+    <w:p>
+      <w:pPr>
+        <w:overflowPunct w:val="false"/>
+        <w:spacing w:before="0" w:after="0"/>
+        <w:rPr/>
+      </w:pPr>
+      <w:r>
+        <w:rPr>
+          <w:rFonts w:ascii="Liberation Serif" w:hAnsi="Liberation Serif" w:eastAsia="DejaVu Sans" w:cs="Noto Sans Arabic UI"/>
+          <w:lang w:val="en-US" w:eastAsia="en-US" w:bidi="en-US"/>
+        </w:rPr>
+        <w:t>Please refine the figure legends. Buffer rather than buffer_ctrl, PCR rather than pcr_control</w:t>
+      </w:r>
+    </w:p>
+  </w:comment>
+  <w:comment w:id="13" w:author="Christoph Ammer-Herrmenau" w:date="2026-04-22T21:59:00Z" w:initials="CA">
+    <w:p>
+      <w:pPr>
+        <w:overflowPunct w:val="false"/>
+        <w:spacing w:before="0" w:after="0"/>
+        <w:rPr/>
+      </w:pPr>
+      <w:r>
+        <w:rPr>
+          <w:rFonts w:ascii="Liberation Serif" w:hAnsi="Liberation Serif" w:eastAsia="DejaVu Sans" w:cs="Noto Sans Arabic UI"/>
+          <w:lang w:val="en-US" w:eastAsia="en-US" w:bidi="en-US"/>
+        </w:rPr>
+        <w:t>I would always write a p-value + * if significant</w:t>
+      </w:r>
+    </w:p>
+    <w:p>
+      <w:pPr>
+        <w:overflowPunct w:val="false"/>
+        <w:spacing w:before="0" w:after="0"/>
+        <w:rPr/>
+      </w:pPr>
+      <w:r>
+        <w:rPr>
+          <w:rFonts w:ascii="Liberation Serif" w:hAnsi="Liberation Serif" w:eastAsia="DejaVu Sans" w:cs="Noto Sans Arabic UI"/>
+          <w:lang w:val="en-US" w:eastAsia="en-US" w:bidi="en-US"/>
+        </w:rPr>
+        <w:t>Please round p-values to 3 counts after comma like 0.034* or &lt; 0.001***</w:t>
+      </w:r>
+    </w:p>
+  </w:comment>
+  <w:comment w:id="14" w:author="Unknown Author" w:date="2026-05-29T10:07:22Z" w:initials="">
+    <w:p>
+      <w:pPr>
+        <w:overflowPunct w:val="false"/>
+        <w:spacing w:before="0" w:after="0"/>
+        <w:rPr/>
+      </w:pPr>
+      <w:r>
+        <w:rPr>
+          <w:rFonts w:ascii="Liberation Serif" w:hAnsi="Liberation Serif" w:eastAsia="DejaVu Sans" w:cs="Noto Sans Arabic UI"/>
+          <w:lang w:val="en-US" w:eastAsia="en-US" w:bidi="en-US"/>
+        </w:rPr>
+        <w:t>The story line here may be different (LD)</w:t>
+      </w:r>
+    </w:p>
+  </w:comment>
+  <w:comment w:id="15" w:author="Linh Dang" w:date="2026-07-06T18:35:02Z" w:initials="LD">
+    <w:p>
+      <w:pPr>
         <w:overflowPunct w:val="true"/>
         <w:spacing w:before="0" w:after="0"/>
         <w:rPr/>
       </w:pPr>
-      <w:hyperlink r:id="rId1">
-        <w:r>
-          <w:rPr>
-            <w:rFonts w:ascii="Liberation Serif" w:hAnsi="Liberation Serif" w:eastAsia="DejaVu Sans" w:cs="Noto Sans Arabic UI"/>
-            <w:lang w:val="en-US" w:eastAsia="en-US" w:bidi="en-US"/>
-          </w:rPr>
-          <w:t xml:space="preserve">https://doi.org/10.1158/2159-8290.CD-21-1059 </w:t>
-        </w:r>
-      </w:hyperlink>
+      <w:r>
+        <w:rPr>
+          <w:rFonts w:ascii="Liberation Serif" w:hAnsi="Liberation Serif" w:eastAsia="DejaVu Sans" w:cs="Noto Sans Arabic"/>
+          <w:lang w:val="en-US" w:eastAsia="en-US" w:bidi="en-US"/>
+        </w:rPr>
+        <w:t>We need a new story line here.</w:t>
+      </w:r>
     </w:p>
   </w:comment>
-  <w:comment w:id="1" w:author="Christoph Ammer-Herrmenau" w:date="2026-04-13T22:16:00Z" w:initials="CA">
-    <w:p>
-      <w:pPr>
-        <w:overflowPunct w:val="true"/>
-        <w:spacing w:before="0" w:after="0"/>
-        <w:rPr/>
-      </w:pPr>
-      <w:r>
-        <w:rPr>
-          <w:rFonts w:ascii="Liberation Serif" w:hAnsi="Liberation Serif" w:eastAsia="DejaVu Sans" w:cs="Noto Sans Arabic UI"/>
-          <w:lang w:val="en-US" w:eastAsia="en-US" w:bidi="en-US"/>
-        </w:rPr>
-        <w:t>Requilme et al, Pushalkar et al Nejman et al, Geller et al.</w:t>
-      </w:r>
-    </w:p>
-  </w:comment>
-  <w:comment w:id="2" w:author="Christoph Ammer-Herrmenau" w:date="2026-04-13T22:19:00Z" w:initials="CA">
-    <w:p>
-      <w:pPr>
-        <w:overflowPunct w:val="true"/>
-        <w:spacing w:before="0" w:after="0"/>
-        <w:rPr/>
-      </w:pPr>
-      <w:r>
-        <w:rPr>
-          <w:rFonts w:ascii="Liberation Serif" w:hAnsi="Liberation Serif" w:eastAsia="DejaVu Sans" w:cs="Noto Sans Arabic UI"/>
-          <w:lang w:val="en-US" w:eastAsia="en-US" w:bidi="en-US"/>
-        </w:rPr>
-        <w:t>Cell paper intratumoral microbiome.</w:t>
-      </w:r>
-    </w:p>
-  </w:comment>
-  <w:comment w:id="3" w:author="Christoph Ammer-Herrmenau" w:date="2026-04-22T21:34:00Z" w:initials="CA">
-    <w:p>
-      <w:pPr>
-        <w:overflowPunct w:val="true"/>
-        <w:spacing w:before="0" w:after="0"/>
-        <w:rPr/>
-      </w:pPr>
-      <w:r>
-        <w:rPr>
-          <w:rFonts w:ascii="Liberation Serif" w:hAnsi="Liberation Serif" w:eastAsia="DejaVu Sans" w:cs="Noto Sans Arabic UI"/>
-          <w:lang w:val="en-US" w:eastAsia="en-US" w:bidi="en-US"/>
-        </w:rPr>
-        <w:t>Better figure 1A, B etc.</w:t>
-      </w:r>
-    </w:p>
-  </w:comment>
-  <w:comment w:id="4" w:author="Christoph Ammer-Herrmenau" w:date="2026-04-22T21:34:00Z" w:initials="CA">
-    <w:p>
-      <w:pPr>
-        <w:overflowPunct w:val="true"/>
-        <w:spacing w:before="0" w:after="0"/>
-        <w:rPr/>
-      </w:pPr>
-      <w:r>
-        <w:rPr>
-          <w:rFonts w:ascii="Liberation Serif" w:hAnsi="Liberation Serif" w:eastAsia="DejaVu Sans" w:cs="Noto Sans Arabic UI"/>
-          <w:lang w:val="en-US" w:eastAsia="en-US" w:bidi="en-US"/>
-        </w:rPr>
-        <w:t>Here I identified more than 10 H2O controls in PDA-MAPS and P-MAPS has even more.</w:t>
-      </w:r>
-    </w:p>
-  </w:comment>
-  <w:comment w:id="6" w:author="Christoph Ammer-Herrmenau" w:date="2026-04-22T21:54:00Z" w:initials="CA">
-    <w:p>
-      <w:pPr>
-        <w:overflowPunct w:val="true"/>
-        <w:spacing w:before="0" w:after="0"/>
-        <w:rPr/>
-      </w:pPr>
-      <w:r>
-        <w:rPr>
-          <w:rFonts w:ascii="Liberation Serif" w:hAnsi="Liberation Serif" w:eastAsia="DejaVu Sans" w:cs="Noto Sans Arabic UI"/>
-          <w:lang w:val="en-US" w:eastAsia="en-US" w:bidi="en-US"/>
-        </w:rPr>
-        <w:t>I guess we should reevaluate the sample size too make the data more robust.</w:t>
-      </w:r>
-    </w:p>
-  </w:comment>
-  <w:comment w:id="5" w:author="Christoph Ammer-Herrmenau" w:date="2026-04-22T21:55:00Z" w:initials="CA">
-    <w:p>
-      <w:pPr>
-        <w:overflowPunct w:val="true"/>
-        <w:spacing w:before="0" w:after="0"/>
-        <w:rPr/>
-      </w:pPr>
-      <w:r>
-        <w:rPr>
-          <w:rFonts w:ascii="Liberation Serif" w:hAnsi="Liberation Serif" w:eastAsia="DejaVu Sans" w:cs="Noto Sans Arabic UI"/>
-          <w:lang w:val="en-US" w:eastAsia="en-US" w:bidi="en-US"/>
-        </w:rPr>
-        <w:t>Buffer and paraffin can remain like they are.</w:t>
-      </w:r>
-    </w:p>
-  </w:comment>
-  <w:comment w:id="7" w:author="Christoph Ammer-Herrmenau" w:date="2026-04-22T21:37:00Z" w:initials="CA">
-    <w:p>
-      <w:pPr>
-        <w:overflowPunct w:val="true"/>
-        <w:spacing w:before="0" w:after="0"/>
-        <w:rPr/>
-      </w:pPr>
-      <w:r>
-        <w:rPr>
-          <w:rFonts w:ascii="Liberation Serif" w:hAnsi="Liberation Serif" w:eastAsia="DejaVu Sans" w:cs="Noto Sans Arabic UI"/>
-          <w:lang w:val="en-US" w:eastAsia="en-US" w:bidi="en-US"/>
-        </w:rPr>
-        <w:t>I would define filter here as well.</w:t>
-      </w:r>
-    </w:p>
-  </w:comment>
-  <w:comment w:id="8" w:author="Christoph Ammer-Herrmenau" w:date="2026-04-22T21:40:00Z" w:initials="CA">
-    <w:p>
-      <w:pPr>
-        <w:overflowPunct w:val="true"/>
-        <w:spacing w:before="0" w:after="0"/>
-        <w:rPr/>
-      </w:pPr>
-      <w:r>
-        <w:rPr>
-          <w:rFonts w:ascii="Liberation Serif" w:hAnsi="Liberation Serif" w:eastAsia="DejaVu Sans" w:cs="Noto Sans Arabic UI"/>
-          <w:lang w:val="en-US" w:eastAsia="en-US" w:bidi="en-US"/>
-        </w:rPr>
-        <w:t>Figure 1B</w:t>
-      </w:r>
-    </w:p>
-  </w:comment>
-  <w:comment w:id="9" w:author="Christoph Ammer-Herrmenau" w:date="2026-04-23T21:35:00Z" w:initials="CA">
-    <w:p>
-      <w:pPr>
-        <w:overflowPunct w:val="true"/>
-        <w:spacing w:before="0" w:after="0"/>
-        <w:rPr/>
-      </w:pPr>
-      <w:r>
-        <w:rPr>
-          <w:rFonts w:ascii="Liberation Serif" w:hAnsi="Liberation Serif" w:eastAsia="DejaVu Sans" w:cs="Noto Sans Arabic UI"/>
-          <w:lang w:val="en-US" w:eastAsia="en-US" w:bidi="en-US"/>
-        </w:rPr>
-        <w:t>Do we have the alpha div for rarefaction or wrench normalization.</w:t>
-      </w:r>
-    </w:p>
-  </w:comment>
-  <w:comment w:id="10" w:author="Christoph Ammer-Herrmenau" w:date="2026-04-22T21:56:00Z" w:initials="CA">
-    <w:p>
-      <w:pPr>
-        <w:overflowPunct w:val="true"/>
-        <w:spacing w:before="0" w:after="0"/>
-        <w:rPr/>
-      </w:pPr>
-      <w:r>
-        <w:rPr>
-          <w:rFonts w:ascii="Liberation Serif" w:hAnsi="Liberation Serif" w:eastAsia="DejaVu Sans" w:cs="Noto Sans Arabic UI"/>
-          <w:lang w:val="en-US" w:eastAsia="en-US" w:bidi="en-US"/>
-        </w:rPr>
-        <w:t>Alpha- beta diversity?</w:t>
-      </w:r>
-    </w:p>
-  </w:comment>
-  <w:comment w:id="11" w:author="Christoph Ammer-Herrmenau" w:date="2026-04-22T21:57:00Z" w:initials="CA">
-    <w:p>
-      <w:pPr>
-        <w:overflowPunct w:val="true"/>
-        <w:spacing w:before="0" w:after="0"/>
-        <w:rPr/>
-      </w:pPr>
-      <w:r>
-        <w:rPr>
-          <w:rFonts w:ascii="Liberation Serif" w:hAnsi="Liberation Serif" w:eastAsia="DejaVu Sans" w:cs="Noto Sans Arabic UI"/>
-          <w:lang w:val="en-US" w:eastAsia="en-US" w:bidi="en-US"/>
-        </w:rPr>
-        <w:t>I would prefer to take only shannon OR Inv Simpson</w:t>
-      </w:r>
-    </w:p>
-  </w:comment>
-  <w:comment w:id="12" w:author="Christoph Ammer-Herrmenau" w:date="2026-04-22T21:58:00Z" w:initials="CA">
-    <w:p>
-      <w:pPr>
-        <w:overflowPunct w:val="true"/>
-        <w:spacing w:before="0" w:after="0"/>
-        <w:rPr/>
-      </w:pPr>
-      <w:r>
-        <w:rPr>
-          <w:rFonts w:ascii="Liberation Serif" w:hAnsi="Liberation Serif" w:eastAsia="DejaVu Sans" w:cs="Noto Sans Arabic UI"/>
-          <w:lang w:val="en-US" w:eastAsia="en-US" w:bidi="en-US"/>
-        </w:rPr>
-        <w:t>Please refine the figure legends. Buffer rather than buffer_ctrl, PCR rather than pcr_control</w:t>
-      </w:r>
-    </w:p>
-  </w:comment>
-  <w:comment w:id="13" w:author="Christoph Ammer-Herrmenau" w:date="2026-04-22T21:59:00Z" w:initials="CA">
-    <w:p>
-      <w:pPr>
-        <w:overflowPunct w:val="true"/>
-        <w:spacing w:before="0" w:after="0"/>
-        <w:rPr/>
-      </w:pPr>
-      <w:r>
-        <w:rPr>
-          <w:rFonts w:ascii="Liberation Serif" w:hAnsi="Liberation Serif" w:eastAsia="DejaVu Sans" w:cs="Noto Sans Arabic UI"/>
-          <w:lang w:val="en-US" w:eastAsia="en-US" w:bidi="en-US"/>
-        </w:rPr>
-        <w:t>I would always write a p-value + * if significant</w:t>
-      </w:r>
-    </w:p>
-    <w:p>
-      <w:pPr>
-        <w:overflowPunct w:val="true"/>
-        <w:spacing w:before="0" w:after="0"/>
-        <w:rPr/>
-      </w:pPr>
-      <w:r>
-        <w:rPr>
-          <w:rFonts w:ascii="Liberation Serif" w:hAnsi="Liberation Serif" w:eastAsia="DejaVu Sans" w:cs="Noto Sans Arabic UI"/>
-          <w:lang w:val="en-US" w:eastAsia="en-US" w:bidi="en-US"/>
-        </w:rPr>
-        <w:t>Please round p-values to 3 counts after comma like 0.034* or &lt; 0.001***</w:t>
-      </w:r>
-    </w:p>
-  </w:comment>
-  <w:comment w:id="14" w:author="Unknown Author" w:date="2026-05-29T10:07:22Z" w:initials="">
-    <w:p>
-      <w:pPr>
-        <w:overflowPunct w:val="true"/>
-        <w:spacing w:before="0" w:after="0"/>
-        <w:rPr/>
-      </w:pPr>
-      <w:r>
-        <w:rPr>
-          <w:rFonts w:ascii="Liberation Serif" w:hAnsi="Liberation Serif" w:eastAsia="DejaVu Sans" w:cs="Noto Sans Arabic UI"/>
-          <w:lang w:val="en-US" w:eastAsia="en-US" w:bidi="en-US"/>
-        </w:rPr>
-        <w:t>The story line here may be different (LD)</w:t>
-      </w:r>
-    </w:p>
-  </w:comment>
-  <w:comment w:id="15" w:author="Linh Dang" w:date="2026-07-06T18:35:02Z" w:initials="LD">
+  <w:comment w:id="16" w:author="Christoph Ammer-Herrmenau" w:date="2026-04-23T21:33:00Z" w:initials="CA">
     <w:p>
       <w:pPr>
         <w:overflowPunct w:val="false"/>
@@ -7721,22 +7934,6 @@
       </w:pPr>
       <w:r>
         <w:rPr>
-          <w:rFonts w:ascii="Liberation Serif" w:hAnsi="Liberation Serif" w:eastAsia="DejaVu Sans" w:cs="Noto Sans Arabic"/>
-          <w:lang w:val="en-US" w:eastAsia="en-US" w:bidi="en-US"/>
-        </w:rPr>
-        <w:t>We need a new story line here.</w:t>
-      </w:r>
-    </w:p>
-  </w:comment>
-  <w:comment w:id="16" w:author="Christoph Ammer-Herrmenau" w:date="2026-04-23T21:33:00Z" w:initials="CA">
-    <w:p>
-      <w:pPr>
-        <w:overflowPunct w:val="true"/>
-        <w:spacing w:before="0" w:after="0"/>
-        <w:rPr/>
-      </w:pPr>
-      <w:r>
-        <w:rPr>
           <w:rFonts w:ascii="Liberation Serif" w:hAnsi="Liberation Serif" w:eastAsia="DejaVu Sans" w:cs="Noto Sans Arabic UI"/>
           <w:lang w:val="en-US" w:eastAsia="en-US" w:bidi="en-US"/>
         </w:rPr>
@@ -7747,7 +7944,7 @@
   <w:comment w:id="17" w:author="Christoph Ammer-Herrmenau" w:date="2026-04-23T21:43:00Z" w:initials="CA">
     <w:p>
       <w:pPr>
-        <w:overflowPunct w:val="true"/>
+        <w:overflowPunct w:val="false"/>
         <w:spacing w:before="0" w:after="0"/>
         <w:rPr/>
       </w:pPr>
@@ -7779,7 +7976,7 @@
   <w:comment w:id="18" w:author="Christoph Ammer-Herrmenau" w:date="2026-04-23T21:40:00Z" w:initials="CA">
     <w:p>
       <w:pPr>
-        <w:overflowPunct w:val="true"/>
+        <w:overflowPunct w:val="false"/>
         <w:spacing w:before="0" w:after="0"/>
         <w:rPr/>
       </w:pPr>
@@ -7795,7 +7992,7 @@
   <w:comment w:id="19" w:author="Linh Dang" w:date="2026-06-03T15:48:43Z" w:initials="LD">
     <w:p>
       <w:pPr>
-        <w:overflowPunct w:val="false"/>
+        <w:overflowPunct w:val="true"/>
         <w:spacing w:before="0" w:after="0"/>
         <w:rPr/>
       </w:pPr>
@@ -7811,23 +8008,39 @@
     </w:p>
     <w:p>
       <w:pPr>
+        <w:overflowPunct w:val="true"/>
+        <w:spacing w:before="0" w:after="0"/>
+        <w:rPr/>
+      </w:pPr>
+      <w:r>
+        <w:rPr>
+          <w:rFonts w:ascii="Liberation Serif" w:hAnsi="Liberation Serif" w:eastAsia="DejaVu Sans" w:cs="Noto Sans Arabic"/>
+          <w:lang w:val="en-US" w:eastAsia="en-US" w:bidi="en-US"/>
+        </w:rPr>
+        <w:t>Agreed :)</w:t>
+      </w:r>
+    </w:p>
+  </w:comment>
+  <w:comment w:id="20" w:author="Christoph Ammer-Herrmenau" w:date="2026-04-23T21:40:00Z" w:initials="CA">
+    <w:p>
+      <w:pPr>
         <w:overflowPunct w:val="false"/>
         <w:spacing w:before="0" w:after="0"/>
         <w:rPr/>
       </w:pPr>
       <w:r>
         <w:rPr>
-          <w:rFonts w:ascii="Liberation Serif" w:hAnsi="Liberation Serif" w:eastAsia="DejaVu Sans" w:cs="Noto Sans Arabic"/>
+          <w:rFonts w:ascii="Liberation Serif" w:hAnsi="Liberation Serif" w:eastAsia="DejaVu Sans" w:cs="Noto Sans Arabic UI"/>
           <w:lang w:val="en-US" w:eastAsia="en-US" w:bidi="en-US"/>
         </w:rPr>
-        <w:t>Agreed :)</w:t>
+        <w:t>Very well written!!</w:t>
       </w:r>
     </w:p>
   </w:comment>
-  <w:comment w:id="20" w:author="Christoph Ammer-Herrmenau" w:date="2026-04-23T21:40:00Z" w:initials="CA">
-    <w:p>
-      <w:pPr>
-        <w:overflowPunct w:val="true"/>
+  <w:comment w:id="21" w:author="Christoph Ammer-Herrmenau" w:date="2026-04-23T21:45:00Z" w:initials="CA">
+    <w:p>
+      <w:pPr>
+        <w:overflowPunct w:val="false"/>
         <w:spacing w:before="0" w:after="0"/>
         <w:rPr/>
       </w:pPr>
@@ -7836,22 +8049,6 @@
           <w:rFonts w:ascii="Liberation Serif" w:hAnsi="Liberation Serif" w:eastAsia="DejaVu Sans" w:cs="Noto Sans Arabic UI"/>
           <w:lang w:val="en-US" w:eastAsia="en-US" w:bidi="en-US"/>
         </w:rPr>
-        <w:t>Very well written!!</w:t>
-      </w:r>
-    </w:p>
-  </w:comment>
-  <w:comment w:id="21" w:author="Christoph Ammer-Herrmenau" w:date="2026-04-23T21:45:00Z" w:initials="CA">
-    <w:p>
-      <w:pPr>
-        <w:overflowPunct w:val="true"/>
-        <w:spacing w:before="0" w:after="0"/>
-        <w:rPr/>
-      </w:pPr>
-      <w:r>
-        <w:rPr>
-          <w:rFonts w:ascii="Liberation Serif" w:hAnsi="Liberation Serif" w:eastAsia="DejaVu Sans" w:cs="Noto Sans Arabic UI"/>
-          <w:lang w:val="en-US" w:eastAsia="en-US" w:bidi="en-US"/>
-        </w:rPr>
         <w:t>In order to reduce complexity of this complex work Iwould remove the analysis on phylum level. We focused on genus level, which is by far much more specific.</w:t>
       </w:r>
     </w:p>
@@ -7859,7 +8056,7 @@
   <w:comment w:id="22" w:author="Linh Dang" w:date="2026-06-03T15:49:17Z" w:initials="LD">
     <w:p>
       <w:pPr>
-        <w:overflowPunct w:val="false"/>
+        <w:overflowPunct w:val="true"/>
         <w:spacing w:before="0" w:after="0"/>
         <w:rPr/>
       </w:pPr>
@@ -7875,23 +8072,39 @@
     </w:p>
     <w:p>
       <w:pPr>
+        <w:overflowPunct w:val="true"/>
+        <w:spacing w:before="0" w:after="0"/>
+        <w:rPr/>
+      </w:pPr>
+      <w:r>
+        <w:rPr>
+          <w:rFonts w:ascii="Liberation Serif" w:hAnsi="Liberation Serif" w:eastAsia="DejaVu Sans" w:cs="Noto Sans Arabic"/>
+          <w:lang w:val="en-US" w:eastAsia="en-US" w:bidi="en-US"/>
+        </w:rPr>
+        <w:t>Agreed!!</w:t>
+      </w:r>
+    </w:p>
+  </w:comment>
+  <w:comment w:id="23" w:author="Christoph Ammer-Herrmenau" w:date="2026-04-23T21:50:00Z" w:initials="CA">
+    <w:p>
+      <w:pPr>
         <w:overflowPunct w:val="false"/>
         <w:spacing w:before="0" w:after="0"/>
         <w:rPr/>
       </w:pPr>
       <w:r>
         <w:rPr>
-          <w:rFonts w:ascii="Liberation Serif" w:hAnsi="Liberation Serif" w:eastAsia="DejaVu Sans" w:cs="Noto Sans Arabic"/>
+          <w:rFonts w:ascii="Liberation Serif" w:hAnsi="Liberation Serif" w:eastAsia="DejaVu Sans" w:cs="Noto Sans Arabic UI"/>
           <w:lang w:val="en-US" w:eastAsia="en-US" w:bidi="en-US"/>
         </w:rPr>
-        <w:t>Agreed!!</w:t>
+        <w:t>As mentioned above, I do not see the rationale to explore higher taxonomic ranks. Maybe it would be worth to have a lookt to the domiant species as our method allows robust analysis on species level.</w:t>
       </w:r>
     </w:p>
   </w:comment>
-  <w:comment w:id="23" w:author="Christoph Ammer-Herrmenau" w:date="2026-04-23T21:50:00Z" w:initials="CA">
-    <w:p>
-      <w:pPr>
-        <w:overflowPunct w:val="true"/>
+  <w:comment w:id="24" w:author="Linh Dang" w:date="2026-06-04T12:52:45Z" w:initials="LD">
+    <w:p>
+      <w:pPr>
+        <w:overflowPunct w:val="false"/>
         <w:spacing w:before="0" w:after="0"/>
         <w:rPr/>
       </w:pPr>
@@ -7900,14 +8113,14 @@
           <w:rFonts w:ascii="Liberation Serif" w:hAnsi="Liberation Serif" w:eastAsia="DejaVu Sans" w:cs="Noto Sans Arabic UI"/>
           <w:lang w:val="en-US" w:eastAsia="en-US" w:bidi="en-US"/>
         </w:rPr>
-        <w:t>As mentioned above, I do not see the rationale to explore higher taxonomic ranks. Maybe it would be worth to have a lookt to the domiant species as our method allows robust analysis on species level.</w:t>
+        <w:t>Question: the default option in MaAslin2 not for pairwise comparison, but rather compare one to a reference. In this case, we have: paraffin vs. PCR and Buffer vs. PCR. Is it also interesting to do: Paraffin vs. the rest, Buffer vs. the rest, and PCR vs. the rest.</w:t>
       </w:r>
     </w:p>
   </w:comment>
-  <w:comment w:id="24" w:author="Linh Dang" w:date="2026-06-04T12:52:45Z" w:initials="LD">
-    <w:p>
-      <w:pPr>
-        <w:overflowPunct w:val="true"/>
+  <w:comment w:id="25" w:author="Christoph Ammer-Herrmenau" w:date="2026-04-23T21:54:00Z" w:initials="CA">
+    <w:p>
+      <w:pPr>
+        <w:overflowPunct w:val="false"/>
         <w:spacing w:before="0" w:after="0"/>
         <w:rPr/>
       </w:pPr>
@@ -7916,14 +8129,14 @@
           <w:rFonts w:ascii="Liberation Serif" w:hAnsi="Liberation Serif" w:eastAsia="DejaVu Sans" w:cs="Noto Sans Arabic UI"/>
           <w:lang w:val="en-US" w:eastAsia="en-US" w:bidi="en-US"/>
         </w:rPr>
-        <w:t>Question: the default option in MaAslin2 not for pairwise comparison, but rather compare one to a reference. In this case, we have: paraffin vs. PCR and Buffer vs. PCR. Is it also interesting to do: Paraffin vs. the rest, Buffer vs. the rest, and PCR vs. the rest.</w:t>
+        <w:t>Also here I would ratheruse the species level. If there are too many species  we can use a suppl table. Why have you not used MaAsLin2 and stratified for LP, origin paraffin, buffer etc? If there are multiple species dominant in LP we can take it as a smooth bridge to the second chapter.</w:t>
       </w:r>
     </w:p>
   </w:comment>
-  <w:comment w:id="25" w:author="Christoph Ammer-Herrmenau" w:date="2026-04-23T21:54:00Z" w:initials="CA">
-    <w:p>
-      <w:pPr>
-        <w:overflowPunct w:val="true"/>
+  <w:comment w:id="26" w:author="Christoph Ammer-Herrmenau" w:date="2026-04-24T21:14:00Z" w:initials="CA">
+    <w:p>
+      <w:pPr>
+        <w:overflowPunct w:val="false"/>
         <w:spacing w:before="0" w:after="0"/>
         <w:rPr/>
       </w:pPr>
@@ -7932,14 +8145,14 @@
           <w:rFonts w:ascii="Liberation Serif" w:hAnsi="Liberation Serif" w:eastAsia="DejaVu Sans" w:cs="Noto Sans Arabic UI"/>
           <w:lang w:val="en-US" w:eastAsia="en-US" w:bidi="en-US"/>
         </w:rPr>
-        <w:t>Also here I would ratheruse the species level. If there are too many species  we can use a suppl table. Why have you not used MaAsLin2 and stratified for LP, origin paraffin, buffer etc? If there are multiple species dominant in LP we can take it as a smooth bridge to the second chapter.</w:t>
+        <w:t xml:space="preserve">I expanded the description here, as most reviewer do not read thoroughly the methods and go directely to the results. </w:t>
       </w:r>
     </w:p>
   </w:comment>
-  <w:comment w:id="26" w:author="Christoph Ammer-Herrmenau" w:date="2026-04-24T21:14:00Z" w:initials="CA">
-    <w:p>
-      <w:pPr>
-        <w:overflowPunct w:val="true"/>
+  <w:comment w:id="28" w:author="Christoph Ammer-Herrmenau" w:date="2026-04-24T22:59:00Z" w:initials="CA">
+    <w:p>
+      <w:pPr>
+        <w:overflowPunct w:val="false"/>
         <w:spacing w:before="0" w:after="0"/>
         <w:rPr/>
       </w:pPr>
@@ -7948,22 +8161,6 @@
           <w:rFonts w:ascii="Liberation Serif" w:hAnsi="Liberation Serif" w:eastAsia="DejaVu Sans" w:cs="Noto Sans Arabic UI"/>
           <w:lang w:val="en-US" w:eastAsia="en-US" w:bidi="en-US"/>
         </w:rPr>
-        <w:t xml:space="preserve">I expanded the description here, as most reviewer do not read thoroughly the methods and go directely to the results. </w:t>
-      </w:r>
-    </w:p>
-  </w:comment>
-  <w:comment w:id="28" w:author="Christoph Ammer-Herrmenau" w:date="2026-04-24T22:59:00Z" w:initials="CA">
-    <w:p>
-      <w:pPr>
-        <w:overflowPunct w:val="true"/>
-        <w:spacing w:before="0" w:after="0"/>
-        <w:rPr/>
-      </w:pPr>
-      <w:r>
-        <w:rPr>
-          <w:rFonts w:ascii="Liberation Serif" w:hAnsi="Liberation Serif" w:eastAsia="DejaVu Sans" w:cs="Noto Sans Arabic UI"/>
-          <w:lang w:val="en-US" w:eastAsia="en-US" w:bidi="en-US"/>
-        </w:rPr>
         <w:t>Please relabel technician to LP, and bench hood to low-germ and standard an the figures.</w:t>
       </w:r>
     </w:p>
@@ -7971,7 +8168,7 @@
   <w:comment w:id="29" w:author="Linh Dang" w:date="2026-06-11T09:33:44Z" w:initials="LD">
     <w:p>
       <w:pPr>
-        <w:overflowPunct w:val="true"/>
+        <w:overflowPunct w:val="false"/>
         <w:spacing w:before="0" w:after="0"/>
         <w:rPr/>
       </w:pPr>
@@ -7987,7 +8184,7 @@
     </w:p>
     <w:p>
       <w:pPr>
-        <w:overflowPunct w:val="true"/>
+        <w:overflowPunct w:val="false"/>
         <w:spacing w:before="0" w:after="0"/>
         <w:rPr/>
       </w:pPr>
@@ -8003,7 +8200,7 @@
   <w:comment w:id="27" w:author="Christoph Ammer-Herrmenau" w:date="2026-04-24T23:00:00Z" w:initials="CA">
     <w:p>
       <w:pPr>
-        <w:overflowPunct w:val="true"/>
+        <w:overflowPunct w:val="false"/>
         <w:spacing w:before="0" w:after="0"/>
         <w:rPr/>
       </w:pPr>
@@ -8019,7 +8216,7 @@
   <w:comment w:id="30" w:author="Linh Dang" w:date="2026-06-11T09:34:00Z" w:initials="LD">
     <w:p>
       <w:pPr>
-        <w:overflowPunct w:val="true"/>
+        <w:overflowPunct w:val="false"/>
         <w:spacing w:before="0" w:after="0"/>
         <w:rPr/>
       </w:pPr>
@@ -8035,7 +8232,7 @@
     </w:p>
     <w:p>
       <w:pPr>
-        <w:overflowPunct w:val="true"/>
+        <w:overflowPunct w:val="false"/>
         <w:spacing w:before="0" w:after="0"/>
         <w:rPr/>
       </w:pPr>
@@ -8051,7 +8248,7 @@
   <w:comment w:id="31" w:author="Linh Dang" w:date="2026-06-17T15:10:47Z" w:initials="LD">
     <w:p>
       <w:pPr>
-        <w:overflowPunct w:val="true"/>
+        <w:overflowPunct w:val="false"/>
         <w:spacing w:before="0" w:after="0"/>
         <w:rPr/>
       </w:pPr>
@@ -8067,7 +8264,7 @@
   <w:comment w:id="32" w:author="Christoph Ammer-Herrmenau" w:date="2026-04-24T21:06:00Z" w:initials="CA">
     <w:p>
       <w:pPr>
-        <w:overflowPunct w:val="true"/>
+        <w:overflowPunct w:val="false"/>
         <w:spacing w:before="0" w:after="0"/>
         <w:rPr/>
       </w:pPr>
@@ -8083,7 +8280,7 @@
   <w:comment w:id="33" w:author="Linh Dang" w:date="2026-06-11T09:50:53Z" w:initials="LD">
     <w:p>
       <w:pPr>
-        <w:overflowPunct w:val="true"/>
+        <w:overflowPunct w:val="false"/>
         <w:spacing w:before="0" w:after="0"/>
         <w:rPr/>
       </w:pPr>
@@ -8099,7 +8296,7 @@
     </w:p>
     <w:p>
       <w:pPr>
-        <w:overflowPunct w:val="true"/>
+        <w:overflowPunct w:val="false"/>
         <w:spacing w:before="0" w:after="0"/>
         <w:rPr/>
       </w:pPr>
@@ -8113,7 +8310,7 @@
     </w:p>
     <w:p>
       <w:pPr>
-        <w:overflowPunct w:val="true"/>
+        <w:overflowPunct w:val="false"/>
         <w:spacing w:before="0" w:after="0"/>
         <w:rPr/>
       </w:pPr>
@@ -8128,7 +8325,7 @@
   <w:comment w:id="34" w:author="Christoph Ammer-Herrmenau" w:date="2026-04-24T23:01:00Z" w:initials="CA">
     <w:p>
       <w:pPr>
-        <w:overflowPunct w:val="true"/>
+        <w:overflowPunct w:val="false"/>
         <w:spacing w:before="0" w:after="0"/>
         <w:rPr/>
       </w:pPr>
@@ -8144,7 +8341,7 @@
   <w:comment w:id="35" w:author="Christoph Ammer-Herrmenau" w:date="2026-04-24T21:09:00Z" w:initials="CA">
     <w:p>
       <w:pPr>
-        <w:overflowPunct w:val="true"/>
+        <w:overflowPunct w:val="false"/>
         <w:spacing w:before="0" w:after="0"/>
         <w:rPr/>
       </w:pPr>
@@ -8160,7 +8357,7 @@
   <w:comment w:id="36" w:author="Christoph Ammer-Herrmenau" w:date="2026-04-24T21:07:00Z" w:initials="CA">
     <w:p>
       <w:pPr>
-        <w:overflowPunct w:val="true"/>
+        <w:overflowPunct w:val="false"/>
         <w:spacing w:before="0" w:after="0"/>
         <w:rPr/>
       </w:pPr>
@@ -8176,7 +8373,7 @@
   <w:comment w:id="37" w:author="Christoph Ammer-Herrmenau" w:date="2026-04-24T21:13:00Z" w:initials="CA">
     <w:p>
       <w:pPr>
-        <w:overflowPunct w:val="true"/>
+        <w:overflowPunct w:val="false"/>
         <w:spacing w:before="0" w:after="0"/>
         <w:rPr/>
       </w:pPr>
@@ -8192,7 +8389,7 @@
   <w:comment w:id="38" w:author="Christoph Ammer-Herrmenau" w:date="2026-04-24T21:11:00Z" w:initials="CA">
     <w:p>
       <w:pPr>
-        <w:overflowPunct w:val="true"/>
+        <w:overflowPunct w:val="false"/>
         <w:spacing w:before="0" w:after="0"/>
         <w:rPr/>
       </w:pPr>
@@ -8208,7 +8405,7 @@
   <w:comment w:id="39" w:author="Christoph Ammer-Herrmenau" w:date="2026-04-24T21:14:00Z" w:initials="CA">
     <w:p>
       <w:pPr>
-        <w:overflowPunct w:val="true"/>
+        <w:overflowPunct w:val="false"/>
         <w:spacing w:before="0" w:after="0"/>
         <w:rPr/>
       </w:pPr>
@@ -8224,7 +8421,7 @@
   <w:comment w:id="40" w:author="Christoph Ammer-Herrmenau" w:date="2026-04-24T23:03:00Z" w:initials="CA">
     <w:p>
       <w:pPr>
-        <w:overflowPunct w:val="true"/>
+        <w:overflowPunct w:val="false"/>
         <w:spacing w:before="0" w:after="0"/>
         <w:rPr/>
       </w:pPr>
@@ -8240,7 +8437,7 @@
   <w:comment w:id="41" w:author="Christoph Ammer-Herrmenau" w:date="2026-04-25T21:02:00Z" w:initials="CA">
     <w:p>
       <w:pPr>
-        <w:overflowPunct w:val="true"/>
+        <w:overflowPunct w:val="false"/>
         <w:spacing w:before="0" w:after="0"/>
         <w:rPr/>
       </w:pPr>
@@ -8256,7 +8453,7 @@
   <w:comment w:id="42" w:author="Christoph Ammer-Herrmenau" w:date="2026-04-25T21:20:00Z" w:initials="CA">
     <w:p>
       <w:pPr>
-        <w:overflowPunct w:val="true"/>
+        <w:overflowPunct w:val="false"/>
         <w:spacing w:before="0" w:after="0"/>
         <w:rPr/>
       </w:pPr>
@@ -8272,7 +8469,7 @@
   <w:comment w:id="43" w:author="Christoph Ammer-Herrmenau" w:date="2026-04-25T21:21:00Z" w:initials="CA">
     <w:p>
       <w:pPr>
-        <w:overflowPunct w:val="true"/>
+        <w:overflowPunct w:val="false"/>
         <w:spacing w:before="0" w:after="0"/>
         <w:rPr/>
       </w:pPr>
@@ -8288,7 +8485,7 @@
   <w:comment w:id="44" w:author="Christoph Ammer-Herrmenau" w:date="2026-04-25T21:21:00Z" w:initials="CA">
     <w:p>
       <w:pPr>
-        <w:overflowPunct w:val="true"/>
+        <w:overflowPunct w:val="false"/>
         <w:spacing w:before="0" w:after="0"/>
         <w:rPr/>
       </w:pPr>
@@ -8304,7 +8501,7 @@
   <w:comment w:id="45" w:author="Linh Dang" w:date="2026-07-06T10:51:12Z" w:initials="LD">
     <w:p>
       <w:pPr>
-        <w:overflowPunct w:val="false"/>
+        <w:overflowPunct w:val="true"/>
         <w:spacing w:before="0" w:after="0"/>
         <w:rPr/>
       </w:pPr>
@@ -8320,20 +8517,52 @@
     </w:p>
     <w:p>
       <w:pPr>
+        <w:overflowPunct w:val="true"/>
+        <w:spacing w:before="0" w:after="0"/>
+        <w:rPr/>
+      </w:pPr>
+      <w:r>
+        <w:rPr>
+          <w:rFonts w:ascii="Liberation Serif" w:hAnsi="Liberation Serif" w:eastAsia="DejaVu Sans" w:cs="Noto Sans Arabic"/>
+          <w:lang w:val="en-US" w:eastAsia="en-US" w:bidi="en-US"/>
+        </w:rPr>
+        <w:t>Why would it belong to the discussion? The longitudinal NCT is an essential part for the assessment.</w:t>
+      </w:r>
+    </w:p>
+  </w:comment>
+  <w:comment w:id="46" w:author="Linh Dang" w:date="2026-07-06T12:21:51Z" w:initials="LD">
+    <w:p>
+      <w:pPr>
+        <w:overflowPunct w:val="true"/>
+        <w:spacing w:before="0" w:after="0"/>
+        <w:rPr/>
+      </w:pPr>
+      <w:r>
+        <w:rPr>
+          <w:rFonts w:ascii="Liberation Serif" w:hAnsi="Liberation Serif" w:eastAsia="DejaVu Sans" w:cs="Noto Sans Arabic"/>
+          <w:lang w:val="en-US" w:eastAsia="en-US" w:bidi="en-US"/>
+        </w:rPr>
+        <w:t>For the consistency, I only use paired Wilcox test to compare decontamination methods.</w:t>
+      </w:r>
+    </w:p>
+  </w:comment>
+  <w:comment w:id="47" w:author="Christoph Ammer-Herrmenau" w:date="2026-04-25T21:45:00Z" w:initials="CA">
+    <w:p>
+      <w:pPr>
         <w:overflowPunct w:val="false"/>
         <w:spacing w:before="0" w:after="0"/>
         <w:rPr/>
       </w:pPr>
       <w:r>
         <w:rPr>
-          <w:rFonts w:ascii="Liberation Serif" w:hAnsi="Liberation Serif" w:eastAsia="DejaVu Sans" w:cs="Noto Sans Arabic"/>
+          <w:rFonts w:ascii="Liberation Serif" w:hAnsi="Liberation Serif" w:eastAsia="DejaVu Sans" w:cs="Noto Sans Arabic UI"/>
           <w:lang w:val="en-US" w:eastAsia="en-US" w:bidi="en-US"/>
         </w:rPr>
-        <w:t>Why would it belong to the discussion? The longitudinal NCT is an essential part for the assessment.</w:t>
+        <w:t>The pairwise comparison needs to be in the supplemental material</w:t>
       </w:r>
     </w:p>
   </w:comment>
-  <w:comment w:id="46" w:author="Linh Dang" w:date="2026-07-06T12:21:51Z" w:initials="LD">
+  <w:comment w:id="49" w:author="Christoph Ammer-Herrmenau" w:date="2026-04-25T21:50:00Z" w:initials="CA">
     <w:p>
       <w:pPr>
         <w:overflowPunct w:val="false"/>
@@ -8342,17 +8571,17 @@
       </w:pPr>
       <w:r>
         <w:rPr>
-          <w:rFonts w:ascii="Liberation Serif" w:hAnsi="Liberation Serif" w:eastAsia="DejaVu Sans" w:cs="Noto Sans Arabic"/>
+          <w:rFonts w:ascii="Liberation Serif" w:hAnsi="Liberation Serif" w:eastAsia="DejaVu Sans" w:cs="Noto Sans Arabic UI"/>
           <w:lang w:val="en-US" w:eastAsia="en-US" w:bidi="en-US"/>
         </w:rPr>
-        <w:t>For the consistency, I only use paired Wilcox test to compare decontamination methods.</w:t>
+        <w:t>Pairwise comparison</w:t>
       </w:r>
     </w:p>
   </w:comment>
-  <w:comment w:id="47" w:author="Christoph Ammer-Herrmenau" w:date="2026-04-25T21:45:00Z" w:initials="CA">
-    <w:p>
-      <w:pPr>
-        <w:overflowPunct w:val="true"/>
+  <w:comment w:id="48" w:author="Christoph Ammer-Herrmenau" w:date="2026-04-25T21:52:00Z" w:initials="CA">
+    <w:p>
+      <w:pPr>
+        <w:overflowPunct w:val="false"/>
         <w:spacing w:before="0" w:after="0"/>
         <w:rPr/>
       </w:pPr>
@@ -8361,14 +8590,14 @@
           <w:rFonts w:ascii="Liberation Serif" w:hAnsi="Liberation Serif" w:eastAsia="DejaVu Sans" w:cs="Noto Sans Arabic UI"/>
           <w:lang w:val="en-US" w:eastAsia="en-US" w:bidi="en-US"/>
         </w:rPr>
-        <w:t>The pairwise comparison needs to be in the supplemental material</w:t>
+        <w:t xml:space="preserve">Are above data with rarefation or wrench? We should report the second normalization technique. Please expand in figure legends the abbreviations, the sample size and the normalization techniques in all figures. </w:t>
       </w:r>
     </w:p>
   </w:comment>
-  <w:comment w:id="49" w:author="Christoph Ammer-Herrmenau" w:date="2026-04-25T21:50:00Z" w:initials="CA">
-    <w:p>
-      <w:pPr>
-        <w:overflowPunct w:val="true"/>
+  <w:comment w:id="50" w:author="Christoph Ammer-Herrmenau" w:date="2026-04-25T21:47:00Z" w:initials="CA">
+    <w:p>
+      <w:pPr>
+        <w:overflowPunct w:val="false"/>
         <w:spacing w:before="0" w:after="0"/>
         <w:rPr/>
       </w:pPr>
@@ -8377,14 +8606,14 @@
           <w:rFonts w:ascii="Liberation Serif" w:hAnsi="Liberation Serif" w:eastAsia="DejaVu Sans" w:cs="Noto Sans Arabic UI"/>
           <w:lang w:val="en-US" w:eastAsia="en-US" w:bidi="en-US"/>
         </w:rPr>
-        <w:t>Pairwise comparison</w:t>
+        <w:t>I would exclude this as non-parametric tests are less sophisticated as LMM and does not bring additional informatuion.</w:t>
       </w:r>
     </w:p>
   </w:comment>
-  <w:comment w:id="48" w:author="Christoph Ammer-Herrmenau" w:date="2026-04-25T21:52:00Z" w:initials="CA">
-    <w:p>
-      <w:pPr>
-        <w:overflowPunct w:val="true"/>
+  <w:comment w:id="51" w:author="Christoph Ammer-Herrmenau" w:date="2026-04-25T22:00:00Z" w:initials="CA">
+    <w:p>
+      <w:pPr>
+        <w:overflowPunct w:val="false"/>
         <w:spacing w:before="0" w:after="0"/>
         <w:rPr/>
       </w:pPr>
@@ -8393,14 +8622,14 @@
           <w:rFonts w:ascii="Liberation Serif" w:hAnsi="Liberation Serif" w:eastAsia="DejaVu Sans" w:cs="Noto Sans Arabic UI"/>
           <w:lang w:val="en-US" w:eastAsia="en-US" w:bidi="en-US"/>
         </w:rPr>
-        <w:t xml:space="preserve">Are above data with rarefation or wrench? We should report the second normalization technique. Please expand in figure legends the abbreviations, the sample size and the normalization techniques in all figures. </w:t>
+        <w:t>Pairwise comparison</w:t>
       </w:r>
     </w:p>
   </w:comment>
-  <w:comment w:id="50" w:author="Christoph Ammer-Herrmenau" w:date="2026-04-25T21:47:00Z" w:initials="CA">
-    <w:p>
-      <w:pPr>
-        <w:overflowPunct w:val="true"/>
+  <w:comment w:id="52" w:author="Christoph Ammer-Herrmenau" w:date="2026-04-25T22:01:00Z" w:initials="CA">
+    <w:p>
+      <w:pPr>
+        <w:overflowPunct w:val="false"/>
         <w:spacing w:before="0" w:after="0"/>
         <w:rPr/>
       </w:pPr>
@@ -8409,14 +8638,14 @@
           <w:rFonts w:ascii="Liberation Serif" w:hAnsi="Liberation Serif" w:eastAsia="DejaVu Sans" w:cs="Noto Sans Arabic UI"/>
           <w:lang w:val="en-US" w:eastAsia="en-US" w:bidi="en-US"/>
         </w:rPr>
-        <w:t>I would exclude this as non-parametric tests are less sophisticated as LMM and does not bring additional informatuion.</w:t>
+        <w:t>Were the data from figure 3B not normalized?</w:t>
       </w:r>
     </w:p>
   </w:comment>
-  <w:comment w:id="51" w:author="Christoph Ammer-Herrmenau" w:date="2026-04-25T22:00:00Z" w:initials="CA">
-    <w:p>
-      <w:pPr>
-        <w:overflowPunct w:val="true"/>
+  <w:comment w:id="53" w:author="Christoph Ammer-Herrmenau" w:date="2026-04-25T22:09:00Z" w:initials="CA">
+    <w:p>
+      <w:pPr>
+        <w:overflowPunct w:val="false"/>
         <w:spacing w:before="0" w:after="0"/>
         <w:rPr/>
       </w:pPr>
@@ -8425,14 +8654,14 @@
           <w:rFonts w:ascii="Liberation Serif" w:hAnsi="Liberation Serif" w:eastAsia="DejaVu Sans" w:cs="Noto Sans Arabic UI"/>
           <w:lang w:val="en-US" w:eastAsia="en-US" w:bidi="en-US"/>
         </w:rPr>
-        <w:t>Pairwise comparison</w:t>
+        <w:t>Please rephrase.</w:t>
       </w:r>
     </w:p>
   </w:comment>
-  <w:comment w:id="52" w:author="Christoph Ammer-Herrmenau" w:date="2026-04-25T22:01:00Z" w:initials="CA">
-    <w:p>
-      <w:pPr>
-        <w:overflowPunct w:val="true"/>
+  <w:comment w:id="54" w:author="Christoph Ammer-Herrmenau" w:date="2026-04-25T22:24:00Z" w:initials="CA">
+    <w:p>
+      <w:pPr>
+        <w:overflowPunct w:val="false"/>
         <w:spacing w:before="0" w:after="0"/>
         <w:rPr/>
       </w:pPr>
@@ -8441,14 +8670,14 @@
           <w:rFonts w:ascii="Liberation Serif" w:hAnsi="Liberation Serif" w:eastAsia="DejaVu Sans" w:cs="Noto Sans Arabic UI"/>
           <w:lang w:val="en-US" w:eastAsia="en-US" w:bidi="en-US"/>
         </w:rPr>
-        <w:t>Were the data from figure 3B not normalized?</w:t>
+        <w:t xml:space="preserve">Here we need AS, coverage, qscore from basecalling. Also the KPC mice need to be mentioned. </w:t>
       </w:r>
     </w:p>
   </w:comment>
-  <w:comment w:id="53" w:author="Christoph Ammer-Herrmenau" w:date="2026-04-25T22:09:00Z" w:initials="CA">
-    <w:p>
-      <w:pPr>
-        <w:overflowPunct w:val="true"/>
+  <w:comment w:id="55" w:author="Christoph Ammer-Herrmenau" w:date="2026-04-25T22:28:00Z" w:initials="CA">
+    <w:p>
+      <w:pPr>
+        <w:overflowPunct w:val="false"/>
         <w:spacing w:before="0" w:after="0"/>
         <w:rPr/>
       </w:pPr>
@@ -8457,38 +8686,6 @@
           <w:rFonts w:ascii="Liberation Serif" w:hAnsi="Liberation Serif" w:eastAsia="DejaVu Sans" w:cs="Noto Sans Arabic UI"/>
           <w:lang w:val="en-US" w:eastAsia="en-US" w:bidi="en-US"/>
         </w:rPr>
-        <w:t>Please rephrase.</w:t>
-      </w:r>
-    </w:p>
-  </w:comment>
-  <w:comment w:id="54" w:author="Christoph Ammer-Herrmenau" w:date="2026-04-25T22:24:00Z" w:initials="CA">
-    <w:p>
-      <w:pPr>
-        <w:overflowPunct w:val="true"/>
-        <w:spacing w:before="0" w:after="0"/>
-        <w:rPr/>
-      </w:pPr>
-      <w:r>
-        <w:rPr>
-          <w:rFonts w:ascii="Liberation Serif" w:hAnsi="Liberation Serif" w:eastAsia="DejaVu Sans" w:cs="Noto Sans Arabic UI"/>
-          <w:lang w:val="en-US" w:eastAsia="en-US" w:bidi="en-US"/>
-        </w:rPr>
-        <w:t xml:space="preserve">Here we need AS, coverage, qscore from basecalling. Also the KPC mice need to be mentioned. </w:t>
-      </w:r>
-    </w:p>
-  </w:comment>
-  <w:comment w:id="55" w:author="Christoph Ammer-Herrmenau" w:date="2026-04-25T22:28:00Z" w:initials="CA">
-    <w:p>
-      <w:pPr>
-        <w:overflowPunct w:val="true"/>
-        <w:spacing w:before="0" w:after="0"/>
-        <w:rPr/>
-      </w:pPr>
-      <w:r>
-        <w:rPr>
-          <w:rFonts w:ascii="Liberation Serif" w:hAnsi="Liberation Serif" w:eastAsia="DejaVu Sans" w:cs="Noto Sans Arabic UI"/>
-          <w:lang w:val="en-US" w:eastAsia="en-US" w:bidi="en-US"/>
-        </w:rPr>
         <w:t xml:space="preserve">Trp53R172H and KrasG12D cooperate to promote chromosomal instability and widely metastatic pancreatic ductal adenocarcinoma in mice </w:t>
       </w:r>
     </w:p>
@@ -8496,7 +8693,7 @@
   <w:comment w:id="56" w:author="Christoph Ammer-Herrmenau" w:date="2026-04-25T22:33:00Z" w:initials="CA">
     <w:p>
       <w:pPr>
-        <w:overflowPunct w:val="true"/>
+        <w:overflowPunct w:val="false"/>
         <w:spacing w:before="0" w:after="0"/>
         <w:rPr/>
       </w:pPr>
@@ -8544,7 +8741,7 @@
   <w:comment w:id="57" w:author="Christoph Ammer-Herrmenau" w:date="2026-04-25T22:22:00Z" w:initials="CA">
     <w:p>
       <w:pPr>
-        <w:overflowPunct w:val="true"/>
+        <w:overflowPunct w:val="false"/>
         <w:spacing w:before="0" w:after="0"/>
         <w:rPr/>
       </w:pPr>
@@ -8560,7 +8757,7 @@
   <w:comment w:id="58" w:author="Christoph Ammer-Herrmenau" w:date="2026-04-25T22:21:00Z" w:initials="CA">
     <w:p>
       <w:pPr>
-        <w:overflowPunct w:val="true"/>
+        <w:overflowPunct w:val="false"/>
         <w:spacing w:before="0" w:after="0"/>
         <w:rPr/>
       </w:pPr>
@@ -8576,7 +8773,7 @@
   <w:comment w:id="59" w:author="Christoph Ammer-Herrmenau" w:date="2026-04-25T22:34:00Z" w:initials="CA">
     <w:p>
       <w:pPr>
-        <w:overflowPunct w:val="true"/>
+        <w:overflowPunct w:val="false"/>
         <w:spacing w:before="0" w:after="0"/>
         <w:rPr/>
       </w:pPr>

--- a/Manuscript/Manuscript_V03.docx
+++ b/Manuscript/Manuscript_V03.docx
@@ -46,6 +46,19 @@
         </w:p>
       </w:sdtContent>
     </w:sdt>
+    <w:p>
+      <w:pPr>
+        <w:pStyle w:val="Normal"/>
+        <w:rPr>
+          <w:rFonts w:ascii="Arial" w:hAnsi="Arial" w:cs="Arial"/>
+        </w:rPr>
+      </w:pPr>
+      <w:r>
+        <w:rPr>
+          <w:rFonts w:cs="Arial" w:ascii="Arial" w:hAnsi="Arial"/>
+        </w:rPr>
+      </w:r>
+    </w:p>
     <w:p>
       <w:pPr>
         <w:pStyle w:val="Normal"/>
@@ -1533,7 +1546,7 @@
           <w:rPr>
             <w:rFonts w:cs="Arial" w:ascii="Arial" w:hAnsi="Arial"/>
           </w:rPr>
-          <w:t>A, lo</w:t>
+          <w:t>A, l</w:t>
         </w:r>
       </w:ins>
       <w:ins w:id="44" w:author="Unknown Author" w:date="2026-05-29T10:14:39Z">
@@ -1542,7 +1555,7 @@
           <w:rPr>
             <w:rFonts w:cs="Arial" w:ascii="Arial" w:hAnsi="Arial"/>
           </w:rPr>
-          <w:t>wer panel</w:t>
+          <w:t>ower panel</w:t>
         </w:r>
       </w:ins>
       <w:del w:id="45" w:author="Unknown Author" w:date="2026-05-29T09:51:32Z">
@@ -1583,79 +1596,14 @@
         <w:jc w:val="both"/>
         <w:rPr>
           <w:rFonts w:ascii="Arial" w:hAnsi="Arial" w:cs="Arial"/>
-          <w:ins w:id="56" w:author="Linh Dang" w:date="2026-07-08T15:00:00Z"/>
-        </w:rPr>
-      </w:pPr>
-      <w:r>
-        <w:rPr>
-          <w:rFonts w:cs="Arial" w:ascii="Arial" w:hAnsi="Arial"/>
-        </w:rPr>
-        <w:t xml:space="preserve">1.2 </w:t>
-      </w:r>
-      <w:del w:id="48" w:author="Linh Dang" w:date="2026-07-07T10:43:46Z">
-        <w:r>
-          <w:rPr>
-            <w:rFonts w:cs="Arial" w:ascii="Arial" w:hAnsi="Arial"/>
-          </w:rPr>
-          <w:delText xml:space="preserve">Diversity of </w:delText>
-        </w:r>
-      </w:del>
-      <w:del w:id="49" w:author="Linh Dang" w:date="2026-07-07T10:45:23Z">
-        <w:r>
-          <w:rPr>
-            <w:rFonts w:cs="Arial" w:ascii="Arial" w:hAnsi="Arial"/>
-          </w:rPr>
-          <w:delText>N</w:delText>
-        </w:r>
-      </w:del>
-      <w:del w:id="50" w:author="Linh Dang" w:date="2026-07-08T11:25:24Z">
-        <w:r>
-          <w:rPr>
-            <w:rFonts w:cs="Arial" w:ascii="Arial" w:hAnsi="Arial"/>
-          </w:rPr>
-          <w:delText xml:space="preserve">egative </w:delText>
-        </w:r>
-      </w:del>
-      <w:del w:id="51" w:author="Linh Dang" w:date="2026-07-07T10:45:27Z">
-        <w:r>
-          <w:rPr>
-            <w:rFonts w:cs="Arial" w:ascii="Arial" w:hAnsi="Arial"/>
-          </w:rPr>
-          <w:delText>C</w:delText>
-        </w:r>
-      </w:del>
-      <w:del w:id="52" w:author="Linh Dang" w:date="2026-07-08T11:25:24Z">
-        <w:r>
-          <w:rPr>
-            <w:rFonts w:cs="Arial" w:ascii="Arial" w:hAnsi="Arial"/>
-          </w:rPr>
-          <w:delText>ontrol</w:delText>
-        </w:r>
-      </w:del>
-      <w:del w:id="53" w:author="Linh Dang" w:date="2026-07-07T10:44:00Z">
-        <w:r>
-          <w:rPr>
-            <w:rFonts w:cs="Arial" w:ascii="Arial" w:hAnsi="Arial"/>
-          </w:rPr>
-          <w:delText>s</w:delText>
-        </w:r>
-      </w:del>
-      <w:ins w:id="54" w:author="Linh Dang" w:date="2026-07-08T14:58:50Z">
-        <w:r>
-          <w:rPr>
-            <w:rFonts w:cs="Arial" w:ascii="Arial" w:hAnsi="Arial"/>
-          </w:rPr>
-          <w:t xml:space="preserve">Different negative control types </w:t>
-        </w:r>
-      </w:ins>
-      <w:ins w:id="55" w:author="Linh Dang" w:date="2026-07-08T15:00:00Z">
-        <w:r>
-          <w:rPr>
-            <w:rFonts w:cs="Arial" w:ascii="Arial" w:hAnsi="Arial"/>
-          </w:rPr>
-          <w:t>harbor distinct contaminant profiles</w:t>
-        </w:r>
-      </w:ins>
+        </w:rPr>
+      </w:pPr>
+      <w:r>
+        <w:rPr>
+          <w:rFonts w:cs="Arial" w:ascii="Arial" w:hAnsi="Arial"/>
+        </w:rPr>
+        <w:t>1.2 Different negative control types harbor distinct contaminant profiles</w:t>
+      </w:r>
     </w:p>
     <w:p>
       <w:pPr>
@@ -1666,200 +1614,126 @@
           <w:rFonts w:ascii="Arial" w:hAnsi="Arial" w:cs="Arial"/>
         </w:rPr>
       </w:pPr>
-      <w:ins w:id="57" w:author="Linh Dang" w:date="2026-07-08T15:26:21Z">
-        <w:r>
-          <w:rPr>
-            <w:rFonts w:cs="Arial" w:ascii="Arial" w:hAnsi="Arial"/>
-          </w:rPr>
-          <w:t xml:space="preserve">According to alpha analyses, there is no significant differences regarding the number of observed species among </w:t>
+      <w:r>
+        <w:rPr>
+          <w:rFonts w:cs="Arial" w:ascii="Arial" w:hAnsi="Arial"/>
+        </w:rPr>
+        <w:t xml:space="preserve">According to alpha analyses, there is no significant differences regarding the number of observed species among different control types. </w:t>
+      </w:r>
+      <w:r>
+        <w:rPr>
+          <w:rFonts w:eastAsia="Aptos" w:cs="Arial" w:ascii="Arial" w:hAnsi="Arial" w:eastAsiaTheme="minorHAnsi"/>
+          <w:color w:val="auto"/>
+          <w:kern w:val="0"/>
+          <w:sz w:val="24"/>
+          <w:szCs w:val="24"/>
+          <w:lang w:val="en-US" w:eastAsia="en-US" w:bidi="ar-SA"/>
+        </w:rPr>
+        <w:t>Notably</w:t>
+      </w:r>
+      <w:r>
+        <w:rPr>
+          <w:rFonts w:cs="Arial" w:ascii="Arial" w:hAnsi="Arial"/>
+        </w:rPr>
+        <w:t xml:space="preserve">, Shannon index in buffer control type is significantly greater than one in paraffin controls (p-value &lt; 1e-3), suggesting more </w:t>
+      </w:r>
+      <w:r>
+        <w:rPr>
+          <w:rFonts w:eastAsia="Aptos" w:cs="Arial" w:ascii="Arial" w:hAnsi="Arial" w:eastAsiaTheme="minorHAnsi"/>
+          <w:color w:val="auto"/>
+          <w:kern w:val="0"/>
+          <w:sz w:val="24"/>
+          <w:szCs w:val="24"/>
+          <w:lang w:val="en-US" w:eastAsia="en-US" w:bidi="ar-SA"/>
+        </w:rPr>
+        <w:t>evenness</w:t>
+      </w:r>
+      <w:r>
+        <w:rPr>
+          <w:rFonts w:cs="Arial" w:ascii="Arial" w:hAnsi="Arial"/>
+        </w:rPr>
+        <w:t xml:space="preserve"> distributed of taxa in the first type (Figure 1.B). Nevertheless, when the statistical test accounting for LP, there is n</w:t>
+      </w:r>
+      <w:ins w:id="48" w:author="Linh Dang" w:date="2026-07-09T09:28:09Z">
+        <w:r>
+          <w:rPr>
+            <w:rFonts w:cs="Arial" w:ascii="Arial" w:hAnsi="Arial"/>
+          </w:rPr>
+          <w:t>o</w:t>
         </w:r>
       </w:ins>
-      <w:ins w:id="58" w:author="Linh Dang" w:date="2026-07-08T15:27:24Z">
-        <w:r>
-          <w:rPr>
-            <w:rFonts w:cs="Arial" w:ascii="Arial" w:hAnsi="Arial"/>
-          </w:rPr>
-          <w:t xml:space="preserve">different control types. </w:t>
+      <w:r>
+        <w:rPr>
+          <w:rFonts w:cs="Arial" w:ascii="Arial" w:hAnsi="Arial"/>
+        </w:rPr>
+        <w:t xml:space="preserve"> more significantly different (p-value = 0.25), suggesting that LP batch effect may contribute a major role in the contaminant profile. Furthermore, beta diversity reveals that NCT samples are heavily cluster</w:t>
+      </w:r>
+      <w:ins w:id="49" w:author="Linh Dang" w:date="2026-07-09T09:28:50Z">
+        <w:r>
+          <w:rPr>
+            <w:rFonts w:cs="Arial" w:ascii="Arial" w:hAnsi="Arial"/>
+          </w:rPr>
+          <w:t>ed</w:t>
         </w:r>
       </w:ins>
-      <w:ins w:id="59" w:author="Linh Dang" w:date="2026-07-08T15:32:06Z">
-        <w:r>
-          <w:rPr>
-            <w:rFonts w:eastAsia="Aptos" w:cs="Arial" w:ascii="Arial" w:hAnsi="Arial" w:eastAsiaTheme="minorHAnsi"/>
-            <w:color w:val="auto"/>
-            <w:kern w:val="0"/>
-            <w:sz w:val="24"/>
-            <w:szCs w:val="24"/>
-            <w:lang w:val="en-US" w:eastAsia="en-US" w:bidi="ar-SA"/>
-          </w:rPr>
-          <w:t>Notably</w:t>
+      <w:del w:id="50" w:author="Linh Dang" w:date="2026-07-09T09:28:49Z">
+        <w:r>
+          <w:rPr>
+            <w:rFonts w:cs="Arial" w:ascii="Arial" w:hAnsi="Arial"/>
+          </w:rPr>
+          <w:delText>ing</w:delText>
+        </w:r>
+      </w:del>
+      <w:r>
+        <w:rPr>
+          <w:rFonts w:cs="Arial" w:ascii="Arial" w:hAnsi="Arial"/>
+        </w:rPr>
+        <w:t xml:space="preserve"> with respect to control types, even after accounting for LP batch effect (Figure 1.C and </w:t>
+      </w:r>
+      <w:del w:id="51" w:author="Linh Dang" w:date="2026-07-09T09:29:28Z">
+        <w:r>
+          <w:rPr>
+            <w:rFonts w:cs="Arial" w:ascii="Arial" w:hAnsi="Arial"/>
+          </w:rPr>
+          <w:delText>Supp sheet</w:delText>
+        </w:r>
+      </w:del>
+      <w:ins w:id="52" w:author="Linh Dang" w:date="2026-07-09T09:29:29Z">
+        <w:r>
+          <w:rPr>
+            <w:rFonts w:cs="Arial" w:ascii="Arial" w:hAnsi="Arial"/>
+          </w:rPr>
+          <w:t>table</w:t>
         </w:r>
       </w:ins>
-      <w:ins w:id="60" w:author="Linh Dang" w:date="2026-07-08T15:32:06Z">
-        <w:r>
-          <w:rPr>
-            <w:rFonts w:cs="Arial" w:ascii="Arial" w:hAnsi="Arial"/>
-          </w:rPr>
-          <w:t xml:space="preserve">, Shannon index in buffer control type </w:t>
+      <w:r>
+        <w:rPr>
+          <w:rFonts w:cs="Arial" w:ascii="Arial" w:hAnsi="Arial"/>
+        </w:rPr>
+        <w:t xml:space="preserve"> T1</w:t>
+      </w:r>
+      <w:ins w:id="53" w:author="Linh Dang" w:date="2026-07-09T09:29:33Z">
+        <w:r>
+          <w:rPr>
+            <w:rFonts w:cs="Arial" w:ascii="Arial" w:hAnsi="Arial"/>
+          </w:rPr>
+          <w:t xml:space="preserve"> </w:t>
         </w:r>
       </w:ins>
-      <w:ins w:id="61" w:author="Linh Dang" w:date="2026-07-08T15:33:09Z">
-        <w:r>
-          <w:rPr>
-            <w:rFonts w:cs="Arial" w:ascii="Arial" w:hAnsi="Arial"/>
-          </w:rPr>
-          <w:t xml:space="preserve">is significantly greater than one in paraffin controls </w:t>
+      <w:ins w:id="54" w:author="Linh Dang" w:date="2026-07-09T09:29:33Z">
+        <w:r>
+          <w:rPr>
+            <w:rFonts w:cs="Arial" w:ascii="Arial" w:hAnsi="Arial"/>
+          </w:rPr>
+          <w:t>in Supplementary</w:t>
         </w:r>
       </w:ins>
-      <w:ins w:id="62" w:author="Linh Dang" w:date="2026-07-08T15:33:09Z">
-        <w:r>
-          <w:rPr>
-            <w:rFonts w:cs="Arial" w:ascii="Arial" w:hAnsi="Arial"/>
-          </w:rPr>
-          <w:t>(p-value &lt; 1e-3)</w:t>
-        </w:r>
-      </w:ins>
-      <w:ins w:id="63" w:author="Linh Dang" w:date="2026-07-08T15:33:09Z">
-        <w:r>
-          <w:rPr>
-            <w:rFonts w:cs="Arial" w:ascii="Arial" w:hAnsi="Arial"/>
-          </w:rPr>
-          <w:t xml:space="preserve">, suggesting </w:t>
-        </w:r>
-      </w:ins>
-      <w:ins w:id="64" w:author="Linh Dang" w:date="2026-07-08T15:37:24Z">
-        <w:r>
-          <w:rPr>
-            <w:rFonts w:cs="Arial" w:ascii="Arial" w:hAnsi="Arial"/>
-          </w:rPr>
-          <w:t>more</w:t>
-        </w:r>
-      </w:ins>
-      <w:ins w:id="65" w:author="Linh Dang" w:date="2026-07-08T15:34:16Z">
-        <w:r>
-          <w:rPr>
-            <w:rFonts w:cs="Arial" w:ascii="Arial" w:hAnsi="Arial"/>
-          </w:rPr>
-          <w:t xml:space="preserve"> </w:t>
-        </w:r>
-      </w:ins>
-      <w:ins w:id="66" w:author="Linh Dang" w:date="2026-07-08T15:34:16Z">
-        <w:r>
-          <w:rPr>
-            <w:rFonts w:eastAsia="Aptos" w:cs="Arial" w:ascii="Arial" w:hAnsi="Arial" w:eastAsiaTheme="minorHAnsi"/>
-            <w:color w:val="auto"/>
-            <w:kern w:val="0"/>
-            <w:sz w:val="24"/>
-            <w:szCs w:val="24"/>
-            <w:lang w:val="en-US" w:eastAsia="en-US" w:bidi="ar-SA"/>
-          </w:rPr>
-          <w:t>evenness</w:t>
-        </w:r>
-      </w:ins>
-      <w:ins w:id="67" w:author="Linh Dang" w:date="2026-07-08T15:34:16Z">
-        <w:r>
-          <w:rPr>
-            <w:rFonts w:cs="Arial" w:ascii="Arial" w:hAnsi="Arial"/>
-          </w:rPr>
-          <w:t xml:space="preserve"> distributed of taxa in the first type </w:t>
-        </w:r>
-      </w:ins>
-      <w:ins w:id="68" w:author="Linh Dang" w:date="2026-07-08T15:34:16Z">
-        <w:r>
-          <w:rPr>
-            <w:rFonts w:cs="Arial" w:ascii="Arial" w:hAnsi="Arial"/>
-          </w:rPr>
-          <w:t>(Figure 1.</w:t>
-        </w:r>
-      </w:ins>
-      <w:ins w:id="69" w:author="Linh Dang" w:date="2026-07-08T15:34:16Z">
-        <w:r>
-          <w:rPr>
-            <w:rFonts w:cs="Arial" w:ascii="Arial" w:hAnsi="Arial"/>
-          </w:rPr>
-          <w:t>B</w:t>
-        </w:r>
-      </w:ins>
-      <w:ins w:id="70" w:author="Linh Dang" w:date="2026-07-08T15:34:16Z">
-        <w:r>
-          <w:rPr>
-            <w:rFonts w:cs="Arial" w:ascii="Arial" w:hAnsi="Arial"/>
-          </w:rPr>
-          <w:t>)</w:t>
-        </w:r>
-      </w:ins>
-      <w:ins w:id="71" w:author="Linh Dang" w:date="2026-07-08T15:34:16Z">
-        <w:r>
-          <w:rPr>
-            <w:rFonts w:cs="Arial" w:ascii="Arial" w:hAnsi="Arial"/>
-          </w:rPr>
-          <w:t xml:space="preserve">. </w:t>
-        </w:r>
-      </w:ins>
-      <w:ins w:id="72" w:author="Linh Dang" w:date="2026-07-08T15:37:30Z">
-        <w:r>
-          <w:rPr>
-            <w:rFonts w:cs="Arial" w:ascii="Arial" w:hAnsi="Arial"/>
-          </w:rPr>
-          <w:t xml:space="preserve">Nevertheless, </w:t>
-        </w:r>
-      </w:ins>
-      <w:ins w:id="73" w:author="Linh Dang" w:date="2026-07-08T15:43:11Z">
-        <w:r>
-          <w:rPr>
-            <w:rFonts w:cs="Arial" w:ascii="Arial" w:hAnsi="Arial"/>
-          </w:rPr>
-          <w:t>when the statistical test accounting for LP</w:t>
-        </w:r>
-      </w:ins>
-      <w:ins w:id="74" w:author="Linh Dang" w:date="2026-07-08T15:44:14Z">
-        <w:r>
-          <w:rPr>
-            <w:rFonts w:cs="Arial" w:ascii="Arial" w:hAnsi="Arial"/>
-          </w:rPr>
-          <w:t xml:space="preserve">, </w:t>
-        </w:r>
-      </w:ins>
-      <w:ins w:id="75" w:author="Linh Dang" w:date="2026-07-08T15:51:06Z">
-        <w:r>
-          <w:rPr>
-            <w:rFonts w:cs="Arial" w:ascii="Arial" w:hAnsi="Arial"/>
-          </w:rPr>
-          <w:t xml:space="preserve">there is n more significantly different (p-value = 0.25), suggesting that LP </w:t>
-        </w:r>
-      </w:ins>
-      <w:ins w:id="76" w:author="Linh Dang" w:date="2026-07-08T15:52:13Z">
-        <w:r>
-          <w:rPr>
-            <w:rFonts w:cs="Arial" w:ascii="Arial" w:hAnsi="Arial"/>
-          </w:rPr>
-          <w:t>batch effect may contribute a major role in the contaminant profile.</w:t>
-        </w:r>
-      </w:ins>
-      <w:ins w:id="77" w:author="Linh Dang" w:date="2026-07-08T15:58:23Z">
-        <w:r>
-          <w:rPr>
-            <w:rFonts w:cs="Arial" w:ascii="Arial" w:hAnsi="Arial"/>
-          </w:rPr>
-          <w:t xml:space="preserve"> </w:t>
-        </w:r>
-      </w:ins>
-      <w:ins w:id="78" w:author="Linh Dang" w:date="2026-07-08T18:39:33Z">
-        <w:r>
-          <w:rPr>
-            <w:rFonts w:cs="Arial" w:ascii="Arial" w:hAnsi="Arial"/>
-          </w:rPr>
-          <w:t xml:space="preserve">Furthermore, beta diversity reveals that NCT samples are heavily clustering with respect to control types, even </w:t>
-        </w:r>
-      </w:ins>
-      <w:ins w:id="79" w:author="Linh Dang" w:date="2026-07-08T18:40:40Z">
-        <w:r>
-          <w:rPr>
-            <w:rFonts w:cs="Arial" w:ascii="Arial" w:hAnsi="Arial"/>
-          </w:rPr>
-          <w:t xml:space="preserve">after accounting for LP batch effect (Figure 1.C and Supp sheet T1). </w:t>
-        </w:r>
-      </w:ins>
+      <w:r>
+        <w:rPr>
+          <w:rFonts w:cs="Arial" w:ascii="Arial" w:hAnsi="Arial"/>
+        </w:rPr>
+        <w:t xml:space="preserve">). </w:t>
+      </w:r>
     </w:p>
     <w:p>
       <w:pPr>
@@ -1868,10 +1742,9 @@
         <w:jc w:val="both"/>
         <w:rPr>
           <w:rFonts w:ascii="Arial" w:hAnsi="Arial" w:cs="Arial"/>
-          <w:ins w:id="102" w:author="Linh Dang" w:date="2026-07-08T14:58:17Z"/>
-        </w:rPr>
-      </w:pPr>
-      <w:del w:id="80" w:author="Unknown Author" w:date="2026-05-29T10:08:32Z">
+        </w:rPr>
+      </w:pPr>
+      <w:del w:id="55" w:author="Unknown Author" w:date="2026-05-29T10:08:32Z">
         <w:r>
           <w:rPr>
             <w:rFonts w:cs="Arial" w:ascii="Arial" w:hAnsi="Arial"/>
@@ -1879,13 +1752,13 @@
           <w:delText xml:space="preserve">Intra-sample </w:delText>
         </w:r>
       </w:del>
-      <w:del w:id="81" w:author="Unknown Author" w:date="2026-05-29T10:08:32Z">
+      <w:del w:id="56" w:author="Unknown Author" w:date="2026-05-29T10:08:32Z">
         <w:r>
           <w:rPr/>
           <w:commentReference w:id="9"/>
         </w:r>
       </w:del>
-      <w:del w:id="82" w:author="Unknown Author" w:date="2026-05-29T10:08:32Z">
+      <w:del w:id="57" w:author="Unknown Author" w:date="2026-05-29T10:08:32Z">
         <w:r>
           <w:rPr>
             <w:rFonts w:cs="Arial" w:ascii="Arial" w:hAnsi="Arial"/>
@@ -1893,31 +1766,31 @@
           <w:delText xml:space="preserve">and inter-sample </w:delText>
         </w:r>
       </w:del>
-      <w:del w:id="83" w:author="Unknown Author" w:date="2026-05-29T10:08:32Z">
+      <w:del w:id="58" w:author="Unknown Author" w:date="2026-05-29T10:08:32Z">
         <w:r>
           <w:rPr/>
           <w:commentReference w:id="10"/>
         </w:r>
       </w:del>
-      <w:del w:id="84" w:author="Unknown Author" w:date="2026-05-29T10:08:32Z">
+      <w:del w:id="59" w:author="Unknown Author" w:date="2026-05-29T10:08:32Z">
         <w:r>
           <w:rPr/>
           <w:commentReference w:id="11"/>
         </w:r>
       </w:del>
-      <w:del w:id="85" w:author="Unknown Author" w:date="2026-05-29T10:08:32Z">
+      <w:del w:id="60" w:author="Unknown Author" w:date="2026-05-29T10:08:32Z">
         <w:r>
           <w:rPr/>
           <w:commentReference w:id="12"/>
         </w:r>
       </w:del>
-      <w:del w:id="86" w:author="Unknown Author" w:date="2026-05-29T10:08:32Z">
+      <w:del w:id="61" w:author="Unknown Author" w:date="2026-05-29T10:08:32Z">
         <w:r>
           <w:rPr/>
           <w:commentReference w:id="13"/>
         </w:r>
       </w:del>
-      <w:del w:id="87" w:author="Unknown Author" w:date="2026-05-29T10:08:32Z">
+      <w:del w:id="62" w:author="Unknown Author" w:date="2026-05-29T10:08:32Z">
         <w:r>
           <w:rPr>
             <w:rFonts w:cs="Arial" w:ascii="Arial" w:hAnsi="Arial"/>
@@ -1925,8 +1798,8 @@
           <w:delText>differences in microbial diversity</w:delText>
         </w:r>
       </w:del>
-      <w:ins w:id="88" w:author="Unknown Author" w:date="2026-05-29T10:08:39Z">
-        <w:del w:id="89" w:author="Linh Dang" w:date="2026-07-08T11:29:23Z">
+      <w:ins w:id="63" w:author="Unknown Author" w:date="2026-05-29T10:08:39Z">
+        <w:del w:id="64" w:author="Linh Dang" w:date="2026-07-08T11:29:23Z">
           <w:r>
             <w:rPr>
               <w:rFonts w:cs="Arial" w:ascii="Arial" w:hAnsi="Arial"/>
@@ -1935,7 +1808,7 @@
           </w:r>
         </w:del>
       </w:ins>
-      <w:del w:id="90" w:author="Linh Dang" w:date="2026-07-08T11:29:23Z">
+      <w:del w:id="65" w:author="Linh Dang" w:date="2026-07-08T11:29:23Z">
         <w:r>
           <w:rPr>
             <w:rFonts w:cs="Arial" w:ascii="Arial" w:hAnsi="Arial"/>
@@ -1943,7 +1816,7 @@
           <w:delText xml:space="preserve"> were observed across control types (Figures. 1.</w:delText>
         </w:r>
       </w:del>
-      <w:del w:id="91" w:author="Linh Dang" w:date="2026-06-03T12:52:04Z">
+      <w:del w:id="66" w:author="Linh Dang" w:date="2026-06-03T12:52:04Z">
         <w:r>
           <w:rPr>
             <w:rFonts w:cs="Arial" w:ascii="Arial" w:hAnsi="Arial"/>
@@ -1951,7 +1824,7 @@
           <w:delText>2</w:delText>
         </w:r>
       </w:del>
-      <w:del w:id="92" w:author="Linh Dang" w:date="2026-07-08T11:29:23Z">
+      <w:del w:id="67" w:author="Linh Dang" w:date="2026-07-08T11:29:23Z">
         <w:r>
           <w:rPr>
             <w:rFonts w:cs="Arial" w:ascii="Arial" w:hAnsi="Arial"/>
@@ -1959,7 +1832,7 @@
           <w:delText xml:space="preserve"> and 1.</w:delText>
         </w:r>
       </w:del>
-      <w:del w:id="93" w:author="Linh Dang" w:date="2026-06-03T12:52:09Z">
+      <w:del w:id="68" w:author="Linh Dang" w:date="2026-06-03T12:52:09Z">
         <w:r>
           <w:rPr>
             <w:rFonts w:cs="Arial" w:ascii="Arial" w:hAnsi="Arial"/>
@@ -1967,7 +1840,7 @@
           <w:delText>3</w:delText>
         </w:r>
       </w:del>
-      <w:del w:id="94" w:author="Linh Dang" w:date="2026-07-08T11:29:23Z">
+      <w:del w:id="69" w:author="Linh Dang" w:date="2026-07-08T11:29:23Z">
         <w:r>
           <w:rPr>
             <w:rFonts w:cs="Arial" w:ascii="Arial" w:hAnsi="Arial"/>
@@ -1975,7 +1848,7 @@
           <w:delText xml:space="preserve">). Buffer controls exhibited significantly higher species richness and evenness compared to paraffin and PCR controls, as measured by </w:delText>
         </w:r>
       </w:del>
-      <w:del w:id="95" w:author="Linh Dang" w:date="2026-07-06T18:14:02Z">
+      <w:del w:id="70" w:author="Linh Dang" w:date="2026-07-06T18:14:02Z">
         <w:r>
           <w:rPr>
             <w:rFonts w:cs="Arial" w:ascii="Arial" w:hAnsi="Arial"/>
@@ -1983,7 +1856,7 @@
           <w:delText xml:space="preserve">observed species count, </w:delText>
         </w:r>
       </w:del>
-      <w:del w:id="96" w:author="Linh Dang" w:date="2026-07-08T11:29:23Z">
+      <w:del w:id="71" w:author="Linh Dang" w:date="2026-07-08T11:29:23Z">
         <w:r>
           <w:rPr>
             <w:rFonts w:cs="Arial" w:ascii="Arial" w:hAnsi="Arial"/>
@@ -1991,7 +1864,7 @@
           <w:delText>Shannon index, and inverse Simpson index</w:delText>
         </w:r>
       </w:del>
-      <w:del w:id="97" w:author="Linh Dang" w:date="2026-07-08T11:29:23Z">
+      <w:del w:id="72" w:author="Linh Dang" w:date="2026-07-08T11:29:23Z">
         <w:r>
           <w:rPr>
             <w:rFonts w:cs="Arial" w:ascii="Arial" w:hAnsi="Arial"/>
@@ -1999,7 +1872,7 @@
           <w:commentReference w:id="14"/>
         </w:r>
       </w:del>
-      <w:del w:id="98" w:author="Linh Dang" w:date="2026-07-08T11:29:23Z">
+      <w:del w:id="73" w:author="Linh Dang" w:date="2026-07-08T11:29:23Z">
         <w:r>
           <w:rPr>
             <w:rFonts w:cs="Arial" w:ascii="Arial" w:hAnsi="Arial"/>
@@ -2007,7 +1880,7 @@
           <w:delText xml:space="preserve">. Analogous patterns were observed when stratifying by LP, year, and season (Supplementary Figures </w:delText>
         </w:r>
       </w:del>
-      <w:del w:id="99" w:author="Linh Dang" w:date="2026-07-08T11:29:23Z">
+      <w:del w:id="74" w:author="Linh Dang" w:date="2026-07-08T11:29:23Z">
         <w:r>
           <w:rPr>
             <w:rFonts w:cs="Arial" w:ascii="Arial" w:hAnsi="Arial"/>
@@ -2017,7 +1890,7 @@
           <w:delText>S1.xxx, S1.xxx</w:delText>
         </w:r>
       </w:del>
-      <w:del w:id="100" w:author="Linh Dang" w:date="2026-07-08T11:29:23Z">
+      <w:del w:id="75" w:author="Linh Dang" w:date="2026-07-08T11:29:23Z">
         <w:r>
           <w:rPr>
             <w:rFonts w:cs="Arial" w:ascii="Arial" w:hAnsi="Arial"/>
@@ -2025,7 +1898,7 @@
           <w:delText>), suggesting pervasive batch structure in the contaminant pool.</w:delText>
         </w:r>
       </w:del>
-      <w:del w:id="101" w:author="Linh Dang" w:date="2026-07-08T11:29:23Z">
+      <w:del w:id="76" w:author="Linh Dang" w:date="2026-07-08T11:29:23Z">
         <w:r>
           <w:rPr>
             <w:rFonts w:cs="Arial" w:ascii="Arial" w:hAnsi="Arial"/>
@@ -2044,7 +1917,9 @@
         </w:rPr>
       </w:pPr>
       <w:r>
-        <w:rPr/>
+        <w:rPr>
+          <w:rFonts w:cs="Arial" w:ascii="Arial" w:hAnsi="Arial"/>
+        </w:rPr>
       </w:r>
     </w:p>
     <w:p>
@@ -2054,10 +1929,10 @@
         <w:jc w:val="both"/>
         <w:rPr>
           <w:rFonts w:ascii="Arial" w:hAnsi="Arial" w:cs="Arial"/>
-          <w:del w:id="104" w:author="Linh Dang" w:date="2026-06-03T14:00:24Z"/>
-        </w:rPr>
-      </w:pPr>
-      <w:del w:id="103" w:author="Linh Dang" w:date="2026-06-03T14:00:24Z">
+          <w:del w:id="78" w:author="Linh Dang" w:date="2026-06-03T14:00:24Z"/>
+        </w:rPr>
+      </w:pPr>
+      <w:del w:id="77" w:author="Linh Dang" w:date="2026-06-03T14:00:24Z">
         <w:r>
           <w:rPr>
             <w:rFonts w:cs="Arial" w:ascii="Arial" w:hAnsi="Arial"/>
@@ -2077,10 +1952,10 @@
         <w:jc w:val="both"/>
         <w:rPr>
           <w:rFonts w:ascii="Arial" w:hAnsi="Arial" w:cs="Arial"/>
-          <w:del w:id="106" w:author="Linh Dang" w:date="2026-06-03T14:00:24Z"/>
-        </w:rPr>
-      </w:pPr>
-      <w:del w:id="105" w:author="Linh Dang" w:date="2026-06-03T14:00:24Z">
+          <w:del w:id="80" w:author="Linh Dang" w:date="2026-06-03T14:00:24Z"/>
+        </w:rPr>
+      </w:pPr>
+      <w:del w:id="79" w:author="Linh Dang" w:date="2026-06-03T14:00:24Z">
         <w:r>
           <w:rPr>
             <w:rFonts w:cs="Arial" w:ascii="Arial" w:hAnsi="Arial"/>
@@ -2102,7 +1977,7 @@
           <w:rFonts w:ascii="Arial" w:hAnsi="Arial" w:cs="Arial"/>
         </w:rPr>
       </w:pPr>
-      <w:del w:id="107" w:author="Linh Dang" w:date="2026-06-03T14:00:24Z">
+      <w:del w:id="81" w:author="Linh Dang" w:date="2026-06-03T14:00:24Z">
         <w:bookmarkStart w:id="4" w:name="diversity-of-negative-controls_Copy_1_Co"/>
         <w:r>
           <w:rPr>
@@ -2126,8 +2001,24 @@
         <w:rPr>
           <w:rFonts w:cs="Arial" w:ascii="Arial" w:hAnsi="Arial"/>
         </w:rPr>
-        <w:t>1.3 Microbial Composition of Negative Control Samples</w:t>
-      </w:r>
+        <w:t xml:space="preserve">1.3 </w:t>
+      </w:r>
+      <w:del w:id="82" w:author="Linh Dang" w:date="2026-07-09T09:56:26Z">
+        <w:r>
+          <w:rPr>
+            <w:rFonts w:cs="Arial" w:ascii="Arial" w:hAnsi="Arial"/>
+          </w:rPr>
+          <w:delText>Microbial Composition of Negative Control Samples</w:delText>
+        </w:r>
+      </w:del>
+      <w:ins w:id="83" w:author="Linh Dang" w:date="2026-07-09T09:56:28Z">
+        <w:r>
+          <w:rPr>
+            <w:rFonts w:cs="Arial" w:ascii="Arial" w:hAnsi="Arial"/>
+          </w:rPr>
+          <w:t>Many environmental taxa are found in NCTs, at varying abundance</w:t>
+        </w:r>
+      </w:ins>
     </w:p>
     <w:p>
       <w:pPr>
@@ -2136,9 +2027,10 @@
         <w:jc w:val="both"/>
         <w:rPr>
           <w:rFonts w:ascii="Arial" w:hAnsi="Arial" w:cs="Arial"/>
-        </w:rPr>
-      </w:pPr>
-      <w:del w:id="108" w:author="Linh Dang" w:date="2026-06-03T14:01:30Z">
+          <w:ins w:id="97" w:author="Linh Dang" w:date="2026-07-09T12:15:06Z"/>
+        </w:rPr>
+      </w:pPr>
+      <w:del w:id="84" w:author="Linh Dang" w:date="2026-06-03T14:01:30Z">
         <w:r>
           <w:rPr>
             <w:rFonts w:cs="Arial" w:ascii="Arial" w:hAnsi="Arial"/>
@@ -2146,19 +2038,85 @@
           <w:delText>In total, … different species were identified in all NCTs. To</w:delText>
         </w:r>
       </w:del>
-      <w:ins w:id="109" w:author="Linh Dang" w:date="2026-06-03T14:01:32Z">
-        <w:r>
-          <w:rPr>
-            <w:rFonts w:cs="Arial" w:ascii="Arial" w:hAnsi="Arial"/>
-          </w:rPr>
-          <w:t>Next, we</w:t>
+      <w:ins w:id="85" w:author="Linh Dang" w:date="2026-06-03T14:01:32Z">
+        <w:r>
+          <w:rPr>
+            <w:rFonts w:cs="Arial" w:ascii="Arial" w:hAnsi="Arial"/>
+          </w:rPr>
+          <w:t xml:space="preserve">Next, </w:t>
         </w:r>
       </w:ins>
-      <w:r>
-        <w:rPr>
-          <w:rFonts w:cs="Arial" w:ascii="Arial" w:hAnsi="Arial"/>
-        </w:rPr>
-        <w:t xml:space="preserve"> explore the biological origin of these bacteria we focused on dominant genera in our NCT sample set (figure 1D) and revealed a mixture of well characterized environmental microbes and small portion of human commensals. For example, </w:t>
+      <w:ins w:id="86" w:author="Linh Dang" w:date="2026-07-09T09:41:19Z">
+        <w:r>
+          <w:rPr>
+            <w:rFonts w:cs="Arial" w:ascii="Arial" w:hAnsi="Arial"/>
+          </w:rPr>
+          <w:t>to</w:t>
+        </w:r>
+      </w:ins>
+      <w:r>
+        <w:rPr>
+          <w:rFonts w:cs="Arial" w:ascii="Arial" w:hAnsi="Arial"/>
+        </w:rPr>
+        <w:t xml:space="preserve"> explore the biological origin of these bacteria</w:t>
+      </w:r>
+      <w:ins w:id="87" w:author="Linh Dang" w:date="2026-07-09T09:41:27Z">
+        <w:r>
+          <w:rPr>
+            <w:rFonts w:cs="Arial" w:ascii="Arial" w:hAnsi="Arial"/>
+          </w:rPr>
+          <w:t>,</w:t>
+        </w:r>
+      </w:ins>
+      <w:r>
+        <w:rPr>
+          <w:rFonts w:cs="Arial" w:ascii="Arial" w:hAnsi="Arial"/>
+        </w:rPr>
+        <w:t xml:space="preserve"> we focused on dominant genera in our NCT sample set </w:t>
+      </w:r>
+      <w:del w:id="88" w:author="Linh Dang" w:date="2026-07-09T09:44:42Z">
+        <w:r>
+          <w:rPr>
+            <w:rFonts w:cs="Arial" w:ascii="Arial" w:hAnsi="Arial"/>
+          </w:rPr>
+          <w:delText>(figure 1D)</w:delText>
+        </w:r>
+      </w:del>
+      <w:r>
+        <w:rPr>
+          <w:rFonts w:cs="Arial" w:ascii="Arial" w:hAnsi="Arial"/>
+        </w:rPr>
+        <w:t xml:space="preserve"> and revealed a mixture of well characterized environmental microbes and small portion of human commensals</w:t>
+      </w:r>
+      <w:ins w:id="89" w:author="Linh Dang" w:date="2026-07-09T09:44:49Z">
+        <w:r>
+          <w:rPr>
+            <w:rFonts w:cs="Arial" w:ascii="Arial" w:hAnsi="Arial"/>
+          </w:rPr>
+          <w:t xml:space="preserve"> (</w:t>
+        </w:r>
+      </w:ins>
+      <w:ins w:id="90" w:author="Linh Dang" w:date="2026-07-09T09:44:49Z">
+        <w:r>
+          <w:rPr>
+            <w:rFonts w:cs="Arial" w:ascii="Arial" w:hAnsi="Arial"/>
+          </w:rPr>
+          <w:t>F</w:t>
+        </w:r>
+      </w:ins>
+      <w:ins w:id="91" w:author="Linh Dang" w:date="2026-07-09T09:44:49Z">
+        <w:r>
+          <w:rPr>
+            <w:rFonts w:cs="Arial" w:ascii="Arial" w:hAnsi="Arial"/>
+          </w:rPr>
+          <w:t>igure 1.D)</w:t>
+        </w:r>
+      </w:ins>
+      <w:r>
+        <w:rPr>
+          <w:rFonts w:cs="Arial" w:ascii="Arial" w:hAnsi="Arial"/>
+        </w:rPr>
+        <w:t xml:space="preserve">. For example, </w:t>
       </w:r>
       <w:r>
         <w:rPr>
@@ -2257,7 +2215,7 @@
         </w:rPr>
         <w:t xml:space="preserve">, were </w:t>
       </w:r>
-      <w:del w:id="110" w:author="Linh Dang" w:date="2026-06-03T15:46:39Z">
+      <w:del w:id="92" w:author="Linh Dang" w:date="2026-06-03T15:46:39Z">
         <w:r>
           <w:rPr>
             <w:rFonts w:cs="Arial" w:ascii="Arial" w:hAnsi="Arial"/>
@@ -2271,7 +2229,7 @@
         </w:rPr>
         <w:t xml:space="preserve"> high prevalent </w:t>
       </w:r>
-      <w:del w:id="111" w:author="Linh Dang" w:date="2026-06-03T15:46:45Z">
+      <w:del w:id="93" w:author="Linh Dang" w:date="2026-06-03T15:46:45Z">
         <w:r>
           <w:rPr>
             <w:rFonts w:cs="Arial" w:ascii="Arial" w:hAnsi="Arial"/>
@@ -2285,7 +2243,7 @@
         </w:rPr>
         <w:t xml:space="preserve"> </w:t>
       </w:r>
-      <w:del w:id="112" w:author="Linh Dang" w:date="2026-06-03T15:46:53Z">
+      <w:del w:id="94" w:author="Linh Dang" w:date="2026-06-03T15:46:53Z">
         <w:r>
           <w:rPr>
             <w:rFonts w:cs="Arial" w:ascii="Arial" w:hAnsi="Arial"/>
@@ -2293,7 +2251,7 @@
           <w:delText>high</w:delText>
         </w:r>
       </w:del>
-      <w:ins w:id="113" w:author="Linh Dang" w:date="2026-06-03T15:46:55Z">
+      <w:ins w:id="95" w:author="Linh Dang" w:date="2026-06-03T15:46:55Z">
         <w:r>
           <w:rPr>
             <w:rFonts w:cs="Arial" w:ascii="Arial" w:hAnsi="Arial"/>
@@ -2311,7 +2269,7 @@
         <w:rPr/>
         <w:commentReference w:id="18"/>
       </w:r>
-      <w:ins w:id="114" w:author="Linh Dang" w:date="2026-06-03T15:48:43Z">
+      <w:ins w:id="96" w:author="Linh Dang" w:date="2026-06-03T15:48:43Z">
         <w:r>
           <w:rPr/>
           <w:commentReference w:id="19"/>
@@ -2343,184 +2301,335 @@
           <w:rFonts w:ascii="Arial" w:hAnsi="Arial" w:cs="Arial"/>
         </w:rPr>
       </w:pPr>
-      <w:r>
-        <w:rPr/>
-        <w:commentReference w:id="21"/>
-      </w:r>
-      <w:ins w:id="115" w:author="Linh Dang" w:date="2026-06-03T15:49:17Z">
-        <w:r>
-          <w:rPr/>
-          <w:commentReference w:id="22"/>
+      <w:ins w:id="98" w:author="Linh Dang" w:date="2026-07-09T12:54:42Z">
+        <w:r>
+          <w:rPr>
+            <w:rFonts w:cs="Arial" w:ascii="Arial" w:hAnsi="Arial"/>
+          </w:rPr>
+          <w:t xml:space="preserve">Compared with the PCR control, the </w:t>
         </w:r>
       </w:ins>
-      <w:r>
-        <w:rPr>
-          <w:rFonts w:cs="Arial" w:ascii="Arial" w:hAnsi="Arial"/>
-        </w:rPr>
-        <w:br/>
-      </w:r>
-      <w:commentRangeStart w:id="23"/>
-      <w:r>
-        <w:rPr>
-          <w:rFonts w:cs="Arial" w:ascii="Arial" w:hAnsi="Arial"/>
-        </w:rPr>
-        <w:t xml:space="preserve">The abundance and prevalence of NCT in higher taxonomic rank could be found in the supplementary </w:t>
-      </w:r>
-      <w:r>
-        <w:rPr>
-          <w:rFonts w:cs="Arial" w:ascii="Arial" w:hAnsi="Arial"/>
-          <w:b/>
-          <w:bCs/>
-        </w:rPr>
-        <w:t>Figures S1.7-10</w:t>
-      </w:r>
-      <w:r>
-        <w:rPr>
-          <w:rFonts w:cs="Arial" w:ascii="Arial" w:hAnsi="Arial"/>
-          <w:b/>
-          <w:bCs/>
-        </w:rPr>
-      </w:r>
-      <w:commentRangeEnd w:id="23"/>
-      <w:r>
-        <w:commentReference w:id="23"/>
-      </w:r>
-      <w:r>
-        <w:rPr>
-          <w:rFonts w:cs="Arial" w:ascii="Arial" w:hAnsi="Arial"/>
-        </w:rPr>
-        <w:t>.</w:t>
-      </w:r>
-    </w:p>
-    <w:p>
-      <w:pPr>
-        <w:pStyle w:val="BodyText"/>
-        <w:spacing w:lineRule="auto" w:line="480"/>
-        <w:jc w:val="both"/>
-        <w:rPr>
-          <w:rFonts w:ascii="Arial" w:hAnsi="Arial" w:cs="Arial"/>
-        </w:rPr>
-      </w:pPr>
-      <w:del w:id="116" w:author="Linh Dang" w:date="2026-06-16T13:20:04Z">
-        <w:r>
-          <w:rPr>
-            <w:rFonts w:cs="Arial" w:ascii="Arial" w:hAnsi="Arial"/>
-          </w:rPr>
-          <w:delText xml:space="preserve">Following the correction for batch effects, differential abundance analysis (DAA) among control types revealed several taxa specifically enriched in paraffin controls (taxa </w:delText>
-        </w:r>
-      </w:del>
-      <w:del w:id="117" w:author="Linh Dang" w:date="2026-06-16T13:20:04Z">
-        <w:r>
-          <w:rPr>
-            <w:rFonts w:cs="Arial" w:ascii="Arial" w:hAnsi="Arial"/>
-            <w:b/>
-            <w:bCs/>
-          </w:rPr>
-          <w:delText>XXX</w:delText>
-        </w:r>
-      </w:del>
-      <w:del w:id="118" w:author="Linh Dang" w:date="2026-06-16T13:20:04Z">
-        <w:r>
-          <w:rPr>
-            <w:rFonts w:cs="Arial" w:ascii="Arial" w:hAnsi="Arial"/>
-          </w:rPr>
-          <w:delText xml:space="preserve"> from the analyses, Figure 1.</w:delText>
-        </w:r>
-      </w:del>
-      <w:del w:id="119" w:author="Linh Dang" w:date="2026-06-04T13:29:52Z">
-        <w:r>
-          <w:rPr>
-            <w:rFonts w:cs="Arial" w:ascii="Arial" w:hAnsi="Arial"/>
-          </w:rPr>
-          <w:delText>6</w:delText>
-        </w:r>
-      </w:del>
-      <w:del w:id="120" w:author="Linh Dang" w:date="2026-06-16T13:20:04Z">
-        <w:r>
-          <w:rPr>
-            <w:rFonts w:cs="Arial" w:ascii="Arial" w:hAnsi="Arial"/>
-          </w:rPr>
-          <w:delText>),</w:delText>
-        </w:r>
-      </w:del>
-      <w:del w:id="121" w:author="Linh Dang" w:date="2026-06-16T13:20:04Z">
-        <w:r>
-          <w:rPr>
-            <w:rFonts w:cs="Arial" w:ascii="Arial" w:hAnsi="Arial"/>
-          </w:rPr>
-          <w:commentReference w:id="24"/>
-        </w:r>
-      </w:del>
-      <w:del w:id="122" w:author="Linh Dang" w:date="2026-06-16T13:20:04Z">
-        <w:r>
-          <w:rPr>
-            <w:rFonts w:cs="Arial" w:ascii="Arial" w:hAnsi="Arial"/>
-          </w:rPr>
-          <w:delText xml:space="preserve"> </w:delText>
-        </w:r>
-      </w:del>
-      <w:del w:id="123" w:author="Linh Dang" w:date="2026-06-16T13:20:04Z">
-        <w:r>
-          <w:rPr>
-            <w:rFonts w:cs="Arial" w:ascii="Arial" w:hAnsi="Arial"/>
-          </w:rPr>
-          <w:commentReference w:id="25"/>
-        </w:r>
-      </w:del>
-      <w:del w:id="124" w:author="Linh Dang" w:date="2026-06-16T13:20:04Z">
-        <w:r>
-          <w:rPr>
-            <w:rFonts w:cs="Arial" w:ascii="Arial" w:hAnsi="Arial"/>
-          </w:rPr>
-          <w:delText>pointing to contamination sources specific to paraffin embedding procedures.</w:delText>
-        </w:r>
-      </w:del>
-    </w:p>
-    <w:p>
-      <w:pPr>
-        <w:pStyle w:val="BodyText"/>
-        <w:spacing w:lineRule="auto" w:line="480"/>
-        <w:jc w:val="both"/>
-        <w:rPr>
-          <w:rFonts w:ascii="Arial" w:hAnsi="Arial" w:cs="Arial"/>
-          <w:ins w:id="127" w:author="Linh Dang" w:date="2026-06-11T05:29:08Z"/>
-        </w:rPr>
-      </w:pPr>
-      <w:del w:id="125" w:author="Linh Dang" w:date="2026-06-11T05:29:00Z">
-        <w:r>
-          <w:rPr>
-            <w:rFonts w:cs="Arial" w:ascii="Arial" w:hAnsi="Arial"/>
-          </w:rPr>
-          <w:delText>Need elaborations</w:delText>
-        </w:r>
-      </w:del>
-      <w:ins w:id="126" w:author="Linh Dang" w:date="2026-06-11T05:29:08Z">
-        <w:r>
-          <w:rPr>
-            <w:rFonts w:cs="Arial" w:ascii="Arial" w:hAnsi="Arial"/>
-          </w:rPr>
-          <w:t>(My elaborations based on the DAA results):</w:t>
+      <w:ins w:id="99" w:author="Linh Dang" w:date="2026-07-09T12:54:42Z">
+        <w:r>
+          <w:rPr>
+            <w:rStyle w:val="Strong"/>
+            <w:rFonts w:cs="Arial" w:ascii="Arial" w:hAnsi="Arial"/>
+            <w:b w:val="false"/>
+            <w:bCs w:val="false"/>
+          </w:rPr>
+          <w:t>buffer</w:t>
         </w:r>
       </w:ins>
-    </w:p>
-    <w:p>
-      <w:pPr>
-        <w:pStyle w:val="BodyText"/>
-        <w:spacing w:lineRule="auto" w:line="480"/>
-        <w:jc w:val="both"/>
-        <w:rPr>
-          <w:rFonts w:ascii="Arial" w:hAnsi="Arial" w:cs="Arial"/>
-        </w:rPr>
-      </w:pPr>
-      <w:ins w:id="128" w:author="Linh Dang" w:date="2026-06-11T05:35:48Z">
-        <w:r>
-          <w:rPr>
-            <w:rFonts w:cs="Arial" w:ascii="Arial" w:hAnsi="Arial"/>
-          </w:rPr>
-          <w:t xml:space="preserve">We applied The MaAslin2 R package for differential abundant analyses with respect to negative control types, as shown in Figure 1.E. </w:t>
+      <w:ins w:id="100" w:author="Linh Dang" w:date="2026-07-09T12:54:42Z">
+        <w:r>
+          <w:rPr>
+            <w:rFonts w:cs="Arial" w:ascii="Arial" w:hAnsi="Arial"/>
+          </w:rPr>
+          <w:t xml:space="preserve"> </w:t>
         </w:r>
       </w:ins>
-      <w:ins w:id="129" w:author="Linh Dang" w:date="2026-06-11T05:35:48Z">
+      <w:ins w:id="101" w:author="Linh Dang" w:date="2026-07-09T12:54:42Z">
+        <w:r>
+          <w:rPr>
+            <w:rFonts w:cs="Arial" w:ascii="Arial" w:hAnsi="Arial"/>
+          </w:rPr>
+          <w:t>control</w:t>
+        </w:r>
+      </w:ins>
+      <w:ins w:id="102" w:author="Linh Dang" w:date="2026-07-09T12:54:42Z">
+        <w:r>
+          <w:rPr>
+            <w:rFonts w:cs="Arial" w:ascii="Arial" w:hAnsi="Arial"/>
+          </w:rPr>
+          <w:t xml:space="preserve"> showed enrichment of several taxa, </w:t>
+        </w:r>
+      </w:ins>
+      <w:ins w:id="103" w:author="Linh Dang" w:date="2026-07-09T12:54:42Z">
+        <w:r>
+          <w:rPr>
+            <w:rFonts w:cs="Arial" w:ascii="Arial" w:hAnsi="Arial"/>
+          </w:rPr>
+          <w:t>including</w:t>
+        </w:r>
+      </w:ins>
+      <w:ins w:id="104" w:author="Linh Dang" w:date="2026-07-09T12:54:42Z">
+        <w:r>
+          <w:rPr>
+            <w:rFonts w:cs="Arial" w:ascii="Arial" w:hAnsi="Arial"/>
+          </w:rPr>
+          <w:t xml:space="preserve"> </w:t>
+        </w:r>
+      </w:ins>
+      <w:ins w:id="105" w:author="Linh Dang" w:date="2026-07-09T12:54:42Z">
+        <w:r>
+          <w:rPr>
+            <w:rStyle w:val="Emphasis"/>
+            <w:rFonts w:cs="Arial" w:ascii="Arial" w:hAnsi="Arial"/>
+          </w:rPr>
+          <w:t>Mesorhizobium terrae</w:t>
+        </w:r>
+      </w:ins>
+      <w:ins w:id="106" w:author="Linh Dang" w:date="2026-07-09T12:54:42Z">
+        <w:r>
+          <w:rPr>
+            <w:rFonts w:cs="Arial" w:ascii="Arial" w:hAnsi="Arial"/>
+          </w:rPr>
+          <w:t xml:space="preserve"> and multiple </w:t>
+        </w:r>
+      </w:ins>
+      <w:ins w:id="107" w:author="Linh Dang" w:date="2026-07-09T12:54:42Z">
+        <w:r>
+          <w:rPr>
+            <w:rFonts w:cs="Arial" w:ascii="Arial" w:hAnsi="Arial"/>
+          </w:rPr>
+          <w:t xml:space="preserve">species in </w:t>
+        </w:r>
+      </w:ins>
+      <w:ins w:id="108" w:author="Linh Dang" w:date="2026-07-09T12:54:42Z">
+        <w:r>
+          <w:rPr>
+            <w:rStyle w:val="Emphasis"/>
+            <w:rFonts w:cs="Arial" w:ascii="Arial" w:hAnsi="Arial"/>
+          </w:rPr>
+          <w:t>Burkholderia</w:t>
+        </w:r>
+      </w:ins>
+      <w:ins w:id="109" w:author="Linh Dang" w:date="2026-07-09T12:54:42Z">
+        <w:r>
+          <w:rPr>
+            <w:rFonts w:cs="Arial" w:ascii="Arial" w:hAnsi="Arial"/>
+          </w:rPr>
+          <w:t xml:space="preserve"> and </w:t>
+        </w:r>
+      </w:ins>
+      <w:ins w:id="110" w:author="Linh Dang" w:date="2026-07-09T12:54:42Z">
+        <w:r>
+          <w:rPr>
+            <w:rStyle w:val="Emphasis"/>
+            <w:rFonts w:cs="Arial" w:ascii="Arial" w:hAnsi="Arial"/>
+          </w:rPr>
+          <w:t>Ralstonia</w:t>
+        </w:r>
+      </w:ins>
+      <w:ins w:id="111" w:author="Linh Dang" w:date="2026-07-09T12:54:42Z">
+        <w:r>
+          <w:rPr>
+            <w:rFonts w:cs="Arial" w:ascii="Arial" w:hAnsi="Arial"/>
+          </w:rPr>
+          <w:t xml:space="preserve"> </w:t>
+        </w:r>
+      </w:ins>
+      <w:ins w:id="112" w:author="Linh Dang" w:date="2026-07-09T12:54:42Z">
+        <w:r>
+          <w:rPr>
+            <w:rFonts w:cs="Arial" w:ascii="Arial" w:hAnsi="Arial"/>
+          </w:rPr>
+          <w:t>genus</w:t>
+        </w:r>
+      </w:ins>
+      <w:ins w:id="113" w:author="Linh Dang" w:date="2026-07-09T12:54:42Z">
+        <w:r>
+          <w:rPr>
+            <w:rFonts w:cs="Arial" w:ascii="Arial" w:hAnsi="Arial"/>
+          </w:rPr>
+          <w:t xml:space="preserve">, while a smaller set of taxa, including </w:t>
+        </w:r>
+      </w:ins>
+      <w:ins w:id="114" w:author="Linh Dang" w:date="2026-07-09T12:54:42Z">
+        <w:r>
+          <w:rPr>
+            <w:rStyle w:val="Emphasis"/>
+            <w:rFonts w:cs="Arial" w:ascii="Arial" w:hAnsi="Arial"/>
+          </w:rPr>
+          <w:t>Prevotella histicola</w:t>
+        </w:r>
+      </w:ins>
+      <w:ins w:id="115" w:author="Linh Dang" w:date="2026-07-09T12:54:42Z">
+        <w:r>
+          <w:rPr>
+            <w:rFonts w:cs="Arial" w:ascii="Arial" w:hAnsi="Arial"/>
+          </w:rPr>
+          <w:t xml:space="preserve"> and </w:t>
+        </w:r>
+      </w:ins>
+      <w:ins w:id="116" w:author="Linh Dang" w:date="2026-07-09T12:54:42Z">
+        <w:r>
+          <w:rPr>
+            <w:rStyle w:val="Emphasis"/>
+            <w:rFonts w:cs="Arial" w:ascii="Arial" w:hAnsi="Arial"/>
+          </w:rPr>
+          <w:t>Diaphorobacter aerolatus</w:t>
+        </w:r>
+      </w:ins>
+      <w:ins w:id="117" w:author="Linh Dang" w:date="2026-07-09T12:54:42Z">
+        <w:r>
+          <w:rPr>
+            <w:rFonts w:cs="Arial" w:ascii="Arial" w:hAnsi="Arial"/>
+          </w:rPr>
+          <w:t xml:space="preserve">, were depleted </w:t>
+        </w:r>
+      </w:ins>
+      <w:ins w:id="118" w:author="Linh Dang" w:date="2026-07-09T12:54:42Z">
+        <w:r>
+          <w:rPr>
+            <w:rFonts w:cs="Arial" w:ascii="Arial" w:hAnsi="Arial"/>
+          </w:rPr>
+          <w:t>(Figure 1.E)</w:t>
+        </w:r>
+      </w:ins>
+      <w:ins w:id="119" w:author="Linh Dang" w:date="2026-07-09T12:54:42Z">
+        <w:r>
+          <w:rPr>
+            <w:rFonts w:cs="Arial" w:ascii="Arial" w:hAnsi="Arial"/>
+          </w:rPr>
+          <w:t xml:space="preserve">. In the </w:t>
+        </w:r>
+      </w:ins>
+      <w:ins w:id="120" w:author="Linh Dang" w:date="2026-07-09T12:54:42Z">
+        <w:r>
+          <w:rPr>
+            <w:rStyle w:val="Strong"/>
+            <w:rFonts w:cs="Arial" w:ascii="Arial" w:hAnsi="Arial"/>
+            <w:b w:val="false"/>
+            <w:bCs w:val="false"/>
+          </w:rPr>
+          <w:t>paraffin</w:t>
+        </w:r>
+      </w:ins>
+      <w:ins w:id="121" w:author="Linh Dang" w:date="2026-07-09T12:54:42Z">
+        <w:r>
+          <w:rPr>
+            <w:rFonts w:cs="Arial" w:ascii="Arial" w:hAnsi="Arial"/>
+          </w:rPr>
+          <w:t xml:space="preserve"> </w:t>
+        </w:r>
+      </w:ins>
+      <w:ins w:id="122" w:author="Linh Dang" w:date="2026-07-09T12:54:42Z">
+        <w:r>
+          <w:rPr>
+            <w:rFonts w:cs="Arial" w:ascii="Arial" w:hAnsi="Arial"/>
+          </w:rPr>
+          <w:t>control</w:t>
+        </w:r>
+      </w:ins>
+      <w:ins w:id="123" w:author="Linh Dang" w:date="2026-07-09T12:54:42Z">
+        <w:r>
+          <w:rPr>
+            <w:rFonts w:cs="Arial" w:ascii="Arial" w:hAnsi="Arial"/>
+          </w:rPr>
+          <w:t xml:space="preserve">, enrichment was dominated by species </w:t>
+        </w:r>
+      </w:ins>
+      <w:ins w:id="124" w:author="Linh Dang" w:date="2026-07-09T12:54:42Z">
+        <w:r>
+          <w:rPr>
+            <w:rFonts w:cs="Arial" w:ascii="Arial" w:hAnsi="Arial"/>
+          </w:rPr>
+          <w:t xml:space="preserve">in </w:t>
+        </w:r>
+      </w:ins>
+      <w:ins w:id="125" w:author="Linh Dang" w:date="2026-07-09T12:54:42Z">
+        <w:r>
+          <w:rPr>
+            <w:rStyle w:val="Emphasis"/>
+            <w:rFonts w:cs="Arial" w:ascii="Arial" w:hAnsi="Arial"/>
+          </w:rPr>
+          <w:t>Sphingomonas</w:t>
+        </w:r>
+      </w:ins>
+      <w:ins w:id="126" w:author="Linh Dang" w:date="2026-07-09T12:54:42Z">
+        <w:r>
+          <w:rPr>
+            <w:rFonts w:cs="Arial" w:ascii="Arial" w:hAnsi="Arial"/>
+          </w:rPr>
+          <w:t xml:space="preserve"> and </w:t>
+        </w:r>
+      </w:ins>
+      <w:ins w:id="127" w:author="Linh Dang" w:date="2026-07-09T12:54:42Z">
+        <w:r>
+          <w:rPr>
+            <w:rStyle w:val="Emphasis"/>
+            <w:rFonts w:cs="Arial" w:ascii="Arial" w:hAnsi="Arial"/>
+          </w:rPr>
+          <w:t>Brevundimonas</w:t>
+        </w:r>
+      </w:ins>
+      <w:ins w:id="128" w:author="Linh Dang" w:date="2026-07-09T12:54:42Z">
+        <w:r>
+          <w:rPr>
+            <w:rFonts w:cs="Arial" w:ascii="Arial" w:hAnsi="Arial"/>
+          </w:rPr>
+          <w:t xml:space="preserve">, whereas </w:t>
+        </w:r>
+      </w:ins>
+      <w:ins w:id="129" w:author="Linh Dang" w:date="2026-07-09T12:54:42Z">
+        <w:r>
+          <w:rPr>
+            <w:rStyle w:val="Emphasis"/>
+            <w:rFonts w:cs="Arial" w:ascii="Arial" w:hAnsi="Arial"/>
+          </w:rPr>
+          <w:t>Diaphorobacter</w:t>
+        </w:r>
+      </w:ins>
+      <w:ins w:id="130" w:author="Linh Dang" w:date="2026-07-09T12:54:42Z">
+        <w:r>
+          <w:rPr>
+            <w:rFonts w:cs="Arial" w:ascii="Arial" w:hAnsi="Arial"/>
+          </w:rPr>
+          <w:t xml:space="preserve"> taxa, </w:t>
+        </w:r>
+      </w:ins>
+      <w:ins w:id="131" w:author="Linh Dang" w:date="2026-07-09T12:54:42Z">
+        <w:r>
+          <w:rPr>
+            <w:rStyle w:val="Emphasis"/>
+            <w:rFonts w:cs="Arial" w:ascii="Arial" w:hAnsi="Arial"/>
+          </w:rPr>
+          <w:t>Prevotella histicola</w:t>
+        </w:r>
+      </w:ins>
+      <w:ins w:id="132" w:author="Linh Dang" w:date="2026-07-09T12:54:42Z">
+        <w:r>
+          <w:rPr>
+            <w:rFonts w:cs="Arial" w:ascii="Arial" w:hAnsi="Arial"/>
+          </w:rPr>
+          <w:t xml:space="preserve">, and </w:t>
+        </w:r>
+      </w:ins>
+      <w:ins w:id="133" w:author="Linh Dang" w:date="2026-07-09T12:54:42Z">
+        <w:r>
+          <w:rPr>
+            <w:rStyle w:val="Emphasis"/>
+            <w:rFonts w:cs="Arial" w:ascii="Arial" w:hAnsi="Arial"/>
+          </w:rPr>
+          <w:t>Diaphorobacter aerolatus</w:t>
+        </w:r>
+      </w:ins>
+      <w:ins w:id="134" w:author="Linh Dang" w:date="2026-07-09T12:54:42Z">
+        <w:r>
+          <w:rPr>
+            <w:rFonts w:cs="Arial" w:ascii="Arial" w:hAnsi="Arial"/>
+          </w:rPr>
+          <w:t xml:space="preserve"> were reduced relative to PCR. Overall, both </w:t>
+        </w:r>
+      </w:ins>
+      <w:ins w:id="135" w:author="Linh Dang" w:date="2026-07-09T12:54:42Z">
+        <w:r>
+          <w:rPr>
+            <w:rFonts w:cs="Arial" w:ascii="Arial" w:hAnsi="Arial"/>
+          </w:rPr>
+          <w:t>control types</w:t>
+        </w:r>
+      </w:ins>
+      <w:ins w:id="136" w:author="Linh Dang" w:date="2026-07-09T12:54:42Z">
+        <w:r>
+          <w:rPr>
+            <w:rFonts w:cs="Arial" w:ascii="Arial" w:hAnsi="Arial"/>
+          </w:rPr>
+          <w:t xml:space="preserve"> </w:t>
+        </w:r>
+      </w:ins>
+      <w:ins w:id="137" w:author="Linh Dang" w:date="2026-07-09T12:54:42Z">
         <w:r>
           <w:rPr>
             <w:rFonts w:eastAsia="Aptos" w:cs="Arial" w:ascii="Arial" w:hAnsi="Arial" w:eastAsiaTheme="minorHAnsi"/>
@@ -2530,18 +2639,34 @@
             <w:szCs w:val="24"/>
             <w:lang w:val="en-US" w:eastAsia="en-US" w:bidi="ar-SA"/>
           </w:rPr>
-          <w:t>Notably</w:t>
+          <w:t>revealed</w:t>
         </w:r>
       </w:ins>
-      <w:ins w:id="130" w:author="Linh Dang" w:date="2026-06-11T05:35:48Z">
-        <w:r>
-          <w:rPr>
-            <w:rFonts w:cs="Arial" w:ascii="Arial" w:hAnsi="Arial"/>
-          </w:rPr>
-          <w:t>,</w:t>
+      <w:ins w:id="138" w:author="Linh Dang" w:date="2026-07-09T12:54:42Z">
+        <w:r>
+          <w:rPr>
+            <w:rFonts w:cs="Arial" w:ascii="Arial" w:hAnsi="Arial"/>
+          </w:rPr>
+          <w:t xml:space="preserve"> a clear mix of enriched and depleted features, but the buffer and paraffin </w:t>
         </w:r>
       </w:ins>
-      <w:ins w:id="131" w:author="Linh Dang" w:date="2026-06-11T05:44:47Z">
+      <w:ins w:id="139" w:author="Linh Dang" w:date="2026-07-09T12:54:42Z">
+        <w:r>
+          <w:rPr>
+            <w:rFonts w:cs="Arial" w:ascii="Arial" w:hAnsi="Arial"/>
+          </w:rPr>
+          <w:t xml:space="preserve">control </w:t>
+        </w:r>
+      </w:ins>
+      <w:ins w:id="140" w:author="Linh Dang" w:date="2026-07-09T12:54:42Z">
+        <w:r>
+          <w:rPr>
+            <w:rFonts w:cs="Arial" w:ascii="Arial" w:hAnsi="Arial"/>
+          </w:rPr>
+          <w:t>samples showed distinct microbial signatures compared with the PCR baseline.</w:t>
+        </w:r>
+      </w:ins>
+      <w:ins w:id="141" w:author="Linh Dang" w:date="2026-07-09T12:42:39Z">
         <w:r>
           <w:rPr>
             <w:rFonts w:cs="Arial" w:ascii="Arial" w:hAnsi="Arial"/>
@@ -2549,146 +2674,164 @@
           <w:t xml:space="preserve"> </w:t>
         </w:r>
       </w:ins>
-      <w:ins w:id="132" w:author="Linh Dang" w:date="2026-06-11T05:48:17Z">
-        <w:r>
-          <w:rPr>
-            <w:rFonts w:cs="Arial" w:ascii="Arial" w:hAnsi="Arial"/>
-          </w:rPr>
-          <w:t xml:space="preserve">we </w:t>
-        </w:r>
-      </w:ins>
-      <w:ins w:id="133" w:author="Linh Dang" w:date="2026-06-11T05:50:10Z">
-        <w:r>
-          <w:rPr>
-            <w:rFonts w:cs="Arial" w:ascii="Arial" w:hAnsi="Arial"/>
-          </w:rPr>
-          <w:t xml:space="preserve">also add </w:t>
-        </w:r>
-      </w:ins>
-      <w:ins w:id="134" w:author="Linh Dang" w:date="2026-06-11T05:50:10Z">
-        <w:r>
-          <w:rPr>
-            <w:rFonts w:eastAsia="Aptos" w:cs="Arial" w:ascii="Arial" w:hAnsi="Arial" w:eastAsiaTheme="minorHAnsi"/>
-            <w:color w:val="auto"/>
-            <w:kern w:val="0"/>
-            <w:sz w:val="24"/>
-            <w:szCs w:val="24"/>
-            <w:lang w:val="en-US" w:eastAsia="en-US" w:bidi="ar-SA"/>
-          </w:rPr>
-          <w:t>laboratory</w:t>
-        </w:r>
-      </w:ins>
-      <w:ins w:id="135" w:author="Linh Dang" w:date="2026-06-11T05:50:10Z">
-        <w:r>
-          <w:rPr>
-            <w:rFonts w:cs="Arial" w:ascii="Arial" w:hAnsi="Arial"/>
-          </w:rPr>
-          <w:t xml:space="preserve"> </w:t>
-        </w:r>
-      </w:ins>
-      <w:ins w:id="136" w:author="Linh Dang" w:date="2026-06-11T05:50:10Z">
-        <w:r>
-          <w:rPr>
-            <w:rFonts w:eastAsia="Aptos" w:cs="Arial" w:ascii="Arial" w:hAnsi="Arial" w:eastAsiaTheme="minorHAnsi"/>
-            <w:color w:val="auto"/>
-            <w:kern w:val="0"/>
-            <w:sz w:val="24"/>
-            <w:szCs w:val="24"/>
-            <w:lang w:val="en-US" w:eastAsia="en-US" w:bidi="ar-SA"/>
-          </w:rPr>
-          <w:t>personnel</w:t>
-        </w:r>
-      </w:ins>
-      <w:ins w:id="137" w:author="Linh Dang" w:date="2026-06-11T05:50:10Z">
-        <w:r>
-          <w:rPr>
-            <w:rFonts w:cs="Arial" w:ascii="Arial" w:hAnsi="Arial"/>
-          </w:rPr>
-          <w:t xml:space="preserve"> as a covariate</w:t>
-        </w:r>
-      </w:ins>
-      <w:ins w:id="138" w:author="Linh Dang" w:date="2026-06-11T05:51:15Z">
-        <w:r>
-          <w:rPr>
-            <w:rFonts w:cs="Arial" w:ascii="Arial" w:hAnsi="Arial"/>
-          </w:rPr>
-          <w:t xml:space="preserve"> to the </w:t>
-        </w:r>
-      </w:ins>
-      <w:ins w:id="139" w:author="Linh Dang" w:date="2026-06-11T05:52:23Z">
-        <w:r>
-          <w:rPr>
-            <w:rFonts w:cs="Arial" w:ascii="Arial" w:hAnsi="Arial"/>
-          </w:rPr>
-          <w:t xml:space="preserve">model </w:t>
-        </w:r>
-      </w:ins>
-      <w:ins w:id="140" w:author="Linh Dang" w:date="2026-06-11T06:00:11Z">
-        <w:r>
-          <w:rPr>
-            <w:rFonts w:cs="Arial" w:ascii="Arial" w:hAnsi="Arial"/>
-          </w:rPr>
-          <w:t xml:space="preserve">to accounting for its batch effect. The analyses show </w:t>
-        </w:r>
-      </w:ins>
-      <w:ins w:id="141" w:author="Linh Dang" w:date="2026-06-11T06:04:35Z">
-        <w:r>
-          <w:rPr>
-            <w:rFonts w:cs="Arial" w:ascii="Arial" w:hAnsi="Arial"/>
-          </w:rPr>
-          <w:t>that the abundance of many sp</w:t>
-        </w:r>
-      </w:ins>
-      <w:ins w:id="142" w:author="Linh Dang" w:date="2026-06-11T06:05:36Z">
-        <w:r>
-          <w:rPr>
-            <w:rFonts w:cs="Arial" w:ascii="Arial" w:hAnsi="Arial"/>
-          </w:rPr>
-          <w:t xml:space="preserve">ecies from </w:t>
-        </w:r>
-      </w:ins>
-      <w:ins w:id="143" w:author="Linh Dang" w:date="2026-06-11T06:05:36Z">
-        <w:r>
-          <w:rPr>
-            <w:rFonts w:cs="Arial" w:ascii="Arial" w:hAnsi="Arial"/>
-            <w:i/>
-            <w:iCs/>
-          </w:rPr>
-          <w:t>Burkholderia</w:t>
-        </w:r>
-      </w:ins>
-      <w:ins w:id="144" w:author="Linh Dang" w:date="2026-06-11T06:05:36Z">
-        <w:r>
-          <w:rPr>
-            <w:rFonts w:cs="Arial" w:ascii="Arial" w:hAnsi="Arial"/>
-          </w:rPr>
-          <w:t xml:space="preserve"> are enriched in buffer control compared to</w:t>
-        </w:r>
-      </w:ins>
-      <w:ins w:id="145" w:author="Linh Dang" w:date="2026-06-11T06:06:37Z">
-        <w:r>
-          <w:rPr>
-            <w:rFonts w:cs="Arial" w:ascii="Arial" w:hAnsi="Arial"/>
-          </w:rPr>
-          <w:t xml:space="preserve"> PCR control, while</w:t>
-        </w:r>
-      </w:ins>
-      <w:ins w:id="146" w:author="Linh Dang" w:date="2026-06-11T06:08:35Z">
-        <w:r>
-          <w:rPr>
-            <w:rFonts w:cs="Arial" w:ascii="Arial" w:hAnsi="Arial"/>
-          </w:rPr>
-          <w:t xml:space="preserve"> in paraffin controls species from Sphingomonas</w:t>
-        </w:r>
-      </w:ins>
-      <w:ins w:id="147" w:author="Linh Dang" w:date="2026-06-11T06:09:42Z">
-        <w:r>
-          <w:rPr>
-            <w:rFonts w:cs="Arial" w:ascii="Arial" w:hAnsi="Arial"/>
-          </w:rPr>
-          <w:t xml:space="preserve"> are enriched. </w:t>
-        </w:r>
-      </w:ins>
+    </w:p>
+    <w:p>
+      <w:pPr>
+        <w:pStyle w:val="BodyText"/>
+        <w:spacing w:lineRule="auto" w:line="480"/>
+        <w:jc w:val="both"/>
+        <w:rPr>
+          <w:rFonts w:ascii="Arial" w:hAnsi="Arial" w:cs="Arial"/>
+        </w:rPr>
+      </w:pPr>
+      <w:r>
+        <w:rPr/>
+        <w:commentReference w:id="21"/>
+      </w:r>
+      <w:r>
+        <w:rPr>
+          <w:rFonts w:cs="Arial" w:ascii="Arial" w:hAnsi="Arial"/>
+        </w:rPr>
+        <w:br/>
+      </w:r>
+      <w:del w:id="142" w:author="Linh Dang" w:date="2026-07-09T09:45:55Z">
+        <w:r>
+          <w:rPr>
+            <w:rFonts w:cs="Arial" w:ascii="Arial" w:hAnsi="Arial"/>
+          </w:rPr>
+          <w:delText xml:space="preserve">The abundance and prevalence of NCT in higher taxonomic rank could be found in the supplementary </w:delText>
+        </w:r>
+      </w:del>
+      <w:del w:id="143" w:author="Linh Dang" w:date="2026-07-09T09:45:55Z">
+        <w:r>
+          <w:rPr>
+            <w:rFonts w:cs="Arial" w:ascii="Arial" w:hAnsi="Arial"/>
+            <w:b/>
+            <w:bCs/>
+          </w:rPr>
+          <w:delText>Figures S1.7-10</w:delText>
+        </w:r>
+      </w:del>
+      <w:del w:id="144" w:author="Linh Dang" w:date="2026-07-09T09:45:55Z">
+        <w:r>
+          <w:rPr>
+            <w:rFonts w:cs="Arial" w:ascii="Arial" w:hAnsi="Arial"/>
+            <w:b/>
+            <w:bCs/>
+          </w:rPr>
+          <w:commentReference w:id="22"/>
+        </w:r>
+      </w:del>
+      <w:del w:id="145" w:author="Linh Dang" w:date="2026-07-09T09:45:55Z">
+        <w:r>
+          <w:rPr>
+            <w:rFonts w:cs="Arial" w:ascii="Arial" w:hAnsi="Arial"/>
+          </w:rPr>
+          <w:delText>.</w:delText>
+        </w:r>
+      </w:del>
+    </w:p>
+    <w:p>
+      <w:pPr>
+        <w:pStyle w:val="BodyText"/>
+        <w:spacing w:lineRule="auto" w:line="480"/>
+        <w:jc w:val="both"/>
+        <w:rPr>
+          <w:rFonts w:ascii="Arial" w:hAnsi="Arial" w:cs="Arial"/>
+        </w:rPr>
+      </w:pPr>
+      <w:del w:id="146" w:author="Linh Dang" w:date="2026-06-16T13:20:04Z">
+        <w:r>
+          <w:rPr>
+            <w:rFonts w:cs="Arial" w:ascii="Arial" w:hAnsi="Arial"/>
+          </w:rPr>
+          <w:delText xml:space="preserve">Following the correction for batch effects, differential abundance analysis (DAA) among control types revealed several taxa specifically enriched in paraffin controls (taxa </w:delText>
+        </w:r>
+      </w:del>
+      <w:del w:id="147" w:author="Linh Dang" w:date="2026-06-16T13:20:04Z">
+        <w:r>
+          <w:rPr>
+            <w:rFonts w:cs="Arial" w:ascii="Arial" w:hAnsi="Arial"/>
+            <w:b/>
+            <w:bCs/>
+          </w:rPr>
+          <w:delText>XXX</w:delText>
+        </w:r>
+      </w:del>
+      <w:del w:id="148" w:author="Linh Dang" w:date="2026-06-16T13:20:04Z">
+        <w:r>
+          <w:rPr>
+            <w:rFonts w:cs="Arial" w:ascii="Arial" w:hAnsi="Arial"/>
+          </w:rPr>
+          <w:delText xml:space="preserve"> from the analyses, Figure 1.</w:delText>
+        </w:r>
+      </w:del>
+      <w:del w:id="149" w:author="Linh Dang" w:date="2026-06-04T13:29:52Z">
+        <w:r>
+          <w:rPr>
+            <w:rFonts w:cs="Arial" w:ascii="Arial" w:hAnsi="Arial"/>
+          </w:rPr>
+          <w:delText>6</w:delText>
+        </w:r>
+      </w:del>
+      <w:del w:id="150" w:author="Linh Dang" w:date="2026-06-16T13:20:04Z">
+        <w:r>
+          <w:rPr>
+            <w:rFonts w:cs="Arial" w:ascii="Arial" w:hAnsi="Arial"/>
+          </w:rPr>
+          <w:delText>),</w:delText>
+        </w:r>
+      </w:del>
+      <w:del w:id="151" w:author="Linh Dang" w:date="2026-06-16T13:20:04Z">
+        <w:r>
+          <w:rPr>
+            <w:rFonts w:cs="Arial" w:ascii="Arial" w:hAnsi="Arial"/>
+          </w:rPr>
+          <w:commentReference w:id="23"/>
+        </w:r>
+      </w:del>
+      <w:del w:id="152" w:author="Linh Dang" w:date="2026-06-16T13:20:04Z">
+        <w:r>
+          <w:rPr>
+            <w:rFonts w:cs="Arial" w:ascii="Arial" w:hAnsi="Arial"/>
+          </w:rPr>
+          <w:delText xml:space="preserve"> </w:delText>
+        </w:r>
+      </w:del>
+      <w:del w:id="153" w:author="Linh Dang" w:date="2026-06-16T13:20:04Z">
+        <w:r>
+          <w:rPr>
+            <w:rFonts w:cs="Arial" w:ascii="Arial" w:hAnsi="Arial"/>
+          </w:rPr>
+          <w:commentReference w:id="24"/>
+        </w:r>
+      </w:del>
+      <w:del w:id="154" w:author="Linh Dang" w:date="2026-06-16T13:20:04Z">
+        <w:r>
+          <w:rPr>
+            <w:rFonts w:cs="Arial" w:ascii="Arial" w:hAnsi="Arial"/>
+          </w:rPr>
+          <w:delText>pointing to contamination sources specific to paraffin embedding procedures.</w:delText>
+        </w:r>
+      </w:del>
+    </w:p>
+    <w:p>
+      <w:pPr>
+        <w:pStyle w:val="BodyText"/>
+        <w:spacing w:lineRule="auto" w:line="480"/>
+        <w:jc w:val="both"/>
+        <w:rPr>
+          <w:rFonts w:ascii="Arial" w:hAnsi="Arial" w:cs="Arial"/>
+        </w:rPr>
+      </w:pPr>
+      <w:del w:id="155" w:author="Linh Dang" w:date="2026-06-11T05:29:00Z">
+        <w:r>
+          <w:rPr>
+            <w:rFonts w:cs="Arial" w:ascii="Arial" w:hAnsi="Arial"/>
+          </w:rPr>
+          <w:delText>Need elaborations</w:delText>
+        </w:r>
+      </w:del>
     </w:p>
     <w:p>
       <w:pPr>
@@ -2899,7 +3042,7 @@
         </w:tc>
         <w:tc>
           <w:tcPr>
-            <w:cellIns w:id="148" w:author="Unknown Author" w:date="2026-05-29T09:59:51Z"/>
+            <w:cellIns w:id="156" w:author="Unknown Author" w:date="2026-05-29T09:59:51Z"/>
             <w:tcW w:w="1350" w:type="dxa"/>
             <w:tcBorders>
               <w:bottom w:val="single" w:sz="6" w:space="0" w:color="000000"/>
@@ -2917,7 +3060,7 @@
                 <w:rFonts w:ascii="Arial" w:hAnsi="Arial" w:eastAsia="Aptos" w:cs="Arial"/>
               </w:rPr>
             </w:pPr>
-            <w:ins w:id="149" w:author="Unknown Author" w:date="2026-05-29T09:59:51Z">
+            <w:ins w:id="157" w:author="Unknown Author" w:date="2026-05-29T09:59:51Z">
               <w:r>
                 <w:rPr>
                   <w:rFonts w:eastAsia="Aptos" w:cs="Arial" w:ascii="Arial" w:hAnsi="Arial"/>
@@ -2929,7 +3072,7 @@
                 <w:t>‍</w:t>
               </w:r>
             </w:ins>
-            <w:ins w:id="150" w:author="Unknown Author" w:date="2026-05-29T09:59:51Z">
+            <w:ins w:id="158" w:author="Unknown Author" w:date="2026-05-29T09:59:51Z">
               <w:r>
                 <w:rPr>
                   <w:rFonts w:eastAsia="Aptos" w:cs="Arial" w:ascii="Arial" w:hAnsi="Arial"/>
@@ -3000,7 +3143,7 @@
               </w:rPr>
               <w:t>2</w:t>
             </w:r>
-            <w:ins w:id="151" w:author="Unknown Author" w:date="2026-05-29T10:03:40Z">
+            <w:ins w:id="159" w:author="Unknown Author" w:date="2026-05-29T10:03:40Z">
               <w:r>
                 <w:rPr>
                   <w:rFonts w:eastAsia="Aptos" w:cs="Arial" w:ascii="Arial" w:hAnsi="Arial"/>
@@ -3012,18 +3155,6 @@
                 <w:t>6</w:t>
               </w:r>
             </w:ins>
-            <w:del w:id="152" w:author="Unknown Author" w:date="2026-05-29T10:03:40Z">
-              <w:r>
-                <w:rPr>
-                  <w:rFonts w:eastAsia="Aptos" w:cs="Arial" w:ascii="Arial" w:hAnsi="Arial"/>
-                  <w:kern w:val="0"/>
-                  <w:sz w:val="24"/>
-                  <w:szCs w:val="24"/>
-                  <w:lang w:val="en-US" w:eastAsia="en-US" w:bidi="ar-SA"/>
-                </w:rPr>
-                <w:delText>9</w:delText>
-              </w:r>
-            </w:del>
           </w:p>
         </w:tc>
         <w:tc>
@@ -3052,7 +3183,7 @@
               </w:rPr>
               <w:t>6</w:t>
             </w:r>
-            <w:ins w:id="153" w:author="Unknown Author" w:date="2026-05-29T10:04:07Z">
+            <w:ins w:id="160" w:author="Unknown Author" w:date="2026-05-29T10:04:07Z">
               <w:r>
                 <w:rPr>
                   <w:rFonts w:eastAsia="Aptos" w:cs="Arial" w:ascii="Arial" w:hAnsi="Arial"/>
@@ -3064,18 +3195,6 @@
                 <w:t>7</w:t>
               </w:r>
             </w:ins>
-            <w:del w:id="154" w:author="Unknown Author" w:date="2026-05-29T10:04:06Z">
-              <w:r>
-                <w:rPr>
-                  <w:rFonts w:eastAsia="Aptos" w:cs="Arial" w:ascii="Arial" w:hAnsi="Arial"/>
-                  <w:kern w:val="0"/>
-                  <w:sz w:val="24"/>
-                  <w:szCs w:val="24"/>
-                  <w:lang w:val="en-US" w:eastAsia="en-US" w:bidi="ar-SA"/>
-                </w:rPr>
-                <w:delText>0</w:delText>
-              </w:r>
-            </w:del>
           </w:p>
         </w:tc>
         <w:tc>
@@ -3094,7 +3213,7 @@
                 <w:rFonts w:ascii="Arial" w:hAnsi="Arial" w:eastAsia="Aptos" w:cs="Arial"/>
               </w:rPr>
             </w:pPr>
-            <w:ins w:id="155" w:author="Unknown Author" w:date="2026-05-29T10:04:30Z">
+            <w:ins w:id="161" w:author="Unknown Author" w:date="2026-05-29T10:04:30Z">
               <w:r>
                 <w:rPr>
                   <w:rFonts w:eastAsia="Aptos" w:cs="Arial" w:ascii="Arial" w:hAnsi="Arial"/>
@@ -3106,7 +3225,7 @@
                 <w:t>17</w:t>
               </w:r>
             </w:ins>
-            <w:del w:id="156" w:author="Unknown Author" w:date="2026-05-29T10:04:30Z">
+            <w:del w:id="162" w:author="Unknown Author" w:date="2026-05-29T10:04:30Z">
               <w:r>
                 <w:rPr>
                   <w:rFonts w:eastAsia="Aptos" w:cs="Arial" w:ascii="Arial" w:hAnsi="Arial"/>
@@ -3136,7 +3255,7 @@
                 <w:rFonts w:ascii="Arial" w:hAnsi="Arial" w:eastAsia="Aptos" w:cs="Arial"/>
               </w:rPr>
             </w:pPr>
-            <w:ins w:id="157" w:author="Unknown Author" w:date="2026-05-29T10:04:57Z">
+            <w:ins w:id="163" w:author="Unknown Author" w:date="2026-05-29T10:04:57Z">
               <w:r>
                 <w:rPr>
                   <w:rFonts w:eastAsia="Aptos" w:cs="Arial" w:ascii="Arial" w:hAnsi="Arial"/>
@@ -3148,7 +3267,7 @@
                 <w:t>38</w:t>
               </w:r>
             </w:ins>
-            <w:del w:id="158" w:author="Unknown Author" w:date="2026-05-29T10:04:56Z">
+            <w:del w:id="164" w:author="Unknown Author" w:date="2026-05-29T10:04:56Z">
               <w:r>
                 <w:rPr>
                   <w:rFonts w:eastAsia="Aptos" w:cs="Arial" w:ascii="Arial" w:hAnsi="Arial"/>
@@ -3164,7 +3283,7 @@
         </w:tc>
         <w:tc>
           <w:tcPr>
-            <w:cellIns w:id="159" w:author="Unknown Author" w:date="2026-05-29T09:59:51Z"/>
+            <w:cellIns w:id="165" w:author="Unknown Author" w:date="2026-05-29T09:59:51Z"/>
             <w:tcW w:w="1350" w:type="dxa"/>
             <w:tcBorders/>
           </w:tcPr>
@@ -3179,7 +3298,7 @@
                 <w:rFonts w:ascii="Arial" w:hAnsi="Arial" w:eastAsia="Aptos" w:cs="Arial"/>
               </w:rPr>
             </w:pPr>
-            <w:ins w:id="160" w:author="Unknown Author" w:date="2026-05-29T09:59:51Z">
+            <w:ins w:id="166" w:author="Unknown Author" w:date="2026-05-29T09:59:51Z">
               <w:r>
                 <w:rPr>
                   <w:rFonts w:eastAsia="Aptos" w:cs="Arial" w:ascii="Arial" w:hAnsi="Arial"/>
@@ -3191,7 +3310,7 @@
                 <w:t>‍</w:t>
               </w:r>
             </w:ins>
-            <w:ins w:id="161" w:author="Unknown Author" w:date="2026-05-29T10:03:06Z">
+            <w:ins w:id="167" w:author="Unknown Author" w:date="2026-05-29T10:03:06Z">
               <w:r>
                 <w:rPr>
                   <w:rFonts w:eastAsia="Aptos" w:cs="Arial" w:ascii="Arial" w:hAnsi="Arial"/>
@@ -3252,7 +3371,7 @@
                 <w:rFonts w:ascii="Arial" w:hAnsi="Arial" w:eastAsia="Aptos" w:cs="Arial"/>
               </w:rPr>
             </w:pPr>
-            <w:ins w:id="162" w:author="Unknown Author" w:date="2026-05-29T10:03:44Z">
+            <w:ins w:id="168" w:author="Unknown Author" w:date="2026-05-29T10:03:44Z">
               <w:r>
                 <w:rPr>
                   <w:rFonts w:eastAsia="Aptos" w:cs="Arial" w:ascii="Arial" w:hAnsi="Arial"/>
@@ -3264,7 +3383,7 @@
                 <w:t>2</w:t>
               </w:r>
             </w:ins>
-            <w:del w:id="163" w:author="Unknown Author" w:date="2026-05-29T10:03:44Z">
+            <w:del w:id="169" w:author="Unknown Author" w:date="2026-05-29T10:03:44Z">
               <w:r>
                 <w:rPr>
                   <w:rFonts w:eastAsia="Aptos" w:cs="Arial" w:ascii="Arial" w:hAnsi="Arial"/>
@@ -3304,7 +3423,7 @@
               </w:rPr>
               <w:t>5</w:t>
             </w:r>
-            <w:ins w:id="164" w:author="Unknown Author" w:date="2026-05-29T10:04:11Z">
+            <w:ins w:id="170" w:author="Unknown Author" w:date="2026-05-29T10:04:11Z">
               <w:r>
                 <w:rPr>
                   <w:rFonts w:eastAsia="Aptos" w:cs="Arial" w:ascii="Arial" w:hAnsi="Arial"/>
@@ -3316,7 +3435,7 @@
                 <w:t>6</w:t>
               </w:r>
             </w:ins>
-            <w:del w:id="165" w:author="Unknown Author" w:date="2026-05-29T10:04:11Z">
+            <w:del w:id="171" w:author="Unknown Author" w:date="2026-05-29T10:04:11Z">
               <w:r>
                 <w:rPr>
                   <w:rFonts w:eastAsia="Aptos" w:cs="Arial" w:ascii="Arial" w:hAnsi="Arial"/>
@@ -3346,7 +3465,7 @@
                 <w:rFonts w:ascii="Arial" w:hAnsi="Arial" w:eastAsia="Aptos" w:cs="Arial"/>
               </w:rPr>
             </w:pPr>
-            <w:ins w:id="166" w:author="Unknown Author" w:date="2026-05-29T10:04:35Z">
+            <w:ins w:id="172" w:author="Unknown Author" w:date="2026-05-29T10:04:35Z">
               <w:r>
                 <w:rPr>
                   <w:rFonts w:eastAsia="Aptos" w:cs="Arial" w:ascii="Arial" w:hAnsi="Arial"/>
@@ -3358,7 +3477,7 @@
                 <w:t>9</w:t>
               </w:r>
             </w:ins>
-            <w:del w:id="167" w:author="Unknown Author" w:date="2026-05-29T10:04:34Z">
+            <w:del w:id="173" w:author="Unknown Author" w:date="2026-05-29T10:04:34Z">
               <w:r>
                 <w:rPr>
                   <w:rFonts w:eastAsia="Aptos" w:cs="Arial" w:ascii="Arial" w:hAnsi="Arial"/>
@@ -3398,7 +3517,7 @@
               </w:rPr>
               <w:t>1</w:t>
             </w:r>
-            <w:del w:id="168" w:author="Unknown Author" w:date="2026-05-29T10:05:01Z">
+            <w:del w:id="174" w:author="Unknown Author" w:date="2026-05-29T10:05:01Z">
               <w:r>
                 <w:rPr>
                   <w:rFonts w:eastAsia="Aptos" w:cs="Arial" w:ascii="Arial" w:hAnsi="Arial"/>
@@ -3414,7 +3533,7 @@
         </w:tc>
         <w:tc>
           <w:tcPr>
-            <w:cellIns w:id="169" w:author="Unknown Author" w:date="2026-05-29T09:59:51Z"/>
+            <w:cellIns w:id="175" w:author="Unknown Author" w:date="2026-05-29T09:59:51Z"/>
             <w:tcW w:w="1350" w:type="dxa"/>
             <w:tcBorders/>
           </w:tcPr>
@@ -3429,7 +3548,7 @@
                 <w:rFonts w:ascii="Arial" w:hAnsi="Arial" w:eastAsia="Aptos" w:cs="Arial"/>
               </w:rPr>
             </w:pPr>
-            <w:ins w:id="170" w:author="Unknown Author" w:date="2026-05-29T09:59:51Z">
+            <w:ins w:id="176" w:author="Unknown Author" w:date="2026-05-29T09:59:51Z">
               <w:r>
                 <w:rPr>
                   <w:rFonts w:eastAsia="Aptos" w:cs="Arial" w:ascii="Arial" w:hAnsi="Arial"/>
@@ -3441,7 +3560,7 @@
                 <w:t>‍</w:t>
               </w:r>
             </w:ins>
-            <w:ins w:id="171" w:author="Unknown Author" w:date="2026-05-29T10:03:14Z">
+            <w:ins w:id="177" w:author="Unknown Author" w:date="2026-05-29T10:03:14Z">
               <w:r>
                 <w:rPr>
                   <w:rFonts w:eastAsia="Aptos" w:cs="Arial" w:ascii="Arial" w:hAnsi="Arial"/>
@@ -3530,7 +3649,7 @@
                 <w:rFonts w:ascii="Arial" w:hAnsi="Arial" w:eastAsia="Aptos" w:cs="Arial"/>
               </w:rPr>
             </w:pPr>
-            <w:ins w:id="172" w:author="Unknown Author" w:date="2026-05-29T10:04:16Z">
+            <w:ins w:id="178" w:author="Unknown Author" w:date="2026-05-29T10:04:16Z">
               <w:r>
                 <w:rPr>
                   <w:rFonts w:eastAsia="Aptos" w:cs="Arial" w:ascii="Arial" w:hAnsi="Arial"/>
@@ -3542,7 +3661,7 @@
                 <w:t>4</w:t>
               </w:r>
             </w:ins>
-            <w:del w:id="173" w:author="Unknown Author" w:date="2026-05-29T10:04:15Z">
+            <w:del w:id="179" w:author="Unknown Author" w:date="2026-05-29T10:04:15Z">
               <w:r>
                 <w:rPr>
                   <w:rFonts w:eastAsia="Aptos" w:cs="Arial" w:ascii="Arial" w:hAnsi="Arial"/>
@@ -3572,7 +3691,7 @@
                 <w:rFonts w:ascii="Arial" w:hAnsi="Arial" w:eastAsia="Aptos" w:cs="Arial"/>
               </w:rPr>
             </w:pPr>
-            <w:ins w:id="174" w:author="Unknown Author" w:date="2026-05-29T10:04:40Z">
+            <w:ins w:id="180" w:author="Unknown Author" w:date="2026-05-29T10:04:40Z">
               <w:r>
                 <w:rPr>
                   <w:rFonts w:eastAsia="Aptos" w:cs="Arial" w:ascii="Arial" w:hAnsi="Arial"/>
@@ -3584,7 +3703,7 @@
                 <w:t>4</w:t>
               </w:r>
             </w:ins>
-            <w:del w:id="175" w:author="Unknown Author" w:date="2026-05-29T10:04:40Z">
+            <w:del w:id="181" w:author="Unknown Author" w:date="2026-05-29T10:04:40Z">
               <w:r>
                 <w:rPr>
                   <w:rFonts w:eastAsia="Aptos" w:cs="Arial" w:ascii="Arial" w:hAnsi="Arial"/>
@@ -3614,7 +3733,7 @@
                 <w:rFonts w:ascii="Arial" w:hAnsi="Arial" w:eastAsia="Aptos" w:cs="Arial"/>
               </w:rPr>
             </w:pPr>
-            <w:ins w:id="176" w:author="Unknown Author" w:date="2026-05-29T10:05:05Z">
+            <w:ins w:id="182" w:author="Unknown Author" w:date="2026-05-29T10:05:05Z">
               <w:r>
                 <w:rPr>
                   <w:rFonts w:eastAsia="Aptos" w:cs="Arial" w:ascii="Arial" w:hAnsi="Arial"/>
@@ -3626,7 +3745,7 @@
                 <w:t>8</w:t>
               </w:r>
             </w:ins>
-            <w:del w:id="177" w:author="Unknown Author" w:date="2026-05-29T10:05:05Z">
+            <w:del w:id="183" w:author="Unknown Author" w:date="2026-05-29T10:05:05Z">
               <w:r>
                 <w:rPr>
                   <w:rFonts w:eastAsia="Aptos" w:cs="Arial" w:ascii="Arial" w:hAnsi="Arial"/>
@@ -3642,7 +3761,7 @@
         </w:tc>
         <w:tc>
           <w:tcPr>
-            <w:cellIns w:id="178" w:author="Unknown Author" w:date="2026-05-29T09:59:51Z"/>
+            <w:cellIns w:id="184" w:author="Unknown Author" w:date="2026-05-29T09:59:51Z"/>
             <w:tcW w:w="1350" w:type="dxa"/>
             <w:tcBorders/>
           </w:tcPr>
@@ -3657,7 +3776,7 @@
                 <w:rFonts w:ascii="Arial" w:hAnsi="Arial" w:eastAsia="Aptos" w:cs="Arial"/>
               </w:rPr>
             </w:pPr>
-            <w:ins w:id="179" w:author="Unknown Author" w:date="2026-05-29T09:59:51Z">
+            <w:ins w:id="185" w:author="Unknown Author" w:date="2026-05-29T09:59:51Z">
               <w:r>
                 <w:rPr>
                   <w:rFonts w:eastAsia="Aptos" w:cs="Arial" w:ascii="Arial" w:hAnsi="Arial"/>
@@ -3669,7 +3788,7 @@
                 <w:t>‍</w:t>
               </w:r>
             </w:ins>
-            <w:ins w:id="180" w:author="Unknown Author" w:date="2026-05-29T10:03:18Z">
+            <w:ins w:id="186" w:author="Unknown Author" w:date="2026-05-29T10:03:18Z">
               <w:r>
                 <w:rPr>
                   <w:rFonts w:eastAsia="Aptos" w:cs="Arial" w:ascii="Arial" w:hAnsi="Arial"/>
@@ -3784,59 +3903,88 @@
         </w:rPr>
         <w:t xml:space="preserve">As we discovered highly </w:t>
       </w:r>
+      <w:commentRangeStart w:id="25"/>
+      <w:r>
+        <w:rPr>
+          <w:rFonts w:cs="Arial" w:ascii="Arial" w:hAnsi="Arial"/>
+        </w:rPr>
+        <w:t>prevalent and abundant oral microbiota in our NCT samples, we further explored the possible batch effect that is introduced by the LP that processed the samples. To this end, two LPs performed DNA extraction, library preparation and sequencing of four sterile water samples, which were equally distributed. The experiment was repeated twice in different environments. First</w:t>
+      </w:r>
+      <w:ins w:id="187" w:author="Linh Dang" w:date="2026-06-04T16:26:21Z">
+        <w:r>
+          <w:rPr>
+            <w:rFonts w:cs="Arial" w:ascii="Arial" w:hAnsi="Arial"/>
+          </w:rPr>
+          <w:t>,</w:t>
+        </w:r>
+      </w:ins>
+      <w:r>
+        <w:rPr>
+          <w:rFonts w:cs="Arial" w:ascii="Arial" w:hAnsi="Arial"/>
+        </w:rPr>
+        <w:t xml:space="preserve"> one LP processed samples in a low-germ environment and the other one under standard </w:t>
+      </w:r>
+      <w:r>
+        <w:rPr>
+          <w:rFonts w:cs="Arial" w:ascii="Arial" w:hAnsi="Arial"/>
+        </w:rPr>
+      </w:r>
+      <w:commentRangeEnd w:id="25"/>
+      <w:r>
+        <w:commentReference w:id="25"/>
+      </w:r>
+      <w:r>
+        <w:rPr>
+          <w:rFonts w:cs="Arial" w:ascii="Arial" w:hAnsi="Arial"/>
+        </w:rPr>
+        <w:t>condition. For the repeated sample LPs switched processing environment (</w:t>
+      </w:r>
       <w:commentRangeStart w:id="26"/>
-      <w:r>
-        <w:rPr>
-          <w:rFonts w:cs="Arial" w:ascii="Arial" w:hAnsi="Arial"/>
-        </w:rPr>
-        <w:t>prevalent and abundant oral microbiota in our NCT samples, we further explored the possible batch effect that is introduced by the LP that processed the samples. To this end, two LPs performed DNA extraction, library preparation and sequencing of four sterile water samples, which were equally distributed. The experiment was repeated twice in different environments. First</w:t>
-      </w:r>
-      <w:ins w:id="181" w:author="Linh Dang" w:date="2026-06-04T16:26:21Z">
-        <w:r>
-          <w:rPr>
-            <w:rFonts w:cs="Arial" w:ascii="Arial" w:hAnsi="Arial"/>
-          </w:rPr>
-          <w:t>,</w:t>
+      <w:commentRangeStart w:id="27"/>
+      <w:r>
+        <w:rPr>
+          <w:rFonts w:cs="Arial" w:ascii="Arial" w:hAnsi="Arial"/>
+        </w:rPr>
+        <w:t>Figure 2.</w:t>
+      </w:r>
+      <w:ins w:id="188" w:author="Linh Dang" w:date="2026-07-09T13:56:01Z">
+        <w:r>
+          <w:rPr>
+            <w:rFonts w:cs="Arial" w:ascii="Arial" w:hAnsi="Arial"/>
+          </w:rPr>
+          <w:t>A</w:t>
         </w:r>
       </w:ins>
-      <w:r>
-        <w:rPr>
-          <w:rFonts w:cs="Arial" w:ascii="Arial" w:hAnsi="Arial"/>
-        </w:rPr>
-        <w:t xml:space="preserve"> one LP processed samples in a low-germ environment and the other one under standard </w:t>
-      </w:r>
-      <w:r>
-        <w:rPr>
-          <w:rFonts w:cs="Arial" w:ascii="Arial" w:hAnsi="Arial"/>
-        </w:rPr>
-      </w:r>
-      <w:commentRangeEnd w:id="26"/>
-      <w:r>
-        <w:commentReference w:id="26"/>
-      </w:r>
-      <w:r>
-        <w:rPr>
-          <w:rFonts w:cs="Arial" w:ascii="Arial" w:hAnsi="Arial"/>
-        </w:rPr>
-        <w:t>condition. For the repeated sample LPs switched processing environment (</w:t>
-      </w:r>
-      <w:commentRangeStart w:id="27"/>
-      <w:commentRangeStart w:id="28"/>
-      <w:r>
-        <w:rPr>
-          <w:rFonts w:cs="Arial" w:ascii="Arial" w:hAnsi="Arial"/>
-        </w:rPr>
-        <w:t>Figure 2.1</w:t>
-      </w:r>
-      <w:r>
-        <w:rPr>
-          <w:rFonts w:cs="Arial" w:ascii="Arial" w:hAnsi="Arial"/>
-        </w:rPr>
-      </w:r>
-      <w:ins w:id="182" w:author="Linh Dang" w:date="2026-06-11T09:33:44Z">
-        <w:commentRangeEnd w:id="28"/>
-        <w:r>
+      <w:del w:id="189" w:author="Linh Dang" w:date="2026-07-09T13:56:00Z">
+        <w:r>
+          <w:rPr>
+            <w:rFonts w:cs="Arial" w:ascii="Arial" w:hAnsi="Arial"/>
+          </w:rPr>
+          <w:delText>1</w:delText>
+        </w:r>
+      </w:del>
+      <w:r>
+        <w:rPr>
+          <w:rFonts w:cs="Arial" w:ascii="Arial" w:hAnsi="Arial"/>
+        </w:rPr>
+      </w:r>
+      <w:ins w:id="190" w:author="Linh Dang" w:date="2026-06-11T09:33:44Z">
+        <w:commentRangeEnd w:id="27"/>
+        <w:r>
+          <w:commentReference w:id="27"/>
+        </w:r>
+        <w:r>
+          <w:rPr/>
           <w:commentReference w:id="28"/>
+        </w:r>
+      </w:ins>
+      <w:r>
+        <w:rPr/>
+      </w:r>
+      <w:ins w:id="191" w:author="Linh Dang" w:date="2026-06-11T09:34:00Z">
+        <w:commentRangeEnd w:id="26"/>
+        <w:r>
+          <w:commentReference w:id="26"/>
         </w:r>
         <w:r>
           <w:rPr/>
@@ -3844,326 +3992,512 @@
         </w:r>
       </w:ins>
       <w:r>
+        <w:rPr>
+          <w:rFonts w:cs="Arial" w:ascii="Arial" w:hAnsi="Arial"/>
+        </w:rPr>
+        <w:t>; see Materials and Methods for full protocol). Notably, in univariate analyses alpha diversity analysis revealed no significant difference with respect to environmental condition (</w:t>
+      </w:r>
+      <w:ins w:id="192" w:author="Linh Dang" w:date="2026-06-17T15:18:34Z">
+        <w:r>
+          <w:rPr>
+            <w:rFonts w:cs="Arial" w:ascii="Arial" w:hAnsi="Arial"/>
+          </w:rPr>
+          <w:t xml:space="preserve">Figure 2.B, </w:t>
+        </w:r>
+      </w:ins>
+      <w:r>
+        <w:rPr>
+          <w:rFonts w:cs="Arial" w:ascii="Arial" w:hAnsi="Arial"/>
+        </w:rPr>
+        <w:t xml:space="preserve">Observed species: </w:t>
+      </w:r>
+      <w:del w:id="193" w:author="Linh Dang" w:date="2026-06-17T15:10:13Z">
+        <w:r>
+          <w:rPr>
+            <w:rFonts w:cs="Arial" w:ascii="Arial" w:hAnsi="Arial"/>
+          </w:rPr>
+          <w:delText>OR = ,</w:delText>
+        </w:r>
+      </w:del>
+      <w:r>
+        <w:rPr>
+          <w:rFonts w:cs="Arial" w:ascii="Arial" w:hAnsi="Arial"/>
+        </w:rPr>
+        <w:t xml:space="preserve"> p = </w:t>
+      </w:r>
+      <w:ins w:id="194" w:author="Linh Dang" w:date="2026-06-17T15:19:18Z">
+        <w:r>
+          <w:rPr>
+            <w:rFonts w:cs="Arial" w:ascii="Arial" w:hAnsi="Arial"/>
+          </w:rPr>
+          <w:t>0.694</w:t>
+        </w:r>
+      </w:ins>
+      <w:r>
+        <w:rPr>
+          <w:rFonts w:cs="Arial" w:ascii="Arial" w:hAnsi="Arial"/>
+        </w:rPr>
+        <w:t>, Shannon</w:t>
+      </w:r>
+      <w:ins w:id="195" w:author="Linh Dang" w:date="2026-06-17T15:19:26Z">
+        <w:r>
+          <w:rPr>
+            <w:rFonts w:cs="Arial" w:ascii="Arial" w:hAnsi="Arial"/>
+          </w:rPr>
+          <w:t xml:space="preserve"> index</w:t>
+        </w:r>
+      </w:ins>
+      <w:r>
+        <w:rPr>
+          <w:rFonts w:cs="Arial" w:ascii="Arial" w:hAnsi="Arial"/>
+        </w:rPr>
+        <w:t xml:space="preserve">: </w:t>
+      </w:r>
+      <w:del w:id="196" w:author="Linh Dang" w:date="2026-06-17T15:10:18Z">
+        <w:commentRangeStart w:id="30"/>
+        <w:r>
+          <w:rPr>
+            <w:rFonts w:cs="Arial" w:ascii="Arial" w:hAnsi="Arial"/>
+          </w:rPr>
+          <w:delText>OR = ,</w:delText>
+        </w:r>
+      </w:del>
+      <w:r>
+        <w:rPr>
+          <w:rFonts w:cs="Arial" w:ascii="Arial" w:hAnsi="Arial"/>
+        </w:rPr>
+      </w:r>
+      <w:commentRangeEnd w:id="30"/>
+      <w:r>
+        <w:commentReference w:id="30"/>
+      </w:r>
+      <w:r>
+        <w:rPr>
+          <w:rFonts w:cs="Arial" w:ascii="Arial" w:hAnsi="Arial"/>
+        </w:rPr>
+        <w:t xml:space="preserve"> p = </w:t>
+      </w:r>
+      <w:ins w:id="197" w:author="Linh Dang" w:date="2026-06-17T15:19:41Z">
+        <w:r>
+          <w:rPr>
+            <w:rFonts w:cs="Arial" w:ascii="Arial" w:hAnsi="Arial"/>
+          </w:rPr>
+          <w:t>0.733</w:t>
+        </w:r>
+      </w:ins>
+      <w:r>
+        <w:rPr>
+          <w:rFonts w:cs="Arial" w:ascii="Arial" w:hAnsi="Arial"/>
+        </w:rPr>
+        <w:t xml:space="preserve">), but  a clear distinction between LPs was observed (Observed species: </w:t>
+      </w:r>
+      <w:del w:id="198" w:author="Linh Dang" w:date="2026-06-17T19:24:11Z">
+        <w:r>
+          <w:rPr>
+            <w:rFonts w:cs="Arial" w:ascii="Arial" w:hAnsi="Arial"/>
+          </w:rPr>
+          <w:delText xml:space="preserve">OR = </w:delText>
+        </w:r>
+      </w:del>
+      <w:r>
+        <w:rPr>
+          <w:rFonts w:cs="Arial" w:ascii="Arial" w:hAnsi="Arial"/>
+        </w:rPr>
+        <w:t xml:space="preserve">, p = </w:t>
+      </w:r>
+      <w:ins w:id="199" w:author="Linh Dang" w:date="2026-06-17T19:25:56Z">
+        <w:r>
+          <w:rPr>
+            <w:rFonts w:cs="Arial" w:ascii="Arial" w:hAnsi="Arial"/>
+          </w:rPr>
+          <w:t>0.001</w:t>
+        </w:r>
+      </w:ins>
+      <w:r>
+        <w:rPr>
+          <w:rFonts w:cs="Arial" w:ascii="Arial" w:hAnsi="Arial"/>
+        </w:rPr>
+        <w:t xml:space="preserve">, Shannon: </w:t>
+      </w:r>
+      <w:del w:id="200" w:author="Linh Dang" w:date="2026-06-17T19:24:20Z">
+        <w:r>
+          <w:rPr>
+            <w:rFonts w:cs="Arial" w:ascii="Arial" w:hAnsi="Arial"/>
+          </w:rPr>
+          <w:delText xml:space="preserve">OR = </w:delText>
+        </w:r>
+      </w:del>
+      <w:r>
+        <w:rPr>
+          <w:rFonts w:cs="Arial" w:ascii="Arial" w:hAnsi="Arial"/>
+        </w:rPr>
+        <w:t xml:space="preserve">, p </w:t>
+      </w:r>
+      <w:ins w:id="201" w:author="Linh Dang" w:date="2026-06-17T19:26:07Z">
+        <w:r>
+          <w:rPr>
+            <w:rFonts w:cs="Arial" w:ascii="Arial" w:hAnsi="Arial"/>
+          </w:rPr>
+          <w:t>&lt; 0.001</w:t>
+        </w:r>
+      </w:ins>
+      <w:del w:id="202" w:author="Linh Dang" w:date="2026-06-17T19:26:07Z">
+        <w:r>
+          <w:rPr>
+            <w:rFonts w:cs="Arial" w:ascii="Arial" w:hAnsi="Arial"/>
+          </w:rPr>
+          <w:delText>=</w:delText>
+        </w:r>
+      </w:del>
+      <w:r>
+        <w:rPr>
+          <w:rFonts w:cs="Arial" w:ascii="Arial" w:hAnsi="Arial"/>
+        </w:rPr>
+        <w:t xml:space="preserve"> ,Figure 2.</w:t>
+      </w:r>
+      <w:ins w:id="203" w:author="Linh Dang" w:date="2026-06-17T19:25:48Z">
+        <w:r>
+          <w:rPr>
+            <w:rFonts w:cs="Arial" w:ascii="Arial" w:hAnsi="Arial"/>
+          </w:rPr>
+          <w:t>B</w:t>
+        </w:r>
+      </w:ins>
+      <w:del w:id="204" w:author="Linh Dang" w:date="2026-06-17T19:25:46Z">
+        <w:r>
+          <w:rPr>
+            <w:rFonts w:cs="Arial" w:ascii="Arial" w:hAnsi="Arial"/>
+          </w:rPr>
+          <w:delText>2</w:delText>
+        </w:r>
+      </w:del>
+      <w:r>
+        <w:rPr>
+          <w:rFonts w:cs="Arial" w:ascii="Arial" w:hAnsi="Arial"/>
+        </w:rPr>
+        <w:t>). In line with this results, beta diversity revealed significant clustering by LPs identity (</w:t>
+      </w:r>
+      <w:ins w:id="205" w:author="Linh Dang" w:date="2026-07-09T16:35:19Z">
+        <w:r>
+          <w:rPr>
+            <w:rFonts w:cs="Arial" w:ascii="Arial" w:hAnsi="Arial"/>
+          </w:rPr>
+          <w:t>p-value &lt; 0.001</w:t>
+        </w:r>
+      </w:ins>
+      <w:del w:id="206" w:author="Linh Dang" w:date="2026-07-09T16:35:14Z">
+        <w:r>
+          <w:rPr>
+            <w:rFonts w:cs="Arial" w:ascii="Arial" w:hAnsi="Arial"/>
+          </w:rPr>
+          <w:drawing>
+            <wp:inline distT="0" distB="0" distL="0" distR="0">
+              <wp:extent cx="960755" cy="169545"/>
+              <wp:effectExtent l="0" t="0" r="0" b="0"/>
+              <wp:docPr id="3" name="Object1" descr="OLE object" title=""/>
+              <wp:cNvGraphicFramePr>
+                <a:graphicFrameLocks xmlns:a="http://schemas.openxmlformats.org/drawingml/2006/main" noChangeAspect="1"/>
+              </wp:cNvGraphicFramePr>
+              <a:graphic xmlns:a="http://schemas.openxmlformats.org/drawingml/2006/main">
+                <a:graphicData uri="http://schemas.openxmlformats.org/drawingml/2006/picture">
+                  <pic:pic xmlns:pic="http://schemas.openxmlformats.org/drawingml/2006/picture">
+                    <pic:nvPicPr>
+                      <pic:cNvPr id="3" name="Object1" descr="OLE object" title=""/>
+                      <pic:cNvPicPr>
+                        <a:picLocks noChangeAspect="1" noChangeArrowheads="1"/>
+                      </pic:cNvPicPr>
+                    </pic:nvPicPr>
+                    <pic:blipFill>
+                      <a:blip/>
+                      <a:stretch>
+                        <a:fillRect/>
+                      </a:stretch>
+                    </pic:blipFill>
+                    <pic:spPr bwMode="auto">
+                      <a:xfrm>
+                        <a:off x="0" y="0"/>
+                        <a:ext cx="960755" cy="169545"/>
+                      </a:xfrm>
+                      <a:prstGeom prst="rect">
+                        <a:avLst/>
+                      </a:prstGeom>
+                    </pic:spPr>
+                  </pic:pic>
+                </a:graphicData>
+              </a:graphic>
+            </wp:inline>
+          </w:drawing>
+        </w:r>
+      </w:del>
+      <w:r>
         <w:rPr/>
-      </w:r>
-      <w:ins w:id="183" w:author="Linh Dang" w:date="2026-06-11T09:34:00Z">
-        <w:commentRangeEnd w:id="27"/>
-        <w:r>
-          <w:commentReference w:id="27"/>
-        </w:r>
+        <w:commentReference w:id="31"/>
+      </w:r>
+      <w:ins w:id="207" w:author="Linh Dang" w:date="2026-06-11T09:50:53Z">
         <w:r>
           <w:rPr/>
-          <w:commentReference w:id="30"/>
+          <w:commentReference w:id="32"/>
         </w:r>
       </w:ins>
       <w:r>
         <w:rPr>
           <w:rFonts w:cs="Arial" w:ascii="Arial" w:hAnsi="Arial"/>
         </w:rPr>
-        <w:t>; see Materials and Methods for full protocol). Notably, in univariate analyses alpha diversity analysis revealed no significant difference with respect to environmental condition (</w:t>
-      </w:r>
-      <w:ins w:id="184" w:author="Linh Dang" w:date="2026-06-17T15:18:34Z">
-        <w:r>
-          <w:rPr>
-            <w:rFonts w:cs="Arial" w:ascii="Arial" w:hAnsi="Arial"/>
-          </w:rPr>
-          <w:t xml:space="preserve">Figure 2.B, </w:t>
+        <w:t xml:space="preserve">), with no significant effect of </w:t>
+      </w:r>
+      <w:ins w:id="208" w:author="Linh Dang" w:date="2026-07-09T16:36:24Z">
+        <w:r>
+          <w:rPr>
+            <w:rFonts w:cs="Arial" w:ascii="Arial" w:hAnsi="Arial"/>
+          </w:rPr>
+          <w:t xml:space="preserve">processing </w:t>
         </w:r>
       </w:ins>
       <w:r>
         <w:rPr>
           <w:rFonts w:cs="Arial" w:ascii="Arial" w:hAnsi="Arial"/>
         </w:rPr>
-        <w:t xml:space="preserve">Observed species: </w:t>
-      </w:r>
-      <w:del w:id="185" w:author="Linh Dang" w:date="2026-06-17T15:10:13Z">
-        <w:r>
-          <w:rPr>
-            <w:rFonts w:cs="Arial" w:ascii="Arial" w:hAnsi="Arial"/>
-          </w:rPr>
-          <w:delText>OR = ,</w:delText>
+        <w:t>environment</w:t>
+      </w:r>
+      <w:ins w:id="209" w:author="Linh Dang" w:date="2026-07-09T16:36:33Z">
+        <w:r>
+          <w:rPr>
+            <w:rFonts w:cs="Arial" w:ascii="Arial" w:hAnsi="Arial"/>
+          </w:rPr>
+          <w:t>s</w:t>
+        </w:r>
+      </w:ins>
+      <w:del w:id="210" w:author="Linh Dang" w:date="2026-07-09T16:36:39Z">
+        <w:r>
+          <w:rPr>
+            <w:rFonts w:cs="Arial" w:ascii="Arial" w:hAnsi="Arial"/>
+          </w:rPr>
+          <w:delText>al conditions</w:delText>
         </w:r>
       </w:del>
       <w:r>
         <w:rPr>
           <w:rFonts w:cs="Arial" w:ascii="Arial" w:hAnsi="Arial"/>
         </w:rPr>
-        <w:t xml:space="preserve"> p = </w:t>
-      </w:r>
-      <w:ins w:id="186" w:author="Linh Dang" w:date="2026-06-17T15:19:18Z">
-        <w:r>
-          <w:rPr>
-            <w:rFonts w:cs="Arial" w:ascii="Arial" w:hAnsi="Arial"/>
-          </w:rPr>
-          <w:t>0.694</w:t>
+        <w:t xml:space="preserve"> (p-value = 0.</w:t>
+      </w:r>
+      <w:ins w:id="211" w:author="Linh Dang" w:date="2026-07-09T16:37:52Z">
+        <w:r>
+          <w:rPr>
+            <w:rFonts w:cs="Arial" w:ascii="Arial" w:hAnsi="Arial"/>
+          </w:rPr>
+          <w:t>645</w:t>
         </w:r>
       </w:ins>
-      <w:r>
-        <w:rPr>
-          <w:rFonts w:cs="Arial" w:ascii="Arial" w:hAnsi="Arial"/>
-        </w:rPr>
-        <w:t>, Shannon</w:t>
-      </w:r>
-      <w:ins w:id="187" w:author="Linh Dang" w:date="2026-06-17T15:19:26Z">
-        <w:r>
-          <w:rPr>
-            <w:rFonts w:cs="Arial" w:ascii="Arial" w:hAnsi="Arial"/>
-          </w:rPr>
-          <w:t xml:space="preserve"> index</w:t>
+      <w:del w:id="212" w:author="Linh Dang" w:date="2026-07-09T16:37:47Z">
+        <w:r>
+          <w:rPr>
+            <w:rFonts w:cs="Arial" w:ascii="Arial" w:hAnsi="Arial"/>
+          </w:rPr>
+          <w:delText>3926</w:delText>
+        </w:r>
+      </w:del>
+      <w:r>
+        <w:rPr>
+          <w:rFonts w:cs="Arial" w:ascii="Arial" w:hAnsi="Arial"/>
+        </w:rPr>
+        <w:t>; Fig. 2.</w:t>
+      </w:r>
+      <w:ins w:id="213" w:author="Linh Dang" w:date="2026-06-17T19:28:38Z">
+        <w:r>
+          <w:rPr>
+            <w:rFonts w:cs="Arial" w:ascii="Arial" w:hAnsi="Arial"/>
+          </w:rPr>
+          <w:t>C</w:t>
         </w:r>
       </w:ins>
-      <w:r>
-        <w:rPr>
-          <w:rFonts w:cs="Arial" w:ascii="Arial" w:hAnsi="Arial"/>
-        </w:rPr>
-        <w:t xml:space="preserve">: </w:t>
-      </w:r>
-      <w:del w:id="188" w:author="Linh Dang" w:date="2026-06-17T15:10:18Z">
-        <w:commentRangeStart w:id="31"/>
-        <w:r>
-          <w:rPr>
-            <w:rFonts w:cs="Arial" w:ascii="Arial" w:hAnsi="Arial"/>
-          </w:rPr>
-          <w:delText>OR = ,</w:delText>
+      <w:del w:id="214" w:author="Linh Dang" w:date="2026-06-17T19:28:32Z">
+        <w:r>
+          <w:rPr>
+            <w:rFonts w:cs="Arial" w:ascii="Arial" w:hAnsi="Arial"/>
+          </w:rPr>
+          <w:delText>3</w:delText>
         </w:r>
       </w:del>
-      <w:r>
-        <w:rPr>
-          <w:rFonts w:cs="Arial" w:ascii="Arial" w:hAnsi="Arial"/>
-        </w:rPr>
-      </w:r>
-      <w:commentRangeEnd w:id="31"/>
-      <w:r>
-        <w:commentReference w:id="31"/>
-      </w:r>
-      <w:r>
-        <w:rPr>
-          <w:rFonts w:cs="Arial" w:ascii="Arial" w:hAnsi="Arial"/>
-        </w:rPr>
-        <w:t xml:space="preserve"> p = </w:t>
-      </w:r>
-      <w:ins w:id="189" w:author="Linh Dang" w:date="2026-06-17T15:19:41Z">
-        <w:r>
-          <w:rPr>
-            <w:rFonts w:cs="Arial" w:ascii="Arial" w:hAnsi="Arial"/>
-          </w:rPr>
-          <w:t>0.733</w:t>
+      <w:del w:id="215" w:author="Linh Dang" w:date="2026-06-17T19:28:32Z">
+        <w:r>
+          <w:rPr>
+            <w:rFonts w:cs="Arial" w:ascii="Arial" w:hAnsi="Arial"/>
+          </w:rPr>
+          <w:commentReference w:id="33"/>
+        </w:r>
+      </w:del>
+      <w:r>
+        <w:rPr>
+          <w:rFonts w:cs="Arial" w:ascii="Arial" w:hAnsi="Arial"/>
+        </w:rPr>
+        <w:t>). Notably,</w:t>
+      </w:r>
+      <w:ins w:id="216" w:author="Linh Dang" w:date="2026-07-09T16:41:56Z">
+        <w:r>
+          <w:rPr>
+            <w:rFonts w:cs="Arial" w:ascii="Arial" w:hAnsi="Arial"/>
+          </w:rPr>
+          <w:t xml:space="preserve"> </w:t>
         </w:r>
       </w:ins>
-      <w:r>
-        <w:rPr>
-          <w:rFonts w:cs="Arial" w:ascii="Arial" w:hAnsi="Arial"/>
-        </w:rPr>
-        <w:t xml:space="preserve">), but  a clear distinction between LPs was observed (Observed species: </w:t>
-      </w:r>
-      <w:del w:id="190" w:author="Linh Dang" w:date="2026-06-17T19:24:11Z">
-        <w:r>
-          <w:rPr>
-            <w:rFonts w:cs="Arial" w:ascii="Arial" w:hAnsi="Arial"/>
-          </w:rPr>
-          <w:delText xml:space="preserve">OR = </w:delText>
+      <w:ins w:id="217" w:author="Linh Dang" w:date="2026-07-09T16:52:08Z">
+        <w:r>
+          <w:rPr>
+            <w:rFonts w:cs="Arial" w:ascii="Arial" w:hAnsi="Arial"/>
+          </w:rPr>
+          <w:t>after adjusting the effect of LP</w:t>
+        </w:r>
+      </w:ins>
+      <w:ins w:id="218" w:author="Linh Dang" w:date="2026-07-09T16:53:21Z">
+        <w:r>
+          <w:rPr>
+            <w:rFonts w:cs="Arial" w:ascii="Arial" w:hAnsi="Arial"/>
+          </w:rPr>
+          <w:t xml:space="preserve"> by considering it as a factor in block in PERMANOVA</w:t>
+        </w:r>
+      </w:ins>
+      <w:ins w:id="219" w:author="Linh Dang" w:date="2026-07-09T16:43:50Z">
+        <w:r>
+          <w:rPr>
+            <w:rFonts w:cs="Arial" w:ascii="Arial" w:hAnsi="Arial"/>
+          </w:rPr>
+          <w:t xml:space="preserve">, </w:t>
+        </w:r>
+      </w:ins>
+      <w:ins w:id="220" w:author="Linh Dang" w:date="2026-07-09T16:53:54Z">
+        <w:r>
+          <w:rPr>
+            <w:rFonts w:cs="Arial" w:ascii="Arial" w:hAnsi="Arial"/>
+          </w:rPr>
+          <w:t xml:space="preserve">the processing environments </w:t>
+        </w:r>
+      </w:ins>
+      <w:ins w:id="221" w:author="Linh Dang" w:date="2026-07-09T16:58:18Z">
+        <w:r>
+          <w:rPr>
+            <w:rFonts w:cs="Arial" w:ascii="Arial" w:hAnsi="Arial"/>
+          </w:rPr>
+          <w:t xml:space="preserve">show a clear effect, </w:t>
+        </w:r>
+      </w:ins>
+      <w:ins w:id="222" w:author="Linh Dang" w:date="2026-07-09T16:58:18Z">
+        <w:r>
+          <w:rPr>
+            <w:rFonts w:cs="Arial" w:ascii="Arial" w:hAnsi="Arial"/>
+          </w:rPr>
+          <w:t>but st</w:t>
+        </w:r>
+      </w:ins>
+      <w:ins w:id="223" w:author="Linh Dang" w:date="2026-07-09T16:59:19Z">
+        <w:r>
+          <w:rPr>
+            <w:rFonts w:cs="Arial" w:ascii="Arial" w:hAnsi="Arial"/>
+          </w:rPr>
+          <w:t>ill not significant (p-value = 0.09)</w:t>
+        </w:r>
+      </w:ins>
+      <w:del w:id="224" w:author="Linh Dang" w:date="2026-07-09T16:50:01Z">
+        <w:r>
+          <w:rPr>
+            <w:rFonts w:cs="Arial" w:ascii="Arial" w:hAnsi="Arial"/>
+          </w:rPr>
+          <w:delText xml:space="preserve">after adjusting LP as random effect in a </w:delText>
         </w:r>
       </w:del>
-      <w:r>
-        <w:rPr>
-          <w:rFonts w:cs="Arial" w:ascii="Arial" w:hAnsi="Arial"/>
-        </w:rPr>
-        <w:t xml:space="preserve">, p = </w:t>
-      </w:r>
-      <w:ins w:id="191" w:author="Linh Dang" w:date="2026-06-17T19:25:56Z">
-        <w:r>
-          <w:rPr>
-            <w:rFonts w:cs="Arial" w:ascii="Arial" w:hAnsi="Arial"/>
-          </w:rPr>
-          <w:t>0.001</w:t>
+      <w:del w:id="225" w:author="Linh Dang" w:date="2026-06-17T19:49:23Z">
+        <w:r>
+          <w:rPr>
+            <w:rFonts w:cs="Arial" w:ascii="Arial" w:hAnsi="Arial"/>
+          </w:rPr>
+          <w:delText>multiple</w:delText>
+        </w:r>
+      </w:del>
+      <w:del w:id="226" w:author="Linh Dang" w:date="2026-07-09T16:50:01Z">
+        <w:r>
+          <w:rPr>
+            <w:rFonts w:cs="Arial" w:ascii="Arial" w:hAnsi="Arial"/>
+          </w:rPr>
+          <w:delText xml:space="preserve"> mixed model</w:delText>
+        </w:r>
+      </w:del>
+      <w:del w:id="227" w:author="Linh Dang" w:date="2026-07-09T16:50:01Z">
+        <w:r>
+          <w:rPr>
+            <w:rFonts w:cs="Arial" w:ascii="Arial" w:hAnsi="Arial"/>
+          </w:rPr>
+          <w:commentReference w:id="34"/>
+        </w:r>
+      </w:del>
+      <w:del w:id="228" w:author="Linh Dang" w:date="2026-07-09T16:50:01Z">
+        <w:r>
+          <w:rPr>
+            <w:rFonts w:cs="Arial" w:ascii="Arial" w:hAnsi="Arial"/>
+          </w:rPr>
+          <w:delText>, the bacterial profiles of low-germ environment and standard conditions diverged significantly (p = 0.02*),</w:delText>
+        </w:r>
+      </w:del>
+      <w:r>
+        <w:rPr>
+          <w:rFonts w:cs="Arial" w:ascii="Arial" w:hAnsi="Arial"/>
+        </w:rPr>
+        <w:t xml:space="preserve"> </w:t>
+      </w:r>
+      <w:ins w:id="229" w:author="Linh Dang" w:date="2026-07-09T17:01:04Z">
+        <w:r>
+          <w:rPr>
+            <w:rFonts w:cs="Arial" w:ascii="Arial" w:hAnsi="Arial"/>
+          </w:rPr>
+          <w:t xml:space="preserve">Overall, this </w:t>
         </w:r>
       </w:ins>
       <w:r>
         <w:rPr>
           <w:rFonts w:cs="Arial" w:ascii="Arial" w:hAnsi="Arial"/>
         </w:rPr>
-        <w:t xml:space="preserve">, Shannon: </w:t>
-      </w:r>
-      <w:del w:id="192" w:author="Linh Dang" w:date="2026-06-17T19:24:20Z">
-        <w:r>
-          <w:rPr>
-            <w:rFonts w:cs="Arial" w:ascii="Arial" w:hAnsi="Arial"/>
-          </w:rPr>
-          <w:delText xml:space="preserve">OR = </w:delText>
+        <w:t>indicat</w:t>
+      </w:r>
+      <w:ins w:id="230" w:author="Linh Dang" w:date="2026-07-09T17:01:14Z">
+        <w:r>
+          <w:rPr>
+            <w:rFonts w:cs="Arial" w:ascii="Arial" w:hAnsi="Arial"/>
+          </w:rPr>
+          <w:t>es</w:t>
+        </w:r>
+      </w:ins>
+      <w:del w:id="231" w:author="Linh Dang" w:date="2026-07-09T17:01:14Z">
+        <w:r>
+          <w:rPr>
+            <w:rFonts w:cs="Arial" w:ascii="Arial" w:hAnsi="Arial"/>
+          </w:rPr>
+          <w:delText>ing</w:delText>
         </w:r>
       </w:del>
       <w:r>
         <w:rPr>
           <w:rFonts w:cs="Arial" w:ascii="Arial" w:hAnsi="Arial"/>
         </w:rPr>
-        <w:t xml:space="preserve">, p </w:t>
-      </w:r>
-      <w:ins w:id="193" w:author="Linh Dang" w:date="2026-06-17T19:26:07Z">
-        <w:r>
-          <w:rPr>
-            <w:rFonts w:cs="Arial" w:ascii="Arial" w:hAnsi="Arial"/>
-          </w:rPr>
-          <w:t>&lt; 0.001</w:t>
+        <w:t xml:space="preserve"> that while LP-derived contamination is dominant, environmental setting contributes an independent, detectable signal.</w:t>
+      </w:r>
+    </w:p>
+    <w:p>
+      <w:pPr>
+        <w:pStyle w:val="Heading3"/>
+        <w:spacing w:lineRule="auto" w:line="480"/>
+        <w:jc w:val="both"/>
+        <w:rPr>
+          <w:rFonts w:ascii="Arial" w:hAnsi="Arial" w:cs="Arial"/>
+          <w:ins w:id="233" w:author="Linh Dang" w:date="2026-07-10T08:52:04Z"/>
+        </w:rPr>
+      </w:pPr>
+      <w:ins w:id="232" w:author="Linh Dang" w:date="2026-07-10T08:52:04Z">
+        <w:r>
+          <w:rPr>
+            <w:rFonts w:cs="Arial" w:ascii="Arial" w:hAnsi="Arial"/>
+          </w:rPr>
+          <w:t>Oral and skin commensal flora mainly drive the LP effect</w:t>
         </w:r>
       </w:ins>
-      <w:del w:id="194" w:author="Linh Dang" w:date="2026-06-17T19:26:07Z">
-        <w:r>
-          <w:rPr>
-            <w:rFonts w:cs="Arial" w:ascii="Arial" w:hAnsi="Arial"/>
-          </w:rPr>
-          <w:delText>=</w:delText>
-        </w:r>
-      </w:del>
-      <w:r>
-        <w:rPr>
-          <w:rFonts w:cs="Arial" w:ascii="Arial" w:hAnsi="Arial"/>
-        </w:rPr>
-        <w:t xml:space="preserve"> ,Figure 2.</w:t>
-      </w:r>
-      <w:ins w:id="195" w:author="Linh Dang" w:date="2026-06-17T19:25:48Z">
-        <w:r>
-          <w:rPr>
-            <w:rFonts w:cs="Arial" w:ascii="Arial" w:hAnsi="Arial"/>
-          </w:rPr>
-          <w:t>B</w:t>
-        </w:r>
-      </w:ins>
-      <w:del w:id="196" w:author="Linh Dang" w:date="2026-06-17T19:25:46Z">
-        <w:r>
-          <w:rPr>
-            <w:rFonts w:cs="Arial" w:ascii="Arial" w:hAnsi="Arial"/>
-          </w:rPr>
-          <w:delText>2</w:delText>
-        </w:r>
-      </w:del>
-      <w:r>
-        <w:rPr>
-          <w:rFonts w:cs="Arial" w:ascii="Arial" w:hAnsi="Arial"/>
-        </w:rPr>
-        <w:t>). In line with this results, beta diversity revealed significant clustering by LPs identity (</w:t>
-      </w:r>
-      <w:commentRangeStart w:id="32"/>
-      <w:r>
-        <w:rPr/>
-      </w:r>
-      <m:oMath xmlns:m="http://schemas.openxmlformats.org/officeDocument/2006/math">
-        <m:r>
-          <m:t xml:space="preserve">p</m:t>
-        </m:r>
-        <m:r>
-          <m:t xml:space="preserve">−</m:t>
-        </m:r>
-        <m:r>
-          <m:t xml:space="preserve">value</m:t>
-        </m:r>
-        <m:r>
-          <m:t xml:space="preserve">≤</m:t>
-        </m:r>
-        <m:r>
-          <m:t xml:space="preserve">0.05</m:t>
-        </m:r>
-      </m:oMath>
-      <w:r>
-        <w:rPr/>
-      </w:r>
-      <w:ins w:id="197" w:author="Linh Dang" w:date="2026-06-11T09:50:53Z">
-        <w:commentRangeEnd w:id="32"/>
-        <w:r>
-          <w:commentReference w:id="32"/>
-        </w:r>
-        <w:r>
-          <w:rPr/>
-          <w:commentReference w:id="33"/>
-        </w:r>
-      </w:ins>
-      <w:r>
-        <w:rPr>
-          <w:rFonts w:cs="Arial" w:ascii="Arial" w:hAnsi="Arial"/>
-        </w:rPr>
-        <w:t>), with no significant effect of environmental conditions (p-value = 0.3926; Fig. 2.</w:t>
-      </w:r>
-      <w:ins w:id="198" w:author="Linh Dang" w:date="2026-06-17T19:28:38Z">
-        <w:r>
-          <w:rPr>
-            <w:rFonts w:cs="Arial" w:ascii="Arial" w:hAnsi="Arial"/>
-          </w:rPr>
-          <w:t>C</w:t>
-        </w:r>
-      </w:ins>
-      <w:del w:id="199" w:author="Linh Dang" w:date="2026-06-17T19:28:32Z">
-        <w:r>
-          <w:rPr>
-            <w:rFonts w:cs="Arial" w:ascii="Arial" w:hAnsi="Arial"/>
-          </w:rPr>
-          <w:delText>3</w:delText>
-        </w:r>
-      </w:del>
-      <w:del w:id="200" w:author="Linh Dang" w:date="2026-06-17T19:28:32Z">
-        <w:r>
-          <w:rPr>
-            <w:rFonts w:cs="Arial" w:ascii="Arial" w:hAnsi="Arial"/>
-          </w:rPr>
-          <w:commentReference w:id="34"/>
-        </w:r>
-      </w:del>
-      <w:r>
-        <w:rPr>
-          <w:rFonts w:cs="Arial" w:ascii="Arial" w:hAnsi="Arial"/>
-        </w:rPr>
-        <w:t xml:space="preserve">). Notably, </w:t>
-      </w:r>
-      <w:ins w:id="201" w:author="Linh Dang" w:date="2026-06-17T19:44:30Z">
-        <w:r>
-          <w:rPr>
-            <w:rFonts w:cs="Arial" w:ascii="Arial" w:hAnsi="Arial"/>
-          </w:rPr>
-          <w:t xml:space="preserve">regarding the Shannon index, </w:t>
-        </w:r>
-      </w:ins>
-      <w:r>
-        <w:rPr>
-          <w:rFonts w:cs="Arial" w:ascii="Arial" w:hAnsi="Arial"/>
-        </w:rPr>
-        <w:t xml:space="preserve">after adjusting LP as random effect in a </w:t>
-      </w:r>
-      <w:del w:id="202" w:author="Linh Dang" w:date="2026-06-17T19:49:23Z">
-        <w:commentRangeStart w:id="35"/>
-        <w:r>
-          <w:rPr>
-            <w:rFonts w:cs="Arial" w:ascii="Arial" w:hAnsi="Arial"/>
-          </w:rPr>
-          <w:delText>multiple</w:delText>
-        </w:r>
-      </w:del>
-      <w:ins w:id="203" w:author="Linh Dang" w:date="2026-06-17T19:49:27Z">
-        <w:r>
-          <w:rPr>
-            <w:rFonts w:cs="Arial" w:ascii="Arial" w:hAnsi="Arial"/>
-          </w:rPr>
-          <w:t>linear</w:t>
-        </w:r>
-      </w:ins>
-      <w:r>
-        <w:rPr>
-          <w:rFonts w:cs="Arial" w:ascii="Arial" w:hAnsi="Arial"/>
-        </w:rPr>
-        <w:t xml:space="preserve"> mixed model</w:t>
-      </w:r>
-      <w:r>
-        <w:rPr>
-          <w:rFonts w:cs="Arial" w:ascii="Arial" w:hAnsi="Arial"/>
-        </w:rPr>
-      </w:r>
-      <w:commentRangeEnd w:id="35"/>
-      <w:r>
-        <w:commentReference w:id="35"/>
-      </w:r>
-      <w:r>
-        <w:rPr>
-          <w:rFonts w:cs="Arial" w:ascii="Arial" w:hAnsi="Arial"/>
-        </w:rPr>
-        <w:t>, the bacterial profiles of low-germ environment and standard conditions diverged significantly (p = 0.02*), indicating that while LP-derived contamination is dominant, environmental setting contributes an independent, detectable signal.</w:t>
-      </w:r>
     </w:p>
     <w:p>
       <w:pPr>
@@ -4174,124 +4508,238 @@
           <w:rFonts w:ascii="Arial" w:hAnsi="Arial" w:cs="Arial"/>
         </w:rPr>
       </w:pPr>
-      <w:r>
-        <w:rPr>
-          <w:rFonts w:cs="Arial" w:ascii="Arial" w:hAnsi="Arial"/>
-        </w:rPr>
-        <w:t xml:space="preserve">Given the low read counts and high sparsity of </w:t>
-      </w:r>
-      <w:commentRangeStart w:id="36"/>
-      <w:r>
-        <w:rPr>
-          <w:rFonts w:cs="Arial" w:ascii="Arial" w:hAnsi="Arial"/>
-        </w:rPr>
-        <w:t>NCT</w:t>
-      </w:r>
-      <w:r>
-        <w:rPr>
-          <w:rFonts w:cs="Arial" w:ascii="Arial" w:hAnsi="Arial"/>
-        </w:rPr>
-      </w:r>
-      <w:commentRangeEnd w:id="36"/>
-      <w:r>
-        <w:commentReference w:id="36"/>
-      </w:r>
-      <w:r>
-        <w:rPr>
-          <w:rFonts w:cs="Arial" w:ascii="Arial" w:hAnsi="Arial"/>
-        </w:rPr>
-        <w:t xml:space="preserve"> data, DAA between conditions was performed using </w:t>
-      </w:r>
-      <w:commentRangeStart w:id="37"/>
-      <w:r>
-        <w:rPr>
-          <w:rFonts w:cs="Arial" w:ascii="Arial" w:hAnsi="Arial"/>
-        </w:rPr>
-        <w:t xml:space="preserve">ANCOM-BC2 (11) and ALDEx2 </w:t>
-      </w:r>
-      <w:r>
-        <w:rPr>
-          <w:rFonts w:cs="Arial" w:ascii="Arial" w:hAnsi="Arial"/>
-        </w:rPr>
-      </w:r>
-      <w:commentRangeEnd w:id="37"/>
-      <w:r>
-        <w:commentReference w:id="37"/>
-      </w:r>
-      <w:r>
-        <w:rPr>
-          <w:rFonts w:cs="Arial" w:ascii="Arial" w:hAnsi="Arial"/>
-        </w:rPr>
-        <w:t xml:space="preserve">(12) with relaxed significance thresholds (ANCOM-BC2: </w:t>
-      </w:r>
-      <w:commentRangeStart w:id="38"/>
-      <w:r>
-        <w:rPr/>
-      </w:r>
-      <m:oMath xmlns:m="http://schemas.openxmlformats.org/officeDocument/2006/math">
-        <m:r>
-          <m:t xml:space="preserve">p</m:t>
-        </m:r>
-        <m:r>
-          <m:t xml:space="preserve">≤</m:t>
-        </m:r>
-        <m:r>
-          <m:t xml:space="preserve">0.1</m:t>
-        </m:r>
-      </m:oMath>
-      <w:r>
-        <w:rPr/>
-      </w:r>
-      <w:commentRangeEnd w:id="38"/>
-      <w:r>
-        <w:commentReference w:id="38"/>
-      </w:r>
-      <w:r>
-        <w:rPr>
-          <w:rFonts w:cs="Arial" w:ascii="Arial" w:hAnsi="Arial"/>
-        </w:rPr>
-        <w:t xml:space="preserve">; ALDEx2: </w:t>
-      </w:r>
-      <w:r>
-        <w:rPr/>
-      </w:r>
-      <m:oMath xmlns:m="http://schemas.openxmlformats.org/officeDocument/2006/math">
-        <m:r>
-          <m:t xml:space="preserve">p</m:t>
-        </m:r>
-        <m:r>
-          <m:t xml:space="preserve">≤</m:t>
-        </m:r>
-        <m:r>
-          <m:t xml:space="preserve">0.2</m:t>
-        </m:r>
-      </m:oMath>
-      <w:r>
-        <w:rPr/>
-        <w:commentReference w:id="39"/>
-      </w:r>
-      <w:r>
-        <w:rPr>
-          <w:rFonts w:cs="Arial" w:ascii="Arial" w:hAnsi="Arial"/>
-        </w:rPr>
-        <w:t>). These analyses identified a set of taxa consistently enriched under bench conditions, consistent with human skin and oral commensals introduced during opening bench handling (</w:t>
-      </w:r>
-      <w:commentRangeStart w:id="40"/>
-      <w:r>
-        <w:rPr>
-          <w:rFonts w:cs="Arial" w:ascii="Arial" w:hAnsi="Arial"/>
-        </w:rPr>
-        <w:t>Figure 2.4</w:t>
-      </w:r>
-      <w:r>
-        <w:rPr>
-          <w:rFonts w:cs="Arial" w:ascii="Arial" w:hAnsi="Arial"/>
-        </w:rPr>
-      </w:r>
-      <w:commentRangeEnd w:id="40"/>
-      <w:r>
-        <w:commentReference w:id="40"/>
-      </w:r>
+      <w:ins w:id="234" w:author="Linh Dang" w:date="2026-07-10T08:56:02Z">
+        <w:r>
+          <w:rPr>
+            <w:rFonts w:cs="Arial" w:ascii="Arial" w:hAnsi="Arial"/>
+          </w:rPr>
+          <w:t>Next, we investigate the main factor driving the distinct impact of LP on sample</w:t>
+        </w:r>
+      </w:ins>
+      <w:ins w:id="235" w:author="Linh Dang" w:date="2026-07-10T08:56:02Z">
+        <w:r>
+          <w:rPr>
+            <w:rFonts w:eastAsia="Aptos" w:cs="Arial" w:ascii="Arial" w:hAnsi="Arial" w:eastAsiaTheme="minorHAnsi"/>
+            <w:color w:val="auto"/>
+            <w:kern w:val="0"/>
+            <w:sz w:val="24"/>
+            <w:szCs w:val="24"/>
+            <w:lang w:val="en-US" w:eastAsia="en-US" w:bidi="ar-SA"/>
+          </w:rPr>
+          <w:t xml:space="preserve">’s contaminant profile. We applied Maaslin2 R package with the default parameters with fixed effects as </w:t>
+        </w:r>
+      </w:ins>
+      <w:ins w:id="236" w:author="Linh Dang" w:date="2026-07-10T08:56:02Z">
+        <w:r>
+          <w:rPr>
+            <w:rFonts w:eastAsia="Aptos" w:cs="Arial" w:ascii="Arial" w:hAnsi="Arial" w:eastAsiaTheme="minorHAnsi"/>
+            <w:color w:val="auto"/>
+            <w:kern w:val="0"/>
+            <w:sz w:val="24"/>
+            <w:szCs w:val="24"/>
+            <w:lang w:val="en-US" w:eastAsia="en-US" w:bidi="ar-SA"/>
+          </w:rPr>
+          <w:t>processing environment and LP.</w:t>
+        </w:r>
+      </w:ins>
+      <w:ins w:id="237" w:author="Linh Dang" w:date="2026-07-10T08:56:02Z">
+        <w:r>
+          <w:rPr>
+            <w:rFonts w:cs="Arial" w:ascii="Arial" w:hAnsi="Arial"/>
+          </w:rPr>
+          <w:t xml:space="preserve"> </w:t>
+        </w:r>
+      </w:ins>
+      <w:del w:id="238" w:author="Linh Dang" w:date="2026-07-10T08:52:57Z">
+        <w:r>
+          <w:rPr>
+            <w:rFonts w:cs="Arial" w:ascii="Arial" w:hAnsi="Arial"/>
+          </w:rPr>
+          <w:delText>Given the low read counts and high sparsity of NCT</w:delText>
+        </w:r>
+      </w:del>
+      <w:del w:id="239" w:author="Linh Dang" w:date="2026-07-10T08:52:57Z">
+        <w:r>
+          <w:rPr>
+            <w:rFonts w:cs="Arial" w:ascii="Arial" w:hAnsi="Arial"/>
+          </w:rPr>
+          <w:commentReference w:id="35"/>
+        </w:r>
+      </w:del>
+      <w:del w:id="240" w:author="Linh Dang" w:date="2026-07-10T08:52:57Z">
+        <w:r>
+          <w:rPr>
+            <w:rFonts w:cs="Arial" w:ascii="Arial" w:hAnsi="Arial"/>
+          </w:rPr>
+          <w:delText xml:space="preserve"> data, DAA between conditions was performed using ANCOM-BC2 (11) and ALDEx2 </w:delText>
+        </w:r>
+      </w:del>
+      <w:del w:id="241" w:author="Linh Dang" w:date="2026-07-10T08:52:57Z">
+        <w:r>
+          <w:rPr>
+            <w:rFonts w:cs="Arial" w:ascii="Arial" w:hAnsi="Arial"/>
+          </w:rPr>
+          <w:commentReference w:id="36"/>
+        </w:r>
+      </w:del>
+      <w:del w:id="242" w:author="Linh Dang" w:date="2026-07-10T08:52:57Z">
+        <w:r>
+          <w:rPr>
+            <w:rFonts w:cs="Arial" w:ascii="Arial" w:hAnsi="Arial"/>
+          </w:rPr>
+          <w:delText xml:space="preserve">(12) with relaxed significance thresholds (ANCOM-BC2: </w:delText>
+        </w:r>
+      </w:del>
+      <w:del w:id="243" w:author="Linh Dang" w:date="2026-07-10T08:52:57Z">
+        <w:r>
+          <w:rPr>
+            <w:rFonts w:cs="Arial" w:ascii="Arial" w:hAnsi="Arial"/>
+          </w:rPr>
+          <w:drawing>
+            <wp:inline distT="0" distB="0" distL="0" distR="0">
+              <wp:extent cx="407670" cy="169545"/>
+              <wp:effectExtent l="0" t="0" r="0" b="0"/>
+              <wp:docPr id="4" name="Object2" descr="formula" title=""/>
+              <wp:cNvGraphicFramePr>
+                <a:graphicFrameLocks xmlns:a="http://schemas.openxmlformats.org/drawingml/2006/main" noChangeAspect="1"/>
+              </wp:cNvGraphicFramePr>
+              <a:graphic xmlns:a="http://schemas.openxmlformats.org/drawingml/2006/main">
+                <a:graphicData uri="http://schemas.openxmlformats.org/drawingml/2006/picture">
+                  <pic:pic xmlns:pic="http://schemas.openxmlformats.org/drawingml/2006/picture">
+                    <pic:nvPicPr>
+                      <pic:cNvPr id="4" name="Object2" descr="formula" title=""/>
+                      <pic:cNvPicPr>
+                        <a:picLocks noChangeAspect="1" noChangeArrowheads="1"/>
+                      </pic:cNvPicPr>
+                    </pic:nvPicPr>
+                    <pic:blipFill>
+                      <a:blip/>
+                      <a:stretch>
+                        <a:fillRect/>
+                      </a:stretch>
+                    </pic:blipFill>
+                    <pic:spPr bwMode="auto">
+                      <a:xfrm>
+                        <a:off x="0" y="0"/>
+                        <a:ext cx="407670" cy="169545"/>
+                      </a:xfrm>
+                      <a:prstGeom prst="rect">
+                        <a:avLst/>
+                      </a:prstGeom>
+                    </pic:spPr>
+                  </pic:pic>
+                </a:graphicData>
+              </a:graphic>
+            </wp:inline>
+          </w:drawing>
+        </w:r>
+      </w:del>
+      <w:del w:id="244" w:author="Linh Dang" w:date="2026-07-10T08:52:57Z">
+        <w:r>
+          <w:rPr>
+            <w:rFonts w:cs="Arial" w:ascii="Arial" w:hAnsi="Arial"/>
+          </w:rPr>
+          <w:commentReference w:id="37"/>
+        </w:r>
+      </w:del>
+      <w:del w:id="245" w:author="Linh Dang" w:date="2026-07-10T08:52:57Z">
+        <w:r>
+          <w:rPr>
+            <w:rFonts w:cs="Arial" w:ascii="Arial" w:hAnsi="Arial"/>
+          </w:rPr>
+          <w:delText xml:space="preserve">; ALDEx2: </w:delText>
+        </w:r>
+      </w:del>
+      <w:del w:id="246" w:author="Linh Dang" w:date="2026-07-10T08:52:57Z">
+        <w:r>
+          <w:rPr>
+            <w:rFonts w:cs="Arial" w:ascii="Arial" w:hAnsi="Arial"/>
+          </w:rPr>
+          <w:drawing>
+            <wp:inline distT="0" distB="0" distL="0" distR="0">
+              <wp:extent cx="407670" cy="169545"/>
+              <wp:effectExtent l="0" t="0" r="0" b="0"/>
+              <wp:docPr id="5" name="Object3" descr="formula" title=""/>
+              <wp:cNvGraphicFramePr>
+                <a:graphicFrameLocks xmlns:a="http://schemas.openxmlformats.org/drawingml/2006/main" noChangeAspect="1"/>
+              </wp:cNvGraphicFramePr>
+              <a:graphic xmlns:a="http://schemas.openxmlformats.org/drawingml/2006/main">
+                <a:graphicData uri="http://schemas.openxmlformats.org/drawingml/2006/picture">
+                  <pic:pic xmlns:pic="http://schemas.openxmlformats.org/drawingml/2006/picture">
+                    <pic:nvPicPr>
+                      <pic:cNvPr id="5" name="Object3" descr="formula" title=""/>
+                      <pic:cNvPicPr>
+                        <a:picLocks noChangeAspect="1" noChangeArrowheads="1"/>
+                      </pic:cNvPicPr>
+                    </pic:nvPicPr>
+                    <pic:blipFill>
+                      <a:blip/>
+                      <a:stretch>
+                        <a:fillRect/>
+                      </a:stretch>
+                    </pic:blipFill>
+                    <pic:spPr bwMode="auto">
+                      <a:xfrm>
+                        <a:off x="0" y="0"/>
+                        <a:ext cx="407670" cy="169545"/>
+                      </a:xfrm>
+                      <a:prstGeom prst="rect">
+                        <a:avLst/>
+                      </a:prstGeom>
+                    </pic:spPr>
+                  </pic:pic>
+                </a:graphicData>
+              </a:graphic>
+            </wp:inline>
+          </w:drawing>
+        </w:r>
+      </w:del>
+      <w:del w:id="247" w:author="Linh Dang" w:date="2026-07-10T08:52:57Z">
+        <w:r>
+          <w:rPr>
+            <w:rFonts w:cs="Arial" w:ascii="Arial" w:hAnsi="Arial"/>
+          </w:rPr>
+          <w:commentReference w:id="38"/>
+        </w:r>
+      </w:del>
+      <w:del w:id="248" w:author="Linh Dang" w:date="2026-07-10T08:52:57Z">
+        <w:r>
+          <w:rPr>
+            <w:rFonts w:cs="Arial" w:ascii="Arial" w:hAnsi="Arial"/>
+          </w:rPr>
+          <w:delText>)</w:delText>
+        </w:r>
+      </w:del>
+      <w:r>
+        <w:rPr>
+          <w:rFonts w:cs="Arial" w:ascii="Arial" w:hAnsi="Arial"/>
+        </w:rPr>
+        <w:t>. These analyses identified a set of taxa consistently enriched under bench conditions, consistent with human skin and oral commensals introduced during opening bench handling (Figure 2.</w:t>
+      </w:r>
+      <w:del w:id="249" w:author="Linh Dang" w:date="2026-07-10T08:58:42Z">
+        <w:r>
+          <w:rPr>
+            <w:rFonts w:cs="Arial" w:ascii="Arial" w:hAnsi="Arial"/>
+          </w:rPr>
+          <w:delText>4</w:delText>
+        </w:r>
+      </w:del>
+      <w:ins w:id="250" w:author="Linh Dang" w:date="2026-07-10T08:58:38Z">
+        <w:r>
+          <w:rPr>
+            <w:rFonts w:cs="Arial" w:ascii="Arial" w:hAnsi="Arial"/>
+          </w:rPr>
+          <w:t>D</w:t>
+        </w:r>
+      </w:ins>
+      <w:del w:id="251" w:author="Linh Dang" w:date="2026-07-10T08:58:35Z">
+        <w:r>
+          <w:rPr>
+            <w:rFonts w:cs="Arial" w:ascii="Arial" w:hAnsi="Arial"/>
+          </w:rPr>
+          <w:commentReference w:id="39"/>
+        </w:r>
+      </w:del>
       <w:r>
         <w:rPr>
           <w:rFonts w:cs="Arial" w:ascii="Arial" w:hAnsi="Arial"/>
@@ -4317,7 +4765,7 @@
               <wp:inline distT="0" distB="0" distL="0" distR="0">
                 <wp:extent cx="5943600" cy="19050"/>
                 <wp:effectExtent l="114300" t="0" r="114300" b="0"/>
-                <wp:docPr id="3" name="Rechteck 5"/>
+                <wp:docPr id="6" name="Rechteck 5"/>
                 <a:graphic xmlns:a="http://schemas.openxmlformats.org/drawingml/2006/main">
                   <a:graphicData uri="http://schemas.microsoft.com/office/word/2010/wordprocessingShape">
                     <wps:wsp>
@@ -4380,7 +4828,7 @@
         </w:rPr>
         <w:t xml:space="preserve">3. </w:t>
       </w:r>
-      <w:del w:id="204" w:author="Linh Dang" w:date="2026-07-06T12:37:23Z">
+      <w:del w:id="252" w:author="Linh Dang" w:date="2026-07-06T12:37:23Z">
         <w:r>
           <w:rPr>
             <w:rFonts w:cs="Arial" w:ascii="Arial" w:hAnsi="Arial"/>
@@ -4388,26 +4836,20 @@
           <w:delText xml:space="preserve">Benchmarking of </w:delText>
         </w:r>
       </w:del>
-      <w:r>
-        <w:rPr>
-          <w:rFonts w:cs="Arial" w:ascii="Arial" w:hAnsi="Arial"/>
-        </w:rPr>
-        <w:t>Decontamination Methods</w:t>
-      </w:r>
-      <w:ins w:id="205" w:author="Linh Dang" w:date="2026-07-06T12:37:31Z">
-        <w:r>
-          <w:rPr>
-            <w:rFonts w:cs="Arial" w:ascii="Arial" w:hAnsi="Arial"/>
-          </w:rPr>
-          <w:t xml:space="preserve"> with multi-step filtering procedure performs the best</w:t>
-        </w:r>
-      </w:ins>
-      <w:ins w:id="206" w:author="Linh Dang" w:date="2026-07-06T12:31:19Z">
-        <w:r>
-          <w:rPr>
-            <w:rFonts w:cs="Arial" w:ascii="Arial" w:hAnsi="Arial"/>
-          </w:rPr>
-          <w:t xml:space="preserve"> </w:t>
+      <w:del w:id="253" w:author="Linh Dang" w:date="2026-07-10T09:20:08Z">
+        <w:r>
+          <w:rPr>
+            <w:rFonts w:cs="Arial" w:ascii="Arial" w:hAnsi="Arial"/>
+          </w:rPr>
+          <w:delText>Decontamination Methods</w:delText>
+        </w:r>
+      </w:del>
+      <w:ins w:id="254" w:author="Linh Dang" w:date="2026-07-10T09:20:13Z">
+        <w:r>
+          <w:rPr>
+            <w:rFonts w:cs="Arial" w:ascii="Arial" w:hAnsi="Arial"/>
+          </w:rPr>
+          <w:t>A multi-layer statistical testing approach reliably removes contaminants</w:t>
         </w:r>
       </w:ins>
     </w:p>
@@ -4426,12 +4868,34 @@
         </w:rPr>
         <w:t xml:space="preserve">As previous hallmark publication pointed out, the intratumoral microbiome might play a crucial role in progression of PDAC and the development of chemotherapy </w:t>
       </w:r>
+      <w:commentRangeStart w:id="40"/>
+      <w:r>
+        <w:rPr>
+          <w:rFonts w:cs="Arial" w:ascii="Arial" w:hAnsi="Arial"/>
+        </w:rPr>
+        <w:t>resistance.</w:t>
+      </w:r>
+      <w:r>
+        <w:rPr>
+          <w:rFonts w:cs="Arial" w:ascii="Arial" w:hAnsi="Arial"/>
+        </w:rPr>
+      </w:r>
+      <w:commentRangeEnd w:id="40"/>
+      <w:r>
+        <w:commentReference w:id="40"/>
+      </w:r>
+      <w:r>
+        <w:rPr>
+          <w:rFonts w:cs="Arial" w:ascii="Arial" w:hAnsi="Arial"/>
+        </w:rPr>
+        <w:t xml:space="preserve"> In light of the low-biomass environment, the assessment of intratumoral microbes is susceptible to the presence of ubiquitous contaminants. To this end, a thorough decontamination approach is necessary to disentangle contaminants from true signals. To identify the most robust method we performed benchmarking experiments applying four decontamination strategies, including restrictive filtering, Decontam R package (6), SCRuB (2), and Nj procedure (7) to the 16S profiles of eighteen fresh frozen (FF) PDAC samples, generating four decontaminated abundance tables alongside the non-decontaminated data (</w:t>
+      </w:r>
       <w:commentRangeStart w:id="41"/>
       <w:r>
         <w:rPr>
           <w:rFonts w:cs="Arial" w:ascii="Arial" w:hAnsi="Arial"/>
         </w:rPr>
-        <w:t>resistance.</w:t>
+        <w:t>ND</w:t>
       </w:r>
       <w:r>
         <w:rPr>
@@ -4441,28 +4905,6 @@
       <w:commentRangeEnd w:id="41"/>
       <w:r>
         <w:commentReference w:id="41"/>
-      </w:r>
-      <w:r>
-        <w:rPr>
-          <w:rFonts w:cs="Arial" w:ascii="Arial" w:hAnsi="Arial"/>
-        </w:rPr>
-        <w:t xml:space="preserve"> In light of the low-biomass environment, the assessment of intratumoral microbes is susceptible to the presence of ubiquitous contaminants. To this end, a thorough decontamination approach is necessary to disentangle contaminants from true signals. To identify the most robust method we performed benchmarking experiments applying four decontamination strategies, including restrictive filtering, Decontam R package (6), SCRuB (2), and Nj procedure (7) to the 16S profiles of eighteen fresh frozen (FF) PDAC samples, generating four decontaminated abundance tables alongside the non-decontaminated data (</w:t>
-      </w:r>
-      <w:commentRangeStart w:id="42"/>
-      <w:r>
-        <w:rPr>
-          <w:rFonts w:cs="Arial" w:ascii="Arial" w:hAnsi="Arial"/>
-        </w:rPr>
-        <w:t>ND</w:t>
-      </w:r>
-      <w:r>
-        <w:rPr>
-          <w:rFonts w:cs="Arial" w:ascii="Arial" w:hAnsi="Arial"/>
-        </w:rPr>
-      </w:r>
-      <w:commentRangeEnd w:id="42"/>
-      <w:r>
-        <w:commentReference w:id="42"/>
       </w:r>
       <w:r>
         <w:rPr>
@@ -4480,7 +4922,7 @@
           <w:rFonts w:ascii="Arial" w:hAnsi="Arial" w:cs="Arial"/>
         </w:rPr>
       </w:pPr>
-      <w:del w:id="207" w:author="Linh Dang" w:date="2026-07-06T11:06:38Z">
+      <w:del w:id="255" w:author="Linh Dang" w:date="2026-07-06T11:06:38Z">
         <w:r>
           <w:rPr>
             <w:rFonts w:cs="Arial" w:ascii="Arial" w:hAnsi="Arial"/>
@@ -4488,7 +4930,7 @@
           <w:delText>Firstly</w:delText>
         </w:r>
       </w:del>
-      <w:ins w:id="208" w:author="Linh Dang" w:date="2026-07-06T11:06:42Z">
+      <w:ins w:id="256" w:author="Linh Dang" w:date="2026-07-06T11:06:42Z">
         <w:r>
           <w:rPr>
             <w:rFonts w:cs="Arial" w:ascii="Arial" w:hAnsi="Arial"/>
@@ -4502,7 +4944,7 @@
         </w:rPr>
         <w:t xml:space="preserve">, a comparison was made between decontamination data sets </w:t>
       </w:r>
-      <w:del w:id="209" w:author="Linh Dang" w:date="2026-07-06T11:05:43Z">
+      <w:del w:id="257" w:author="Linh Dang" w:date="2026-07-06T11:05:43Z">
         <w:r>
           <w:rPr>
             <w:rFonts w:cs="Arial" w:ascii="Arial" w:hAnsi="Arial"/>
@@ -4510,7 +4952,7 @@
           <w:delText>and the</w:delText>
         </w:r>
       </w:del>
-      <w:ins w:id="210" w:author="Linh Dang" w:date="2026-07-06T11:05:45Z">
+      <w:ins w:id="258" w:author="Linh Dang" w:date="2026-07-06T11:05:45Z">
         <w:r>
           <w:rPr>
             <w:rFonts w:cs="Arial" w:ascii="Arial" w:hAnsi="Arial"/>
@@ -4524,7 +4966,7 @@
         </w:rPr>
         <w:t xml:space="preserve"> longitudinally </w:t>
       </w:r>
-      <w:del w:id="211" w:author="Linh Dang" w:date="2026-07-06T11:06:09Z">
+      <w:del w:id="259" w:author="Linh Dang" w:date="2026-07-06T11:06:09Z">
         <w:r>
           <w:rPr>
             <w:rFonts w:cs="Arial" w:ascii="Arial" w:hAnsi="Arial"/>
@@ -4538,7 +4980,7 @@
         </w:rPr>
         <w:t xml:space="preserve"> contaminant profile. </w:t>
       </w:r>
-      <w:del w:id="212" w:author="Linh Dang" w:date="2026-07-06T11:07:25Z">
+      <w:del w:id="260" w:author="Linh Dang" w:date="2026-07-06T11:07:25Z">
         <w:r>
           <w:rPr>
             <w:rFonts w:cs="Arial" w:ascii="Arial" w:hAnsi="Arial"/>
@@ -4546,7 +4988,7 @@
           <w:delText>Secondly</w:delText>
         </w:r>
       </w:del>
-      <w:ins w:id="213" w:author="Linh Dang" w:date="2026-07-06T11:07:29Z">
+      <w:ins w:id="261" w:author="Linh Dang" w:date="2026-07-06T11:07:29Z">
         <w:r>
           <w:rPr>
             <w:rFonts w:eastAsia="Aptos" w:cs="Arial" w:ascii="Arial" w:hAnsi="Arial" w:eastAsiaTheme="minorHAnsi"/>
@@ -4575,7 +5017,7 @@
           <w:rFonts w:ascii="Arial" w:hAnsi="Arial" w:cs="Arial"/>
         </w:rPr>
       </w:pPr>
-      <w:del w:id="214" w:author="Linh Dang" w:date="2026-07-06T12:42:20Z">
+      <w:del w:id="262" w:author="Linh Dang" w:date="2026-07-06T12:42:20Z">
         <w:r>
           <w:rPr>
             <w:rFonts w:cs="Arial" w:ascii="Arial" w:hAnsi="Arial"/>
@@ -4601,43 +5043,43 @@
       </w:pPr>
       <w:r>
         <w:rPr/>
+        <w:commentReference w:id="42"/>
+      </w:r>
+      <w:r>
+        <w:rPr/>
         <w:commentReference w:id="43"/>
       </w:r>
-      <w:r>
-        <w:rPr/>
-        <w:commentReference w:id="44"/>
-      </w:r>
-      <w:ins w:id="215" w:author="Linh Dang" w:date="2026-07-06T10:51:12Z">
+      <w:ins w:id="263" w:author="Linh Dang" w:date="2026-07-06T10:51:12Z">
         <w:r>
           <w:rPr/>
+          <w:commentReference w:id="44"/>
+        </w:r>
+      </w:ins>
+      <w:r>
+        <w:rPr>
+          <w:rFonts w:cs="Arial" w:ascii="Arial" w:hAnsi="Arial"/>
+        </w:rPr>
+        <w:t xml:space="preserve">We leveraged the longitudinally derived contaminant profile from above mentioned experiments as a negative reference for evaluation and defined a composite score comprising two complementary components: yield and purity. First, yield is the proportion of putative significant taxa absent from the NCT survey over the number of observed species. On the other hand, purity is the proportion of NCT-absent taxa among all putative significant taxa over the total number of putative significant taxa. The composite score, which is the product of yield and purity, simultaneously rewards methods that exclude contaminant taxa while prevents excessive removal of true taxa (see Materials and Methods section for more details). Scores were computed per sample, and methods were compared using a </w:t>
+      </w:r>
+      <w:ins w:id="264" w:author="Linh Dang" w:date="2026-07-06T12:21:19Z">
+        <w:commentRangeStart w:id="45"/>
+        <w:r>
+          <w:rPr>
+            <w:rFonts w:cs="Arial" w:ascii="Arial" w:hAnsi="Arial"/>
+          </w:rPr>
+          <w:t>paired Wilcox test</w:t>
+        </w:r>
+      </w:ins>
+      <w:r>
+        <w:rPr>
+          <w:rFonts w:cs="Arial" w:ascii="Arial" w:hAnsi="Arial"/>
+        </w:rPr>
+      </w:r>
+      <w:del w:id="265" w:author="Linh Dang" w:date="2026-07-06T12:21:01Z">
+        <w:commentRangeEnd w:id="45"/>
+        <w:r>
           <w:commentReference w:id="45"/>
         </w:r>
-      </w:ins>
-      <w:r>
-        <w:rPr>
-          <w:rFonts w:cs="Arial" w:ascii="Arial" w:hAnsi="Arial"/>
-        </w:rPr>
-        <w:t xml:space="preserve">We leveraged the longitudinally derived contaminant profile from above mentioned experiments as a negative reference for evaluation and defined a composite score comprising two complementary components: yield and purity. First, yield is the proportion of putative significant taxa absent from the NCT survey over the number of observed species. On the other hand, purity is the proportion of NCT-absent taxa among all putative significant taxa over the total number of putative significant taxa. The composite score, which is the product of yield and purity, simultaneously rewards methods that exclude contaminant taxa while prevents excessive removal of true taxa (see Materials and Methods section for more details). Scores were computed per sample, and methods were compared using a </w:t>
-      </w:r>
-      <w:ins w:id="216" w:author="Linh Dang" w:date="2026-07-06T12:21:19Z">
-        <w:commentRangeStart w:id="46"/>
-        <w:r>
-          <w:rPr>
-            <w:rFonts w:cs="Arial" w:ascii="Arial" w:hAnsi="Arial"/>
-          </w:rPr>
-          <w:t>paired Wilcox test</w:t>
-        </w:r>
-      </w:ins>
-      <w:r>
-        <w:rPr>
-          <w:rFonts w:cs="Arial" w:ascii="Arial" w:hAnsi="Arial"/>
-        </w:rPr>
-      </w:r>
-      <w:del w:id="217" w:author="Linh Dang" w:date="2026-07-06T12:21:01Z">
-        <w:commentRangeEnd w:id="46"/>
-        <w:r>
-          <w:commentReference w:id="46"/>
-        </w:r>
         <w:r>
           <w:rPr>
             <w:rFonts w:cs="Arial" w:ascii="Arial" w:hAnsi="Arial"/>
@@ -4651,7 +5093,7 @@
         </w:rPr>
         <w:t xml:space="preserve">. The Nj method achieved the highest composite score, significantly outperforming all alternatives (Figure 3A, </w:t>
       </w:r>
-      <w:commentRangeStart w:id="47"/>
+      <w:commentRangeStart w:id="46"/>
       <w:r>
         <w:rPr>
           <w:rFonts w:cs="Arial" w:ascii="Arial" w:hAnsi="Arial"/>
@@ -4663,9 +5105,9 @@
           <w:rFonts w:cs="Arial" w:ascii="Arial" w:hAnsi="Arial"/>
         </w:rPr>
       </w:r>
-      <w:commentRangeEnd w:id="47"/>
-      <w:r>
-        <w:commentReference w:id="47"/>
+      <w:commentRangeEnd w:id="46"/>
+      <w:r>
+        <w:commentReference w:id="46"/>
       </w:r>
       <w:r>
         <w:rPr>
@@ -4673,7 +5115,7 @@
         </w:rPr>
         <w:t>ND data scored lower than Nj and restrictive method, on the same level with Decontam method. Interestingly, the composite score from SCRuB is the smallest. Normally</w:t>
       </w:r>
-      <w:ins w:id="218" w:author="Linh Dang" w:date="2026-07-06T12:27:06Z">
+      <w:ins w:id="266" w:author="Linh Dang" w:date="2026-07-06T12:27:06Z">
         <w:r>
           <w:rPr>
             <w:rFonts w:cs="Arial" w:ascii="Arial" w:hAnsi="Arial"/>
@@ -4698,49 +5140,49 @@
         </w:rPr>
       </w:pPr>
       <w:bookmarkStart w:id="8" w:name="Xa7c9418a3093274042901cee60f54be18df6fee"/>
+      <w:commentRangeStart w:id="47"/>
+      <w:r>
+        <w:rPr>
+          <w:rFonts w:cs="Arial" w:ascii="Arial" w:hAnsi="Arial"/>
+        </w:rPr>
+        <w:t>These results were confirmed with datasets normalized with rarefaction (Supplemental figure …, supplemental table</w:t>
+      </w:r>
       <w:commentRangeStart w:id="48"/>
       <w:r>
         <w:rPr>
           <w:rFonts w:cs="Arial" w:ascii="Arial" w:hAnsi="Arial"/>
         </w:rPr>
-        <w:t>These results were confirmed with datasets normalized with rarefaction (Supplemental figure …, supplemental table</w:t>
+        <w:t xml:space="preserve"> ….</w:t>
+      </w:r>
+      <w:bookmarkEnd w:id="8"/>
+      <w:r>
+        <w:rPr>
+          <w:rFonts w:cs="Arial" w:ascii="Arial" w:hAnsi="Arial"/>
+        </w:rPr>
+      </w:r>
+      <w:commentRangeEnd w:id="48"/>
+      <w:r>
+        <w:commentReference w:id="48"/>
+      </w:r>
+      <w:r>
+        <w:rPr>
+          <w:rFonts w:cs="Arial" w:ascii="Arial" w:hAnsi="Arial"/>
+        </w:rPr>
+        <w:t xml:space="preserve">). </w:t>
       </w:r>
       <w:commentRangeStart w:id="49"/>
       <w:r>
         <w:rPr>
           <w:rFonts w:cs="Arial" w:ascii="Arial" w:hAnsi="Arial"/>
         </w:rPr>
-        <w:t xml:space="preserve"> ….</w:t>
-      </w:r>
-      <w:bookmarkEnd w:id="8"/>
-      <w:r>
-        <w:rPr>
-          <w:rFonts w:cs="Arial" w:ascii="Arial" w:hAnsi="Arial"/>
-        </w:rPr>
+      </w:r>
+      <w:commentRangeEnd w:id="47"/>
+      <w:r>
+        <w:commentReference w:id="47"/>
       </w:r>
       <w:commentRangeEnd w:id="49"/>
       <w:r>
         <w:commentReference w:id="49"/>
-      </w:r>
-      <w:r>
-        <w:rPr>
-          <w:rFonts w:cs="Arial" w:ascii="Arial" w:hAnsi="Arial"/>
-        </w:rPr>
-        <w:t xml:space="preserve">). </w:t>
-      </w:r>
-      <w:commentRangeStart w:id="50"/>
-      <w:r>
-        <w:rPr>
-          <w:rFonts w:cs="Arial" w:ascii="Arial" w:hAnsi="Arial"/>
-        </w:rPr>
-      </w:r>
-      <w:commentRangeEnd w:id="48"/>
-      <w:r>
-        <w:commentReference w:id="48"/>
-      </w:r>
-      <w:commentRangeEnd w:id="50"/>
-      <w:r>
-        <w:commentReference w:id="50"/>
       </w:r>
       <w:r>
         <w:rPr>
@@ -4789,7 +5231,7 @@
         </w:rPr>
         <w:t>Inter-replicate dissimilarity was quantified using Aitchison distance, with pairwise comparisons assessed by paired Wilcoxon signed-rank test. The Nj method obtained the smallest inter-replicate distances, indicating superior within sample consistency (figure 3B, supplemental table</w:t>
       </w:r>
-      <w:commentRangeStart w:id="51"/>
+      <w:commentRangeStart w:id="50"/>
       <w:r>
         <w:rPr>
           <w:rFonts w:cs="Arial" w:ascii="Arial" w:hAnsi="Arial"/>
@@ -4801,9 +5243,9 @@
           <w:rFonts w:cs="Arial" w:ascii="Arial" w:hAnsi="Arial"/>
         </w:rPr>
       </w:r>
-      <w:commentRangeEnd w:id="51"/>
-      <w:r>
-        <w:commentReference w:id="51"/>
+      <w:commentRangeEnd w:id="50"/>
+      <w:r>
+        <w:commentReference w:id="50"/>
       </w:r>
       <w:r>
         <w:rPr>
@@ -4827,7 +5269,7 @@
         </w:rPr>
         <w:t xml:space="preserve">We also validated the results with other distance metric such as Jaccard and various normalization methods </w:t>
       </w:r>
-      <w:commentRangeStart w:id="52"/>
+      <w:commentRangeStart w:id="51"/>
       <w:r>
         <w:rPr>
           <w:rFonts w:cs="Arial" w:ascii="Arial" w:hAnsi="Arial"/>
@@ -4839,9 +5281,9 @@
           <w:rFonts w:cs="Arial" w:ascii="Arial" w:hAnsi="Arial"/>
         </w:rPr>
       </w:r>
-      <w:commentRangeEnd w:id="52"/>
-      <w:r>
-        <w:commentReference w:id="52"/>
+      <w:commentRangeEnd w:id="51"/>
+      <w:r>
+        <w:commentReference w:id="51"/>
       </w:r>
       <w:r>
         <w:rPr>
@@ -4859,10 +5301,10 @@
           </w:pPr>
         </w:pPrChange>
         <w:rPr>
-          <w:ins w:id="220" w:author="Linh Dang" w:date="2026-07-06T14:29:09Z"/>
-        </w:rPr>
-      </w:pPr>
-      <w:ins w:id="219" w:author="Linh Dang" w:date="2026-07-06T14:29:09Z">
+          <w:ins w:id="268" w:author="Linh Dang" w:date="2026-07-06T14:29:09Z"/>
+        </w:rPr>
+      </w:pPr>
+      <w:ins w:id="267" w:author="Linh Dang" w:date="2026-07-06T14:29:09Z">
         <w:r>
           <w:rPr/>
           <w:t>3.3 Test of Ratio</w:t>
@@ -5095,7 +5537,7 @@
                 <w:rFonts w:ascii="Arial" w:hAnsi="Arial" w:eastAsia="Aptos" w:cs="Arial"/>
               </w:rPr>
             </w:pPr>
-            <w:ins w:id="221" w:author="Linh Dang" w:date="2026-07-06T14:30:58Z">
+            <w:ins w:id="269" w:author="Linh Dang" w:date="2026-07-06T14:30:58Z">
               <w:r>
                 <w:rPr>
                   <w:rFonts w:eastAsia="Aptos" w:cs="Arial" w:ascii="Arial" w:hAnsi="Arial"/>
@@ -5107,7 +5549,7 @@
                 <w:t>Count of union</w:t>
               </w:r>
             </w:ins>
-            <w:del w:id="222" w:author="Linh Dang" w:date="2026-07-06T14:30:54Z">
+            <w:del w:id="270" w:author="Linh Dang" w:date="2026-07-06T14:30:54Z">
               <w:r>
                 <w:rPr>
                   <w:rFonts w:eastAsia="Aptos" w:cs="Arial" w:ascii="Arial" w:hAnsi="Arial"/>
@@ -5119,7 +5561,7 @@
                 <w:delText>n_union</w:delText>
               </w:r>
             </w:del>
-            <w:del w:id="223" w:author="Linh Dang" w:date="2026-07-06T14:30:54Z">
+            <w:del w:id="271" w:author="Linh Dang" w:date="2026-07-06T14:30:54Z">
               <w:r>
                 <w:rPr>
                   <w:rFonts w:eastAsia="Aptos" w:cs="Arial" w:ascii="Arial" w:hAnsi="Arial"/>
@@ -5128,7 +5570,7 @@
                   <w:szCs w:val="24"/>
                   <w:lang w:val="en-US" w:eastAsia="en-US" w:bidi="ar-SA"/>
                 </w:rPr>
-                <w:commentReference w:id="53"/>
+                <w:commentReference w:id="52"/>
               </w:r>
             </w:del>
           </w:p>
@@ -6310,7 +6752,7 @@
         </w:rPr>
         <w:t xml:space="preserve">Negative control samples were collected at several steps of a pipeline to counter against </w:t>
       </w:r>
-      <w:commentRangeStart w:id="54"/>
+      <w:commentRangeStart w:id="53"/>
       <w:r>
         <w:rPr>
           <w:rFonts w:cs="Arial" w:ascii="Arial" w:hAnsi="Arial"/>
@@ -6322,22 +6764,22 @@
           <w:rFonts w:cs="Arial" w:ascii="Arial" w:hAnsi="Arial"/>
         </w:rPr>
       </w:r>
-      <w:commentRangeEnd w:id="54"/>
-      <w:r>
-        <w:commentReference w:id="54"/>
-      </w:r>
-      <w:r>
-        <w:rPr>
-          <w:rFonts w:cs="Arial" w:ascii="Arial" w:hAnsi="Arial"/>
-        </w:rPr>
-        <w:t>genome of 13550 bacterial taxa, latest updated on Dec</w:t>
+      <w:commentRangeEnd w:id="53"/>
+      <w:r>
+        <w:commentReference w:id="53"/>
+      </w:r>
+      <w:r>
+        <w:rPr>
+          <w:rFonts w:cs="Arial" w:ascii="Arial" w:hAnsi="Arial"/>
+        </w:rPr>
+        <w:t>genome of 13550 bacterial taxa, latest updated on De</w:t>
       </w:r>
       <w:bookmarkEnd w:id="12"/>
       <w:r>
         <w:rPr>
           <w:rFonts w:cs="Arial" w:ascii="Arial" w:hAnsi="Arial"/>
         </w:rPr>
-        <w:t>ember 2024.</w:t>
+        <w:t>cember 2024.</w:t>
       </w:r>
     </w:p>
     <w:p>
@@ -6492,7 +6934,7 @@
         <w:rPr/>
         <w:t xml:space="preserve">) mouse model used in this study has been previously </w:t>
       </w:r>
-      <w:commentRangeStart w:id="55"/>
+      <w:commentRangeStart w:id="54"/>
       <w:r>
         <w:rPr/>
         <w:t>described</w:t>
@@ -6500,9 +6942,9 @@
       <w:r>
         <w:rPr/>
       </w:r>
-      <w:commentRangeEnd w:id="55"/>
-      <w:r>
-        <w:commentReference w:id="55"/>
+      <w:commentRangeEnd w:id="54"/>
+      <w:r>
+        <w:commentReference w:id="54"/>
       </w:r>
       <w:r>
         <w:rPr/>
@@ -6552,7 +6994,7 @@
         <w:jc w:val="both"/>
         <w:rPr/>
       </w:pPr>
-      <w:commentRangeStart w:id="56"/>
+      <w:commentRangeStart w:id="55"/>
       <w:r>
         <w:rPr/>
         <w:t>DNA-Extraction</w:t>
@@ -6575,9 +7017,9 @@
         <w:t>16S rRNA Sequencing</w:t>
       </w:r>
       <w:bookmarkEnd w:id="13"/>
-      <w:commentRangeEnd w:id="56"/>
-      <w:r>
-        <w:commentReference w:id="56"/>
+      <w:commentRangeEnd w:id="55"/>
+      <w:r>
+        <w:commentReference w:id="55"/>
       </w:r>
       <w:r>
         <w:rPr>
@@ -6617,7 +7059,7 @@
         </w:rPr>
         <w:t xml:space="preserve">We applied </w:t>
       </w:r>
-      <w:commentRangeStart w:id="57"/>
+      <w:commentRangeStart w:id="56"/>
       <w:r>
         <w:rPr>
           <w:rFonts w:cs="Arial" w:ascii="Arial" w:hAnsi="Arial"/>
@@ -6629,22 +7071,22 @@
           <w:rFonts w:cs="Arial" w:ascii="Arial" w:hAnsi="Arial"/>
         </w:rPr>
       </w:r>
-      <w:commentRangeEnd w:id="57"/>
-      <w:r>
-        <w:commentReference w:id="57"/>
-      </w:r>
-      <w:r>
-        <w:rPr>
-          <w:rFonts w:cs="Arial" w:ascii="Arial" w:hAnsi="Arial"/>
-        </w:rPr>
-        <w:t xml:space="preserve"> and Wrench method in R package (8) for nor</w:t>
+      <w:commentRangeEnd w:id="56"/>
+      <w:r>
+        <w:commentReference w:id="56"/>
+      </w:r>
+      <w:r>
+        <w:rPr>
+          <w:rFonts w:cs="Arial" w:ascii="Arial" w:hAnsi="Arial"/>
+        </w:rPr>
+        <w:t xml:space="preserve"> and Wrench method in R package (8) for no</w:t>
       </w:r>
       <w:bookmarkEnd w:id="14"/>
       <w:r>
         <w:rPr>
           <w:rFonts w:cs="Arial" w:ascii="Arial" w:hAnsi="Arial"/>
         </w:rPr>
-        <w:t>malization.</w:t>
+        <w:t>rmalization.</w:t>
       </w:r>
     </w:p>
     <w:p>
@@ -6779,7 +7221,7 @@
         </w:rPr>
         <w:t xml:space="preserve">Four decontamination approaches were evaluated: (1) Restrictive filtering: taxa detected in any </w:t>
       </w:r>
-      <w:commentRangeStart w:id="58"/>
+      <w:commentRangeStart w:id="57"/>
       <w:r>
         <w:rPr>
           <w:rFonts w:cs="Arial" w:ascii="Arial" w:hAnsi="Arial"/>
@@ -6792,9 +7234,9 @@
           <w:rFonts w:cs="Arial" w:ascii="Arial" w:hAnsi="Arial"/>
         </w:rPr>
       </w:r>
-      <w:commentRangeEnd w:id="58"/>
-      <w:r>
-        <w:commentReference w:id="58"/>
+      <w:commentRangeEnd w:id="57"/>
+      <w:r>
+        <w:commentReference w:id="57"/>
       </w:r>
       <w:r>
         <w:rPr>
@@ -6828,8 +7270,8 @@
           <w:rFonts w:ascii="Arial" w:hAnsi="Arial" w:cs="Arial"/>
         </w:rPr>
       </w:pPr>
-      <w:bookmarkStart w:id="18" w:name="materials-and-methods"/>
-      <w:bookmarkStart w:id="19" w:name="composite-score"/>
+      <w:bookmarkStart w:id="18" w:name="composite-score"/>
+      <w:bookmarkStart w:id="19" w:name="materials-and-methods"/>
       <w:r>
         <w:rPr>
           <w:rFonts w:cs="Arial" w:ascii="Arial" w:hAnsi="Arial"/>
@@ -7095,7 +7537,7 @@
         </w:rPr>
         <w:t xml:space="preserve">We like to thank Jutta Blumberg and Ulrike Wegner, both excellent and reliable technician assistants who supported us immensely in terms of organising the DNA extraction, sequencing, preparation for </w:t>
       </w:r>
-      <w:commentRangeStart w:id="59"/>
+      <w:commentRangeStart w:id="58"/>
       <w:r>
         <w:rPr>
           <w:rFonts w:cs="Arial" w:ascii="Arial" w:hAnsi="Arial"/>
@@ -7111,9 +7553,9 @@
           <w:lang w:val="en-GB"/>
         </w:rPr>
       </w:r>
-      <w:commentRangeEnd w:id="59"/>
-      <w:r>
-        <w:commentReference w:id="59"/>
+      <w:commentRangeEnd w:id="58"/>
+      <w:r>
+        <w:commentReference w:id="58"/>
       </w:r>
       <w:r>
         <w:rPr>
@@ -7656,260 +8098,276 @@
   <w:comment w:id="0" w:author="Christoph Ammer-Herrmenau" w:date="2026-04-13T22:16:00Z" w:initials="CA">
     <w:p>
       <w:pPr>
+        <w:overflowPunct w:val="true"/>
+        <w:spacing w:before="0" w:after="0"/>
+        <w:rPr/>
+      </w:pPr>
+      <w:hyperlink r:id="rId1">
+        <w:r>
+          <w:rPr>
+            <w:rFonts w:ascii="Liberation Serif" w:hAnsi="Liberation Serif" w:eastAsia="DejaVu Sans" w:cs="Noto Sans Arabic UI"/>
+            <w:lang w:val="en-US" w:eastAsia="en-US" w:bidi="en-US"/>
+          </w:rPr>
+          <w:t xml:space="preserve">https://doi.org/10.1158/2159-8290.CD-21-1059 </w:t>
+        </w:r>
+      </w:hyperlink>
+    </w:p>
+  </w:comment>
+  <w:comment w:id="1" w:author="Christoph Ammer-Herrmenau" w:date="2026-04-13T22:16:00Z" w:initials="CA">
+    <w:p>
+      <w:pPr>
+        <w:overflowPunct w:val="true"/>
+        <w:spacing w:before="0" w:after="0"/>
+        <w:rPr/>
+      </w:pPr>
+      <w:r>
+        <w:rPr>
+          <w:rFonts w:ascii="Liberation Serif" w:hAnsi="Liberation Serif" w:eastAsia="DejaVu Sans" w:cs="Noto Sans Arabic UI"/>
+          <w:lang w:val="en-US" w:eastAsia="en-US" w:bidi="en-US"/>
+        </w:rPr>
+        <w:t>Requilme et al, Pushalkar et al Nejman et al, Geller et al.</w:t>
+      </w:r>
+    </w:p>
+  </w:comment>
+  <w:comment w:id="2" w:author="Christoph Ammer-Herrmenau" w:date="2026-04-13T22:19:00Z" w:initials="CA">
+    <w:p>
+      <w:pPr>
+        <w:overflowPunct w:val="true"/>
+        <w:spacing w:before="0" w:after="0"/>
+        <w:rPr/>
+      </w:pPr>
+      <w:r>
+        <w:rPr>
+          <w:rFonts w:ascii="Liberation Serif" w:hAnsi="Liberation Serif" w:eastAsia="DejaVu Sans" w:cs="Noto Sans Arabic UI"/>
+          <w:lang w:val="en-US" w:eastAsia="en-US" w:bidi="en-US"/>
+        </w:rPr>
+        <w:t>Cell paper intratumoral microbiome.</w:t>
+      </w:r>
+    </w:p>
+  </w:comment>
+  <w:comment w:id="3" w:author="Christoph Ammer-Herrmenau" w:date="2026-04-22T21:34:00Z" w:initials="CA">
+    <w:p>
+      <w:pPr>
+        <w:overflowPunct w:val="true"/>
+        <w:spacing w:before="0" w:after="0"/>
+        <w:rPr/>
+      </w:pPr>
+      <w:r>
+        <w:rPr>
+          <w:rFonts w:ascii="Liberation Serif" w:hAnsi="Liberation Serif" w:eastAsia="DejaVu Sans" w:cs="Noto Sans Arabic UI"/>
+          <w:lang w:val="en-US" w:eastAsia="en-US" w:bidi="en-US"/>
+        </w:rPr>
+        <w:t>Better figure 1A, B etc.</w:t>
+      </w:r>
+    </w:p>
+  </w:comment>
+  <w:comment w:id="4" w:author="Christoph Ammer-Herrmenau" w:date="2026-04-22T21:34:00Z" w:initials="CA">
+    <w:p>
+      <w:pPr>
+        <w:overflowPunct w:val="true"/>
+        <w:spacing w:before="0" w:after="0"/>
+        <w:rPr/>
+      </w:pPr>
+      <w:r>
+        <w:rPr>
+          <w:rFonts w:ascii="Liberation Serif" w:hAnsi="Liberation Serif" w:eastAsia="DejaVu Sans" w:cs="Noto Sans Arabic UI"/>
+          <w:lang w:val="en-US" w:eastAsia="en-US" w:bidi="en-US"/>
+        </w:rPr>
+        <w:t>Here I identified more than 10 H2O controls in PDA-MAPS and P-MAPS has even more.</w:t>
+      </w:r>
+    </w:p>
+  </w:comment>
+  <w:comment w:id="6" w:author="Christoph Ammer-Herrmenau" w:date="2026-04-22T21:54:00Z" w:initials="CA">
+    <w:p>
+      <w:pPr>
+        <w:overflowPunct w:val="true"/>
+        <w:spacing w:before="0" w:after="0"/>
+        <w:rPr/>
+      </w:pPr>
+      <w:r>
+        <w:rPr>
+          <w:rFonts w:ascii="Liberation Serif" w:hAnsi="Liberation Serif" w:eastAsia="DejaVu Sans" w:cs="Noto Sans Arabic UI"/>
+          <w:lang w:val="en-US" w:eastAsia="en-US" w:bidi="en-US"/>
+        </w:rPr>
+        <w:t>I guess we should reevaluate the sample size too make the data more robust.</w:t>
+      </w:r>
+    </w:p>
+  </w:comment>
+  <w:comment w:id="5" w:author="Christoph Ammer-Herrmenau" w:date="2026-04-22T21:55:00Z" w:initials="CA">
+    <w:p>
+      <w:pPr>
+        <w:overflowPunct w:val="true"/>
+        <w:spacing w:before="0" w:after="0"/>
+        <w:rPr/>
+      </w:pPr>
+      <w:r>
+        <w:rPr>
+          <w:rFonts w:ascii="Liberation Serif" w:hAnsi="Liberation Serif" w:eastAsia="DejaVu Sans" w:cs="Noto Sans Arabic UI"/>
+          <w:lang w:val="en-US" w:eastAsia="en-US" w:bidi="en-US"/>
+        </w:rPr>
+        <w:t>Buffer and paraffin can remain like they are.</w:t>
+      </w:r>
+    </w:p>
+  </w:comment>
+  <w:comment w:id="7" w:author="Christoph Ammer-Herrmenau" w:date="2026-04-22T21:37:00Z" w:initials="CA">
+    <w:p>
+      <w:pPr>
+        <w:overflowPunct w:val="true"/>
+        <w:spacing w:before="0" w:after="0"/>
+        <w:rPr/>
+      </w:pPr>
+      <w:r>
+        <w:rPr>
+          <w:rFonts w:ascii="Liberation Serif" w:hAnsi="Liberation Serif" w:eastAsia="DejaVu Sans" w:cs="Noto Sans Arabic UI"/>
+          <w:lang w:val="en-US" w:eastAsia="en-US" w:bidi="en-US"/>
+        </w:rPr>
+        <w:t>I would define filter here as well.</w:t>
+      </w:r>
+    </w:p>
+  </w:comment>
+  <w:comment w:id="8" w:author="Christoph Ammer-Herrmenau" w:date="2026-04-22T21:40:00Z" w:initials="CA">
+    <w:p>
+      <w:pPr>
+        <w:overflowPunct w:val="true"/>
+        <w:spacing w:before="0" w:after="0"/>
+        <w:rPr/>
+      </w:pPr>
+      <w:r>
+        <w:rPr>
+          <w:rFonts w:ascii="Liberation Serif" w:hAnsi="Liberation Serif" w:eastAsia="DejaVu Sans" w:cs="Noto Sans Arabic UI"/>
+          <w:lang w:val="en-US" w:eastAsia="en-US" w:bidi="en-US"/>
+        </w:rPr>
+        <w:t>Figure 1B</w:t>
+      </w:r>
+    </w:p>
+  </w:comment>
+  <w:comment w:id="9" w:author="Christoph Ammer-Herrmenau" w:date="2026-04-23T21:35:00Z" w:initials="CA">
+    <w:p>
+      <w:pPr>
+        <w:overflowPunct w:val="true"/>
+        <w:spacing w:before="0" w:after="0"/>
+        <w:rPr/>
+      </w:pPr>
+      <w:r>
+        <w:rPr>
+          <w:rFonts w:ascii="Liberation Serif" w:hAnsi="Liberation Serif" w:eastAsia="DejaVu Sans" w:cs="Noto Sans Arabic UI"/>
+          <w:lang w:val="en-US" w:eastAsia="en-US" w:bidi="en-US"/>
+        </w:rPr>
+        <w:t>Do we have the alpha div for rarefaction or wrench normalization.</w:t>
+      </w:r>
+    </w:p>
+  </w:comment>
+  <w:comment w:id="10" w:author="Christoph Ammer-Herrmenau" w:date="2026-04-22T21:56:00Z" w:initials="CA">
+    <w:p>
+      <w:pPr>
+        <w:overflowPunct w:val="true"/>
+        <w:spacing w:before="0" w:after="0"/>
+        <w:rPr/>
+      </w:pPr>
+      <w:r>
+        <w:rPr>
+          <w:rFonts w:ascii="Liberation Serif" w:hAnsi="Liberation Serif" w:eastAsia="DejaVu Sans" w:cs="Noto Sans Arabic UI"/>
+          <w:lang w:val="en-US" w:eastAsia="en-US" w:bidi="en-US"/>
+        </w:rPr>
+        <w:t>Alpha- beta diversity?</w:t>
+      </w:r>
+    </w:p>
+  </w:comment>
+  <w:comment w:id="11" w:author="Christoph Ammer-Herrmenau" w:date="2026-04-22T21:57:00Z" w:initials="CA">
+    <w:p>
+      <w:pPr>
+        <w:overflowPunct w:val="true"/>
+        <w:spacing w:before="0" w:after="0"/>
+        <w:rPr/>
+      </w:pPr>
+      <w:r>
+        <w:rPr>
+          <w:rFonts w:ascii="Liberation Serif" w:hAnsi="Liberation Serif" w:eastAsia="DejaVu Sans" w:cs="Noto Sans Arabic UI"/>
+          <w:lang w:val="en-US" w:eastAsia="en-US" w:bidi="en-US"/>
+        </w:rPr>
+        <w:t>I would prefer to take only shannon OR Inv Simpson</w:t>
+      </w:r>
+    </w:p>
+  </w:comment>
+  <w:comment w:id="12" w:author="Christoph Ammer-Herrmenau" w:date="2026-04-22T21:58:00Z" w:initials="CA">
+    <w:p>
+      <w:pPr>
+        <w:overflowPunct w:val="true"/>
+        <w:spacing w:before="0" w:after="0"/>
+        <w:rPr/>
+      </w:pPr>
+      <w:r>
+        <w:rPr>
+          <w:rFonts w:ascii="Liberation Serif" w:hAnsi="Liberation Serif" w:eastAsia="DejaVu Sans" w:cs="Noto Sans Arabic UI"/>
+          <w:lang w:val="en-US" w:eastAsia="en-US" w:bidi="en-US"/>
+        </w:rPr>
+        <w:t>Please refine the figure legends. Buffer rather than buffer_ctrl, PCR rather than pcr_control</w:t>
+      </w:r>
+    </w:p>
+  </w:comment>
+  <w:comment w:id="13" w:author="Christoph Ammer-Herrmenau" w:date="2026-04-22T21:59:00Z" w:initials="CA">
+    <w:p>
+      <w:pPr>
+        <w:overflowPunct w:val="true"/>
+        <w:spacing w:before="0" w:after="0"/>
+        <w:rPr/>
+      </w:pPr>
+      <w:r>
+        <w:rPr>
+          <w:rFonts w:ascii="Liberation Serif" w:hAnsi="Liberation Serif" w:eastAsia="DejaVu Sans" w:cs="Noto Sans Arabic UI"/>
+          <w:lang w:val="en-US" w:eastAsia="en-US" w:bidi="en-US"/>
+        </w:rPr>
+        <w:t>I would always write a p-value + * if significant</w:t>
+      </w:r>
+    </w:p>
+    <w:p>
+      <w:pPr>
+        <w:overflowPunct w:val="true"/>
+        <w:spacing w:before="0" w:after="0"/>
+        <w:rPr/>
+      </w:pPr>
+      <w:r>
+        <w:rPr>
+          <w:rFonts w:ascii="Liberation Serif" w:hAnsi="Liberation Serif" w:eastAsia="DejaVu Sans" w:cs="Noto Sans Arabic UI"/>
+          <w:lang w:val="en-US" w:eastAsia="en-US" w:bidi="en-US"/>
+        </w:rPr>
+        <w:t>Please round p-values to 3 counts after comma like 0.034* or &lt; 0.001***</w:t>
+      </w:r>
+    </w:p>
+  </w:comment>
+  <w:comment w:id="14" w:author="Unknown Author" w:date="2026-05-29T10:07:22Z" w:initials="">
+    <w:p>
+      <w:pPr>
+        <w:overflowPunct w:val="true"/>
+        <w:spacing w:before="0" w:after="0"/>
+        <w:rPr/>
+      </w:pPr>
+      <w:r>
+        <w:rPr>
+          <w:rFonts w:ascii="Liberation Serif" w:hAnsi="Liberation Serif" w:eastAsia="DejaVu Sans" w:cs="Noto Sans Arabic UI"/>
+          <w:lang w:val="en-US" w:eastAsia="en-US" w:bidi="en-US"/>
+        </w:rPr>
+        <w:t>The story line here may be different (LD)</w:t>
+      </w:r>
+    </w:p>
+  </w:comment>
+  <w:comment w:id="15" w:author="Linh Dang" w:date="2026-07-06T18:35:02Z" w:initials="LD">
+    <w:p>
+      <w:pPr>
         <w:overflowPunct w:val="false"/>
         <w:spacing w:before="0" w:after="0"/>
         <w:rPr/>
       </w:pPr>
-      <w:hyperlink r:id="rId1">
-        <w:r>
-          <w:rPr>
-            <w:rFonts w:ascii="Liberation Serif" w:hAnsi="Liberation Serif" w:eastAsia="DejaVu Sans" w:cs="Noto Sans Arabic UI"/>
-            <w:lang w:val="en-US" w:eastAsia="en-US" w:bidi="en-US"/>
-          </w:rPr>
-          <w:t xml:space="preserve">https://doi.org/10.1158/2159-8290.CD-21-1059 </w:t>
-        </w:r>
-      </w:hyperlink>
+      <w:r>
+        <w:rPr>
+          <w:rFonts w:ascii="Liberation Serif" w:hAnsi="Liberation Serif" w:eastAsia="DejaVu Sans" w:cs="Noto Sans Arabic"/>
+          <w:lang w:val="en-US" w:eastAsia="en-US" w:bidi="en-US"/>
+        </w:rPr>
+        <w:t>We need a new story line here.</w:t>
+      </w:r>
     </w:p>
   </w:comment>
-  <w:comment w:id="1" w:author="Christoph Ammer-Herrmenau" w:date="2026-04-13T22:16:00Z" w:initials="CA">
-    <w:p>
-      <w:pPr>
-        <w:overflowPunct w:val="false"/>
-        <w:spacing w:before="0" w:after="0"/>
-        <w:rPr/>
-      </w:pPr>
-      <w:r>
-        <w:rPr>
-          <w:rFonts w:ascii="Liberation Serif" w:hAnsi="Liberation Serif" w:eastAsia="DejaVu Sans" w:cs="Noto Sans Arabic UI"/>
-          <w:lang w:val="en-US" w:eastAsia="en-US" w:bidi="en-US"/>
-        </w:rPr>
-        <w:t>Requilme et al, Pushalkar et al Nejman et al, Geller et al.</w:t>
-      </w:r>
-    </w:p>
-  </w:comment>
-  <w:comment w:id="2" w:author="Christoph Ammer-Herrmenau" w:date="2026-04-13T22:19:00Z" w:initials="CA">
-    <w:p>
-      <w:pPr>
-        <w:overflowPunct w:val="false"/>
-        <w:spacing w:before="0" w:after="0"/>
-        <w:rPr/>
-      </w:pPr>
-      <w:r>
-        <w:rPr>
-          <w:rFonts w:ascii="Liberation Serif" w:hAnsi="Liberation Serif" w:eastAsia="DejaVu Sans" w:cs="Noto Sans Arabic UI"/>
-          <w:lang w:val="en-US" w:eastAsia="en-US" w:bidi="en-US"/>
-        </w:rPr>
-        <w:t>Cell paper intratumoral microbiome.</w:t>
-      </w:r>
-    </w:p>
-  </w:comment>
-  <w:comment w:id="3" w:author="Christoph Ammer-Herrmenau" w:date="2026-04-22T21:34:00Z" w:initials="CA">
-    <w:p>
-      <w:pPr>
-        <w:overflowPunct w:val="false"/>
-        <w:spacing w:before="0" w:after="0"/>
-        <w:rPr/>
-      </w:pPr>
-      <w:r>
-        <w:rPr>
-          <w:rFonts w:ascii="Liberation Serif" w:hAnsi="Liberation Serif" w:eastAsia="DejaVu Sans" w:cs="Noto Sans Arabic UI"/>
-          <w:lang w:val="en-US" w:eastAsia="en-US" w:bidi="en-US"/>
-        </w:rPr>
-        <w:t>Better figure 1A, B etc.</w:t>
-      </w:r>
-    </w:p>
-  </w:comment>
-  <w:comment w:id="4" w:author="Christoph Ammer-Herrmenau" w:date="2026-04-22T21:34:00Z" w:initials="CA">
-    <w:p>
-      <w:pPr>
-        <w:overflowPunct w:val="false"/>
-        <w:spacing w:before="0" w:after="0"/>
-        <w:rPr/>
-      </w:pPr>
-      <w:r>
-        <w:rPr>
-          <w:rFonts w:ascii="Liberation Serif" w:hAnsi="Liberation Serif" w:eastAsia="DejaVu Sans" w:cs="Noto Sans Arabic UI"/>
-          <w:lang w:val="en-US" w:eastAsia="en-US" w:bidi="en-US"/>
-        </w:rPr>
-        <w:t>Here I identified more than 10 H2O controls in PDA-MAPS and P-MAPS has even more.</w:t>
-      </w:r>
-    </w:p>
-  </w:comment>
-  <w:comment w:id="6" w:author="Christoph Ammer-Herrmenau" w:date="2026-04-22T21:54:00Z" w:initials="CA">
-    <w:p>
-      <w:pPr>
-        <w:overflowPunct w:val="false"/>
-        <w:spacing w:before="0" w:after="0"/>
-        <w:rPr/>
-      </w:pPr>
-      <w:r>
-        <w:rPr>
-          <w:rFonts w:ascii="Liberation Serif" w:hAnsi="Liberation Serif" w:eastAsia="DejaVu Sans" w:cs="Noto Sans Arabic UI"/>
-          <w:lang w:val="en-US" w:eastAsia="en-US" w:bidi="en-US"/>
-        </w:rPr>
-        <w:t>I guess we should reevaluate the sample size too make the data more robust.</w:t>
-      </w:r>
-    </w:p>
-  </w:comment>
-  <w:comment w:id="5" w:author="Christoph Ammer-Herrmenau" w:date="2026-04-22T21:55:00Z" w:initials="CA">
-    <w:p>
-      <w:pPr>
-        <w:overflowPunct w:val="false"/>
-        <w:spacing w:before="0" w:after="0"/>
-        <w:rPr/>
-      </w:pPr>
-      <w:r>
-        <w:rPr>
-          <w:rFonts w:ascii="Liberation Serif" w:hAnsi="Liberation Serif" w:eastAsia="DejaVu Sans" w:cs="Noto Sans Arabic UI"/>
-          <w:lang w:val="en-US" w:eastAsia="en-US" w:bidi="en-US"/>
-        </w:rPr>
-        <w:t>Buffer and paraffin can remain like they are.</w:t>
-      </w:r>
-    </w:p>
-  </w:comment>
-  <w:comment w:id="7" w:author="Christoph Ammer-Herrmenau" w:date="2026-04-22T21:37:00Z" w:initials="CA">
-    <w:p>
-      <w:pPr>
-        <w:overflowPunct w:val="false"/>
-        <w:spacing w:before="0" w:after="0"/>
-        <w:rPr/>
-      </w:pPr>
-      <w:r>
-        <w:rPr>
-          <w:rFonts w:ascii="Liberation Serif" w:hAnsi="Liberation Serif" w:eastAsia="DejaVu Sans" w:cs="Noto Sans Arabic UI"/>
-          <w:lang w:val="en-US" w:eastAsia="en-US" w:bidi="en-US"/>
-        </w:rPr>
-        <w:t>I would define filter here as well.</w:t>
-      </w:r>
-    </w:p>
-  </w:comment>
-  <w:comment w:id="8" w:author="Christoph Ammer-Herrmenau" w:date="2026-04-22T21:40:00Z" w:initials="CA">
-    <w:p>
-      <w:pPr>
-        <w:overflowPunct w:val="false"/>
-        <w:spacing w:before="0" w:after="0"/>
-        <w:rPr/>
-      </w:pPr>
-      <w:r>
-        <w:rPr>
-          <w:rFonts w:ascii="Liberation Serif" w:hAnsi="Liberation Serif" w:eastAsia="DejaVu Sans" w:cs="Noto Sans Arabic UI"/>
-          <w:lang w:val="en-US" w:eastAsia="en-US" w:bidi="en-US"/>
-        </w:rPr>
-        <w:t>Figure 1B</w:t>
-      </w:r>
-    </w:p>
-  </w:comment>
-  <w:comment w:id="9" w:author="Christoph Ammer-Herrmenau" w:date="2026-04-23T21:35:00Z" w:initials="CA">
-    <w:p>
-      <w:pPr>
-        <w:overflowPunct w:val="false"/>
-        <w:spacing w:before="0" w:after="0"/>
-        <w:rPr/>
-      </w:pPr>
-      <w:r>
-        <w:rPr>
-          <w:rFonts w:ascii="Liberation Serif" w:hAnsi="Liberation Serif" w:eastAsia="DejaVu Sans" w:cs="Noto Sans Arabic UI"/>
-          <w:lang w:val="en-US" w:eastAsia="en-US" w:bidi="en-US"/>
-        </w:rPr>
-        <w:t>Do we have the alpha div for rarefaction or wrench normalization.</w:t>
-      </w:r>
-    </w:p>
-  </w:comment>
-  <w:comment w:id="10" w:author="Christoph Ammer-Herrmenau" w:date="2026-04-22T21:56:00Z" w:initials="CA">
-    <w:p>
-      <w:pPr>
-        <w:overflowPunct w:val="false"/>
-        <w:spacing w:before="0" w:after="0"/>
-        <w:rPr/>
-      </w:pPr>
-      <w:r>
-        <w:rPr>
-          <w:rFonts w:ascii="Liberation Serif" w:hAnsi="Liberation Serif" w:eastAsia="DejaVu Sans" w:cs="Noto Sans Arabic UI"/>
-          <w:lang w:val="en-US" w:eastAsia="en-US" w:bidi="en-US"/>
-        </w:rPr>
-        <w:t>Alpha- beta diversity?</w:t>
-      </w:r>
-    </w:p>
-  </w:comment>
-  <w:comment w:id="11" w:author="Christoph Ammer-Herrmenau" w:date="2026-04-22T21:57:00Z" w:initials="CA">
-    <w:p>
-      <w:pPr>
-        <w:overflowPunct w:val="false"/>
-        <w:spacing w:before="0" w:after="0"/>
-        <w:rPr/>
-      </w:pPr>
-      <w:r>
-        <w:rPr>
-          <w:rFonts w:ascii="Liberation Serif" w:hAnsi="Liberation Serif" w:eastAsia="DejaVu Sans" w:cs="Noto Sans Arabic UI"/>
-          <w:lang w:val="en-US" w:eastAsia="en-US" w:bidi="en-US"/>
-        </w:rPr>
-        <w:t>I would prefer to take only shannon OR Inv Simpson</w:t>
-      </w:r>
-    </w:p>
-  </w:comment>
-  <w:comment w:id="12" w:author="Christoph Ammer-Herrmenau" w:date="2026-04-22T21:58:00Z" w:initials="CA">
-    <w:p>
-      <w:pPr>
-        <w:overflowPunct w:val="false"/>
-        <w:spacing w:before="0" w:after="0"/>
-        <w:rPr/>
-      </w:pPr>
-      <w:r>
-        <w:rPr>
-          <w:rFonts w:ascii="Liberation Serif" w:hAnsi="Liberation Serif" w:eastAsia="DejaVu Sans" w:cs="Noto Sans Arabic UI"/>
-          <w:lang w:val="en-US" w:eastAsia="en-US" w:bidi="en-US"/>
-        </w:rPr>
-        <w:t>Please refine the figure legends. Buffer rather than buffer_ctrl, PCR rather than pcr_control</w:t>
-      </w:r>
-    </w:p>
-  </w:comment>
-  <w:comment w:id="13" w:author="Christoph Ammer-Herrmenau" w:date="2026-04-22T21:59:00Z" w:initials="CA">
-    <w:p>
-      <w:pPr>
-        <w:overflowPunct w:val="false"/>
-        <w:spacing w:before="0" w:after="0"/>
-        <w:rPr/>
-      </w:pPr>
-      <w:r>
-        <w:rPr>
-          <w:rFonts w:ascii="Liberation Serif" w:hAnsi="Liberation Serif" w:eastAsia="DejaVu Sans" w:cs="Noto Sans Arabic UI"/>
-          <w:lang w:val="en-US" w:eastAsia="en-US" w:bidi="en-US"/>
-        </w:rPr>
-        <w:t>I would always write a p-value + * if significant</w:t>
-      </w:r>
-    </w:p>
-    <w:p>
-      <w:pPr>
-        <w:overflowPunct w:val="false"/>
-        <w:spacing w:before="0" w:after="0"/>
-        <w:rPr/>
-      </w:pPr>
-      <w:r>
-        <w:rPr>
-          <w:rFonts w:ascii="Liberation Serif" w:hAnsi="Liberation Serif" w:eastAsia="DejaVu Sans" w:cs="Noto Sans Arabic UI"/>
-          <w:lang w:val="en-US" w:eastAsia="en-US" w:bidi="en-US"/>
-        </w:rPr>
-        <w:t>Please round p-values to 3 counts after comma like 0.034* or &lt; 0.001***</w:t>
-      </w:r>
-    </w:p>
-  </w:comment>
-  <w:comment w:id="14" w:author="Unknown Author" w:date="2026-05-29T10:07:22Z" w:initials="">
-    <w:p>
-      <w:pPr>
-        <w:overflowPunct w:val="false"/>
-        <w:spacing w:before="0" w:after="0"/>
-        <w:rPr/>
-      </w:pPr>
-      <w:r>
-        <w:rPr>
-          <w:rFonts w:ascii="Liberation Serif" w:hAnsi="Liberation Serif" w:eastAsia="DejaVu Sans" w:cs="Noto Sans Arabic UI"/>
-          <w:lang w:val="en-US" w:eastAsia="en-US" w:bidi="en-US"/>
-        </w:rPr>
-        <w:t>The story line here may be different (LD)</w:t>
-      </w:r>
-    </w:p>
-  </w:comment>
-  <w:comment w:id="15" w:author="Linh Dang" w:date="2026-07-06T18:35:02Z" w:initials="LD">
+  <w:comment w:id="16" w:author="Christoph Ammer-Herrmenau" w:date="2026-04-23T21:33:00Z" w:initials="CA">
     <w:p>
       <w:pPr>
         <w:overflowPunct w:val="true"/>
@@ -7918,22 +8376,6 @@
       </w:pPr>
       <w:r>
         <w:rPr>
-          <w:rFonts w:ascii="Liberation Serif" w:hAnsi="Liberation Serif" w:eastAsia="DejaVu Sans" w:cs="Noto Sans Arabic"/>
-          <w:lang w:val="en-US" w:eastAsia="en-US" w:bidi="en-US"/>
-        </w:rPr>
-        <w:t>We need a new story line here.</w:t>
-      </w:r>
-    </w:p>
-  </w:comment>
-  <w:comment w:id="16" w:author="Christoph Ammer-Herrmenau" w:date="2026-04-23T21:33:00Z" w:initials="CA">
-    <w:p>
-      <w:pPr>
-        <w:overflowPunct w:val="false"/>
-        <w:spacing w:before="0" w:after="0"/>
-        <w:rPr/>
-      </w:pPr>
-      <w:r>
-        <w:rPr>
           <w:rFonts w:ascii="Liberation Serif" w:hAnsi="Liberation Serif" w:eastAsia="DejaVu Sans" w:cs="Noto Sans Arabic UI"/>
           <w:lang w:val="en-US" w:eastAsia="en-US" w:bidi="en-US"/>
         </w:rPr>
@@ -7944,7 +8386,7 @@
   <w:comment w:id="17" w:author="Christoph Ammer-Herrmenau" w:date="2026-04-23T21:43:00Z" w:initials="CA">
     <w:p>
       <w:pPr>
-        <w:overflowPunct w:val="false"/>
+        <w:overflowPunct w:val="true"/>
         <w:spacing w:before="0" w:after="0"/>
         <w:rPr/>
       </w:pPr>
@@ -7976,7 +8418,7 @@
   <w:comment w:id="18" w:author="Christoph Ammer-Herrmenau" w:date="2026-04-23T21:40:00Z" w:initials="CA">
     <w:p>
       <w:pPr>
-        <w:overflowPunct w:val="false"/>
+        <w:overflowPunct w:val="true"/>
         <w:spacing w:before="0" w:after="0"/>
         <w:rPr/>
       </w:pPr>
@@ -7992,7 +8434,7 @@
   <w:comment w:id="19" w:author="Linh Dang" w:date="2026-06-03T15:48:43Z" w:initials="LD">
     <w:p>
       <w:pPr>
-        <w:overflowPunct w:val="true"/>
+        <w:overflowPunct w:val="false"/>
         <w:spacing w:before="0" w:after="0"/>
         <w:rPr/>
       </w:pPr>
@@ -8008,23 +8450,39 @@
     </w:p>
     <w:p>
       <w:pPr>
+        <w:overflowPunct w:val="false"/>
+        <w:spacing w:before="0" w:after="0"/>
+        <w:rPr/>
+      </w:pPr>
+      <w:r>
+        <w:rPr>
+          <w:rFonts w:ascii="Liberation Serif" w:hAnsi="Liberation Serif" w:eastAsia="DejaVu Sans" w:cs="Noto Sans Arabic"/>
+          <w:lang w:val="en-US" w:eastAsia="en-US" w:bidi="en-US"/>
+        </w:rPr>
+        <w:t>Agreed :)</w:t>
+      </w:r>
+    </w:p>
+  </w:comment>
+  <w:comment w:id="20" w:author="Christoph Ammer-Herrmenau" w:date="2026-04-23T21:40:00Z" w:initials="CA">
+    <w:p>
+      <w:pPr>
         <w:overflowPunct w:val="true"/>
         <w:spacing w:before="0" w:after="0"/>
         <w:rPr/>
       </w:pPr>
       <w:r>
         <w:rPr>
-          <w:rFonts w:ascii="Liberation Serif" w:hAnsi="Liberation Serif" w:eastAsia="DejaVu Sans" w:cs="Noto Sans Arabic"/>
+          <w:rFonts w:ascii="Liberation Serif" w:hAnsi="Liberation Serif" w:eastAsia="DejaVu Sans" w:cs="Noto Sans Arabic UI"/>
           <w:lang w:val="en-US" w:eastAsia="en-US" w:bidi="en-US"/>
         </w:rPr>
-        <w:t>Agreed :)</w:t>
+        <w:t>Very well written!!</w:t>
       </w:r>
     </w:p>
   </w:comment>
-  <w:comment w:id="20" w:author="Christoph Ammer-Herrmenau" w:date="2026-04-23T21:40:00Z" w:initials="CA">
-    <w:p>
-      <w:pPr>
-        <w:overflowPunct w:val="false"/>
+  <w:comment w:id="21" w:author="Christoph Ammer-Herrmenau" w:date="2026-04-23T21:45:00Z" w:initials="CA">
+    <w:p>
+      <w:pPr>
+        <w:overflowPunct w:val="true"/>
         <w:spacing w:before="0" w:after="0"/>
         <w:rPr/>
       </w:pPr>
@@ -8033,14 +8491,14 @@
           <w:rFonts w:ascii="Liberation Serif" w:hAnsi="Liberation Serif" w:eastAsia="DejaVu Sans" w:cs="Noto Sans Arabic UI"/>
           <w:lang w:val="en-US" w:eastAsia="en-US" w:bidi="en-US"/>
         </w:rPr>
-        <w:t>Very well written!!</w:t>
+        <w:t>In order to reduce complexity of this complex work Iwould remove the analysis on phylum level. We focused on genus level, which is by far much more specific.</w:t>
       </w:r>
     </w:p>
   </w:comment>
-  <w:comment w:id="21" w:author="Christoph Ammer-Herrmenau" w:date="2026-04-23T21:45:00Z" w:initials="CA">
-    <w:p>
-      <w:pPr>
-        <w:overflowPunct w:val="false"/>
+  <w:comment w:id="22" w:author="Christoph Ammer-Herrmenau" w:date="2026-04-23T21:50:00Z" w:initials="CA">
+    <w:p>
+      <w:pPr>
+        <w:overflowPunct w:val="true"/>
         <w:spacing w:before="0" w:after="0"/>
         <w:rPr/>
       </w:pPr>
@@ -8049,11 +8507,75 @@
           <w:rFonts w:ascii="Liberation Serif" w:hAnsi="Liberation Serif" w:eastAsia="DejaVu Sans" w:cs="Noto Sans Arabic UI"/>
           <w:lang w:val="en-US" w:eastAsia="en-US" w:bidi="en-US"/>
         </w:rPr>
-        <w:t>In order to reduce complexity of this complex work Iwould remove the analysis on phylum level. We focused on genus level, which is by far much more specific.</w:t>
+        <w:t>As mentioned above, I do not see the rationale to explore higher taxonomic ranks. Maybe it would be worth to have a lookt to the domiant species as our method allows robust analysis on species level.</w:t>
       </w:r>
     </w:p>
   </w:comment>
-  <w:comment w:id="22" w:author="Linh Dang" w:date="2026-06-03T15:49:17Z" w:initials="LD">
+  <w:comment w:id="23" w:author="Linh Dang" w:date="2026-06-04T12:52:45Z" w:initials="LD">
+    <w:p>
+      <w:pPr>
+        <w:overflowPunct w:val="true"/>
+        <w:spacing w:before="0" w:after="0"/>
+        <w:rPr/>
+      </w:pPr>
+      <w:r>
+        <w:rPr>
+          <w:rFonts w:ascii="Liberation Serif" w:hAnsi="Liberation Serif" w:eastAsia="DejaVu Sans" w:cs="Noto Sans Arabic UI"/>
+          <w:lang w:val="en-US" w:eastAsia="en-US" w:bidi="en-US"/>
+        </w:rPr>
+        <w:t>Question: the default option in MaAslin2 not for pairwise comparison, but rather compare one to a reference. In this case, we have: paraffin vs. PCR and Buffer vs. PCR. Is it also interesting to do: Paraffin vs. the rest, Buffer vs. the rest, and PCR vs. the rest.</w:t>
+      </w:r>
+    </w:p>
+  </w:comment>
+  <w:comment w:id="24" w:author="Christoph Ammer-Herrmenau" w:date="2026-04-23T21:54:00Z" w:initials="CA">
+    <w:p>
+      <w:pPr>
+        <w:overflowPunct w:val="true"/>
+        <w:spacing w:before="0" w:after="0"/>
+        <w:rPr/>
+      </w:pPr>
+      <w:r>
+        <w:rPr>
+          <w:rFonts w:ascii="Liberation Serif" w:hAnsi="Liberation Serif" w:eastAsia="DejaVu Sans" w:cs="Noto Sans Arabic UI"/>
+          <w:lang w:val="en-US" w:eastAsia="en-US" w:bidi="en-US"/>
+        </w:rPr>
+        <w:t>Also here I would ratheruse the species level. If there are too many species  we can use a suppl table. Why have you not used MaAsLin2 and stratified for LP, origin paraffin, buffer etc? If there are multiple species dominant in LP we can take it as a smooth bridge to the second chapter.</w:t>
+      </w:r>
+    </w:p>
+  </w:comment>
+  <w:comment w:id="25" w:author="Christoph Ammer-Herrmenau" w:date="2026-04-24T21:14:00Z" w:initials="CA">
+    <w:p>
+      <w:pPr>
+        <w:overflowPunct w:val="true"/>
+        <w:spacing w:before="0" w:after="0"/>
+        <w:rPr/>
+      </w:pPr>
+      <w:r>
+        <w:rPr>
+          <w:rFonts w:ascii="Liberation Serif" w:hAnsi="Liberation Serif" w:eastAsia="DejaVu Sans" w:cs="Noto Sans Arabic UI"/>
+          <w:lang w:val="en-US" w:eastAsia="en-US" w:bidi="en-US"/>
+        </w:rPr>
+        <w:t xml:space="preserve">I expanded the description here, as most reviewer do not read thoroughly the methods and go directely to the results. </w:t>
+      </w:r>
+    </w:p>
+  </w:comment>
+  <w:comment w:id="27" w:author="Christoph Ammer-Herrmenau" w:date="2026-04-24T22:59:00Z" w:initials="CA">
+    <w:p>
+      <w:pPr>
+        <w:overflowPunct w:val="true"/>
+        <w:spacing w:before="0" w:after="0"/>
+        <w:rPr/>
+      </w:pPr>
+      <w:r>
+        <w:rPr>
+          <w:rFonts w:ascii="Liberation Serif" w:hAnsi="Liberation Serif" w:eastAsia="DejaVu Sans" w:cs="Noto Sans Arabic UI"/>
+          <w:lang w:val="en-US" w:eastAsia="en-US" w:bidi="en-US"/>
+        </w:rPr>
+        <w:t>Please relabel technician to LP, and bench hood to low-germ and standard an the figures.</w:t>
+      </w:r>
+    </w:p>
+  </w:comment>
+  <w:comment w:id="28" w:author="Linh Dang" w:date="2026-06-11T09:33:44Z" w:initials="LD">
     <w:p>
       <w:pPr>
         <w:overflowPunct w:val="true"/>
@@ -8067,7 +8589,7 @@
           <w:sz w:val="16"/>
           <w:lang w:val="en-US" w:eastAsia="en-US" w:bidi="en-US"/>
         </w:rPr>
-        <w:t>Reply to Christoph Ammer-Herrmenau (04/23/2026, 21:45): "..."</w:t>
+        <w:t>Reply to Christoph Ammer-Herrmenau (04/24/2026, 22:59): "..."</w:t>
       </w:r>
     </w:p>
     <w:p>
@@ -8081,14 +8603,14 @@
           <w:rFonts w:ascii="Liberation Serif" w:hAnsi="Liberation Serif" w:eastAsia="DejaVu Sans" w:cs="Noto Sans Arabic"/>
           <w:lang w:val="en-US" w:eastAsia="en-US" w:bidi="en-US"/>
         </w:rPr>
-        <w:t>Agreed!!</w:t>
+        <w:t>Done!</w:t>
       </w:r>
     </w:p>
   </w:comment>
-  <w:comment w:id="23" w:author="Christoph Ammer-Herrmenau" w:date="2026-04-23T21:50:00Z" w:initials="CA">
-    <w:p>
-      <w:pPr>
-        <w:overflowPunct w:val="false"/>
+  <w:comment w:id="26" w:author="Christoph Ammer-Herrmenau" w:date="2026-04-24T23:00:00Z" w:initials="CA">
+    <w:p>
+      <w:pPr>
+        <w:overflowPunct w:val="true"/>
         <w:spacing w:before="0" w:after="0"/>
         <w:rPr/>
       </w:pPr>
@@ -8097,78 +8619,14 @@
           <w:rFonts w:ascii="Liberation Serif" w:hAnsi="Liberation Serif" w:eastAsia="DejaVu Sans" w:cs="Noto Sans Arabic UI"/>
           <w:lang w:val="en-US" w:eastAsia="en-US" w:bidi="en-US"/>
         </w:rPr>
-        <w:t>As mentioned above, I do not see the rationale to explore higher taxonomic ranks. Maybe it would be worth to have a lookt to the domiant species as our method allows robust analysis on species level.</w:t>
+        <w:t>As mentioned above. Please write out all p-values, even if they are not significant.</w:t>
       </w:r>
     </w:p>
   </w:comment>
-  <w:comment w:id="24" w:author="Linh Dang" w:date="2026-06-04T12:52:45Z" w:initials="LD">
-    <w:p>
-      <w:pPr>
-        <w:overflowPunct w:val="false"/>
-        <w:spacing w:before="0" w:after="0"/>
-        <w:rPr/>
-      </w:pPr>
-      <w:r>
-        <w:rPr>
-          <w:rFonts w:ascii="Liberation Serif" w:hAnsi="Liberation Serif" w:eastAsia="DejaVu Sans" w:cs="Noto Sans Arabic UI"/>
-          <w:lang w:val="en-US" w:eastAsia="en-US" w:bidi="en-US"/>
-        </w:rPr>
-        <w:t>Question: the default option in MaAslin2 not for pairwise comparison, but rather compare one to a reference. In this case, we have: paraffin vs. PCR and Buffer vs. PCR. Is it also interesting to do: Paraffin vs. the rest, Buffer vs. the rest, and PCR vs. the rest.</w:t>
-      </w:r>
-    </w:p>
-  </w:comment>
-  <w:comment w:id="25" w:author="Christoph Ammer-Herrmenau" w:date="2026-04-23T21:54:00Z" w:initials="CA">
-    <w:p>
-      <w:pPr>
-        <w:overflowPunct w:val="false"/>
-        <w:spacing w:before="0" w:after="0"/>
-        <w:rPr/>
-      </w:pPr>
-      <w:r>
-        <w:rPr>
-          <w:rFonts w:ascii="Liberation Serif" w:hAnsi="Liberation Serif" w:eastAsia="DejaVu Sans" w:cs="Noto Sans Arabic UI"/>
-          <w:lang w:val="en-US" w:eastAsia="en-US" w:bidi="en-US"/>
-        </w:rPr>
-        <w:t>Also here I would ratheruse the species level. If there are too many species  we can use a suppl table. Why have you not used MaAsLin2 and stratified for LP, origin paraffin, buffer etc? If there are multiple species dominant in LP we can take it as a smooth bridge to the second chapter.</w:t>
-      </w:r>
-    </w:p>
-  </w:comment>
-  <w:comment w:id="26" w:author="Christoph Ammer-Herrmenau" w:date="2026-04-24T21:14:00Z" w:initials="CA">
-    <w:p>
-      <w:pPr>
-        <w:overflowPunct w:val="false"/>
-        <w:spacing w:before="0" w:after="0"/>
-        <w:rPr/>
-      </w:pPr>
-      <w:r>
-        <w:rPr>
-          <w:rFonts w:ascii="Liberation Serif" w:hAnsi="Liberation Serif" w:eastAsia="DejaVu Sans" w:cs="Noto Sans Arabic UI"/>
-          <w:lang w:val="en-US" w:eastAsia="en-US" w:bidi="en-US"/>
-        </w:rPr>
-        <w:t xml:space="preserve">I expanded the description here, as most reviewer do not read thoroughly the methods and go directely to the results. </w:t>
-      </w:r>
-    </w:p>
-  </w:comment>
-  <w:comment w:id="28" w:author="Christoph Ammer-Herrmenau" w:date="2026-04-24T22:59:00Z" w:initials="CA">
-    <w:p>
-      <w:pPr>
-        <w:overflowPunct w:val="false"/>
-        <w:spacing w:before="0" w:after="0"/>
-        <w:rPr/>
-      </w:pPr>
-      <w:r>
-        <w:rPr>
-          <w:rFonts w:ascii="Liberation Serif" w:hAnsi="Liberation Serif" w:eastAsia="DejaVu Sans" w:cs="Noto Sans Arabic UI"/>
-          <w:lang w:val="en-US" w:eastAsia="en-US" w:bidi="en-US"/>
-        </w:rPr>
-        <w:t>Please relabel technician to LP, and bench hood to low-germ and standard an the figures.</w:t>
-      </w:r>
-    </w:p>
-  </w:comment>
-  <w:comment w:id="29" w:author="Linh Dang" w:date="2026-06-11T09:33:44Z" w:initials="LD">
-    <w:p>
-      <w:pPr>
-        <w:overflowPunct w:val="false"/>
+  <w:comment w:id="29" w:author="Linh Dang" w:date="2026-06-11T09:34:00Z" w:initials="LD">
+    <w:p>
+      <w:pPr>
+        <w:overflowPunct w:val="true"/>
         <w:spacing w:before="0" w:after="0"/>
         <w:rPr/>
       </w:pPr>
@@ -8179,12 +8637,12 @@
           <w:sz w:val="16"/>
           <w:lang w:val="en-US" w:eastAsia="en-US" w:bidi="en-US"/>
         </w:rPr>
-        <w:t>Reply to Christoph Ammer-Herrmenau (04/24/2026, 22:59): "..."</w:t>
-      </w:r>
-    </w:p>
-    <w:p>
-      <w:pPr>
-        <w:overflowPunct w:val="false"/>
+        <w:t>Reply to Christoph Ammer-Herrmenau (04/24/2026, 23:00): "..."</w:t>
+      </w:r>
+    </w:p>
+    <w:p>
+      <w:pPr>
+        <w:overflowPunct w:val="true"/>
         <w:spacing w:before="0" w:after="0"/>
         <w:rPr/>
       </w:pPr>
@@ -8197,26 +8655,42 @@
       </w:r>
     </w:p>
   </w:comment>
-  <w:comment w:id="27" w:author="Christoph Ammer-Herrmenau" w:date="2026-04-24T23:00:00Z" w:initials="CA">
-    <w:p>
-      <w:pPr>
-        <w:overflowPunct w:val="false"/>
+  <w:comment w:id="30" w:author="Linh Dang" w:date="2026-06-17T15:10:47Z" w:initials="LD">
+    <w:p>
+      <w:pPr>
+        <w:overflowPunct w:val="true"/>
         <w:spacing w:before="0" w:after="0"/>
         <w:rPr/>
       </w:pPr>
       <w:r>
         <w:rPr>
+          <w:rFonts w:ascii="Liberation Serif" w:hAnsi="Liberation Serif" w:eastAsia="DejaVu Sans" w:cs="Noto Sans Arabic"/>
+          <w:lang w:val="en-US" w:eastAsia="en-US" w:bidi="en-US"/>
+        </w:rPr>
+        <w:t>Odd ratio cannot be computed for continuous outcome such as Observed species, Shannon, …</w:t>
+      </w:r>
+    </w:p>
+  </w:comment>
+  <w:comment w:id="31" w:author="Christoph Ammer-Herrmenau" w:date="2026-04-24T21:06:00Z" w:initials="CA">
+    <w:p>
+      <w:pPr>
+        <w:overflowPunct w:val="true"/>
+        <w:spacing w:before="0" w:after="0"/>
+        <w:rPr/>
+      </w:pPr>
+      <w:r>
+        <w:rPr>
           <w:rFonts w:ascii="Liberation Serif" w:hAnsi="Liberation Serif" w:eastAsia="DejaVu Sans" w:cs="Noto Sans Arabic UI"/>
           <w:lang w:val="en-US" w:eastAsia="en-US" w:bidi="en-US"/>
         </w:rPr>
-        <w:t>As mentioned above. Please write out all p-values, even if they are not significant.</w:t>
+        <w:t>Please full p-value with 3 numbers after. And **.</w:t>
       </w:r>
     </w:p>
   </w:comment>
-  <w:comment w:id="30" w:author="Linh Dang" w:date="2026-06-11T09:34:00Z" w:initials="LD">
-    <w:p>
-      <w:pPr>
-        <w:overflowPunct w:val="false"/>
+  <w:comment w:id="32" w:author="Linh Dang" w:date="2026-06-11T09:50:53Z" w:initials="LD">
+    <w:p>
+      <w:pPr>
+        <w:overflowPunct w:val="true"/>
         <w:spacing w:before="0" w:after="0"/>
         <w:rPr/>
       </w:pPr>
@@ -8227,12 +8701,12 @@
           <w:sz w:val="16"/>
           <w:lang w:val="en-US" w:eastAsia="en-US" w:bidi="en-US"/>
         </w:rPr>
-        <w:t>Reply to Christoph Ammer-Herrmenau (04/24/2026, 23:00): "..."</w:t>
-      </w:r>
-    </w:p>
-    <w:p>
-      <w:pPr>
-        <w:overflowPunct w:val="false"/>
+        <w:t>Reply to Christoph Ammer-Herrmenau (04/24/2026, 21:06): "..."</w:t>
+      </w:r>
+    </w:p>
+    <w:p>
+      <w:pPr>
+        <w:overflowPunct w:val="true"/>
         <w:spacing w:before="0" w:after="0"/>
         <w:rPr/>
       </w:pPr>
@@ -8244,11 +8718,9 @@
         <w:t>Done!</w:t>
       </w:r>
     </w:p>
-  </w:comment>
-  <w:comment w:id="31" w:author="Linh Dang" w:date="2026-06-17T15:10:47Z" w:initials="LD">
-    <w:p>
-      <w:pPr>
-        <w:overflowPunct w:val="false"/>
+    <w:p>
+      <w:pPr>
+        <w:overflowPunct w:val="true"/>
         <w:spacing w:before="0" w:after="0"/>
         <w:rPr/>
       </w:pPr>
@@ -8257,14 +8729,13 @@
           <w:rFonts w:ascii="Liberation Serif" w:hAnsi="Liberation Serif" w:eastAsia="DejaVu Sans" w:cs="Noto Sans Arabic"/>
           <w:lang w:val="en-US" w:eastAsia="en-US" w:bidi="en-US"/>
         </w:rPr>
-        <w:t>Odd ratio cannot be computed for continuous outcome such as Observed species, Shannon, …</w:t>
       </w:r>
     </w:p>
   </w:comment>
-  <w:comment w:id="32" w:author="Christoph Ammer-Herrmenau" w:date="2026-04-24T21:06:00Z" w:initials="CA">
-    <w:p>
-      <w:pPr>
-        <w:overflowPunct w:val="false"/>
+  <w:comment w:id="33" w:author="Christoph Ammer-Herrmenau" w:date="2026-04-24T23:01:00Z" w:initials="CA">
+    <w:p>
+      <w:pPr>
+        <w:overflowPunct w:val="true"/>
         <w:spacing w:before="0" w:after="0"/>
         <w:rPr/>
       </w:pPr>
@@ -8273,11 +8744,171 @@
           <w:rFonts w:ascii="Liberation Serif" w:hAnsi="Liberation Serif" w:eastAsia="DejaVu Sans" w:cs="Noto Sans Arabic UI"/>
           <w:lang w:val="en-US" w:eastAsia="en-US" w:bidi="en-US"/>
         </w:rPr>
-        <w:t>Please full p-value with 3 numbers after. And **.</w:t>
+        <w:t>I would display only one figure with the elipse around TA. Condition with shape is enough.</w:t>
       </w:r>
     </w:p>
   </w:comment>
-  <w:comment w:id="33" w:author="Linh Dang" w:date="2026-06-11T09:50:53Z" w:initials="LD">
+  <w:comment w:id="34" w:author="Christoph Ammer-Herrmenau" w:date="2026-04-24T21:09:00Z" w:initials="CA">
+    <w:p>
+      <w:pPr>
+        <w:overflowPunct w:val="true"/>
+        <w:spacing w:before="0" w:after="0"/>
+        <w:rPr/>
+      </w:pPr>
+      <w:r>
+        <w:rPr>
+          <w:rFonts w:ascii="Liberation Serif" w:hAnsi="Liberation Serif" w:eastAsia="DejaVu Sans" w:cs="Noto Sans Arabic UI"/>
+          <w:lang w:val="en-US" w:eastAsia="en-US" w:bidi="en-US"/>
+        </w:rPr>
+        <w:t>Correct?</w:t>
+      </w:r>
+    </w:p>
+  </w:comment>
+  <w:comment w:id="35" w:author="Christoph Ammer-Herrmenau" w:date="2026-04-24T21:07:00Z" w:initials="CA">
+    <w:p>
+      <w:pPr>
+        <w:overflowPunct w:val="true"/>
+        <w:spacing w:before="0" w:after="0"/>
+        <w:rPr/>
+      </w:pPr>
+      <w:r>
+        <w:rPr>
+          <w:rFonts w:ascii="Liberation Serif" w:hAnsi="Liberation Serif" w:eastAsia="DejaVu Sans" w:cs="Noto Sans Arabic UI"/>
+          <w:lang w:val="en-US" w:eastAsia="en-US" w:bidi="en-US"/>
+        </w:rPr>
+        <w:t>You need an abbreviation content list.</w:t>
+      </w:r>
+    </w:p>
+  </w:comment>
+  <w:comment w:id="36" w:author="Christoph Ammer-Herrmenau" w:date="2026-04-24T21:13:00Z" w:initials="CA">
+    <w:p>
+      <w:pPr>
+        <w:overflowPunct w:val="true"/>
+        <w:spacing w:before="0" w:after="0"/>
+        <w:rPr/>
+      </w:pPr>
+      <w:r>
+        <w:rPr>
+          <w:rFonts w:ascii="Liberation Serif" w:hAnsi="Liberation Serif" w:eastAsia="DejaVu Sans" w:cs="Noto Sans Arabic UI"/>
+          <w:lang w:val="en-US" w:eastAsia="en-US" w:bidi="en-US"/>
+        </w:rPr>
+        <w:t xml:space="preserve">Also here I would suggest MaAsLin2 with LP and condition as fixed models. </w:t>
+      </w:r>
+    </w:p>
+  </w:comment>
+  <w:comment w:id="37" w:author="Christoph Ammer-Herrmenau" w:date="2026-04-24T21:11:00Z" w:initials="CA">
+    <w:p>
+      <w:pPr>
+        <w:overflowPunct w:val="true"/>
+        <w:spacing w:before="0" w:after="0"/>
+        <w:rPr/>
+      </w:pPr>
+      <w:r>
+        <w:rPr>
+          <w:rFonts w:ascii="Liberation Serif" w:hAnsi="Liberation Serif" w:eastAsia="DejaVu Sans" w:cs="Noto Sans Arabic UI"/>
+          <w:lang w:val="en-US" w:eastAsia="en-US" w:bidi="en-US"/>
+        </w:rPr>
+        <w:t>Why was it relaxed?</w:t>
+      </w:r>
+    </w:p>
+  </w:comment>
+  <w:comment w:id="38" w:author="Christoph Ammer-Herrmenau" w:date="2026-04-24T21:14:00Z" w:initials="CA">
+    <w:p>
+      <w:pPr>
+        <w:overflowPunct w:val="true"/>
+        <w:spacing w:before="0" w:after="0"/>
+        <w:rPr/>
+      </w:pPr>
+      <w:r>
+        <w:rPr>
+          <w:rFonts w:ascii="Liberation Serif" w:hAnsi="Liberation Serif" w:eastAsia="DejaVu Sans" w:cs="Noto Sans Arabic UI"/>
+          <w:lang w:val="en-US" w:eastAsia="en-US" w:bidi="en-US"/>
+        </w:rPr>
+        <w:t>Please all p-values in the same manner.</w:t>
+      </w:r>
+    </w:p>
+  </w:comment>
+  <w:comment w:id="39" w:author="Christoph Ammer-Herrmenau" w:date="2026-04-24T23:03:00Z" w:initials="CA">
+    <w:p>
+      <w:pPr>
+        <w:overflowPunct w:val="true"/>
+        <w:spacing w:before="0" w:after="0"/>
+        <w:rPr/>
+      </w:pPr>
+      <w:r>
+        <w:rPr>
+          <w:rFonts w:ascii="Liberation Serif" w:hAnsi="Liberation Serif" w:eastAsia="DejaVu Sans" w:cs="Noto Sans Arabic UI"/>
+          <w:lang w:val="en-US" w:eastAsia="en-US" w:bidi="en-US"/>
+        </w:rPr>
+        <w:t>Here I would but the DAA for condition/ environment in the suppl. And the LP in the maion figure. That would give more evidence that the batch effect is really introduced bei LP rather than by condition if we find human commensals.</w:t>
+      </w:r>
+    </w:p>
+  </w:comment>
+  <w:comment w:id="40" w:author="Christoph Ammer-Herrmenau" w:date="2026-04-25T21:02:00Z" w:initials="CA">
+    <w:p>
+      <w:pPr>
+        <w:overflowPunct w:val="true"/>
+        <w:spacing w:before="0" w:after="0"/>
+        <w:rPr/>
+      </w:pPr>
+      <w:r>
+        <w:rPr>
+          <w:rFonts w:ascii="Liberation Serif" w:hAnsi="Liberation Serif" w:eastAsia="DejaVu Sans" w:cs="Noto Sans Arabic UI"/>
+          <w:lang w:val="en-US" w:eastAsia="en-US" w:bidi="en-US"/>
+        </w:rPr>
+        <w:t>Please cite requilme, pushalkar, geller at this position</w:t>
+      </w:r>
+    </w:p>
+  </w:comment>
+  <w:comment w:id="41" w:author="Christoph Ammer-Herrmenau" w:date="2026-04-25T21:20:00Z" w:initials="CA">
+    <w:p>
+      <w:pPr>
+        <w:overflowPunct w:val="true"/>
+        <w:spacing w:before="0" w:after="0"/>
+        <w:rPr/>
+      </w:pPr>
+      <w:r>
+        <w:rPr>
+          <w:rFonts w:ascii="Liberation Serif" w:hAnsi="Liberation Serif" w:eastAsia="DejaVu Sans" w:cs="Noto Sans Arabic UI"/>
+          <w:lang w:val="en-US" w:eastAsia="en-US" w:bidi="en-US"/>
+        </w:rPr>
+        <w:t>Can you please adopt this abbreviatiopn to the figures and tables and the rest of the script? If you have a better abbreviation you can of course aplly this.</w:t>
+      </w:r>
+    </w:p>
+  </w:comment>
+  <w:comment w:id="42" w:author="Christoph Ammer-Herrmenau" w:date="2026-04-25T21:21:00Z" w:initials="CA">
+    <w:p>
+      <w:pPr>
+        <w:overflowPunct w:val="true"/>
+        <w:spacing w:before="0" w:after="0"/>
+        <w:rPr/>
+      </w:pPr>
+      <w:r>
+        <w:rPr>
+          <w:rFonts w:ascii="Liberation Serif" w:hAnsi="Liberation Serif" w:eastAsia="DejaVu Sans" w:cs="Noto Sans Arabic UI"/>
+          <w:lang w:val="en-US" w:eastAsia="en-US" w:bidi="en-US"/>
+        </w:rPr>
+        <w:t>That sounds that we do not have to do it.</w:t>
+      </w:r>
+    </w:p>
+  </w:comment>
+  <w:comment w:id="43" w:author="Christoph Ammer-Herrmenau" w:date="2026-04-25T21:21:00Z" w:initials="CA">
+    <w:p>
+      <w:pPr>
+        <w:overflowPunct w:val="true"/>
+        <w:spacing w:before="0" w:after="0"/>
+        <w:rPr/>
+      </w:pPr>
+      <w:r>
+        <w:rPr>
+          <w:rFonts w:ascii="Liberation Serif" w:hAnsi="Liberation Serif" w:eastAsia="DejaVu Sans" w:cs="Noto Sans Arabic UI"/>
+          <w:lang w:val="en-US" w:eastAsia="en-US" w:bidi="en-US"/>
+        </w:rPr>
+        <w:t>That is discussion. You can shift it to the discussion section.</w:t>
+      </w:r>
+    </w:p>
+  </w:comment>
+  <w:comment w:id="44" w:author="Linh Dang" w:date="2026-07-06T10:51:12Z" w:initials="LD">
     <w:p>
       <w:pPr>
         <w:overflowPunct w:val="false"/>
@@ -8291,7 +8922,7 @@
           <w:sz w:val="16"/>
           <w:lang w:val="en-US" w:eastAsia="en-US" w:bidi="en-US"/>
         </w:rPr>
-        <w:t>Reply to Christoph Ammer-Herrmenau (04/24/2026, 21:06): "..."</w:t>
+        <w:t>Reply to Christoph Ammer-Herrmenau (04/25/2026, 21:21): "..."</w:t>
       </w:r>
     </w:p>
     <w:p>
@@ -8305,9 +8936,11 @@
           <w:rFonts w:ascii="Liberation Serif" w:hAnsi="Liberation Serif" w:eastAsia="DejaVu Sans" w:cs="Noto Sans Arabic"/>
           <w:lang w:val="en-US" w:eastAsia="en-US" w:bidi="en-US"/>
         </w:rPr>
-        <w:t>Done!</w:t>
-      </w:r>
-    </w:p>
+        <w:t>Why would it belong to the discussion? The longitudinal NCT is an essential part for the assessment.</w:t>
+      </w:r>
+    </w:p>
+  </w:comment>
+  <w:comment w:id="45" w:author="Linh Dang" w:date="2026-07-06T12:21:51Z" w:initials="LD">
     <w:p>
       <w:pPr>
         <w:overflowPunct w:val="false"/>
@@ -8316,189 +8949,14 @@
       </w:pPr>
       <w:r>
         <w:rPr>
-          <w:rFonts w:ascii="Liberation Serif" w:hAnsi="Liberation Serif" w:eastAsia="DejaVu Sans" w:cs="Noto Sans Arabic UI"/>
+          <w:rFonts w:ascii="Liberation Serif" w:hAnsi="Liberation Serif" w:eastAsia="DejaVu Sans" w:cs="Noto Sans Arabic"/>
           <w:lang w:val="en-US" w:eastAsia="en-US" w:bidi="en-US"/>
         </w:rPr>
+        <w:t>For the consistency, I only use paired Wilcox test to compare decontamination methods.</w:t>
       </w:r>
     </w:p>
   </w:comment>
-  <w:comment w:id="34" w:author="Christoph Ammer-Herrmenau" w:date="2026-04-24T23:01:00Z" w:initials="CA">
-    <w:p>
-      <w:pPr>
-        <w:overflowPunct w:val="false"/>
-        <w:spacing w:before="0" w:after="0"/>
-        <w:rPr/>
-      </w:pPr>
-      <w:r>
-        <w:rPr>
-          <w:rFonts w:ascii="Liberation Serif" w:hAnsi="Liberation Serif" w:eastAsia="DejaVu Sans" w:cs="Noto Sans Arabic UI"/>
-          <w:lang w:val="en-US" w:eastAsia="en-US" w:bidi="en-US"/>
-        </w:rPr>
-        <w:t>I would display only one figure with the elipse around TA. Condition with shape is enough.</w:t>
-      </w:r>
-    </w:p>
-  </w:comment>
-  <w:comment w:id="35" w:author="Christoph Ammer-Herrmenau" w:date="2026-04-24T21:09:00Z" w:initials="CA">
-    <w:p>
-      <w:pPr>
-        <w:overflowPunct w:val="false"/>
-        <w:spacing w:before="0" w:after="0"/>
-        <w:rPr/>
-      </w:pPr>
-      <w:r>
-        <w:rPr>
-          <w:rFonts w:ascii="Liberation Serif" w:hAnsi="Liberation Serif" w:eastAsia="DejaVu Sans" w:cs="Noto Sans Arabic UI"/>
-          <w:lang w:val="en-US" w:eastAsia="en-US" w:bidi="en-US"/>
-        </w:rPr>
-        <w:t>Correct?</w:t>
-      </w:r>
-    </w:p>
-  </w:comment>
-  <w:comment w:id="36" w:author="Christoph Ammer-Herrmenau" w:date="2026-04-24T21:07:00Z" w:initials="CA">
-    <w:p>
-      <w:pPr>
-        <w:overflowPunct w:val="false"/>
-        <w:spacing w:before="0" w:after="0"/>
-        <w:rPr/>
-      </w:pPr>
-      <w:r>
-        <w:rPr>
-          <w:rFonts w:ascii="Liberation Serif" w:hAnsi="Liberation Serif" w:eastAsia="DejaVu Sans" w:cs="Noto Sans Arabic UI"/>
-          <w:lang w:val="en-US" w:eastAsia="en-US" w:bidi="en-US"/>
-        </w:rPr>
-        <w:t>You need an abbreviation content list.</w:t>
-      </w:r>
-    </w:p>
-  </w:comment>
-  <w:comment w:id="37" w:author="Christoph Ammer-Herrmenau" w:date="2026-04-24T21:13:00Z" w:initials="CA">
-    <w:p>
-      <w:pPr>
-        <w:overflowPunct w:val="false"/>
-        <w:spacing w:before="0" w:after="0"/>
-        <w:rPr/>
-      </w:pPr>
-      <w:r>
-        <w:rPr>
-          <w:rFonts w:ascii="Liberation Serif" w:hAnsi="Liberation Serif" w:eastAsia="DejaVu Sans" w:cs="Noto Sans Arabic UI"/>
-          <w:lang w:val="en-US" w:eastAsia="en-US" w:bidi="en-US"/>
-        </w:rPr>
-        <w:t xml:space="preserve">Also here I would suggest MaAsLin2 with LP and condition as fixed models. </w:t>
-      </w:r>
-    </w:p>
-  </w:comment>
-  <w:comment w:id="38" w:author="Christoph Ammer-Herrmenau" w:date="2026-04-24T21:11:00Z" w:initials="CA">
-    <w:p>
-      <w:pPr>
-        <w:overflowPunct w:val="false"/>
-        <w:spacing w:before="0" w:after="0"/>
-        <w:rPr/>
-      </w:pPr>
-      <w:r>
-        <w:rPr>
-          <w:rFonts w:ascii="Liberation Serif" w:hAnsi="Liberation Serif" w:eastAsia="DejaVu Sans" w:cs="Noto Sans Arabic UI"/>
-          <w:lang w:val="en-US" w:eastAsia="en-US" w:bidi="en-US"/>
-        </w:rPr>
-        <w:t>Why was it relaxed?</w:t>
-      </w:r>
-    </w:p>
-  </w:comment>
-  <w:comment w:id="39" w:author="Christoph Ammer-Herrmenau" w:date="2026-04-24T21:14:00Z" w:initials="CA">
-    <w:p>
-      <w:pPr>
-        <w:overflowPunct w:val="false"/>
-        <w:spacing w:before="0" w:after="0"/>
-        <w:rPr/>
-      </w:pPr>
-      <w:r>
-        <w:rPr>
-          <w:rFonts w:ascii="Liberation Serif" w:hAnsi="Liberation Serif" w:eastAsia="DejaVu Sans" w:cs="Noto Sans Arabic UI"/>
-          <w:lang w:val="en-US" w:eastAsia="en-US" w:bidi="en-US"/>
-        </w:rPr>
-        <w:t>Please all p-values in the same manner.</w:t>
-      </w:r>
-    </w:p>
-  </w:comment>
-  <w:comment w:id="40" w:author="Christoph Ammer-Herrmenau" w:date="2026-04-24T23:03:00Z" w:initials="CA">
-    <w:p>
-      <w:pPr>
-        <w:overflowPunct w:val="false"/>
-        <w:spacing w:before="0" w:after="0"/>
-        <w:rPr/>
-      </w:pPr>
-      <w:r>
-        <w:rPr>
-          <w:rFonts w:ascii="Liberation Serif" w:hAnsi="Liberation Serif" w:eastAsia="DejaVu Sans" w:cs="Noto Sans Arabic UI"/>
-          <w:lang w:val="en-US" w:eastAsia="en-US" w:bidi="en-US"/>
-        </w:rPr>
-        <w:t>Here I would but the DAA for condition/ environment in the suppl. And the LP in the maion figure. That would give more evidence that the batch effect is really introduced bei LP rather than by condition if we find human commensals.</w:t>
-      </w:r>
-    </w:p>
-  </w:comment>
-  <w:comment w:id="41" w:author="Christoph Ammer-Herrmenau" w:date="2026-04-25T21:02:00Z" w:initials="CA">
-    <w:p>
-      <w:pPr>
-        <w:overflowPunct w:val="false"/>
-        <w:spacing w:before="0" w:after="0"/>
-        <w:rPr/>
-      </w:pPr>
-      <w:r>
-        <w:rPr>
-          <w:rFonts w:ascii="Liberation Serif" w:hAnsi="Liberation Serif" w:eastAsia="DejaVu Sans" w:cs="Noto Sans Arabic UI"/>
-          <w:lang w:val="en-US" w:eastAsia="en-US" w:bidi="en-US"/>
-        </w:rPr>
-        <w:t>Please cite requilme, pushalkar, geller at this position</w:t>
-      </w:r>
-    </w:p>
-  </w:comment>
-  <w:comment w:id="42" w:author="Christoph Ammer-Herrmenau" w:date="2026-04-25T21:20:00Z" w:initials="CA">
-    <w:p>
-      <w:pPr>
-        <w:overflowPunct w:val="false"/>
-        <w:spacing w:before="0" w:after="0"/>
-        <w:rPr/>
-      </w:pPr>
-      <w:r>
-        <w:rPr>
-          <w:rFonts w:ascii="Liberation Serif" w:hAnsi="Liberation Serif" w:eastAsia="DejaVu Sans" w:cs="Noto Sans Arabic UI"/>
-          <w:lang w:val="en-US" w:eastAsia="en-US" w:bidi="en-US"/>
-        </w:rPr>
-        <w:t>Can you please adopt this abbreviatiopn to the figures and tables and the rest of the script? If you have a better abbreviation you can of course aplly this.</w:t>
-      </w:r>
-    </w:p>
-  </w:comment>
-  <w:comment w:id="43" w:author="Christoph Ammer-Herrmenau" w:date="2026-04-25T21:21:00Z" w:initials="CA">
-    <w:p>
-      <w:pPr>
-        <w:overflowPunct w:val="false"/>
-        <w:spacing w:before="0" w:after="0"/>
-        <w:rPr/>
-      </w:pPr>
-      <w:r>
-        <w:rPr>
-          <w:rFonts w:ascii="Liberation Serif" w:hAnsi="Liberation Serif" w:eastAsia="DejaVu Sans" w:cs="Noto Sans Arabic UI"/>
-          <w:lang w:val="en-US" w:eastAsia="en-US" w:bidi="en-US"/>
-        </w:rPr>
-        <w:t>That sounds that we do not have to do it.</w:t>
-      </w:r>
-    </w:p>
-  </w:comment>
-  <w:comment w:id="44" w:author="Christoph Ammer-Herrmenau" w:date="2026-04-25T21:21:00Z" w:initials="CA">
-    <w:p>
-      <w:pPr>
-        <w:overflowPunct w:val="false"/>
-        <w:spacing w:before="0" w:after="0"/>
-        <w:rPr/>
-      </w:pPr>
-      <w:r>
-        <w:rPr>
-          <w:rFonts w:ascii="Liberation Serif" w:hAnsi="Liberation Serif" w:eastAsia="DejaVu Sans" w:cs="Noto Sans Arabic UI"/>
-          <w:lang w:val="en-US" w:eastAsia="en-US" w:bidi="en-US"/>
-        </w:rPr>
-        <w:t>That is discussion. You can shift it to the discussion section.</w:t>
-      </w:r>
-    </w:p>
-  </w:comment>
-  <w:comment w:id="45" w:author="Linh Dang" w:date="2026-07-06T10:51:12Z" w:initials="LD">
+  <w:comment w:id="46" w:author="Christoph Ammer-Herrmenau" w:date="2026-04-25T21:45:00Z" w:initials="CA">
     <w:p>
       <w:pPr>
         <w:overflowPunct w:val="true"/>
@@ -8507,14 +8965,14 @@
       </w:pPr>
       <w:r>
         <w:rPr>
-          <w:rFonts w:ascii="Liberation Serif" w:hAnsi="Liberation Serif" w:eastAsia="DejaVu Sans" w:cs="Noto Sans Arabic"/>
-          <w:i/>
-          <w:sz w:val="16"/>
+          <w:rFonts w:ascii="Liberation Serif" w:hAnsi="Liberation Serif" w:eastAsia="DejaVu Sans" w:cs="Noto Sans Arabic UI"/>
           <w:lang w:val="en-US" w:eastAsia="en-US" w:bidi="en-US"/>
         </w:rPr>
-        <w:t>Reply to Christoph Ammer-Herrmenau (04/25/2026, 21:21): "..."</w:t>
-      </w:r>
-    </w:p>
+        <w:t>The pairwise comparison needs to be in the supplemental material</w:t>
+      </w:r>
+    </w:p>
+  </w:comment>
+  <w:comment w:id="48" w:author="Christoph Ammer-Herrmenau" w:date="2026-04-25T21:50:00Z" w:initials="CA">
     <w:p>
       <w:pPr>
         <w:overflowPunct w:val="true"/>
@@ -8523,14 +8981,14 @@
       </w:pPr>
       <w:r>
         <w:rPr>
-          <w:rFonts w:ascii="Liberation Serif" w:hAnsi="Liberation Serif" w:eastAsia="DejaVu Sans" w:cs="Noto Sans Arabic"/>
+          <w:rFonts w:ascii="Liberation Serif" w:hAnsi="Liberation Serif" w:eastAsia="DejaVu Sans" w:cs="Noto Sans Arabic UI"/>
           <w:lang w:val="en-US" w:eastAsia="en-US" w:bidi="en-US"/>
         </w:rPr>
-        <w:t>Why would it belong to the discussion? The longitudinal NCT is an essential part for the assessment.</w:t>
+        <w:t>Pairwise comparison</w:t>
       </w:r>
     </w:p>
   </w:comment>
-  <w:comment w:id="46" w:author="Linh Dang" w:date="2026-07-06T12:21:51Z" w:initials="LD">
+  <w:comment w:id="47" w:author="Christoph Ammer-Herrmenau" w:date="2026-04-25T21:52:00Z" w:initials="CA">
     <w:p>
       <w:pPr>
         <w:overflowPunct w:val="true"/>
@@ -8539,17 +8997,17 @@
       </w:pPr>
       <w:r>
         <w:rPr>
-          <w:rFonts w:ascii="Liberation Serif" w:hAnsi="Liberation Serif" w:eastAsia="DejaVu Sans" w:cs="Noto Sans Arabic"/>
+          <w:rFonts w:ascii="Liberation Serif" w:hAnsi="Liberation Serif" w:eastAsia="DejaVu Sans" w:cs="Noto Sans Arabic UI"/>
           <w:lang w:val="en-US" w:eastAsia="en-US" w:bidi="en-US"/>
         </w:rPr>
-        <w:t>For the consistency, I only use paired Wilcox test to compare decontamination methods.</w:t>
+        <w:t xml:space="preserve">Are above data with rarefation or wrench? We should report the second normalization technique. Please expand in figure legends the abbreviations, the sample size and the normalization techniques in all figures. </w:t>
       </w:r>
     </w:p>
   </w:comment>
-  <w:comment w:id="47" w:author="Christoph Ammer-Herrmenau" w:date="2026-04-25T21:45:00Z" w:initials="CA">
-    <w:p>
-      <w:pPr>
-        <w:overflowPunct w:val="false"/>
+  <w:comment w:id="49" w:author="Christoph Ammer-Herrmenau" w:date="2026-04-25T21:47:00Z" w:initials="CA">
+    <w:p>
+      <w:pPr>
+        <w:overflowPunct w:val="true"/>
         <w:spacing w:before="0" w:after="0"/>
         <w:rPr/>
       </w:pPr>
@@ -8558,14 +9016,14 @@
           <w:rFonts w:ascii="Liberation Serif" w:hAnsi="Liberation Serif" w:eastAsia="DejaVu Sans" w:cs="Noto Sans Arabic UI"/>
           <w:lang w:val="en-US" w:eastAsia="en-US" w:bidi="en-US"/>
         </w:rPr>
-        <w:t>The pairwise comparison needs to be in the supplemental material</w:t>
+        <w:t>I would exclude this as non-parametric tests are less sophisticated as LMM and does not bring additional informatuion.</w:t>
       </w:r>
     </w:p>
   </w:comment>
-  <w:comment w:id="49" w:author="Christoph Ammer-Herrmenau" w:date="2026-04-25T21:50:00Z" w:initials="CA">
-    <w:p>
-      <w:pPr>
-        <w:overflowPunct w:val="false"/>
+  <w:comment w:id="50" w:author="Christoph Ammer-Herrmenau" w:date="2026-04-25T22:00:00Z" w:initials="CA">
+    <w:p>
+      <w:pPr>
+        <w:overflowPunct w:val="true"/>
         <w:spacing w:before="0" w:after="0"/>
         <w:rPr/>
       </w:pPr>
@@ -8578,10 +9036,10 @@
       </w:r>
     </w:p>
   </w:comment>
-  <w:comment w:id="48" w:author="Christoph Ammer-Herrmenau" w:date="2026-04-25T21:52:00Z" w:initials="CA">
-    <w:p>
-      <w:pPr>
-        <w:overflowPunct w:val="false"/>
+  <w:comment w:id="51" w:author="Christoph Ammer-Herrmenau" w:date="2026-04-25T22:01:00Z" w:initials="CA">
+    <w:p>
+      <w:pPr>
+        <w:overflowPunct w:val="true"/>
         <w:spacing w:before="0" w:after="0"/>
         <w:rPr/>
       </w:pPr>
@@ -8590,14 +9048,14 @@
           <w:rFonts w:ascii="Liberation Serif" w:hAnsi="Liberation Serif" w:eastAsia="DejaVu Sans" w:cs="Noto Sans Arabic UI"/>
           <w:lang w:val="en-US" w:eastAsia="en-US" w:bidi="en-US"/>
         </w:rPr>
-        <w:t xml:space="preserve">Are above data with rarefation or wrench? We should report the second normalization technique. Please expand in figure legends the abbreviations, the sample size and the normalization techniques in all figures. </w:t>
+        <w:t>Were the data from figure 3B not normalized?</w:t>
       </w:r>
     </w:p>
   </w:comment>
-  <w:comment w:id="50" w:author="Christoph Ammer-Herrmenau" w:date="2026-04-25T21:47:00Z" w:initials="CA">
-    <w:p>
-      <w:pPr>
-        <w:overflowPunct w:val="false"/>
+  <w:comment w:id="52" w:author="Christoph Ammer-Herrmenau" w:date="2026-04-25T22:09:00Z" w:initials="CA">
+    <w:p>
+      <w:pPr>
+        <w:overflowPunct w:val="true"/>
         <w:spacing w:before="0" w:after="0"/>
         <w:rPr/>
       </w:pPr>
@@ -8606,14 +9064,14 @@
           <w:rFonts w:ascii="Liberation Serif" w:hAnsi="Liberation Serif" w:eastAsia="DejaVu Sans" w:cs="Noto Sans Arabic UI"/>
           <w:lang w:val="en-US" w:eastAsia="en-US" w:bidi="en-US"/>
         </w:rPr>
-        <w:t>I would exclude this as non-parametric tests are less sophisticated as LMM and does not bring additional informatuion.</w:t>
+        <w:t>Please rephrase.</w:t>
       </w:r>
     </w:p>
   </w:comment>
-  <w:comment w:id="51" w:author="Christoph Ammer-Herrmenau" w:date="2026-04-25T22:00:00Z" w:initials="CA">
-    <w:p>
-      <w:pPr>
-        <w:overflowPunct w:val="false"/>
+  <w:comment w:id="53" w:author="Christoph Ammer-Herrmenau" w:date="2026-04-25T22:24:00Z" w:initials="CA">
+    <w:p>
+      <w:pPr>
+        <w:overflowPunct w:val="true"/>
         <w:spacing w:before="0" w:after="0"/>
         <w:rPr/>
       </w:pPr>
@@ -8622,14 +9080,14 @@
           <w:rFonts w:ascii="Liberation Serif" w:hAnsi="Liberation Serif" w:eastAsia="DejaVu Sans" w:cs="Noto Sans Arabic UI"/>
           <w:lang w:val="en-US" w:eastAsia="en-US" w:bidi="en-US"/>
         </w:rPr>
-        <w:t>Pairwise comparison</w:t>
+        <w:t xml:space="preserve">Here we need AS, coverage, qscore from basecalling. Also the KPC mice need to be mentioned. </w:t>
       </w:r>
     </w:p>
   </w:comment>
-  <w:comment w:id="52" w:author="Christoph Ammer-Herrmenau" w:date="2026-04-25T22:01:00Z" w:initials="CA">
-    <w:p>
-      <w:pPr>
-        <w:overflowPunct w:val="false"/>
+  <w:comment w:id="54" w:author="Christoph Ammer-Herrmenau" w:date="2026-04-25T22:28:00Z" w:initials="CA">
+    <w:p>
+      <w:pPr>
+        <w:overflowPunct w:val="true"/>
         <w:spacing w:before="0" w:after="0"/>
         <w:rPr/>
       </w:pPr>
@@ -8638,62 +9096,14 @@
           <w:rFonts w:ascii="Liberation Serif" w:hAnsi="Liberation Serif" w:eastAsia="DejaVu Sans" w:cs="Noto Sans Arabic UI"/>
           <w:lang w:val="en-US" w:eastAsia="en-US" w:bidi="en-US"/>
         </w:rPr>
-        <w:t>Were the data from figure 3B not normalized?</w:t>
+        <w:t xml:space="preserve">Trp53R172H and KrasG12D cooperate to promote chromosomal instability and widely metastatic pancreatic ductal adenocarcinoma in mice </w:t>
       </w:r>
     </w:p>
   </w:comment>
-  <w:comment w:id="53" w:author="Christoph Ammer-Herrmenau" w:date="2026-04-25T22:09:00Z" w:initials="CA">
-    <w:p>
-      <w:pPr>
-        <w:overflowPunct w:val="false"/>
-        <w:spacing w:before="0" w:after="0"/>
-        <w:rPr/>
-      </w:pPr>
-      <w:r>
-        <w:rPr>
-          <w:rFonts w:ascii="Liberation Serif" w:hAnsi="Liberation Serif" w:eastAsia="DejaVu Sans" w:cs="Noto Sans Arabic UI"/>
-          <w:lang w:val="en-US" w:eastAsia="en-US" w:bidi="en-US"/>
-        </w:rPr>
-        <w:t>Please rephrase.</w:t>
-      </w:r>
-    </w:p>
-  </w:comment>
-  <w:comment w:id="54" w:author="Christoph Ammer-Herrmenau" w:date="2026-04-25T22:24:00Z" w:initials="CA">
-    <w:p>
-      <w:pPr>
-        <w:overflowPunct w:val="false"/>
-        <w:spacing w:before="0" w:after="0"/>
-        <w:rPr/>
-      </w:pPr>
-      <w:r>
-        <w:rPr>
-          <w:rFonts w:ascii="Liberation Serif" w:hAnsi="Liberation Serif" w:eastAsia="DejaVu Sans" w:cs="Noto Sans Arabic UI"/>
-          <w:lang w:val="en-US" w:eastAsia="en-US" w:bidi="en-US"/>
-        </w:rPr>
-        <w:t xml:space="preserve">Here we need AS, coverage, qscore from basecalling. Also the KPC mice need to be mentioned. </w:t>
-      </w:r>
-    </w:p>
-  </w:comment>
-  <w:comment w:id="55" w:author="Christoph Ammer-Herrmenau" w:date="2026-04-25T22:28:00Z" w:initials="CA">
-    <w:p>
-      <w:pPr>
-        <w:overflowPunct w:val="false"/>
-        <w:spacing w:before="0" w:after="0"/>
-        <w:rPr/>
-      </w:pPr>
-      <w:r>
-        <w:rPr>
-          <w:rFonts w:ascii="Liberation Serif" w:hAnsi="Liberation Serif" w:eastAsia="DejaVu Sans" w:cs="Noto Sans Arabic UI"/>
-          <w:lang w:val="en-US" w:eastAsia="en-US" w:bidi="en-US"/>
-        </w:rPr>
-        <w:t xml:space="preserve">Trp53R172H and KrasG12D cooperate to promote chromosomal instability and widely metastatic pancreatic ductal adenocarcinoma in mice </w:t>
-      </w:r>
-    </w:p>
-  </w:comment>
-  <w:comment w:id="56" w:author="Christoph Ammer-Herrmenau" w:date="2026-04-25T22:33:00Z" w:initials="CA">
-    <w:p>
-      <w:pPr>
-        <w:overflowPunct w:val="false"/>
+  <w:comment w:id="55" w:author="Christoph Ammer-Herrmenau" w:date="2026-04-25T22:33:00Z" w:initials="CA">
+    <w:p>
+      <w:pPr>
+        <w:overflowPunct w:val="true"/>
         <w:spacing w:before="0" w:after="0"/>
         <w:rPr/>
       </w:pPr>
@@ -8738,10 +9148,10 @@
       </w:r>
     </w:p>
   </w:comment>
-  <w:comment w:id="57" w:author="Christoph Ammer-Herrmenau" w:date="2026-04-25T22:22:00Z" w:initials="CA">
-    <w:p>
-      <w:pPr>
-        <w:overflowPunct w:val="false"/>
+  <w:comment w:id="56" w:author="Christoph Ammer-Herrmenau" w:date="2026-04-25T22:22:00Z" w:initials="CA">
+    <w:p>
+      <w:pPr>
+        <w:overflowPunct w:val="true"/>
         <w:spacing w:before="0" w:after="0"/>
         <w:rPr/>
       </w:pPr>
@@ -8754,10 +9164,10 @@
       </w:r>
     </w:p>
   </w:comment>
-  <w:comment w:id="58" w:author="Christoph Ammer-Herrmenau" w:date="2026-04-25T22:21:00Z" w:initials="CA">
-    <w:p>
-      <w:pPr>
-        <w:overflowPunct w:val="false"/>
+  <w:comment w:id="57" w:author="Christoph Ammer-Herrmenau" w:date="2026-04-25T22:21:00Z" w:initials="CA">
+    <w:p>
+      <w:pPr>
+        <w:overflowPunct w:val="true"/>
         <w:spacing w:before="0" w:after="0"/>
         <w:rPr/>
       </w:pPr>
@@ -8770,10 +9180,10 @@
       </w:r>
     </w:p>
   </w:comment>
-  <w:comment w:id="59" w:author="Christoph Ammer-Herrmenau" w:date="2026-04-25T22:34:00Z" w:initials="CA">
-    <w:p>
-      <w:pPr>
-        <w:overflowPunct w:val="false"/>
+  <w:comment w:id="58" w:author="Christoph Ammer-Herrmenau" w:date="2026-04-25T22:34:00Z" w:initials="CA">
+    <w:p>
+      <w:pPr>
+        <w:overflowPunct w:val="true"/>
         <w:spacing w:before="0" w:after="0"/>
         <w:rPr/>
       </w:pPr>
@@ -8798,11 +9208,10 @@
   <w15:commentEx w15:paraId="07000000" w15:paraIdParent="04000000"/>
   <w15:commentEx w15:paraId="09000000" w15:paraIdParent="08000000"/>
   <w15:commentEx w15:paraId="0b000000" w15:paraIdParent="0a000000"/>
-  <w15:commentEx w15:paraId="0d000000" w15:paraIdParent="0c000000"/>
-  <w15:commentEx w15:paraId="0e000000" w15:paraIdParent="0c000000"/>
-  <w15:commentEx w15:paraId="0f000000" w15:paraIdParent="0c000000"/>
+  <w15:commentEx w15:paraId="0c000000" w15:paraIdParent="0a000000"/>
+  <w15:commentEx w15:paraId="0d000000" w15:paraIdParent="0a000000"/>
+  <w15:commentEx w15:paraId="0f000000" w15:paraIdParent="0e000000"/>
   <w15:commentEx w15:paraId="11000000" w15:paraIdParent="10000000"/>
-  <w15:commentEx w15:paraId="13000000" w15:paraIdParent="12000000"/>
 </w15:commentsEx>
 </file>
 
@@ -10305,6 +10714,22 @@
     <w:name w:val="Line Number"/>
     <w:rPr/>
   </w:style>
+  <w:style w:type="character" w:styleId="Strong">
+    <w:name w:val="Strong"/>
+    <w:qFormat/>
+    <w:rPr>
+      <w:b/>
+      <w:bCs/>
+    </w:rPr>
+  </w:style>
+  <w:style w:type="character" w:styleId="Emphasis">
+    <w:name w:val="Emphasis"/>
+    <w:qFormat/>
+    <w:rPr>
+      <w:i/>
+      <w:iCs/>
+    </w:rPr>
+  </w:style>
   <w:style w:type="paragraph" w:styleId="Heading" w:customStyle="1">
     <w:name w:val="Heading"/>
     <w:basedOn w:val="Normal"/>

--- a/Manuscript/Manuscript_V03.docx
+++ b/Manuscript/Manuscript_V03.docx
@@ -46,6 +46,19 @@
         </w:p>
       </w:sdtContent>
     </w:sdt>
+    <w:p>
+      <w:pPr>
+        <w:pStyle w:val="Normal"/>
+        <w:rPr>
+          <w:rFonts w:ascii="Arial" w:hAnsi="Arial" w:cs="Arial"/>
+        </w:rPr>
+      </w:pPr>
+      <w:r>
+        <w:rPr>
+          <w:rFonts w:cs="Arial" w:ascii="Arial" w:hAnsi="Arial"/>
+        </w:rPr>
+      </w:r>
+    </w:p>
     <w:p>
       <w:pPr>
         <w:pStyle w:val="Normal"/>
@@ -1546,7 +1559,7 @@
           <w:rPr>
             <w:rFonts w:cs="Arial" w:ascii="Arial" w:hAnsi="Arial"/>
           </w:rPr>
-          <w:t>A, l</w:t>
+          <w:t xml:space="preserve">A, </w:t>
         </w:r>
       </w:ins>
       <w:ins w:id="44" w:author="Unknown Author" w:date="2026-05-29T10:14:39Z">
@@ -1555,7 +1568,7 @@
           <w:rPr>
             <w:rFonts w:cs="Arial" w:ascii="Arial" w:hAnsi="Arial"/>
           </w:rPr>
-          <w:t>ower panel</w:t>
+          <w:t>lower panel</w:t>
         </w:r>
       </w:ins>
       <w:del w:id="45" w:author="Unknown Author" w:date="2026-05-29T09:51:32Z">
@@ -1717,15 +1730,7 @@
           <w:rPr>
             <w:rFonts w:cs="Arial" w:ascii="Arial" w:hAnsi="Arial"/>
           </w:rPr>
-          <w:t xml:space="preserve"> </w:t>
-        </w:r>
-      </w:ins>
-      <w:ins w:id="54" w:author="Linh Dang" w:date="2026-07-09T09:29:33Z">
-        <w:r>
-          <w:rPr>
-            <w:rFonts w:cs="Arial" w:ascii="Arial" w:hAnsi="Arial"/>
-          </w:rPr>
-          <w:t>in Supplementary</w:t>
+          <w:t xml:space="preserve"> in Supplementary</w:t>
         </w:r>
       </w:ins>
       <w:r>
@@ -1744,62 +1749,62 @@
           <w:rFonts w:ascii="Arial" w:hAnsi="Arial" w:cs="Arial"/>
         </w:rPr>
       </w:pPr>
+      <w:del w:id="54" w:author="Unknown Author" w:date="2026-05-29T10:08:32Z">
+        <w:r>
+          <w:rPr>
+            <w:rFonts w:cs="Arial" w:ascii="Arial" w:hAnsi="Arial"/>
+          </w:rPr>
+          <w:delText xml:space="preserve">Intra-sample </w:delText>
+        </w:r>
+      </w:del>
       <w:del w:id="55" w:author="Unknown Author" w:date="2026-05-29T10:08:32Z">
         <w:r>
-          <w:rPr>
-            <w:rFonts w:cs="Arial" w:ascii="Arial" w:hAnsi="Arial"/>
-          </w:rPr>
-          <w:delText xml:space="preserve">Intra-sample </w:delText>
+          <w:rPr/>
+          <w:commentReference w:id="9"/>
         </w:r>
       </w:del>
       <w:del w:id="56" w:author="Unknown Author" w:date="2026-05-29T10:08:32Z">
         <w:r>
-          <w:rPr/>
-          <w:commentReference w:id="9"/>
+          <w:rPr>
+            <w:rFonts w:cs="Arial" w:ascii="Arial" w:hAnsi="Arial"/>
+          </w:rPr>
+          <w:delText xml:space="preserve">and inter-sample </w:delText>
         </w:r>
       </w:del>
       <w:del w:id="57" w:author="Unknown Author" w:date="2026-05-29T10:08:32Z">
         <w:r>
-          <w:rPr>
-            <w:rFonts w:cs="Arial" w:ascii="Arial" w:hAnsi="Arial"/>
-          </w:rPr>
-          <w:delText xml:space="preserve">and inter-sample </w:delText>
+          <w:rPr/>
+          <w:commentReference w:id="10"/>
         </w:r>
       </w:del>
       <w:del w:id="58" w:author="Unknown Author" w:date="2026-05-29T10:08:32Z">
         <w:r>
           <w:rPr/>
-          <w:commentReference w:id="10"/>
+          <w:commentReference w:id="11"/>
         </w:r>
       </w:del>
       <w:del w:id="59" w:author="Unknown Author" w:date="2026-05-29T10:08:32Z">
         <w:r>
           <w:rPr/>
-          <w:commentReference w:id="11"/>
+          <w:commentReference w:id="12"/>
         </w:r>
       </w:del>
       <w:del w:id="60" w:author="Unknown Author" w:date="2026-05-29T10:08:32Z">
         <w:r>
           <w:rPr/>
-          <w:commentReference w:id="12"/>
+          <w:commentReference w:id="13"/>
         </w:r>
       </w:del>
       <w:del w:id="61" w:author="Unknown Author" w:date="2026-05-29T10:08:32Z">
         <w:r>
-          <w:rPr/>
-          <w:commentReference w:id="13"/>
+          <w:rPr>
+            <w:rFonts w:cs="Arial" w:ascii="Arial" w:hAnsi="Arial"/>
+          </w:rPr>
+          <w:delText>differences in microbial diversity</w:delText>
         </w:r>
       </w:del>
-      <w:del w:id="62" w:author="Unknown Author" w:date="2026-05-29T10:08:32Z">
-        <w:r>
-          <w:rPr>
-            <w:rFonts w:cs="Arial" w:ascii="Arial" w:hAnsi="Arial"/>
-          </w:rPr>
-          <w:delText>differences in microbial diversity</w:delText>
-        </w:r>
-      </w:del>
-      <w:ins w:id="63" w:author="Unknown Author" w:date="2026-05-29T10:08:39Z">
-        <w:del w:id="64" w:author="Linh Dang" w:date="2026-07-08T11:29:23Z">
+      <w:ins w:id="62" w:author="Unknown Author" w:date="2026-05-29T10:08:39Z">
+        <w:del w:id="63" w:author="Linh Dang" w:date="2026-07-08T11:29:23Z">
           <w:r>
             <w:rPr>
               <w:rFonts w:cs="Arial" w:ascii="Arial" w:hAnsi="Arial"/>
@@ -1808,7 +1813,7 @@
           </w:r>
         </w:del>
       </w:ins>
-      <w:del w:id="65" w:author="Linh Dang" w:date="2026-07-08T11:29:23Z">
+      <w:del w:id="64" w:author="Linh Dang" w:date="2026-07-08T11:29:23Z">
         <w:r>
           <w:rPr>
             <w:rFonts w:cs="Arial" w:ascii="Arial" w:hAnsi="Arial"/>
@@ -1816,7 +1821,7 @@
           <w:delText xml:space="preserve"> were observed across control types (Figures. 1.</w:delText>
         </w:r>
       </w:del>
-      <w:del w:id="66" w:author="Linh Dang" w:date="2026-06-03T12:52:04Z">
+      <w:del w:id="65" w:author="Linh Dang" w:date="2026-06-03T12:52:04Z">
         <w:r>
           <w:rPr>
             <w:rFonts w:cs="Arial" w:ascii="Arial" w:hAnsi="Arial"/>
@@ -1824,7 +1829,7 @@
           <w:delText>2</w:delText>
         </w:r>
       </w:del>
-      <w:del w:id="67" w:author="Linh Dang" w:date="2026-07-08T11:29:23Z">
+      <w:del w:id="66" w:author="Linh Dang" w:date="2026-07-08T11:29:23Z">
         <w:r>
           <w:rPr>
             <w:rFonts w:cs="Arial" w:ascii="Arial" w:hAnsi="Arial"/>
@@ -1832,7 +1837,7 @@
           <w:delText xml:space="preserve"> and 1.</w:delText>
         </w:r>
       </w:del>
-      <w:del w:id="68" w:author="Linh Dang" w:date="2026-06-03T12:52:09Z">
+      <w:del w:id="67" w:author="Linh Dang" w:date="2026-06-03T12:52:09Z">
         <w:r>
           <w:rPr>
             <w:rFonts w:cs="Arial" w:ascii="Arial" w:hAnsi="Arial"/>
@@ -1840,7 +1845,7 @@
           <w:delText>3</w:delText>
         </w:r>
       </w:del>
-      <w:del w:id="69" w:author="Linh Dang" w:date="2026-07-08T11:29:23Z">
+      <w:del w:id="68" w:author="Linh Dang" w:date="2026-07-08T11:29:23Z">
         <w:r>
           <w:rPr>
             <w:rFonts w:cs="Arial" w:ascii="Arial" w:hAnsi="Arial"/>
@@ -1848,12 +1853,20 @@
           <w:delText xml:space="preserve">). Buffer controls exhibited significantly higher species richness and evenness compared to paraffin and PCR controls, as measured by </w:delText>
         </w:r>
       </w:del>
-      <w:del w:id="70" w:author="Linh Dang" w:date="2026-07-06T18:14:02Z">
+      <w:del w:id="69" w:author="Linh Dang" w:date="2026-07-06T18:14:02Z">
         <w:r>
           <w:rPr>
             <w:rFonts w:cs="Arial" w:ascii="Arial" w:hAnsi="Arial"/>
           </w:rPr>
           <w:delText xml:space="preserve">observed species count, </w:delText>
+        </w:r>
+      </w:del>
+      <w:del w:id="70" w:author="Linh Dang" w:date="2026-07-08T11:29:23Z">
+        <w:r>
+          <w:rPr>
+            <w:rFonts w:cs="Arial" w:ascii="Arial" w:hAnsi="Arial"/>
+          </w:rPr>
+          <w:delText>Shannon index, and inverse Simpson index</w:delText>
         </w:r>
       </w:del>
       <w:del w:id="71" w:author="Linh Dang" w:date="2026-07-08T11:29:23Z">
@@ -1861,7 +1874,7 @@
           <w:rPr>
             <w:rFonts w:cs="Arial" w:ascii="Arial" w:hAnsi="Arial"/>
           </w:rPr>
-          <w:delText>Shannon index, and inverse Simpson index</w:delText>
+          <w:commentReference w:id="14"/>
         </w:r>
       </w:del>
       <w:del w:id="72" w:author="Linh Dang" w:date="2026-07-08T11:29:23Z">
@@ -1869,36 +1882,28 @@
           <w:rPr>
             <w:rFonts w:cs="Arial" w:ascii="Arial" w:hAnsi="Arial"/>
           </w:rPr>
-          <w:commentReference w:id="14"/>
+          <w:delText xml:space="preserve">. Analogous patterns were observed when stratifying by LP, year, and season (Supplementary Figures </w:delText>
         </w:r>
       </w:del>
       <w:del w:id="73" w:author="Linh Dang" w:date="2026-07-08T11:29:23Z">
         <w:r>
           <w:rPr>
             <w:rFonts w:cs="Arial" w:ascii="Arial" w:hAnsi="Arial"/>
-          </w:rPr>
-          <w:delText xml:space="preserve">. Analogous patterns were observed when stratifying by LP, year, and season (Supplementary Figures </w:delText>
+            <w:b/>
+            <w:bCs/>
+          </w:rPr>
+          <w:delText>S1.xxx, S1.xxx</w:delText>
         </w:r>
       </w:del>
       <w:del w:id="74" w:author="Linh Dang" w:date="2026-07-08T11:29:23Z">
         <w:r>
           <w:rPr>
             <w:rFonts w:cs="Arial" w:ascii="Arial" w:hAnsi="Arial"/>
-            <w:b/>
-            <w:bCs/>
-          </w:rPr>
-          <w:delText>S1.xxx, S1.xxx</w:delText>
+          </w:rPr>
+          <w:delText>), suggesting pervasive batch structure in the contaminant pool.</w:delText>
         </w:r>
       </w:del>
       <w:del w:id="75" w:author="Linh Dang" w:date="2026-07-08T11:29:23Z">
-        <w:r>
-          <w:rPr>
-            <w:rFonts w:cs="Arial" w:ascii="Arial" w:hAnsi="Arial"/>
-          </w:rPr>
-          <w:delText>), suggesting pervasive batch structure in the contaminant pool.</w:delText>
-        </w:r>
-      </w:del>
-      <w:del w:id="76" w:author="Linh Dang" w:date="2026-07-08T11:29:23Z">
         <w:r>
           <w:rPr>
             <w:rFonts w:cs="Arial" w:ascii="Arial" w:hAnsi="Arial"/>
@@ -1929,10 +1934,10 @@
         <w:jc w:val="both"/>
         <w:rPr>
           <w:rFonts w:ascii="Arial" w:hAnsi="Arial" w:cs="Arial"/>
-          <w:del w:id="78" w:author="Linh Dang" w:date="2026-06-03T14:00:24Z"/>
-        </w:rPr>
-      </w:pPr>
-      <w:del w:id="77" w:author="Linh Dang" w:date="2026-06-03T14:00:24Z">
+          <w:del w:id="77" w:author="Linh Dang" w:date="2026-06-03T14:00:24Z"/>
+        </w:rPr>
+      </w:pPr>
+      <w:del w:id="76" w:author="Linh Dang" w:date="2026-06-03T14:00:24Z">
         <w:r>
           <w:rPr>
             <w:rFonts w:cs="Arial" w:ascii="Arial" w:hAnsi="Arial"/>
@@ -1952,10 +1957,10 @@
         <w:jc w:val="both"/>
         <w:rPr>
           <w:rFonts w:ascii="Arial" w:hAnsi="Arial" w:cs="Arial"/>
-          <w:del w:id="80" w:author="Linh Dang" w:date="2026-06-03T14:00:24Z"/>
-        </w:rPr>
-      </w:pPr>
-      <w:del w:id="79" w:author="Linh Dang" w:date="2026-06-03T14:00:24Z">
+          <w:del w:id="79" w:author="Linh Dang" w:date="2026-06-03T14:00:24Z"/>
+        </w:rPr>
+      </w:pPr>
+      <w:del w:id="78" w:author="Linh Dang" w:date="2026-06-03T14:00:24Z">
         <w:r>
           <w:rPr>
             <w:rFonts w:cs="Arial" w:ascii="Arial" w:hAnsi="Arial"/>
@@ -1977,7 +1982,7 @@
           <w:rFonts w:ascii="Arial" w:hAnsi="Arial" w:cs="Arial"/>
         </w:rPr>
       </w:pPr>
-      <w:del w:id="81" w:author="Linh Dang" w:date="2026-06-03T14:00:24Z">
+      <w:del w:id="80" w:author="Linh Dang" w:date="2026-06-03T14:00:24Z">
         <w:bookmarkStart w:id="4" w:name="diversity-of-negative-controls_Copy_1_Co"/>
         <w:r>
           <w:rPr>
@@ -2003,7 +2008,7 @@
         </w:rPr>
         <w:t xml:space="preserve">1.3 </w:t>
       </w:r>
-      <w:del w:id="82" w:author="Linh Dang" w:date="2026-07-09T09:56:26Z">
+      <w:del w:id="81" w:author="Linh Dang" w:date="2026-07-09T09:56:26Z">
         <w:r>
           <w:rPr>
             <w:rFonts w:cs="Arial" w:ascii="Arial" w:hAnsi="Arial"/>
@@ -2011,7 +2016,7 @@
           <w:delText>Microbial Composition of Negative Control Samples</w:delText>
         </w:r>
       </w:del>
-      <w:ins w:id="83" w:author="Linh Dang" w:date="2026-07-09T09:56:28Z">
+      <w:ins w:id="82" w:author="Linh Dang" w:date="2026-07-09T09:56:28Z">
         <w:r>
           <w:rPr>
             <w:rFonts w:cs="Arial" w:ascii="Arial" w:hAnsi="Arial"/>
@@ -2027,89 +2032,64 @@
         <w:jc w:val="both"/>
         <w:rPr>
           <w:rFonts w:ascii="Arial" w:hAnsi="Arial" w:cs="Arial"/>
-          <w:ins w:id="97" w:author="Linh Dang" w:date="2026-07-09T12:15:06Z"/>
-        </w:rPr>
-      </w:pPr>
-      <w:del w:id="84" w:author="Linh Dang" w:date="2026-06-03T14:01:30Z">
-        <w:r>
-          <w:rPr>
-            <w:rFonts w:cs="Arial" w:ascii="Arial" w:hAnsi="Arial"/>
-          </w:rPr>
-          <w:delText>In total, … different species were identified in all NCTs. To</w:delText>
+        </w:rPr>
+      </w:pPr>
+      <w:ins w:id="83" w:author="Linh Dang" w:date="2026-06-03T14:01:32Z">
+        <w:r>
+          <w:rPr>
+            <w:rFonts w:cs="Arial" w:ascii="Arial" w:hAnsi="Arial"/>
+          </w:rPr>
+          <w:t xml:space="preserve">Next, </w:t>
+        </w:r>
+      </w:ins>
+      <w:ins w:id="84" w:author="Linh Dang" w:date="2026-07-09T09:41:19Z">
+        <w:r>
+          <w:rPr>
+            <w:rFonts w:cs="Arial" w:ascii="Arial" w:hAnsi="Arial"/>
+          </w:rPr>
+          <w:t>to</w:t>
+        </w:r>
+      </w:ins>
+      <w:r>
+        <w:rPr>
+          <w:rFonts w:cs="Arial" w:ascii="Arial" w:hAnsi="Arial"/>
+        </w:rPr>
+        <w:t xml:space="preserve"> explore the biological origin of these bacteria</w:t>
+      </w:r>
+      <w:ins w:id="85" w:author="Linh Dang" w:date="2026-07-09T09:41:27Z">
+        <w:r>
+          <w:rPr>
+            <w:rFonts w:cs="Arial" w:ascii="Arial" w:hAnsi="Arial"/>
+          </w:rPr>
+          <w:t>,</w:t>
+        </w:r>
+      </w:ins>
+      <w:r>
+        <w:rPr>
+          <w:rFonts w:cs="Arial" w:ascii="Arial" w:hAnsi="Arial"/>
+        </w:rPr>
+        <w:t xml:space="preserve"> we focused on dominant genera in our NCT sample set </w:t>
+      </w:r>
+      <w:del w:id="86" w:author="Linh Dang" w:date="2026-07-09T09:44:42Z">
+        <w:r>
+          <w:rPr>
+            <w:rFonts w:cs="Arial" w:ascii="Arial" w:hAnsi="Arial"/>
+          </w:rPr>
+          <w:delText>(figure 1D)</w:delText>
         </w:r>
       </w:del>
-      <w:ins w:id="85" w:author="Linh Dang" w:date="2026-06-03T14:01:32Z">
-        <w:r>
-          <w:rPr>
-            <w:rFonts w:cs="Arial" w:ascii="Arial" w:hAnsi="Arial"/>
-          </w:rPr>
-          <w:t xml:space="preserve">Next, </w:t>
-        </w:r>
-      </w:ins>
-      <w:ins w:id="86" w:author="Linh Dang" w:date="2026-07-09T09:41:19Z">
-        <w:r>
-          <w:rPr>
-            <w:rFonts w:cs="Arial" w:ascii="Arial" w:hAnsi="Arial"/>
-          </w:rPr>
-          <w:t>to</w:t>
-        </w:r>
-      </w:ins>
-      <w:r>
-        <w:rPr>
-          <w:rFonts w:cs="Arial" w:ascii="Arial" w:hAnsi="Arial"/>
-        </w:rPr>
-        <w:t xml:space="preserve"> explore the biological origin of these bacteria</w:t>
-      </w:r>
-      <w:ins w:id="87" w:author="Linh Dang" w:date="2026-07-09T09:41:27Z">
-        <w:r>
-          <w:rPr>
-            <w:rFonts w:cs="Arial" w:ascii="Arial" w:hAnsi="Arial"/>
-          </w:rPr>
-          <w:t>,</w:t>
-        </w:r>
-      </w:ins>
-      <w:r>
-        <w:rPr>
-          <w:rFonts w:cs="Arial" w:ascii="Arial" w:hAnsi="Arial"/>
-        </w:rPr>
-        <w:t xml:space="preserve"> we focused on dominant genera in our NCT sample set </w:t>
-      </w:r>
-      <w:del w:id="88" w:author="Linh Dang" w:date="2026-07-09T09:44:42Z">
-        <w:r>
-          <w:rPr>
-            <w:rFonts w:cs="Arial" w:ascii="Arial" w:hAnsi="Arial"/>
-          </w:rPr>
-          <w:delText>(figure 1D)</w:delText>
-        </w:r>
-      </w:del>
       <w:r>
         <w:rPr>
           <w:rFonts w:cs="Arial" w:ascii="Arial" w:hAnsi="Arial"/>
         </w:rPr>
         <w:t xml:space="preserve"> and revealed a mixture of well characterized environmental microbes and small portion of human commensals</w:t>
       </w:r>
-      <w:ins w:id="89" w:author="Linh Dang" w:date="2026-07-09T09:44:49Z">
-        <w:r>
-          <w:rPr>
-            <w:rFonts w:cs="Arial" w:ascii="Arial" w:hAnsi="Arial"/>
-          </w:rPr>
-          <w:t xml:space="preserve"> (</w:t>
-        </w:r>
-      </w:ins>
-      <w:ins w:id="90" w:author="Linh Dang" w:date="2026-07-09T09:44:49Z">
-        <w:r>
-          <w:rPr>
-            <w:rFonts w:cs="Arial" w:ascii="Arial" w:hAnsi="Arial"/>
-          </w:rPr>
-          <w:t>F</w:t>
-        </w:r>
-      </w:ins>
-      <w:ins w:id="91" w:author="Linh Dang" w:date="2026-07-09T09:44:49Z">
-        <w:r>
-          <w:rPr>
-            <w:rFonts w:cs="Arial" w:ascii="Arial" w:hAnsi="Arial"/>
-          </w:rPr>
-          <w:t>igure 1.D)</w:t>
+      <w:ins w:id="87" w:author="Linh Dang" w:date="2026-07-09T09:44:49Z">
+        <w:r>
+          <w:rPr>
+            <w:rFonts w:cs="Arial" w:ascii="Arial" w:hAnsi="Arial"/>
+          </w:rPr>
+          <w:t xml:space="preserve"> (Figure 1.D)</w:t>
         </w:r>
       </w:ins>
       <w:r>
@@ -2215,7 +2195,7 @@
         </w:rPr>
         <w:t xml:space="preserve">, were </w:t>
       </w:r>
-      <w:del w:id="92" w:author="Linh Dang" w:date="2026-06-03T15:46:39Z">
+      <w:del w:id="88" w:author="Linh Dang" w:date="2026-06-03T15:46:39Z">
         <w:r>
           <w:rPr>
             <w:rFonts w:cs="Arial" w:ascii="Arial" w:hAnsi="Arial"/>
@@ -2229,7 +2209,7 @@
         </w:rPr>
         <w:t xml:space="preserve"> high prevalent </w:t>
       </w:r>
-      <w:del w:id="93" w:author="Linh Dang" w:date="2026-06-03T15:46:45Z">
+      <w:del w:id="89" w:author="Linh Dang" w:date="2026-06-03T15:46:45Z">
         <w:r>
           <w:rPr>
             <w:rFonts w:cs="Arial" w:ascii="Arial" w:hAnsi="Arial"/>
@@ -2243,7 +2223,7 @@
         </w:rPr>
         <w:t xml:space="preserve"> </w:t>
       </w:r>
-      <w:del w:id="94" w:author="Linh Dang" w:date="2026-06-03T15:46:53Z">
+      <w:del w:id="90" w:author="Linh Dang" w:date="2026-06-03T15:46:53Z">
         <w:r>
           <w:rPr>
             <w:rFonts w:cs="Arial" w:ascii="Arial" w:hAnsi="Arial"/>
@@ -2251,7 +2231,7 @@
           <w:delText>high</w:delText>
         </w:r>
       </w:del>
-      <w:ins w:id="95" w:author="Linh Dang" w:date="2026-06-03T15:46:55Z">
+      <w:ins w:id="91" w:author="Linh Dang" w:date="2026-06-03T15:46:55Z">
         <w:r>
           <w:rPr>
             <w:rFonts w:cs="Arial" w:ascii="Arial" w:hAnsi="Arial"/>
@@ -2269,7 +2249,7 @@
         <w:rPr/>
         <w:commentReference w:id="18"/>
       </w:r>
-      <w:ins w:id="96" w:author="Linh Dang" w:date="2026-06-03T15:48:43Z">
+      <w:ins w:id="92" w:author="Linh Dang" w:date="2026-06-03T15:48:43Z">
         <w:r>
           <w:rPr/>
           <w:commentReference w:id="19"/>
@@ -2301,80 +2281,127 @@
           <w:rFonts w:ascii="Arial" w:hAnsi="Arial" w:cs="Arial"/>
         </w:rPr>
       </w:pPr>
+      <w:ins w:id="93" w:author="Linh Dang" w:date="2026-07-09T12:54:42Z">
+        <w:r>
+          <w:rPr>
+            <w:rFonts w:cs="Arial" w:ascii="Arial" w:hAnsi="Arial"/>
+          </w:rPr>
+          <w:t xml:space="preserve">Compared with the PCR control, the </w:t>
+        </w:r>
+      </w:ins>
+      <w:ins w:id="94" w:author="Linh Dang" w:date="2026-07-09T12:54:42Z">
+        <w:r>
+          <w:rPr>
+            <w:rStyle w:val="Strong"/>
+            <w:rFonts w:cs="Arial" w:ascii="Arial" w:hAnsi="Arial"/>
+            <w:b w:val="false"/>
+            <w:bCs w:val="false"/>
+          </w:rPr>
+          <w:t>buffer</w:t>
+        </w:r>
+      </w:ins>
+      <w:ins w:id="95" w:author="Linh Dang" w:date="2026-07-09T12:54:42Z">
+        <w:r>
+          <w:rPr>
+            <w:rFonts w:cs="Arial" w:ascii="Arial" w:hAnsi="Arial"/>
+          </w:rPr>
+          <w:t xml:space="preserve"> control showed enrichment of several taxa, including </w:t>
+        </w:r>
+      </w:ins>
+      <w:ins w:id="96" w:author="Linh Dang" w:date="2026-07-09T12:54:42Z">
+        <w:r>
+          <w:rPr>
+            <w:rStyle w:val="Emphasis"/>
+            <w:rFonts w:cs="Arial" w:ascii="Arial" w:hAnsi="Arial"/>
+          </w:rPr>
+          <w:t>Mesorhizobium terrae</w:t>
+        </w:r>
+      </w:ins>
+      <w:ins w:id="97" w:author="Linh Dang" w:date="2026-07-09T12:54:42Z">
+        <w:r>
+          <w:rPr>
+            <w:rFonts w:cs="Arial" w:ascii="Arial" w:hAnsi="Arial"/>
+          </w:rPr>
+          <w:t xml:space="preserve"> and multiple species in </w:t>
+        </w:r>
+      </w:ins>
       <w:ins w:id="98" w:author="Linh Dang" w:date="2026-07-09T12:54:42Z">
         <w:r>
           <w:rPr>
-            <w:rFonts w:cs="Arial" w:ascii="Arial" w:hAnsi="Arial"/>
-          </w:rPr>
-          <w:t xml:space="preserve">Compared with the PCR control, the </w:t>
+            <w:rStyle w:val="Emphasis"/>
+            <w:rFonts w:cs="Arial" w:ascii="Arial" w:hAnsi="Arial"/>
+          </w:rPr>
+          <w:t>Burkholderia</w:t>
         </w:r>
       </w:ins>
       <w:ins w:id="99" w:author="Linh Dang" w:date="2026-07-09T12:54:42Z">
         <w:r>
           <w:rPr>
+            <w:rFonts w:cs="Arial" w:ascii="Arial" w:hAnsi="Arial"/>
+          </w:rPr>
+          <w:t xml:space="preserve"> and </w:t>
+        </w:r>
+      </w:ins>
+      <w:ins w:id="100" w:author="Linh Dang" w:date="2026-07-09T12:54:42Z">
+        <w:r>
+          <w:rPr>
+            <w:rStyle w:val="Emphasis"/>
+            <w:rFonts w:cs="Arial" w:ascii="Arial" w:hAnsi="Arial"/>
+          </w:rPr>
+          <w:t>Ralstonia</w:t>
+        </w:r>
+      </w:ins>
+      <w:ins w:id="101" w:author="Linh Dang" w:date="2026-07-09T12:54:42Z">
+        <w:r>
+          <w:rPr>
+            <w:rFonts w:cs="Arial" w:ascii="Arial" w:hAnsi="Arial"/>
+          </w:rPr>
+          <w:t xml:space="preserve"> genus, while a smaller set of taxa, including </w:t>
+        </w:r>
+      </w:ins>
+      <w:ins w:id="102" w:author="Linh Dang" w:date="2026-07-09T12:54:42Z">
+        <w:r>
+          <w:rPr>
+            <w:rStyle w:val="Emphasis"/>
+            <w:rFonts w:cs="Arial" w:ascii="Arial" w:hAnsi="Arial"/>
+          </w:rPr>
+          <w:t>Prevotella histicola</w:t>
+        </w:r>
+      </w:ins>
+      <w:ins w:id="103" w:author="Linh Dang" w:date="2026-07-09T12:54:42Z">
+        <w:r>
+          <w:rPr>
+            <w:rFonts w:cs="Arial" w:ascii="Arial" w:hAnsi="Arial"/>
+          </w:rPr>
+          <w:t xml:space="preserve"> and </w:t>
+        </w:r>
+      </w:ins>
+      <w:ins w:id="104" w:author="Linh Dang" w:date="2026-07-09T12:54:42Z">
+        <w:r>
+          <w:rPr>
+            <w:rStyle w:val="Emphasis"/>
+            <w:rFonts w:cs="Arial" w:ascii="Arial" w:hAnsi="Arial"/>
+          </w:rPr>
+          <w:t>Diaphorobacter aerolatus</w:t>
+        </w:r>
+      </w:ins>
+      <w:ins w:id="105" w:author="Linh Dang" w:date="2026-07-09T12:54:42Z">
+        <w:r>
+          <w:rPr>
+            <w:rFonts w:cs="Arial" w:ascii="Arial" w:hAnsi="Arial"/>
+          </w:rPr>
+          <w:t xml:space="preserve">, were depleted (Figure 1.E). In the </w:t>
+        </w:r>
+      </w:ins>
+      <w:ins w:id="106" w:author="Linh Dang" w:date="2026-07-09T12:54:42Z">
+        <w:r>
+          <w:rPr>
             <w:rStyle w:val="Strong"/>
             <w:rFonts w:cs="Arial" w:ascii="Arial" w:hAnsi="Arial"/>
             <w:b w:val="false"/>
             <w:bCs w:val="false"/>
           </w:rPr>
-          <w:t>buffer</w:t>
-        </w:r>
-      </w:ins>
-      <w:ins w:id="100" w:author="Linh Dang" w:date="2026-07-09T12:54:42Z">
-        <w:r>
-          <w:rPr>
-            <w:rFonts w:cs="Arial" w:ascii="Arial" w:hAnsi="Arial"/>
-          </w:rPr>
-          <w:t xml:space="preserve"> </w:t>
-        </w:r>
-      </w:ins>
-      <w:ins w:id="101" w:author="Linh Dang" w:date="2026-07-09T12:54:42Z">
-        <w:r>
-          <w:rPr>
-            <w:rFonts w:cs="Arial" w:ascii="Arial" w:hAnsi="Arial"/>
-          </w:rPr>
-          <w:t>control</w:t>
-        </w:r>
-      </w:ins>
-      <w:ins w:id="102" w:author="Linh Dang" w:date="2026-07-09T12:54:42Z">
-        <w:r>
-          <w:rPr>
-            <w:rFonts w:cs="Arial" w:ascii="Arial" w:hAnsi="Arial"/>
-          </w:rPr>
-          <w:t xml:space="preserve"> showed enrichment of several taxa, </w:t>
-        </w:r>
-      </w:ins>
-      <w:ins w:id="103" w:author="Linh Dang" w:date="2026-07-09T12:54:42Z">
-        <w:r>
-          <w:rPr>
-            <w:rFonts w:cs="Arial" w:ascii="Arial" w:hAnsi="Arial"/>
-          </w:rPr>
-          <w:t>including</w:t>
-        </w:r>
-      </w:ins>
-      <w:ins w:id="104" w:author="Linh Dang" w:date="2026-07-09T12:54:42Z">
-        <w:r>
-          <w:rPr>
-            <w:rFonts w:cs="Arial" w:ascii="Arial" w:hAnsi="Arial"/>
-          </w:rPr>
-          <w:t xml:space="preserve"> </w:t>
-        </w:r>
-      </w:ins>
-      <w:ins w:id="105" w:author="Linh Dang" w:date="2026-07-09T12:54:42Z">
-        <w:r>
-          <w:rPr>
-            <w:rStyle w:val="Emphasis"/>
-            <w:rFonts w:cs="Arial" w:ascii="Arial" w:hAnsi="Arial"/>
-          </w:rPr>
-          <w:t>Mesorhizobium terrae</w:t>
-        </w:r>
-      </w:ins>
-      <w:ins w:id="106" w:author="Linh Dang" w:date="2026-07-09T12:54:42Z">
-        <w:r>
-          <w:rPr>
-            <w:rFonts w:cs="Arial" w:ascii="Arial" w:hAnsi="Arial"/>
-          </w:rPr>
-          <w:t xml:space="preserve"> and multiple </w:t>
+          <w:t>paraffin</w:t>
         </w:r>
       </w:ins>
       <w:ins w:id="107" w:author="Linh Dang" w:date="2026-07-09T12:54:42Z">
@@ -2382,7 +2409,7 @@
           <w:rPr>
             <w:rFonts w:cs="Arial" w:ascii="Arial" w:hAnsi="Arial"/>
           </w:rPr>
-          <w:t xml:space="preserve">species in </w:t>
+          <w:t xml:space="preserve"> control, enrichment was dominated by species in </w:t>
         </w:r>
       </w:ins>
       <w:ins w:id="108" w:author="Linh Dang" w:date="2026-07-09T12:54:42Z">
@@ -2391,7 +2418,7 @@
             <w:rStyle w:val="Emphasis"/>
             <w:rFonts w:cs="Arial" w:ascii="Arial" w:hAnsi="Arial"/>
           </w:rPr>
-          <w:t>Burkholderia</w:t>
+          <w:t>Sphingomonas</w:t>
         </w:r>
       </w:ins>
       <w:ins w:id="109" w:author="Linh Dang" w:date="2026-07-09T12:54:42Z">
@@ -2408,7 +2435,7 @@
             <w:rStyle w:val="Emphasis"/>
             <w:rFonts w:cs="Arial" w:ascii="Arial" w:hAnsi="Arial"/>
           </w:rPr>
-          <w:t>Ralstonia</w:t>
+          <w:t>Brevundimonas</w:t>
         </w:r>
       </w:ins>
       <w:ins w:id="111" w:author="Linh Dang" w:date="2026-07-09T12:54:42Z">
@@ -2416,15 +2443,16 @@
           <w:rPr>
             <w:rFonts w:cs="Arial" w:ascii="Arial" w:hAnsi="Arial"/>
           </w:rPr>
-          <w:t xml:space="preserve"> </w:t>
+          <w:t xml:space="preserve">, whereas </w:t>
         </w:r>
       </w:ins>
       <w:ins w:id="112" w:author="Linh Dang" w:date="2026-07-09T12:54:42Z">
         <w:r>
           <w:rPr>
-            <w:rFonts w:cs="Arial" w:ascii="Arial" w:hAnsi="Arial"/>
-          </w:rPr>
-          <w:t>genus</w:t>
+            <w:rStyle w:val="Emphasis"/>
+            <w:rFonts w:cs="Arial" w:ascii="Arial" w:hAnsi="Arial"/>
+          </w:rPr>
+          <w:t>Diaphorobacter</w:t>
         </w:r>
       </w:ins>
       <w:ins w:id="113" w:author="Linh Dang" w:date="2026-07-09T12:54:42Z">
@@ -2432,7 +2460,7 @@
           <w:rPr>
             <w:rFonts w:cs="Arial" w:ascii="Arial" w:hAnsi="Arial"/>
           </w:rPr>
-          <w:t xml:space="preserve">, while a smaller set of taxa, including </w:t>
+          <w:t xml:space="preserve"> taxa, </w:t>
         </w:r>
       </w:ins>
       <w:ins w:id="114" w:author="Linh Dang" w:date="2026-07-09T12:54:42Z">
@@ -2449,7 +2477,7 @@
           <w:rPr>
             <w:rFonts w:cs="Arial" w:ascii="Arial" w:hAnsi="Arial"/>
           </w:rPr>
-          <w:t xml:space="preserve"> and </w:t>
+          <w:t xml:space="preserve">, and </w:t>
         </w:r>
       </w:ins>
       <w:ins w:id="116" w:author="Linh Dang" w:date="2026-07-09T12:54:42Z">
@@ -2466,170 +2494,10 @@
           <w:rPr>
             <w:rFonts w:cs="Arial" w:ascii="Arial" w:hAnsi="Arial"/>
           </w:rPr>
-          <w:t xml:space="preserve">, were depleted </w:t>
+          <w:t xml:space="preserve"> were reduced relative to PCR. Overall, both control types </w:t>
         </w:r>
       </w:ins>
       <w:ins w:id="118" w:author="Linh Dang" w:date="2026-07-09T12:54:42Z">
-        <w:r>
-          <w:rPr>
-            <w:rFonts w:cs="Arial" w:ascii="Arial" w:hAnsi="Arial"/>
-          </w:rPr>
-          <w:t>(Figure 1.E)</w:t>
-        </w:r>
-      </w:ins>
-      <w:ins w:id="119" w:author="Linh Dang" w:date="2026-07-09T12:54:42Z">
-        <w:r>
-          <w:rPr>
-            <w:rFonts w:cs="Arial" w:ascii="Arial" w:hAnsi="Arial"/>
-          </w:rPr>
-          <w:t xml:space="preserve">. In the </w:t>
-        </w:r>
-      </w:ins>
-      <w:ins w:id="120" w:author="Linh Dang" w:date="2026-07-09T12:54:42Z">
-        <w:r>
-          <w:rPr>
-            <w:rStyle w:val="Strong"/>
-            <w:rFonts w:cs="Arial" w:ascii="Arial" w:hAnsi="Arial"/>
-            <w:b w:val="false"/>
-            <w:bCs w:val="false"/>
-          </w:rPr>
-          <w:t>paraffin</w:t>
-        </w:r>
-      </w:ins>
-      <w:ins w:id="121" w:author="Linh Dang" w:date="2026-07-09T12:54:42Z">
-        <w:r>
-          <w:rPr>
-            <w:rFonts w:cs="Arial" w:ascii="Arial" w:hAnsi="Arial"/>
-          </w:rPr>
-          <w:t xml:space="preserve"> </w:t>
-        </w:r>
-      </w:ins>
-      <w:ins w:id="122" w:author="Linh Dang" w:date="2026-07-09T12:54:42Z">
-        <w:r>
-          <w:rPr>
-            <w:rFonts w:cs="Arial" w:ascii="Arial" w:hAnsi="Arial"/>
-          </w:rPr>
-          <w:t>control</w:t>
-        </w:r>
-      </w:ins>
-      <w:ins w:id="123" w:author="Linh Dang" w:date="2026-07-09T12:54:42Z">
-        <w:r>
-          <w:rPr>
-            <w:rFonts w:cs="Arial" w:ascii="Arial" w:hAnsi="Arial"/>
-          </w:rPr>
-          <w:t xml:space="preserve">, enrichment was dominated by species </w:t>
-        </w:r>
-      </w:ins>
-      <w:ins w:id="124" w:author="Linh Dang" w:date="2026-07-09T12:54:42Z">
-        <w:r>
-          <w:rPr>
-            <w:rFonts w:cs="Arial" w:ascii="Arial" w:hAnsi="Arial"/>
-          </w:rPr>
-          <w:t xml:space="preserve">in </w:t>
-        </w:r>
-      </w:ins>
-      <w:ins w:id="125" w:author="Linh Dang" w:date="2026-07-09T12:54:42Z">
-        <w:r>
-          <w:rPr>
-            <w:rStyle w:val="Emphasis"/>
-            <w:rFonts w:cs="Arial" w:ascii="Arial" w:hAnsi="Arial"/>
-          </w:rPr>
-          <w:t>Sphingomonas</w:t>
-        </w:r>
-      </w:ins>
-      <w:ins w:id="126" w:author="Linh Dang" w:date="2026-07-09T12:54:42Z">
-        <w:r>
-          <w:rPr>
-            <w:rFonts w:cs="Arial" w:ascii="Arial" w:hAnsi="Arial"/>
-          </w:rPr>
-          <w:t xml:space="preserve"> and </w:t>
-        </w:r>
-      </w:ins>
-      <w:ins w:id="127" w:author="Linh Dang" w:date="2026-07-09T12:54:42Z">
-        <w:r>
-          <w:rPr>
-            <w:rStyle w:val="Emphasis"/>
-            <w:rFonts w:cs="Arial" w:ascii="Arial" w:hAnsi="Arial"/>
-          </w:rPr>
-          <w:t>Brevundimonas</w:t>
-        </w:r>
-      </w:ins>
-      <w:ins w:id="128" w:author="Linh Dang" w:date="2026-07-09T12:54:42Z">
-        <w:r>
-          <w:rPr>
-            <w:rFonts w:cs="Arial" w:ascii="Arial" w:hAnsi="Arial"/>
-          </w:rPr>
-          <w:t xml:space="preserve">, whereas </w:t>
-        </w:r>
-      </w:ins>
-      <w:ins w:id="129" w:author="Linh Dang" w:date="2026-07-09T12:54:42Z">
-        <w:r>
-          <w:rPr>
-            <w:rStyle w:val="Emphasis"/>
-            <w:rFonts w:cs="Arial" w:ascii="Arial" w:hAnsi="Arial"/>
-          </w:rPr>
-          <w:t>Diaphorobacter</w:t>
-        </w:r>
-      </w:ins>
-      <w:ins w:id="130" w:author="Linh Dang" w:date="2026-07-09T12:54:42Z">
-        <w:r>
-          <w:rPr>
-            <w:rFonts w:cs="Arial" w:ascii="Arial" w:hAnsi="Arial"/>
-          </w:rPr>
-          <w:t xml:space="preserve"> taxa, </w:t>
-        </w:r>
-      </w:ins>
-      <w:ins w:id="131" w:author="Linh Dang" w:date="2026-07-09T12:54:42Z">
-        <w:r>
-          <w:rPr>
-            <w:rStyle w:val="Emphasis"/>
-            <w:rFonts w:cs="Arial" w:ascii="Arial" w:hAnsi="Arial"/>
-          </w:rPr>
-          <w:t>Prevotella histicola</w:t>
-        </w:r>
-      </w:ins>
-      <w:ins w:id="132" w:author="Linh Dang" w:date="2026-07-09T12:54:42Z">
-        <w:r>
-          <w:rPr>
-            <w:rFonts w:cs="Arial" w:ascii="Arial" w:hAnsi="Arial"/>
-          </w:rPr>
-          <w:t xml:space="preserve">, and </w:t>
-        </w:r>
-      </w:ins>
-      <w:ins w:id="133" w:author="Linh Dang" w:date="2026-07-09T12:54:42Z">
-        <w:r>
-          <w:rPr>
-            <w:rStyle w:val="Emphasis"/>
-            <w:rFonts w:cs="Arial" w:ascii="Arial" w:hAnsi="Arial"/>
-          </w:rPr>
-          <w:t>Diaphorobacter aerolatus</w:t>
-        </w:r>
-      </w:ins>
-      <w:ins w:id="134" w:author="Linh Dang" w:date="2026-07-09T12:54:42Z">
-        <w:r>
-          <w:rPr>
-            <w:rFonts w:cs="Arial" w:ascii="Arial" w:hAnsi="Arial"/>
-          </w:rPr>
-          <w:t xml:space="preserve"> were reduced relative to PCR. Overall, both </w:t>
-        </w:r>
-      </w:ins>
-      <w:ins w:id="135" w:author="Linh Dang" w:date="2026-07-09T12:54:42Z">
-        <w:r>
-          <w:rPr>
-            <w:rFonts w:cs="Arial" w:ascii="Arial" w:hAnsi="Arial"/>
-          </w:rPr>
-          <w:t>control types</w:t>
-        </w:r>
-      </w:ins>
-      <w:ins w:id="136" w:author="Linh Dang" w:date="2026-07-09T12:54:42Z">
-        <w:r>
-          <w:rPr>
-            <w:rFonts w:cs="Arial" w:ascii="Arial" w:hAnsi="Arial"/>
-          </w:rPr>
-          <w:t xml:space="preserve"> </w:t>
-        </w:r>
-      </w:ins>
-      <w:ins w:id="137" w:author="Linh Dang" w:date="2026-07-09T12:54:42Z">
         <w:r>
           <w:rPr>
             <w:rFonts w:eastAsia="Aptos" w:cs="Arial" w:ascii="Arial" w:hAnsi="Arial" w:eastAsiaTheme="minorHAnsi"/>
@@ -2642,31 +2510,15 @@
           <w:t>revealed</w:t>
         </w:r>
       </w:ins>
-      <w:ins w:id="138" w:author="Linh Dang" w:date="2026-07-09T12:54:42Z">
-        <w:r>
-          <w:rPr>
-            <w:rFonts w:cs="Arial" w:ascii="Arial" w:hAnsi="Arial"/>
-          </w:rPr>
-          <w:t xml:space="preserve"> a clear mix of enriched and depleted features, but the buffer and paraffin </w:t>
+      <w:ins w:id="119" w:author="Linh Dang" w:date="2026-07-09T12:54:42Z">
+        <w:r>
+          <w:rPr>
+            <w:rFonts w:cs="Arial" w:ascii="Arial" w:hAnsi="Arial"/>
+          </w:rPr>
+          <w:t xml:space="preserve"> a clear mix of enriched and depleted features, but the buffer and paraffin control samples showed distinct microbial signatures compared with the PCR baseline.</w:t>
         </w:r>
       </w:ins>
-      <w:ins w:id="139" w:author="Linh Dang" w:date="2026-07-09T12:54:42Z">
-        <w:r>
-          <w:rPr>
-            <w:rFonts w:cs="Arial" w:ascii="Arial" w:hAnsi="Arial"/>
-          </w:rPr>
-          <w:t xml:space="preserve">control </w:t>
-        </w:r>
-      </w:ins>
-      <w:ins w:id="140" w:author="Linh Dang" w:date="2026-07-09T12:54:42Z">
-        <w:r>
-          <w:rPr>
-            <w:rFonts w:cs="Arial" w:ascii="Arial" w:hAnsi="Arial"/>
-          </w:rPr>
-          <w:t>samples showed distinct microbial signatures compared with the PCR baseline.</w:t>
-        </w:r>
-      </w:ins>
-      <w:ins w:id="141" w:author="Linh Dang" w:date="2026-07-09T12:42:39Z">
+      <w:ins w:id="120" w:author="Linh Dang" w:date="2026-07-09T12:42:39Z">
         <w:r>
           <w:rPr>
             <w:rFonts w:cs="Arial" w:ascii="Arial" w:hAnsi="Arial"/>
@@ -2694,7 +2546,7 @@
         </w:rPr>
         <w:br/>
       </w:r>
-      <w:del w:id="142" w:author="Linh Dang" w:date="2026-07-09T09:45:55Z">
+      <w:del w:id="121" w:author="Linh Dang" w:date="2026-07-09T09:45:55Z">
         <w:r>
           <w:rPr>
             <w:rFonts w:cs="Arial" w:ascii="Arial" w:hAnsi="Arial"/>
@@ -2702,7 +2554,7 @@
           <w:delText xml:space="preserve">The abundance and prevalence of NCT in higher taxonomic rank could be found in the supplementary </w:delText>
         </w:r>
       </w:del>
-      <w:del w:id="143" w:author="Linh Dang" w:date="2026-07-09T09:45:55Z">
+      <w:del w:id="122" w:author="Linh Dang" w:date="2026-07-09T09:45:55Z">
         <w:r>
           <w:rPr>
             <w:rFonts w:cs="Arial" w:ascii="Arial" w:hAnsi="Arial"/>
@@ -2712,17 +2564,15 @@
           <w:delText>Figures S1.7-10</w:delText>
         </w:r>
       </w:del>
-      <w:del w:id="144" w:author="Linh Dang" w:date="2026-07-09T09:45:55Z">
-        <w:r>
-          <w:rPr>
-            <w:rFonts w:cs="Arial" w:ascii="Arial" w:hAnsi="Arial"/>
-            <w:b/>
-            <w:bCs/>
+      <w:del w:id="123" w:author="Linh Dang" w:date="2026-07-09T09:45:55Z">
+        <w:r>
+          <w:rPr>
+            <w:rFonts w:cs="Arial" w:ascii="Arial" w:hAnsi="Arial"/>
           </w:rPr>
           <w:commentReference w:id="22"/>
         </w:r>
       </w:del>
-      <w:del w:id="145" w:author="Linh Dang" w:date="2026-07-09T09:45:55Z">
+      <w:del w:id="124" w:author="Linh Dang" w:date="2026-07-09T09:45:55Z">
         <w:r>
           <w:rPr>
             <w:rFonts w:cs="Arial" w:ascii="Arial" w:hAnsi="Arial"/>
@@ -2740,7 +2590,7 @@
           <w:rFonts w:ascii="Arial" w:hAnsi="Arial" w:cs="Arial"/>
         </w:rPr>
       </w:pPr>
-      <w:del w:id="146" w:author="Linh Dang" w:date="2026-06-16T13:20:04Z">
+      <w:del w:id="125" w:author="Linh Dang" w:date="2026-06-16T13:20:04Z">
         <w:r>
           <w:rPr>
             <w:rFonts w:cs="Arial" w:ascii="Arial" w:hAnsi="Arial"/>
@@ -2748,7 +2598,7 @@
           <w:delText xml:space="preserve">Following the correction for batch effects, differential abundance analysis (DAA) among control types revealed several taxa specifically enriched in paraffin controls (taxa </w:delText>
         </w:r>
       </w:del>
-      <w:del w:id="147" w:author="Linh Dang" w:date="2026-06-16T13:20:04Z">
+      <w:del w:id="126" w:author="Linh Dang" w:date="2026-06-16T13:20:04Z">
         <w:r>
           <w:rPr>
             <w:rFonts w:cs="Arial" w:ascii="Arial" w:hAnsi="Arial"/>
@@ -2758,7 +2608,7 @@
           <w:delText>XXX</w:delText>
         </w:r>
       </w:del>
-      <w:del w:id="148" w:author="Linh Dang" w:date="2026-06-16T13:20:04Z">
+      <w:del w:id="127" w:author="Linh Dang" w:date="2026-06-16T13:20:04Z">
         <w:r>
           <w:rPr>
             <w:rFonts w:cs="Arial" w:ascii="Arial" w:hAnsi="Arial"/>
@@ -2766,7 +2616,7 @@
           <w:delText xml:space="preserve"> from the analyses, Figure 1.</w:delText>
         </w:r>
       </w:del>
-      <w:del w:id="149" w:author="Linh Dang" w:date="2026-06-04T13:29:52Z">
+      <w:del w:id="128" w:author="Linh Dang" w:date="2026-06-04T13:29:52Z">
         <w:r>
           <w:rPr>
             <w:rFonts w:cs="Arial" w:ascii="Arial" w:hAnsi="Arial"/>
@@ -2774,7 +2624,7 @@
           <w:delText>6</w:delText>
         </w:r>
       </w:del>
-      <w:del w:id="150" w:author="Linh Dang" w:date="2026-06-16T13:20:04Z">
+      <w:del w:id="129" w:author="Linh Dang" w:date="2026-06-16T13:20:04Z">
         <w:r>
           <w:rPr>
             <w:rFonts w:cs="Arial" w:ascii="Arial" w:hAnsi="Arial"/>
@@ -2782,7 +2632,7 @@
           <w:delText>),</w:delText>
         </w:r>
       </w:del>
-      <w:del w:id="151" w:author="Linh Dang" w:date="2026-06-16T13:20:04Z">
+      <w:del w:id="130" w:author="Linh Dang" w:date="2026-06-16T13:20:04Z">
         <w:r>
           <w:rPr>
             <w:rFonts w:cs="Arial" w:ascii="Arial" w:hAnsi="Arial"/>
@@ -2790,7 +2640,7 @@
           <w:commentReference w:id="23"/>
         </w:r>
       </w:del>
-      <w:del w:id="152" w:author="Linh Dang" w:date="2026-06-16T13:20:04Z">
+      <w:del w:id="131" w:author="Linh Dang" w:date="2026-06-16T13:20:04Z">
         <w:r>
           <w:rPr>
             <w:rFonts w:cs="Arial" w:ascii="Arial" w:hAnsi="Arial"/>
@@ -2798,7 +2648,7 @@
           <w:delText xml:space="preserve"> </w:delText>
         </w:r>
       </w:del>
-      <w:del w:id="153" w:author="Linh Dang" w:date="2026-06-16T13:20:04Z">
+      <w:del w:id="132" w:author="Linh Dang" w:date="2026-06-16T13:20:04Z">
         <w:r>
           <w:rPr>
             <w:rFonts w:cs="Arial" w:ascii="Arial" w:hAnsi="Arial"/>
@@ -2806,7 +2656,7 @@
           <w:commentReference w:id="24"/>
         </w:r>
       </w:del>
-      <w:del w:id="154" w:author="Linh Dang" w:date="2026-06-16T13:20:04Z">
+      <w:del w:id="133" w:author="Linh Dang" w:date="2026-06-16T13:20:04Z">
         <w:r>
           <w:rPr>
             <w:rFonts w:cs="Arial" w:ascii="Arial" w:hAnsi="Arial"/>
@@ -2824,7 +2674,7 @@
           <w:rFonts w:ascii="Arial" w:hAnsi="Arial" w:cs="Arial"/>
         </w:rPr>
       </w:pPr>
-      <w:del w:id="155" w:author="Linh Dang" w:date="2026-06-11T05:29:00Z">
+      <w:del w:id="134" w:author="Linh Dang" w:date="2026-06-11T05:29:00Z">
         <w:r>
           <w:rPr>
             <w:rFonts w:cs="Arial" w:ascii="Arial" w:hAnsi="Arial"/>
@@ -3042,7 +2892,7 @@
         </w:tc>
         <w:tc>
           <w:tcPr>
-            <w:cellIns w:id="156" w:author="Unknown Author" w:date="2026-05-29T09:59:51Z"/>
+            <w:cellIns w:id="135" w:author="Unknown Author" w:date="2026-05-29T09:59:51Z"/>
             <w:tcW w:w="1350" w:type="dxa"/>
             <w:tcBorders>
               <w:bottom w:val="single" w:sz="6" w:space="0" w:color="000000"/>
@@ -3060,7 +2910,7 @@
                 <w:rFonts w:ascii="Arial" w:hAnsi="Arial" w:eastAsia="Aptos" w:cs="Arial"/>
               </w:rPr>
             </w:pPr>
-            <w:ins w:id="157" w:author="Unknown Author" w:date="2026-05-29T09:59:51Z">
+            <w:ins w:id="136" w:author="Unknown Author" w:date="2026-05-29T09:59:51Z">
               <w:r>
                 <w:rPr>
                   <w:rFonts w:eastAsia="Aptos" w:cs="Arial" w:ascii="Arial" w:hAnsi="Arial"/>
@@ -3072,7 +2922,7 @@
                 <w:t>‍</w:t>
               </w:r>
             </w:ins>
-            <w:ins w:id="158" w:author="Unknown Author" w:date="2026-05-29T09:59:51Z">
+            <w:ins w:id="137" w:author="Unknown Author" w:date="2026-05-29T09:59:51Z">
               <w:r>
                 <w:rPr>
                   <w:rFonts w:eastAsia="Aptos" w:cs="Arial" w:ascii="Arial" w:hAnsi="Arial"/>
@@ -3143,7 +2993,7 @@
               </w:rPr>
               <w:t>2</w:t>
             </w:r>
-            <w:ins w:id="159" w:author="Unknown Author" w:date="2026-05-29T10:03:40Z">
+            <w:ins w:id="138" w:author="Unknown Author" w:date="2026-05-29T10:03:40Z">
               <w:r>
                 <w:rPr>
                   <w:rFonts w:eastAsia="Aptos" w:cs="Arial" w:ascii="Arial" w:hAnsi="Arial"/>
@@ -3183,7 +3033,7 @@
               </w:rPr>
               <w:t>6</w:t>
             </w:r>
-            <w:ins w:id="160" w:author="Unknown Author" w:date="2026-05-29T10:04:07Z">
+            <w:ins w:id="139" w:author="Unknown Author" w:date="2026-05-29T10:04:07Z">
               <w:r>
                 <w:rPr>
                   <w:rFonts w:eastAsia="Aptos" w:cs="Arial" w:ascii="Arial" w:hAnsi="Arial"/>
@@ -3213,7 +3063,7 @@
                 <w:rFonts w:ascii="Arial" w:hAnsi="Arial" w:eastAsia="Aptos" w:cs="Arial"/>
               </w:rPr>
             </w:pPr>
-            <w:ins w:id="161" w:author="Unknown Author" w:date="2026-05-29T10:04:30Z">
+            <w:ins w:id="140" w:author="Unknown Author" w:date="2026-05-29T10:04:07Z">
               <w:r>
                 <w:rPr>
                   <w:rFonts w:eastAsia="Aptos" w:cs="Arial" w:ascii="Arial" w:hAnsi="Arial"/>
@@ -3225,7 +3075,7 @@
                 <w:t>17</w:t>
               </w:r>
             </w:ins>
-            <w:del w:id="162" w:author="Unknown Author" w:date="2026-05-29T10:04:30Z">
+            <w:del w:id="141" w:author="Unknown Author" w:date="2026-05-29T10:04:30Z">
               <w:r>
                 <w:rPr>
                   <w:rFonts w:eastAsia="Aptos" w:cs="Arial" w:ascii="Arial" w:hAnsi="Arial"/>
@@ -3255,7 +3105,7 @@
                 <w:rFonts w:ascii="Arial" w:hAnsi="Arial" w:eastAsia="Aptos" w:cs="Arial"/>
               </w:rPr>
             </w:pPr>
-            <w:ins w:id="163" w:author="Unknown Author" w:date="2026-05-29T10:04:57Z">
+            <w:ins w:id="142" w:author="Unknown Author" w:date="2026-05-29T10:04:57Z">
               <w:r>
                 <w:rPr>
                   <w:rFonts w:eastAsia="Aptos" w:cs="Arial" w:ascii="Arial" w:hAnsi="Arial"/>
@@ -3267,7 +3117,7 @@
                 <w:t>38</w:t>
               </w:r>
             </w:ins>
-            <w:del w:id="164" w:author="Unknown Author" w:date="2026-05-29T10:04:56Z">
+            <w:del w:id="143" w:author="Unknown Author" w:date="2026-05-29T10:04:56Z">
               <w:r>
                 <w:rPr>
                   <w:rFonts w:eastAsia="Aptos" w:cs="Arial" w:ascii="Arial" w:hAnsi="Arial"/>
@@ -3283,7 +3133,7 @@
         </w:tc>
         <w:tc>
           <w:tcPr>
-            <w:cellIns w:id="165" w:author="Unknown Author" w:date="2026-05-29T09:59:51Z"/>
+            <w:cellIns w:id="144" w:author="Unknown Author" w:date="2026-05-29T09:59:51Z"/>
             <w:tcW w:w="1350" w:type="dxa"/>
             <w:tcBorders/>
           </w:tcPr>
@@ -3298,7 +3148,7 @@
                 <w:rFonts w:ascii="Arial" w:hAnsi="Arial" w:eastAsia="Aptos" w:cs="Arial"/>
               </w:rPr>
             </w:pPr>
-            <w:ins w:id="166" w:author="Unknown Author" w:date="2026-05-29T09:59:51Z">
+            <w:ins w:id="145" w:author="Unknown Author" w:date="2026-05-29T09:59:51Z">
               <w:r>
                 <w:rPr>
                   <w:rFonts w:eastAsia="Aptos" w:cs="Arial" w:ascii="Arial" w:hAnsi="Arial"/>
@@ -3310,7 +3160,7 @@
                 <w:t>‍</w:t>
               </w:r>
             </w:ins>
-            <w:ins w:id="167" w:author="Unknown Author" w:date="2026-05-29T10:03:06Z">
+            <w:ins w:id="146" w:author="Unknown Author" w:date="2026-05-29T10:03:06Z">
               <w:r>
                 <w:rPr>
                   <w:rFonts w:eastAsia="Aptos" w:cs="Arial" w:ascii="Arial" w:hAnsi="Arial"/>
@@ -3371,7 +3221,7 @@
                 <w:rFonts w:ascii="Arial" w:hAnsi="Arial" w:eastAsia="Aptos" w:cs="Arial"/>
               </w:rPr>
             </w:pPr>
-            <w:ins w:id="168" w:author="Unknown Author" w:date="2026-05-29T10:03:44Z">
+            <w:ins w:id="147" w:author="Unknown Author" w:date="2026-05-29T10:03:44Z">
               <w:r>
                 <w:rPr>
                   <w:rFonts w:eastAsia="Aptos" w:cs="Arial" w:ascii="Arial" w:hAnsi="Arial"/>
@@ -3383,7 +3233,7 @@
                 <w:t>2</w:t>
               </w:r>
             </w:ins>
-            <w:del w:id="169" w:author="Unknown Author" w:date="2026-05-29T10:03:44Z">
+            <w:del w:id="148" w:author="Unknown Author" w:date="2026-05-29T10:03:44Z">
               <w:r>
                 <w:rPr>
                   <w:rFonts w:eastAsia="Aptos" w:cs="Arial" w:ascii="Arial" w:hAnsi="Arial"/>
@@ -3423,7 +3273,7 @@
               </w:rPr>
               <w:t>5</w:t>
             </w:r>
-            <w:ins w:id="170" w:author="Unknown Author" w:date="2026-05-29T10:04:11Z">
+            <w:ins w:id="149" w:author="Unknown Author" w:date="2026-05-29T10:04:11Z">
               <w:r>
                 <w:rPr>
                   <w:rFonts w:eastAsia="Aptos" w:cs="Arial" w:ascii="Arial" w:hAnsi="Arial"/>
@@ -3435,7 +3285,7 @@
                 <w:t>6</w:t>
               </w:r>
             </w:ins>
-            <w:del w:id="171" w:author="Unknown Author" w:date="2026-05-29T10:04:11Z">
+            <w:del w:id="150" w:author="Unknown Author" w:date="2026-05-29T10:04:11Z">
               <w:r>
                 <w:rPr>
                   <w:rFonts w:eastAsia="Aptos" w:cs="Arial" w:ascii="Arial" w:hAnsi="Arial"/>
@@ -3465,7 +3315,7 @@
                 <w:rFonts w:ascii="Arial" w:hAnsi="Arial" w:eastAsia="Aptos" w:cs="Arial"/>
               </w:rPr>
             </w:pPr>
-            <w:ins w:id="172" w:author="Unknown Author" w:date="2026-05-29T10:04:35Z">
+            <w:ins w:id="151" w:author="Unknown Author" w:date="2026-05-29T10:04:35Z">
               <w:r>
                 <w:rPr>
                   <w:rFonts w:eastAsia="Aptos" w:cs="Arial" w:ascii="Arial" w:hAnsi="Arial"/>
@@ -3477,7 +3327,7 @@
                 <w:t>9</w:t>
               </w:r>
             </w:ins>
-            <w:del w:id="173" w:author="Unknown Author" w:date="2026-05-29T10:04:34Z">
+            <w:del w:id="152" w:author="Unknown Author" w:date="2026-05-29T10:04:34Z">
               <w:r>
                 <w:rPr>
                   <w:rFonts w:eastAsia="Aptos" w:cs="Arial" w:ascii="Arial" w:hAnsi="Arial"/>
@@ -3517,7 +3367,7 @@
               </w:rPr>
               <w:t>1</w:t>
             </w:r>
-            <w:del w:id="174" w:author="Unknown Author" w:date="2026-05-29T10:05:01Z">
+            <w:del w:id="153" w:author="Unknown Author" w:date="2026-05-29T10:05:01Z">
               <w:r>
                 <w:rPr>
                   <w:rFonts w:eastAsia="Aptos" w:cs="Arial" w:ascii="Arial" w:hAnsi="Arial"/>
@@ -3533,7 +3383,7 @@
         </w:tc>
         <w:tc>
           <w:tcPr>
-            <w:cellIns w:id="175" w:author="Unknown Author" w:date="2026-05-29T09:59:51Z"/>
+            <w:cellIns w:id="154" w:author="Unknown Author" w:date="2026-05-29T09:59:51Z"/>
             <w:tcW w:w="1350" w:type="dxa"/>
             <w:tcBorders/>
           </w:tcPr>
@@ -3548,7 +3398,7 @@
                 <w:rFonts w:ascii="Arial" w:hAnsi="Arial" w:eastAsia="Aptos" w:cs="Arial"/>
               </w:rPr>
             </w:pPr>
-            <w:ins w:id="176" w:author="Unknown Author" w:date="2026-05-29T09:59:51Z">
+            <w:ins w:id="155" w:author="Unknown Author" w:date="2026-05-29T09:59:51Z">
               <w:r>
                 <w:rPr>
                   <w:rFonts w:eastAsia="Aptos" w:cs="Arial" w:ascii="Arial" w:hAnsi="Arial"/>
@@ -3560,7 +3410,7 @@
                 <w:t>‍</w:t>
               </w:r>
             </w:ins>
-            <w:ins w:id="177" w:author="Unknown Author" w:date="2026-05-29T10:03:14Z">
+            <w:ins w:id="156" w:author="Unknown Author" w:date="2026-05-29T10:03:14Z">
               <w:r>
                 <w:rPr>
                   <w:rFonts w:eastAsia="Aptos" w:cs="Arial" w:ascii="Arial" w:hAnsi="Arial"/>
@@ -3649,7 +3499,7 @@
                 <w:rFonts w:ascii="Arial" w:hAnsi="Arial" w:eastAsia="Aptos" w:cs="Arial"/>
               </w:rPr>
             </w:pPr>
-            <w:ins w:id="178" w:author="Unknown Author" w:date="2026-05-29T10:04:16Z">
+            <w:ins w:id="157" w:author="Unknown Author" w:date="2026-05-29T10:04:16Z">
               <w:r>
                 <w:rPr>
                   <w:rFonts w:eastAsia="Aptos" w:cs="Arial" w:ascii="Arial" w:hAnsi="Arial"/>
@@ -3661,7 +3511,7 @@
                 <w:t>4</w:t>
               </w:r>
             </w:ins>
-            <w:del w:id="179" w:author="Unknown Author" w:date="2026-05-29T10:04:15Z">
+            <w:del w:id="158" w:author="Unknown Author" w:date="2026-05-29T10:04:15Z">
               <w:r>
                 <w:rPr>
                   <w:rFonts w:eastAsia="Aptos" w:cs="Arial" w:ascii="Arial" w:hAnsi="Arial"/>
@@ -3691,7 +3541,7 @@
                 <w:rFonts w:ascii="Arial" w:hAnsi="Arial" w:eastAsia="Aptos" w:cs="Arial"/>
               </w:rPr>
             </w:pPr>
-            <w:ins w:id="180" w:author="Unknown Author" w:date="2026-05-29T10:04:40Z">
+            <w:ins w:id="159" w:author="Unknown Author" w:date="2026-05-29T10:04:40Z">
               <w:r>
                 <w:rPr>
                   <w:rFonts w:eastAsia="Aptos" w:cs="Arial" w:ascii="Arial" w:hAnsi="Arial"/>
@@ -3703,7 +3553,7 @@
                 <w:t>4</w:t>
               </w:r>
             </w:ins>
-            <w:del w:id="181" w:author="Unknown Author" w:date="2026-05-29T10:04:40Z">
+            <w:del w:id="160" w:author="Unknown Author" w:date="2026-05-29T10:04:40Z">
               <w:r>
                 <w:rPr>
                   <w:rFonts w:eastAsia="Aptos" w:cs="Arial" w:ascii="Arial" w:hAnsi="Arial"/>
@@ -3733,7 +3583,7 @@
                 <w:rFonts w:ascii="Arial" w:hAnsi="Arial" w:eastAsia="Aptos" w:cs="Arial"/>
               </w:rPr>
             </w:pPr>
-            <w:ins w:id="182" w:author="Unknown Author" w:date="2026-05-29T10:05:05Z">
+            <w:ins w:id="161" w:author="Unknown Author" w:date="2026-05-29T10:05:05Z">
               <w:r>
                 <w:rPr>
                   <w:rFonts w:eastAsia="Aptos" w:cs="Arial" w:ascii="Arial" w:hAnsi="Arial"/>
@@ -3745,7 +3595,7 @@
                 <w:t>8</w:t>
               </w:r>
             </w:ins>
-            <w:del w:id="183" w:author="Unknown Author" w:date="2026-05-29T10:05:05Z">
+            <w:del w:id="162" w:author="Unknown Author" w:date="2026-05-29T10:05:05Z">
               <w:r>
                 <w:rPr>
                   <w:rFonts w:eastAsia="Aptos" w:cs="Arial" w:ascii="Arial" w:hAnsi="Arial"/>
@@ -3761,7 +3611,7 @@
         </w:tc>
         <w:tc>
           <w:tcPr>
-            <w:cellIns w:id="184" w:author="Unknown Author" w:date="2026-05-29T09:59:51Z"/>
+            <w:cellIns w:id="163" w:author="Unknown Author" w:date="2026-05-29T09:59:51Z"/>
             <w:tcW w:w="1350" w:type="dxa"/>
             <w:tcBorders/>
           </w:tcPr>
@@ -3776,7 +3626,7 @@
                 <w:rFonts w:ascii="Arial" w:hAnsi="Arial" w:eastAsia="Aptos" w:cs="Arial"/>
               </w:rPr>
             </w:pPr>
-            <w:ins w:id="185" w:author="Unknown Author" w:date="2026-05-29T09:59:51Z">
+            <w:ins w:id="164" w:author="Unknown Author" w:date="2026-05-29T09:59:51Z">
               <w:r>
                 <w:rPr>
                   <w:rFonts w:eastAsia="Aptos" w:cs="Arial" w:ascii="Arial" w:hAnsi="Arial"/>
@@ -3788,7 +3638,7 @@
                 <w:t>‍</w:t>
               </w:r>
             </w:ins>
-            <w:ins w:id="186" w:author="Unknown Author" w:date="2026-05-29T10:03:18Z">
+            <w:ins w:id="165" w:author="Unknown Author" w:date="2026-05-29T10:03:18Z">
               <w:r>
                 <w:rPr>
                   <w:rFonts w:eastAsia="Aptos" w:cs="Arial" w:ascii="Arial" w:hAnsi="Arial"/>
@@ -3813,8 +3663,8 @@
           <w:rFonts w:ascii="Arial" w:hAnsi="Arial" w:cs="Arial"/>
         </w:rPr>
       </w:pPr>
-      <w:bookmarkStart w:id="5" w:name="X6cee09c5ac2a1546c7829ea28769976f6c93ddd"/>
-      <w:bookmarkStart w:id="6" w:name="contamination-survey-in-the-laboratory"/>
+      <w:bookmarkStart w:id="5" w:name="contamination-survey-in-the-laboratory"/>
+      <w:bookmarkStart w:id="6" w:name="X6cee09c5ac2a1546c7829ea28769976f6c93ddd"/>
       <w:r>
         <w:rPr/>
         <mc:AlternateContent>
@@ -3910,7 +3760,7 @@
         </w:rPr>
         <w:t>prevalent and abundant oral microbiota in our NCT samples, we further explored the possible batch effect that is introduced by the LP that processed the samples. To this end, two LPs performed DNA extraction, library preparation and sequencing of four sterile water samples, which were equally distributed. The experiment was repeated twice in different environments. First</w:t>
       </w:r>
-      <w:ins w:id="187" w:author="Linh Dang" w:date="2026-06-04T16:26:21Z">
+      <w:ins w:id="166" w:author="Linh Dang" w:date="2026-06-04T16:26:21Z">
         <w:r>
           <w:rPr>
             <w:rFonts w:cs="Arial" w:ascii="Arial" w:hAnsi="Arial"/>
@@ -3947,7 +3797,7 @@
         </w:rPr>
         <w:t>Figure 2.</w:t>
       </w:r>
-      <w:ins w:id="188" w:author="Linh Dang" w:date="2026-07-09T13:56:01Z">
+      <w:ins w:id="167" w:author="Linh Dang" w:date="2026-07-09T13:56:01Z">
         <w:r>
           <w:rPr>
             <w:rFonts w:cs="Arial" w:ascii="Arial" w:hAnsi="Arial"/>
@@ -3955,7 +3805,7 @@
           <w:t>A</w:t>
         </w:r>
       </w:ins>
-      <w:del w:id="189" w:author="Linh Dang" w:date="2026-07-09T13:56:00Z">
+      <w:del w:id="168" w:author="Linh Dang" w:date="2026-07-09T13:56:00Z">
         <w:r>
           <w:rPr>
             <w:rFonts w:cs="Arial" w:ascii="Arial" w:hAnsi="Arial"/>
@@ -3968,7 +3818,7 @@
           <w:rFonts w:cs="Arial" w:ascii="Arial" w:hAnsi="Arial"/>
         </w:rPr>
       </w:r>
-      <w:ins w:id="190" w:author="Linh Dang" w:date="2026-06-11T09:33:44Z">
+      <w:ins w:id="169" w:author="Linh Dang" w:date="2026-06-11T09:33:44Z">
         <w:commentRangeEnd w:id="27"/>
         <w:r>
           <w:commentReference w:id="27"/>
@@ -3981,7 +3831,7 @@
       <w:r>
         <w:rPr/>
       </w:r>
-      <w:ins w:id="191" w:author="Linh Dang" w:date="2026-06-11T09:34:00Z">
+      <w:ins w:id="170" w:author="Linh Dang" w:date="2026-06-11T09:34:00Z">
         <w:commentRangeEnd w:id="26"/>
         <w:r>
           <w:commentReference w:id="26"/>
@@ -3997,7 +3847,7 @@
         </w:rPr>
         <w:t>; see Materials and Methods for full protocol). Notably, in univariate analyses alpha diversity analysis revealed no significant difference with respect to environmental condition (</w:t>
       </w:r>
-      <w:ins w:id="192" w:author="Linh Dang" w:date="2026-06-17T15:18:34Z">
+      <w:ins w:id="171" w:author="Linh Dang" w:date="2026-06-17T15:18:34Z">
         <w:r>
           <w:rPr>
             <w:rFonts w:cs="Arial" w:ascii="Arial" w:hAnsi="Arial"/>
@@ -4011,7 +3861,7 @@
         </w:rPr>
         <w:t xml:space="preserve">Observed species: </w:t>
       </w:r>
-      <w:del w:id="193" w:author="Linh Dang" w:date="2026-06-17T15:10:13Z">
+      <w:del w:id="172" w:author="Linh Dang" w:date="2026-06-17T15:10:13Z">
         <w:r>
           <w:rPr>
             <w:rFonts w:cs="Arial" w:ascii="Arial" w:hAnsi="Arial"/>
@@ -4025,7 +3875,7 @@
         </w:rPr>
         <w:t xml:space="preserve"> p = </w:t>
       </w:r>
-      <w:ins w:id="194" w:author="Linh Dang" w:date="2026-06-17T15:19:18Z">
+      <w:ins w:id="173" w:author="Linh Dang" w:date="2026-06-17T15:19:18Z">
         <w:r>
           <w:rPr>
             <w:rFonts w:cs="Arial" w:ascii="Arial" w:hAnsi="Arial"/>
@@ -4039,7 +3889,7 @@
         </w:rPr>
         <w:t>, Shannon</w:t>
       </w:r>
-      <w:ins w:id="195" w:author="Linh Dang" w:date="2026-06-17T15:19:26Z">
+      <w:ins w:id="174" w:author="Linh Dang" w:date="2026-06-17T15:19:26Z">
         <w:r>
           <w:rPr>
             <w:rFonts w:cs="Arial" w:ascii="Arial" w:hAnsi="Arial"/>
@@ -4053,7 +3903,7 @@
         </w:rPr>
         <w:t xml:space="preserve">: </w:t>
       </w:r>
-      <w:del w:id="196" w:author="Linh Dang" w:date="2026-06-17T15:10:18Z">
+      <w:del w:id="175" w:author="Linh Dang" w:date="2026-06-17T15:10:18Z">
         <w:commentRangeStart w:id="30"/>
         <w:r>
           <w:rPr>
@@ -4077,7 +3927,7 @@
         </w:rPr>
         <w:t xml:space="preserve"> p = </w:t>
       </w:r>
-      <w:ins w:id="197" w:author="Linh Dang" w:date="2026-06-17T15:19:41Z">
+      <w:ins w:id="176" w:author="Linh Dang" w:date="2026-06-17T15:19:41Z">
         <w:r>
           <w:rPr>
             <w:rFonts w:cs="Arial" w:ascii="Arial" w:hAnsi="Arial"/>
@@ -4091,7 +3941,7 @@
         </w:rPr>
         <w:t xml:space="preserve">), but  a clear distinction between LPs was observed (Observed species: </w:t>
       </w:r>
-      <w:del w:id="198" w:author="Linh Dang" w:date="2026-06-17T19:24:11Z">
+      <w:del w:id="177" w:author="Linh Dang" w:date="2026-06-17T19:24:11Z">
         <w:r>
           <w:rPr>
             <w:rFonts w:cs="Arial" w:ascii="Arial" w:hAnsi="Arial"/>
@@ -4105,7 +3955,7 @@
         </w:rPr>
         <w:t xml:space="preserve">, p = </w:t>
       </w:r>
-      <w:ins w:id="199" w:author="Linh Dang" w:date="2026-06-17T19:25:56Z">
+      <w:ins w:id="178" w:author="Linh Dang" w:date="2026-06-17T19:25:56Z">
         <w:r>
           <w:rPr>
             <w:rFonts w:cs="Arial" w:ascii="Arial" w:hAnsi="Arial"/>
@@ -4119,7 +3969,7 @@
         </w:rPr>
         <w:t xml:space="preserve">, Shannon: </w:t>
       </w:r>
-      <w:del w:id="200" w:author="Linh Dang" w:date="2026-06-17T19:24:20Z">
+      <w:del w:id="179" w:author="Linh Dang" w:date="2026-06-17T19:24:20Z">
         <w:r>
           <w:rPr>
             <w:rFonts w:cs="Arial" w:ascii="Arial" w:hAnsi="Arial"/>
@@ -4133,7 +3983,7 @@
         </w:rPr>
         <w:t xml:space="preserve">, p </w:t>
       </w:r>
-      <w:ins w:id="201" w:author="Linh Dang" w:date="2026-06-17T19:26:07Z">
+      <w:ins w:id="180" w:author="Linh Dang" w:date="2026-06-17T19:26:07Z">
         <w:r>
           <w:rPr>
             <w:rFonts w:cs="Arial" w:ascii="Arial" w:hAnsi="Arial"/>
@@ -4141,7 +3991,7 @@
           <w:t>&lt; 0.001</w:t>
         </w:r>
       </w:ins>
-      <w:del w:id="202" w:author="Linh Dang" w:date="2026-06-17T19:26:07Z">
+      <w:del w:id="181" w:author="Linh Dang" w:date="2026-06-17T19:26:07Z">
         <w:r>
           <w:rPr>
             <w:rFonts w:cs="Arial" w:ascii="Arial" w:hAnsi="Arial"/>
@@ -4155,7 +4005,7 @@
         </w:rPr>
         <w:t xml:space="preserve"> ,Figure 2.</w:t>
       </w:r>
-      <w:ins w:id="203" w:author="Linh Dang" w:date="2026-06-17T19:25:48Z">
+      <w:ins w:id="182" w:author="Linh Dang" w:date="2026-06-17T19:25:48Z">
         <w:r>
           <w:rPr>
             <w:rFonts w:cs="Arial" w:ascii="Arial" w:hAnsi="Arial"/>
@@ -4163,7 +4013,7 @@
           <w:t>B</w:t>
         </w:r>
       </w:ins>
-      <w:del w:id="204" w:author="Linh Dang" w:date="2026-06-17T19:25:46Z">
+      <w:del w:id="183" w:author="Linh Dang" w:date="2026-06-17T19:25:46Z">
         <w:r>
           <w:rPr>
             <w:rFonts w:cs="Arial" w:ascii="Arial" w:hAnsi="Arial"/>
@@ -4177,7 +4027,7 @@
         </w:rPr>
         <w:t>). In line with this results, beta diversity revealed significant clustering by LPs identity (</w:t>
       </w:r>
-      <w:ins w:id="205" w:author="Linh Dang" w:date="2026-07-09T16:35:19Z">
+      <w:ins w:id="184" w:author="Linh Dang" w:date="2026-07-09T16:35:19Z">
         <w:r>
           <w:rPr>
             <w:rFonts w:cs="Arial" w:ascii="Arial" w:hAnsi="Arial"/>
@@ -4185,55 +4035,60 @@
           <w:t>p-value &lt; 0.001</w:t>
         </w:r>
       </w:ins>
-      <w:del w:id="206" w:author="Linh Dang" w:date="2026-07-09T16:35:14Z">
-        <w:r>
-          <w:rPr>
-            <w:rFonts w:cs="Arial" w:ascii="Arial" w:hAnsi="Arial"/>
-          </w:rPr>
-          <w:drawing>
-            <wp:inline distT="0" distB="0" distL="0" distR="0">
-              <wp:extent cx="960755" cy="169545"/>
-              <wp:effectExtent l="0" t="0" r="0" b="0"/>
-              <wp:docPr id="3" name="Object1" descr="OLE object" title=""/>
-              <wp:cNvGraphicFramePr>
-                <a:graphicFrameLocks xmlns:a="http://schemas.openxmlformats.org/drawingml/2006/main" noChangeAspect="1"/>
-              </wp:cNvGraphicFramePr>
-              <a:graphic xmlns:a="http://schemas.openxmlformats.org/drawingml/2006/main">
-                <a:graphicData uri="http://schemas.openxmlformats.org/drawingml/2006/picture">
-                  <pic:pic xmlns:pic="http://schemas.openxmlformats.org/drawingml/2006/picture">
-                    <pic:nvPicPr>
-                      <pic:cNvPr id="3" name="Object1" descr="OLE object" title=""/>
-                      <pic:cNvPicPr>
-                        <a:picLocks noChangeAspect="1" noChangeArrowheads="1"/>
-                      </pic:cNvPicPr>
-                    </pic:nvPicPr>
-                    <pic:blipFill>
-                      <a:blip/>
-                      <a:stretch>
-                        <a:fillRect/>
-                      </a:stretch>
-                    </pic:blipFill>
-                    <pic:spPr bwMode="auto">
-                      <a:xfrm>
-                        <a:off x="0" y="0"/>
-                        <a:ext cx="960755" cy="169545"/>
-                      </a:xfrm>
-                      <a:prstGeom prst="rect">
-                        <a:avLst/>
-                      </a:prstGeom>
-                    </pic:spPr>
-                  </pic:pic>
-                </a:graphicData>
-              </a:graphic>
-            </wp:inline>
-          </w:drawing>
+      <w:del w:id="185" w:author="Linh Dang" w:date="2026-07-09T16:35:14Z">
+        <w:r>
+          <w:rPr>
+            <w:rFonts w:cs="Arial" w:ascii="Arial" w:hAnsi="Arial"/>
+          </w:rPr>
+          <mc:AlternateContent>
+            <mc:Choice Requires="wps">
+              <w:drawing>
+                <wp:inline distT="0" distB="0" distL="0" distR="0">
+                  <wp:extent cx="960755" cy="169545"/>
+                  <wp:effectExtent l="0" t="0" r="0" b="0"/>
+                  <wp:docPr id="3" name="Object 2" descr="OLE object"/>
+                  <a:graphic xmlns:a="http://schemas.openxmlformats.org/drawingml/2006/main">
+                    <a:graphicData uri="http://schemas.openxmlformats.org/drawingml/2006/picture"/>
+                  </a:graphic>
+                </wp:inline>
+              </w:drawing>
+            </mc:Choice>
+            <mc:Fallback>
+              <w:pict>
+                <v:shapetype id="_x0000_t75" coordsize="21600,21600" o:spt="75" o:preferrelative="t" path="m@4@5l@4@11@9@11@9@5xe" filled="f" stroked="f">
+                  <v:stroke joinstyle="miter"/>
+                  <v:formulas>
+                    <v:f eqn="if lineDrawn pixelLineWidth 0"/>
+                    <v:f eqn="sum @0 1 0"/>
+                    <v:f eqn="sum 0 0 @1"/>
+                    <v:f eqn="prod @2 1 2"/>
+                    <v:f eqn="prod @3 21600 pixelWidth"/>
+                    <v:f eqn="prod @3 21600 pixelHeight"/>
+                    <v:f eqn="sum @0 0 1"/>
+                    <v:f eqn="prod @6 1 2"/>
+                    <v:f eqn="prod @7 21600 pixelWidth"/>
+                    <v:f eqn="sum @8 21600 0"/>
+                    <v:f eqn="prod @7 21600 pixelHeight"/>
+                    <v:f eqn="sum @10 21600 0"/>
+                  </v:formulas>
+                  <v:path o:extrusionok="f" gradientshapeok="t" o:connecttype="rect"/>
+                  <o:lock v:ext="edit" aspectratio="t"/>
+                </v:shapetype>
+                <v:shape id="shape_0" ID="Object 2" stroked="f" o:allowincell="f" style="position:absolute;margin-left:0pt;margin-top:-13.4pt;width:75.6pt;height:13.3pt;mso-wrap-style:none;v-text-anchor:middle;mso-position-vertical:top" type="_x0000_t75">
+                  <v:fill o:detectmouseclick="t" on="false"/>
+                  <v:stroke color="#3465a4" joinstyle="round" endcap="flat"/>
+                  <w10:wrap type="square"/>
+                </v:shape>
+              </w:pict>
+            </mc:Fallback>
+          </mc:AlternateContent>
         </w:r>
       </w:del>
       <w:r>
         <w:rPr/>
         <w:commentReference w:id="31"/>
       </w:r>
-      <w:ins w:id="207" w:author="Linh Dang" w:date="2026-06-11T09:50:53Z">
+      <w:ins w:id="186" w:author="Linh Dang" w:date="2026-06-11T09:50:53Z">
         <w:r>
           <w:rPr/>
           <w:commentReference w:id="32"/>
@@ -4245,7 +4100,7 @@
         </w:rPr>
         <w:t xml:space="preserve">), with no significant effect of </w:t>
       </w:r>
-      <w:ins w:id="208" w:author="Linh Dang" w:date="2026-07-09T16:36:24Z">
+      <w:ins w:id="187" w:author="Linh Dang" w:date="2026-07-09T16:36:24Z">
         <w:r>
           <w:rPr>
             <w:rFonts w:cs="Arial" w:ascii="Arial" w:hAnsi="Arial"/>
@@ -4259,7 +4114,7 @@
         </w:rPr>
         <w:t>environment</w:t>
       </w:r>
-      <w:ins w:id="209" w:author="Linh Dang" w:date="2026-07-09T16:36:33Z">
+      <w:ins w:id="188" w:author="Linh Dang" w:date="2026-07-09T16:36:33Z">
         <w:r>
           <w:rPr>
             <w:rFonts w:cs="Arial" w:ascii="Arial" w:hAnsi="Arial"/>
@@ -4267,7 +4122,7 @@
           <w:t>s</w:t>
         </w:r>
       </w:ins>
-      <w:del w:id="210" w:author="Linh Dang" w:date="2026-07-09T16:36:39Z">
+      <w:del w:id="189" w:author="Linh Dang" w:date="2026-07-09T16:36:39Z">
         <w:r>
           <w:rPr>
             <w:rFonts w:cs="Arial" w:ascii="Arial" w:hAnsi="Arial"/>
@@ -4279,193 +4134,129 @@
         <w:rPr>
           <w:rFonts w:cs="Arial" w:ascii="Arial" w:hAnsi="Arial"/>
         </w:rPr>
-        <w:t xml:space="preserve"> (p-value = 0.</w:t>
-      </w:r>
-      <w:ins w:id="211" w:author="Linh Dang" w:date="2026-07-09T16:37:52Z">
-        <w:r>
-          <w:rPr>
-            <w:rFonts w:cs="Arial" w:ascii="Arial" w:hAnsi="Arial"/>
-          </w:rPr>
-          <w:t>645</w:t>
+        <w:t xml:space="preserve"> (</w:t>
+      </w:r>
+      <w:del w:id="190" w:author="Linh Dang" w:date="2026-07-10T12:48:40Z">
+        <w:r>
+          <w:rPr>
+            <w:rFonts w:cs="Arial" w:ascii="Arial" w:hAnsi="Arial"/>
+          </w:rPr>
+          <w:delText>p-value = 0.</w:delText>
+        </w:r>
+      </w:del>
+      <w:del w:id="191" w:author="Linh Dang" w:date="2026-07-09T16:37:47Z">
+        <w:r>
+          <w:rPr>
+            <w:rFonts w:cs="Arial" w:ascii="Arial" w:hAnsi="Arial"/>
+          </w:rPr>
+          <w:delText>3926</w:delText>
+        </w:r>
+      </w:del>
+      <w:r>
+        <w:rPr>
+          <w:rFonts w:cs="Arial" w:ascii="Arial" w:hAnsi="Arial"/>
+        </w:rPr>
+        <w:t>; Fig. 2.</w:t>
+      </w:r>
+      <w:ins w:id="192" w:author="Linh Dang" w:date="2026-06-17T19:28:38Z">
+        <w:r>
+          <w:rPr>
+            <w:rFonts w:cs="Arial" w:ascii="Arial" w:hAnsi="Arial"/>
+          </w:rPr>
+          <w:t>C</w:t>
         </w:r>
       </w:ins>
-      <w:del w:id="212" w:author="Linh Dang" w:date="2026-07-09T16:37:47Z">
-        <w:r>
-          <w:rPr>
-            <w:rFonts w:cs="Arial" w:ascii="Arial" w:hAnsi="Arial"/>
-          </w:rPr>
-          <w:delText>3926</w:delText>
+      <w:del w:id="193" w:author="Linh Dang" w:date="2026-06-17T19:28:32Z">
+        <w:r>
+          <w:rPr>
+            <w:rFonts w:cs="Arial" w:ascii="Arial" w:hAnsi="Arial"/>
+          </w:rPr>
+          <w:delText>3</w:delText>
         </w:r>
       </w:del>
-      <w:r>
-        <w:rPr>
-          <w:rFonts w:cs="Arial" w:ascii="Arial" w:hAnsi="Arial"/>
-        </w:rPr>
-        <w:t>; Fig. 2.</w:t>
-      </w:r>
-      <w:ins w:id="213" w:author="Linh Dang" w:date="2026-06-17T19:28:38Z">
-        <w:r>
-          <w:rPr>
-            <w:rFonts w:cs="Arial" w:ascii="Arial" w:hAnsi="Arial"/>
-          </w:rPr>
-          <w:t>C</w:t>
+      <w:del w:id="194" w:author="Linh Dang" w:date="2026-06-17T19:28:32Z">
+        <w:r>
+          <w:rPr>
+            <w:rFonts w:cs="Arial" w:ascii="Arial" w:hAnsi="Arial"/>
+          </w:rPr>
+          <w:commentReference w:id="33"/>
+        </w:r>
+      </w:del>
+      <w:ins w:id="195" w:author="Linh Dang" w:date="2026-07-10T12:48:44Z">
+        <w:r>
+          <w:rPr>
+            <w:rFonts w:cs="Arial" w:ascii="Arial" w:hAnsi="Arial"/>
+          </w:rPr>
+          <w:t xml:space="preserve">, p-value = 0.645, </w:t>
         </w:r>
       </w:ins>
-      <w:del w:id="214" w:author="Linh Dang" w:date="2026-06-17T19:28:32Z">
-        <w:r>
-          <w:rPr>
-            <w:rFonts w:cs="Arial" w:ascii="Arial" w:hAnsi="Arial"/>
-          </w:rPr>
-          <w:delText>3</w:delText>
-        </w:r>
-      </w:del>
-      <w:del w:id="215" w:author="Linh Dang" w:date="2026-06-17T19:28:32Z">
-        <w:r>
-          <w:rPr>
-            <w:rFonts w:cs="Arial" w:ascii="Arial" w:hAnsi="Arial"/>
-          </w:rPr>
-          <w:commentReference w:id="33"/>
-        </w:r>
-      </w:del>
-      <w:r>
-        <w:rPr>
-          <w:rFonts w:cs="Arial" w:ascii="Arial" w:hAnsi="Arial"/>
-        </w:rPr>
-        <w:t>). Notably,</w:t>
-      </w:r>
-      <w:ins w:id="216" w:author="Linh Dang" w:date="2026-07-09T16:41:56Z">
-        <w:r>
-          <w:rPr>
-            <w:rFonts w:cs="Arial" w:ascii="Arial" w:hAnsi="Arial"/>
-          </w:rPr>
-          <w:t xml:space="preserve"> </w:t>
+      <w:ins w:id="196" w:author="Linh Dang" w:date="2026-07-10T12:48:44Z">
+        <w:r>
+          <w:rPr>
+            <w:rFonts w:cs="Arial" w:ascii="Arial" w:hAnsi="Arial"/>
+          </w:rPr>
+          <w:t>not displayed in the figure</w:t>
         </w:r>
       </w:ins>
-      <w:ins w:id="217" w:author="Linh Dang" w:date="2026-07-09T16:52:08Z">
-        <w:r>
-          <w:rPr>
-            <w:rFonts w:cs="Arial" w:ascii="Arial" w:hAnsi="Arial"/>
-          </w:rPr>
-          <w:t>after adjusting the effect of LP</w:t>
+      <w:r>
+        <w:rPr>
+          <w:rFonts w:cs="Arial" w:ascii="Arial" w:hAnsi="Arial"/>
+        </w:rPr>
+        <w:t xml:space="preserve">). </w:t>
+      </w:r>
+      <w:ins w:id="197" w:author="Linh Dang" w:date="2026-07-10T12:55:56Z">
+        <w:r>
+          <w:rPr>
+            <w:rFonts w:cs="Arial" w:ascii="Arial" w:hAnsi="Arial"/>
+          </w:rPr>
+          <w:t>Notably, after accounting for the effect of LP by including it as a blocking factor in the PERMANOVA, processing environments exhibited a clearer effect; however, this effect remained statistically non-significant (p-</w:t>
         </w:r>
       </w:ins>
-      <w:ins w:id="218" w:author="Linh Dang" w:date="2026-07-09T16:53:21Z">
-        <w:r>
-          <w:rPr>
-            <w:rFonts w:cs="Arial" w:ascii="Arial" w:hAnsi="Arial"/>
-          </w:rPr>
-          <w:t xml:space="preserve"> by considering it as a factor in block in PERMANOVA</w:t>
+      <w:ins w:id="198" w:author="Linh Dang" w:date="2026-07-10T12:55:56Z">
+        <w:r>
+          <w:rPr>
+            <w:rFonts w:cs="Arial" w:ascii="Arial" w:hAnsi="Arial"/>
+          </w:rPr>
+          <w:t xml:space="preserve">value </w:t>
         </w:r>
       </w:ins>
-      <w:ins w:id="219" w:author="Linh Dang" w:date="2026-07-09T16:43:50Z">
-        <w:r>
-          <w:rPr>
-            <w:rFonts w:cs="Arial" w:ascii="Arial" w:hAnsi="Arial"/>
-          </w:rPr>
-          <w:t xml:space="preserve">, </w:t>
+      <w:ins w:id="199" w:author="Linh Dang" w:date="2026-07-10T12:55:56Z">
+        <w:r>
+          <w:rPr>
+            <w:rFonts w:cs="Arial" w:ascii="Arial" w:hAnsi="Arial"/>
+          </w:rPr>
+          <w:t>=0.09).</w:t>
         </w:r>
       </w:ins>
-      <w:ins w:id="220" w:author="Linh Dang" w:date="2026-07-09T16:53:54Z">
-        <w:r>
-          <w:rPr>
-            <w:rFonts w:cs="Arial" w:ascii="Arial" w:hAnsi="Arial"/>
-          </w:rPr>
-          <w:t xml:space="preserve">the processing environments </w:t>
+      <w:r>
+        <w:rPr>
+          <w:rFonts w:cs="Arial" w:ascii="Arial" w:hAnsi="Arial"/>
+        </w:rPr>
+        <w:t xml:space="preserve"> </w:t>
+      </w:r>
+      <w:ins w:id="200" w:author="Linh Dang" w:date="2026-07-09T17:01:04Z">
+        <w:r>
+          <w:rPr>
+            <w:rFonts w:cs="Arial" w:ascii="Arial" w:hAnsi="Arial"/>
+          </w:rPr>
+          <w:t xml:space="preserve">Overall, this </w:t>
         </w:r>
       </w:ins>
-      <w:ins w:id="221" w:author="Linh Dang" w:date="2026-07-09T16:58:18Z">
-        <w:r>
-          <w:rPr>
-            <w:rFonts w:cs="Arial" w:ascii="Arial" w:hAnsi="Arial"/>
-          </w:rPr>
-          <w:t xml:space="preserve">show a clear effect, </w:t>
+      <w:r>
+        <w:rPr>
+          <w:rFonts w:cs="Arial" w:ascii="Arial" w:hAnsi="Arial"/>
+        </w:rPr>
+        <w:t>indicat</w:t>
+      </w:r>
+      <w:ins w:id="201" w:author="Linh Dang" w:date="2026-07-09T17:01:14Z">
+        <w:r>
+          <w:rPr>
+            <w:rFonts w:cs="Arial" w:ascii="Arial" w:hAnsi="Arial"/>
+          </w:rPr>
+          <w:t>es</w:t>
         </w:r>
       </w:ins>
-      <w:ins w:id="222" w:author="Linh Dang" w:date="2026-07-09T16:58:18Z">
-        <w:r>
-          <w:rPr>
-            <w:rFonts w:cs="Arial" w:ascii="Arial" w:hAnsi="Arial"/>
-          </w:rPr>
-          <w:t>but st</w:t>
-        </w:r>
-      </w:ins>
-      <w:ins w:id="223" w:author="Linh Dang" w:date="2026-07-09T16:59:19Z">
-        <w:r>
-          <w:rPr>
-            <w:rFonts w:cs="Arial" w:ascii="Arial" w:hAnsi="Arial"/>
-          </w:rPr>
-          <w:t>ill not significant (p-value = 0.09)</w:t>
-        </w:r>
-      </w:ins>
-      <w:del w:id="224" w:author="Linh Dang" w:date="2026-07-09T16:50:01Z">
-        <w:r>
-          <w:rPr>
-            <w:rFonts w:cs="Arial" w:ascii="Arial" w:hAnsi="Arial"/>
-          </w:rPr>
-          <w:delText xml:space="preserve">after adjusting LP as random effect in a </w:delText>
-        </w:r>
-      </w:del>
-      <w:del w:id="225" w:author="Linh Dang" w:date="2026-06-17T19:49:23Z">
-        <w:r>
-          <w:rPr>
-            <w:rFonts w:cs="Arial" w:ascii="Arial" w:hAnsi="Arial"/>
-          </w:rPr>
-          <w:delText>multiple</w:delText>
-        </w:r>
-      </w:del>
-      <w:del w:id="226" w:author="Linh Dang" w:date="2026-07-09T16:50:01Z">
-        <w:r>
-          <w:rPr>
-            <w:rFonts w:cs="Arial" w:ascii="Arial" w:hAnsi="Arial"/>
-          </w:rPr>
-          <w:delText xml:space="preserve"> mixed model</w:delText>
-        </w:r>
-      </w:del>
-      <w:del w:id="227" w:author="Linh Dang" w:date="2026-07-09T16:50:01Z">
-        <w:r>
-          <w:rPr>
-            <w:rFonts w:cs="Arial" w:ascii="Arial" w:hAnsi="Arial"/>
-          </w:rPr>
-          <w:commentReference w:id="34"/>
-        </w:r>
-      </w:del>
-      <w:del w:id="228" w:author="Linh Dang" w:date="2026-07-09T16:50:01Z">
-        <w:r>
-          <w:rPr>
-            <w:rFonts w:cs="Arial" w:ascii="Arial" w:hAnsi="Arial"/>
-          </w:rPr>
-          <w:delText>, the bacterial profiles of low-germ environment and standard conditions diverged significantly (p = 0.02*),</w:delText>
-        </w:r>
-      </w:del>
-      <w:r>
-        <w:rPr>
-          <w:rFonts w:cs="Arial" w:ascii="Arial" w:hAnsi="Arial"/>
-        </w:rPr>
-        <w:t xml:space="preserve"> </w:t>
-      </w:r>
-      <w:ins w:id="229" w:author="Linh Dang" w:date="2026-07-09T17:01:04Z">
-        <w:r>
-          <w:rPr>
-            <w:rFonts w:cs="Arial" w:ascii="Arial" w:hAnsi="Arial"/>
-          </w:rPr>
-          <w:t xml:space="preserve">Overall, this </w:t>
-        </w:r>
-      </w:ins>
-      <w:r>
-        <w:rPr>
-          <w:rFonts w:cs="Arial" w:ascii="Arial" w:hAnsi="Arial"/>
-        </w:rPr>
-        <w:t>indicat</w:t>
-      </w:r>
-      <w:ins w:id="230" w:author="Linh Dang" w:date="2026-07-09T17:01:14Z">
-        <w:r>
-          <w:rPr>
-            <w:rFonts w:cs="Arial" w:ascii="Arial" w:hAnsi="Arial"/>
-          </w:rPr>
-          <w:t>es</w:t>
-        </w:r>
-      </w:ins>
-      <w:del w:id="231" w:author="Linh Dang" w:date="2026-07-09T17:01:14Z">
+      <w:del w:id="202" w:author="Linh Dang" w:date="2026-07-09T17:01:14Z">
         <w:r>
           <w:rPr>
             <w:rFonts w:cs="Arial" w:ascii="Arial" w:hAnsi="Arial"/>
@@ -4486,14 +4277,17 @@
         <w:spacing w:lineRule="auto" w:line="480"/>
         <w:jc w:val="both"/>
         <w:rPr>
-          <w:rFonts w:ascii="Arial" w:hAnsi="Arial" w:cs="Arial"/>
-          <w:ins w:id="233" w:author="Linh Dang" w:date="2026-07-10T08:52:04Z"/>
-        </w:rPr>
-      </w:pPr>
-      <w:ins w:id="232" w:author="Linh Dang" w:date="2026-07-10T08:52:04Z">
-        <w:r>
-          <w:rPr>
-            <w:rFonts w:cs="Arial" w:ascii="Arial" w:hAnsi="Arial"/>
+          <w:b/>
+          <w:bCs/>
+          <w:ins w:id="204" w:author="Linh Dang" w:date="2026-07-10T08:52:04Z"/>
+        </w:rPr>
+      </w:pPr>
+      <w:ins w:id="203" w:author="Linh Dang" w:date="2026-07-10T08:52:04Z">
+        <w:r>
+          <w:rPr>
+            <w:rFonts w:cs="Arial" w:ascii="Arial" w:hAnsi="Arial"/>
+            <w:b/>
+            <w:bCs/>
           </w:rPr>
           <w:t>Oral and skin commensal flora mainly drive the LP effect</w:t>
         </w:r>
@@ -4508,236 +4302,66 @@
           <w:rFonts w:ascii="Arial" w:hAnsi="Arial" w:cs="Arial"/>
         </w:rPr>
       </w:pPr>
-      <w:ins w:id="234" w:author="Linh Dang" w:date="2026-07-10T08:56:02Z">
-        <w:r>
-          <w:rPr>
-            <w:rFonts w:cs="Arial" w:ascii="Arial" w:hAnsi="Arial"/>
-          </w:rPr>
-          <w:t>Next, we investigate the main factor driving the distinct impact of LP on sample</w:t>
+      <w:ins w:id="205" w:author="Linh Dang" w:date="2026-07-10T13:13:04Z">
+        <w:r>
+          <w:rPr>
+            <w:rFonts w:cs="Arial" w:ascii="Arial" w:hAnsi="Arial"/>
+          </w:rPr>
+          <w:t>Next, we investigated the main factors driving the distinct impact of LP on the samples’ contaminant profiles. We applied the MaAsLin2 R package with default parameters, specifying processing environment and LP as fixed effects. Notably, the order of these fixed effects is important, as it ensures that differential abundance analyses for LP are performed after adjusting for the effect of the processing environment.</w:t>
         </w:r>
       </w:ins>
-      <w:ins w:id="235" w:author="Linh Dang" w:date="2026-07-10T08:56:02Z">
-        <w:r>
-          <w:rPr>
-            <w:rFonts w:eastAsia="Aptos" w:cs="Arial" w:ascii="Arial" w:hAnsi="Arial" w:eastAsiaTheme="minorHAnsi"/>
-            <w:color w:val="auto"/>
-            <w:kern w:val="0"/>
-            <w:sz w:val="24"/>
-            <w:szCs w:val="24"/>
-            <w:lang w:val="en-US" w:eastAsia="en-US" w:bidi="ar-SA"/>
-          </w:rPr>
-          <w:t xml:space="preserve">’s contaminant profile. We applied Maaslin2 R package with the default parameters with fixed effects as </w:t>
+      <w:r>
+        <w:rPr>
+          <w:rFonts w:cs="Arial" w:ascii="Arial" w:hAnsi="Arial"/>
+        </w:rPr>
+        <w:t xml:space="preserve"> These analyses identified a set of taxa consistently enriched under bench conditions, consistent with human skin and oral commensals introduced during opening bench handling (Figure 2.</w:t>
+      </w:r>
+      <w:del w:id="206" w:author="Linh Dang" w:date="2026-07-10T08:58:42Z">
+        <w:r>
+          <w:rPr>
+            <w:rFonts w:cs="Arial" w:ascii="Arial" w:hAnsi="Arial"/>
+          </w:rPr>
+          <w:delText>4</w:delText>
+        </w:r>
+      </w:del>
+      <w:ins w:id="207" w:author="Linh Dang" w:date="2026-07-10T08:58:38Z">
+        <w:r>
+          <w:rPr>
+            <w:rFonts w:cs="Arial" w:ascii="Arial" w:hAnsi="Arial"/>
+          </w:rPr>
+          <w:t>D</w:t>
         </w:r>
       </w:ins>
-      <w:ins w:id="236" w:author="Linh Dang" w:date="2026-07-10T08:56:02Z">
-        <w:r>
-          <w:rPr>
-            <w:rFonts w:eastAsia="Aptos" w:cs="Arial" w:ascii="Arial" w:hAnsi="Arial" w:eastAsiaTheme="minorHAnsi"/>
-            <w:color w:val="auto"/>
-            <w:kern w:val="0"/>
-            <w:sz w:val="24"/>
-            <w:szCs w:val="24"/>
-            <w:lang w:val="en-US" w:eastAsia="en-US" w:bidi="ar-SA"/>
-          </w:rPr>
-          <w:t>processing environment and LP.</w:t>
+      <w:ins w:id="208" w:author="Linh Dang" w:date="2026-07-10T13:13:46Z">
+        <w:r>
+          <w:rPr>
+            <w:rFonts w:cs="Arial" w:ascii="Arial" w:hAnsi="Arial"/>
+          </w:rPr>
+          <w:t xml:space="preserve">, </w:t>
         </w:r>
       </w:ins>
-      <w:ins w:id="237" w:author="Linh Dang" w:date="2026-07-10T08:56:02Z">
-        <w:r>
-          <w:rPr>
-            <w:rFonts w:cs="Arial" w:ascii="Arial" w:hAnsi="Arial"/>
-          </w:rPr>
-          <w:t xml:space="preserve"> </w:t>
+      <w:ins w:id="209" w:author="Linh Dang" w:date="2026-07-10T13:13:46Z">
+        <w:r>
+          <w:rPr>
+            <w:rFonts w:cs="Arial" w:ascii="Arial" w:hAnsi="Arial"/>
+          </w:rPr>
+          <w:t xml:space="preserve">a full list of significant </w:t>
         </w:r>
       </w:ins>
-      <w:del w:id="238" w:author="Linh Dang" w:date="2026-07-10T08:52:57Z">
-        <w:r>
-          <w:rPr>
-            <w:rFonts w:cs="Arial" w:ascii="Arial" w:hAnsi="Arial"/>
-          </w:rPr>
-          <w:delText>Given the low read counts and high sparsity of NCT</w:delText>
-        </w:r>
-      </w:del>
-      <w:del w:id="239" w:author="Linh Dang" w:date="2026-07-10T08:52:57Z">
-        <w:r>
-          <w:rPr>
-            <w:rFonts w:cs="Arial" w:ascii="Arial" w:hAnsi="Arial"/>
-          </w:rPr>
-          <w:commentReference w:id="35"/>
-        </w:r>
-      </w:del>
-      <w:del w:id="240" w:author="Linh Dang" w:date="2026-07-10T08:52:57Z">
-        <w:r>
-          <w:rPr>
-            <w:rFonts w:cs="Arial" w:ascii="Arial" w:hAnsi="Arial"/>
-          </w:rPr>
-          <w:delText xml:space="preserve"> data, DAA between conditions was performed using ANCOM-BC2 (11) and ALDEx2 </w:delText>
-        </w:r>
-      </w:del>
-      <w:del w:id="241" w:author="Linh Dang" w:date="2026-07-10T08:52:57Z">
-        <w:r>
-          <w:rPr>
-            <w:rFonts w:cs="Arial" w:ascii="Arial" w:hAnsi="Arial"/>
-          </w:rPr>
-          <w:commentReference w:id="36"/>
-        </w:r>
-      </w:del>
-      <w:del w:id="242" w:author="Linh Dang" w:date="2026-07-10T08:52:57Z">
-        <w:r>
-          <w:rPr>
-            <w:rFonts w:cs="Arial" w:ascii="Arial" w:hAnsi="Arial"/>
-          </w:rPr>
-          <w:delText xml:space="preserve">(12) with relaxed significance thresholds (ANCOM-BC2: </w:delText>
-        </w:r>
-      </w:del>
-      <w:del w:id="243" w:author="Linh Dang" w:date="2026-07-10T08:52:57Z">
-        <w:r>
-          <w:rPr>
-            <w:rFonts w:cs="Arial" w:ascii="Arial" w:hAnsi="Arial"/>
-          </w:rPr>
-          <w:drawing>
-            <wp:inline distT="0" distB="0" distL="0" distR="0">
-              <wp:extent cx="407670" cy="169545"/>
-              <wp:effectExtent l="0" t="0" r="0" b="0"/>
-              <wp:docPr id="4" name="Object2" descr="formula" title=""/>
-              <wp:cNvGraphicFramePr>
-                <a:graphicFrameLocks xmlns:a="http://schemas.openxmlformats.org/drawingml/2006/main" noChangeAspect="1"/>
-              </wp:cNvGraphicFramePr>
-              <a:graphic xmlns:a="http://schemas.openxmlformats.org/drawingml/2006/main">
-                <a:graphicData uri="http://schemas.openxmlformats.org/drawingml/2006/picture">
-                  <pic:pic xmlns:pic="http://schemas.openxmlformats.org/drawingml/2006/picture">
-                    <pic:nvPicPr>
-                      <pic:cNvPr id="4" name="Object2" descr="formula" title=""/>
-                      <pic:cNvPicPr>
-                        <a:picLocks noChangeAspect="1" noChangeArrowheads="1"/>
-                      </pic:cNvPicPr>
-                    </pic:nvPicPr>
-                    <pic:blipFill>
-                      <a:blip/>
-                      <a:stretch>
-                        <a:fillRect/>
-                      </a:stretch>
-                    </pic:blipFill>
-                    <pic:spPr bwMode="auto">
-                      <a:xfrm>
-                        <a:off x="0" y="0"/>
-                        <a:ext cx="407670" cy="169545"/>
-                      </a:xfrm>
-                      <a:prstGeom prst="rect">
-                        <a:avLst/>
-                      </a:prstGeom>
-                    </pic:spPr>
-                  </pic:pic>
-                </a:graphicData>
-              </a:graphic>
-            </wp:inline>
-          </w:drawing>
-        </w:r>
-      </w:del>
-      <w:del w:id="244" w:author="Linh Dang" w:date="2026-07-10T08:52:57Z">
-        <w:r>
-          <w:rPr>
-            <w:rFonts w:cs="Arial" w:ascii="Arial" w:hAnsi="Arial"/>
-          </w:rPr>
-          <w:commentReference w:id="37"/>
-        </w:r>
-      </w:del>
-      <w:del w:id="245" w:author="Linh Dang" w:date="2026-07-10T08:52:57Z">
-        <w:r>
-          <w:rPr>
-            <w:rFonts w:cs="Arial" w:ascii="Arial" w:hAnsi="Arial"/>
-          </w:rPr>
-          <w:delText xml:space="preserve">; ALDEx2: </w:delText>
-        </w:r>
-      </w:del>
-      <w:del w:id="246" w:author="Linh Dang" w:date="2026-07-10T08:52:57Z">
-        <w:r>
-          <w:rPr>
-            <w:rFonts w:cs="Arial" w:ascii="Arial" w:hAnsi="Arial"/>
-          </w:rPr>
-          <w:drawing>
-            <wp:inline distT="0" distB="0" distL="0" distR="0">
-              <wp:extent cx="407670" cy="169545"/>
-              <wp:effectExtent l="0" t="0" r="0" b="0"/>
-              <wp:docPr id="5" name="Object3" descr="formula" title=""/>
-              <wp:cNvGraphicFramePr>
-                <a:graphicFrameLocks xmlns:a="http://schemas.openxmlformats.org/drawingml/2006/main" noChangeAspect="1"/>
-              </wp:cNvGraphicFramePr>
-              <a:graphic xmlns:a="http://schemas.openxmlformats.org/drawingml/2006/main">
-                <a:graphicData uri="http://schemas.openxmlformats.org/drawingml/2006/picture">
-                  <pic:pic xmlns:pic="http://schemas.openxmlformats.org/drawingml/2006/picture">
-                    <pic:nvPicPr>
-                      <pic:cNvPr id="5" name="Object3" descr="formula" title=""/>
-                      <pic:cNvPicPr>
-                        <a:picLocks noChangeAspect="1" noChangeArrowheads="1"/>
-                      </pic:cNvPicPr>
-                    </pic:nvPicPr>
-                    <pic:blipFill>
-                      <a:blip/>
-                      <a:stretch>
-                        <a:fillRect/>
-                      </a:stretch>
-                    </pic:blipFill>
-                    <pic:spPr bwMode="auto">
-                      <a:xfrm>
-                        <a:off x="0" y="0"/>
-                        <a:ext cx="407670" cy="169545"/>
-                      </a:xfrm>
-                      <a:prstGeom prst="rect">
-                        <a:avLst/>
-                      </a:prstGeom>
-                    </pic:spPr>
-                  </pic:pic>
-                </a:graphicData>
-              </a:graphic>
-            </wp:inline>
-          </w:drawing>
-        </w:r>
-      </w:del>
-      <w:del w:id="247" w:author="Linh Dang" w:date="2026-07-10T08:52:57Z">
-        <w:r>
-          <w:rPr>
-            <w:rFonts w:cs="Arial" w:ascii="Arial" w:hAnsi="Arial"/>
-          </w:rPr>
-          <w:commentReference w:id="38"/>
-        </w:r>
-      </w:del>
-      <w:del w:id="248" w:author="Linh Dang" w:date="2026-07-10T08:52:57Z">
-        <w:r>
-          <w:rPr>
-            <w:rFonts w:cs="Arial" w:ascii="Arial" w:hAnsi="Arial"/>
-          </w:rPr>
-          <w:delText>)</w:delText>
-        </w:r>
-      </w:del>
-      <w:r>
-        <w:rPr>
-          <w:rFonts w:cs="Arial" w:ascii="Arial" w:hAnsi="Arial"/>
-        </w:rPr>
-        <w:t>. These analyses identified a set of taxa consistently enriched under bench conditions, consistent with human skin and oral commensals introduced during opening bench handling (Figure 2.</w:t>
-      </w:r>
-      <w:del w:id="249" w:author="Linh Dang" w:date="2026-07-10T08:58:42Z">
-        <w:r>
-          <w:rPr>
-            <w:rFonts w:cs="Arial" w:ascii="Arial" w:hAnsi="Arial"/>
-          </w:rPr>
-          <w:delText>4</w:delText>
-        </w:r>
-      </w:del>
-      <w:ins w:id="250" w:author="Linh Dang" w:date="2026-07-10T08:58:38Z">
-        <w:r>
-          <w:rPr>
-            <w:rFonts w:cs="Arial" w:ascii="Arial" w:hAnsi="Arial"/>
-          </w:rPr>
-          <w:t>D</w:t>
+      <w:ins w:id="210" w:author="Linh Dang" w:date="2026-07-10T13:14:47Z">
+        <w:r>
+          <w:rPr>
+            <w:rFonts w:cs="Arial" w:ascii="Arial" w:hAnsi="Arial"/>
+          </w:rPr>
+          <w:t>differential abundant species is available in the Supplementary</w:t>
         </w:r>
       </w:ins>
-      <w:del w:id="251" w:author="Linh Dang" w:date="2026-07-10T08:58:35Z">
-        <w:r>
-          <w:rPr>
-            <w:rFonts w:cs="Arial" w:ascii="Arial" w:hAnsi="Arial"/>
-          </w:rPr>
-          <w:commentReference w:id="39"/>
+      <w:del w:id="211" w:author="Linh Dang" w:date="2026-07-10T08:58:35Z">
+        <w:r>
+          <w:rPr>
+            <w:rFonts w:cs="Arial" w:ascii="Arial" w:hAnsi="Arial"/>
+          </w:rPr>
+          <w:commentReference w:id="34"/>
         </w:r>
       </w:del>
       <w:r>
@@ -4765,7 +4389,7 @@
               <wp:inline distT="0" distB="0" distL="0" distR="0">
                 <wp:extent cx="5943600" cy="19050"/>
                 <wp:effectExtent l="114300" t="0" r="114300" b="0"/>
-                <wp:docPr id="6" name="Rechteck 5"/>
+                <wp:docPr id="4" name="Rechteck 5"/>
                 <a:graphic xmlns:a="http://schemas.openxmlformats.org/drawingml/2006/main">
                   <a:graphicData uri="http://schemas.microsoft.com/office/word/2010/wordprocessingShape">
                     <wps:wsp>
@@ -4828,7 +4452,7 @@
         </w:rPr>
         <w:t xml:space="preserve">3. </w:t>
       </w:r>
-      <w:del w:id="252" w:author="Linh Dang" w:date="2026-07-06T12:37:23Z">
+      <w:del w:id="212" w:author="Linh Dang" w:date="2026-07-06T12:37:23Z">
         <w:r>
           <w:rPr>
             <w:rFonts w:cs="Arial" w:ascii="Arial" w:hAnsi="Arial"/>
@@ -4836,7 +4460,7 @@
           <w:delText xml:space="preserve">Benchmarking of </w:delText>
         </w:r>
       </w:del>
-      <w:del w:id="253" w:author="Linh Dang" w:date="2026-07-10T09:20:08Z">
+      <w:del w:id="213" w:author="Linh Dang" w:date="2026-07-10T09:20:08Z">
         <w:r>
           <w:rPr>
             <w:rFonts w:cs="Arial" w:ascii="Arial" w:hAnsi="Arial"/>
@@ -4844,7 +4468,7 @@
           <w:delText>Decontamination Methods</w:delText>
         </w:r>
       </w:del>
-      <w:ins w:id="254" w:author="Linh Dang" w:date="2026-07-10T09:20:13Z">
+      <w:ins w:id="214" w:author="Linh Dang" w:date="2026-07-10T09:20:13Z">
         <w:r>
           <w:rPr>
             <w:rFonts w:cs="Arial" w:ascii="Arial" w:hAnsi="Arial"/>
@@ -4860,6 +4484,7 @@
         <w:jc w:val="both"/>
         <w:rPr>
           <w:rFonts w:ascii="Arial" w:hAnsi="Arial" w:cs="Arial"/>
+          <w:ins w:id="237" w:author="Linh Dang" w:date="2026-07-10T16:53:42Z"/>
         </w:rPr>
       </w:pPr>
       <w:r>
@@ -4868,7 +4493,7 @@
         </w:rPr>
         <w:t xml:space="preserve">As previous hallmark publication pointed out, the intratumoral microbiome might play a crucial role in progression of PDAC and the development of chemotherapy </w:t>
       </w:r>
-      <w:commentRangeStart w:id="40"/>
+      <w:commentRangeStart w:id="35"/>
       <w:r>
         <w:rPr>
           <w:rFonts w:cs="Arial" w:ascii="Arial" w:hAnsi="Arial"/>
@@ -4880,17 +4505,67 @@
           <w:rFonts w:cs="Arial" w:ascii="Arial" w:hAnsi="Arial"/>
         </w:rPr>
       </w:r>
-      <w:commentRangeEnd w:id="40"/>
-      <w:r>
-        <w:commentReference w:id="40"/>
-      </w:r>
-      <w:r>
-        <w:rPr>
-          <w:rFonts w:cs="Arial" w:ascii="Arial" w:hAnsi="Arial"/>
-        </w:rPr>
-        <w:t xml:space="preserve"> In light of the low-biomass environment, the assessment of intratumoral microbes is susceptible to the presence of ubiquitous contaminants. To this end, a thorough decontamination approach is necessary to disentangle contaminants from true signals. To identify the most robust method we performed benchmarking experiments applying four decontamination strategies, including restrictive filtering, Decontam R package (6), SCRuB (2), and Nj procedure (7) to the 16S profiles of eighteen fresh frozen (FF) PDAC samples, generating four decontaminated abundance tables alongside the non-decontaminated data (</w:t>
-      </w:r>
-      <w:commentRangeStart w:id="41"/>
+      <w:commentRangeEnd w:id="35"/>
+      <w:r>
+        <w:commentReference w:id="35"/>
+      </w:r>
+      <w:r>
+        <w:rPr>
+          <w:rFonts w:cs="Arial" w:ascii="Arial" w:hAnsi="Arial"/>
+        </w:rPr>
+        <w:t xml:space="preserve"> In light of the low-biomass environment, the assessment of intratumoral microbes is susceptible to the presence of ubiquitous contaminants. To this end, a thorough decontamination approach is necessary to disentangle contaminants from true signals. To identify the most robust method</w:t>
+      </w:r>
+      <w:ins w:id="215" w:author="Linh Dang" w:date="2026-07-10T15:50:53Z">
+        <w:r>
+          <w:rPr>
+            <w:rFonts w:cs="Arial" w:ascii="Arial" w:hAnsi="Arial"/>
+          </w:rPr>
+          <w:t>,</w:t>
+        </w:r>
+      </w:ins>
+      <w:r>
+        <w:rPr>
+          <w:rFonts w:cs="Arial" w:ascii="Arial" w:hAnsi="Arial"/>
+        </w:rPr>
+        <w:t xml:space="preserve"> we performed benchmarking experiments applying four decontamination strategies, including restrictive filtering, Decontam R package (6), SCRuB (2), and </w:t>
+      </w:r>
+      <w:ins w:id="216" w:author="Linh Dang" w:date="2026-07-10T15:49:30Z">
+        <w:r>
+          <w:rPr>
+            <w:rFonts w:cs="Arial" w:ascii="Arial" w:hAnsi="Arial"/>
+          </w:rPr>
+          <w:t xml:space="preserve">multi-layer statistical testing approach such as </w:t>
+        </w:r>
+      </w:ins>
+      <w:r>
+        <w:rPr>
+          <w:rFonts w:cs="Arial" w:ascii="Arial" w:hAnsi="Arial"/>
+        </w:rPr>
+        <w:t>Nj procedure (7)</w:t>
+      </w:r>
+      <w:ins w:id="217" w:author="Linh Dang" w:date="2026-07-10T15:50:09Z">
+        <w:r>
+          <w:rPr>
+            <w:rFonts w:cs="Arial" w:ascii="Arial" w:hAnsi="Arial"/>
+          </w:rPr>
+          <w:t xml:space="preserve"> </w:t>
+        </w:r>
+      </w:ins>
+      <w:ins w:id="218" w:author="Linh Dang" w:date="2026-07-10T15:50:09Z">
+        <w:r>
+          <w:rPr>
+            <w:rFonts w:cs="Arial" w:ascii="Arial" w:hAnsi="Arial"/>
+          </w:rPr>
+          <w:t>(Nj for short)</w:t>
+        </w:r>
+      </w:ins>
+      <w:r>
+        <w:rPr>
+          <w:rFonts w:cs="Arial" w:ascii="Arial" w:hAnsi="Arial"/>
+        </w:rPr>
+        <w:t xml:space="preserve"> to the 16S profiles of eighteen fresh frozen (FF) PDAC samples, generating four decontaminated abundance tables alongside the non-decontaminated data (</w:t>
+      </w:r>
+      <w:commentRangeStart w:id="36"/>
       <w:r>
         <w:rPr>
           <w:rFonts w:cs="Arial" w:ascii="Arial" w:hAnsi="Arial"/>
@@ -4902,93 +4577,25 @@
           <w:rFonts w:cs="Arial" w:ascii="Arial" w:hAnsi="Arial"/>
         </w:rPr>
       </w:r>
-      <w:commentRangeEnd w:id="41"/>
-      <w:r>
-        <w:commentReference w:id="41"/>
-      </w:r>
-      <w:r>
-        <w:rPr>
-          <w:rFonts w:cs="Arial" w:ascii="Arial" w:hAnsi="Arial"/>
-        </w:rPr>
-        <w:t xml:space="preserve">). The comparison of different decontamination methods were done with two different normalization techniques: rarefaction and wrench normalization. </w:t>
-      </w:r>
-    </w:p>
-    <w:p>
-      <w:pPr>
-        <w:pStyle w:val="FirstParagraph"/>
-        <w:spacing w:lineRule="auto" w:line="480"/>
-        <w:jc w:val="both"/>
-        <w:rPr>
-          <w:rFonts w:ascii="Arial" w:hAnsi="Arial" w:cs="Arial"/>
-        </w:rPr>
-      </w:pPr>
-      <w:del w:id="255" w:author="Linh Dang" w:date="2026-07-06T11:06:38Z">
-        <w:r>
-          <w:rPr>
-            <w:rFonts w:cs="Arial" w:ascii="Arial" w:hAnsi="Arial"/>
-          </w:rPr>
-          <w:delText>Firstly</w:delText>
-        </w:r>
-      </w:del>
-      <w:ins w:id="256" w:author="Linh Dang" w:date="2026-07-06T11:06:42Z">
-        <w:r>
-          <w:rPr>
-            <w:rFonts w:cs="Arial" w:ascii="Arial" w:hAnsi="Arial"/>
-          </w:rPr>
-          <w:t>In the first assessment method</w:t>
+      <w:commentRangeEnd w:id="36"/>
+      <w:r>
+        <w:commentReference w:id="36"/>
+      </w:r>
+      <w:r>
+        <w:rPr>
+          <w:rFonts w:cs="Arial" w:ascii="Arial" w:hAnsi="Arial"/>
+        </w:rPr>
+        <w:t>).</w:t>
+      </w:r>
+      <w:ins w:id="219" w:author="Linh Dang" w:date="2026-07-10T16:10:56Z">
+        <w:r>
+          <w:rPr>
+            <w:rFonts w:cs="Arial" w:ascii="Arial" w:hAnsi="Arial"/>
+          </w:rPr>
+          <w:t xml:space="preserve"> </w:t>
         </w:r>
       </w:ins>
-      <w:r>
-        <w:rPr>
-          <w:rFonts w:cs="Arial" w:ascii="Arial" w:hAnsi="Arial"/>
-        </w:rPr>
-        <w:t xml:space="preserve">, a comparison was made between decontamination data sets </w:t>
-      </w:r>
-      <w:del w:id="257" w:author="Linh Dang" w:date="2026-07-06T11:05:43Z">
-        <w:r>
-          <w:rPr>
-            <w:rFonts w:cs="Arial" w:ascii="Arial" w:hAnsi="Arial"/>
-          </w:rPr>
-          <w:delText>and the</w:delText>
-        </w:r>
-      </w:del>
-      <w:ins w:id="258" w:author="Linh Dang" w:date="2026-07-06T11:05:45Z">
-        <w:r>
-          <w:rPr>
-            <w:rFonts w:cs="Arial" w:ascii="Arial" w:hAnsi="Arial"/>
-          </w:rPr>
-          <w:t>using composite score derived from</w:t>
-        </w:r>
-      </w:ins>
-      <w:r>
-        <w:rPr>
-          <w:rFonts w:cs="Arial" w:ascii="Arial" w:hAnsi="Arial"/>
-        </w:rPr>
-        <w:t xml:space="preserve"> longitudinally </w:t>
-      </w:r>
-      <w:del w:id="259" w:author="Linh Dang" w:date="2026-07-06T11:06:09Z">
-        <w:r>
-          <w:rPr>
-            <w:rFonts w:cs="Arial" w:ascii="Arial" w:hAnsi="Arial"/>
-          </w:rPr>
-          <w:delText>derived</w:delText>
-        </w:r>
-      </w:del>
-      <w:r>
-        <w:rPr>
-          <w:rFonts w:cs="Arial" w:ascii="Arial" w:hAnsi="Arial"/>
-        </w:rPr>
-        <w:t xml:space="preserve"> contaminant profile. </w:t>
-      </w:r>
-      <w:del w:id="260" w:author="Linh Dang" w:date="2026-07-06T11:07:25Z">
-        <w:r>
-          <w:rPr>
-            <w:rFonts w:cs="Arial" w:ascii="Arial" w:hAnsi="Arial"/>
-          </w:rPr>
-          <w:delText>Secondly</w:delText>
-        </w:r>
-      </w:del>
-      <w:ins w:id="261" w:author="Linh Dang" w:date="2026-07-06T11:07:29Z">
+      <w:ins w:id="220" w:author="Linh Dang" w:date="2026-07-10T16:10:56Z">
         <w:r>
           <w:rPr>
             <w:rFonts w:eastAsia="Aptos" w:cs="Arial" w:ascii="Arial" w:hAnsi="Arial" w:eastAsiaTheme="minorHAnsi"/>
@@ -4998,15 +4605,377 @@
             <w:szCs w:val="24"/>
             <w:lang w:val="en-US" w:eastAsia="en-US" w:bidi="ar-SA"/>
           </w:rPr>
-          <w:t>Orthogonally</w:t>
+          <w:t>Notably</w:t>
         </w:r>
       </w:ins>
-      <w:r>
-        <w:rPr>
-          <w:rFonts w:cs="Arial" w:ascii="Arial" w:hAnsi="Arial"/>
-        </w:rPr>
-        <w:t>, we performed additional sequencing on the same samples more than two years later from a different LP to control for the batch effect and investigate which decontamination approach most robustly identifies the intratumoral microbial composition.</w:t>
-      </w:r>
+      <w:ins w:id="221" w:author="Linh Dang" w:date="2026-07-10T16:10:56Z">
+        <w:r>
+          <w:rPr>
+            <w:rFonts w:cs="Arial" w:ascii="Arial" w:hAnsi="Arial"/>
+          </w:rPr>
+          <w:t xml:space="preserve">, </w:t>
+        </w:r>
+      </w:ins>
+      <w:ins w:id="222" w:author="Linh Dang" w:date="2026-07-10T16:34:17Z">
+        <w:r>
+          <w:rPr>
+            <w:rFonts w:cs="Arial" w:ascii="Arial" w:hAnsi="Arial"/>
+          </w:rPr>
+          <w:t xml:space="preserve">the decontamination benchmarking utilizing </w:t>
+        </w:r>
+      </w:ins>
+      <w:ins w:id="223" w:author="Linh Dang" w:date="2026-07-10T16:34:17Z">
+        <w:r>
+          <w:rPr>
+            <w:rFonts w:eastAsia="Aptos" w:cs="Arial" w:ascii="Arial" w:hAnsi="Arial" w:eastAsiaTheme="minorHAnsi"/>
+            <w:color w:val="auto"/>
+            <w:kern w:val="0"/>
+            <w:sz w:val="24"/>
+            <w:szCs w:val="24"/>
+            <w:lang w:val="en-US" w:eastAsia="en-US" w:bidi="ar-SA"/>
+          </w:rPr>
+          <w:t>presumed ground truth has been reported elsewhere [SCRuB paper]. Nevertheless,</w:t>
+        </w:r>
+      </w:ins>
+      <w:ins w:id="224" w:author="Linh Dang" w:date="2026-07-10T16:43:11Z">
+        <w:r>
+          <w:rPr>
+            <w:rFonts w:eastAsia="Aptos" w:cs="Arial" w:ascii="Arial" w:hAnsi="Arial" w:eastAsiaTheme="minorHAnsi"/>
+            <w:color w:val="auto"/>
+            <w:kern w:val="0"/>
+            <w:sz w:val="24"/>
+            <w:szCs w:val="24"/>
+            <w:lang w:val="en-US" w:eastAsia="en-US" w:bidi="ar-SA"/>
+          </w:rPr>
+          <w:t xml:space="preserve"> in</w:t>
+        </w:r>
+      </w:ins>
+      <w:ins w:id="225" w:author="Linh Dang" w:date="2026-07-10T16:17:07Z">
+        <w:r>
+          <w:rPr>
+            <w:rFonts w:cs="Arial" w:ascii="Arial" w:hAnsi="Arial"/>
+          </w:rPr>
+          <w:t xml:space="preserve"> </w:t>
+        </w:r>
+      </w:ins>
+      <w:ins w:id="226" w:author="Linh Dang" w:date="2026-07-10T16:17:07Z">
+        <w:r>
+          <w:rPr>
+            <w:rFonts w:cs="Arial" w:ascii="Arial" w:hAnsi="Arial"/>
+          </w:rPr>
+          <w:t>extreme</w:t>
+        </w:r>
+      </w:ins>
+      <w:ins w:id="227" w:author="Linh Dang" w:date="2026-07-10T16:17:07Z">
+        <w:r>
+          <w:rPr>
+            <w:rFonts w:cs="Arial" w:ascii="Arial" w:hAnsi="Arial"/>
+          </w:rPr>
+          <w:t xml:space="preserve"> low-biomass setting </w:t>
+        </w:r>
+      </w:ins>
+      <w:ins w:id="228" w:author="Linh Dang" w:date="2026-07-10T16:36:51Z">
+        <w:r>
+          <w:rPr>
+            <w:rFonts w:cs="Arial" w:ascii="Arial" w:hAnsi="Arial"/>
+          </w:rPr>
+          <w:t xml:space="preserve">such as PDAC intratumoral microbiome samples, </w:t>
+        </w:r>
+      </w:ins>
+      <w:ins w:id="229" w:author="Linh Dang" w:date="2026-07-10T16:38:07Z">
+        <w:r>
+          <w:rPr>
+            <w:rFonts w:cs="Arial" w:ascii="Arial" w:hAnsi="Arial"/>
+          </w:rPr>
+          <w:t>the assumption of a predetermined bacterial composition</w:t>
+        </w:r>
+      </w:ins>
+      <w:ins w:id="230" w:author="Linh Dang" w:date="2026-07-10T16:39:12Z">
+        <w:r>
+          <w:rPr>
+            <w:rFonts w:cs="Arial" w:ascii="Arial" w:hAnsi="Arial"/>
+          </w:rPr>
+          <w:t xml:space="preserve"> may not be hold. Thus, there is a need to </w:t>
+        </w:r>
+      </w:ins>
+      <w:ins w:id="231" w:author="Linh Dang" w:date="2026-07-10T16:39:12Z">
+        <w:r>
+          <w:rPr>
+            <w:rFonts w:eastAsia="Aptos" w:cs="Arial" w:ascii="Arial" w:hAnsi="Arial" w:eastAsiaTheme="minorHAnsi"/>
+            <w:color w:val="auto"/>
+            <w:kern w:val="0"/>
+            <w:sz w:val="24"/>
+            <w:szCs w:val="24"/>
+            <w:lang w:val="en-US" w:eastAsia="en-US" w:bidi="ar-SA"/>
+          </w:rPr>
+          <w:t>develop</w:t>
+        </w:r>
+      </w:ins>
+      <w:ins w:id="232" w:author="Linh Dang" w:date="2026-07-10T16:39:12Z">
+        <w:r>
+          <w:rPr>
+            <w:rFonts w:cs="Arial" w:ascii="Arial" w:hAnsi="Arial"/>
+          </w:rPr>
+          <w:t xml:space="preserve"> benchmarking approaches </w:t>
+        </w:r>
+      </w:ins>
+      <w:ins w:id="233" w:author="Linh Dang" w:date="2026-07-10T16:44:28Z">
+        <w:r>
+          <w:rPr>
+            <w:rFonts w:cs="Arial" w:ascii="Arial" w:hAnsi="Arial"/>
+          </w:rPr>
+          <w:t>that does not rely on</w:t>
+        </w:r>
+      </w:ins>
+      <w:ins w:id="234" w:author="Linh Dang" w:date="2026-07-10T16:40:14Z">
+        <w:r>
+          <w:rPr>
+            <w:rFonts w:cs="Arial" w:ascii="Arial" w:hAnsi="Arial"/>
+          </w:rPr>
+          <w:t xml:space="preserve"> the ground truth</w:t>
+        </w:r>
+      </w:ins>
+      <w:ins w:id="235" w:author="Linh Dang" w:date="2026-07-10T16:21:22Z">
+        <w:r>
+          <w:rPr>
+            <w:rFonts w:cs="Arial" w:ascii="Arial" w:hAnsi="Arial"/>
+          </w:rPr>
+          <w:t xml:space="preserve">. </w:t>
+        </w:r>
+      </w:ins>
+      <w:r>
+        <w:rPr>
+          <w:rFonts w:cs="Arial" w:ascii="Arial" w:hAnsi="Arial"/>
+        </w:rPr>
+        <w:t xml:space="preserve"> </w:t>
+      </w:r>
+      <w:del w:id="236" w:author="Linh Dang" w:date="2026-07-10T16:10:49Z">
+        <w:r>
+          <w:rPr>
+            <w:rFonts w:cs="Arial" w:ascii="Arial" w:hAnsi="Arial"/>
+          </w:rPr>
+          <w:delText xml:space="preserve">The comparison of different decontamination methods were done with two different normalization techniques: rarefaction and wrench normalization. </w:delText>
+        </w:r>
+      </w:del>
+    </w:p>
+    <w:p>
+      <w:pPr>
+        <w:pStyle w:val="BodyText"/>
+        <w:spacing w:lineRule="auto" w:line="480"/>
+        <w:jc w:val="both"/>
+        <w:rPr>
+          <w:rFonts w:ascii="Arial" w:hAnsi="Arial" w:cs="Arial"/>
+          <w:ins w:id="239" w:author="Linh Dang" w:date="2026-07-10T16:48:36Z"/>
+        </w:rPr>
+      </w:pPr>
+      <w:ins w:id="238" w:author="Linh Dang" w:date="2026-07-10T16:53:42Z">
+        <w:r>
+          <w:rPr>
+            <w:rFonts w:cs="Arial" w:ascii="Arial" w:hAnsi="Arial"/>
+          </w:rPr>
+          <w:t>3.1 Assessment Using Longitudinal Negative Control Survey</w:t>
+        </w:r>
+      </w:ins>
+    </w:p>
+    <w:p>
+      <w:pPr>
+        <w:pStyle w:val="BodyText"/>
+        <w:spacing w:lineRule="auto" w:line="480"/>
+        <w:jc w:val="both"/>
+        <w:rPr>
+          <w:rFonts w:ascii="Arial" w:hAnsi="Arial" w:cs="Arial"/>
+        </w:rPr>
+      </w:pPr>
+      <w:ins w:id="240" w:author="Linh Dang" w:date="2026-07-10T16:48:36Z">
+        <w:r>
+          <w:rPr>
+            <w:rFonts w:cs="Arial" w:ascii="Arial" w:hAnsi="Arial"/>
+          </w:rPr>
+          <w:t>In the first approach, we leverage the long</w:t>
+        </w:r>
+      </w:ins>
+      <w:ins w:id="241" w:author="Linh Dang" w:date="2026-07-10T16:49:43Z">
+        <w:r>
+          <w:rPr>
+            <w:rFonts w:cs="Arial" w:ascii="Arial" w:hAnsi="Arial"/>
+          </w:rPr>
+          <w:t xml:space="preserve">itudinal contamination survey described above </w:t>
+        </w:r>
+      </w:ins>
+      <w:ins w:id="242" w:author="Linh Dang" w:date="2026-07-10T16:51:19Z">
+        <w:r>
+          <w:rPr>
+            <w:rFonts w:cs="Arial" w:ascii="Arial" w:hAnsi="Arial"/>
+          </w:rPr>
+          <w:t xml:space="preserve">as a lab-specific contamination background (CB) for the assessment. Specifically, a bacterial profile, before or after a certain decontamination, along with CB will be used to calculate a corresponding composite score which simultaneously  rewards the removal of </w:t>
+        </w:r>
+      </w:ins>
+      <w:ins w:id="243" w:author="Linh Dang" w:date="2026-07-10T16:51:19Z">
+        <w:r>
+          <w:rPr>
+            <w:rFonts w:cs="Arial" w:ascii="Arial" w:hAnsi="Arial"/>
+          </w:rPr>
+          <w:t>contaminant taxa</w:t>
+        </w:r>
+      </w:ins>
+      <w:ins w:id="244" w:author="Linh Dang" w:date="2026-07-10T16:51:19Z">
+        <w:r>
+          <w:rPr>
+            <w:rFonts w:cs="Arial" w:ascii="Arial" w:hAnsi="Arial"/>
+          </w:rPr>
+          <w:t xml:space="preserve"> in CB while </w:t>
+        </w:r>
+      </w:ins>
+      <w:ins w:id="245" w:author="Linh Dang" w:date="2026-07-10T16:51:19Z">
+        <w:r>
+          <w:rPr>
+            <w:rFonts w:cs="Arial" w:ascii="Arial" w:hAnsi="Arial"/>
+          </w:rPr>
+          <w:t>prevents</w:t>
+        </w:r>
+      </w:ins>
+      <w:ins w:id="246" w:author="Linh Dang" w:date="2026-07-10T16:51:19Z">
+        <w:r>
+          <w:rPr>
+            <w:rFonts w:cs="Arial" w:ascii="Arial" w:hAnsi="Arial"/>
+          </w:rPr>
+          <w:t xml:space="preserve"> the </w:t>
+        </w:r>
+      </w:ins>
+      <w:ins w:id="247" w:author="Linh Dang" w:date="2026-07-10T17:00:13Z">
+        <w:r>
+          <w:rPr>
+            <w:rFonts w:cs="Arial" w:ascii="Arial" w:hAnsi="Arial"/>
+          </w:rPr>
+          <w:t xml:space="preserve">excessive </w:t>
+        </w:r>
+      </w:ins>
+      <w:ins w:id="248" w:author="Linh Dang" w:date="2026-07-10T17:00:13Z">
+        <w:r>
+          <w:rPr>
+            <w:rFonts w:cs="Arial" w:ascii="Arial" w:hAnsi="Arial"/>
+          </w:rPr>
+          <w:t xml:space="preserve">removal of the true taxa (see Methods and Supplementary for technical details). </w:t>
+        </w:r>
+      </w:ins>
+      <w:ins w:id="249" w:author="Linh Dang" w:date="2026-07-10T16:51:19Z">
+        <w:r>
+          <w:rPr>
+            <w:rFonts w:cs="Arial" w:ascii="Arial" w:hAnsi="Arial"/>
+          </w:rPr>
+          <w:t xml:space="preserve"> </w:t>
+        </w:r>
+      </w:ins>
+      <w:ins w:id="250" w:author="Linh Dang" w:date="2026-07-10T17:12:53Z">
+        <w:r>
+          <w:rPr>
+            <w:rFonts w:cs="Arial" w:ascii="Arial" w:hAnsi="Arial"/>
+          </w:rPr>
+          <w:t xml:space="preserve">Scores were computed per sample, and methods were compared using a </w:t>
+        </w:r>
+      </w:ins>
+      <w:ins w:id="251" w:author="Linh Dang" w:date="2026-07-10T17:12:53Z">
+        <w:commentRangeStart w:id="37"/>
+        <w:r>
+          <w:rPr>
+            <w:rFonts w:cs="Arial" w:ascii="Arial" w:hAnsi="Arial"/>
+          </w:rPr>
+          <w:t>paired Wilcox test</w:t>
+        </w:r>
+      </w:ins>
+      <w:ins w:id="252" w:author="Linh Dang" w:date="2026-07-10T17:12:53Z">
+        <w:r>
+          <w:rPr>
+            <w:rFonts w:cs="Arial" w:ascii="Arial" w:hAnsi="Arial"/>
+          </w:rPr>
+        </w:r>
+      </w:ins>
+      <w:ins w:id="253" w:author="Linh Dang" w:date="2026-07-10T17:12:53Z">
+        <w:commentRangeEnd w:id="37"/>
+        <w:r>
+          <w:commentReference w:id="37"/>
+        </w:r>
+        <w:r>
+          <w:rPr>
+            <w:rFonts w:cs="Arial" w:ascii="Arial" w:hAnsi="Arial"/>
+          </w:rPr>
+          <w:t>.</w:t>
+        </w:r>
+      </w:ins>
+    </w:p>
+    <w:p>
+      <w:pPr>
+        <w:pStyle w:val="FirstParagraph"/>
+        <w:spacing w:lineRule="auto" w:line="480"/>
+        <w:jc w:val="both"/>
+        <w:rPr>
+          <w:rFonts w:ascii="Arial" w:hAnsi="Arial" w:cs="Arial"/>
+        </w:rPr>
+      </w:pPr>
+      <w:del w:id="254" w:author="Linh Dang" w:date="2026-07-06T11:06:38Z">
+        <w:r>
+          <w:rPr>
+            <w:rFonts w:cs="Arial" w:ascii="Arial" w:hAnsi="Arial"/>
+          </w:rPr>
+          <w:delText>Firstly</w:delText>
+        </w:r>
+      </w:del>
+      <w:del w:id="255" w:author="Linh Dang" w:date="2026-07-10T17:10:52Z">
+        <w:r>
+          <w:rPr>
+            <w:rFonts w:cs="Arial" w:ascii="Arial" w:hAnsi="Arial"/>
+          </w:rPr>
+          <w:delText xml:space="preserve">, a comparison was made between decontamination data sets </w:delText>
+        </w:r>
+      </w:del>
+      <w:del w:id="256" w:author="Linh Dang" w:date="2026-07-06T11:05:43Z">
+        <w:r>
+          <w:rPr>
+            <w:rFonts w:cs="Arial" w:ascii="Arial" w:hAnsi="Arial"/>
+          </w:rPr>
+          <w:delText>and the</w:delText>
+        </w:r>
+      </w:del>
+      <w:del w:id="257" w:author="Linh Dang" w:date="2026-07-10T17:10:52Z">
+        <w:r>
+          <w:rPr>
+            <w:rFonts w:cs="Arial" w:ascii="Arial" w:hAnsi="Arial"/>
+          </w:rPr>
+          <w:delText xml:space="preserve"> longitudinally </w:delText>
+        </w:r>
+      </w:del>
+      <w:del w:id="258" w:author="Linh Dang" w:date="2026-07-06T11:06:09Z">
+        <w:r>
+          <w:rPr>
+            <w:rFonts w:cs="Arial" w:ascii="Arial" w:hAnsi="Arial"/>
+          </w:rPr>
+          <w:delText>derived</w:delText>
+        </w:r>
+      </w:del>
+      <w:del w:id="259" w:author="Linh Dang" w:date="2026-07-10T17:10:52Z">
+        <w:r>
+          <w:rPr>
+            <w:rFonts w:cs="Arial" w:ascii="Arial" w:hAnsi="Arial"/>
+          </w:rPr>
+          <w:delText xml:space="preserve"> contaminant profile. </w:delText>
+        </w:r>
+      </w:del>
+      <w:del w:id="260" w:author="Linh Dang" w:date="2026-07-06T11:07:25Z">
+        <w:r>
+          <w:rPr>
+            <w:rFonts w:cs="Arial" w:ascii="Arial" w:hAnsi="Arial"/>
+          </w:rPr>
+          <w:delText>Secondly</w:delText>
+        </w:r>
+      </w:del>
+      <w:del w:id="261" w:author="Linh Dang" w:date="2026-07-10T17:10:52Z">
+        <w:r>
+          <w:rPr>
+            <w:rFonts w:cs="Arial" w:ascii="Arial" w:hAnsi="Arial"/>
+          </w:rPr>
+          <w:delText>, we performed additional sequencing on the same samples more than two years later from a different LP to control for the batch effect and investigate which decontamination approach most robustly identifies the intratumoral microbial composition.</w:delText>
+        </w:r>
+      </w:del>
     </w:p>
     <w:p>
       <w:pPr>
@@ -5025,12 +4994,14 @@
           <w:delText xml:space="preserve">3.1 </w:delText>
         </w:r>
       </w:del>
-      <w:r>
-        <w:rPr>
-          <w:rFonts w:cs="Arial" w:ascii="Arial" w:hAnsi="Arial"/>
-        </w:rPr>
-        <w:t>Assessment Using Longitudinal Negative Control Survey</w:t>
-      </w:r>
+      <w:del w:id="263" w:author="Linh Dang" w:date="2026-07-10T16:53:36Z">
+        <w:r>
+          <w:rPr>
+            <w:rFonts w:cs="Arial" w:ascii="Arial" w:hAnsi="Arial"/>
+          </w:rPr>
+          <w:delText>Assessment Using Longitudinal Negative Control Survey</w:delText>
+        </w:r>
+      </w:del>
     </w:p>
     <w:p>
       <w:pPr>
@@ -5043,79 +5014,71 @@
       </w:pPr>
       <w:r>
         <w:rPr/>
+        <w:commentReference w:id="38"/>
+      </w:r>
+      <w:r>
+        <w:rPr/>
+        <w:commentReference w:id="39"/>
+      </w:r>
+      <w:ins w:id="264" w:author="Linh Dang" w:date="2026-07-06T10:51:12Z">
+        <w:r>
+          <w:rPr/>
+          <w:commentReference w:id="40"/>
+        </w:r>
+      </w:ins>
+      <w:del w:id="265" w:author="Linh Dang" w:date="2026-07-10T17:13:24Z">
+        <w:r>
+          <w:rPr>
+            <w:rFonts w:cs="Arial" w:ascii="Arial" w:hAnsi="Arial"/>
+          </w:rPr>
+          <w:delText xml:space="preserve">We leveraged the longitudinally derived contaminant profile from above mentioned experiments as a negative reference for evaluation and defined a composite score comprising two complementary components: yield and purity. First, yield is the proportion of putative significant taxa absent from the NCT survey over the number of observed species. On the other hand, purity is the proportion of NCT-absent taxa among all putative significant taxa over the total number of putative significant taxa. The composite score, which is the product of yield and purity, simultaneously rewards methods that exclude contaminant taxa while prevents excessive removal of true taxa (see Materials and Methods section for more details). Scores were computed per sample, and methods were compared using a </w:delText>
+        </w:r>
+      </w:del>
+      <w:del w:id="266" w:author="Linh Dang" w:date="2026-07-10T17:13:24Z">
+        <w:r>
+          <w:rPr>
+            <w:rFonts w:cs="Arial" w:ascii="Arial" w:hAnsi="Arial"/>
+          </w:rPr>
+          <w:commentReference w:id="41"/>
+        </w:r>
+      </w:del>
+      <w:del w:id="267" w:author="Linh Dang" w:date="2026-07-06T12:21:01Z">
+        <w:r>
+          <w:rPr>
+            <w:rFonts w:cs="Arial" w:ascii="Arial" w:hAnsi="Arial"/>
+          </w:rPr>
+          <w:delText>linear mixed model (LMM) to account for sample level random effects. The residual normality assumption of LMM was validated through quantile–quantile plot (Supplement Figure 3.A)</w:delText>
+        </w:r>
+      </w:del>
+      <w:r>
+        <w:rPr>
+          <w:rFonts w:cs="Arial" w:ascii="Arial" w:hAnsi="Arial"/>
+        </w:rPr>
+        <w:t xml:space="preserve">. The Nj method achieved the highest composite score, significantly outperforming all alternatives (Figure 3A, </w:t>
+      </w:r>
+      <w:commentRangeStart w:id="42"/>
+      <w:r>
+        <w:rPr>
+          <w:rFonts w:cs="Arial" w:ascii="Arial" w:hAnsi="Arial"/>
+        </w:rPr>
+        <w:t xml:space="preserve">supplemental table …). </w:t>
+      </w:r>
+      <w:r>
+        <w:rPr>
+          <w:rFonts w:cs="Arial" w:ascii="Arial" w:hAnsi="Arial"/>
+        </w:rPr>
+      </w:r>
+      <w:commentRangeEnd w:id="42"/>
+      <w:r>
         <w:commentReference w:id="42"/>
       </w:r>
       <w:r>
-        <w:rPr/>
-        <w:commentReference w:id="43"/>
-      </w:r>
-      <w:ins w:id="263" w:author="Linh Dang" w:date="2026-07-06T10:51:12Z">
-        <w:r>
-          <w:rPr/>
-          <w:commentReference w:id="44"/>
-        </w:r>
-      </w:ins>
-      <w:r>
-        <w:rPr>
-          <w:rFonts w:cs="Arial" w:ascii="Arial" w:hAnsi="Arial"/>
-        </w:rPr>
-        <w:t xml:space="preserve">We leveraged the longitudinally derived contaminant profile from above mentioned experiments as a negative reference for evaluation and defined a composite score comprising two complementary components: yield and purity. First, yield is the proportion of putative significant taxa absent from the NCT survey over the number of observed species. On the other hand, purity is the proportion of NCT-absent taxa among all putative significant taxa over the total number of putative significant taxa. The composite score, which is the product of yield and purity, simultaneously rewards methods that exclude contaminant taxa while prevents excessive removal of true taxa (see Materials and Methods section for more details). Scores were computed per sample, and methods were compared using a </w:t>
-      </w:r>
-      <w:ins w:id="264" w:author="Linh Dang" w:date="2026-07-06T12:21:19Z">
-        <w:commentRangeStart w:id="45"/>
-        <w:r>
-          <w:rPr>
-            <w:rFonts w:cs="Arial" w:ascii="Arial" w:hAnsi="Arial"/>
-          </w:rPr>
-          <w:t>paired Wilcox test</w:t>
-        </w:r>
-      </w:ins>
-      <w:r>
-        <w:rPr>
-          <w:rFonts w:cs="Arial" w:ascii="Arial" w:hAnsi="Arial"/>
-        </w:rPr>
-      </w:r>
-      <w:del w:id="265" w:author="Linh Dang" w:date="2026-07-06T12:21:01Z">
-        <w:commentRangeEnd w:id="45"/>
-        <w:r>
-          <w:commentReference w:id="45"/>
-        </w:r>
-        <w:r>
-          <w:rPr>
-            <w:rFonts w:cs="Arial" w:ascii="Arial" w:hAnsi="Arial"/>
-          </w:rPr>
-          <w:delText>linear mixed model (LMM) to account for sample level random effects. The residual normality assumption of LMM was validated through quantile–quantile plot (Supplement Figure 3.A)</w:delText>
-        </w:r>
-      </w:del>
-      <w:r>
-        <w:rPr>
-          <w:rFonts w:cs="Arial" w:ascii="Arial" w:hAnsi="Arial"/>
-        </w:rPr>
-        <w:t xml:space="preserve">. The Nj method achieved the highest composite score, significantly outperforming all alternatives (Figure 3A, </w:t>
-      </w:r>
-      <w:commentRangeStart w:id="46"/>
-      <w:r>
-        <w:rPr>
-          <w:rFonts w:cs="Arial" w:ascii="Arial" w:hAnsi="Arial"/>
-        </w:rPr>
-        <w:t xml:space="preserve">supplemental table …). </w:t>
-      </w:r>
-      <w:r>
-        <w:rPr>
-          <w:rFonts w:cs="Arial" w:ascii="Arial" w:hAnsi="Arial"/>
-        </w:rPr>
-      </w:r>
-      <w:commentRangeEnd w:id="46"/>
-      <w:r>
-        <w:commentReference w:id="46"/>
-      </w:r>
-      <w:r>
         <w:rPr>
           <w:rFonts w:cs="Arial" w:ascii="Arial" w:hAnsi="Arial"/>
         </w:rPr>
         <w:t>ND data scored lower than Nj and restrictive method, on the same level with Decontam method. Interestingly, the composite score from SCRuB is the smallest. Normally</w:t>
       </w:r>
-      <w:ins w:id="266" w:author="Linh Dang" w:date="2026-07-06T12:27:06Z">
+      <w:ins w:id="268" w:author="Linh Dang" w:date="2026-07-06T12:27:06Z">
         <w:r>
           <w:rPr>
             <w:rFonts w:cs="Arial" w:ascii="Arial" w:hAnsi="Arial"/>
@@ -5140,14 +5103,14 @@
         </w:rPr>
       </w:pPr>
       <w:bookmarkStart w:id="8" w:name="Xa7c9418a3093274042901cee60f54be18df6fee"/>
-      <w:commentRangeStart w:id="47"/>
+      <w:commentRangeStart w:id="43"/>
       <w:r>
         <w:rPr>
           <w:rFonts w:cs="Arial" w:ascii="Arial" w:hAnsi="Arial"/>
         </w:rPr>
         <w:t>These results were confirmed with datasets normalized with rarefaction (Supplemental figure …, supplemental table</w:t>
       </w:r>
-      <w:commentRangeStart w:id="48"/>
+      <w:commentRangeStart w:id="44"/>
       <w:r>
         <w:rPr>
           <w:rFonts w:cs="Arial" w:ascii="Arial" w:hAnsi="Arial"/>
@@ -5160,9 +5123,9 @@
           <w:rFonts w:cs="Arial" w:ascii="Arial" w:hAnsi="Arial"/>
         </w:rPr>
       </w:r>
-      <w:commentRangeEnd w:id="48"/>
-      <w:r>
-        <w:commentReference w:id="48"/>
+      <w:commentRangeEnd w:id="44"/>
+      <w:r>
+        <w:commentReference w:id="44"/>
       </w:r>
       <w:r>
         <w:rPr>
@@ -5170,19 +5133,19 @@
         </w:rPr>
         <w:t xml:space="preserve">). </w:t>
       </w:r>
-      <w:commentRangeStart w:id="49"/>
-      <w:r>
-        <w:rPr>
-          <w:rFonts w:cs="Arial" w:ascii="Arial" w:hAnsi="Arial"/>
-        </w:rPr>
-      </w:r>
-      <w:commentRangeEnd w:id="47"/>
-      <w:r>
-        <w:commentReference w:id="47"/>
-      </w:r>
-      <w:commentRangeEnd w:id="49"/>
-      <w:r>
-        <w:commentReference w:id="49"/>
+      <w:commentRangeStart w:id="45"/>
+      <w:r>
+        <w:rPr>
+          <w:rFonts w:cs="Arial" w:ascii="Arial" w:hAnsi="Arial"/>
+        </w:rPr>
+      </w:r>
+      <w:commentRangeEnd w:id="43"/>
+      <w:r>
+        <w:commentReference w:id="43"/>
+      </w:r>
+      <w:commentRangeEnd w:id="45"/>
+      <w:r>
+        <w:commentReference w:id="45"/>
       </w:r>
       <w:r>
         <w:rPr>
@@ -5231,7 +5194,7 @@
         </w:rPr>
         <w:t>Inter-replicate dissimilarity was quantified using Aitchison distance, with pairwise comparisons assessed by paired Wilcoxon signed-rank test. The Nj method obtained the smallest inter-replicate distances, indicating superior within sample consistency (figure 3B, supplemental table</w:t>
       </w:r>
-      <w:commentRangeStart w:id="50"/>
+      <w:commentRangeStart w:id="46"/>
       <w:r>
         <w:rPr>
           <w:rFonts w:cs="Arial" w:ascii="Arial" w:hAnsi="Arial"/>
@@ -5243,9 +5206,9 @@
           <w:rFonts w:cs="Arial" w:ascii="Arial" w:hAnsi="Arial"/>
         </w:rPr>
       </w:r>
-      <w:commentRangeEnd w:id="50"/>
-      <w:r>
-        <w:commentReference w:id="50"/>
+      <w:commentRangeEnd w:id="46"/>
+      <w:r>
+        <w:commentReference w:id="46"/>
       </w:r>
       <w:r>
         <w:rPr>
@@ -5269,7 +5232,7 @@
         </w:rPr>
         <w:t xml:space="preserve">We also validated the results with other distance metric such as Jaccard and various normalization methods </w:t>
       </w:r>
-      <w:commentRangeStart w:id="51"/>
+      <w:commentRangeStart w:id="47"/>
       <w:r>
         <w:rPr>
           <w:rFonts w:cs="Arial" w:ascii="Arial" w:hAnsi="Arial"/>
@@ -5281,9 +5244,9 @@
           <w:rFonts w:cs="Arial" w:ascii="Arial" w:hAnsi="Arial"/>
         </w:rPr>
       </w:r>
-      <w:commentRangeEnd w:id="51"/>
-      <w:r>
-        <w:commentReference w:id="51"/>
+      <w:commentRangeEnd w:id="47"/>
+      <w:r>
+        <w:commentReference w:id="47"/>
       </w:r>
       <w:r>
         <w:rPr>
@@ -5301,10 +5264,10 @@
           </w:pPr>
         </w:pPrChange>
         <w:rPr>
-          <w:ins w:id="268" w:author="Linh Dang" w:date="2026-07-06T14:29:09Z"/>
-        </w:rPr>
-      </w:pPr>
-      <w:ins w:id="267" w:author="Linh Dang" w:date="2026-07-06T14:29:09Z">
+          <w:ins w:id="270" w:author="Linh Dang" w:date="2026-07-06T14:29:09Z"/>
+        </w:rPr>
+      </w:pPr>
+      <w:ins w:id="269" w:author="Linh Dang" w:date="2026-07-06T14:29:09Z">
         <w:r>
           <w:rPr/>
           <w:t>3.3 Test of Ratio</w:t>
@@ -5537,7 +5500,7 @@
                 <w:rFonts w:ascii="Arial" w:hAnsi="Arial" w:eastAsia="Aptos" w:cs="Arial"/>
               </w:rPr>
             </w:pPr>
-            <w:ins w:id="269" w:author="Linh Dang" w:date="2026-07-06T14:30:58Z">
+            <w:ins w:id="271" w:author="Linh Dang" w:date="2026-07-06T14:30:58Z">
               <w:r>
                 <w:rPr>
                   <w:rFonts w:eastAsia="Aptos" w:cs="Arial" w:ascii="Arial" w:hAnsi="Arial"/>
@@ -5549,7 +5512,7 @@
                 <w:t>Count of union</w:t>
               </w:r>
             </w:ins>
-            <w:del w:id="270" w:author="Linh Dang" w:date="2026-07-06T14:30:54Z">
+            <w:del w:id="272" w:author="Linh Dang" w:date="2026-07-06T14:30:54Z">
               <w:r>
                 <w:rPr>
                   <w:rFonts w:eastAsia="Aptos" w:cs="Arial" w:ascii="Arial" w:hAnsi="Arial"/>
@@ -5561,7 +5524,7 @@
                 <w:delText>n_union</w:delText>
               </w:r>
             </w:del>
-            <w:del w:id="271" w:author="Linh Dang" w:date="2026-07-06T14:30:54Z">
+            <w:del w:id="273" w:author="Linh Dang" w:date="2026-07-06T14:30:54Z">
               <w:r>
                 <w:rPr>
                   <w:rFonts w:eastAsia="Aptos" w:cs="Arial" w:ascii="Arial" w:hAnsi="Arial"/>
@@ -5570,7 +5533,7 @@
                   <w:szCs w:val="24"/>
                   <w:lang w:val="en-US" w:eastAsia="en-US" w:bidi="ar-SA"/>
                 </w:rPr>
-                <w:commentReference w:id="52"/>
+                <w:commentReference w:id="48"/>
               </w:r>
             </w:del>
           </w:p>
@@ -6460,8 +6423,8 @@
               </w:rPr>
               <w:t>0.641</w:t>
             </w:r>
-            <w:bookmarkStart w:id="9" w:name="assessment-using-technical-replicates"/>
-            <w:bookmarkStart w:id="10" w:name="benchmarking-of-decontamination-methods"/>
+            <w:bookmarkStart w:id="9" w:name="benchmarking-of-decontamination-methods"/>
+            <w:bookmarkStart w:id="10" w:name="assessment-using-technical-replicates"/>
             <w:bookmarkEnd w:id="9"/>
             <w:bookmarkEnd w:id="10"/>
           </w:p>
@@ -6752,7 +6715,7 @@
         </w:rPr>
         <w:t xml:space="preserve">Negative control samples were collected at several steps of a pipeline to counter against </w:t>
       </w:r>
-      <w:commentRangeStart w:id="53"/>
+      <w:commentRangeStart w:id="49"/>
       <w:r>
         <w:rPr>
           <w:rFonts w:cs="Arial" w:ascii="Arial" w:hAnsi="Arial"/>
@@ -6764,22 +6727,22 @@
           <w:rFonts w:cs="Arial" w:ascii="Arial" w:hAnsi="Arial"/>
         </w:rPr>
       </w:r>
-      <w:commentRangeEnd w:id="53"/>
-      <w:r>
-        <w:commentReference w:id="53"/>
-      </w:r>
-      <w:r>
-        <w:rPr>
-          <w:rFonts w:cs="Arial" w:ascii="Arial" w:hAnsi="Arial"/>
-        </w:rPr>
-        <w:t>genome of 13550 bacterial taxa, latest updated on De</w:t>
+      <w:commentRangeEnd w:id="49"/>
+      <w:r>
+        <w:commentReference w:id="49"/>
+      </w:r>
+      <w:r>
+        <w:rPr>
+          <w:rFonts w:cs="Arial" w:ascii="Arial" w:hAnsi="Arial"/>
+        </w:rPr>
+        <w:t>genome of 13550 bacterial taxa, latest updated on D</w:t>
       </w:r>
       <w:bookmarkEnd w:id="12"/>
       <w:r>
         <w:rPr>
           <w:rFonts w:cs="Arial" w:ascii="Arial" w:hAnsi="Arial"/>
         </w:rPr>
-        <w:t>cember 2024.</w:t>
+        <w:t>ecember 2024.</w:t>
       </w:r>
     </w:p>
     <w:p>
@@ -6934,7 +6897,7 @@
         <w:rPr/>
         <w:t xml:space="preserve">) mouse model used in this study has been previously </w:t>
       </w:r>
-      <w:commentRangeStart w:id="54"/>
+      <w:commentRangeStart w:id="50"/>
       <w:r>
         <w:rPr/>
         <w:t>described</w:t>
@@ -6942,9 +6905,9 @@
       <w:r>
         <w:rPr/>
       </w:r>
-      <w:commentRangeEnd w:id="54"/>
-      <w:r>
-        <w:commentReference w:id="54"/>
+      <w:commentRangeEnd w:id="50"/>
+      <w:r>
+        <w:commentReference w:id="50"/>
       </w:r>
       <w:r>
         <w:rPr/>
@@ -6994,7 +6957,7 @@
         <w:jc w:val="both"/>
         <w:rPr/>
       </w:pPr>
-      <w:commentRangeStart w:id="55"/>
+      <w:commentRangeStart w:id="51"/>
       <w:r>
         <w:rPr/>
         <w:t>DNA-Extraction</w:t>
@@ -7017,9 +6980,9 @@
         <w:t>16S rRNA Sequencing</w:t>
       </w:r>
       <w:bookmarkEnd w:id="13"/>
-      <w:commentRangeEnd w:id="55"/>
-      <w:r>
-        <w:commentReference w:id="55"/>
+      <w:commentRangeEnd w:id="51"/>
+      <w:r>
+        <w:commentReference w:id="51"/>
       </w:r>
       <w:r>
         <w:rPr>
@@ -7059,7 +7022,7 @@
         </w:rPr>
         <w:t xml:space="preserve">We applied </w:t>
       </w:r>
-      <w:commentRangeStart w:id="56"/>
+      <w:commentRangeStart w:id="52"/>
       <w:r>
         <w:rPr>
           <w:rFonts w:cs="Arial" w:ascii="Arial" w:hAnsi="Arial"/>
@@ -7071,22 +7034,22 @@
           <w:rFonts w:cs="Arial" w:ascii="Arial" w:hAnsi="Arial"/>
         </w:rPr>
       </w:r>
-      <w:commentRangeEnd w:id="56"/>
-      <w:r>
-        <w:commentReference w:id="56"/>
-      </w:r>
-      <w:r>
-        <w:rPr>
-          <w:rFonts w:cs="Arial" w:ascii="Arial" w:hAnsi="Arial"/>
-        </w:rPr>
-        <w:t xml:space="preserve"> and Wrench method in R package (8) for no</w:t>
+      <w:commentRangeEnd w:id="52"/>
+      <w:r>
+        <w:commentReference w:id="52"/>
+      </w:r>
+      <w:r>
+        <w:rPr>
+          <w:rFonts w:cs="Arial" w:ascii="Arial" w:hAnsi="Arial"/>
+        </w:rPr>
+        <w:t xml:space="preserve"> and Wrench method in R package (8) for n</w:t>
       </w:r>
       <w:bookmarkEnd w:id="14"/>
       <w:r>
         <w:rPr>
           <w:rFonts w:cs="Arial" w:ascii="Arial" w:hAnsi="Arial"/>
         </w:rPr>
-        <w:t>rmalization.</w:t>
+        <w:t>ormalization.</w:t>
       </w:r>
     </w:p>
     <w:p>
@@ -7221,7 +7184,7 @@
         </w:rPr>
         <w:t xml:space="preserve">Four decontamination approaches were evaluated: (1) Restrictive filtering: taxa detected in any </w:t>
       </w:r>
-      <w:commentRangeStart w:id="57"/>
+      <w:commentRangeStart w:id="53"/>
       <w:r>
         <w:rPr>
           <w:rFonts w:cs="Arial" w:ascii="Arial" w:hAnsi="Arial"/>
@@ -7234,9 +7197,9 @@
           <w:rFonts w:cs="Arial" w:ascii="Arial" w:hAnsi="Arial"/>
         </w:rPr>
       </w:r>
-      <w:commentRangeEnd w:id="57"/>
-      <w:r>
-        <w:commentReference w:id="57"/>
+      <w:commentRangeEnd w:id="53"/>
+      <w:r>
+        <w:commentReference w:id="53"/>
       </w:r>
       <w:r>
         <w:rPr>
@@ -7270,8 +7233,8 @@
           <w:rFonts w:ascii="Arial" w:hAnsi="Arial" w:cs="Arial"/>
         </w:rPr>
       </w:pPr>
-      <w:bookmarkStart w:id="18" w:name="composite-score"/>
-      <w:bookmarkStart w:id="19" w:name="materials-and-methods"/>
+      <w:bookmarkStart w:id="18" w:name="materials-and-methods"/>
+      <w:bookmarkStart w:id="19" w:name="composite-score"/>
       <w:r>
         <w:rPr>
           <w:rFonts w:cs="Arial" w:ascii="Arial" w:hAnsi="Arial"/>
@@ -7537,7 +7500,7 @@
         </w:rPr>
         <w:t xml:space="preserve">We like to thank Jutta Blumberg and Ulrike Wegner, both excellent and reliable technician assistants who supported us immensely in terms of organising the DNA extraction, sequencing, preparation for </w:t>
       </w:r>
-      <w:commentRangeStart w:id="58"/>
+      <w:commentRangeStart w:id="54"/>
       <w:r>
         <w:rPr>
           <w:rFonts w:cs="Arial" w:ascii="Arial" w:hAnsi="Arial"/>
@@ -7553,9 +7516,9 @@
           <w:lang w:val="en-GB"/>
         </w:rPr>
       </w:r>
-      <w:commentRangeEnd w:id="58"/>
-      <w:r>
-        <w:commentReference w:id="58"/>
+      <w:commentRangeEnd w:id="54"/>
+      <w:r>
+        <w:commentReference w:id="54"/>
       </w:r>
       <w:r>
         <w:rPr>
@@ -8098,260 +8061,276 @@
   <w:comment w:id="0" w:author="Christoph Ammer-Herrmenau" w:date="2026-04-13T22:16:00Z" w:initials="CA">
     <w:p>
       <w:pPr>
+        <w:overflowPunct w:val="false"/>
+        <w:spacing w:before="0" w:after="0"/>
+        <w:rPr/>
+      </w:pPr>
+      <w:hyperlink r:id="rId1">
+        <w:r>
+          <w:rPr>
+            <w:rFonts w:ascii="Liberation Serif" w:hAnsi="Liberation Serif" w:eastAsia="DejaVu Sans" w:cs="Noto Sans Arabic UI"/>
+            <w:lang w:val="en-US" w:eastAsia="en-US" w:bidi="en-US"/>
+          </w:rPr>
+          <w:t xml:space="preserve">https://doi.org/10.1158/2159-8290.CD-21-1059 </w:t>
+        </w:r>
+      </w:hyperlink>
+    </w:p>
+  </w:comment>
+  <w:comment w:id="1" w:author="Christoph Ammer-Herrmenau" w:date="2026-04-13T22:16:00Z" w:initials="CA">
+    <w:p>
+      <w:pPr>
+        <w:overflowPunct w:val="false"/>
+        <w:spacing w:before="0" w:after="0"/>
+        <w:rPr/>
+      </w:pPr>
+      <w:r>
+        <w:rPr>
+          <w:rFonts w:ascii="Liberation Serif" w:hAnsi="Liberation Serif" w:eastAsia="DejaVu Sans" w:cs="Noto Sans Arabic UI"/>
+          <w:lang w:val="en-US" w:eastAsia="en-US" w:bidi="en-US"/>
+        </w:rPr>
+        <w:t>Requilme et al, Pushalkar et al Nejman et al, Geller et al.</w:t>
+      </w:r>
+    </w:p>
+  </w:comment>
+  <w:comment w:id="2" w:author="Christoph Ammer-Herrmenau" w:date="2026-04-13T22:19:00Z" w:initials="CA">
+    <w:p>
+      <w:pPr>
+        <w:overflowPunct w:val="false"/>
+        <w:spacing w:before="0" w:after="0"/>
+        <w:rPr/>
+      </w:pPr>
+      <w:r>
+        <w:rPr>
+          <w:rFonts w:ascii="Liberation Serif" w:hAnsi="Liberation Serif" w:eastAsia="DejaVu Sans" w:cs="Noto Sans Arabic UI"/>
+          <w:lang w:val="en-US" w:eastAsia="en-US" w:bidi="en-US"/>
+        </w:rPr>
+        <w:t>Cell paper intratumoral microbiome.</w:t>
+      </w:r>
+    </w:p>
+  </w:comment>
+  <w:comment w:id="3" w:author="Christoph Ammer-Herrmenau" w:date="2026-04-22T21:34:00Z" w:initials="CA">
+    <w:p>
+      <w:pPr>
+        <w:overflowPunct w:val="false"/>
+        <w:spacing w:before="0" w:after="0"/>
+        <w:rPr/>
+      </w:pPr>
+      <w:r>
+        <w:rPr>
+          <w:rFonts w:ascii="Liberation Serif" w:hAnsi="Liberation Serif" w:eastAsia="DejaVu Sans" w:cs="Noto Sans Arabic UI"/>
+          <w:lang w:val="en-US" w:eastAsia="en-US" w:bidi="en-US"/>
+        </w:rPr>
+        <w:t>Better figure 1A, B etc.</w:t>
+      </w:r>
+    </w:p>
+  </w:comment>
+  <w:comment w:id="4" w:author="Christoph Ammer-Herrmenau" w:date="2026-04-22T21:34:00Z" w:initials="CA">
+    <w:p>
+      <w:pPr>
+        <w:overflowPunct w:val="false"/>
+        <w:spacing w:before="0" w:after="0"/>
+        <w:rPr/>
+      </w:pPr>
+      <w:r>
+        <w:rPr>
+          <w:rFonts w:ascii="Liberation Serif" w:hAnsi="Liberation Serif" w:eastAsia="DejaVu Sans" w:cs="Noto Sans Arabic UI"/>
+          <w:lang w:val="en-US" w:eastAsia="en-US" w:bidi="en-US"/>
+        </w:rPr>
+        <w:t>Here I identified more than 10 H2O controls in PDA-MAPS and P-MAPS has even more.</w:t>
+      </w:r>
+    </w:p>
+  </w:comment>
+  <w:comment w:id="6" w:author="Christoph Ammer-Herrmenau" w:date="2026-04-22T21:54:00Z" w:initials="CA">
+    <w:p>
+      <w:pPr>
+        <w:overflowPunct w:val="false"/>
+        <w:spacing w:before="0" w:after="0"/>
+        <w:rPr/>
+      </w:pPr>
+      <w:r>
+        <w:rPr>
+          <w:rFonts w:ascii="Liberation Serif" w:hAnsi="Liberation Serif" w:eastAsia="DejaVu Sans" w:cs="Noto Sans Arabic UI"/>
+          <w:lang w:val="en-US" w:eastAsia="en-US" w:bidi="en-US"/>
+        </w:rPr>
+        <w:t>I guess we should reevaluate the sample size too make the data more robust.</w:t>
+      </w:r>
+    </w:p>
+  </w:comment>
+  <w:comment w:id="5" w:author="Christoph Ammer-Herrmenau" w:date="2026-04-22T21:55:00Z" w:initials="CA">
+    <w:p>
+      <w:pPr>
+        <w:overflowPunct w:val="false"/>
+        <w:spacing w:before="0" w:after="0"/>
+        <w:rPr/>
+      </w:pPr>
+      <w:r>
+        <w:rPr>
+          <w:rFonts w:ascii="Liberation Serif" w:hAnsi="Liberation Serif" w:eastAsia="DejaVu Sans" w:cs="Noto Sans Arabic UI"/>
+          <w:lang w:val="en-US" w:eastAsia="en-US" w:bidi="en-US"/>
+        </w:rPr>
+        <w:t>Buffer and paraffin can remain like they are.</w:t>
+      </w:r>
+    </w:p>
+  </w:comment>
+  <w:comment w:id="7" w:author="Christoph Ammer-Herrmenau" w:date="2026-04-22T21:37:00Z" w:initials="CA">
+    <w:p>
+      <w:pPr>
+        <w:overflowPunct w:val="false"/>
+        <w:spacing w:before="0" w:after="0"/>
+        <w:rPr/>
+      </w:pPr>
+      <w:r>
+        <w:rPr>
+          <w:rFonts w:ascii="Liberation Serif" w:hAnsi="Liberation Serif" w:eastAsia="DejaVu Sans" w:cs="Noto Sans Arabic UI"/>
+          <w:lang w:val="en-US" w:eastAsia="en-US" w:bidi="en-US"/>
+        </w:rPr>
+        <w:t>I would define filter here as well.</w:t>
+      </w:r>
+    </w:p>
+  </w:comment>
+  <w:comment w:id="8" w:author="Christoph Ammer-Herrmenau" w:date="2026-04-22T21:40:00Z" w:initials="CA">
+    <w:p>
+      <w:pPr>
+        <w:overflowPunct w:val="false"/>
+        <w:spacing w:before="0" w:after="0"/>
+        <w:rPr/>
+      </w:pPr>
+      <w:r>
+        <w:rPr>
+          <w:rFonts w:ascii="Liberation Serif" w:hAnsi="Liberation Serif" w:eastAsia="DejaVu Sans" w:cs="Noto Sans Arabic UI"/>
+          <w:lang w:val="en-US" w:eastAsia="en-US" w:bidi="en-US"/>
+        </w:rPr>
+        <w:t>Figure 1B</w:t>
+      </w:r>
+    </w:p>
+  </w:comment>
+  <w:comment w:id="9" w:author="Christoph Ammer-Herrmenau" w:date="2026-04-23T21:35:00Z" w:initials="CA">
+    <w:p>
+      <w:pPr>
+        <w:overflowPunct w:val="false"/>
+        <w:spacing w:before="0" w:after="0"/>
+        <w:rPr/>
+      </w:pPr>
+      <w:r>
+        <w:rPr>
+          <w:rFonts w:ascii="Liberation Serif" w:hAnsi="Liberation Serif" w:eastAsia="DejaVu Sans" w:cs="Noto Sans Arabic UI"/>
+          <w:lang w:val="en-US" w:eastAsia="en-US" w:bidi="en-US"/>
+        </w:rPr>
+        <w:t>Do we have the alpha div for rarefaction or wrench normalization.</w:t>
+      </w:r>
+    </w:p>
+  </w:comment>
+  <w:comment w:id="10" w:author="Christoph Ammer-Herrmenau" w:date="2026-04-22T21:56:00Z" w:initials="CA">
+    <w:p>
+      <w:pPr>
+        <w:overflowPunct w:val="false"/>
+        <w:spacing w:before="0" w:after="0"/>
+        <w:rPr/>
+      </w:pPr>
+      <w:r>
+        <w:rPr>
+          <w:rFonts w:ascii="Liberation Serif" w:hAnsi="Liberation Serif" w:eastAsia="DejaVu Sans" w:cs="Noto Sans Arabic UI"/>
+          <w:lang w:val="en-US" w:eastAsia="en-US" w:bidi="en-US"/>
+        </w:rPr>
+        <w:t>Alpha- beta diversity?</w:t>
+      </w:r>
+    </w:p>
+  </w:comment>
+  <w:comment w:id="11" w:author="Christoph Ammer-Herrmenau" w:date="2026-04-22T21:57:00Z" w:initials="CA">
+    <w:p>
+      <w:pPr>
+        <w:overflowPunct w:val="false"/>
+        <w:spacing w:before="0" w:after="0"/>
+        <w:rPr/>
+      </w:pPr>
+      <w:r>
+        <w:rPr>
+          <w:rFonts w:ascii="Liberation Serif" w:hAnsi="Liberation Serif" w:eastAsia="DejaVu Sans" w:cs="Noto Sans Arabic UI"/>
+          <w:lang w:val="en-US" w:eastAsia="en-US" w:bidi="en-US"/>
+        </w:rPr>
+        <w:t>I would prefer to take only shannon OR Inv Simpson</w:t>
+      </w:r>
+    </w:p>
+  </w:comment>
+  <w:comment w:id="12" w:author="Christoph Ammer-Herrmenau" w:date="2026-04-22T21:58:00Z" w:initials="CA">
+    <w:p>
+      <w:pPr>
+        <w:overflowPunct w:val="false"/>
+        <w:spacing w:before="0" w:after="0"/>
+        <w:rPr/>
+      </w:pPr>
+      <w:r>
+        <w:rPr>
+          <w:rFonts w:ascii="Liberation Serif" w:hAnsi="Liberation Serif" w:eastAsia="DejaVu Sans" w:cs="Noto Sans Arabic UI"/>
+          <w:lang w:val="en-US" w:eastAsia="en-US" w:bidi="en-US"/>
+        </w:rPr>
+        <w:t>Please refine the figure legends. Buffer rather than buffer_ctrl, PCR rather than pcr_control</w:t>
+      </w:r>
+    </w:p>
+  </w:comment>
+  <w:comment w:id="13" w:author="Christoph Ammer-Herrmenau" w:date="2026-04-22T21:59:00Z" w:initials="CA">
+    <w:p>
+      <w:pPr>
+        <w:overflowPunct w:val="false"/>
+        <w:spacing w:before="0" w:after="0"/>
+        <w:rPr/>
+      </w:pPr>
+      <w:r>
+        <w:rPr>
+          <w:rFonts w:ascii="Liberation Serif" w:hAnsi="Liberation Serif" w:eastAsia="DejaVu Sans" w:cs="Noto Sans Arabic UI"/>
+          <w:lang w:val="en-US" w:eastAsia="en-US" w:bidi="en-US"/>
+        </w:rPr>
+        <w:t>I would always write a p-value + * if significant</w:t>
+      </w:r>
+    </w:p>
+    <w:p>
+      <w:pPr>
+        <w:overflowPunct w:val="false"/>
+        <w:spacing w:before="0" w:after="0"/>
+        <w:rPr/>
+      </w:pPr>
+      <w:r>
+        <w:rPr>
+          <w:rFonts w:ascii="Liberation Serif" w:hAnsi="Liberation Serif" w:eastAsia="DejaVu Sans" w:cs="Noto Sans Arabic UI"/>
+          <w:lang w:val="en-US" w:eastAsia="en-US" w:bidi="en-US"/>
+        </w:rPr>
+        <w:t>Please round p-values to 3 counts after comma like 0.034* or &lt; 0.001***</w:t>
+      </w:r>
+    </w:p>
+  </w:comment>
+  <w:comment w:id="14" w:author="Unknown Author" w:date="2026-05-29T10:07:22Z" w:initials="">
+    <w:p>
+      <w:pPr>
+        <w:overflowPunct w:val="false"/>
+        <w:spacing w:before="0" w:after="0"/>
+        <w:rPr/>
+      </w:pPr>
+      <w:r>
+        <w:rPr>
+          <w:rFonts w:ascii="Liberation Serif" w:hAnsi="Liberation Serif" w:eastAsia="DejaVu Sans" w:cs="Noto Sans Arabic UI"/>
+          <w:lang w:val="en-US" w:eastAsia="en-US" w:bidi="en-US"/>
+        </w:rPr>
+        <w:t>The story line here may be different (LD)</w:t>
+      </w:r>
+    </w:p>
+  </w:comment>
+  <w:comment w:id="15" w:author="Linh Dang" w:date="2026-07-06T18:35:02Z" w:initials="LD">
+    <w:p>
+      <w:pPr>
         <w:overflowPunct w:val="true"/>
         <w:spacing w:before="0" w:after="0"/>
         <w:rPr/>
       </w:pPr>
-      <w:hyperlink r:id="rId1">
-        <w:r>
-          <w:rPr>
-            <w:rFonts w:ascii="Liberation Serif" w:hAnsi="Liberation Serif" w:eastAsia="DejaVu Sans" w:cs="Noto Sans Arabic UI"/>
-            <w:lang w:val="en-US" w:eastAsia="en-US" w:bidi="en-US"/>
-          </w:rPr>
-          <w:t xml:space="preserve">https://doi.org/10.1158/2159-8290.CD-21-1059 </w:t>
-        </w:r>
-      </w:hyperlink>
+      <w:r>
+        <w:rPr>
+          <w:rFonts w:ascii="Liberation Serif" w:hAnsi="Liberation Serif" w:eastAsia="DejaVu Sans" w:cs="Noto Sans Arabic"/>
+          <w:lang w:val="en-US" w:eastAsia="en-US" w:bidi="en-US"/>
+        </w:rPr>
+        <w:t>We need a new story line here.</w:t>
+      </w:r>
     </w:p>
   </w:comment>
-  <w:comment w:id="1" w:author="Christoph Ammer-Herrmenau" w:date="2026-04-13T22:16:00Z" w:initials="CA">
-    <w:p>
-      <w:pPr>
-        <w:overflowPunct w:val="true"/>
-        <w:spacing w:before="0" w:after="0"/>
-        <w:rPr/>
-      </w:pPr>
-      <w:r>
-        <w:rPr>
-          <w:rFonts w:ascii="Liberation Serif" w:hAnsi="Liberation Serif" w:eastAsia="DejaVu Sans" w:cs="Noto Sans Arabic UI"/>
-          <w:lang w:val="en-US" w:eastAsia="en-US" w:bidi="en-US"/>
-        </w:rPr>
-        <w:t>Requilme et al, Pushalkar et al Nejman et al, Geller et al.</w:t>
-      </w:r>
-    </w:p>
-  </w:comment>
-  <w:comment w:id="2" w:author="Christoph Ammer-Herrmenau" w:date="2026-04-13T22:19:00Z" w:initials="CA">
-    <w:p>
-      <w:pPr>
-        <w:overflowPunct w:val="true"/>
-        <w:spacing w:before="0" w:after="0"/>
-        <w:rPr/>
-      </w:pPr>
-      <w:r>
-        <w:rPr>
-          <w:rFonts w:ascii="Liberation Serif" w:hAnsi="Liberation Serif" w:eastAsia="DejaVu Sans" w:cs="Noto Sans Arabic UI"/>
-          <w:lang w:val="en-US" w:eastAsia="en-US" w:bidi="en-US"/>
-        </w:rPr>
-        <w:t>Cell paper intratumoral microbiome.</w:t>
-      </w:r>
-    </w:p>
-  </w:comment>
-  <w:comment w:id="3" w:author="Christoph Ammer-Herrmenau" w:date="2026-04-22T21:34:00Z" w:initials="CA">
-    <w:p>
-      <w:pPr>
-        <w:overflowPunct w:val="true"/>
-        <w:spacing w:before="0" w:after="0"/>
-        <w:rPr/>
-      </w:pPr>
-      <w:r>
-        <w:rPr>
-          <w:rFonts w:ascii="Liberation Serif" w:hAnsi="Liberation Serif" w:eastAsia="DejaVu Sans" w:cs="Noto Sans Arabic UI"/>
-          <w:lang w:val="en-US" w:eastAsia="en-US" w:bidi="en-US"/>
-        </w:rPr>
-        <w:t>Better figure 1A, B etc.</w:t>
-      </w:r>
-    </w:p>
-  </w:comment>
-  <w:comment w:id="4" w:author="Christoph Ammer-Herrmenau" w:date="2026-04-22T21:34:00Z" w:initials="CA">
-    <w:p>
-      <w:pPr>
-        <w:overflowPunct w:val="true"/>
-        <w:spacing w:before="0" w:after="0"/>
-        <w:rPr/>
-      </w:pPr>
-      <w:r>
-        <w:rPr>
-          <w:rFonts w:ascii="Liberation Serif" w:hAnsi="Liberation Serif" w:eastAsia="DejaVu Sans" w:cs="Noto Sans Arabic UI"/>
-          <w:lang w:val="en-US" w:eastAsia="en-US" w:bidi="en-US"/>
-        </w:rPr>
-        <w:t>Here I identified more than 10 H2O controls in PDA-MAPS and P-MAPS has even more.</w:t>
-      </w:r>
-    </w:p>
-  </w:comment>
-  <w:comment w:id="6" w:author="Christoph Ammer-Herrmenau" w:date="2026-04-22T21:54:00Z" w:initials="CA">
-    <w:p>
-      <w:pPr>
-        <w:overflowPunct w:val="true"/>
-        <w:spacing w:before="0" w:after="0"/>
-        <w:rPr/>
-      </w:pPr>
-      <w:r>
-        <w:rPr>
-          <w:rFonts w:ascii="Liberation Serif" w:hAnsi="Liberation Serif" w:eastAsia="DejaVu Sans" w:cs="Noto Sans Arabic UI"/>
-          <w:lang w:val="en-US" w:eastAsia="en-US" w:bidi="en-US"/>
-        </w:rPr>
-        <w:t>I guess we should reevaluate the sample size too make the data more robust.</w:t>
-      </w:r>
-    </w:p>
-  </w:comment>
-  <w:comment w:id="5" w:author="Christoph Ammer-Herrmenau" w:date="2026-04-22T21:55:00Z" w:initials="CA">
-    <w:p>
-      <w:pPr>
-        <w:overflowPunct w:val="true"/>
-        <w:spacing w:before="0" w:after="0"/>
-        <w:rPr/>
-      </w:pPr>
-      <w:r>
-        <w:rPr>
-          <w:rFonts w:ascii="Liberation Serif" w:hAnsi="Liberation Serif" w:eastAsia="DejaVu Sans" w:cs="Noto Sans Arabic UI"/>
-          <w:lang w:val="en-US" w:eastAsia="en-US" w:bidi="en-US"/>
-        </w:rPr>
-        <w:t>Buffer and paraffin can remain like they are.</w:t>
-      </w:r>
-    </w:p>
-  </w:comment>
-  <w:comment w:id="7" w:author="Christoph Ammer-Herrmenau" w:date="2026-04-22T21:37:00Z" w:initials="CA">
-    <w:p>
-      <w:pPr>
-        <w:overflowPunct w:val="true"/>
-        <w:spacing w:before="0" w:after="0"/>
-        <w:rPr/>
-      </w:pPr>
-      <w:r>
-        <w:rPr>
-          <w:rFonts w:ascii="Liberation Serif" w:hAnsi="Liberation Serif" w:eastAsia="DejaVu Sans" w:cs="Noto Sans Arabic UI"/>
-          <w:lang w:val="en-US" w:eastAsia="en-US" w:bidi="en-US"/>
-        </w:rPr>
-        <w:t>I would define filter here as well.</w:t>
-      </w:r>
-    </w:p>
-  </w:comment>
-  <w:comment w:id="8" w:author="Christoph Ammer-Herrmenau" w:date="2026-04-22T21:40:00Z" w:initials="CA">
-    <w:p>
-      <w:pPr>
-        <w:overflowPunct w:val="true"/>
-        <w:spacing w:before="0" w:after="0"/>
-        <w:rPr/>
-      </w:pPr>
-      <w:r>
-        <w:rPr>
-          <w:rFonts w:ascii="Liberation Serif" w:hAnsi="Liberation Serif" w:eastAsia="DejaVu Sans" w:cs="Noto Sans Arabic UI"/>
-          <w:lang w:val="en-US" w:eastAsia="en-US" w:bidi="en-US"/>
-        </w:rPr>
-        <w:t>Figure 1B</w:t>
-      </w:r>
-    </w:p>
-  </w:comment>
-  <w:comment w:id="9" w:author="Christoph Ammer-Herrmenau" w:date="2026-04-23T21:35:00Z" w:initials="CA">
-    <w:p>
-      <w:pPr>
-        <w:overflowPunct w:val="true"/>
-        <w:spacing w:before="0" w:after="0"/>
-        <w:rPr/>
-      </w:pPr>
-      <w:r>
-        <w:rPr>
-          <w:rFonts w:ascii="Liberation Serif" w:hAnsi="Liberation Serif" w:eastAsia="DejaVu Sans" w:cs="Noto Sans Arabic UI"/>
-          <w:lang w:val="en-US" w:eastAsia="en-US" w:bidi="en-US"/>
-        </w:rPr>
-        <w:t>Do we have the alpha div for rarefaction or wrench normalization.</w:t>
-      </w:r>
-    </w:p>
-  </w:comment>
-  <w:comment w:id="10" w:author="Christoph Ammer-Herrmenau" w:date="2026-04-22T21:56:00Z" w:initials="CA">
-    <w:p>
-      <w:pPr>
-        <w:overflowPunct w:val="true"/>
-        <w:spacing w:before="0" w:after="0"/>
-        <w:rPr/>
-      </w:pPr>
-      <w:r>
-        <w:rPr>
-          <w:rFonts w:ascii="Liberation Serif" w:hAnsi="Liberation Serif" w:eastAsia="DejaVu Sans" w:cs="Noto Sans Arabic UI"/>
-          <w:lang w:val="en-US" w:eastAsia="en-US" w:bidi="en-US"/>
-        </w:rPr>
-        <w:t>Alpha- beta diversity?</w:t>
-      </w:r>
-    </w:p>
-  </w:comment>
-  <w:comment w:id="11" w:author="Christoph Ammer-Herrmenau" w:date="2026-04-22T21:57:00Z" w:initials="CA">
-    <w:p>
-      <w:pPr>
-        <w:overflowPunct w:val="true"/>
-        <w:spacing w:before="0" w:after="0"/>
-        <w:rPr/>
-      </w:pPr>
-      <w:r>
-        <w:rPr>
-          <w:rFonts w:ascii="Liberation Serif" w:hAnsi="Liberation Serif" w:eastAsia="DejaVu Sans" w:cs="Noto Sans Arabic UI"/>
-          <w:lang w:val="en-US" w:eastAsia="en-US" w:bidi="en-US"/>
-        </w:rPr>
-        <w:t>I would prefer to take only shannon OR Inv Simpson</w:t>
-      </w:r>
-    </w:p>
-  </w:comment>
-  <w:comment w:id="12" w:author="Christoph Ammer-Herrmenau" w:date="2026-04-22T21:58:00Z" w:initials="CA">
-    <w:p>
-      <w:pPr>
-        <w:overflowPunct w:val="true"/>
-        <w:spacing w:before="0" w:after="0"/>
-        <w:rPr/>
-      </w:pPr>
-      <w:r>
-        <w:rPr>
-          <w:rFonts w:ascii="Liberation Serif" w:hAnsi="Liberation Serif" w:eastAsia="DejaVu Sans" w:cs="Noto Sans Arabic UI"/>
-          <w:lang w:val="en-US" w:eastAsia="en-US" w:bidi="en-US"/>
-        </w:rPr>
-        <w:t>Please refine the figure legends. Buffer rather than buffer_ctrl, PCR rather than pcr_control</w:t>
-      </w:r>
-    </w:p>
-  </w:comment>
-  <w:comment w:id="13" w:author="Christoph Ammer-Herrmenau" w:date="2026-04-22T21:59:00Z" w:initials="CA">
-    <w:p>
-      <w:pPr>
-        <w:overflowPunct w:val="true"/>
-        <w:spacing w:before="0" w:after="0"/>
-        <w:rPr/>
-      </w:pPr>
-      <w:r>
-        <w:rPr>
-          <w:rFonts w:ascii="Liberation Serif" w:hAnsi="Liberation Serif" w:eastAsia="DejaVu Sans" w:cs="Noto Sans Arabic UI"/>
-          <w:lang w:val="en-US" w:eastAsia="en-US" w:bidi="en-US"/>
-        </w:rPr>
-        <w:t>I would always write a p-value + * if significant</w:t>
-      </w:r>
-    </w:p>
-    <w:p>
-      <w:pPr>
-        <w:overflowPunct w:val="true"/>
-        <w:spacing w:before="0" w:after="0"/>
-        <w:rPr/>
-      </w:pPr>
-      <w:r>
-        <w:rPr>
-          <w:rFonts w:ascii="Liberation Serif" w:hAnsi="Liberation Serif" w:eastAsia="DejaVu Sans" w:cs="Noto Sans Arabic UI"/>
-          <w:lang w:val="en-US" w:eastAsia="en-US" w:bidi="en-US"/>
-        </w:rPr>
-        <w:t>Please round p-values to 3 counts after comma like 0.034* or &lt; 0.001***</w:t>
-      </w:r>
-    </w:p>
-  </w:comment>
-  <w:comment w:id="14" w:author="Unknown Author" w:date="2026-05-29T10:07:22Z" w:initials="">
-    <w:p>
-      <w:pPr>
-        <w:overflowPunct w:val="true"/>
-        <w:spacing w:before="0" w:after="0"/>
-        <w:rPr/>
-      </w:pPr>
-      <w:r>
-        <w:rPr>
-          <w:rFonts w:ascii="Liberation Serif" w:hAnsi="Liberation Serif" w:eastAsia="DejaVu Sans" w:cs="Noto Sans Arabic UI"/>
-          <w:lang w:val="en-US" w:eastAsia="en-US" w:bidi="en-US"/>
-        </w:rPr>
-        <w:t>The story line here may be different (LD)</w:t>
-      </w:r>
-    </w:p>
-  </w:comment>
-  <w:comment w:id="15" w:author="Linh Dang" w:date="2026-07-06T18:35:02Z" w:initials="LD">
+  <w:comment w:id="16" w:author="Christoph Ammer-Herrmenau" w:date="2026-04-23T21:33:00Z" w:initials="CA">
     <w:p>
       <w:pPr>
         <w:overflowPunct w:val="false"/>
@@ -8360,22 +8339,6 @@
       </w:pPr>
       <w:r>
         <w:rPr>
-          <w:rFonts w:ascii="Liberation Serif" w:hAnsi="Liberation Serif" w:eastAsia="DejaVu Sans" w:cs="Noto Sans Arabic"/>
-          <w:lang w:val="en-US" w:eastAsia="en-US" w:bidi="en-US"/>
-        </w:rPr>
-        <w:t>We need a new story line here.</w:t>
-      </w:r>
-    </w:p>
-  </w:comment>
-  <w:comment w:id="16" w:author="Christoph Ammer-Herrmenau" w:date="2026-04-23T21:33:00Z" w:initials="CA">
-    <w:p>
-      <w:pPr>
-        <w:overflowPunct w:val="true"/>
-        <w:spacing w:before="0" w:after="0"/>
-        <w:rPr/>
-      </w:pPr>
-      <w:r>
-        <w:rPr>
           <w:rFonts w:ascii="Liberation Serif" w:hAnsi="Liberation Serif" w:eastAsia="DejaVu Sans" w:cs="Noto Sans Arabic UI"/>
           <w:lang w:val="en-US" w:eastAsia="en-US" w:bidi="en-US"/>
         </w:rPr>
@@ -8386,7 +8349,7 @@
   <w:comment w:id="17" w:author="Christoph Ammer-Herrmenau" w:date="2026-04-23T21:43:00Z" w:initials="CA">
     <w:p>
       <w:pPr>
-        <w:overflowPunct w:val="true"/>
+        <w:overflowPunct w:val="false"/>
         <w:spacing w:before="0" w:after="0"/>
         <w:rPr/>
       </w:pPr>
@@ -8418,7 +8381,7 @@
   <w:comment w:id="18" w:author="Christoph Ammer-Herrmenau" w:date="2026-04-23T21:40:00Z" w:initials="CA">
     <w:p>
       <w:pPr>
-        <w:overflowPunct w:val="true"/>
+        <w:overflowPunct w:val="false"/>
         <w:spacing w:before="0" w:after="0"/>
         <w:rPr/>
       </w:pPr>
@@ -8434,7 +8397,7 @@
   <w:comment w:id="19" w:author="Linh Dang" w:date="2026-06-03T15:48:43Z" w:initials="LD">
     <w:p>
       <w:pPr>
-        <w:overflowPunct w:val="false"/>
+        <w:overflowPunct w:val="true"/>
         <w:spacing w:before="0" w:after="0"/>
         <w:rPr/>
       </w:pPr>
@@ -8450,23 +8413,39 @@
     </w:p>
     <w:p>
       <w:pPr>
+        <w:overflowPunct w:val="true"/>
+        <w:spacing w:before="0" w:after="0"/>
+        <w:rPr/>
+      </w:pPr>
+      <w:r>
+        <w:rPr>
+          <w:rFonts w:ascii="Liberation Serif" w:hAnsi="Liberation Serif" w:eastAsia="DejaVu Sans" w:cs="Noto Sans Arabic"/>
+          <w:lang w:val="en-US" w:eastAsia="en-US" w:bidi="en-US"/>
+        </w:rPr>
+        <w:t>Agreed :)</w:t>
+      </w:r>
+    </w:p>
+  </w:comment>
+  <w:comment w:id="20" w:author="Christoph Ammer-Herrmenau" w:date="2026-04-23T21:40:00Z" w:initials="CA">
+    <w:p>
+      <w:pPr>
         <w:overflowPunct w:val="false"/>
         <w:spacing w:before="0" w:after="0"/>
         <w:rPr/>
       </w:pPr>
       <w:r>
         <w:rPr>
-          <w:rFonts w:ascii="Liberation Serif" w:hAnsi="Liberation Serif" w:eastAsia="DejaVu Sans" w:cs="Noto Sans Arabic"/>
+          <w:rFonts w:ascii="Liberation Serif" w:hAnsi="Liberation Serif" w:eastAsia="DejaVu Sans" w:cs="Noto Sans Arabic UI"/>
           <w:lang w:val="en-US" w:eastAsia="en-US" w:bidi="en-US"/>
         </w:rPr>
-        <w:t>Agreed :)</w:t>
+        <w:t>Very well written!!</w:t>
       </w:r>
     </w:p>
   </w:comment>
-  <w:comment w:id="20" w:author="Christoph Ammer-Herrmenau" w:date="2026-04-23T21:40:00Z" w:initials="CA">
-    <w:p>
-      <w:pPr>
-        <w:overflowPunct w:val="true"/>
+  <w:comment w:id="21" w:author="Christoph Ammer-Herrmenau" w:date="2026-04-23T21:45:00Z" w:initials="CA">
+    <w:p>
+      <w:pPr>
+        <w:overflowPunct w:val="false"/>
         <w:spacing w:before="0" w:after="0"/>
         <w:rPr/>
       </w:pPr>
@@ -8475,14 +8454,14 @@
           <w:rFonts w:ascii="Liberation Serif" w:hAnsi="Liberation Serif" w:eastAsia="DejaVu Sans" w:cs="Noto Sans Arabic UI"/>
           <w:lang w:val="en-US" w:eastAsia="en-US" w:bidi="en-US"/>
         </w:rPr>
-        <w:t>Very well written!!</w:t>
+        <w:t>In order to reduce complexity of this complex work Iwould remove the analysis on phylum level. We focused on genus level, which is by far much more specific.</w:t>
       </w:r>
     </w:p>
   </w:comment>
-  <w:comment w:id="21" w:author="Christoph Ammer-Herrmenau" w:date="2026-04-23T21:45:00Z" w:initials="CA">
-    <w:p>
-      <w:pPr>
-        <w:overflowPunct w:val="true"/>
+  <w:comment w:id="22" w:author="Christoph Ammer-Herrmenau" w:date="2026-04-23T21:50:00Z" w:initials="CA">
+    <w:p>
+      <w:pPr>
+        <w:overflowPunct w:val="false"/>
         <w:spacing w:before="0" w:after="0"/>
         <w:rPr/>
       </w:pPr>
@@ -8491,14 +8470,14 @@
           <w:rFonts w:ascii="Liberation Serif" w:hAnsi="Liberation Serif" w:eastAsia="DejaVu Sans" w:cs="Noto Sans Arabic UI"/>
           <w:lang w:val="en-US" w:eastAsia="en-US" w:bidi="en-US"/>
         </w:rPr>
-        <w:t>In order to reduce complexity of this complex work Iwould remove the analysis on phylum level. We focused on genus level, which is by far much more specific.</w:t>
+        <w:t>As mentioned above, I do not see the rationale to explore higher taxonomic ranks. Maybe it would be worth to have a lookt to the domiant species as our method allows robust analysis on species level.</w:t>
       </w:r>
     </w:p>
   </w:comment>
-  <w:comment w:id="22" w:author="Christoph Ammer-Herrmenau" w:date="2026-04-23T21:50:00Z" w:initials="CA">
-    <w:p>
-      <w:pPr>
-        <w:overflowPunct w:val="true"/>
+  <w:comment w:id="23" w:author="Linh Dang" w:date="2026-06-04T12:52:45Z" w:initials="LD">
+    <w:p>
+      <w:pPr>
+        <w:overflowPunct w:val="false"/>
         <w:spacing w:before="0" w:after="0"/>
         <w:rPr/>
       </w:pPr>
@@ -8507,14 +8486,14 @@
           <w:rFonts w:ascii="Liberation Serif" w:hAnsi="Liberation Serif" w:eastAsia="DejaVu Sans" w:cs="Noto Sans Arabic UI"/>
           <w:lang w:val="en-US" w:eastAsia="en-US" w:bidi="en-US"/>
         </w:rPr>
-        <w:t>As mentioned above, I do not see the rationale to explore higher taxonomic ranks. Maybe it would be worth to have a lookt to the domiant species as our method allows robust analysis on species level.</w:t>
+        <w:t>Question: the default option in MaAslin2 not for pairwise comparison, but rather compare one to a reference. In this case, we have: paraffin vs. PCR and Buffer vs. PCR. Is it also interesting to do: Paraffin vs. the rest, Buffer vs. the rest, and PCR vs. the rest.</w:t>
       </w:r>
     </w:p>
   </w:comment>
-  <w:comment w:id="23" w:author="Linh Dang" w:date="2026-06-04T12:52:45Z" w:initials="LD">
-    <w:p>
-      <w:pPr>
-        <w:overflowPunct w:val="true"/>
+  <w:comment w:id="24" w:author="Christoph Ammer-Herrmenau" w:date="2026-04-23T21:54:00Z" w:initials="CA">
+    <w:p>
+      <w:pPr>
+        <w:overflowPunct w:val="false"/>
         <w:spacing w:before="0" w:after="0"/>
         <w:rPr/>
       </w:pPr>
@@ -8523,14 +8502,14 @@
           <w:rFonts w:ascii="Liberation Serif" w:hAnsi="Liberation Serif" w:eastAsia="DejaVu Sans" w:cs="Noto Sans Arabic UI"/>
           <w:lang w:val="en-US" w:eastAsia="en-US" w:bidi="en-US"/>
         </w:rPr>
-        <w:t>Question: the default option in MaAslin2 not for pairwise comparison, but rather compare one to a reference. In this case, we have: paraffin vs. PCR and Buffer vs. PCR. Is it also interesting to do: Paraffin vs. the rest, Buffer vs. the rest, and PCR vs. the rest.</w:t>
+        <w:t>Also here I would ratheruse the species level. If there are too many species  we can use a suppl table. Why have you not used MaAsLin2 and stratified for LP, origin paraffin, buffer etc? If there are multiple species dominant in LP we can take it as a smooth bridge to the second chapter.</w:t>
       </w:r>
     </w:p>
   </w:comment>
-  <w:comment w:id="24" w:author="Christoph Ammer-Herrmenau" w:date="2026-04-23T21:54:00Z" w:initials="CA">
-    <w:p>
-      <w:pPr>
-        <w:overflowPunct w:val="true"/>
+  <w:comment w:id="25" w:author="Christoph Ammer-Herrmenau" w:date="2026-04-24T21:14:00Z" w:initials="CA">
+    <w:p>
+      <w:pPr>
+        <w:overflowPunct w:val="false"/>
         <w:spacing w:before="0" w:after="0"/>
         <w:rPr/>
       </w:pPr>
@@ -8539,14 +8518,14 @@
           <w:rFonts w:ascii="Liberation Serif" w:hAnsi="Liberation Serif" w:eastAsia="DejaVu Sans" w:cs="Noto Sans Arabic UI"/>
           <w:lang w:val="en-US" w:eastAsia="en-US" w:bidi="en-US"/>
         </w:rPr>
-        <w:t>Also here I would ratheruse the species level. If there are too many species  we can use a suppl table. Why have you not used MaAsLin2 and stratified for LP, origin paraffin, buffer etc? If there are multiple species dominant in LP we can take it as a smooth bridge to the second chapter.</w:t>
+        <w:t xml:space="preserve">I expanded the description here, as most reviewer do not read thoroughly the methods and go directely to the results. </w:t>
       </w:r>
     </w:p>
   </w:comment>
-  <w:comment w:id="25" w:author="Christoph Ammer-Herrmenau" w:date="2026-04-24T21:14:00Z" w:initials="CA">
-    <w:p>
-      <w:pPr>
-        <w:overflowPunct w:val="true"/>
+  <w:comment w:id="27" w:author="Christoph Ammer-Herrmenau" w:date="2026-04-24T22:59:00Z" w:initials="CA">
+    <w:p>
+      <w:pPr>
+        <w:overflowPunct w:val="false"/>
         <w:spacing w:before="0" w:after="0"/>
         <w:rPr/>
       </w:pPr>
@@ -8555,22 +8534,6 @@
           <w:rFonts w:ascii="Liberation Serif" w:hAnsi="Liberation Serif" w:eastAsia="DejaVu Sans" w:cs="Noto Sans Arabic UI"/>
           <w:lang w:val="en-US" w:eastAsia="en-US" w:bidi="en-US"/>
         </w:rPr>
-        <w:t xml:space="preserve">I expanded the description here, as most reviewer do not read thoroughly the methods and go directely to the results. </w:t>
-      </w:r>
-    </w:p>
-  </w:comment>
-  <w:comment w:id="27" w:author="Christoph Ammer-Herrmenau" w:date="2026-04-24T22:59:00Z" w:initials="CA">
-    <w:p>
-      <w:pPr>
-        <w:overflowPunct w:val="true"/>
-        <w:spacing w:before="0" w:after="0"/>
-        <w:rPr/>
-      </w:pPr>
-      <w:r>
-        <w:rPr>
-          <w:rFonts w:ascii="Liberation Serif" w:hAnsi="Liberation Serif" w:eastAsia="DejaVu Sans" w:cs="Noto Sans Arabic UI"/>
-          <w:lang w:val="en-US" w:eastAsia="en-US" w:bidi="en-US"/>
-        </w:rPr>
         <w:t>Please relabel technician to LP, and bench hood to low-germ and standard an the figures.</w:t>
       </w:r>
     </w:p>
@@ -8578,7 +8541,7 @@
   <w:comment w:id="28" w:author="Linh Dang" w:date="2026-06-11T09:33:44Z" w:initials="LD">
     <w:p>
       <w:pPr>
-        <w:overflowPunct w:val="true"/>
+        <w:overflowPunct w:val="false"/>
         <w:spacing w:before="0" w:after="0"/>
         <w:rPr/>
       </w:pPr>
@@ -8594,7 +8557,7 @@
     </w:p>
     <w:p>
       <w:pPr>
-        <w:overflowPunct w:val="true"/>
+        <w:overflowPunct w:val="false"/>
         <w:spacing w:before="0" w:after="0"/>
         <w:rPr/>
       </w:pPr>
@@ -8610,7 +8573,7 @@
   <w:comment w:id="26" w:author="Christoph Ammer-Herrmenau" w:date="2026-04-24T23:00:00Z" w:initials="CA">
     <w:p>
       <w:pPr>
-        <w:overflowPunct w:val="true"/>
+        <w:overflowPunct w:val="false"/>
         <w:spacing w:before="0" w:after="0"/>
         <w:rPr/>
       </w:pPr>
@@ -8626,7 +8589,7 @@
   <w:comment w:id="29" w:author="Linh Dang" w:date="2026-06-11T09:34:00Z" w:initials="LD">
     <w:p>
       <w:pPr>
-        <w:overflowPunct w:val="true"/>
+        <w:overflowPunct w:val="false"/>
         <w:spacing w:before="0" w:after="0"/>
         <w:rPr/>
       </w:pPr>
@@ -8642,7 +8605,7 @@
     </w:p>
     <w:p>
       <w:pPr>
-        <w:overflowPunct w:val="true"/>
+        <w:overflowPunct w:val="false"/>
         <w:spacing w:before="0" w:after="0"/>
         <w:rPr/>
       </w:pPr>
@@ -8658,7 +8621,7 @@
   <w:comment w:id="30" w:author="Linh Dang" w:date="2026-06-17T15:10:47Z" w:initials="LD">
     <w:p>
       <w:pPr>
-        <w:overflowPunct w:val="true"/>
+        <w:overflowPunct w:val="false"/>
         <w:spacing w:before="0" w:after="0"/>
         <w:rPr/>
       </w:pPr>
@@ -8674,7 +8637,7 @@
   <w:comment w:id="31" w:author="Christoph Ammer-Herrmenau" w:date="2026-04-24T21:06:00Z" w:initials="CA">
     <w:p>
       <w:pPr>
-        <w:overflowPunct w:val="true"/>
+        <w:overflowPunct w:val="false"/>
         <w:spacing w:before="0" w:after="0"/>
         <w:rPr/>
       </w:pPr>
@@ -8690,7 +8653,7 @@
   <w:comment w:id="32" w:author="Linh Dang" w:date="2026-06-11T09:50:53Z" w:initials="LD">
     <w:p>
       <w:pPr>
-        <w:overflowPunct w:val="true"/>
+        <w:overflowPunct w:val="false"/>
         <w:spacing w:before="0" w:after="0"/>
         <w:rPr/>
       </w:pPr>
@@ -8706,6 +8669,99 @@
     </w:p>
     <w:p>
       <w:pPr>
+        <w:overflowPunct w:val="false"/>
+        <w:spacing w:before="0" w:after="0"/>
+        <w:rPr/>
+      </w:pPr>
+      <w:r>
+        <w:rPr>
+          <w:rFonts w:ascii="Liberation Serif" w:hAnsi="Liberation Serif" w:eastAsia="DejaVu Sans" w:cs="Noto Sans Arabic"/>
+          <w:lang w:val="en-US" w:eastAsia="en-US" w:bidi="en-US"/>
+        </w:rPr>
+        <w:t>Done!</w:t>
+      </w:r>
+    </w:p>
+    <w:p>
+      <w:pPr>
+        <w:overflowPunct w:val="false"/>
+        <w:spacing w:before="0" w:after="0"/>
+        <w:rPr/>
+      </w:pPr>
+      <w:r>
+        <w:rPr>
+          <w:rFonts w:ascii="Liberation Serif" w:hAnsi="Liberation Serif" w:eastAsia="DejaVu Sans" w:cs="Noto Sans Arabic UI"/>
+          <w:lang w:val="en-US" w:eastAsia="en-US" w:bidi="en-US"/>
+        </w:rPr>
+      </w:r>
+    </w:p>
+  </w:comment>
+  <w:comment w:id="33" w:author="Christoph Ammer-Herrmenau" w:date="2026-04-24T23:01:00Z" w:initials="CA">
+    <w:p>
+      <w:pPr>
+        <w:overflowPunct w:val="false"/>
+        <w:spacing w:before="0" w:after="0"/>
+        <w:rPr/>
+      </w:pPr>
+      <w:r>
+        <w:rPr>
+          <w:rFonts w:ascii="Liberation Serif" w:hAnsi="Liberation Serif" w:eastAsia="DejaVu Sans" w:cs="Noto Sans Arabic UI"/>
+          <w:lang w:val="en-US" w:eastAsia="en-US" w:bidi="en-US"/>
+        </w:rPr>
+        <w:t>I would display only one figure with the elipse around TA. Condition with shape is enough.</w:t>
+      </w:r>
+    </w:p>
+  </w:comment>
+  <w:comment w:id="34" w:author="Christoph Ammer-Herrmenau" w:date="2026-04-24T23:03:00Z" w:initials="CA">
+    <w:p>
+      <w:pPr>
+        <w:overflowPunct w:val="false"/>
+        <w:spacing w:before="0" w:after="0"/>
+        <w:rPr/>
+      </w:pPr>
+      <w:r>
+        <w:rPr>
+          <w:rFonts w:ascii="Liberation Serif" w:hAnsi="Liberation Serif" w:eastAsia="DejaVu Sans" w:cs="Noto Sans Arabic UI"/>
+          <w:lang w:val="en-US" w:eastAsia="en-US" w:bidi="en-US"/>
+        </w:rPr>
+        <w:t>Here I would but the DAA for condition/ environment in the suppl. And the LP in the maion figure. That would give more evidence that the batch effect is really introduced bei LP rather than by condition if we find human commensals.</w:t>
+      </w:r>
+    </w:p>
+  </w:comment>
+  <w:comment w:id="35" w:author="Christoph Ammer-Herrmenau" w:date="2026-04-25T21:02:00Z" w:initials="CA">
+    <w:p>
+      <w:pPr>
+        <w:overflowPunct w:val="false"/>
+        <w:spacing w:before="0" w:after="0"/>
+        <w:rPr/>
+      </w:pPr>
+      <w:r>
+        <w:rPr>
+          <w:rFonts w:ascii="Liberation Serif" w:hAnsi="Liberation Serif" w:eastAsia="DejaVu Sans" w:cs="Noto Sans Arabic UI"/>
+          <w:lang w:val="en-US" w:eastAsia="en-US" w:bidi="en-US"/>
+        </w:rPr>
+        <w:t>Please cite requilme, pushalkar, geller at this position</w:t>
+      </w:r>
+    </w:p>
+  </w:comment>
+  <w:comment w:id="36" w:author="Christoph Ammer-Herrmenau" w:date="2026-04-25T21:20:00Z" w:initials="CA">
+    <w:p>
+      <w:pPr>
+        <w:overflowPunct w:val="false"/>
+        <w:spacing w:before="0" w:after="0"/>
+        <w:rPr/>
+      </w:pPr>
+      <w:r>
+        <w:rPr>
+          <w:rFonts w:ascii="Liberation Serif" w:hAnsi="Liberation Serif" w:eastAsia="DejaVu Sans" w:cs="Noto Sans Arabic UI"/>
+          <w:lang w:val="en-US" w:eastAsia="en-US" w:bidi="en-US"/>
+        </w:rPr>
+        <w:t>Can you please adopt this abbreviatiopn to the figures and tables and the rest of the script? If you have a better abbreviation you can of course aplly this.</w:t>
+      </w:r>
+    </w:p>
+  </w:comment>
+  <w:comment w:id="37" w:author="Linh Dang" w:date="2026-07-06T12:21:51Z" w:initials="LD">
+    <w:p>
+      <w:pPr>
         <w:overflowPunct w:val="true"/>
         <w:spacing w:before="0" w:after="0"/>
         <w:rPr/>
@@ -8715,27 +8771,30 @@
           <w:rFonts w:ascii="Liberation Serif" w:hAnsi="Liberation Serif" w:eastAsia="DejaVu Sans" w:cs="Noto Sans Arabic"/>
           <w:lang w:val="en-US" w:eastAsia="en-US" w:bidi="en-US"/>
         </w:rPr>
-        <w:t>Done!</w:t>
-      </w:r>
-    </w:p>
-    <w:p>
-      <w:pPr>
-        <w:overflowPunct w:val="true"/>
+        <w:t>For the consistency, I only use paired Wilcox test to compare decontamination methods.</w:t>
+      </w:r>
+    </w:p>
+  </w:comment>
+  <w:comment w:id="38" w:author="Christoph Ammer-Herrmenau" w:date="2026-04-25T21:21:00Z" w:initials="CA">
+    <w:p>
+      <w:pPr>
+        <w:overflowPunct w:val="false"/>
         <w:spacing w:before="0" w:after="0"/>
         <w:rPr/>
       </w:pPr>
       <w:r>
         <w:rPr>
-          <w:rFonts w:ascii="Liberation Serif" w:hAnsi="Liberation Serif" w:eastAsia="DejaVu Sans" w:cs="Noto Sans Arabic"/>
+          <w:rFonts w:ascii="Liberation Serif" w:hAnsi="Liberation Serif" w:eastAsia="DejaVu Sans" w:cs="Noto Sans Arabic UI"/>
           <w:lang w:val="en-US" w:eastAsia="en-US" w:bidi="en-US"/>
         </w:rPr>
+        <w:t>That sounds that we do not have to do it.</w:t>
       </w:r>
     </w:p>
   </w:comment>
-  <w:comment w:id="33" w:author="Christoph Ammer-Herrmenau" w:date="2026-04-24T23:01:00Z" w:initials="CA">
-    <w:p>
-      <w:pPr>
-        <w:overflowPunct w:val="true"/>
+  <w:comment w:id="39" w:author="Christoph Ammer-Herrmenau" w:date="2026-04-25T21:21:00Z" w:initials="CA">
+    <w:p>
+      <w:pPr>
+        <w:overflowPunct w:val="false"/>
         <w:spacing w:before="0" w:after="0"/>
         <w:rPr/>
       </w:pPr>
@@ -8744,174 +8803,14 @@
           <w:rFonts w:ascii="Liberation Serif" w:hAnsi="Liberation Serif" w:eastAsia="DejaVu Sans" w:cs="Noto Sans Arabic UI"/>
           <w:lang w:val="en-US" w:eastAsia="en-US" w:bidi="en-US"/>
         </w:rPr>
-        <w:t>I would display only one figure with the elipse around TA. Condition with shape is enough.</w:t>
+        <w:t>That is discussion. You can shift it to the discussion section.</w:t>
       </w:r>
     </w:p>
   </w:comment>
-  <w:comment w:id="34" w:author="Christoph Ammer-Herrmenau" w:date="2026-04-24T21:09:00Z" w:initials="CA">
+  <w:comment w:id="40" w:author="Linh Dang" w:date="2026-07-06T10:51:12Z" w:initials="LD">
     <w:p>
       <w:pPr>
         <w:overflowPunct w:val="true"/>
-        <w:spacing w:before="0" w:after="0"/>
-        <w:rPr/>
-      </w:pPr>
-      <w:r>
-        <w:rPr>
-          <w:rFonts w:ascii="Liberation Serif" w:hAnsi="Liberation Serif" w:eastAsia="DejaVu Sans" w:cs="Noto Sans Arabic UI"/>
-          <w:lang w:val="en-US" w:eastAsia="en-US" w:bidi="en-US"/>
-        </w:rPr>
-        <w:t>Correct?</w:t>
-      </w:r>
-    </w:p>
-  </w:comment>
-  <w:comment w:id="35" w:author="Christoph Ammer-Herrmenau" w:date="2026-04-24T21:07:00Z" w:initials="CA">
-    <w:p>
-      <w:pPr>
-        <w:overflowPunct w:val="true"/>
-        <w:spacing w:before="0" w:after="0"/>
-        <w:rPr/>
-      </w:pPr>
-      <w:r>
-        <w:rPr>
-          <w:rFonts w:ascii="Liberation Serif" w:hAnsi="Liberation Serif" w:eastAsia="DejaVu Sans" w:cs="Noto Sans Arabic UI"/>
-          <w:lang w:val="en-US" w:eastAsia="en-US" w:bidi="en-US"/>
-        </w:rPr>
-        <w:t>You need an abbreviation content list.</w:t>
-      </w:r>
-    </w:p>
-  </w:comment>
-  <w:comment w:id="36" w:author="Christoph Ammer-Herrmenau" w:date="2026-04-24T21:13:00Z" w:initials="CA">
-    <w:p>
-      <w:pPr>
-        <w:overflowPunct w:val="true"/>
-        <w:spacing w:before="0" w:after="0"/>
-        <w:rPr/>
-      </w:pPr>
-      <w:r>
-        <w:rPr>
-          <w:rFonts w:ascii="Liberation Serif" w:hAnsi="Liberation Serif" w:eastAsia="DejaVu Sans" w:cs="Noto Sans Arabic UI"/>
-          <w:lang w:val="en-US" w:eastAsia="en-US" w:bidi="en-US"/>
-        </w:rPr>
-        <w:t xml:space="preserve">Also here I would suggest MaAsLin2 with LP and condition as fixed models. </w:t>
-      </w:r>
-    </w:p>
-  </w:comment>
-  <w:comment w:id="37" w:author="Christoph Ammer-Herrmenau" w:date="2026-04-24T21:11:00Z" w:initials="CA">
-    <w:p>
-      <w:pPr>
-        <w:overflowPunct w:val="true"/>
-        <w:spacing w:before="0" w:after="0"/>
-        <w:rPr/>
-      </w:pPr>
-      <w:r>
-        <w:rPr>
-          <w:rFonts w:ascii="Liberation Serif" w:hAnsi="Liberation Serif" w:eastAsia="DejaVu Sans" w:cs="Noto Sans Arabic UI"/>
-          <w:lang w:val="en-US" w:eastAsia="en-US" w:bidi="en-US"/>
-        </w:rPr>
-        <w:t>Why was it relaxed?</w:t>
-      </w:r>
-    </w:p>
-  </w:comment>
-  <w:comment w:id="38" w:author="Christoph Ammer-Herrmenau" w:date="2026-04-24T21:14:00Z" w:initials="CA">
-    <w:p>
-      <w:pPr>
-        <w:overflowPunct w:val="true"/>
-        <w:spacing w:before="0" w:after="0"/>
-        <w:rPr/>
-      </w:pPr>
-      <w:r>
-        <w:rPr>
-          <w:rFonts w:ascii="Liberation Serif" w:hAnsi="Liberation Serif" w:eastAsia="DejaVu Sans" w:cs="Noto Sans Arabic UI"/>
-          <w:lang w:val="en-US" w:eastAsia="en-US" w:bidi="en-US"/>
-        </w:rPr>
-        <w:t>Please all p-values in the same manner.</w:t>
-      </w:r>
-    </w:p>
-  </w:comment>
-  <w:comment w:id="39" w:author="Christoph Ammer-Herrmenau" w:date="2026-04-24T23:03:00Z" w:initials="CA">
-    <w:p>
-      <w:pPr>
-        <w:overflowPunct w:val="true"/>
-        <w:spacing w:before="0" w:after="0"/>
-        <w:rPr/>
-      </w:pPr>
-      <w:r>
-        <w:rPr>
-          <w:rFonts w:ascii="Liberation Serif" w:hAnsi="Liberation Serif" w:eastAsia="DejaVu Sans" w:cs="Noto Sans Arabic UI"/>
-          <w:lang w:val="en-US" w:eastAsia="en-US" w:bidi="en-US"/>
-        </w:rPr>
-        <w:t>Here I would but the DAA for condition/ environment in the suppl. And the LP in the maion figure. That would give more evidence that the batch effect is really introduced bei LP rather than by condition if we find human commensals.</w:t>
-      </w:r>
-    </w:p>
-  </w:comment>
-  <w:comment w:id="40" w:author="Christoph Ammer-Herrmenau" w:date="2026-04-25T21:02:00Z" w:initials="CA">
-    <w:p>
-      <w:pPr>
-        <w:overflowPunct w:val="true"/>
-        <w:spacing w:before="0" w:after="0"/>
-        <w:rPr/>
-      </w:pPr>
-      <w:r>
-        <w:rPr>
-          <w:rFonts w:ascii="Liberation Serif" w:hAnsi="Liberation Serif" w:eastAsia="DejaVu Sans" w:cs="Noto Sans Arabic UI"/>
-          <w:lang w:val="en-US" w:eastAsia="en-US" w:bidi="en-US"/>
-        </w:rPr>
-        <w:t>Please cite requilme, pushalkar, geller at this position</w:t>
-      </w:r>
-    </w:p>
-  </w:comment>
-  <w:comment w:id="41" w:author="Christoph Ammer-Herrmenau" w:date="2026-04-25T21:20:00Z" w:initials="CA">
-    <w:p>
-      <w:pPr>
-        <w:overflowPunct w:val="true"/>
-        <w:spacing w:before="0" w:after="0"/>
-        <w:rPr/>
-      </w:pPr>
-      <w:r>
-        <w:rPr>
-          <w:rFonts w:ascii="Liberation Serif" w:hAnsi="Liberation Serif" w:eastAsia="DejaVu Sans" w:cs="Noto Sans Arabic UI"/>
-          <w:lang w:val="en-US" w:eastAsia="en-US" w:bidi="en-US"/>
-        </w:rPr>
-        <w:t>Can you please adopt this abbreviatiopn to the figures and tables and the rest of the script? If you have a better abbreviation you can of course aplly this.</w:t>
-      </w:r>
-    </w:p>
-  </w:comment>
-  <w:comment w:id="42" w:author="Christoph Ammer-Herrmenau" w:date="2026-04-25T21:21:00Z" w:initials="CA">
-    <w:p>
-      <w:pPr>
-        <w:overflowPunct w:val="true"/>
-        <w:spacing w:before="0" w:after="0"/>
-        <w:rPr/>
-      </w:pPr>
-      <w:r>
-        <w:rPr>
-          <w:rFonts w:ascii="Liberation Serif" w:hAnsi="Liberation Serif" w:eastAsia="DejaVu Sans" w:cs="Noto Sans Arabic UI"/>
-          <w:lang w:val="en-US" w:eastAsia="en-US" w:bidi="en-US"/>
-        </w:rPr>
-        <w:t>That sounds that we do not have to do it.</w:t>
-      </w:r>
-    </w:p>
-  </w:comment>
-  <w:comment w:id="43" w:author="Christoph Ammer-Herrmenau" w:date="2026-04-25T21:21:00Z" w:initials="CA">
-    <w:p>
-      <w:pPr>
-        <w:overflowPunct w:val="true"/>
-        <w:spacing w:before="0" w:after="0"/>
-        <w:rPr/>
-      </w:pPr>
-      <w:r>
-        <w:rPr>
-          <w:rFonts w:ascii="Liberation Serif" w:hAnsi="Liberation Serif" w:eastAsia="DejaVu Sans" w:cs="Noto Sans Arabic UI"/>
-          <w:lang w:val="en-US" w:eastAsia="en-US" w:bidi="en-US"/>
-        </w:rPr>
-        <w:t>That is discussion. You can shift it to the discussion section.</w:t>
-      </w:r>
-    </w:p>
-  </w:comment>
-  <w:comment w:id="44" w:author="Linh Dang" w:date="2026-07-06T10:51:12Z" w:initials="LD">
-    <w:p>
-      <w:pPr>
-        <w:overflowPunct w:val="false"/>
         <w:spacing w:before="0" w:after="0"/>
         <w:rPr/>
       </w:pPr>
@@ -8927,20 +8826,52 @@
     </w:p>
     <w:p>
       <w:pPr>
+        <w:overflowPunct w:val="true"/>
+        <w:spacing w:before="0" w:after="0"/>
+        <w:rPr/>
+      </w:pPr>
+      <w:r>
+        <w:rPr>
+          <w:rFonts w:ascii="Liberation Serif" w:hAnsi="Liberation Serif" w:eastAsia="DejaVu Sans" w:cs="Noto Sans Arabic"/>
+          <w:lang w:val="en-US" w:eastAsia="en-US" w:bidi="en-US"/>
+        </w:rPr>
+        <w:t>Why would it belong to the discussion? The longitudinal NCT is an essential part for the assessment.</w:t>
+      </w:r>
+    </w:p>
+  </w:comment>
+  <w:comment w:id="41" w:author="Linh Dang" w:date="2026-07-06T12:21:51Z" w:initials="LD">
+    <w:p>
+      <w:pPr>
+        <w:overflowPunct w:val="true"/>
+        <w:spacing w:before="0" w:after="0"/>
+        <w:rPr/>
+      </w:pPr>
+      <w:r>
+        <w:rPr>
+          <w:rFonts w:ascii="Liberation Serif" w:hAnsi="Liberation Serif" w:eastAsia="DejaVu Sans" w:cs="Noto Sans Arabic"/>
+          <w:lang w:val="en-US" w:eastAsia="en-US" w:bidi="en-US"/>
+        </w:rPr>
+        <w:t>For the consistency, I only use paired Wilcox test to compare decontamination methods.</w:t>
+      </w:r>
+    </w:p>
+  </w:comment>
+  <w:comment w:id="42" w:author="Christoph Ammer-Herrmenau" w:date="2026-04-25T21:45:00Z" w:initials="CA">
+    <w:p>
+      <w:pPr>
         <w:overflowPunct w:val="false"/>
         <w:spacing w:before="0" w:after="0"/>
         <w:rPr/>
       </w:pPr>
       <w:r>
         <w:rPr>
-          <w:rFonts w:ascii="Liberation Serif" w:hAnsi="Liberation Serif" w:eastAsia="DejaVu Sans" w:cs="Noto Sans Arabic"/>
+          <w:rFonts w:ascii="Liberation Serif" w:hAnsi="Liberation Serif" w:eastAsia="DejaVu Sans" w:cs="Noto Sans Arabic UI"/>
           <w:lang w:val="en-US" w:eastAsia="en-US" w:bidi="en-US"/>
         </w:rPr>
-        <w:t>Why would it belong to the discussion? The longitudinal NCT is an essential part for the assessment.</w:t>
+        <w:t>The pairwise comparison needs to be in the supplemental material</w:t>
       </w:r>
     </w:p>
   </w:comment>
-  <w:comment w:id="45" w:author="Linh Dang" w:date="2026-07-06T12:21:51Z" w:initials="LD">
+  <w:comment w:id="44" w:author="Christoph Ammer-Herrmenau" w:date="2026-04-25T21:50:00Z" w:initials="CA">
     <w:p>
       <w:pPr>
         <w:overflowPunct w:val="false"/>
@@ -8949,17 +8880,17 @@
       </w:pPr>
       <w:r>
         <w:rPr>
-          <w:rFonts w:ascii="Liberation Serif" w:hAnsi="Liberation Serif" w:eastAsia="DejaVu Sans" w:cs="Noto Sans Arabic"/>
+          <w:rFonts w:ascii="Liberation Serif" w:hAnsi="Liberation Serif" w:eastAsia="DejaVu Sans" w:cs="Noto Sans Arabic UI"/>
           <w:lang w:val="en-US" w:eastAsia="en-US" w:bidi="en-US"/>
         </w:rPr>
-        <w:t>For the consistency, I only use paired Wilcox test to compare decontamination methods.</w:t>
+        <w:t>Pairwise comparison</w:t>
       </w:r>
     </w:p>
   </w:comment>
-  <w:comment w:id="46" w:author="Christoph Ammer-Herrmenau" w:date="2026-04-25T21:45:00Z" w:initials="CA">
-    <w:p>
-      <w:pPr>
-        <w:overflowPunct w:val="true"/>
+  <w:comment w:id="43" w:author="Christoph Ammer-Herrmenau" w:date="2026-04-25T21:52:00Z" w:initials="CA">
+    <w:p>
+      <w:pPr>
+        <w:overflowPunct w:val="false"/>
         <w:spacing w:before="0" w:after="0"/>
         <w:rPr/>
       </w:pPr>
@@ -8968,14 +8899,14 @@
           <w:rFonts w:ascii="Liberation Serif" w:hAnsi="Liberation Serif" w:eastAsia="DejaVu Sans" w:cs="Noto Sans Arabic UI"/>
           <w:lang w:val="en-US" w:eastAsia="en-US" w:bidi="en-US"/>
         </w:rPr>
-        <w:t>The pairwise comparison needs to be in the supplemental material</w:t>
+        <w:t xml:space="preserve">Are above data with rarefation or wrench? We should report the second normalization technique. Please expand in figure legends the abbreviations, the sample size and the normalization techniques in all figures. </w:t>
       </w:r>
     </w:p>
   </w:comment>
-  <w:comment w:id="48" w:author="Christoph Ammer-Herrmenau" w:date="2026-04-25T21:50:00Z" w:initials="CA">
-    <w:p>
-      <w:pPr>
-        <w:overflowPunct w:val="true"/>
+  <w:comment w:id="45" w:author="Christoph Ammer-Herrmenau" w:date="2026-04-25T21:47:00Z" w:initials="CA">
+    <w:p>
+      <w:pPr>
+        <w:overflowPunct w:val="false"/>
         <w:spacing w:before="0" w:after="0"/>
         <w:rPr/>
       </w:pPr>
@@ -8984,14 +8915,14 @@
           <w:rFonts w:ascii="Liberation Serif" w:hAnsi="Liberation Serif" w:eastAsia="DejaVu Sans" w:cs="Noto Sans Arabic UI"/>
           <w:lang w:val="en-US" w:eastAsia="en-US" w:bidi="en-US"/>
         </w:rPr>
-        <w:t>Pairwise comparison</w:t>
+        <w:t>I would exclude this as non-parametric tests are less sophisticated as LMM and does not bring additional informatuion.</w:t>
       </w:r>
     </w:p>
   </w:comment>
-  <w:comment w:id="47" w:author="Christoph Ammer-Herrmenau" w:date="2026-04-25T21:52:00Z" w:initials="CA">
-    <w:p>
-      <w:pPr>
-        <w:overflowPunct w:val="true"/>
+  <w:comment w:id="46" w:author="Christoph Ammer-Herrmenau" w:date="2026-04-25T22:00:00Z" w:initials="CA">
+    <w:p>
+      <w:pPr>
+        <w:overflowPunct w:val="false"/>
         <w:spacing w:before="0" w:after="0"/>
         <w:rPr/>
       </w:pPr>
@@ -9000,14 +8931,14 @@
           <w:rFonts w:ascii="Liberation Serif" w:hAnsi="Liberation Serif" w:eastAsia="DejaVu Sans" w:cs="Noto Sans Arabic UI"/>
           <w:lang w:val="en-US" w:eastAsia="en-US" w:bidi="en-US"/>
         </w:rPr>
-        <w:t xml:space="preserve">Are above data with rarefation or wrench? We should report the second normalization technique. Please expand in figure legends the abbreviations, the sample size and the normalization techniques in all figures. </w:t>
+        <w:t>Pairwise comparison</w:t>
       </w:r>
     </w:p>
   </w:comment>
-  <w:comment w:id="49" w:author="Christoph Ammer-Herrmenau" w:date="2026-04-25T21:47:00Z" w:initials="CA">
-    <w:p>
-      <w:pPr>
-        <w:overflowPunct w:val="true"/>
+  <w:comment w:id="47" w:author="Christoph Ammer-Herrmenau" w:date="2026-04-25T22:01:00Z" w:initials="CA">
+    <w:p>
+      <w:pPr>
+        <w:overflowPunct w:val="false"/>
         <w:spacing w:before="0" w:after="0"/>
         <w:rPr/>
       </w:pPr>
@@ -9016,14 +8947,14 @@
           <w:rFonts w:ascii="Liberation Serif" w:hAnsi="Liberation Serif" w:eastAsia="DejaVu Sans" w:cs="Noto Sans Arabic UI"/>
           <w:lang w:val="en-US" w:eastAsia="en-US" w:bidi="en-US"/>
         </w:rPr>
-        <w:t>I would exclude this as non-parametric tests are less sophisticated as LMM and does not bring additional informatuion.</w:t>
+        <w:t>Were the data from figure 3B not normalized?</w:t>
       </w:r>
     </w:p>
   </w:comment>
-  <w:comment w:id="50" w:author="Christoph Ammer-Herrmenau" w:date="2026-04-25T22:00:00Z" w:initials="CA">
-    <w:p>
-      <w:pPr>
-        <w:overflowPunct w:val="true"/>
+  <w:comment w:id="48" w:author="Christoph Ammer-Herrmenau" w:date="2026-04-25T22:09:00Z" w:initials="CA">
+    <w:p>
+      <w:pPr>
+        <w:overflowPunct w:val="false"/>
         <w:spacing w:before="0" w:after="0"/>
         <w:rPr/>
       </w:pPr>
@@ -9032,14 +8963,14 @@
           <w:rFonts w:ascii="Liberation Serif" w:hAnsi="Liberation Serif" w:eastAsia="DejaVu Sans" w:cs="Noto Sans Arabic UI"/>
           <w:lang w:val="en-US" w:eastAsia="en-US" w:bidi="en-US"/>
         </w:rPr>
-        <w:t>Pairwise comparison</w:t>
+        <w:t>Please rephrase.</w:t>
       </w:r>
     </w:p>
   </w:comment>
-  <w:comment w:id="51" w:author="Christoph Ammer-Herrmenau" w:date="2026-04-25T22:01:00Z" w:initials="CA">
-    <w:p>
-      <w:pPr>
-        <w:overflowPunct w:val="true"/>
+  <w:comment w:id="49" w:author="Christoph Ammer-Herrmenau" w:date="2026-04-25T22:24:00Z" w:initials="CA">
+    <w:p>
+      <w:pPr>
+        <w:overflowPunct w:val="false"/>
         <w:spacing w:before="0" w:after="0"/>
         <w:rPr/>
       </w:pPr>
@@ -9048,14 +8979,14 @@
           <w:rFonts w:ascii="Liberation Serif" w:hAnsi="Liberation Serif" w:eastAsia="DejaVu Sans" w:cs="Noto Sans Arabic UI"/>
           <w:lang w:val="en-US" w:eastAsia="en-US" w:bidi="en-US"/>
         </w:rPr>
-        <w:t>Were the data from figure 3B not normalized?</w:t>
+        <w:t xml:space="preserve">Here we need AS, coverage, qscore from basecalling. Also the KPC mice need to be mentioned. </w:t>
       </w:r>
     </w:p>
   </w:comment>
-  <w:comment w:id="52" w:author="Christoph Ammer-Herrmenau" w:date="2026-04-25T22:09:00Z" w:initials="CA">
-    <w:p>
-      <w:pPr>
-        <w:overflowPunct w:val="true"/>
+  <w:comment w:id="50" w:author="Christoph Ammer-Herrmenau" w:date="2026-04-25T22:28:00Z" w:initials="CA">
+    <w:p>
+      <w:pPr>
+        <w:overflowPunct w:val="false"/>
         <w:spacing w:before="0" w:after="0"/>
         <w:rPr/>
       </w:pPr>
@@ -9064,46 +8995,14 @@
           <w:rFonts w:ascii="Liberation Serif" w:hAnsi="Liberation Serif" w:eastAsia="DejaVu Sans" w:cs="Noto Sans Arabic UI"/>
           <w:lang w:val="en-US" w:eastAsia="en-US" w:bidi="en-US"/>
         </w:rPr>
-        <w:t>Please rephrase.</w:t>
+        <w:t xml:space="preserve">Trp53R172H and KrasG12D cooperate to promote chromosomal instability and widely metastatic pancreatic ductal adenocarcinoma in mice </w:t>
       </w:r>
     </w:p>
   </w:comment>
-  <w:comment w:id="53" w:author="Christoph Ammer-Herrmenau" w:date="2026-04-25T22:24:00Z" w:initials="CA">
-    <w:p>
-      <w:pPr>
-        <w:overflowPunct w:val="true"/>
-        <w:spacing w:before="0" w:after="0"/>
-        <w:rPr/>
-      </w:pPr>
-      <w:r>
-        <w:rPr>
-          <w:rFonts w:ascii="Liberation Serif" w:hAnsi="Liberation Serif" w:eastAsia="DejaVu Sans" w:cs="Noto Sans Arabic UI"/>
-          <w:lang w:val="en-US" w:eastAsia="en-US" w:bidi="en-US"/>
-        </w:rPr>
-        <w:t xml:space="preserve">Here we need AS, coverage, qscore from basecalling. Also the KPC mice need to be mentioned. </w:t>
-      </w:r>
-    </w:p>
-  </w:comment>
-  <w:comment w:id="54" w:author="Christoph Ammer-Herrmenau" w:date="2026-04-25T22:28:00Z" w:initials="CA">
-    <w:p>
-      <w:pPr>
-        <w:overflowPunct w:val="true"/>
-        <w:spacing w:before="0" w:after="0"/>
-        <w:rPr/>
-      </w:pPr>
-      <w:r>
-        <w:rPr>
-          <w:rFonts w:ascii="Liberation Serif" w:hAnsi="Liberation Serif" w:eastAsia="DejaVu Sans" w:cs="Noto Sans Arabic UI"/>
-          <w:lang w:val="en-US" w:eastAsia="en-US" w:bidi="en-US"/>
-        </w:rPr>
-        <w:t xml:space="preserve">Trp53R172H and KrasG12D cooperate to promote chromosomal instability and widely metastatic pancreatic ductal adenocarcinoma in mice </w:t>
-      </w:r>
-    </w:p>
-  </w:comment>
-  <w:comment w:id="55" w:author="Christoph Ammer-Herrmenau" w:date="2026-04-25T22:33:00Z" w:initials="CA">
-    <w:p>
-      <w:pPr>
-        <w:overflowPunct w:val="true"/>
+  <w:comment w:id="51" w:author="Christoph Ammer-Herrmenau" w:date="2026-04-25T22:33:00Z" w:initials="CA">
+    <w:p>
+      <w:pPr>
+        <w:overflowPunct w:val="false"/>
         <w:spacing w:before="0" w:after="0"/>
         <w:rPr/>
       </w:pPr>
@@ -9148,10 +9047,10 @@
       </w:r>
     </w:p>
   </w:comment>
-  <w:comment w:id="56" w:author="Christoph Ammer-Herrmenau" w:date="2026-04-25T22:22:00Z" w:initials="CA">
-    <w:p>
-      <w:pPr>
-        <w:overflowPunct w:val="true"/>
+  <w:comment w:id="52" w:author="Christoph Ammer-Herrmenau" w:date="2026-04-25T22:22:00Z" w:initials="CA">
+    <w:p>
+      <w:pPr>
+        <w:overflowPunct w:val="false"/>
         <w:spacing w:before="0" w:after="0"/>
         <w:rPr/>
       </w:pPr>
@@ -9164,10 +9063,10 @@
       </w:r>
     </w:p>
   </w:comment>
-  <w:comment w:id="57" w:author="Christoph Ammer-Herrmenau" w:date="2026-04-25T22:21:00Z" w:initials="CA">
-    <w:p>
-      <w:pPr>
-        <w:overflowPunct w:val="true"/>
+  <w:comment w:id="53" w:author="Christoph Ammer-Herrmenau" w:date="2026-04-25T22:21:00Z" w:initials="CA">
+    <w:p>
+      <w:pPr>
+        <w:overflowPunct w:val="false"/>
         <w:spacing w:before="0" w:after="0"/>
         <w:rPr/>
       </w:pPr>
@@ -9180,10 +9079,10 @@
       </w:r>
     </w:p>
   </w:comment>
-  <w:comment w:id="58" w:author="Christoph Ammer-Herrmenau" w:date="2026-04-25T22:34:00Z" w:initials="CA">
-    <w:p>
-      <w:pPr>
-        <w:overflowPunct w:val="true"/>
+  <w:comment w:id="54" w:author="Christoph Ammer-Herrmenau" w:date="2026-04-25T22:34:00Z" w:initials="CA">
+    <w:p>
+      <w:pPr>
+        <w:overflowPunct w:val="false"/>
         <w:spacing w:before="0" w:after="0"/>
         <w:rPr/>
       </w:pPr>

--- a/Manuscript/Manuscript_V03.docx
+++ b/Manuscript/Manuscript_V03.docx
@@ -46,6 +46,32 @@
         </w:p>
       </w:sdtContent>
     </w:sdt>
+    <w:p>
+      <w:pPr>
+        <w:pStyle w:val="Normal"/>
+        <w:rPr>
+          <w:rFonts w:ascii="Arial" w:hAnsi="Arial" w:cs="Arial"/>
+        </w:rPr>
+      </w:pPr>
+      <w:r>
+        <w:rPr>
+          <w:rFonts w:cs="Arial" w:ascii="Arial" w:hAnsi="Arial"/>
+        </w:rPr>
+      </w:r>
+    </w:p>
+    <w:p>
+      <w:pPr>
+        <w:pStyle w:val="Normal"/>
+        <w:rPr>
+          <w:rFonts w:ascii="Arial" w:hAnsi="Arial" w:cs="Arial"/>
+        </w:rPr>
+      </w:pPr>
+      <w:r>
+        <w:rPr>
+          <w:rFonts w:cs="Arial" w:ascii="Arial" w:hAnsi="Arial"/>
+        </w:rPr>
+      </w:r>
+    </w:p>
     <w:p>
       <w:pPr>
         <w:pStyle w:val="Normal"/>
@@ -1559,7 +1585,7 @@
           <w:rPr>
             <w:rFonts w:cs="Arial" w:ascii="Arial" w:hAnsi="Arial"/>
           </w:rPr>
-          <w:t xml:space="preserve">A, </w:t>
+          <w:t>A</w:t>
         </w:r>
       </w:ins>
       <w:ins w:id="44" w:author="Unknown Author" w:date="2026-05-29T10:14:39Z">
@@ -1568,7 +1594,7 @@
           <w:rPr>
             <w:rFonts w:cs="Arial" w:ascii="Arial" w:hAnsi="Arial"/>
           </w:rPr>
-          <w:t>lower panel</w:t>
+          <w:t>, lower panel</w:t>
         </w:r>
       </w:ins>
       <w:del w:id="45" w:author="Unknown Author" w:date="2026-05-29T09:51:32Z">
@@ -4035,60 +4061,11 @@
           <w:t>p-value &lt; 0.001</w:t>
         </w:r>
       </w:ins>
-      <w:del w:id="185" w:author="Linh Dang" w:date="2026-07-09T16:35:14Z">
-        <w:r>
-          <w:rPr>
-            <w:rFonts w:cs="Arial" w:ascii="Arial" w:hAnsi="Arial"/>
-          </w:rPr>
-          <mc:AlternateContent>
-            <mc:Choice Requires="wps">
-              <w:drawing>
-                <wp:inline distT="0" distB="0" distL="0" distR="0">
-                  <wp:extent cx="960755" cy="169545"/>
-                  <wp:effectExtent l="0" t="0" r="0" b="0"/>
-                  <wp:docPr id="3" name="Object 2" descr="OLE object"/>
-                  <a:graphic xmlns:a="http://schemas.openxmlformats.org/drawingml/2006/main">
-                    <a:graphicData uri="http://schemas.openxmlformats.org/drawingml/2006/picture"/>
-                  </a:graphic>
-                </wp:inline>
-              </w:drawing>
-            </mc:Choice>
-            <mc:Fallback>
-              <w:pict>
-                <v:shapetype id="_x0000_t75" coordsize="21600,21600" o:spt="75" o:preferrelative="t" path="m@4@5l@4@11@9@11@9@5xe" filled="f" stroked="f">
-                  <v:stroke joinstyle="miter"/>
-                  <v:formulas>
-                    <v:f eqn="if lineDrawn pixelLineWidth 0"/>
-                    <v:f eqn="sum @0 1 0"/>
-                    <v:f eqn="sum 0 0 @1"/>
-                    <v:f eqn="prod @2 1 2"/>
-                    <v:f eqn="prod @3 21600 pixelWidth"/>
-                    <v:f eqn="prod @3 21600 pixelHeight"/>
-                    <v:f eqn="sum @0 0 1"/>
-                    <v:f eqn="prod @6 1 2"/>
-                    <v:f eqn="prod @7 21600 pixelWidth"/>
-                    <v:f eqn="sum @8 21600 0"/>
-                    <v:f eqn="prod @7 21600 pixelHeight"/>
-                    <v:f eqn="sum @10 21600 0"/>
-                  </v:formulas>
-                  <v:path o:extrusionok="f" gradientshapeok="t" o:connecttype="rect"/>
-                  <o:lock v:ext="edit" aspectratio="t"/>
-                </v:shapetype>
-                <v:shape id="shape_0" ID="Object 2" stroked="f" o:allowincell="f" style="position:absolute;margin-left:0pt;margin-top:-13.4pt;width:75.6pt;height:13.3pt;mso-wrap-style:none;v-text-anchor:middle;mso-position-vertical:top" type="_x0000_t75">
-                  <v:fill o:detectmouseclick="t" on="false"/>
-                  <v:stroke color="#3465a4" joinstyle="round" endcap="flat"/>
-                  <w10:wrap type="square"/>
-                </v:shape>
-              </w:pict>
-            </mc:Fallback>
-          </mc:AlternateContent>
-        </w:r>
-      </w:del>
       <w:r>
         <w:rPr/>
         <w:commentReference w:id="31"/>
       </w:r>
-      <w:ins w:id="186" w:author="Linh Dang" w:date="2026-06-11T09:50:53Z">
+      <w:ins w:id="185" w:author="Linh Dang" w:date="2026-06-11T09:50:53Z">
         <w:r>
           <w:rPr/>
           <w:commentReference w:id="32"/>
@@ -4100,7 +4077,7 @@
         </w:rPr>
         <w:t xml:space="preserve">), with no significant effect of </w:t>
       </w:r>
-      <w:ins w:id="187" w:author="Linh Dang" w:date="2026-07-09T16:36:24Z">
+      <w:ins w:id="186" w:author="Linh Dang" w:date="2026-07-09T16:36:24Z">
         <w:r>
           <w:rPr>
             <w:rFonts w:cs="Arial" w:ascii="Arial" w:hAnsi="Arial"/>
@@ -4114,7 +4091,7 @@
         </w:rPr>
         <w:t>environment</w:t>
       </w:r>
-      <w:ins w:id="188" w:author="Linh Dang" w:date="2026-07-09T16:36:33Z">
+      <w:ins w:id="187" w:author="Linh Dang" w:date="2026-07-09T16:36:33Z">
         <w:r>
           <w:rPr>
             <w:rFonts w:cs="Arial" w:ascii="Arial" w:hAnsi="Arial"/>
@@ -4122,7 +4099,7 @@
           <w:t>s</w:t>
         </w:r>
       </w:ins>
-      <w:del w:id="189" w:author="Linh Dang" w:date="2026-07-09T16:36:39Z">
+      <w:del w:id="188" w:author="Linh Dang" w:date="2026-07-09T16:36:39Z">
         <w:r>
           <w:rPr>
             <w:rFonts w:cs="Arial" w:ascii="Arial" w:hAnsi="Arial"/>
@@ -4136,7 +4113,7 @@
         </w:rPr>
         <w:t xml:space="preserve"> (</w:t>
       </w:r>
-      <w:del w:id="190" w:author="Linh Dang" w:date="2026-07-10T12:48:40Z">
+      <w:del w:id="189" w:author="Linh Dang" w:date="2026-07-10T12:48:40Z">
         <w:r>
           <w:rPr>
             <w:rFonts w:cs="Arial" w:ascii="Arial" w:hAnsi="Arial"/>
@@ -4144,7 +4121,7 @@
           <w:delText>p-value = 0.</w:delText>
         </w:r>
       </w:del>
-      <w:del w:id="191" w:author="Linh Dang" w:date="2026-07-09T16:37:47Z">
+      <w:del w:id="190" w:author="Linh Dang" w:date="2026-07-09T16:37:47Z">
         <w:r>
           <w:rPr>
             <w:rFonts w:cs="Arial" w:ascii="Arial" w:hAnsi="Arial"/>
@@ -4158,7 +4135,7 @@
         </w:rPr>
         <w:t>; Fig. 2.</w:t>
       </w:r>
-      <w:ins w:id="192" w:author="Linh Dang" w:date="2026-06-17T19:28:38Z">
+      <w:ins w:id="191" w:author="Linh Dang" w:date="2026-06-17T19:28:38Z">
         <w:r>
           <w:rPr>
             <w:rFonts w:cs="Arial" w:ascii="Arial" w:hAnsi="Arial"/>
@@ -4166,36 +4143,28 @@
           <w:t>C</w:t>
         </w:r>
       </w:ins>
+      <w:del w:id="192" w:author="Linh Dang" w:date="2026-06-17T19:28:32Z">
+        <w:r>
+          <w:rPr>
+            <w:rFonts w:cs="Arial" w:ascii="Arial" w:hAnsi="Arial"/>
+          </w:rPr>
+          <w:delText>3</w:delText>
+        </w:r>
+      </w:del>
       <w:del w:id="193" w:author="Linh Dang" w:date="2026-06-17T19:28:32Z">
         <w:r>
           <w:rPr>
             <w:rFonts w:cs="Arial" w:ascii="Arial" w:hAnsi="Arial"/>
           </w:rPr>
-          <w:delText>3</w:delText>
+          <w:commentReference w:id="33"/>
         </w:r>
       </w:del>
-      <w:del w:id="194" w:author="Linh Dang" w:date="2026-06-17T19:28:32Z">
-        <w:r>
-          <w:rPr>
-            <w:rFonts w:cs="Arial" w:ascii="Arial" w:hAnsi="Arial"/>
-          </w:rPr>
-          <w:commentReference w:id="33"/>
-        </w:r>
-      </w:del>
-      <w:ins w:id="195" w:author="Linh Dang" w:date="2026-07-10T12:48:44Z">
-        <w:r>
-          <w:rPr>
-            <w:rFonts w:cs="Arial" w:ascii="Arial" w:hAnsi="Arial"/>
-          </w:rPr>
-          <w:t xml:space="preserve">, p-value = 0.645, </w:t>
-        </w:r>
-      </w:ins>
-      <w:ins w:id="196" w:author="Linh Dang" w:date="2026-07-10T12:48:44Z">
-        <w:r>
-          <w:rPr>
-            <w:rFonts w:cs="Arial" w:ascii="Arial" w:hAnsi="Arial"/>
-          </w:rPr>
-          <w:t>not displayed in the figure</w:t>
+      <w:ins w:id="194" w:author="Linh Dang" w:date="2026-07-10T12:48:44Z">
+        <w:r>
+          <w:rPr>
+            <w:rFonts w:cs="Arial" w:ascii="Arial" w:hAnsi="Arial"/>
+          </w:rPr>
+          <w:t>, p-value = 0.645, not displayed in the figure</w:t>
         </w:r>
       </w:ins>
       <w:r>
@@ -4204,28 +4173,12 @@
         </w:rPr>
         <w:t xml:space="preserve">). </w:t>
       </w:r>
-      <w:ins w:id="197" w:author="Linh Dang" w:date="2026-07-10T12:55:56Z">
-        <w:r>
-          <w:rPr>
-            <w:rFonts w:cs="Arial" w:ascii="Arial" w:hAnsi="Arial"/>
-          </w:rPr>
-          <w:t>Notably, after accounting for the effect of LP by including it as a blocking factor in the PERMANOVA, processing environments exhibited a clearer effect; however, this effect remained statistically non-significant (p-</w:t>
-        </w:r>
-      </w:ins>
-      <w:ins w:id="198" w:author="Linh Dang" w:date="2026-07-10T12:55:56Z">
-        <w:r>
-          <w:rPr>
-            <w:rFonts w:cs="Arial" w:ascii="Arial" w:hAnsi="Arial"/>
-          </w:rPr>
-          <w:t xml:space="preserve">value </w:t>
-        </w:r>
-      </w:ins>
-      <w:ins w:id="199" w:author="Linh Dang" w:date="2026-07-10T12:55:56Z">
-        <w:r>
-          <w:rPr>
-            <w:rFonts w:cs="Arial" w:ascii="Arial" w:hAnsi="Arial"/>
-          </w:rPr>
-          <w:t>=0.09).</w:t>
+      <w:ins w:id="195" w:author="Linh Dang" w:date="2026-07-10T12:55:56Z">
+        <w:r>
+          <w:rPr>
+            <w:rFonts w:cs="Arial" w:ascii="Arial" w:hAnsi="Arial"/>
+          </w:rPr>
+          <w:t>Notably, after accounting for the effect of LP by including it as a blocking factor in the PERMANOVA, processing environments exhibited a clearer effect; however, this effect remained statistically non-significant (p-value =0.09).</w:t>
         </w:r>
       </w:ins>
       <w:r>
@@ -4234,7 +4187,7 @@
         </w:rPr>
         <w:t xml:space="preserve"> </w:t>
       </w:r>
-      <w:ins w:id="200" w:author="Linh Dang" w:date="2026-07-09T17:01:04Z">
+      <w:ins w:id="196" w:author="Linh Dang" w:date="2026-07-09T17:01:04Z">
         <w:r>
           <w:rPr>
             <w:rFonts w:cs="Arial" w:ascii="Arial" w:hAnsi="Arial"/>
@@ -4248,7 +4201,7 @@
         </w:rPr>
         <w:t>indicat</w:t>
       </w:r>
-      <w:ins w:id="201" w:author="Linh Dang" w:date="2026-07-09T17:01:14Z">
+      <w:ins w:id="197" w:author="Linh Dang" w:date="2026-07-09T17:01:14Z">
         <w:r>
           <w:rPr>
             <w:rFonts w:cs="Arial" w:ascii="Arial" w:hAnsi="Arial"/>
@@ -4256,7 +4209,7 @@
           <w:t>es</w:t>
         </w:r>
       </w:ins>
-      <w:del w:id="202" w:author="Linh Dang" w:date="2026-07-09T17:01:14Z">
+      <w:del w:id="198" w:author="Linh Dang" w:date="2026-07-09T17:01:14Z">
         <w:r>
           <w:rPr>
             <w:rFonts w:cs="Arial" w:ascii="Arial" w:hAnsi="Arial"/>
@@ -4279,10 +4232,10 @@
         <w:rPr>
           <w:b/>
           <w:bCs/>
-          <w:ins w:id="204" w:author="Linh Dang" w:date="2026-07-10T08:52:04Z"/>
-        </w:rPr>
-      </w:pPr>
-      <w:ins w:id="203" w:author="Linh Dang" w:date="2026-07-10T08:52:04Z">
+          <w:ins w:id="200" w:author="Linh Dang" w:date="2026-07-10T08:52:04Z"/>
+        </w:rPr>
+      </w:pPr>
+      <w:ins w:id="199" w:author="Linh Dang" w:date="2026-07-10T08:52:04Z">
         <w:r>
           <w:rPr>
             <w:rFonts w:cs="Arial" w:ascii="Arial" w:hAnsi="Arial"/>
@@ -4302,7 +4255,7 @@
           <w:rFonts w:ascii="Arial" w:hAnsi="Arial" w:cs="Arial"/>
         </w:rPr>
       </w:pPr>
-      <w:ins w:id="205" w:author="Linh Dang" w:date="2026-07-10T13:13:04Z">
+      <w:ins w:id="201" w:author="Linh Dang" w:date="2026-07-10T13:13:04Z">
         <w:r>
           <w:rPr>
             <w:rFonts w:cs="Arial" w:ascii="Arial" w:hAnsi="Arial"/>
@@ -4316,7 +4269,7 @@
         </w:rPr>
         <w:t xml:space="preserve"> These analyses identified a set of taxa consistently enriched under bench conditions, consistent with human skin and oral commensals introduced during opening bench handling (Figure 2.</w:t>
       </w:r>
-      <w:del w:id="206" w:author="Linh Dang" w:date="2026-07-10T08:58:42Z">
+      <w:del w:id="202" w:author="Linh Dang" w:date="2026-07-10T08:58:42Z">
         <w:r>
           <w:rPr>
             <w:rFonts w:cs="Arial" w:ascii="Arial" w:hAnsi="Arial"/>
@@ -4324,7 +4277,7 @@
           <w:delText>4</w:delText>
         </w:r>
       </w:del>
-      <w:ins w:id="207" w:author="Linh Dang" w:date="2026-07-10T08:58:38Z">
+      <w:ins w:id="203" w:author="Linh Dang" w:date="2026-07-10T08:58:38Z">
         <w:r>
           <w:rPr>
             <w:rFonts w:cs="Arial" w:ascii="Arial" w:hAnsi="Arial"/>
@@ -4332,23 +4285,15 @@
           <w:t>D</w:t>
         </w:r>
       </w:ins>
-      <w:ins w:id="208" w:author="Linh Dang" w:date="2026-07-10T13:13:46Z">
-        <w:r>
-          <w:rPr>
-            <w:rFonts w:cs="Arial" w:ascii="Arial" w:hAnsi="Arial"/>
-          </w:rPr>
-          <w:t xml:space="preserve">, </w:t>
-        </w:r>
-      </w:ins>
-      <w:ins w:id="209" w:author="Linh Dang" w:date="2026-07-10T13:13:46Z">
-        <w:r>
-          <w:rPr>
-            <w:rFonts w:cs="Arial" w:ascii="Arial" w:hAnsi="Arial"/>
-          </w:rPr>
-          <w:t xml:space="preserve">a full list of significant </w:t>
-        </w:r>
-      </w:ins>
-      <w:ins w:id="210" w:author="Linh Dang" w:date="2026-07-10T13:14:47Z">
+      <w:ins w:id="204" w:author="Linh Dang" w:date="2026-07-10T13:13:46Z">
+        <w:r>
+          <w:rPr>
+            <w:rFonts w:cs="Arial" w:ascii="Arial" w:hAnsi="Arial"/>
+          </w:rPr>
+          <w:t xml:space="preserve">, a full list of significant </w:t>
+        </w:r>
+      </w:ins>
+      <w:ins w:id="205" w:author="Linh Dang" w:date="2026-07-10T13:14:47Z">
         <w:r>
           <w:rPr>
             <w:rFonts w:cs="Arial" w:ascii="Arial" w:hAnsi="Arial"/>
@@ -4356,7 +4301,7 @@
           <w:t>differential abundant species is available in the Supplementary</w:t>
         </w:r>
       </w:ins>
-      <w:del w:id="211" w:author="Linh Dang" w:date="2026-07-10T08:58:35Z">
+      <w:del w:id="206" w:author="Linh Dang" w:date="2026-07-10T08:58:35Z">
         <w:r>
           <w:rPr>
             <w:rFonts w:cs="Arial" w:ascii="Arial" w:hAnsi="Arial"/>
@@ -4389,7 +4334,7 @@
               <wp:inline distT="0" distB="0" distL="0" distR="0">
                 <wp:extent cx="5943600" cy="19050"/>
                 <wp:effectExtent l="114300" t="0" r="114300" b="0"/>
-                <wp:docPr id="4" name="Rechteck 5"/>
+                <wp:docPr id="3" name="Rechteck 5"/>
                 <a:graphic xmlns:a="http://schemas.openxmlformats.org/drawingml/2006/main">
                   <a:graphicData uri="http://schemas.microsoft.com/office/word/2010/wordprocessingShape">
                     <wps:wsp>
@@ -4452,7 +4397,7 @@
         </w:rPr>
         <w:t xml:space="preserve">3. </w:t>
       </w:r>
-      <w:del w:id="212" w:author="Linh Dang" w:date="2026-07-06T12:37:23Z">
+      <w:del w:id="207" w:author="Linh Dang" w:date="2026-07-06T12:37:23Z">
         <w:r>
           <w:rPr>
             <w:rFonts w:cs="Arial" w:ascii="Arial" w:hAnsi="Arial"/>
@@ -4460,7 +4405,7 @@
           <w:delText xml:space="preserve">Benchmarking of </w:delText>
         </w:r>
       </w:del>
-      <w:del w:id="213" w:author="Linh Dang" w:date="2026-07-10T09:20:08Z">
+      <w:del w:id="208" w:author="Linh Dang" w:date="2026-07-10T09:20:08Z">
         <w:r>
           <w:rPr>
             <w:rFonts w:cs="Arial" w:ascii="Arial" w:hAnsi="Arial"/>
@@ -4468,7 +4413,7 @@
           <w:delText>Decontamination Methods</w:delText>
         </w:r>
       </w:del>
-      <w:ins w:id="214" w:author="Linh Dang" w:date="2026-07-10T09:20:13Z">
+      <w:ins w:id="209" w:author="Linh Dang" w:date="2026-07-10T09:20:13Z">
         <w:r>
           <w:rPr>
             <w:rFonts w:cs="Arial" w:ascii="Arial" w:hAnsi="Arial"/>
@@ -4484,7 +4429,6 @@
         <w:jc w:val="both"/>
         <w:rPr>
           <w:rFonts w:ascii="Arial" w:hAnsi="Arial" w:cs="Arial"/>
-          <w:ins w:id="237" w:author="Linh Dang" w:date="2026-07-10T16:53:42Z"/>
         </w:rPr>
       </w:pPr>
       <w:r>
@@ -4515,7 +4459,7 @@
         </w:rPr>
         <w:t xml:space="preserve"> In light of the low-biomass environment, the assessment of intratumoral microbes is susceptible to the presence of ubiquitous contaminants. To this end, a thorough decontamination approach is necessary to disentangle contaminants from true signals. To identify the most robust method</w:t>
       </w:r>
-      <w:ins w:id="215" w:author="Linh Dang" w:date="2026-07-10T15:50:53Z">
+      <w:ins w:id="210" w:author="Linh Dang" w:date="2026-07-10T15:50:53Z">
         <w:r>
           <w:rPr>
             <w:rFonts w:cs="Arial" w:ascii="Arial" w:hAnsi="Arial"/>
@@ -4529,7 +4473,7 @@
         </w:rPr>
         <w:t xml:space="preserve"> we performed benchmarking experiments applying four decontamination strategies, including restrictive filtering, Decontam R package (6), SCRuB (2), and </w:t>
       </w:r>
-      <w:ins w:id="216" w:author="Linh Dang" w:date="2026-07-10T15:49:30Z">
+      <w:ins w:id="211" w:author="Linh Dang" w:date="2026-07-10T15:49:30Z">
         <w:r>
           <w:rPr>
             <w:rFonts w:cs="Arial" w:ascii="Arial" w:hAnsi="Arial"/>
@@ -4543,7 +4487,43 @@
         </w:rPr>
         <w:t>Nj procedure (7)</w:t>
       </w:r>
-      <w:ins w:id="217" w:author="Linh Dang" w:date="2026-07-10T15:50:09Z">
+      <w:ins w:id="212" w:author="Linh Dang" w:date="2026-07-10T15:50:09Z">
+        <w:r>
+          <w:rPr>
+            <w:rFonts w:cs="Arial" w:ascii="Arial" w:hAnsi="Arial"/>
+          </w:rPr>
+          <w:t xml:space="preserve"> (Nj for short)</w:t>
+        </w:r>
+      </w:ins>
+      <w:r>
+        <w:rPr>
+          <w:rFonts w:cs="Arial" w:ascii="Arial" w:hAnsi="Arial"/>
+        </w:rPr>
+        <w:t xml:space="preserve"> to the 16S profiles of eighteen fresh frozen (FF) PDAC samples, generating four decontaminated abundance tables alongside the non-decontaminated data (</w:t>
+      </w:r>
+      <w:commentRangeStart w:id="36"/>
+      <w:r>
+        <w:rPr>
+          <w:rFonts w:cs="Arial" w:ascii="Arial" w:hAnsi="Arial"/>
+        </w:rPr>
+        <w:t>ND</w:t>
+      </w:r>
+      <w:r>
+        <w:rPr>
+          <w:rFonts w:cs="Arial" w:ascii="Arial" w:hAnsi="Arial"/>
+        </w:rPr>
+      </w:r>
+      <w:commentRangeEnd w:id="36"/>
+      <w:r>
+        <w:commentReference w:id="36"/>
+      </w:r>
+      <w:r>
+        <w:rPr>
+          <w:rFonts w:cs="Arial" w:ascii="Arial" w:hAnsi="Arial"/>
+        </w:rPr>
+        <w:t>).</w:t>
+      </w:r>
+      <w:ins w:id="213" w:author="Linh Dang" w:date="2026-07-10T16:10:56Z">
         <w:r>
           <w:rPr>
             <w:rFonts w:cs="Arial" w:ascii="Arial" w:hAnsi="Arial"/>
@@ -4551,51 +4531,7 @@
           <w:t xml:space="preserve"> </w:t>
         </w:r>
       </w:ins>
-      <w:ins w:id="218" w:author="Linh Dang" w:date="2026-07-10T15:50:09Z">
-        <w:r>
-          <w:rPr>
-            <w:rFonts w:cs="Arial" w:ascii="Arial" w:hAnsi="Arial"/>
-          </w:rPr>
-          <w:t>(Nj for short)</w:t>
-        </w:r>
-      </w:ins>
-      <w:r>
-        <w:rPr>
-          <w:rFonts w:cs="Arial" w:ascii="Arial" w:hAnsi="Arial"/>
-        </w:rPr>
-        <w:t xml:space="preserve"> to the 16S profiles of eighteen fresh frozen (FF) PDAC samples, generating four decontaminated abundance tables alongside the non-decontaminated data (</w:t>
-      </w:r>
-      <w:commentRangeStart w:id="36"/>
-      <w:r>
-        <w:rPr>
-          <w:rFonts w:cs="Arial" w:ascii="Arial" w:hAnsi="Arial"/>
-        </w:rPr>
-        <w:t>ND</w:t>
-      </w:r>
-      <w:r>
-        <w:rPr>
-          <w:rFonts w:cs="Arial" w:ascii="Arial" w:hAnsi="Arial"/>
-        </w:rPr>
-      </w:r>
-      <w:commentRangeEnd w:id="36"/>
-      <w:r>
-        <w:commentReference w:id="36"/>
-      </w:r>
-      <w:r>
-        <w:rPr>
-          <w:rFonts w:cs="Arial" w:ascii="Arial" w:hAnsi="Arial"/>
-        </w:rPr>
-        <w:t>).</w:t>
-      </w:r>
-      <w:ins w:id="219" w:author="Linh Dang" w:date="2026-07-10T16:10:56Z">
-        <w:r>
-          <w:rPr>
-            <w:rFonts w:cs="Arial" w:ascii="Arial" w:hAnsi="Arial"/>
-          </w:rPr>
-          <w:t xml:space="preserve"> </w:t>
-        </w:r>
-      </w:ins>
-      <w:ins w:id="220" w:author="Linh Dang" w:date="2026-07-10T16:10:56Z">
+      <w:ins w:id="214" w:author="Linh Dang" w:date="2026-07-10T16:10:56Z">
         <w:r>
           <w:rPr>
             <w:rFonts w:eastAsia="Aptos" w:cs="Arial" w:ascii="Arial" w:hAnsi="Arial" w:eastAsiaTheme="minorHAnsi"/>
@@ -4608,7 +4544,7 @@
           <w:t>Notably</w:t>
         </w:r>
       </w:ins>
-      <w:ins w:id="221" w:author="Linh Dang" w:date="2026-07-10T16:10:56Z">
+      <w:ins w:id="215" w:author="Linh Dang" w:date="2026-07-10T16:10:56Z">
         <w:r>
           <w:rPr>
             <w:rFonts w:cs="Arial" w:ascii="Arial" w:hAnsi="Arial"/>
@@ -4616,7 +4552,7 @@
           <w:t xml:space="preserve">, </w:t>
         </w:r>
       </w:ins>
-      <w:ins w:id="222" w:author="Linh Dang" w:date="2026-07-10T16:34:17Z">
+      <w:ins w:id="216" w:author="Linh Dang" w:date="2026-07-10T16:34:17Z">
         <w:r>
           <w:rPr>
             <w:rFonts w:cs="Arial" w:ascii="Arial" w:hAnsi="Arial"/>
@@ -4624,7 +4560,7 @@
           <w:t xml:space="preserve">the decontamination benchmarking utilizing </w:t>
         </w:r>
       </w:ins>
-      <w:ins w:id="223" w:author="Linh Dang" w:date="2026-07-10T16:34:17Z">
+      <w:ins w:id="217" w:author="Linh Dang" w:date="2026-07-10T16:34:17Z">
         <w:r>
           <w:rPr>
             <w:rFonts w:eastAsia="Aptos" w:cs="Arial" w:ascii="Arial" w:hAnsi="Arial" w:eastAsiaTheme="minorHAnsi"/>
@@ -4637,7 +4573,7 @@
           <w:t>presumed ground truth has been reported elsewhere [SCRuB paper]. Nevertheless,</w:t>
         </w:r>
       </w:ins>
-      <w:ins w:id="224" w:author="Linh Dang" w:date="2026-07-10T16:43:11Z">
+      <w:ins w:id="218" w:author="Linh Dang" w:date="2026-07-10T16:43:11Z">
         <w:r>
           <w:rPr>
             <w:rFonts w:eastAsia="Aptos" w:cs="Arial" w:ascii="Arial" w:hAnsi="Arial" w:eastAsiaTheme="minorHAnsi"/>
@@ -4650,31 +4586,15 @@
           <w:t xml:space="preserve"> in</w:t>
         </w:r>
       </w:ins>
-      <w:ins w:id="225" w:author="Linh Dang" w:date="2026-07-10T16:17:07Z">
-        <w:r>
-          <w:rPr>
-            <w:rFonts w:cs="Arial" w:ascii="Arial" w:hAnsi="Arial"/>
-          </w:rPr>
-          <w:t xml:space="preserve"> </w:t>
-        </w:r>
-      </w:ins>
-      <w:ins w:id="226" w:author="Linh Dang" w:date="2026-07-10T16:17:07Z">
-        <w:r>
-          <w:rPr>
-            <w:rFonts w:cs="Arial" w:ascii="Arial" w:hAnsi="Arial"/>
-          </w:rPr>
-          <w:t>extreme</w:t>
-        </w:r>
-      </w:ins>
-      <w:ins w:id="227" w:author="Linh Dang" w:date="2026-07-10T16:17:07Z">
-        <w:r>
-          <w:rPr>
-            <w:rFonts w:cs="Arial" w:ascii="Arial" w:hAnsi="Arial"/>
-          </w:rPr>
-          <w:t xml:space="preserve"> low-biomass setting </w:t>
-        </w:r>
-      </w:ins>
-      <w:ins w:id="228" w:author="Linh Dang" w:date="2026-07-10T16:36:51Z">
+      <w:ins w:id="219" w:author="Linh Dang" w:date="2026-07-10T16:17:07Z">
+        <w:r>
+          <w:rPr>
+            <w:rFonts w:cs="Arial" w:ascii="Arial" w:hAnsi="Arial"/>
+          </w:rPr>
+          <w:t xml:space="preserve"> extreme low-biomass setting </w:t>
+        </w:r>
+      </w:ins>
+      <w:ins w:id="220" w:author="Linh Dang" w:date="2026-07-10T16:36:51Z">
         <w:r>
           <w:rPr>
             <w:rFonts w:cs="Arial" w:ascii="Arial" w:hAnsi="Arial"/>
@@ -4682,7 +4602,7 @@
           <w:t xml:space="preserve">such as PDAC intratumoral microbiome samples, </w:t>
         </w:r>
       </w:ins>
-      <w:ins w:id="229" w:author="Linh Dang" w:date="2026-07-10T16:38:07Z">
+      <w:ins w:id="221" w:author="Linh Dang" w:date="2026-07-10T16:38:07Z">
         <w:r>
           <w:rPr>
             <w:rFonts w:cs="Arial" w:ascii="Arial" w:hAnsi="Arial"/>
@@ -4690,7 +4610,7 @@
           <w:t>the assumption of a predetermined bacterial composition</w:t>
         </w:r>
       </w:ins>
-      <w:ins w:id="230" w:author="Linh Dang" w:date="2026-07-10T16:39:12Z">
+      <w:ins w:id="222" w:author="Linh Dang" w:date="2026-07-10T16:39:12Z">
         <w:r>
           <w:rPr>
             <w:rFonts w:cs="Arial" w:ascii="Arial" w:hAnsi="Arial"/>
@@ -4698,7 +4618,7 @@
           <w:t xml:space="preserve"> may not be hold. Thus, there is a need to </w:t>
         </w:r>
       </w:ins>
-      <w:ins w:id="231" w:author="Linh Dang" w:date="2026-07-10T16:39:12Z">
+      <w:ins w:id="223" w:author="Linh Dang" w:date="2026-07-10T16:39:12Z">
         <w:r>
           <w:rPr>
             <w:rFonts w:eastAsia="Aptos" w:cs="Arial" w:ascii="Arial" w:hAnsi="Arial" w:eastAsiaTheme="minorHAnsi"/>
@@ -4711,7 +4631,7 @@
           <w:t>develop</w:t>
         </w:r>
       </w:ins>
-      <w:ins w:id="232" w:author="Linh Dang" w:date="2026-07-10T16:39:12Z">
+      <w:ins w:id="224" w:author="Linh Dang" w:date="2026-07-10T16:39:12Z">
         <w:r>
           <w:rPr>
             <w:rFonts w:cs="Arial" w:ascii="Arial" w:hAnsi="Arial"/>
@@ -4719,7 +4639,7 @@
           <w:t xml:space="preserve"> benchmarking approaches </w:t>
         </w:r>
       </w:ins>
-      <w:ins w:id="233" w:author="Linh Dang" w:date="2026-07-10T16:44:28Z">
+      <w:ins w:id="225" w:author="Linh Dang" w:date="2026-07-10T16:44:28Z">
         <w:r>
           <w:rPr>
             <w:rFonts w:cs="Arial" w:ascii="Arial" w:hAnsi="Arial"/>
@@ -4727,7 +4647,7 @@
           <w:t>that does not rely on</w:t>
         </w:r>
       </w:ins>
-      <w:ins w:id="234" w:author="Linh Dang" w:date="2026-07-10T16:40:14Z">
+      <w:ins w:id="226" w:author="Linh Dang" w:date="2026-07-10T16:40:14Z">
         <w:r>
           <w:rPr>
             <w:rFonts w:cs="Arial" w:ascii="Arial" w:hAnsi="Arial"/>
@@ -4735,7 +4655,7 @@
           <w:t xml:space="preserve"> the ground truth</w:t>
         </w:r>
       </w:ins>
-      <w:ins w:id="235" w:author="Linh Dang" w:date="2026-07-10T16:21:22Z">
+      <w:ins w:id="227" w:author="Linh Dang" w:date="2026-07-10T16:21:22Z">
         <w:r>
           <w:rPr>
             <w:rFonts w:cs="Arial" w:ascii="Arial" w:hAnsi="Arial"/>
@@ -4749,7 +4669,7 @@
         </w:rPr>
         <w:t xml:space="preserve"> </w:t>
       </w:r>
-      <w:del w:id="236" w:author="Linh Dang" w:date="2026-07-10T16:10:49Z">
+      <w:del w:id="228" w:author="Linh Dang" w:date="2026-07-10T16:10:49Z">
         <w:r>
           <w:rPr>
             <w:rFonts w:cs="Arial" w:ascii="Arial" w:hAnsi="Arial"/>
@@ -4765,10 +4685,10 @@
         <w:jc w:val="both"/>
         <w:rPr>
           <w:rFonts w:ascii="Arial" w:hAnsi="Arial" w:cs="Arial"/>
-          <w:ins w:id="239" w:author="Linh Dang" w:date="2026-07-10T16:48:36Z"/>
-        </w:rPr>
-      </w:pPr>
-      <w:ins w:id="238" w:author="Linh Dang" w:date="2026-07-10T16:53:42Z">
+          <w:ins w:id="230" w:author="Linh Dang" w:date="2026-07-10T16:48:36Z"/>
+        </w:rPr>
+      </w:pPr>
+      <w:ins w:id="229" w:author="Linh Dang" w:date="2026-07-10T16:53:42Z">
         <w:r>
           <w:rPr>
             <w:rFonts w:cs="Arial" w:ascii="Arial" w:hAnsi="Arial"/>
@@ -4786,7 +4706,7 @@
           <w:rFonts w:ascii="Arial" w:hAnsi="Arial" w:cs="Arial"/>
         </w:rPr>
       </w:pPr>
-      <w:ins w:id="240" w:author="Linh Dang" w:date="2026-07-10T16:48:36Z">
+      <w:ins w:id="231" w:author="Linh Dang" w:date="2026-07-10T16:48:36Z">
         <w:r>
           <w:rPr>
             <w:rFonts w:cs="Arial" w:ascii="Arial" w:hAnsi="Arial"/>
@@ -4794,7 +4714,7 @@
           <w:t>In the first approach, we leverage the long</w:t>
         </w:r>
       </w:ins>
-      <w:ins w:id="241" w:author="Linh Dang" w:date="2026-07-10T16:49:43Z">
+      <w:ins w:id="232" w:author="Linh Dang" w:date="2026-07-10T16:49:43Z">
         <w:r>
           <w:rPr>
             <w:rFonts w:cs="Arial" w:ascii="Arial" w:hAnsi="Arial"/>
@@ -4802,63 +4722,23 @@
           <w:t xml:space="preserve">itudinal contamination survey described above </w:t>
         </w:r>
       </w:ins>
-      <w:ins w:id="242" w:author="Linh Dang" w:date="2026-07-10T16:51:19Z">
-        <w:r>
-          <w:rPr>
-            <w:rFonts w:cs="Arial" w:ascii="Arial" w:hAnsi="Arial"/>
-          </w:rPr>
-          <w:t xml:space="preserve">as a lab-specific contamination background (CB) for the assessment. Specifically, a bacterial profile, before or after a certain decontamination, along with CB will be used to calculate a corresponding composite score which simultaneously  rewards the removal of </w:t>
-        </w:r>
-      </w:ins>
-      <w:ins w:id="243" w:author="Linh Dang" w:date="2026-07-10T16:51:19Z">
-        <w:r>
-          <w:rPr>
-            <w:rFonts w:cs="Arial" w:ascii="Arial" w:hAnsi="Arial"/>
-          </w:rPr>
-          <w:t>contaminant taxa</w:t>
-        </w:r>
-      </w:ins>
-      <w:ins w:id="244" w:author="Linh Dang" w:date="2026-07-10T16:51:19Z">
-        <w:r>
-          <w:rPr>
-            <w:rFonts w:cs="Arial" w:ascii="Arial" w:hAnsi="Arial"/>
-          </w:rPr>
-          <w:t xml:space="preserve"> in CB while </w:t>
-        </w:r>
-      </w:ins>
-      <w:ins w:id="245" w:author="Linh Dang" w:date="2026-07-10T16:51:19Z">
-        <w:r>
-          <w:rPr>
-            <w:rFonts w:cs="Arial" w:ascii="Arial" w:hAnsi="Arial"/>
-          </w:rPr>
-          <w:t>prevents</w:t>
-        </w:r>
-      </w:ins>
-      <w:ins w:id="246" w:author="Linh Dang" w:date="2026-07-10T16:51:19Z">
-        <w:r>
-          <w:rPr>
-            <w:rFonts w:cs="Arial" w:ascii="Arial" w:hAnsi="Arial"/>
-          </w:rPr>
-          <w:t xml:space="preserve"> the </w:t>
-        </w:r>
-      </w:ins>
-      <w:ins w:id="247" w:author="Linh Dang" w:date="2026-07-10T17:00:13Z">
-        <w:r>
-          <w:rPr>
-            <w:rFonts w:cs="Arial" w:ascii="Arial" w:hAnsi="Arial"/>
-          </w:rPr>
-          <w:t xml:space="preserve">excessive </w:t>
-        </w:r>
-      </w:ins>
-      <w:ins w:id="248" w:author="Linh Dang" w:date="2026-07-10T17:00:13Z">
-        <w:r>
-          <w:rPr>
-            <w:rFonts w:cs="Arial" w:ascii="Arial" w:hAnsi="Arial"/>
-          </w:rPr>
-          <w:t xml:space="preserve">removal of the true taxa (see Methods and Supplementary for technical details). </w:t>
-        </w:r>
-      </w:ins>
-      <w:ins w:id="249" w:author="Linh Dang" w:date="2026-07-10T16:51:19Z">
+      <w:ins w:id="233" w:author="Linh Dang" w:date="2026-07-10T16:51:19Z">
+        <w:r>
+          <w:rPr>
+            <w:rFonts w:cs="Arial" w:ascii="Arial" w:hAnsi="Arial"/>
+          </w:rPr>
+          <w:t xml:space="preserve">as a lab-specific contamination background (CB) for the assessment. Specifically, a bacterial profile, before or after a certain decontamination, along with CB will be used to calculate a corresponding composite score which simultaneously  rewards the removal of contaminant taxa in CB while prevents the </w:t>
+        </w:r>
+      </w:ins>
+      <w:ins w:id="234" w:author="Linh Dang" w:date="2026-07-10T17:00:13Z">
+        <w:r>
+          <w:rPr>
+            <w:rFonts w:cs="Arial" w:ascii="Arial" w:hAnsi="Arial"/>
+          </w:rPr>
+          <w:t xml:space="preserve">excessive removal of the true taxa (see Methods and Supplementary for technical details). </w:t>
+        </w:r>
+      </w:ins>
+      <w:ins w:id="235" w:author="Linh Dang" w:date="2026-07-10T16:51:19Z">
         <w:r>
           <w:rPr>
             <w:rFonts w:cs="Arial" w:ascii="Arial" w:hAnsi="Arial"/>
@@ -4866,7 +4746,7 @@
           <w:t xml:space="preserve"> </w:t>
         </w:r>
       </w:ins>
-      <w:ins w:id="250" w:author="Linh Dang" w:date="2026-07-10T17:12:53Z">
+      <w:ins w:id="236" w:author="Linh Dang" w:date="2026-07-10T17:12:53Z">
         <w:r>
           <w:rPr>
             <w:rFonts w:cs="Arial" w:ascii="Arial" w:hAnsi="Arial"/>
@@ -4874,7 +4754,7 @@
           <w:t xml:space="preserve">Scores were computed per sample, and methods were compared using a </w:t>
         </w:r>
       </w:ins>
-      <w:ins w:id="251" w:author="Linh Dang" w:date="2026-07-10T17:12:53Z">
+      <w:ins w:id="237" w:author="Linh Dang" w:date="2026-07-10T17:12:53Z">
         <w:commentRangeStart w:id="37"/>
         <w:r>
           <w:rPr>
@@ -4883,14 +4763,12 @@
           <w:t>paired Wilcox test</w:t>
         </w:r>
       </w:ins>
-      <w:ins w:id="252" w:author="Linh Dang" w:date="2026-07-10T17:12:53Z">
-        <w:r>
-          <w:rPr>
-            <w:rFonts w:cs="Arial" w:ascii="Arial" w:hAnsi="Arial"/>
-          </w:rPr>
-        </w:r>
-      </w:ins>
-      <w:ins w:id="253" w:author="Linh Dang" w:date="2026-07-10T17:12:53Z">
+      <w:r>
+        <w:rPr>
+          <w:rFonts w:cs="Arial" w:ascii="Arial" w:hAnsi="Arial"/>
+        </w:rPr>
+      </w:r>
+      <w:ins w:id="238" w:author="Linh Dang" w:date="2026-07-10T17:12:53Z">
         <w:commentRangeEnd w:id="37"/>
         <w:r>
           <w:commentReference w:id="37"/>
@@ -4912,7 +4790,7 @@
           <w:rFonts w:ascii="Arial" w:hAnsi="Arial" w:cs="Arial"/>
         </w:rPr>
       </w:pPr>
-      <w:del w:id="254" w:author="Linh Dang" w:date="2026-07-06T11:06:38Z">
+      <w:del w:id="239" w:author="Linh Dang" w:date="2026-07-06T11:06:38Z">
         <w:r>
           <w:rPr>
             <w:rFonts w:cs="Arial" w:ascii="Arial" w:hAnsi="Arial"/>
@@ -4920,7 +4798,7 @@
           <w:delText>Firstly</w:delText>
         </w:r>
       </w:del>
-      <w:del w:id="255" w:author="Linh Dang" w:date="2026-07-10T17:10:52Z">
+      <w:del w:id="240" w:author="Linh Dang" w:date="2026-07-10T17:10:52Z">
         <w:r>
           <w:rPr>
             <w:rFonts w:cs="Arial" w:ascii="Arial" w:hAnsi="Arial"/>
@@ -4928,7 +4806,7 @@
           <w:delText xml:space="preserve">, a comparison was made between decontamination data sets </w:delText>
         </w:r>
       </w:del>
-      <w:del w:id="256" w:author="Linh Dang" w:date="2026-07-06T11:05:43Z">
+      <w:del w:id="241" w:author="Linh Dang" w:date="2026-07-06T11:05:43Z">
         <w:r>
           <w:rPr>
             <w:rFonts w:cs="Arial" w:ascii="Arial" w:hAnsi="Arial"/>
@@ -4936,7 +4814,7 @@
           <w:delText>and the</w:delText>
         </w:r>
       </w:del>
-      <w:del w:id="257" w:author="Linh Dang" w:date="2026-07-10T17:10:52Z">
+      <w:del w:id="242" w:author="Linh Dang" w:date="2026-07-10T17:10:52Z">
         <w:r>
           <w:rPr>
             <w:rFonts w:cs="Arial" w:ascii="Arial" w:hAnsi="Arial"/>
@@ -4944,7 +4822,7 @@
           <w:delText xml:space="preserve"> longitudinally </w:delText>
         </w:r>
       </w:del>
-      <w:del w:id="258" w:author="Linh Dang" w:date="2026-07-06T11:06:09Z">
+      <w:del w:id="243" w:author="Linh Dang" w:date="2026-07-06T11:06:09Z">
         <w:r>
           <w:rPr>
             <w:rFonts w:cs="Arial" w:ascii="Arial" w:hAnsi="Arial"/>
@@ -4952,7 +4830,7 @@
           <w:delText>derived</w:delText>
         </w:r>
       </w:del>
-      <w:del w:id="259" w:author="Linh Dang" w:date="2026-07-10T17:10:52Z">
+      <w:del w:id="244" w:author="Linh Dang" w:date="2026-07-10T17:10:52Z">
         <w:r>
           <w:rPr>
             <w:rFonts w:cs="Arial" w:ascii="Arial" w:hAnsi="Arial"/>
@@ -4960,7 +4838,7 @@
           <w:delText xml:space="preserve"> contaminant profile. </w:delText>
         </w:r>
       </w:del>
-      <w:del w:id="260" w:author="Linh Dang" w:date="2026-07-06T11:07:25Z">
+      <w:del w:id="245" w:author="Linh Dang" w:date="2026-07-06T11:07:25Z">
         <w:r>
           <w:rPr>
             <w:rFonts w:cs="Arial" w:ascii="Arial" w:hAnsi="Arial"/>
@@ -4968,7 +4846,7 @@
           <w:delText>Secondly</w:delText>
         </w:r>
       </w:del>
-      <w:del w:id="261" w:author="Linh Dang" w:date="2026-07-10T17:10:52Z">
+      <w:del w:id="246" w:author="Linh Dang" w:date="2026-07-10T17:10:52Z">
         <w:r>
           <w:rPr>
             <w:rFonts w:cs="Arial" w:ascii="Arial" w:hAnsi="Arial"/>
@@ -4986,7 +4864,7 @@
           <w:rFonts w:ascii="Arial" w:hAnsi="Arial" w:cs="Arial"/>
         </w:rPr>
       </w:pPr>
-      <w:del w:id="262" w:author="Linh Dang" w:date="2026-07-06T12:42:20Z">
+      <w:del w:id="247" w:author="Linh Dang" w:date="2026-07-06T12:42:20Z">
         <w:r>
           <w:rPr>
             <w:rFonts w:cs="Arial" w:ascii="Arial" w:hAnsi="Arial"/>
@@ -4994,7 +4872,7 @@
           <w:delText xml:space="preserve">3.1 </w:delText>
         </w:r>
       </w:del>
-      <w:del w:id="263" w:author="Linh Dang" w:date="2026-07-10T16:53:36Z">
+      <w:del w:id="248" w:author="Linh Dang" w:date="2026-07-10T16:53:36Z">
         <w:r>
           <w:rPr>
             <w:rFonts w:cs="Arial" w:ascii="Arial" w:hAnsi="Arial"/>
@@ -5020,13 +4898,13 @@
         <w:rPr/>
         <w:commentReference w:id="39"/>
       </w:r>
-      <w:ins w:id="264" w:author="Linh Dang" w:date="2026-07-06T10:51:12Z">
+      <w:ins w:id="249" w:author="Linh Dang" w:date="2026-07-06T10:51:12Z">
         <w:r>
           <w:rPr/>
           <w:commentReference w:id="40"/>
         </w:r>
       </w:ins>
-      <w:del w:id="265" w:author="Linh Dang" w:date="2026-07-10T17:13:24Z">
+      <w:del w:id="250" w:author="Linh Dang" w:date="2026-07-10T17:13:24Z">
         <w:r>
           <w:rPr>
             <w:rFonts w:cs="Arial" w:ascii="Arial" w:hAnsi="Arial"/>
@@ -5034,15 +4912,13 @@
           <w:delText xml:space="preserve">We leveraged the longitudinally derived contaminant profile from above mentioned experiments as a negative reference for evaluation and defined a composite score comprising two complementary components: yield and purity. First, yield is the proportion of putative significant taxa absent from the NCT survey over the number of observed species. On the other hand, purity is the proportion of NCT-absent taxa among all putative significant taxa over the total number of putative significant taxa. The composite score, which is the product of yield and purity, simultaneously rewards methods that exclude contaminant taxa while prevents excessive removal of true taxa (see Materials and Methods section for more details). Scores were computed per sample, and methods were compared using a </w:delText>
         </w:r>
       </w:del>
-      <w:del w:id="266" w:author="Linh Dang" w:date="2026-07-10T17:13:24Z">
-        <w:r>
-          <w:rPr>
-            <w:rFonts w:cs="Arial" w:ascii="Arial" w:hAnsi="Arial"/>
-          </w:rPr>
+      <w:del w:id="251" w:author="Linh Dang" w:date="2026-07-10T17:13:24Z">
+        <w:r>
+          <w:rPr/>
           <w:commentReference w:id="41"/>
         </w:r>
       </w:del>
-      <w:del w:id="267" w:author="Linh Dang" w:date="2026-07-06T12:21:01Z">
+      <w:del w:id="252" w:author="Linh Dang" w:date="2026-07-06T12:21:01Z">
         <w:r>
           <w:rPr>
             <w:rFonts w:cs="Arial" w:ascii="Arial" w:hAnsi="Arial"/>
@@ -5078,7 +4954,7 @@
         </w:rPr>
         <w:t>ND data scored lower than Nj and restrictive method, on the same level with Decontam method. Interestingly, the composite score from SCRuB is the smallest. Normally</w:t>
       </w:r>
-      <w:ins w:id="268" w:author="Linh Dang" w:date="2026-07-06T12:27:06Z">
+      <w:ins w:id="253" w:author="Linh Dang" w:date="2026-07-06T12:27:06Z">
         <w:r>
           <w:rPr>
             <w:rFonts w:cs="Arial" w:ascii="Arial" w:hAnsi="Arial"/>
@@ -5102,56 +4978,42 @@
           <w:rFonts w:ascii="Arial" w:hAnsi="Arial" w:cs="Arial"/>
         </w:rPr>
       </w:pPr>
-      <w:bookmarkStart w:id="8" w:name="Xa7c9418a3093274042901cee60f54be18df6fee"/>
-      <w:commentRangeStart w:id="43"/>
-      <w:r>
-        <w:rPr>
-          <w:rFonts w:cs="Arial" w:ascii="Arial" w:hAnsi="Arial"/>
-        </w:rPr>
-        <w:t>These results were confirmed with datasets normalized with rarefaction (Supplemental figure …, supplemental table</w:t>
-      </w:r>
-      <w:commentRangeStart w:id="44"/>
-      <w:r>
-        <w:rPr>
-          <w:rFonts w:cs="Arial" w:ascii="Arial" w:hAnsi="Arial"/>
-        </w:rPr>
-        <w:t xml:space="preserve"> ….</w:t>
-      </w:r>
-      <w:bookmarkEnd w:id="8"/>
-      <w:r>
-        <w:rPr>
-          <w:rFonts w:cs="Arial" w:ascii="Arial" w:hAnsi="Arial"/>
-        </w:rPr>
-      </w:r>
-      <w:commentRangeEnd w:id="44"/>
-      <w:r>
-        <w:commentReference w:id="44"/>
-      </w:r>
-      <w:r>
-        <w:rPr>
-          <w:rFonts w:cs="Arial" w:ascii="Arial" w:hAnsi="Arial"/>
-        </w:rPr>
-        <w:t xml:space="preserve">). </w:t>
-      </w:r>
-      <w:commentRangeStart w:id="45"/>
-      <w:r>
-        <w:rPr>
-          <w:rFonts w:cs="Arial" w:ascii="Arial" w:hAnsi="Arial"/>
-        </w:rPr>
-      </w:r>
-      <w:commentRangeEnd w:id="43"/>
-      <w:r>
-        <w:commentReference w:id="43"/>
-      </w:r>
-      <w:commentRangeEnd w:id="45"/>
-      <w:r>
-        <w:commentReference w:id="45"/>
-      </w:r>
-      <w:r>
-        <w:rPr>
-          <w:rFonts w:cs="Arial" w:ascii="Arial" w:hAnsi="Arial"/>
-        </w:rPr>
-      </w:r>
+      <w:del w:id="254" w:author="Linh Dang" w:date="2026-07-11T13:32:43Z">
+        <w:bookmarkStart w:id="8" w:name="Xa7c9418a3093274042901cee60f54be18df6fee"/>
+        <w:r>
+          <w:rPr>
+            <w:rFonts w:cs="Arial" w:ascii="Arial" w:hAnsi="Arial"/>
+          </w:rPr>
+          <w:delText>These results were confirmed with datasets normalized with rarefaction (Supplemental figure …, supplemental table ….</w:delText>
+        </w:r>
+      </w:del>
+      <w:del w:id="255" w:author="Linh Dang" w:date="2026-07-11T13:32:43Z">
+        <w:bookmarkEnd w:id="8"/>
+        <w:r>
+          <w:rPr/>
+          <w:commentReference w:id="43"/>
+        </w:r>
+      </w:del>
+      <w:del w:id="256" w:author="Linh Dang" w:date="2026-07-11T13:32:43Z">
+        <w:r>
+          <w:rPr>
+            <w:rFonts w:cs="Arial" w:ascii="Arial" w:hAnsi="Arial"/>
+          </w:rPr>
+          <w:delText xml:space="preserve">). </w:delText>
+        </w:r>
+      </w:del>
+      <w:del w:id="257" w:author="Linh Dang" w:date="2026-07-11T13:32:43Z">
+        <w:r>
+          <w:rPr/>
+          <w:commentReference w:id="44"/>
+        </w:r>
+      </w:del>
+      <w:del w:id="258" w:author="Linh Dang" w:date="2026-07-11T13:32:43Z">
+        <w:r>
+          <w:rPr/>
+          <w:commentReference w:id="45"/>
+        </w:r>
+      </w:del>
     </w:p>
     <w:p>
       <w:pPr>
@@ -5176,7 +5038,21 @@
         <w:rPr>
           <w:rFonts w:cs="Arial" w:ascii="Arial" w:hAnsi="Arial"/>
         </w:rPr>
-        <w:t>To provide an orthogonal validation controlling for the batch effect, we re-sequenced ten FF PDAC samples from KPC mice more than two years after initial sequencing from a different LPas technical replicates. Our underlying assumption was that decontaminated profiles, should exhibit greater concordance between replicates from the same tumor sample than the technical replicates without decontamination (ND).</w:t>
+        <w:t>To provide an orthogonal validation controlling for the batch effect, we re-sequenced ten FF PDAC samples from KPC mice more than two years after initial sequencing from a different LP</w:t>
+      </w:r>
+      <w:ins w:id="259" w:author="Linh Dang" w:date="2026-07-11T14:10:32Z">
+        <w:r>
+          <w:rPr>
+            <w:rFonts w:cs="Arial" w:ascii="Arial" w:hAnsi="Arial"/>
+          </w:rPr>
+          <w:t xml:space="preserve"> </w:t>
+        </w:r>
+      </w:ins>
+      <w:r>
+        <w:rPr>
+          <w:rFonts w:cs="Arial" w:ascii="Arial" w:hAnsi="Arial"/>
+        </w:rPr>
+        <w:t>as technical replicates. Our underlying assumption was that decontaminated profiles, should exhibit greater concordance between replicates from the same tumor sample than the technical replicates without decontamination (ND).</w:t>
       </w:r>
     </w:p>
     <w:p>
@@ -5192,15 +5068,53 @@
         <w:rPr>
           <w:rFonts w:cs="Arial" w:ascii="Arial" w:hAnsi="Arial"/>
         </w:rPr>
-        <w:t>Inter-replicate dissimilarity was quantified using Aitchison distance, with pairwise comparisons assessed by paired Wilcoxon signed-rank test. The Nj method obtained the smallest inter-replicate distances, indicating superior within sample consistency (figure 3B, supplemental table</w:t>
+        <w:t>Inter-replicate dissimilarity was quantified using Aitchison distance, with pairwise comparisons assessed by paired Wilcoxon signed-rank test. The Nj method obtained the smallest inter-replicate distances, indicating superior within sample consistency (figure 3</w:t>
+      </w:r>
+      <w:ins w:id="260" w:author="Linh Dang" w:date="2026-07-13T11:46:31Z">
+        <w:r>
+          <w:rPr>
+            <w:rFonts w:cs="Arial" w:ascii="Arial" w:hAnsi="Arial"/>
+          </w:rPr>
+          <w:t>C</w:t>
+        </w:r>
+      </w:ins>
+      <w:del w:id="261" w:author="Linh Dang" w:date="2026-07-13T11:46:31Z">
+        <w:r>
+          <w:rPr>
+            <w:rFonts w:cs="Arial" w:ascii="Arial" w:hAnsi="Arial"/>
+          </w:rPr>
+          <w:delText>B</w:delText>
+        </w:r>
+      </w:del>
+      <w:r>
+        <w:rPr>
+          <w:rFonts w:cs="Arial" w:ascii="Arial" w:hAnsi="Arial"/>
+        </w:rPr>
+        <w:t>, supplemental table</w:t>
       </w:r>
       <w:commentRangeStart w:id="46"/>
       <w:r>
         <w:rPr>
           <w:rFonts w:cs="Arial" w:ascii="Arial" w:hAnsi="Arial"/>
         </w:rPr>
-        <w:t xml:space="preserve"> …</w:t>
-      </w:r>
+        <w:t xml:space="preserve"> </w:t>
+      </w:r>
+      <w:ins w:id="262" w:author="Linh Dang" w:date="2026-07-13T11:46:57Z">
+        <w:r>
+          <w:rPr>
+            <w:rFonts w:cs="Arial" w:ascii="Arial" w:hAnsi="Arial"/>
+          </w:rPr>
+          <w:t>tab T4</w:t>
+        </w:r>
+      </w:ins>
+      <w:del w:id="263" w:author="Linh Dang" w:date="2026-07-13T11:46:54Z">
+        <w:r>
+          <w:rPr>
+            <w:rFonts w:cs="Arial" w:ascii="Arial" w:hAnsi="Arial"/>
+          </w:rPr>
+          <w:delText>…</w:delText>
+        </w:r>
+      </w:del>
       <w:r>
         <w:rPr>
           <w:rFonts w:cs="Arial" w:ascii="Arial" w:hAnsi="Arial"/>
@@ -5230,29 +5144,83 @@
         <w:rPr>
           <w:rFonts w:cs="Arial" w:ascii="Arial" w:hAnsi="Arial"/>
         </w:rPr>
-        <w:t xml:space="preserve">We also validated the results with other distance metric such as Jaccard and various normalization methods </w:t>
-      </w:r>
-      <w:commentRangeStart w:id="47"/>
-      <w:r>
-        <w:rPr>
-          <w:rFonts w:cs="Arial" w:ascii="Arial" w:hAnsi="Arial"/>
-        </w:rPr>
-        <w:t>such as rarefaction and Wrench normalization</w:t>
-      </w:r>
-      <w:r>
-        <w:rPr>
-          <w:rFonts w:cs="Arial" w:ascii="Arial" w:hAnsi="Arial"/>
-        </w:rPr>
-      </w:r>
-      <w:commentRangeEnd w:id="47"/>
-      <w:r>
-        <w:commentReference w:id="47"/>
-      </w:r>
-      <w:r>
-        <w:rPr>
-          <w:rFonts w:cs="Arial" w:ascii="Arial" w:hAnsi="Arial"/>
-        </w:rPr>
-        <w:t>, result in similar pattern. (See supplemental figures S3.xxx)</w:t>
+        <w:t xml:space="preserve">We also validated the results with other distance metric such as </w:t>
+      </w:r>
+      <w:ins w:id="264" w:author="Linh Dang" w:date="2026-07-13T11:45:13Z">
+        <w:r>
+          <w:rPr>
+            <w:rFonts w:cs="Arial" w:ascii="Arial" w:hAnsi="Arial"/>
+          </w:rPr>
+          <w:t xml:space="preserve">unweighted </w:t>
+        </w:r>
+      </w:ins>
+      <w:r>
+        <w:rPr>
+          <w:rFonts w:cs="Arial" w:ascii="Arial" w:hAnsi="Arial"/>
+        </w:rPr>
+        <w:t xml:space="preserve">Jaccard </w:t>
+      </w:r>
+      <w:del w:id="265" w:author="Linh Dang" w:date="2026-07-13T11:45:02Z">
+        <w:r>
+          <w:rPr>
+            <w:rFonts w:cs="Arial" w:ascii="Arial" w:hAnsi="Arial"/>
+          </w:rPr>
+          <w:delText xml:space="preserve">and various normalization methods </w:delText>
+        </w:r>
+      </w:del>
+      <w:del w:id="266" w:author="Linh Dang" w:date="2026-07-13T11:45:02Z">
+        <w:commentRangeStart w:id="47"/>
+        <w:r>
+          <w:rPr>
+            <w:rFonts w:cs="Arial" w:ascii="Arial" w:hAnsi="Arial"/>
+          </w:rPr>
+          <w:delText>such as rarefaction and Wrench normalization</w:delText>
+        </w:r>
+      </w:del>
+      <w:r>
+        <w:rPr>
+          <w:rFonts w:cs="Arial" w:ascii="Arial" w:hAnsi="Arial"/>
+        </w:rPr>
+      </w:r>
+      <w:ins w:id="267" w:author="Linh Dang" w:date="2026-07-13T11:47:33Z">
+        <w:commentRangeEnd w:id="47"/>
+        <w:r>
+          <w:commentReference w:id="47"/>
+        </w:r>
+        <w:r>
+          <w:rPr>
+            <w:rFonts w:cs="Arial" w:ascii="Arial" w:hAnsi="Arial"/>
+          </w:rPr>
+          <w:commentReference w:id="48"/>
+        </w:r>
+      </w:ins>
+      <w:r>
+        <w:rPr>
+          <w:rFonts w:cs="Arial" w:ascii="Arial" w:hAnsi="Arial"/>
+        </w:rPr>
+        <w:t>, result in similar pattern. (See supplemental figures S3.</w:t>
+      </w:r>
+      <w:ins w:id="268" w:author="Linh Dang" w:date="2026-07-13T11:45:56Z">
+        <w:r>
+          <w:rPr>
+            <w:rFonts w:cs="Arial" w:ascii="Arial" w:hAnsi="Arial"/>
+          </w:rPr>
+          <w:t>C2</w:t>
+        </w:r>
+      </w:ins>
+      <w:del w:id="269" w:author="Linh Dang" w:date="2026-07-13T11:45:51Z">
+        <w:r>
+          <w:rPr>
+            <w:rFonts w:cs="Arial" w:ascii="Arial" w:hAnsi="Arial"/>
+          </w:rPr>
+          <w:delText>xxx</w:delText>
+        </w:r>
+      </w:del>
+      <w:r>
+        <w:rPr>
+          <w:rFonts w:cs="Arial" w:ascii="Arial" w:hAnsi="Arial"/>
+        </w:rPr>
+        <w:t>)</w:t>
       </w:r>
     </w:p>
     <w:p>
@@ -5264,10 +5232,10 @@
           </w:pPr>
         </w:pPrChange>
         <w:rPr>
-          <w:ins w:id="270" w:author="Linh Dang" w:date="2026-07-06T14:29:09Z"/>
-        </w:rPr>
-      </w:pPr>
-      <w:ins w:id="269" w:author="Linh Dang" w:date="2026-07-06T14:29:09Z">
+          <w:ins w:id="271" w:author="Linh Dang" w:date="2026-07-06T14:29:09Z"/>
+        </w:rPr>
+      </w:pPr>
+      <w:ins w:id="270" w:author="Linh Dang" w:date="2026-07-06T14:29:09Z">
         <w:r>
           <w:rPr/>
           <w:t>3.3 Test of Ratio</w:t>
@@ -5287,7 +5255,303 @@
         <w:rPr>
           <w:rFonts w:cs="Arial" w:ascii="Arial" w:hAnsi="Arial"/>
         </w:rPr>
-        <w:t>Furthermore, compositional overlap between replicas, measured as the fraction of shared taxa out of total detected taxa between two replicates was also highest for Nj method (Table 2 and Figure 3C). This measurement estimates the robustness of decontamination procedure. Notably, we excluded the extremely rare taxa and aggregate data into genus rank level. Other results for rare taxa filtering and different taxonomic rank could be found in the Supplementary (Figures S3.xxx and tables xxx).</w:t>
+        <w:t>Furthermore, compositional overlap between replicas, measured as the fraction of shared taxa out of total detected taxa between two replicates</w:t>
+      </w:r>
+      <w:ins w:id="272" w:author="Linh Dang" w:date="2026-07-13T17:32:23Z">
+        <w:r>
+          <w:rPr>
+            <w:rFonts w:cs="Arial" w:ascii="Arial" w:hAnsi="Arial"/>
+          </w:rPr>
+          <w:t>,</w:t>
+        </w:r>
+      </w:ins>
+      <w:r>
+        <w:rPr>
+          <w:rFonts w:cs="Arial" w:ascii="Arial" w:hAnsi="Arial"/>
+        </w:rPr>
+        <w:t xml:space="preserve"> was also highest for Nj method (</w:t>
+      </w:r>
+      <w:del w:id="273" w:author="Linh Dang" w:date="2026-07-13T13:55:34Z">
+        <w:r>
+          <w:rPr>
+            <w:rFonts w:cs="Arial" w:ascii="Arial" w:hAnsi="Arial"/>
+          </w:rPr>
+          <w:delText xml:space="preserve">Table 2 and </w:delText>
+        </w:r>
+      </w:del>
+      <w:r>
+        <w:rPr>
+          <w:rFonts w:cs="Arial" w:ascii="Arial" w:hAnsi="Arial"/>
+        </w:rPr>
+        <w:t>Figure 3</w:t>
+      </w:r>
+      <w:ins w:id="274" w:author="Linh Dang" w:date="2026-07-13T11:49:23Z">
+        <w:r>
+          <w:rPr>
+            <w:rFonts w:cs="Arial" w:ascii="Arial" w:hAnsi="Arial"/>
+          </w:rPr>
+          <w:t>D</w:t>
+        </w:r>
+      </w:ins>
+      <w:del w:id="275" w:author="Linh Dang" w:date="2026-07-13T11:49:22Z">
+        <w:r>
+          <w:rPr>
+            <w:rFonts w:cs="Arial" w:ascii="Arial" w:hAnsi="Arial"/>
+          </w:rPr>
+          <w:delText>C</w:delText>
+        </w:r>
+      </w:del>
+      <w:r>
+        <w:rPr>
+          <w:rFonts w:cs="Arial" w:ascii="Arial" w:hAnsi="Arial"/>
+        </w:rPr>
+        <w:t>). This measurement estimates the robustness of decontamination procedure</w:t>
+      </w:r>
+      <w:ins w:id="276" w:author="Linh Dang" w:date="2026-07-13T17:36:25Z">
+        <w:r>
+          <w:rPr>
+            <w:rFonts w:cs="Arial" w:ascii="Arial" w:hAnsi="Arial"/>
+          </w:rPr>
+          <w:t>s</w:t>
+        </w:r>
+      </w:ins>
+      <w:r>
+        <w:rPr>
+          <w:rFonts w:cs="Arial" w:ascii="Arial" w:hAnsi="Arial"/>
+        </w:rPr>
+        <w:t>. Notably, we excluded the extremely rare taxa</w:t>
+      </w:r>
+      <w:ins w:id="277" w:author="Linh Dang" w:date="2026-07-13T17:36:53Z">
+        <w:r>
+          <w:rPr>
+            <w:rFonts w:cs="Arial" w:ascii="Arial" w:hAnsi="Arial"/>
+          </w:rPr>
+          <w:t xml:space="preserve"> </w:t>
+        </w:r>
+      </w:ins>
+      <w:ins w:id="278" w:author="Linh Dang" w:date="2026-07-13T17:36:53Z">
+        <w:r>
+          <w:rPr>
+            <w:rFonts w:cs="Arial" w:ascii="Arial" w:hAnsi="Arial"/>
+          </w:rPr>
+          <w:t>by applying</w:t>
+        </w:r>
+      </w:ins>
+      <w:ins w:id="279" w:author="Linh Dang" w:date="2026-07-13T17:57:05Z">
+        <w:r>
+          <w:rPr>
+            <w:rFonts w:cs="Arial" w:ascii="Arial" w:hAnsi="Arial"/>
+          </w:rPr>
+          <w:t xml:space="preserve"> </w:t>
+        </w:r>
+      </w:ins>
+      <w:ins w:id="280" w:author="Linh Dang" w:date="2026-07-13T17:57:05Z">
+        <w:r>
+          <w:rPr>
+            <w:rFonts w:cs="Arial" w:ascii="Arial" w:hAnsi="Arial"/>
+          </w:rPr>
+          <w:t>a</w:t>
+        </w:r>
+      </w:ins>
+      <w:ins w:id="281" w:author="Linh Dang" w:date="2026-07-13T14:11:37Z">
+        <w:r>
+          <w:rPr>
+            <w:rFonts w:cs="Arial" w:ascii="Arial" w:hAnsi="Arial"/>
+          </w:rPr>
+          <w:t xml:space="preserve"> prevalence threshold </w:t>
+        </w:r>
+      </w:ins>
+      <w:ins w:id="282" w:author="Linh Dang" w:date="2026-07-13T14:11:37Z">
+        <w:r>
+          <w:rPr>
+            <w:rFonts w:cs="Arial" w:ascii="Arial" w:hAnsi="Arial"/>
+          </w:rPr>
+          <w:t xml:space="preserve">of </w:t>
+        </w:r>
+      </w:ins>
+      <w:ins w:id="283" w:author="Linh Dang" w:date="2026-07-13T14:11:37Z">
+        <w:r>
+          <w:rPr>
+            <w:rFonts w:cs="Arial" w:ascii="Arial" w:hAnsi="Arial"/>
+          </w:rPr>
+          <w:t xml:space="preserve">at least 2/10 and total abundance </w:t>
+        </w:r>
+      </w:ins>
+      <w:ins w:id="284" w:author="Linh Dang" w:date="2026-07-13T14:11:37Z">
+        <w:r>
+          <w:rPr>
+            <w:rFonts w:cs="Arial" w:ascii="Arial" w:hAnsi="Arial"/>
+          </w:rPr>
+          <w:t>cutoff of</w:t>
+        </w:r>
+      </w:ins>
+      <w:ins w:id="285" w:author="Linh Dang" w:date="2026-07-13T14:11:37Z">
+        <w:r>
+          <w:rPr>
+            <w:rFonts w:cs="Arial" w:ascii="Arial" w:hAnsi="Arial"/>
+          </w:rPr>
+          <w:t xml:space="preserve"> </w:t>
+        </w:r>
+      </w:ins>
+      <w:ins w:id="286" w:author="Linh Dang" w:date="2026-07-13T14:12:38Z">
+        <w:r>
+          <w:rPr>
+            <w:rFonts w:cs="Arial" w:ascii="Arial" w:hAnsi="Arial"/>
+          </w:rPr>
+          <w:t>1e-4,</w:t>
+        </w:r>
+      </w:ins>
+      <w:r>
+        <w:rPr>
+          <w:rFonts w:cs="Arial" w:ascii="Arial" w:hAnsi="Arial"/>
+        </w:rPr>
+        <w:t xml:space="preserve"> and </w:t>
+      </w:r>
+      <w:ins w:id="287" w:author="Linh Dang" w:date="2026-07-13T17:57:38Z">
+        <w:r>
+          <w:rPr>
+            <w:rFonts w:cs="Arial" w:ascii="Arial" w:hAnsi="Arial"/>
+          </w:rPr>
+          <w:t xml:space="preserve">we </w:t>
+        </w:r>
+      </w:ins>
+      <w:r>
+        <w:rPr>
+          <w:rFonts w:cs="Arial" w:ascii="Arial" w:hAnsi="Arial"/>
+        </w:rPr>
+        <w:t>aggregate data into genus rank level.</w:t>
+      </w:r>
+      <w:ins w:id="288" w:author="Linh Dang" w:date="2026-07-13T11:59:22Z">
+        <w:r>
+          <w:rPr>
+            <w:rFonts w:cs="Arial" w:ascii="Arial" w:hAnsi="Arial"/>
+          </w:rPr>
+          <w:t xml:space="preserve"> </w:t>
+        </w:r>
+      </w:ins>
+      <w:ins w:id="289" w:author="Linh Dang" w:date="2026-07-13T11:59:22Z">
+        <w:r>
+          <w:rPr>
+            <w:rFonts w:cs="Arial" w:ascii="Arial" w:hAnsi="Arial"/>
+          </w:rPr>
+          <w:t xml:space="preserve">The </w:t>
+        </w:r>
+      </w:ins>
+      <w:ins w:id="290" w:author="Linh Dang" w:date="2026-07-13T11:59:22Z">
+        <w:r>
+          <w:rPr>
+            <w:rFonts w:cs="Arial" w:ascii="Arial" w:hAnsi="Arial"/>
+          </w:rPr>
+          <w:t>SCRuB method show</w:t>
+        </w:r>
+      </w:ins>
+      <w:ins w:id="291" w:author="Linh Dang" w:date="2026-07-13T11:59:22Z">
+        <w:r>
+          <w:rPr>
+            <w:rFonts w:cs="Arial" w:ascii="Arial" w:hAnsi="Arial"/>
+          </w:rPr>
+          <w:t>ed</w:t>
+        </w:r>
+      </w:ins>
+      <w:ins w:id="292" w:author="Linh Dang" w:date="2026-07-13T11:59:22Z">
+        <w:r>
+          <w:rPr>
+            <w:rFonts w:cs="Arial" w:ascii="Arial" w:hAnsi="Arial"/>
+          </w:rPr>
+          <w:t xml:space="preserve"> </w:t>
+        </w:r>
+      </w:ins>
+      <w:ins w:id="293" w:author="Linh Dang" w:date="2026-07-13T17:59:21Z">
+        <w:r>
+          <w:rPr>
+            <w:rFonts w:cs="Arial" w:ascii="Arial" w:hAnsi="Arial"/>
+          </w:rPr>
+          <w:t>highly variable results</w:t>
+        </w:r>
+      </w:ins>
+      <w:ins w:id="294" w:author="Linh Dang" w:date="2026-07-13T12:00:48Z">
+        <w:r>
+          <w:rPr>
+            <w:rFonts w:cs="Arial" w:ascii="Arial" w:hAnsi="Arial"/>
+          </w:rPr>
+          <w:t xml:space="preserve">, with a few </w:t>
+        </w:r>
+      </w:ins>
+      <w:ins w:id="295" w:author="Linh Dang" w:date="2026-07-13T17:59:54Z">
+        <w:r>
+          <w:rPr>
+            <w:rFonts w:cs="Arial" w:ascii="Arial" w:hAnsi="Arial"/>
+          </w:rPr>
+          <w:t>samples exhibiting exceptionally high overlap ratios while the rest were very low</w:t>
+        </w:r>
+      </w:ins>
+      <w:ins w:id="296" w:author="Linh Dang" w:date="2026-07-13T12:01:49Z">
+        <w:r>
+          <w:rPr>
+            <w:rFonts w:cs="Arial" w:ascii="Arial" w:hAnsi="Arial"/>
+          </w:rPr>
+          <w:t xml:space="preserve">. </w:t>
+        </w:r>
+      </w:ins>
+      <w:ins w:id="297" w:author="Linh Dang" w:date="2026-07-13T18:00:50Z">
+        <w:r>
+          <w:rPr>
+            <w:rFonts w:cs="Arial" w:ascii="Arial" w:hAnsi="Arial"/>
+          </w:rPr>
+          <w:t>In contrast, the Nj method showed the smallest variation among methods and produced significantly higher overlap ratios than all others</w:t>
+        </w:r>
+      </w:ins>
+      <w:ins w:id="298" w:author="Linh Dang" w:date="2026-07-13T15:07:29Z">
+        <w:r>
+          <w:rPr>
+            <w:rFonts w:cs="Arial" w:ascii="Arial" w:hAnsi="Arial"/>
+          </w:rPr>
+          <w:t>.</w:t>
+        </w:r>
+      </w:ins>
+      <w:ins w:id="299" w:author="Linh Dang" w:date="2026-07-13T18:01:23Z">
+        <w:r>
+          <w:rPr>
+            <w:rFonts w:cs="Arial" w:ascii="Arial" w:hAnsi="Arial"/>
+          </w:rPr>
+          <w:t xml:space="preserve"> </w:t>
+        </w:r>
+      </w:ins>
+      <w:ins w:id="300" w:author="Linh Dang" w:date="2026-07-13T18:01:23Z">
+        <w:r>
+          <w:rPr>
+            <w:rFonts w:cs="Arial" w:ascii="Arial" w:hAnsi="Arial"/>
+          </w:rPr>
+          <w:t>The full pairwise comparisons are available in the supplementary</w:t>
+        </w:r>
+      </w:ins>
+      <w:ins w:id="301" w:author="Linh Dang" w:date="2026-07-13T18:02:24Z">
+        <w:r>
+          <w:rPr>
+            <w:rFonts w:cs="Arial" w:ascii="Arial" w:hAnsi="Arial"/>
+          </w:rPr>
+          <w:t xml:space="preserve"> (tab T5).</w:t>
+        </w:r>
+      </w:ins>
+      <w:r>
+        <w:rPr>
+          <w:rFonts w:cs="Arial" w:ascii="Arial" w:hAnsi="Arial"/>
+        </w:rPr>
+        <w:t xml:space="preserve"> </w:t>
+      </w:r>
+      <w:del w:id="302" w:author="Linh Dang" w:date="2026-07-13T11:59:06Z">
+        <w:r>
+          <w:rPr>
+            <w:rFonts w:cs="Arial" w:ascii="Arial" w:hAnsi="Arial"/>
+          </w:rPr>
+          <w:delText>Other results for rare taxa filtering and different taxonomic rank could be found in the Supplementary (Figures S3.xxx and tables xxx)</w:delText>
+        </w:r>
+      </w:del>
+      <w:r>
+        <w:rPr>
+          <w:rFonts w:cs="Arial" w:ascii="Arial" w:hAnsi="Arial"/>
+        </w:rPr>
+        <w:t>.</w:t>
       </w:r>
     </w:p>
     <w:p>
@@ -5299,30 +5563,74 @@
           <w:rFonts w:ascii="Arial" w:hAnsi="Arial" w:cs="Arial"/>
         </w:rPr>
       </w:pPr>
-      <w:r>
-        <w:rPr>
-          <w:rFonts w:cs="Arial" w:ascii="Arial" w:hAnsi="Arial"/>
-          <w:b/>
-          <w:bCs/>
-        </w:rPr>
-        <w:t>Table 2.</w:t>
-      </w:r>
-      <w:r>
-        <w:rPr>
-          <w:rFonts w:cs="Arial" w:ascii="Arial" w:hAnsi="Arial"/>
-        </w:rPr>
-        <w:t xml:space="preserve"> Overlap: fraction of shared taxa over total taxa among replicates, counted in genus rank, with minimal prevalence of 5% and minimal_total_abundance 0.001%</w:t>
-      </w:r>
-      <w:r>
-        <w:rPr/>
-      </w:r>
-      <m:oMath xmlns:m="http://schemas.openxmlformats.org/officeDocument/2006/math"/>
-      <w:r>
-        <w:rPr>
-          <w:rFonts w:cs="Arial" w:ascii="Arial" w:hAnsi="Arial"/>
-        </w:rPr>
-        <w:t>.</w:t>
-      </w:r>
+      <w:del w:id="303" w:author="Linh Dang" w:date="2026-07-13T13:51:47Z">
+        <w:r>
+          <w:rPr>
+            <w:rFonts w:cs="Arial" w:ascii="Arial" w:hAnsi="Arial"/>
+            <w:b/>
+            <w:bCs/>
+          </w:rPr>
+          <w:delText>Table 2.</w:delText>
+        </w:r>
+      </w:del>
+      <w:del w:id="304" w:author="Linh Dang" w:date="2026-07-13T13:51:47Z">
+        <w:r>
+          <w:rPr>
+            <w:rFonts w:cs="Arial" w:ascii="Arial" w:hAnsi="Arial"/>
+          </w:rPr>
+          <w:delText xml:space="preserve"> Overlap: fraction of shared taxa over total taxa among replicates, counted in genus rank, with minimal prevalence of 5% and minimal_total_abundance 0.001%</w:delText>
+        </w:r>
+      </w:del>
+      <w:del w:id="305" w:author="Linh Dang" w:date="2026-07-13T13:51:47Z">
+        <w:r>
+          <w:rPr/>
+          <w:drawing>
+            <wp:inline distT="0" distB="0" distL="0" distR="0">
+              <wp:extent cx="1270000" cy="169545"/>
+              <wp:effectExtent l="0" t="0" r="0" b="0"/>
+              <wp:docPr id="4" name="Object1" descr="OLE object" title=""/>
+              <wp:cNvGraphicFramePr>
+                <a:graphicFrameLocks xmlns:a="http://schemas.openxmlformats.org/drawingml/2006/main" noChangeAspect="1"/>
+              </wp:cNvGraphicFramePr>
+              <a:graphic xmlns:a="http://schemas.openxmlformats.org/drawingml/2006/main">
+                <a:graphicData uri="http://schemas.openxmlformats.org/drawingml/2006/picture">
+                  <pic:pic xmlns:pic="http://schemas.openxmlformats.org/drawingml/2006/picture">
+                    <pic:nvPicPr>
+                      <pic:cNvPr id="4" name="Object1" descr="OLE object" title=""/>
+                      <pic:cNvPicPr>
+                        <a:picLocks noChangeAspect="1" noChangeArrowheads="1"/>
+                      </pic:cNvPicPr>
+                    </pic:nvPicPr>
+                    <pic:blipFill>
+                      <a:blip/>
+                      <a:stretch>
+                        <a:fillRect/>
+                      </a:stretch>
+                    </pic:blipFill>
+                    <pic:spPr bwMode="auto">
+                      <a:xfrm>
+                        <a:off x="0" y="0"/>
+                        <a:ext cx="1270000" cy="169545"/>
+                      </a:xfrm>
+                      <a:prstGeom prst="rect">
+                        <a:avLst/>
+                      </a:prstGeom>
+                    </pic:spPr>
+                  </pic:pic>
+                </a:graphicData>
+              </a:graphic>
+            </wp:inline>
+          </w:drawing>
+        </w:r>
+      </w:del>
+      <w:del w:id="306" w:author="Linh Dang" w:date="2026-07-13T13:51:47Z">
+        <w:r>
+          <w:rPr>
+            <w:rFonts w:cs="Arial" w:ascii="Arial" w:hAnsi="Arial"/>
+          </w:rPr>
+          <w:delText>.</w:delText>
+        </w:r>
+      </w:del>
     </w:p>
     <w:tbl>
       <w:tblPr>
@@ -5372,16 +5680,18 @@
                 <w:rFonts w:ascii="Arial" w:hAnsi="Arial" w:eastAsia="Aptos" w:cs="Arial"/>
               </w:rPr>
             </w:pPr>
-            <w:r>
-              <w:rPr>
-                <w:rFonts w:eastAsia="Aptos" w:cs="Arial" w:ascii="Arial" w:hAnsi="Arial"/>
-                <w:kern w:val="0"/>
-                <w:sz w:val="24"/>
-                <w:szCs w:val="24"/>
-                <w:lang w:val="en-US" w:eastAsia="en-US" w:bidi="ar-SA"/>
-              </w:rPr>
-              <w:t>Methods</w:t>
-            </w:r>
+            <w:del w:id="307" w:author="Linh Dang" w:date="2026-07-13T13:51:57Z">
+              <w:r>
+                <w:rPr>
+                  <w:rFonts w:eastAsia="Aptos" w:cs="Arial" w:ascii="Arial" w:hAnsi="Arial"/>
+                  <w:kern w:val="0"/>
+                  <w:sz w:val="24"/>
+                  <w:szCs w:val="24"/>
+                  <w:lang w:val="en-US" w:eastAsia="en-US" w:bidi="ar-SA"/>
+                </w:rPr>
+                <w:delText>Methods</w:delText>
+              </w:r>
+            </w:del>
           </w:p>
         </w:tc>
         <w:tc>
@@ -5404,16 +5714,18 @@
                 <w:rFonts w:ascii="Arial" w:hAnsi="Arial" w:eastAsia="Aptos" w:cs="Arial"/>
               </w:rPr>
             </w:pPr>
-            <w:r>
-              <w:rPr>
-                <w:rFonts w:eastAsia="Aptos" w:cs="Arial" w:ascii="Arial" w:hAnsi="Arial"/>
-                <w:kern w:val="0"/>
-                <w:sz w:val="24"/>
-                <w:szCs w:val="24"/>
-                <w:lang w:val="en-US" w:eastAsia="en-US" w:bidi="ar-SA"/>
-              </w:rPr>
-              <w:t>Observed genera replicate 1</w:t>
-            </w:r>
+            <w:del w:id="308" w:author="Linh Dang" w:date="2026-07-13T13:51:57Z">
+              <w:r>
+                <w:rPr>
+                  <w:rFonts w:eastAsia="Aptos" w:cs="Arial" w:ascii="Arial" w:hAnsi="Arial"/>
+                  <w:kern w:val="0"/>
+                  <w:sz w:val="24"/>
+                  <w:szCs w:val="24"/>
+                  <w:lang w:val="en-US" w:eastAsia="en-US" w:bidi="ar-SA"/>
+                </w:rPr>
+                <w:delText>Observed genera replicate 1</w:delText>
+              </w:r>
+            </w:del>
           </w:p>
         </w:tc>
         <w:tc>
@@ -5436,16 +5748,18 @@
                 <w:rFonts w:ascii="Arial" w:hAnsi="Arial" w:eastAsia="Aptos" w:cs="Arial"/>
               </w:rPr>
             </w:pPr>
-            <w:r>
-              <w:rPr>
-                <w:rFonts w:eastAsia="Aptos" w:cs="Arial" w:ascii="Arial" w:hAnsi="Arial"/>
-                <w:kern w:val="0"/>
-                <w:sz w:val="24"/>
-                <w:szCs w:val="24"/>
-                <w:lang w:val="en-US" w:eastAsia="en-US" w:bidi="ar-SA"/>
-              </w:rPr>
-              <w:t>Observed genera replicate 2</w:t>
-            </w:r>
+            <w:del w:id="309" w:author="Linh Dang" w:date="2026-07-13T13:51:57Z">
+              <w:r>
+                <w:rPr>
+                  <w:rFonts w:eastAsia="Aptos" w:cs="Arial" w:ascii="Arial" w:hAnsi="Arial"/>
+                  <w:kern w:val="0"/>
+                  <w:sz w:val="24"/>
+                  <w:szCs w:val="24"/>
+                  <w:lang w:val="en-US" w:eastAsia="en-US" w:bidi="ar-SA"/>
+                </w:rPr>
+                <w:delText>Observed genera replicate 2</w:delText>
+              </w:r>
+            </w:del>
           </w:p>
         </w:tc>
         <w:tc>
@@ -5468,16 +5782,18 @@
                 <w:rFonts w:ascii="Arial" w:hAnsi="Arial" w:eastAsia="Aptos" w:cs="Arial"/>
               </w:rPr>
             </w:pPr>
-            <w:r>
-              <w:rPr>
-                <w:rFonts w:eastAsia="Aptos" w:cs="Arial" w:ascii="Arial" w:hAnsi="Arial"/>
-                <w:kern w:val="0"/>
-                <w:sz w:val="24"/>
-                <w:szCs w:val="24"/>
-                <w:lang w:val="en-US" w:eastAsia="en-US" w:bidi="ar-SA"/>
-              </w:rPr>
-              <w:t>Count of intersection</w:t>
-            </w:r>
+            <w:del w:id="310" w:author="Linh Dang" w:date="2026-07-13T13:51:57Z">
+              <w:r>
+                <w:rPr>
+                  <w:rFonts w:eastAsia="Aptos" w:cs="Arial" w:ascii="Arial" w:hAnsi="Arial"/>
+                  <w:kern w:val="0"/>
+                  <w:sz w:val="24"/>
+                  <w:szCs w:val="24"/>
+                  <w:lang w:val="en-US" w:eastAsia="en-US" w:bidi="ar-SA"/>
+                </w:rPr>
+                <w:delText>Count of intersection</w:delText>
+              </w:r>
+            </w:del>
           </w:p>
         </w:tc>
         <w:tc>
@@ -5500,42 +5816,9 @@
                 <w:rFonts w:ascii="Arial" w:hAnsi="Arial" w:eastAsia="Aptos" w:cs="Arial"/>
               </w:rPr>
             </w:pPr>
-            <w:ins w:id="271" w:author="Linh Dang" w:date="2026-07-06T14:30:58Z">
-              <w:r>
-                <w:rPr>
-                  <w:rFonts w:eastAsia="Aptos" w:cs="Arial" w:ascii="Arial" w:hAnsi="Arial"/>
-                  <w:kern w:val="0"/>
-                  <w:sz w:val="24"/>
-                  <w:szCs w:val="24"/>
-                  <w:lang w:val="en-US" w:eastAsia="en-US" w:bidi="ar-SA"/>
-                </w:rPr>
-                <w:t>Count of union</w:t>
-              </w:r>
-            </w:ins>
-            <w:del w:id="272" w:author="Linh Dang" w:date="2026-07-06T14:30:54Z">
-              <w:r>
-                <w:rPr>
-                  <w:rFonts w:eastAsia="Aptos" w:cs="Arial" w:ascii="Arial" w:hAnsi="Arial"/>
-                  <w:kern w:val="0"/>
-                  <w:sz w:val="24"/>
-                  <w:szCs w:val="24"/>
-                  <w:lang w:val="en-US" w:eastAsia="en-US" w:bidi="ar-SA"/>
-                </w:rPr>
-                <w:delText>n_union</w:delText>
-              </w:r>
-            </w:del>
-            <w:del w:id="273" w:author="Linh Dang" w:date="2026-07-06T14:30:54Z">
-              <w:r>
-                <w:rPr>
-                  <w:rFonts w:eastAsia="Aptos" w:cs="Arial" w:ascii="Arial" w:hAnsi="Arial"/>
-                  <w:kern w:val="0"/>
-                  <w:sz w:val="24"/>
-                  <w:szCs w:val="24"/>
-                  <w:lang w:val="en-US" w:eastAsia="en-US" w:bidi="ar-SA"/>
-                </w:rPr>
-                <w:commentReference w:id="48"/>
-              </w:r>
-            </w:del>
+            <w:r>
+              <w:rPr/>
+            </w:r>
           </w:p>
         </w:tc>
         <w:tc>
@@ -5558,16 +5841,18 @@
                 <w:rFonts w:ascii="Arial" w:hAnsi="Arial" w:eastAsia="Aptos" w:cs="Arial"/>
               </w:rPr>
             </w:pPr>
-            <w:r>
-              <w:rPr>
-                <w:rFonts w:eastAsia="Aptos" w:cs="Arial" w:ascii="Arial" w:hAnsi="Arial"/>
-                <w:kern w:val="0"/>
-                <w:sz w:val="24"/>
-                <w:szCs w:val="24"/>
-                <w:lang w:val="en-US" w:eastAsia="en-US" w:bidi="ar-SA"/>
-              </w:rPr>
-              <w:t>fraction</w:t>
-            </w:r>
+            <w:del w:id="311" w:author="Linh Dang" w:date="2026-07-13T13:51:57Z">
+              <w:r>
+                <w:rPr>
+                  <w:rFonts w:eastAsia="Aptos" w:cs="Arial" w:ascii="Arial" w:hAnsi="Arial"/>
+                  <w:kern w:val="0"/>
+                  <w:sz w:val="24"/>
+                  <w:szCs w:val="24"/>
+                  <w:lang w:val="en-US" w:eastAsia="en-US" w:bidi="ar-SA"/>
+                </w:rPr>
+                <w:delText>fraction</w:delText>
+              </w:r>
+            </w:del>
           </w:p>
         </w:tc>
       </w:tr>
@@ -5589,16 +5874,18 @@
                 <w:rFonts w:ascii="Arial" w:hAnsi="Arial" w:eastAsia="Aptos" w:cs="Arial"/>
               </w:rPr>
             </w:pPr>
-            <w:r>
-              <w:rPr>
-                <w:rFonts w:eastAsia="Aptos" w:cs="Arial" w:ascii="Arial" w:hAnsi="Arial"/>
-                <w:kern w:val="0"/>
-                <w:sz w:val="24"/>
-                <w:szCs w:val="24"/>
-                <w:lang w:val="en-US" w:eastAsia="en-US" w:bidi="ar-SA"/>
-              </w:rPr>
-              <w:t>Raw</w:t>
-            </w:r>
+            <w:del w:id="312" w:author="Linh Dang" w:date="2026-07-13T13:51:57Z">
+              <w:r>
+                <w:rPr>
+                  <w:rFonts w:eastAsia="Aptos" w:cs="Arial" w:ascii="Arial" w:hAnsi="Arial"/>
+                  <w:kern w:val="0"/>
+                  <w:sz w:val="24"/>
+                  <w:szCs w:val="24"/>
+                  <w:lang w:val="en-US" w:eastAsia="en-US" w:bidi="ar-SA"/>
+                </w:rPr>
+                <w:delText>Raw</w:delText>
+              </w:r>
+            </w:del>
           </w:p>
         </w:tc>
         <w:tc>
@@ -5617,16 +5904,18 @@
                 <w:rFonts w:ascii="Arial" w:hAnsi="Arial" w:eastAsia="Aptos" w:cs="Arial"/>
               </w:rPr>
             </w:pPr>
-            <w:r>
-              <w:rPr>
-                <w:rFonts w:eastAsia="Aptos" w:cs="Arial" w:ascii="Arial" w:hAnsi="Arial"/>
-                <w:kern w:val="0"/>
-                <w:sz w:val="24"/>
-                <w:szCs w:val="24"/>
-                <w:lang w:val="en-US" w:eastAsia="en-US" w:bidi="ar-SA"/>
-              </w:rPr>
-              <w:t>140</w:t>
-            </w:r>
+            <w:del w:id="313" w:author="Linh Dang" w:date="2026-07-13T13:51:57Z">
+              <w:r>
+                <w:rPr>
+                  <w:rFonts w:eastAsia="Aptos" w:cs="Arial" w:ascii="Arial" w:hAnsi="Arial"/>
+                  <w:kern w:val="0"/>
+                  <w:sz w:val="24"/>
+                  <w:szCs w:val="24"/>
+                  <w:lang w:val="en-US" w:eastAsia="en-US" w:bidi="ar-SA"/>
+                </w:rPr>
+                <w:delText>140</w:delText>
+              </w:r>
+            </w:del>
           </w:p>
         </w:tc>
         <w:tc>
@@ -5645,16 +5934,18 @@
                 <w:rFonts w:ascii="Arial" w:hAnsi="Arial" w:eastAsia="Aptos" w:cs="Arial"/>
               </w:rPr>
             </w:pPr>
-            <w:r>
-              <w:rPr>
-                <w:rFonts w:eastAsia="Aptos" w:cs="Arial" w:ascii="Arial" w:hAnsi="Arial"/>
-                <w:kern w:val="0"/>
-                <w:sz w:val="24"/>
-                <w:szCs w:val="24"/>
-                <w:lang w:val="en-US" w:eastAsia="en-US" w:bidi="ar-SA"/>
-              </w:rPr>
-              <w:t>106</w:t>
-            </w:r>
+            <w:del w:id="314" w:author="Linh Dang" w:date="2026-07-13T13:51:57Z">
+              <w:r>
+                <w:rPr>
+                  <w:rFonts w:eastAsia="Aptos" w:cs="Arial" w:ascii="Arial" w:hAnsi="Arial"/>
+                  <w:kern w:val="0"/>
+                  <w:sz w:val="24"/>
+                  <w:szCs w:val="24"/>
+                  <w:lang w:val="en-US" w:eastAsia="en-US" w:bidi="ar-SA"/>
+                </w:rPr>
+                <w:delText>106</w:delText>
+              </w:r>
+            </w:del>
           </w:p>
         </w:tc>
         <w:tc>
@@ -5673,16 +5964,18 @@
                 <w:rFonts w:ascii="Arial" w:hAnsi="Arial" w:eastAsia="Aptos" w:cs="Arial"/>
               </w:rPr>
             </w:pPr>
-            <w:r>
-              <w:rPr>
-                <w:rFonts w:eastAsia="Aptos" w:cs="Arial" w:ascii="Arial" w:hAnsi="Arial"/>
-                <w:kern w:val="0"/>
-                <w:sz w:val="24"/>
-                <w:szCs w:val="24"/>
-                <w:lang w:val="en-US" w:eastAsia="en-US" w:bidi="ar-SA"/>
-              </w:rPr>
-              <w:t>71</w:t>
-            </w:r>
+            <w:del w:id="315" w:author="Linh Dang" w:date="2026-07-13T13:51:57Z">
+              <w:r>
+                <w:rPr>
+                  <w:rFonts w:eastAsia="Aptos" w:cs="Arial" w:ascii="Arial" w:hAnsi="Arial"/>
+                  <w:kern w:val="0"/>
+                  <w:sz w:val="24"/>
+                  <w:szCs w:val="24"/>
+                  <w:lang w:val="en-US" w:eastAsia="en-US" w:bidi="ar-SA"/>
+                </w:rPr>
+                <w:delText>71</w:delText>
+              </w:r>
+            </w:del>
           </w:p>
         </w:tc>
         <w:tc>
@@ -5701,16 +5994,18 @@
                 <w:rFonts w:ascii="Arial" w:hAnsi="Arial" w:eastAsia="Aptos" w:cs="Arial"/>
               </w:rPr>
             </w:pPr>
-            <w:r>
-              <w:rPr>
-                <w:rFonts w:eastAsia="Aptos" w:cs="Arial" w:ascii="Arial" w:hAnsi="Arial"/>
-                <w:kern w:val="0"/>
-                <w:sz w:val="24"/>
-                <w:szCs w:val="24"/>
-                <w:lang w:val="en-US" w:eastAsia="en-US" w:bidi="ar-SA"/>
-              </w:rPr>
-              <w:t>175</w:t>
-            </w:r>
+            <w:del w:id="316" w:author="Linh Dang" w:date="2026-07-13T13:51:57Z">
+              <w:r>
+                <w:rPr>
+                  <w:rFonts w:eastAsia="Aptos" w:cs="Arial" w:ascii="Arial" w:hAnsi="Arial"/>
+                  <w:kern w:val="0"/>
+                  <w:sz w:val="24"/>
+                  <w:szCs w:val="24"/>
+                  <w:lang w:val="en-US" w:eastAsia="en-US" w:bidi="ar-SA"/>
+                </w:rPr>
+                <w:delText>175</w:delText>
+              </w:r>
+            </w:del>
           </w:p>
         </w:tc>
         <w:tc>
@@ -5729,16 +6024,18 @@
                 <w:rFonts w:ascii="Arial" w:hAnsi="Arial" w:eastAsia="Aptos" w:cs="Arial"/>
               </w:rPr>
             </w:pPr>
-            <w:r>
-              <w:rPr>
-                <w:rFonts w:eastAsia="Aptos" w:cs="Arial" w:ascii="Arial" w:hAnsi="Arial"/>
-                <w:kern w:val="0"/>
-                <w:sz w:val="24"/>
-                <w:szCs w:val="24"/>
-                <w:lang w:val="en-US" w:eastAsia="en-US" w:bidi="ar-SA"/>
-              </w:rPr>
-              <w:t>0.406</w:t>
-            </w:r>
+            <w:del w:id="317" w:author="Linh Dang" w:date="2026-07-13T13:51:57Z">
+              <w:r>
+                <w:rPr>
+                  <w:rFonts w:eastAsia="Aptos" w:cs="Arial" w:ascii="Arial" w:hAnsi="Arial"/>
+                  <w:kern w:val="0"/>
+                  <w:sz w:val="24"/>
+                  <w:szCs w:val="24"/>
+                  <w:lang w:val="en-US" w:eastAsia="en-US" w:bidi="ar-SA"/>
+                </w:rPr>
+                <w:delText>0.406</w:delText>
+              </w:r>
+            </w:del>
           </w:p>
         </w:tc>
       </w:tr>
@@ -5760,16 +6057,18 @@
                 <w:rFonts w:ascii="Arial" w:hAnsi="Arial" w:eastAsia="Aptos" w:cs="Arial"/>
               </w:rPr>
             </w:pPr>
-            <w:r>
-              <w:rPr>
-                <w:rFonts w:eastAsia="Aptos" w:cs="Arial" w:ascii="Arial" w:hAnsi="Arial"/>
-                <w:kern w:val="0"/>
-                <w:sz w:val="24"/>
-                <w:szCs w:val="24"/>
-                <w:lang w:val="en-US" w:eastAsia="en-US" w:bidi="ar-SA"/>
-              </w:rPr>
-              <w:t>Restrictive</w:t>
-            </w:r>
+            <w:del w:id="318" w:author="Linh Dang" w:date="2026-07-13T13:51:57Z">
+              <w:r>
+                <w:rPr>
+                  <w:rFonts w:eastAsia="Aptos" w:cs="Arial" w:ascii="Arial" w:hAnsi="Arial"/>
+                  <w:kern w:val="0"/>
+                  <w:sz w:val="24"/>
+                  <w:szCs w:val="24"/>
+                  <w:lang w:val="en-US" w:eastAsia="en-US" w:bidi="ar-SA"/>
+                </w:rPr>
+                <w:delText>Restrictive</w:delText>
+              </w:r>
+            </w:del>
           </w:p>
         </w:tc>
         <w:tc>
@@ -5788,16 +6087,18 @@
                 <w:rFonts w:ascii="Arial" w:hAnsi="Arial" w:eastAsia="Aptos" w:cs="Arial"/>
               </w:rPr>
             </w:pPr>
-            <w:r>
-              <w:rPr>
-                <w:rFonts w:eastAsia="Aptos" w:cs="Arial" w:ascii="Arial" w:hAnsi="Arial"/>
-                <w:kern w:val="0"/>
-                <w:sz w:val="24"/>
-                <w:szCs w:val="24"/>
-                <w:lang w:val="en-US" w:eastAsia="en-US" w:bidi="ar-SA"/>
-              </w:rPr>
-              <w:t>116</w:t>
-            </w:r>
+            <w:del w:id="319" w:author="Linh Dang" w:date="2026-07-13T13:51:57Z">
+              <w:r>
+                <w:rPr>
+                  <w:rFonts w:eastAsia="Aptos" w:cs="Arial" w:ascii="Arial" w:hAnsi="Arial"/>
+                  <w:kern w:val="0"/>
+                  <w:sz w:val="24"/>
+                  <w:szCs w:val="24"/>
+                  <w:lang w:val="en-US" w:eastAsia="en-US" w:bidi="ar-SA"/>
+                </w:rPr>
+                <w:delText>116</w:delText>
+              </w:r>
+            </w:del>
           </w:p>
         </w:tc>
         <w:tc>
@@ -5816,16 +6117,18 @@
                 <w:rFonts w:ascii="Arial" w:hAnsi="Arial" w:eastAsia="Aptos" w:cs="Arial"/>
               </w:rPr>
             </w:pPr>
-            <w:r>
-              <w:rPr>
-                <w:rFonts w:eastAsia="Aptos" w:cs="Arial" w:ascii="Arial" w:hAnsi="Arial"/>
-                <w:kern w:val="0"/>
-                <w:sz w:val="24"/>
-                <w:szCs w:val="24"/>
-                <w:lang w:val="en-US" w:eastAsia="en-US" w:bidi="ar-SA"/>
-              </w:rPr>
-              <w:t>95</w:t>
-            </w:r>
+            <w:del w:id="320" w:author="Linh Dang" w:date="2026-07-13T13:51:57Z">
+              <w:r>
+                <w:rPr>
+                  <w:rFonts w:eastAsia="Aptos" w:cs="Arial" w:ascii="Arial" w:hAnsi="Arial"/>
+                  <w:kern w:val="0"/>
+                  <w:sz w:val="24"/>
+                  <w:szCs w:val="24"/>
+                  <w:lang w:val="en-US" w:eastAsia="en-US" w:bidi="ar-SA"/>
+                </w:rPr>
+                <w:delText>95</w:delText>
+              </w:r>
+            </w:del>
           </w:p>
         </w:tc>
         <w:tc>
@@ -5844,16 +6147,18 @@
                 <w:rFonts w:ascii="Arial" w:hAnsi="Arial" w:eastAsia="Aptos" w:cs="Arial"/>
               </w:rPr>
             </w:pPr>
-            <w:r>
-              <w:rPr>
-                <w:rFonts w:eastAsia="Aptos" w:cs="Arial" w:ascii="Arial" w:hAnsi="Arial"/>
-                <w:kern w:val="0"/>
-                <w:sz w:val="24"/>
-                <w:szCs w:val="24"/>
-                <w:lang w:val="en-US" w:eastAsia="en-US" w:bidi="ar-SA"/>
-              </w:rPr>
-              <w:t>66</w:t>
-            </w:r>
+            <w:del w:id="321" w:author="Linh Dang" w:date="2026-07-13T13:51:57Z">
+              <w:r>
+                <w:rPr>
+                  <w:rFonts w:eastAsia="Aptos" w:cs="Arial" w:ascii="Arial" w:hAnsi="Arial"/>
+                  <w:kern w:val="0"/>
+                  <w:sz w:val="24"/>
+                  <w:szCs w:val="24"/>
+                  <w:lang w:val="en-US" w:eastAsia="en-US" w:bidi="ar-SA"/>
+                </w:rPr>
+                <w:delText>66</w:delText>
+              </w:r>
+            </w:del>
           </w:p>
         </w:tc>
         <w:tc>
@@ -5872,16 +6177,18 @@
                 <w:rFonts w:ascii="Arial" w:hAnsi="Arial" w:eastAsia="Aptos" w:cs="Arial"/>
               </w:rPr>
             </w:pPr>
-            <w:r>
-              <w:rPr>
-                <w:rFonts w:eastAsia="Aptos" w:cs="Arial" w:ascii="Arial" w:hAnsi="Arial"/>
-                <w:kern w:val="0"/>
-                <w:sz w:val="24"/>
-                <w:szCs w:val="24"/>
-                <w:lang w:val="en-US" w:eastAsia="en-US" w:bidi="ar-SA"/>
-              </w:rPr>
-              <w:t>145</w:t>
-            </w:r>
+            <w:del w:id="322" w:author="Linh Dang" w:date="2026-07-13T13:51:57Z">
+              <w:r>
+                <w:rPr>
+                  <w:rFonts w:eastAsia="Aptos" w:cs="Arial" w:ascii="Arial" w:hAnsi="Arial"/>
+                  <w:kern w:val="0"/>
+                  <w:sz w:val="24"/>
+                  <w:szCs w:val="24"/>
+                  <w:lang w:val="en-US" w:eastAsia="en-US" w:bidi="ar-SA"/>
+                </w:rPr>
+                <w:delText>145</w:delText>
+              </w:r>
+            </w:del>
           </w:p>
         </w:tc>
         <w:tc>
@@ -5900,16 +6207,18 @@
                 <w:rFonts w:ascii="Arial" w:hAnsi="Arial" w:eastAsia="Aptos" w:cs="Arial"/>
               </w:rPr>
             </w:pPr>
-            <w:r>
-              <w:rPr>
-                <w:rFonts w:eastAsia="Aptos" w:cs="Arial" w:ascii="Arial" w:hAnsi="Arial"/>
-                <w:kern w:val="0"/>
-                <w:sz w:val="24"/>
-                <w:szCs w:val="24"/>
-                <w:lang w:val="en-US" w:eastAsia="en-US" w:bidi="ar-SA"/>
-              </w:rPr>
-              <w:t>0.455</w:t>
-            </w:r>
+            <w:del w:id="323" w:author="Linh Dang" w:date="2026-07-13T13:51:57Z">
+              <w:r>
+                <w:rPr>
+                  <w:rFonts w:eastAsia="Aptos" w:cs="Arial" w:ascii="Arial" w:hAnsi="Arial"/>
+                  <w:kern w:val="0"/>
+                  <w:sz w:val="24"/>
+                  <w:szCs w:val="24"/>
+                  <w:lang w:val="en-US" w:eastAsia="en-US" w:bidi="ar-SA"/>
+                </w:rPr>
+                <w:delText>0.455</w:delText>
+              </w:r>
+            </w:del>
           </w:p>
         </w:tc>
       </w:tr>
@@ -5931,16 +6240,18 @@
                 <w:rFonts w:ascii="Arial" w:hAnsi="Arial" w:eastAsia="Aptos" w:cs="Arial"/>
               </w:rPr>
             </w:pPr>
-            <w:r>
-              <w:rPr>
-                <w:rFonts w:eastAsia="Aptos" w:cs="Arial" w:ascii="Arial" w:hAnsi="Arial"/>
-                <w:kern w:val="0"/>
-                <w:sz w:val="24"/>
-                <w:szCs w:val="24"/>
-                <w:lang w:val="en-US" w:eastAsia="en-US" w:bidi="ar-SA"/>
-              </w:rPr>
-              <w:t>Decontam</w:t>
-            </w:r>
+            <w:del w:id="324" w:author="Linh Dang" w:date="2026-07-13T13:51:57Z">
+              <w:r>
+                <w:rPr>
+                  <w:rFonts w:eastAsia="Aptos" w:cs="Arial" w:ascii="Arial" w:hAnsi="Arial"/>
+                  <w:kern w:val="0"/>
+                  <w:sz w:val="24"/>
+                  <w:szCs w:val="24"/>
+                  <w:lang w:val="en-US" w:eastAsia="en-US" w:bidi="ar-SA"/>
+                </w:rPr>
+                <w:delText>Decontam</w:delText>
+              </w:r>
+            </w:del>
           </w:p>
         </w:tc>
         <w:tc>
@@ -5959,16 +6270,18 @@
                 <w:rFonts w:ascii="Arial" w:hAnsi="Arial" w:eastAsia="Aptos" w:cs="Arial"/>
               </w:rPr>
             </w:pPr>
-            <w:r>
-              <w:rPr>
-                <w:rFonts w:eastAsia="Aptos" w:cs="Arial" w:ascii="Arial" w:hAnsi="Arial"/>
-                <w:kern w:val="0"/>
-                <w:sz w:val="24"/>
-                <w:szCs w:val="24"/>
-                <w:lang w:val="en-US" w:eastAsia="en-US" w:bidi="ar-SA"/>
-              </w:rPr>
-              <w:t>124</w:t>
-            </w:r>
+            <w:del w:id="325" w:author="Linh Dang" w:date="2026-07-13T13:51:57Z">
+              <w:r>
+                <w:rPr>
+                  <w:rFonts w:eastAsia="Aptos" w:cs="Arial" w:ascii="Arial" w:hAnsi="Arial"/>
+                  <w:kern w:val="0"/>
+                  <w:sz w:val="24"/>
+                  <w:szCs w:val="24"/>
+                  <w:lang w:val="en-US" w:eastAsia="en-US" w:bidi="ar-SA"/>
+                </w:rPr>
+                <w:delText>124</w:delText>
+              </w:r>
+            </w:del>
           </w:p>
         </w:tc>
         <w:tc>
@@ -5987,16 +6300,18 @@
                 <w:rFonts w:ascii="Arial" w:hAnsi="Arial" w:eastAsia="Aptos" w:cs="Arial"/>
               </w:rPr>
             </w:pPr>
-            <w:r>
-              <w:rPr>
-                <w:rFonts w:eastAsia="Aptos" w:cs="Arial" w:ascii="Arial" w:hAnsi="Arial"/>
-                <w:kern w:val="0"/>
-                <w:sz w:val="24"/>
-                <w:szCs w:val="24"/>
-                <w:lang w:val="en-US" w:eastAsia="en-US" w:bidi="ar-SA"/>
-              </w:rPr>
-              <w:t>102</w:t>
-            </w:r>
+            <w:del w:id="326" w:author="Linh Dang" w:date="2026-07-13T13:51:57Z">
+              <w:r>
+                <w:rPr>
+                  <w:rFonts w:eastAsia="Aptos" w:cs="Arial" w:ascii="Arial" w:hAnsi="Arial"/>
+                  <w:kern w:val="0"/>
+                  <w:sz w:val="24"/>
+                  <w:szCs w:val="24"/>
+                  <w:lang w:val="en-US" w:eastAsia="en-US" w:bidi="ar-SA"/>
+                </w:rPr>
+                <w:delText>102</w:delText>
+              </w:r>
+            </w:del>
           </w:p>
         </w:tc>
         <w:tc>
@@ -6015,16 +6330,18 @@
                 <w:rFonts w:ascii="Arial" w:hAnsi="Arial" w:eastAsia="Aptos" w:cs="Arial"/>
               </w:rPr>
             </w:pPr>
-            <w:r>
-              <w:rPr>
-                <w:rFonts w:eastAsia="Aptos" w:cs="Arial" w:ascii="Arial" w:hAnsi="Arial"/>
-                <w:kern w:val="0"/>
-                <w:sz w:val="24"/>
-                <w:szCs w:val="24"/>
-                <w:lang w:val="en-US" w:eastAsia="en-US" w:bidi="ar-SA"/>
-              </w:rPr>
-              <w:t>70</w:t>
-            </w:r>
+            <w:del w:id="327" w:author="Linh Dang" w:date="2026-07-13T13:51:57Z">
+              <w:r>
+                <w:rPr>
+                  <w:rFonts w:eastAsia="Aptos" w:cs="Arial" w:ascii="Arial" w:hAnsi="Arial"/>
+                  <w:kern w:val="0"/>
+                  <w:sz w:val="24"/>
+                  <w:szCs w:val="24"/>
+                  <w:lang w:val="en-US" w:eastAsia="en-US" w:bidi="ar-SA"/>
+                </w:rPr>
+                <w:delText>70</w:delText>
+              </w:r>
+            </w:del>
           </w:p>
         </w:tc>
         <w:tc>
@@ -6043,16 +6360,18 @@
                 <w:rFonts w:ascii="Arial" w:hAnsi="Arial" w:eastAsia="Aptos" w:cs="Arial"/>
               </w:rPr>
             </w:pPr>
-            <w:r>
-              <w:rPr>
-                <w:rFonts w:eastAsia="Aptos" w:cs="Arial" w:ascii="Arial" w:hAnsi="Arial"/>
-                <w:kern w:val="0"/>
-                <w:sz w:val="24"/>
-                <w:szCs w:val="24"/>
-                <w:lang w:val="en-US" w:eastAsia="en-US" w:bidi="ar-SA"/>
-              </w:rPr>
-              <w:t>156</w:t>
-            </w:r>
+            <w:del w:id="328" w:author="Linh Dang" w:date="2026-07-13T13:51:57Z">
+              <w:r>
+                <w:rPr>
+                  <w:rFonts w:eastAsia="Aptos" w:cs="Arial" w:ascii="Arial" w:hAnsi="Arial"/>
+                  <w:kern w:val="0"/>
+                  <w:sz w:val="24"/>
+                  <w:szCs w:val="24"/>
+                  <w:lang w:val="en-US" w:eastAsia="en-US" w:bidi="ar-SA"/>
+                </w:rPr>
+                <w:delText>156</w:delText>
+              </w:r>
+            </w:del>
           </w:p>
         </w:tc>
         <w:tc>
@@ -6071,16 +6390,18 @@
                 <w:rFonts w:ascii="Arial" w:hAnsi="Arial" w:eastAsia="Aptos" w:cs="Arial"/>
               </w:rPr>
             </w:pPr>
-            <w:r>
-              <w:rPr>
-                <w:rFonts w:eastAsia="Aptos" w:cs="Arial" w:ascii="Arial" w:hAnsi="Arial"/>
-                <w:kern w:val="0"/>
-                <w:sz w:val="24"/>
-                <w:szCs w:val="24"/>
-                <w:lang w:val="en-US" w:eastAsia="en-US" w:bidi="ar-SA"/>
-              </w:rPr>
-              <w:t>0.449</w:t>
-            </w:r>
+            <w:del w:id="329" w:author="Linh Dang" w:date="2026-07-13T13:51:57Z">
+              <w:r>
+                <w:rPr>
+                  <w:rFonts w:eastAsia="Aptos" w:cs="Arial" w:ascii="Arial" w:hAnsi="Arial"/>
+                  <w:kern w:val="0"/>
+                  <w:sz w:val="24"/>
+                  <w:szCs w:val="24"/>
+                  <w:lang w:val="en-US" w:eastAsia="en-US" w:bidi="ar-SA"/>
+                </w:rPr>
+                <w:delText>0.449</w:delText>
+              </w:r>
+            </w:del>
           </w:p>
         </w:tc>
       </w:tr>
@@ -6102,16 +6423,18 @@
                 <w:rFonts w:ascii="Arial" w:hAnsi="Arial" w:eastAsia="Aptos" w:cs="Arial"/>
               </w:rPr>
             </w:pPr>
-            <w:r>
-              <w:rPr>
-                <w:rFonts w:eastAsia="Aptos" w:cs="Arial" w:ascii="Arial" w:hAnsi="Arial"/>
-                <w:kern w:val="0"/>
-                <w:sz w:val="24"/>
-                <w:szCs w:val="24"/>
-                <w:lang w:val="en-US" w:eastAsia="en-US" w:bidi="ar-SA"/>
-              </w:rPr>
-              <w:t>SCRuB</w:t>
-            </w:r>
+            <w:del w:id="330" w:author="Linh Dang" w:date="2026-07-13T13:51:57Z">
+              <w:r>
+                <w:rPr>
+                  <w:rFonts w:eastAsia="Aptos" w:cs="Arial" w:ascii="Arial" w:hAnsi="Arial"/>
+                  <w:kern w:val="0"/>
+                  <w:sz w:val="24"/>
+                  <w:szCs w:val="24"/>
+                  <w:lang w:val="en-US" w:eastAsia="en-US" w:bidi="ar-SA"/>
+                </w:rPr>
+                <w:delText>SCRuB</w:delText>
+              </w:r>
+            </w:del>
           </w:p>
         </w:tc>
         <w:tc>
@@ -6130,16 +6453,18 @@
                 <w:rFonts w:ascii="Arial" w:hAnsi="Arial" w:eastAsia="Aptos" w:cs="Arial"/>
               </w:rPr>
             </w:pPr>
-            <w:r>
-              <w:rPr>
-                <w:rFonts w:eastAsia="Aptos" w:cs="Arial" w:ascii="Arial" w:hAnsi="Arial"/>
-                <w:kern w:val="0"/>
-                <w:sz w:val="24"/>
-                <w:szCs w:val="24"/>
-                <w:lang w:val="en-US" w:eastAsia="en-US" w:bidi="ar-SA"/>
-              </w:rPr>
-              <w:t>136</w:t>
-            </w:r>
+            <w:del w:id="331" w:author="Linh Dang" w:date="2026-07-13T13:51:57Z">
+              <w:r>
+                <w:rPr>
+                  <w:rFonts w:eastAsia="Aptos" w:cs="Arial" w:ascii="Arial" w:hAnsi="Arial"/>
+                  <w:kern w:val="0"/>
+                  <w:sz w:val="24"/>
+                  <w:szCs w:val="24"/>
+                  <w:lang w:val="en-US" w:eastAsia="en-US" w:bidi="ar-SA"/>
+                </w:rPr>
+                <w:delText>136</w:delText>
+              </w:r>
+            </w:del>
           </w:p>
         </w:tc>
         <w:tc>
@@ -6158,16 +6483,18 @@
                 <w:rFonts w:ascii="Arial" w:hAnsi="Arial" w:eastAsia="Aptos" w:cs="Arial"/>
               </w:rPr>
             </w:pPr>
-            <w:r>
-              <w:rPr>
-                <w:rFonts w:eastAsia="Aptos" w:cs="Arial" w:ascii="Arial" w:hAnsi="Arial"/>
-                <w:kern w:val="0"/>
-                <w:sz w:val="24"/>
-                <w:szCs w:val="24"/>
-                <w:lang w:val="en-US" w:eastAsia="en-US" w:bidi="ar-SA"/>
-              </w:rPr>
-              <w:t>105</w:t>
-            </w:r>
+            <w:del w:id="332" w:author="Linh Dang" w:date="2026-07-13T13:51:57Z">
+              <w:r>
+                <w:rPr>
+                  <w:rFonts w:eastAsia="Aptos" w:cs="Arial" w:ascii="Arial" w:hAnsi="Arial"/>
+                  <w:kern w:val="0"/>
+                  <w:sz w:val="24"/>
+                  <w:szCs w:val="24"/>
+                  <w:lang w:val="en-US" w:eastAsia="en-US" w:bidi="ar-SA"/>
+                </w:rPr>
+                <w:delText>105</w:delText>
+              </w:r>
+            </w:del>
           </w:p>
         </w:tc>
         <w:tc>
@@ -6186,16 +6513,18 @@
                 <w:rFonts w:ascii="Arial" w:hAnsi="Arial" w:eastAsia="Aptos" w:cs="Arial"/>
               </w:rPr>
             </w:pPr>
-            <w:r>
-              <w:rPr>
-                <w:rFonts w:eastAsia="Aptos" w:cs="Arial" w:ascii="Arial" w:hAnsi="Arial"/>
-                <w:kern w:val="0"/>
-                <w:sz w:val="24"/>
-                <w:szCs w:val="24"/>
-                <w:lang w:val="en-US" w:eastAsia="en-US" w:bidi="ar-SA"/>
-              </w:rPr>
-              <w:t>74</w:t>
-            </w:r>
+            <w:del w:id="333" w:author="Linh Dang" w:date="2026-07-13T13:51:57Z">
+              <w:r>
+                <w:rPr>
+                  <w:rFonts w:eastAsia="Aptos" w:cs="Arial" w:ascii="Arial" w:hAnsi="Arial"/>
+                  <w:kern w:val="0"/>
+                  <w:sz w:val="24"/>
+                  <w:szCs w:val="24"/>
+                  <w:lang w:val="en-US" w:eastAsia="en-US" w:bidi="ar-SA"/>
+                </w:rPr>
+                <w:delText>74</w:delText>
+              </w:r>
+            </w:del>
           </w:p>
         </w:tc>
         <w:tc>
@@ -6214,16 +6543,18 @@
                 <w:rFonts w:ascii="Arial" w:hAnsi="Arial" w:eastAsia="Aptos" w:cs="Arial"/>
               </w:rPr>
             </w:pPr>
-            <w:r>
-              <w:rPr>
-                <w:rFonts w:eastAsia="Aptos" w:cs="Arial" w:ascii="Arial" w:hAnsi="Arial"/>
-                <w:kern w:val="0"/>
-                <w:sz w:val="24"/>
-                <w:szCs w:val="24"/>
-                <w:lang w:val="en-US" w:eastAsia="en-US" w:bidi="ar-SA"/>
-              </w:rPr>
-              <w:t>167</w:t>
-            </w:r>
+            <w:del w:id="334" w:author="Linh Dang" w:date="2026-07-13T13:51:57Z">
+              <w:r>
+                <w:rPr>
+                  <w:rFonts w:eastAsia="Aptos" w:cs="Arial" w:ascii="Arial" w:hAnsi="Arial"/>
+                  <w:kern w:val="0"/>
+                  <w:sz w:val="24"/>
+                  <w:szCs w:val="24"/>
+                  <w:lang w:val="en-US" w:eastAsia="en-US" w:bidi="ar-SA"/>
+                </w:rPr>
+                <w:delText>167</w:delText>
+              </w:r>
+            </w:del>
           </w:p>
         </w:tc>
         <w:tc>
@@ -6242,16 +6573,18 @@
                 <w:rFonts w:ascii="Arial" w:hAnsi="Arial" w:eastAsia="Aptos" w:cs="Arial"/>
               </w:rPr>
             </w:pPr>
-            <w:r>
-              <w:rPr>
-                <w:rFonts w:eastAsia="Aptos" w:cs="Arial" w:ascii="Arial" w:hAnsi="Arial"/>
-                <w:kern w:val="0"/>
-                <w:sz w:val="24"/>
-                <w:szCs w:val="24"/>
-                <w:lang w:val="en-US" w:eastAsia="en-US" w:bidi="ar-SA"/>
-              </w:rPr>
-              <w:t>0.443</w:t>
-            </w:r>
+            <w:del w:id="335" w:author="Linh Dang" w:date="2026-07-13T13:51:57Z">
+              <w:r>
+                <w:rPr>
+                  <w:rFonts w:eastAsia="Aptos" w:cs="Arial" w:ascii="Arial" w:hAnsi="Arial"/>
+                  <w:kern w:val="0"/>
+                  <w:sz w:val="24"/>
+                  <w:szCs w:val="24"/>
+                  <w:lang w:val="en-US" w:eastAsia="en-US" w:bidi="ar-SA"/>
+                </w:rPr>
+                <w:delText>0.443</w:delText>
+              </w:r>
+            </w:del>
           </w:p>
         </w:tc>
       </w:tr>
@@ -6273,16 +6606,18 @@
                 <w:rFonts w:ascii="Arial" w:hAnsi="Arial" w:eastAsia="Aptos" w:cs="Arial"/>
               </w:rPr>
             </w:pPr>
-            <w:r>
-              <w:rPr>
-                <w:rFonts w:eastAsia="Aptos" w:cs="Arial" w:ascii="Arial" w:hAnsi="Arial"/>
-                <w:kern w:val="0"/>
-                <w:sz w:val="24"/>
-                <w:szCs w:val="24"/>
-                <w:lang w:val="en-US" w:eastAsia="en-US" w:bidi="ar-SA"/>
-              </w:rPr>
-              <w:t>Nj</w:t>
-            </w:r>
+            <w:del w:id="336" w:author="Linh Dang" w:date="2026-07-13T13:51:57Z">
+              <w:r>
+                <w:rPr>
+                  <w:rFonts w:eastAsia="Aptos" w:cs="Arial" w:ascii="Arial" w:hAnsi="Arial"/>
+                  <w:kern w:val="0"/>
+                  <w:sz w:val="24"/>
+                  <w:szCs w:val="24"/>
+                  <w:lang w:val="en-US" w:eastAsia="en-US" w:bidi="ar-SA"/>
+                </w:rPr>
+                <w:delText>Nj</w:delText>
+              </w:r>
+            </w:del>
           </w:p>
         </w:tc>
         <w:tc>
@@ -6301,16 +6636,18 @@
                 <w:rFonts w:ascii="Arial" w:hAnsi="Arial" w:eastAsia="Aptos" w:cs="Arial"/>
               </w:rPr>
             </w:pPr>
-            <w:r>
-              <w:rPr>
-                <w:rFonts w:eastAsia="Aptos" w:cs="Arial" w:ascii="Arial" w:hAnsi="Arial"/>
-                <w:kern w:val="0"/>
-                <w:sz w:val="24"/>
-                <w:szCs w:val="24"/>
-                <w:lang w:val="en-US" w:eastAsia="en-US" w:bidi="ar-SA"/>
-              </w:rPr>
-              <w:t>63</w:t>
-            </w:r>
+            <w:del w:id="337" w:author="Linh Dang" w:date="2026-07-13T13:51:57Z">
+              <w:r>
+                <w:rPr>
+                  <w:rFonts w:eastAsia="Aptos" w:cs="Arial" w:ascii="Arial" w:hAnsi="Arial"/>
+                  <w:kern w:val="0"/>
+                  <w:sz w:val="24"/>
+                  <w:szCs w:val="24"/>
+                  <w:lang w:val="en-US" w:eastAsia="en-US" w:bidi="ar-SA"/>
+                </w:rPr>
+                <w:delText>63</w:delText>
+              </w:r>
+            </w:del>
           </w:p>
         </w:tc>
         <w:tc>
@@ -6329,16 +6666,18 @@
                 <w:rFonts w:ascii="Arial" w:hAnsi="Arial" w:eastAsia="Aptos" w:cs="Arial"/>
               </w:rPr>
             </w:pPr>
-            <w:r>
-              <w:rPr>
-                <w:rFonts w:eastAsia="Aptos" w:cs="Arial" w:ascii="Arial" w:hAnsi="Arial"/>
-                <w:kern w:val="0"/>
-                <w:sz w:val="24"/>
-                <w:szCs w:val="24"/>
-                <w:lang w:val="en-US" w:eastAsia="en-US" w:bidi="ar-SA"/>
-              </w:rPr>
-              <w:t>65</w:t>
-            </w:r>
+            <w:del w:id="338" w:author="Linh Dang" w:date="2026-07-13T13:51:57Z">
+              <w:r>
+                <w:rPr>
+                  <w:rFonts w:eastAsia="Aptos" w:cs="Arial" w:ascii="Arial" w:hAnsi="Arial"/>
+                  <w:kern w:val="0"/>
+                  <w:sz w:val="24"/>
+                  <w:szCs w:val="24"/>
+                  <w:lang w:val="en-US" w:eastAsia="en-US" w:bidi="ar-SA"/>
+                </w:rPr>
+                <w:delText>65</w:delText>
+              </w:r>
+            </w:del>
           </w:p>
         </w:tc>
         <w:tc>
@@ -6357,16 +6696,18 @@
                 <w:rFonts w:ascii="Arial" w:hAnsi="Arial" w:eastAsia="Aptos" w:cs="Arial"/>
               </w:rPr>
             </w:pPr>
-            <w:r>
-              <w:rPr>
-                <w:rFonts w:eastAsia="Aptos" w:cs="Arial" w:ascii="Arial" w:hAnsi="Arial"/>
-                <w:kern w:val="0"/>
-                <w:sz w:val="24"/>
-                <w:szCs w:val="24"/>
-                <w:lang w:val="en-US" w:eastAsia="en-US" w:bidi="ar-SA"/>
-              </w:rPr>
-              <w:t>50</w:t>
-            </w:r>
+            <w:del w:id="339" w:author="Linh Dang" w:date="2026-07-13T13:51:57Z">
+              <w:r>
+                <w:rPr>
+                  <w:rFonts w:eastAsia="Aptos" w:cs="Arial" w:ascii="Arial" w:hAnsi="Arial"/>
+                  <w:kern w:val="0"/>
+                  <w:sz w:val="24"/>
+                  <w:szCs w:val="24"/>
+                  <w:lang w:val="en-US" w:eastAsia="en-US" w:bidi="ar-SA"/>
+                </w:rPr>
+                <w:delText>50</w:delText>
+              </w:r>
+            </w:del>
           </w:p>
         </w:tc>
         <w:tc>
@@ -6385,16 +6726,18 @@
                 <w:rFonts w:ascii="Arial" w:hAnsi="Arial" w:eastAsia="Aptos" w:cs="Arial"/>
               </w:rPr>
             </w:pPr>
-            <w:r>
-              <w:rPr>
-                <w:rFonts w:eastAsia="Aptos" w:cs="Arial" w:ascii="Arial" w:hAnsi="Arial"/>
-                <w:kern w:val="0"/>
-                <w:sz w:val="24"/>
-                <w:szCs w:val="24"/>
-                <w:lang w:val="en-US" w:eastAsia="en-US" w:bidi="ar-SA"/>
-              </w:rPr>
-              <w:t>78</w:t>
-            </w:r>
+            <w:del w:id="340" w:author="Linh Dang" w:date="2026-07-13T13:51:57Z">
+              <w:r>
+                <w:rPr>
+                  <w:rFonts w:eastAsia="Aptos" w:cs="Arial" w:ascii="Arial" w:hAnsi="Arial"/>
+                  <w:kern w:val="0"/>
+                  <w:sz w:val="24"/>
+                  <w:szCs w:val="24"/>
+                  <w:lang w:val="en-US" w:eastAsia="en-US" w:bidi="ar-SA"/>
+                </w:rPr>
+                <w:delText>78</w:delText>
+              </w:r>
+            </w:del>
           </w:p>
         </w:tc>
         <w:tc>
@@ -6413,18 +6756,20 @@
                 <w:rFonts w:ascii="Arial" w:hAnsi="Arial" w:eastAsia="Aptos" w:cs="Arial"/>
               </w:rPr>
             </w:pPr>
-            <w:r>
-              <w:rPr>
-                <w:rFonts w:eastAsia="Aptos" w:cs="Arial" w:ascii="Arial" w:hAnsi="Arial"/>
-                <w:kern w:val="0"/>
-                <w:sz w:val="24"/>
-                <w:szCs w:val="24"/>
-                <w:lang w:val="en-US" w:eastAsia="en-US" w:bidi="ar-SA"/>
-              </w:rPr>
-              <w:t>0.641</w:t>
-            </w:r>
-            <w:bookmarkStart w:id="9" w:name="benchmarking-of-decontamination-methods"/>
-            <w:bookmarkStart w:id="10" w:name="assessment-using-technical-replicates"/>
+            <w:del w:id="341" w:author="Linh Dang" w:date="2026-07-13T13:51:57Z">
+              <w:r>
+                <w:rPr>
+                  <w:rFonts w:eastAsia="Aptos" w:cs="Arial" w:ascii="Arial" w:hAnsi="Arial"/>
+                  <w:kern w:val="0"/>
+                  <w:sz w:val="24"/>
+                  <w:szCs w:val="24"/>
+                  <w:lang w:val="en-US" w:eastAsia="en-US" w:bidi="ar-SA"/>
+                </w:rPr>
+                <w:delText>0.641</w:delText>
+              </w:r>
+            </w:del>
+            <w:bookmarkStart w:id="9" w:name="benchmarking-of-decontamination-methods_"/>
+            <w:bookmarkStart w:id="10" w:name="assessment-using-technical-replicates_Co"/>
             <w:bookmarkEnd w:id="9"/>
             <w:bookmarkEnd w:id="10"/>
           </w:p>
@@ -6443,28 +6788,166 @@
           <w:iCs/>
           <w:sz w:val="24"/>
           <w:szCs w:val="24"/>
-        </w:rPr>
-      </w:pPr>
-      <w:r>
-        <w:rPr>
-          <w:rFonts w:cs="Arial" w:ascii="Arial" w:hAnsi="Arial"/>
+          <w:del w:id="343" w:author="Linh Dang" w:date="2026-07-11T14:41:37Z"/>
+        </w:rPr>
+      </w:pPr>
+      <w:del w:id="342" w:author="Linh Dang" w:date="2026-07-11T14:41:37Z">
+        <w:r>
+          <w:rPr>
+            <w:rFonts w:cs="Arial" w:ascii="Arial" w:hAnsi="Arial"/>
+            <w:i/>
+            <w:iCs/>
+            <w:sz w:val="24"/>
+            <w:szCs w:val="24"/>
+          </w:rPr>
+          <w:delText>3.3. Biological plausibility of identified true taxa</w:delText>
+        </w:r>
+      </w:del>
+    </w:p>
+    <w:p>
+      <w:pPr>
+        <w:pStyle w:val="Heading3"/>
+        <w:spacing w:lineRule="auto" w:line="480"/>
+        <w:jc w:val="both"/>
+        <w:rPr>
+          <w:rFonts w:ascii="Arial" w:hAnsi="Arial" w:cs="Arial"/>
+          <w:i/>
           <w:i/>
           <w:iCs/>
           <w:sz w:val="24"/>
           <w:szCs w:val="24"/>
-        </w:rPr>
-        <w:t>3.3. Biological plausibility of identified true taxa</w:t>
-      </w:r>
+          <w:ins w:id="345" w:author="Linh Dang" w:date="2026-07-13T15:14:28Z"/>
+        </w:rPr>
+      </w:pPr>
+      <w:del w:id="344" w:author="Linh Dang" w:date="2026-07-11T14:41:37Z">
+        <w:r>
+          <w:rPr/>
+          <w:delText xml:space="preserve">Please expand and provide tables. </w:delText>
+        </w:r>
+      </w:del>
+    </w:p>
+    <w:p>
+      <w:pPr>
+        <w:pStyle w:val="Heading4"/>
+        <w:rPr>
+          <w:ins w:id="349" w:author="Linh Dang" w:date="2026-07-13T15:14:28Z"/>
+        </w:rPr>
+      </w:pPr>
+      <w:ins w:id="346" w:author="Linh Dang" w:date="2026-07-13T15:14:28Z">
+        <w:r>
+          <w:rPr/>
+          <w:t>3.4 Technical replicas with deconmatimantion method reveal</w:t>
+        </w:r>
+      </w:ins>
+      <w:ins w:id="347" w:author="Linh Dang" w:date="2026-07-13T15:14:28Z">
+        <w:r>
+          <w:rPr/>
+          <w:t>s</w:t>
+        </w:r>
+      </w:ins>
+      <w:ins w:id="348" w:author="Linh Dang" w:date="2026-07-13T15:14:28Z">
+        <w:r>
+          <w:rPr/>
+          <w:t xml:space="preserve"> reliable microbiome profile for low-biomass samples</w:t>
+        </w:r>
+      </w:ins>
     </w:p>
     <w:p>
       <w:pPr>
         <w:pStyle w:val="BodyText"/>
         <w:rPr/>
       </w:pPr>
-      <w:r>
-        <w:rPr/>
-        <w:t xml:space="preserve">Please expand and provide tables. </w:t>
-      </w:r>
+      <w:ins w:id="350" w:author="Linh Dang" w:date="2026-07-13T18:50:15Z">
+        <w:r>
+          <w:rPr>
+            <w:rFonts w:eastAsia="Aptos" w:cs="" w:cstheme="minorBidi" w:eastAsiaTheme="minorHAnsi"/>
+            <w:color w:val="auto"/>
+            <w:kern w:val="0"/>
+            <w:sz w:val="24"/>
+            <w:szCs w:val="24"/>
+            <w:lang w:val="en-US" w:eastAsia="en-US" w:bidi="ar-SA"/>
+          </w:rPr>
+          <w:t xml:space="preserve">We applied above </w:t>
+        </w:r>
+      </w:ins>
+      <w:ins w:id="351" w:author="Linh Dang" w:date="2026-07-13T18:52:45Z">
+        <w:r>
+          <w:rPr>
+            <w:rFonts w:eastAsia="Aptos" w:cs="" w:cstheme="minorBidi" w:eastAsiaTheme="minorHAnsi"/>
+            <w:color w:val="auto"/>
+            <w:kern w:val="0"/>
+            <w:sz w:val="24"/>
+            <w:szCs w:val="24"/>
+            <w:lang w:val="en-US" w:eastAsia="en-US" w:bidi="ar-SA"/>
+          </w:rPr>
+          <w:t xml:space="preserve">four strategies of decontamination, compare with ND to each of replicates described above to reveal </w:t>
+        </w:r>
+      </w:ins>
+      <w:ins w:id="352" w:author="Linh Dang" w:date="2026-07-13T19:17:27Z">
+        <w:r>
+          <w:rPr>
+            <w:rFonts w:eastAsia="Aptos" w:cs="" w:cstheme="minorBidi" w:eastAsiaTheme="minorHAnsi"/>
+            <w:color w:val="auto"/>
+            <w:kern w:val="0"/>
+            <w:sz w:val="24"/>
+            <w:szCs w:val="24"/>
+            <w:lang w:val="en-US" w:eastAsia="en-US" w:bidi="ar-SA"/>
+          </w:rPr>
+          <w:t xml:space="preserve">the microbial composition in the PDAC intratumoral samples. The composition from these two replica </w:t>
+        </w:r>
+      </w:ins>
+      <w:ins w:id="353" w:author="Linh Dang" w:date="2026-07-13T19:33:43Z">
+        <w:r>
+          <w:rPr>
+            <w:rFonts w:eastAsia="Aptos" w:cs="" w:cstheme="minorBidi" w:eastAsiaTheme="minorHAnsi"/>
+            <w:color w:val="auto"/>
+            <w:kern w:val="0"/>
+            <w:sz w:val="24"/>
+            <w:szCs w:val="24"/>
+            <w:lang w:val="en-US" w:eastAsia="en-US" w:bidi="ar-SA"/>
+          </w:rPr>
+          <w:t xml:space="preserve">will be overleaped for the roburst bacterial composition. </w:t>
+        </w:r>
+      </w:ins>
+      <w:ins w:id="354" w:author="Linh Dang" w:date="2026-07-13T19:36:26Z">
+        <w:r>
+          <w:rPr>
+            <w:rFonts w:eastAsia="Aptos" w:cs="" w:cstheme="minorBidi" w:eastAsiaTheme="minorHAnsi"/>
+            <w:color w:val="auto"/>
+            <w:kern w:val="0"/>
+            <w:sz w:val="24"/>
+            <w:szCs w:val="24"/>
+            <w:lang w:val="en-US" w:eastAsia="en-US" w:bidi="ar-SA"/>
+          </w:rPr>
+          <w:t>The replicates of ND showed obvious sign of contaminants where</w:t>
+        </w:r>
+      </w:ins>
+      <w:ins w:id="355" w:author="Linh Dang" w:date="2026-07-13T19:40:02Z">
+        <w:r>
+          <w:rPr>
+            <w:rFonts w:eastAsia="Aptos" w:cs="" w:cstheme="minorBidi" w:eastAsiaTheme="minorHAnsi"/>
+            <w:color w:val="auto"/>
+            <w:kern w:val="0"/>
+            <w:sz w:val="24"/>
+            <w:szCs w:val="24"/>
+            <w:lang w:val="en-US" w:eastAsia="en-US" w:bidi="ar-SA"/>
+          </w:rPr>
+          <w:t xml:space="preserve"> the Cutibacterium and Sphingomonas occupied a significant percentag</w:t>
+        </w:r>
+      </w:ins>
+      <w:ins w:id="356" w:author="Linh Dang" w:date="2026-07-13T19:41:03Z">
+        <w:r>
+          <w:rPr>
+            <w:rFonts w:eastAsia="Aptos" w:cs="" w:cstheme="minorBidi" w:eastAsiaTheme="minorHAnsi"/>
+            <w:color w:val="auto"/>
+            <w:kern w:val="0"/>
+            <w:sz w:val="24"/>
+            <w:szCs w:val="24"/>
+            <w:lang w:val="en-US" w:eastAsia="en-US" w:bidi="ar-SA"/>
+          </w:rPr>
+          <w:t xml:space="preserve">e in the first and second replicate respectively. </w:t>
+        </w:r>
+      </w:ins>
     </w:p>
     <w:p>
       <w:pPr>
@@ -6735,14 +7218,14 @@
         <w:rPr>
           <w:rFonts w:cs="Arial" w:ascii="Arial" w:hAnsi="Arial"/>
         </w:rPr>
-        <w:t>genome of 13550 bacterial taxa, latest updated on D</w:t>
+        <w:t>genome of 13550 bacterial taxa, latest updated on</w:t>
       </w:r>
       <w:bookmarkEnd w:id="12"/>
       <w:r>
         <w:rPr>
           <w:rFonts w:cs="Arial" w:ascii="Arial" w:hAnsi="Arial"/>
         </w:rPr>
-        <w:t>ecember 2024.</w:t>
+        <w:t xml:space="preserve"> December 2024.</w:t>
       </w:r>
     </w:p>
     <w:p>
@@ -7042,14 +7525,14 @@
         <w:rPr>
           <w:rFonts w:cs="Arial" w:ascii="Arial" w:hAnsi="Arial"/>
         </w:rPr>
-        <w:t xml:space="preserve"> and Wrench method in R package (8) for n</w:t>
+        <w:t xml:space="preserve"> and Wrench method in R package (8) for</w:t>
       </w:r>
       <w:bookmarkEnd w:id="14"/>
       <w:r>
         <w:rPr>
           <w:rFonts w:cs="Arial" w:ascii="Arial" w:hAnsi="Arial"/>
         </w:rPr>
-        <w:t>ormalization.</w:t>
+        <w:t xml:space="preserve"> normalization.</w:t>
       </w:r>
     </w:p>
     <w:p>
@@ -8689,7 +9172,7 @@
       </w:pPr>
       <w:r>
         <w:rPr>
-          <w:rFonts w:ascii="Liberation Serif" w:hAnsi="Liberation Serif" w:eastAsia="DejaVu Sans" w:cs="Noto Sans Arabic UI"/>
+          <w:rFonts w:ascii="Liberation Serif" w:hAnsi="Liberation Serif" w:eastAsia="DejaVu Sans" w:cs="Noto Sans Arabic"/>
           <w:lang w:val="en-US" w:eastAsia="en-US" w:bidi="en-US"/>
         </w:rPr>
       </w:r>
@@ -8871,7 +9354,7 @@
       </w:r>
     </w:p>
   </w:comment>
-  <w:comment w:id="44" w:author="Christoph Ammer-Herrmenau" w:date="2026-04-25T21:50:00Z" w:initials="CA">
+  <w:comment w:id="43" w:author="Christoph Ammer-Herrmenau" w:date="2026-04-25T21:50:00Z" w:initials="CA">
     <w:p>
       <w:pPr>
         <w:overflowPunct w:val="false"/>
@@ -8887,7 +9370,7 @@
       </w:r>
     </w:p>
   </w:comment>
-  <w:comment w:id="43" w:author="Christoph Ammer-Herrmenau" w:date="2026-04-25T21:52:00Z" w:initials="CA">
+  <w:comment w:id="44" w:author="Christoph Ammer-Herrmenau" w:date="2026-04-25T21:52:00Z" w:initials="CA">
     <w:p>
       <w:pPr>
         <w:overflowPunct w:val="false"/>
@@ -8951,7 +9434,7 @@
       </w:r>
     </w:p>
   </w:comment>
-  <w:comment w:id="48" w:author="Christoph Ammer-Herrmenau" w:date="2026-04-25T22:09:00Z" w:initials="CA">
+  <w:comment w:id="48" w:author="Linh Dang" w:date="2026-07-13T11:47:33Z" w:initials="LD">
     <w:p>
       <w:pPr>
         <w:overflowPunct w:val="false"/>
@@ -8960,10 +9443,35 @@
       </w:pPr>
       <w:r>
         <w:rPr>
+          <w:rFonts w:ascii="Liberation Serif" w:hAnsi="Liberation Serif" w:eastAsia="DejaVu Sans" w:cs="Noto Sans Arabic"/>
+          <w:i/>
+          <w:sz w:val="16"/>
+          <w:lang w:val="en-US" w:eastAsia="en-US" w:bidi="en-US"/>
+        </w:rPr>
+        <w:t>Reply to Christoph Ammer-Herrmenau (04/25/2026, 22:01): "</w:t>
+      </w:r>
+      <w:r>
+        <w:rPr>
           <w:rFonts w:ascii="Liberation Serif" w:hAnsi="Liberation Serif" w:eastAsia="DejaVu Sans" w:cs="Noto Sans Arabic UI"/>
+          <w:i/>
+          <w:sz w:val="16"/>
           <w:lang w:val="en-US" w:eastAsia="en-US" w:bidi="en-US"/>
         </w:rPr>
-        <w:t>Please rephrase.</w:t>
+        <w:t>Were the data from figure 3B not normalized?"</w:t>
+      </w:r>
+    </w:p>
+    <w:p>
+      <w:pPr>
+        <w:overflowPunct w:val="false"/>
+        <w:spacing w:before="0" w:after="0"/>
+        <w:rPr/>
+      </w:pPr>
+      <w:r>
+        <w:rPr>
+          <w:rFonts w:ascii="Liberation Serif" w:hAnsi="Liberation Serif" w:eastAsia="DejaVu Sans" w:cs="Noto Sans Arabic"/>
+          <w:lang w:val="en-US" w:eastAsia="en-US" w:bidi="en-US"/>
+        </w:rPr>
+        <w:t>Unweighted Jaccard does not need normalization since it use present/absent taxa information. Rarefaction may alter the result. I included it in Supp and will mention the result in the Discussion part</w:t>
       </w:r>
     </w:p>
   </w:comment>
@@ -9111,6 +9619,7 @@
   <w15:commentEx w15:paraId="0d000000" w15:paraIdParent="0a000000"/>
   <w15:commentEx w15:paraId="0f000000" w15:paraIdParent="0e000000"/>
   <w15:commentEx w15:paraId="11000000" w15:paraIdParent="10000000"/>
+  <w15:commentEx w15:paraId="13000000" w15:paraIdParent="12000000"/>
 </w15:commentsEx>
 </file>
 

--- a/Manuscript/Manuscript_V03.docx
+++ b/Manuscript/Manuscript_V03.docx
@@ -46,6 +46,19 @@
         </w:p>
       </w:sdtContent>
     </w:sdt>
+    <w:p>
+      <w:pPr>
+        <w:pStyle w:val="Normal"/>
+        <w:rPr>
+          <w:rFonts w:ascii="Arial" w:hAnsi="Arial" w:cs="Arial"/>
+        </w:rPr>
+      </w:pPr>
+      <w:r>
+        <w:rPr>
+          <w:rFonts w:cs="Arial" w:ascii="Arial" w:hAnsi="Arial"/>
+        </w:rPr>
+      </w:r>
+    </w:p>
     <w:p>
       <w:pPr>
         <w:pStyle w:val="Normal"/>
@@ -1581,39 +1594,31 @@
         <w:t xml:space="preserve"> (LP), year, and season (Figure 1.</w:t>
       </w:r>
       <w:ins w:id="43" w:author="Unknown Author" w:date="2026-05-29T10:14:39Z">
-        <w:r>
-          <w:rPr>
-            <w:rFonts w:cs="Arial" w:ascii="Arial" w:hAnsi="Arial"/>
-          </w:rPr>
-          <w:t>A</w:t>
-        </w:r>
-      </w:ins>
-      <w:ins w:id="44" w:author="Unknown Author" w:date="2026-05-29T10:14:39Z">
         <w:bookmarkEnd w:id="3"/>
         <w:r>
           <w:rPr>
             <w:rFonts w:cs="Arial" w:ascii="Arial" w:hAnsi="Arial"/>
           </w:rPr>
-          <w:t>, lower panel</w:t>
-        </w:r>
-      </w:ins>
+          <w:t>A, lower panel</w:t>
+        </w:r>
+      </w:ins>
+      <w:del w:id="44" w:author="Unknown Author" w:date="2026-05-29T09:51:32Z">
+        <w:r>
+          <w:rPr>
+            <w:rFonts w:cs="Arial" w:ascii="Arial" w:hAnsi="Arial"/>
+          </w:rPr>
+          <w:delText xml:space="preserve">1, lower </w:delText>
+        </w:r>
+      </w:del>
       <w:del w:id="45" w:author="Unknown Author" w:date="2026-05-29T09:51:32Z">
         <w:r>
           <w:rPr>
             <w:rFonts w:cs="Arial" w:ascii="Arial" w:hAnsi="Arial"/>
           </w:rPr>
-          <w:delText xml:space="preserve">1, lower </w:delText>
+          <w:commentReference w:id="8"/>
         </w:r>
       </w:del>
       <w:del w:id="46" w:author="Unknown Author" w:date="2026-05-29T09:51:32Z">
-        <w:r>
-          <w:rPr>
-            <w:rFonts w:cs="Arial" w:ascii="Arial" w:hAnsi="Arial"/>
-          </w:rPr>
-          <w:commentReference w:id="8"/>
-        </w:r>
-      </w:del>
-      <w:del w:id="47" w:author="Unknown Author" w:date="2026-05-29T09:51:32Z">
         <w:r>
           <w:rPr>
             <w:rFonts w:cs="Arial" w:ascii="Arial" w:hAnsi="Arial"/>
@@ -1693,7 +1698,7 @@
         </w:rPr>
         <w:t xml:space="preserve"> distributed of taxa in the first type (Figure 1.B). Nevertheless, when the statistical test accounting for LP, there is n</w:t>
       </w:r>
-      <w:ins w:id="48" w:author="Linh Dang" w:date="2026-07-09T09:28:09Z">
+      <w:ins w:id="47" w:author="Linh Dang" w:date="2026-07-09T09:28:09Z">
         <w:r>
           <w:rPr>
             <w:rFonts w:cs="Arial" w:ascii="Arial" w:hAnsi="Arial"/>
@@ -1707,7 +1712,7 @@
         </w:rPr>
         <w:t xml:space="preserve"> more significantly different (p-value = 0.25), suggesting that LP batch effect may contribute a major role in the contaminant profile. Furthermore, beta diversity reveals that NCT samples are heavily cluster</w:t>
       </w:r>
-      <w:ins w:id="49" w:author="Linh Dang" w:date="2026-07-09T09:28:50Z">
+      <w:ins w:id="48" w:author="Linh Dang" w:date="2026-07-09T09:28:50Z">
         <w:r>
           <w:rPr>
             <w:rFonts w:cs="Arial" w:ascii="Arial" w:hAnsi="Arial"/>
@@ -1715,7 +1720,7 @@
           <w:t>ed</w:t>
         </w:r>
       </w:ins>
-      <w:del w:id="50" w:author="Linh Dang" w:date="2026-07-09T09:28:49Z">
+      <w:del w:id="49" w:author="Linh Dang" w:date="2026-07-09T09:28:49Z">
         <w:r>
           <w:rPr>
             <w:rFonts w:cs="Arial" w:ascii="Arial" w:hAnsi="Arial"/>
@@ -1729,7 +1734,7 @@
         </w:rPr>
         <w:t xml:space="preserve"> with respect to control types, even after accounting for LP batch effect (Figure 1.C and </w:t>
       </w:r>
-      <w:del w:id="51" w:author="Linh Dang" w:date="2026-07-09T09:29:28Z">
+      <w:del w:id="50" w:author="Linh Dang" w:date="2026-07-09T09:29:28Z">
         <w:r>
           <w:rPr>
             <w:rFonts w:cs="Arial" w:ascii="Arial" w:hAnsi="Arial"/>
@@ -1737,7 +1742,7 @@
           <w:delText>Supp sheet</w:delText>
         </w:r>
       </w:del>
-      <w:ins w:id="52" w:author="Linh Dang" w:date="2026-07-09T09:29:29Z">
+      <w:ins w:id="51" w:author="Linh Dang" w:date="2026-07-09T09:29:29Z">
         <w:r>
           <w:rPr>
             <w:rFonts w:cs="Arial" w:ascii="Arial" w:hAnsi="Arial"/>
@@ -1751,7 +1756,7 @@
         </w:rPr>
         <w:t xml:space="preserve"> T1</w:t>
       </w:r>
-      <w:ins w:id="53" w:author="Linh Dang" w:date="2026-07-09T09:29:33Z">
+      <w:ins w:id="52" w:author="Linh Dang" w:date="2026-07-09T09:29:33Z">
         <w:r>
           <w:rPr>
             <w:rFonts w:cs="Arial" w:ascii="Arial" w:hAnsi="Arial"/>
@@ -1775,62 +1780,62 @@
           <w:rFonts w:ascii="Arial" w:hAnsi="Arial" w:cs="Arial"/>
         </w:rPr>
       </w:pPr>
+      <w:del w:id="53" w:author="Unknown Author" w:date="2026-05-29T10:08:32Z">
+        <w:r>
+          <w:rPr>
+            <w:rFonts w:cs="Arial" w:ascii="Arial" w:hAnsi="Arial"/>
+          </w:rPr>
+          <w:delText xml:space="preserve">Intra-sample </w:delText>
+        </w:r>
+      </w:del>
       <w:del w:id="54" w:author="Unknown Author" w:date="2026-05-29T10:08:32Z">
         <w:r>
-          <w:rPr>
-            <w:rFonts w:cs="Arial" w:ascii="Arial" w:hAnsi="Arial"/>
-          </w:rPr>
-          <w:delText xml:space="preserve">Intra-sample </w:delText>
+          <w:rPr/>
+          <w:commentReference w:id="9"/>
         </w:r>
       </w:del>
       <w:del w:id="55" w:author="Unknown Author" w:date="2026-05-29T10:08:32Z">
         <w:r>
-          <w:rPr/>
-          <w:commentReference w:id="9"/>
+          <w:rPr>
+            <w:rFonts w:cs="Arial" w:ascii="Arial" w:hAnsi="Arial"/>
+          </w:rPr>
+          <w:delText xml:space="preserve">and inter-sample </w:delText>
         </w:r>
       </w:del>
       <w:del w:id="56" w:author="Unknown Author" w:date="2026-05-29T10:08:32Z">
         <w:r>
-          <w:rPr>
-            <w:rFonts w:cs="Arial" w:ascii="Arial" w:hAnsi="Arial"/>
-          </w:rPr>
-          <w:delText xml:space="preserve">and inter-sample </w:delText>
+          <w:rPr/>
+          <w:commentReference w:id="10"/>
         </w:r>
       </w:del>
       <w:del w:id="57" w:author="Unknown Author" w:date="2026-05-29T10:08:32Z">
         <w:r>
           <w:rPr/>
-          <w:commentReference w:id="10"/>
+          <w:commentReference w:id="11"/>
         </w:r>
       </w:del>
       <w:del w:id="58" w:author="Unknown Author" w:date="2026-05-29T10:08:32Z">
         <w:r>
           <w:rPr/>
-          <w:commentReference w:id="11"/>
+          <w:commentReference w:id="12"/>
         </w:r>
       </w:del>
       <w:del w:id="59" w:author="Unknown Author" w:date="2026-05-29T10:08:32Z">
         <w:r>
           <w:rPr/>
-          <w:commentReference w:id="12"/>
+          <w:commentReference w:id="13"/>
         </w:r>
       </w:del>
       <w:del w:id="60" w:author="Unknown Author" w:date="2026-05-29T10:08:32Z">
         <w:r>
-          <w:rPr/>
-          <w:commentReference w:id="13"/>
+          <w:rPr>
+            <w:rFonts w:cs="Arial" w:ascii="Arial" w:hAnsi="Arial"/>
+          </w:rPr>
+          <w:delText>differences in microbial diversity</w:delText>
         </w:r>
       </w:del>
-      <w:del w:id="61" w:author="Unknown Author" w:date="2026-05-29T10:08:32Z">
-        <w:r>
-          <w:rPr>
-            <w:rFonts w:cs="Arial" w:ascii="Arial" w:hAnsi="Arial"/>
-          </w:rPr>
-          <w:delText>differences in microbial diversity</w:delText>
-        </w:r>
-      </w:del>
-      <w:ins w:id="62" w:author="Unknown Author" w:date="2026-05-29T10:08:39Z">
-        <w:del w:id="63" w:author="Linh Dang" w:date="2026-07-08T11:29:23Z">
+      <w:ins w:id="61" w:author="Unknown Author" w:date="2026-05-29T10:08:39Z">
+        <w:del w:id="62" w:author="Linh Dang" w:date="2026-07-08T11:29:23Z">
           <w:r>
             <w:rPr>
               <w:rFonts w:cs="Arial" w:ascii="Arial" w:hAnsi="Arial"/>
@@ -1839,7 +1844,7 @@
           </w:r>
         </w:del>
       </w:ins>
-      <w:del w:id="64" w:author="Linh Dang" w:date="2026-07-08T11:29:23Z">
+      <w:del w:id="63" w:author="Linh Dang" w:date="2026-07-08T11:29:23Z">
         <w:r>
           <w:rPr>
             <w:rFonts w:cs="Arial" w:ascii="Arial" w:hAnsi="Arial"/>
@@ -1847,7 +1852,7 @@
           <w:delText xml:space="preserve"> were observed across control types (Figures. 1.</w:delText>
         </w:r>
       </w:del>
-      <w:del w:id="65" w:author="Linh Dang" w:date="2026-06-03T12:52:04Z">
+      <w:del w:id="64" w:author="Linh Dang" w:date="2026-06-03T12:52:04Z">
         <w:r>
           <w:rPr>
             <w:rFonts w:cs="Arial" w:ascii="Arial" w:hAnsi="Arial"/>
@@ -1855,7 +1860,7 @@
           <w:delText>2</w:delText>
         </w:r>
       </w:del>
-      <w:del w:id="66" w:author="Linh Dang" w:date="2026-07-08T11:29:23Z">
+      <w:del w:id="65" w:author="Linh Dang" w:date="2026-07-08T11:29:23Z">
         <w:r>
           <w:rPr>
             <w:rFonts w:cs="Arial" w:ascii="Arial" w:hAnsi="Arial"/>
@@ -1863,7 +1868,7 @@
           <w:delText xml:space="preserve"> and 1.</w:delText>
         </w:r>
       </w:del>
-      <w:del w:id="67" w:author="Linh Dang" w:date="2026-06-03T12:52:09Z">
+      <w:del w:id="66" w:author="Linh Dang" w:date="2026-06-03T12:52:09Z">
         <w:r>
           <w:rPr>
             <w:rFonts w:cs="Arial" w:ascii="Arial" w:hAnsi="Arial"/>
@@ -1871,7 +1876,7 @@
           <w:delText>3</w:delText>
         </w:r>
       </w:del>
-      <w:del w:id="68" w:author="Linh Dang" w:date="2026-07-08T11:29:23Z">
+      <w:del w:id="67" w:author="Linh Dang" w:date="2026-07-08T11:29:23Z">
         <w:r>
           <w:rPr>
             <w:rFonts w:cs="Arial" w:ascii="Arial" w:hAnsi="Arial"/>
@@ -1879,12 +1884,20 @@
           <w:delText xml:space="preserve">). Buffer controls exhibited significantly higher species richness and evenness compared to paraffin and PCR controls, as measured by </w:delText>
         </w:r>
       </w:del>
-      <w:del w:id="69" w:author="Linh Dang" w:date="2026-07-06T18:14:02Z">
+      <w:del w:id="68" w:author="Linh Dang" w:date="2026-07-06T18:14:02Z">
         <w:r>
           <w:rPr>
             <w:rFonts w:cs="Arial" w:ascii="Arial" w:hAnsi="Arial"/>
           </w:rPr>
           <w:delText xml:space="preserve">observed species count, </w:delText>
+        </w:r>
+      </w:del>
+      <w:del w:id="69" w:author="Linh Dang" w:date="2026-07-08T11:29:23Z">
+        <w:r>
+          <w:rPr>
+            <w:rFonts w:cs="Arial" w:ascii="Arial" w:hAnsi="Arial"/>
+          </w:rPr>
+          <w:delText>Shannon index, and inverse Simpson index</w:delText>
         </w:r>
       </w:del>
       <w:del w:id="70" w:author="Linh Dang" w:date="2026-07-08T11:29:23Z">
@@ -1892,7 +1905,7 @@
           <w:rPr>
             <w:rFonts w:cs="Arial" w:ascii="Arial" w:hAnsi="Arial"/>
           </w:rPr>
-          <w:delText>Shannon index, and inverse Simpson index</w:delText>
+          <w:commentReference w:id="14"/>
         </w:r>
       </w:del>
       <w:del w:id="71" w:author="Linh Dang" w:date="2026-07-08T11:29:23Z">
@@ -1900,36 +1913,28 @@
           <w:rPr>
             <w:rFonts w:cs="Arial" w:ascii="Arial" w:hAnsi="Arial"/>
           </w:rPr>
-          <w:commentReference w:id="14"/>
+          <w:delText xml:space="preserve">. Analogous patterns were observed when stratifying by LP, year, and season (Supplementary Figures </w:delText>
         </w:r>
       </w:del>
       <w:del w:id="72" w:author="Linh Dang" w:date="2026-07-08T11:29:23Z">
         <w:r>
           <w:rPr>
             <w:rFonts w:cs="Arial" w:ascii="Arial" w:hAnsi="Arial"/>
-          </w:rPr>
-          <w:delText xml:space="preserve">. Analogous patterns were observed when stratifying by LP, year, and season (Supplementary Figures </w:delText>
+            <w:b/>
+            <w:bCs/>
+          </w:rPr>
+          <w:delText>S1.xxx, S1.xxx</w:delText>
         </w:r>
       </w:del>
       <w:del w:id="73" w:author="Linh Dang" w:date="2026-07-08T11:29:23Z">
         <w:r>
           <w:rPr>
             <w:rFonts w:cs="Arial" w:ascii="Arial" w:hAnsi="Arial"/>
-            <w:b/>
-            <w:bCs/>
-          </w:rPr>
-          <w:delText>S1.xxx, S1.xxx</w:delText>
+          </w:rPr>
+          <w:delText>), suggesting pervasive batch structure in the contaminant pool.</w:delText>
         </w:r>
       </w:del>
       <w:del w:id="74" w:author="Linh Dang" w:date="2026-07-08T11:29:23Z">
-        <w:r>
-          <w:rPr>
-            <w:rFonts w:cs="Arial" w:ascii="Arial" w:hAnsi="Arial"/>
-          </w:rPr>
-          <w:delText>), suggesting pervasive batch structure in the contaminant pool.</w:delText>
-        </w:r>
-      </w:del>
-      <w:del w:id="75" w:author="Linh Dang" w:date="2026-07-08T11:29:23Z">
         <w:r>
           <w:rPr>
             <w:rFonts w:cs="Arial" w:ascii="Arial" w:hAnsi="Arial"/>
@@ -1960,10 +1965,10 @@
         <w:jc w:val="both"/>
         <w:rPr>
           <w:rFonts w:ascii="Arial" w:hAnsi="Arial" w:cs="Arial"/>
-          <w:del w:id="77" w:author="Linh Dang" w:date="2026-06-03T14:00:24Z"/>
-        </w:rPr>
-      </w:pPr>
-      <w:del w:id="76" w:author="Linh Dang" w:date="2026-06-03T14:00:24Z">
+          <w:del w:id="76" w:author="Linh Dang" w:date="2026-06-03T14:00:24Z"/>
+        </w:rPr>
+      </w:pPr>
+      <w:del w:id="75" w:author="Linh Dang" w:date="2026-06-03T14:00:24Z">
         <w:r>
           <w:rPr>
             <w:rFonts w:cs="Arial" w:ascii="Arial" w:hAnsi="Arial"/>
@@ -1983,10 +1988,10 @@
         <w:jc w:val="both"/>
         <w:rPr>
           <w:rFonts w:ascii="Arial" w:hAnsi="Arial" w:cs="Arial"/>
-          <w:del w:id="79" w:author="Linh Dang" w:date="2026-06-03T14:00:24Z"/>
-        </w:rPr>
-      </w:pPr>
-      <w:del w:id="78" w:author="Linh Dang" w:date="2026-06-03T14:00:24Z">
+          <w:del w:id="78" w:author="Linh Dang" w:date="2026-06-03T14:00:24Z"/>
+        </w:rPr>
+      </w:pPr>
+      <w:del w:id="77" w:author="Linh Dang" w:date="2026-06-03T14:00:24Z">
         <w:r>
           <w:rPr>
             <w:rFonts w:cs="Arial" w:ascii="Arial" w:hAnsi="Arial"/>
@@ -2008,7 +2013,7 @@
           <w:rFonts w:ascii="Arial" w:hAnsi="Arial" w:cs="Arial"/>
         </w:rPr>
       </w:pPr>
-      <w:del w:id="80" w:author="Linh Dang" w:date="2026-06-03T14:00:24Z">
+      <w:del w:id="79" w:author="Linh Dang" w:date="2026-06-03T14:00:24Z">
         <w:bookmarkStart w:id="4" w:name="diversity-of-negative-controls_Copy_1_Co"/>
         <w:r>
           <w:rPr>
@@ -2034,7 +2039,7 @@
         </w:rPr>
         <w:t xml:space="preserve">1.3 </w:t>
       </w:r>
-      <w:del w:id="81" w:author="Linh Dang" w:date="2026-07-09T09:56:26Z">
+      <w:del w:id="80" w:author="Linh Dang" w:date="2026-07-09T09:56:26Z">
         <w:r>
           <w:rPr>
             <w:rFonts w:cs="Arial" w:ascii="Arial" w:hAnsi="Arial"/>
@@ -2042,7 +2047,7 @@
           <w:delText>Microbial Composition of Negative Control Samples</w:delText>
         </w:r>
       </w:del>
-      <w:ins w:id="82" w:author="Linh Dang" w:date="2026-07-09T09:56:28Z">
+      <w:ins w:id="81" w:author="Linh Dang" w:date="2026-07-09T09:56:28Z">
         <w:r>
           <w:rPr>
             <w:rFonts w:cs="Arial" w:ascii="Arial" w:hAnsi="Arial"/>
@@ -2060,7 +2065,7 @@
           <w:rFonts w:ascii="Arial" w:hAnsi="Arial" w:cs="Arial"/>
         </w:rPr>
       </w:pPr>
-      <w:ins w:id="83" w:author="Linh Dang" w:date="2026-06-03T14:01:32Z">
+      <w:ins w:id="82" w:author="Linh Dang" w:date="2026-06-03T14:01:32Z">
         <w:r>
           <w:rPr>
             <w:rFonts w:cs="Arial" w:ascii="Arial" w:hAnsi="Arial"/>
@@ -2068,7 +2073,7 @@
           <w:t xml:space="preserve">Next, </w:t>
         </w:r>
       </w:ins>
-      <w:ins w:id="84" w:author="Linh Dang" w:date="2026-07-09T09:41:19Z">
+      <w:ins w:id="83" w:author="Linh Dang" w:date="2026-07-09T09:41:19Z">
         <w:r>
           <w:rPr>
             <w:rFonts w:cs="Arial" w:ascii="Arial" w:hAnsi="Arial"/>
@@ -2082,7 +2087,7 @@
         </w:rPr>
         <w:t xml:space="preserve"> explore the biological origin of these bacteria</w:t>
       </w:r>
-      <w:ins w:id="85" w:author="Linh Dang" w:date="2026-07-09T09:41:27Z">
+      <w:ins w:id="84" w:author="Linh Dang" w:date="2026-07-09T09:41:27Z">
         <w:r>
           <w:rPr>
             <w:rFonts w:cs="Arial" w:ascii="Arial" w:hAnsi="Arial"/>
@@ -2096,7 +2101,7 @@
         </w:rPr>
         <w:t xml:space="preserve"> we focused on dominant genera in our NCT sample set </w:t>
       </w:r>
-      <w:del w:id="86" w:author="Linh Dang" w:date="2026-07-09T09:44:42Z">
+      <w:del w:id="85" w:author="Linh Dang" w:date="2026-07-09T09:44:42Z">
         <w:r>
           <w:rPr>
             <w:rFonts w:cs="Arial" w:ascii="Arial" w:hAnsi="Arial"/>
@@ -2110,7 +2115,7 @@
         </w:rPr>
         <w:t xml:space="preserve"> and revealed a mixture of well characterized environmental microbes and small portion of human commensals</w:t>
       </w:r>
-      <w:ins w:id="87" w:author="Linh Dang" w:date="2026-07-09T09:44:49Z">
+      <w:ins w:id="86" w:author="Linh Dang" w:date="2026-07-09T09:44:49Z">
         <w:r>
           <w:rPr>
             <w:rFonts w:cs="Arial" w:ascii="Arial" w:hAnsi="Arial"/>
@@ -2221,7 +2226,7 @@
         </w:rPr>
         <w:t xml:space="preserve">, were </w:t>
       </w:r>
-      <w:del w:id="88" w:author="Linh Dang" w:date="2026-06-03T15:46:39Z">
+      <w:del w:id="87" w:author="Linh Dang" w:date="2026-06-03T15:46:39Z">
         <w:r>
           <w:rPr>
             <w:rFonts w:cs="Arial" w:ascii="Arial" w:hAnsi="Arial"/>
@@ -2235,7 +2240,7 @@
         </w:rPr>
         <w:t xml:space="preserve"> high prevalent </w:t>
       </w:r>
-      <w:del w:id="89" w:author="Linh Dang" w:date="2026-06-03T15:46:45Z">
+      <w:del w:id="88" w:author="Linh Dang" w:date="2026-06-03T15:46:45Z">
         <w:r>
           <w:rPr>
             <w:rFonts w:cs="Arial" w:ascii="Arial" w:hAnsi="Arial"/>
@@ -2249,7 +2254,7 @@
         </w:rPr>
         <w:t xml:space="preserve"> </w:t>
       </w:r>
-      <w:del w:id="90" w:author="Linh Dang" w:date="2026-06-03T15:46:53Z">
+      <w:del w:id="89" w:author="Linh Dang" w:date="2026-06-03T15:46:53Z">
         <w:r>
           <w:rPr>
             <w:rFonts w:cs="Arial" w:ascii="Arial" w:hAnsi="Arial"/>
@@ -2257,7 +2262,7 @@
           <w:delText>high</w:delText>
         </w:r>
       </w:del>
-      <w:ins w:id="91" w:author="Linh Dang" w:date="2026-06-03T15:46:55Z">
+      <w:ins w:id="90" w:author="Linh Dang" w:date="2026-06-03T15:46:55Z">
         <w:r>
           <w:rPr>
             <w:rFonts w:cs="Arial" w:ascii="Arial" w:hAnsi="Arial"/>
@@ -2275,7 +2280,7 @@
         <w:rPr/>
         <w:commentReference w:id="18"/>
       </w:r>
-      <w:ins w:id="92" w:author="Linh Dang" w:date="2026-06-03T15:48:43Z">
+      <w:ins w:id="91" w:author="Linh Dang" w:date="2026-06-03T15:48:43Z">
         <w:r>
           <w:rPr/>
           <w:commentReference w:id="19"/>
@@ -2307,15 +2312,15 @@
           <w:rFonts w:ascii="Arial" w:hAnsi="Arial" w:cs="Arial"/>
         </w:rPr>
       </w:pPr>
+      <w:ins w:id="92" w:author="Linh Dang" w:date="2026-07-09T12:54:42Z">
+        <w:r>
+          <w:rPr>
+            <w:rFonts w:cs="Arial" w:ascii="Arial" w:hAnsi="Arial"/>
+          </w:rPr>
+          <w:t xml:space="preserve">Compared with the PCR control, the </w:t>
+        </w:r>
+      </w:ins>
       <w:ins w:id="93" w:author="Linh Dang" w:date="2026-07-09T12:54:42Z">
-        <w:r>
-          <w:rPr>
-            <w:rFonts w:cs="Arial" w:ascii="Arial" w:hAnsi="Arial"/>
-          </w:rPr>
-          <w:t xml:space="preserve">Compared with the PCR control, the </w:t>
-        </w:r>
-      </w:ins>
-      <w:ins w:id="94" w:author="Linh Dang" w:date="2026-07-09T12:54:42Z">
         <w:r>
           <w:rPr>
             <w:rStyle w:val="Strong"/>
@@ -2326,41 +2331,75 @@
           <w:t>buffer</w:t>
         </w:r>
       </w:ins>
+      <w:ins w:id="94" w:author="Linh Dang" w:date="2026-07-09T12:54:42Z">
+        <w:r>
+          <w:rPr>
+            <w:rFonts w:cs="Arial" w:ascii="Arial" w:hAnsi="Arial"/>
+          </w:rPr>
+          <w:t xml:space="preserve"> control showed enrichment of several taxa, including </w:t>
+        </w:r>
+      </w:ins>
       <w:ins w:id="95" w:author="Linh Dang" w:date="2026-07-09T12:54:42Z">
         <w:r>
           <w:rPr>
-            <w:rFonts w:cs="Arial" w:ascii="Arial" w:hAnsi="Arial"/>
-          </w:rPr>
-          <w:t xml:space="preserve"> control showed enrichment of several taxa, including </w:t>
+            <w:rStyle w:val="Emphasis"/>
+            <w:rFonts w:cs="Arial" w:ascii="Arial" w:hAnsi="Arial"/>
+          </w:rPr>
+          <w:t>Mesorhizobium terrae</w:t>
         </w:r>
       </w:ins>
       <w:ins w:id="96" w:author="Linh Dang" w:date="2026-07-09T12:54:42Z">
         <w:r>
           <w:rPr>
+            <w:rFonts w:cs="Arial" w:ascii="Arial" w:hAnsi="Arial"/>
+          </w:rPr>
+          <w:t xml:space="preserve"> and multiple species in </w:t>
+        </w:r>
+      </w:ins>
+      <w:ins w:id="97" w:author="Linh Dang" w:date="2026-07-09T12:54:42Z">
+        <w:r>
+          <w:rPr>
             <w:rStyle w:val="Emphasis"/>
             <w:rFonts w:cs="Arial" w:ascii="Arial" w:hAnsi="Arial"/>
           </w:rPr>
-          <w:t>Mesorhizobium terrae</w:t>
-        </w:r>
-      </w:ins>
-      <w:ins w:id="97" w:author="Linh Dang" w:date="2026-07-09T12:54:42Z">
-        <w:r>
-          <w:rPr>
-            <w:rFonts w:cs="Arial" w:ascii="Arial" w:hAnsi="Arial"/>
-          </w:rPr>
-          <w:t xml:space="preserve"> and multiple species in </w:t>
+          <w:t>Burkholderia</w:t>
         </w:r>
       </w:ins>
       <w:ins w:id="98" w:author="Linh Dang" w:date="2026-07-09T12:54:42Z">
         <w:r>
           <w:rPr>
+            <w:rFonts w:cs="Arial" w:ascii="Arial" w:hAnsi="Arial"/>
+          </w:rPr>
+          <w:t xml:space="preserve"> and </w:t>
+        </w:r>
+      </w:ins>
+      <w:ins w:id="99" w:author="Linh Dang" w:date="2026-07-09T12:54:42Z">
+        <w:r>
+          <w:rPr>
             <w:rStyle w:val="Emphasis"/>
             <w:rFonts w:cs="Arial" w:ascii="Arial" w:hAnsi="Arial"/>
           </w:rPr>
-          <w:t>Burkholderia</w:t>
-        </w:r>
-      </w:ins>
-      <w:ins w:id="99" w:author="Linh Dang" w:date="2026-07-09T12:54:42Z">
+          <w:t>Ralstonia</w:t>
+        </w:r>
+      </w:ins>
+      <w:ins w:id="100" w:author="Linh Dang" w:date="2026-07-09T12:54:42Z">
+        <w:r>
+          <w:rPr>
+            <w:rFonts w:cs="Arial" w:ascii="Arial" w:hAnsi="Arial"/>
+          </w:rPr>
+          <w:t xml:space="preserve"> genus, while a smaller set of taxa, including </w:t>
+        </w:r>
+      </w:ins>
+      <w:ins w:id="101" w:author="Linh Dang" w:date="2026-07-09T12:54:42Z">
+        <w:r>
+          <w:rPr>
+            <w:rStyle w:val="Emphasis"/>
+            <w:rFonts w:cs="Arial" w:ascii="Arial" w:hAnsi="Arial"/>
+          </w:rPr>
+          <w:t>Prevotella histicola</w:t>
+        </w:r>
+      </w:ins>
+      <w:ins w:id="102" w:author="Linh Dang" w:date="2026-07-09T12:54:42Z">
         <w:r>
           <w:rPr>
             <w:rFonts w:cs="Arial" w:ascii="Arial" w:hAnsi="Arial"/>
@@ -2368,58 +2407,24 @@
           <w:t xml:space="preserve"> and </w:t>
         </w:r>
       </w:ins>
-      <w:ins w:id="100" w:author="Linh Dang" w:date="2026-07-09T12:54:42Z">
+      <w:ins w:id="103" w:author="Linh Dang" w:date="2026-07-09T12:54:42Z">
         <w:r>
           <w:rPr>
             <w:rStyle w:val="Emphasis"/>
             <w:rFonts w:cs="Arial" w:ascii="Arial" w:hAnsi="Arial"/>
           </w:rPr>
-          <w:t>Ralstonia</w:t>
-        </w:r>
-      </w:ins>
-      <w:ins w:id="101" w:author="Linh Dang" w:date="2026-07-09T12:54:42Z">
-        <w:r>
-          <w:rPr>
-            <w:rFonts w:cs="Arial" w:ascii="Arial" w:hAnsi="Arial"/>
-          </w:rPr>
-          <w:t xml:space="preserve"> genus, while a smaller set of taxa, including </w:t>
-        </w:r>
-      </w:ins>
-      <w:ins w:id="102" w:author="Linh Dang" w:date="2026-07-09T12:54:42Z">
-        <w:r>
-          <w:rPr>
-            <w:rStyle w:val="Emphasis"/>
-            <w:rFonts w:cs="Arial" w:ascii="Arial" w:hAnsi="Arial"/>
-          </w:rPr>
-          <w:t>Prevotella histicola</w:t>
-        </w:r>
-      </w:ins>
-      <w:ins w:id="103" w:author="Linh Dang" w:date="2026-07-09T12:54:42Z">
-        <w:r>
-          <w:rPr>
-            <w:rFonts w:cs="Arial" w:ascii="Arial" w:hAnsi="Arial"/>
-          </w:rPr>
-          <w:t xml:space="preserve"> and </w:t>
+          <w:t>Diaphorobacter aerolatus</w:t>
         </w:r>
       </w:ins>
       <w:ins w:id="104" w:author="Linh Dang" w:date="2026-07-09T12:54:42Z">
         <w:r>
           <w:rPr>
-            <w:rStyle w:val="Emphasis"/>
-            <w:rFonts w:cs="Arial" w:ascii="Arial" w:hAnsi="Arial"/>
-          </w:rPr>
-          <w:t>Diaphorobacter aerolatus</w:t>
+            <w:rFonts w:cs="Arial" w:ascii="Arial" w:hAnsi="Arial"/>
+          </w:rPr>
+          <w:t xml:space="preserve">, were depleted (Figure 1.E). In the </w:t>
         </w:r>
       </w:ins>
       <w:ins w:id="105" w:author="Linh Dang" w:date="2026-07-09T12:54:42Z">
-        <w:r>
-          <w:rPr>
-            <w:rFonts w:cs="Arial" w:ascii="Arial" w:hAnsi="Arial"/>
-          </w:rPr>
-          <w:t xml:space="preserve">, were depleted (Figure 1.E). In the </w:t>
-        </w:r>
-      </w:ins>
-      <w:ins w:id="106" w:author="Linh Dang" w:date="2026-07-09T12:54:42Z">
         <w:r>
           <w:rPr>
             <w:rStyle w:val="Strong"/>
@@ -2430,100 +2435,100 @@
           <w:t>paraffin</w:t>
         </w:r>
       </w:ins>
+      <w:ins w:id="106" w:author="Linh Dang" w:date="2026-07-09T12:54:42Z">
+        <w:r>
+          <w:rPr>
+            <w:rFonts w:cs="Arial" w:ascii="Arial" w:hAnsi="Arial"/>
+          </w:rPr>
+          <w:t xml:space="preserve"> control, enrichment was dominated by species in </w:t>
+        </w:r>
+      </w:ins>
       <w:ins w:id="107" w:author="Linh Dang" w:date="2026-07-09T12:54:42Z">
         <w:r>
           <w:rPr>
-            <w:rFonts w:cs="Arial" w:ascii="Arial" w:hAnsi="Arial"/>
-          </w:rPr>
-          <w:t xml:space="preserve"> control, enrichment was dominated by species in </w:t>
+            <w:rStyle w:val="Emphasis"/>
+            <w:rFonts w:cs="Arial" w:ascii="Arial" w:hAnsi="Arial"/>
+          </w:rPr>
+          <w:t>Sphingomonas</w:t>
         </w:r>
       </w:ins>
       <w:ins w:id="108" w:author="Linh Dang" w:date="2026-07-09T12:54:42Z">
         <w:r>
           <w:rPr>
+            <w:rFonts w:cs="Arial" w:ascii="Arial" w:hAnsi="Arial"/>
+          </w:rPr>
+          <w:t xml:space="preserve"> and </w:t>
+        </w:r>
+      </w:ins>
+      <w:ins w:id="109" w:author="Linh Dang" w:date="2026-07-09T12:54:42Z">
+        <w:r>
+          <w:rPr>
             <w:rStyle w:val="Emphasis"/>
             <w:rFonts w:cs="Arial" w:ascii="Arial" w:hAnsi="Arial"/>
           </w:rPr>
-          <w:t>Sphingomonas</w:t>
-        </w:r>
-      </w:ins>
-      <w:ins w:id="109" w:author="Linh Dang" w:date="2026-07-09T12:54:42Z">
-        <w:r>
-          <w:rPr>
-            <w:rFonts w:cs="Arial" w:ascii="Arial" w:hAnsi="Arial"/>
-          </w:rPr>
-          <w:t xml:space="preserve"> and </w:t>
+          <w:t>Brevundimonas</w:t>
         </w:r>
       </w:ins>
       <w:ins w:id="110" w:author="Linh Dang" w:date="2026-07-09T12:54:42Z">
         <w:r>
           <w:rPr>
+            <w:rFonts w:cs="Arial" w:ascii="Arial" w:hAnsi="Arial"/>
+          </w:rPr>
+          <w:t xml:space="preserve">, whereas </w:t>
+        </w:r>
+      </w:ins>
+      <w:ins w:id="111" w:author="Linh Dang" w:date="2026-07-09T12:54:42Z">
+        <w:r>
+          <w:rPr>
             <w:rStyle w:val="Emphasis"/>
             <w:rFonts w:cs="Arial" w:ascii="Arial" w:hAnsi="Arial"/>
           </w:rPr>
-          <w:t>Brevundimonas</w:t>
-        </w:r>
-      </w:ins>
-      <w:ins w:id="111" w:author="Linh Dang" w:date="2026-07-09T12:54:42Z">
-        <w:r>
-          <w:rPr>
-            <w:rFonts w:cs="Arial" w:ascii="Arial" w:hAnsi="Arial"/>
-          </w:rPr>
-          <w:t xml:space="preserve">, whereas </w:t>
+          <w:t>Diaphorobacter</w:t>
         </w:r>
       </w:ins>
       <w:ins w:id="112" w:author="Linh Dang" w:date="2026-07-09T12:54:42Z">
         <w:r>
           <w:rPr>
+            <w:rFonts w:cs="Arial" w:ascii="Arial" w:hAnsi="Arial"/>
+          </w:rPr>
+          <w:t xml:space="preserve"> taxa, </w:t>
+        </w:r>
+      </w:ins>
+      <w:ins w:id="113" w:author="Linh Dang" w:date="2026-07-09T12:54:42Z">
+        <w:r>
+          <w:rPr>
             <w:rStyle w:val="Emphasis"/>
             <w:rFonts w:cs="Arial" w:ascii="Arial" w:hAnsi="Arial"/>
           </w:rPr>
-          <w:t>Diaphorobacter</w:t>
-        </w:r>
-      </w:ins>
-      <w:ins w:id="113" w:author="Linh Dang" w:date="2026-07-09T12:54:42Z">
-        <w:r>
-          <w:rPr>
-            <w:rFonts w:cs="Arial" w:ascii="Arial" w:hAnsi="Arial"/>
-          </w:rPr>
-          <w:t xml:space="preserve"> taxa, </w:t>
+          <w:t>Prevotella histicola</w:t>
         </w:r>
       </w:ins>
       <w:ins w:id="114" w:author="Linh Dang" w:date="2026-07-09T12:54:42Z">
         <w:r>
           <w:rPr>
+            <w:rFonts w:cs="Arial" w:ascii="Arial" w:hAnsi="Arial"/>
+          </w:rPr>
+          <w:t xml:space="preserve">, and </w:t>
+        </w:r>
+      </w:ins>
+      <w:ins w:id="115" w:author="Linh Dang" w:date="2026-07-09T12:54:42Z">
+        <w:r>
+          <w:rPr>
             <w:rStyle w:val="Emphasis"/>
             <w:rFonts w:cs="Arial" w:ascii="Arial" w:hAnsi="Arial"/>
           </w:rPr>
-          <w:t>Prevotella histicola</w:t>
-        </w:r>
-      </w:ins>
-      <w:ins w:id="115" w:author="Linh Dang" w:date="2026-07-09T12:54:42Z">
-        <w:r>
-          <w:rPr>
-            <w:rFonts w:cs="Arial" w:ascii="Arial" w:hAnsi="Arial"/>
-          </w:rPr>
-          <w:t xml:space="preserve">, and </w:t>
+          <w:t>Diaphorobacter aerolatus</w:t>
         </w:r>
       </w:ins>
       <w:ins w:id="116" w:author="Linh Dang" w:date="2026-07-09T12:54:42Z">
         <w:r>
           <w:rPr>
-            <w:rStyle w:val="Emphasis"/>
-            <w:rFonts w:cs="Arial" w:ascii="Arial" w:hAnsi="Arial"/>
-          </w:rPr>
-          <w:t>Diaphorobacter aerolatus</w:t>
+            <w:rFonts w:cs="Arial" w:ascii="Arial" w:hAnsi="Arial"/>
+          </w:rPr>
+          <w:t xml:space="preserve"> were reduced relative to PCR. Overall, both control types </w:t>
         </w:r>
       </w:ins>
       <w:ins w:id="117" w:author="Linh Dang" w:date="2026-07-09T12:54:42Z">
-        <w:r>
-          <w:rPr>
-            <w:rFonts w:cs="Arial" w:ascii="Arial" w:hAnsi="Arial"/>
-          </w:rPr>
-          <w:t xml:space="preserve"> were reduced relative to PCR. Overall, both control types </w:t>
-        </w:r>
-      </w:ins>
-      <w:ins w:id="118" w:author="Linh Dang" w:date="2026-07-09T12:54:42Z">
         <w:r>
           <w:rPr>
             <w:rFonts w:eastAsia="Aptos" w:cs="Arial" w:ascii="Arial" w:hAnsi="Arial" w:eastAsiaTheme="minorHAnsi"/>
@@ -2536,7 +2541,7 @@
           <w:t>revealed</w:t>
         </w:r>
       </w:ins>
-      <w:ins w:id="119" w:author="Linh Dang" w:date="2026-07-09T12:54:42Z">
+      <w:ins w:id="118" w:author="Linh Dang" w:date="2026-07-09T12:54:42Z">
         <w:r>
           <w:rPr>
             <w:rFonts w:cs="Arial" w:ascii="Arial" w:hAnsi="Arial"/>
@@ -2544,7 +2549,7 @@
           <w:t xml:space="preserve"> a clear mix of enriched and depleted features, but the buffer and paraffin control samples showed distinct microbial signatures compared with the PCR baseline.</w:t>
         </w:r>
       </w:ins>
-      <w:ins w:id="120" w:author="Linh Dang" w:date="2026-07-09T12:42:39Z">
+      <w:ins w:id="119" w:author="Linh Dang" w:date="2026-07-09T12:42:39Z">
         <w:r>
           <w:rPr>
             <w:rFonts w:cs="Arial" w:ascii="Arial" w:hAnsi="Arial"/>
@@ -2572,33 +2577,33 @@
         </w:rPr>
         <w:br/>
       </w:r>
+      <w:del w:id="120" w:author="Linh Dang" w:date="2026-07-09T09:45:55Z">
+        <w:r>
+          <w:rPr>
+            <w:rFonts w:cs="Arial" w:ascii="Arial" w:hAnsi="Arial"/>
+          </w:rPr>
+          <w:delText xml:space="preserve">The abundance and prevalence of NCT in higher taxonomic rank could be found in the supplementary </w:delText>
+        </w:r>
+      </w:del>
       <w:del w:id="121" w:author="Linh Dang" w:date="2026-07-09T09:45:55Z">
         <w:r>
           <w:rPr>
             <w:rFonts w:cs="Arial" w:ascii="Arial" w:hAnsi="Arial"/>
-          </w:rPr>
-          <w:delText xml:space="preserve">The abundance and prevalence of NCT in higher taxonomic rank could be found in the supplementary </w:delText>
+            <w:b/>
+            <w:bCs/>
+          </w:rPr>
+          <w:delText>Figures S1.7-10</w:delText>
         </w:r>
       </w:del>
       <w:del w:id="122" w:author="Linh Dang" w:date="2026-07-09T09:45:55Z">
         <w:r>
           <w:rPr>
             <w:rFonts w:cs="Arial" w:ascii="Arial" w:hAnsi="Arial"/>
-            <w:b/>
-            <w:bCs/>
-          </w:rPr>
-          <w:delText>Figures S1.7-10</w:delText>
+          </w:rPr>
+          <w:commentReference w:id="22"/>
         </w:r>
       </w:del>
       <w:del w:id="123" w:author="Linh Dang" w:date="2026-07-09T09:45:55Z">
-        <w:r>
-          <w:rPr>
-            <w:rFonts w:cs="Arial" w:ascii="Arial" w:hAnsi="Arial"/>
-          </w:rPr>
-          <w:commentReference w:id="22"/>
-        </w:r>
-      </w:del>
-      <w:del w:id="124" w:author="Linh Dang" w:date="2026-07-09T09:45:55Z">
         <w:r>
           <w:rPr>
             <w:rFonts w:cs="Arial" w:ascii="Arial" w:hAnsi="Arial"/>
@@ -2616,38 +2621,46 @@
           <w:rFonts w:ascii="Arial" w:hAnsi="Arial" w:cs="Arial"/>
         </w:rPr>
       </w:pPr>
+      <w:del w:id="124" w:author="Linh Dang" w:date="2026-06-16T13:20:04Z">
+        <w:r>
+          <w:rPr>
+            <w:rFonts w:cs="Arial" w:ascii="Arial" w:hAnsi="Arial"/>
+          </w:rPr>
+          <w:delText xml:space="preserve">Following the correction for batch effects, differential abundance analysis (DAA) among control types revealed several taxa specifically enriched in paraffin controls (taxa </w:delText>
+        </w:r>
+      </w:del>
       <w:del w:id="125" w:author="Linh Dang" w:date="2026-06-16T13:20:04Z">
         <w:r>
           <w:rPr>
             <w:rFonts w:cs="Arial" w:ascii="Arial" w:hAnsi="Arial"/>
-          </w:rPr>
-          <w:delText xml:space="preserve">Following the correction for batch effects, differential abundance analysis (DAA) among control types revealed several taxa specifically enriched in paraffin controls (taxa </w:delText>
+            <w:b/>
+            <w:bCs/>
+          </w:rPr>
+          <w:delText>XXX</w:delText>
         </w:r>
       </w:del>
       <w:del w:id="126" w:author="Linh Dang" w:date="2026-06-16T13:20:04Z">
         <w:r>
           <w:rPr>
             <w:rFonts w:cs="Arial" w:ascii="Arial" w:hAnsi="Arial"/>
-            <w:b/>
-            <w:bCs/>
-          </w:rPr>
-          <w:delText>XXX</w:delText>
+          </w:rPr>
+          <w:delText xml:space="preserve"> from the analyses, Figure 1.</w:delText>
         </w:r>
       </w:del>
-      <w:del w:id="127" w:author="Linh Dang" w:date="2026-06-16T13:20:04Z">
-        <w:r>
-          <w:rPr>
-            <w:rFonts w:cs="Arial" w:ascii="Arial" w:hAnsi="Arial"/>
-          </w:rPr>
-          <w:delText xml:space="preserve"> from the analyses, Figure 1.</w:delText>
+      <w:del w:id="127" w:author="Linh Dang" w:date="2026-06-04T13:29:52Z">
+        <w:r>
+          <w:rPr>
+            <w:rFonts w:cs="Arial" w:ascii="Arial" w:hAnsi="Arial"/>
+          </w:rPr>
+          <w:delText>6</w:delText>
         </w:r>
       </w:del>
-      <w:del w:id="128" w:author="Linh Dang" w:date="2026-06-04T13:29:52Z">
-        <w:r>
-          <w:rPr>
-            <w:rFonts w:cs="Arial" w:ascii="Arial" w:hAnsi="Arial"/>
-          </w:rPr>
-          <w:delText>6</w:delText>
+      <w:del w:id="128" w:author="Linh Dang" w:date="2026-06-16T13:20:04Z">
+        <w:r>
+          <w:rPr>
+            <w:rFonts w:cs="Arial" w:ascii="Arial" w:hAnsi="Arial"/>
+          </w:rPr>
+          <w:delText>),</w:delText>
         </w:r>
       </w:del>
       <w:del w:id="129" w:author="Linh Dang" w:date="2026-06-16T13:20:04Z">
@@ -2655,7 +2668,7 @@
           <w:rPr>
             <w:rFonts w:cs="Arial" w:ascii="Arial" w:hAnsi="Arial"/>
           </w:rPr>
-          <w:delText>),</w:delText>
+          <w:commentReference w:id="23"/>
         </w:r>
       </w:del>
       <w:del w:id="130" w:author="Linh Dang" w:date="2026-06-16T13:20:04Z">
@@ -2663,7 +2676,7 @@
           <w:rPr>
             <w:rFonts w:cs="Arial" w:ascii="Arial" w:hAnsi="Arial"/>
           </w:rPr>
-          <w:commentReference w:id="23"/>
+          <w:delText xml:space="preserve"> </w:delText>
         </w:r>
       </w:del>
       <w:del w:id="131" w:author="Linh Dang" w:date="2026-06-16T13:20:04Z">
@@ -2671,18 +2684,10 @@
           <w:rPr>
             <w:rFonts w:cs="Arial" w:ascii="Arial" w:hAnsi="Arial"/>
           </w:rPr>
-          <w:delText xml:space="preserve"> </w:delText>
+          <w:commentReference w:id="24"/>
         </w:r>
       </w:del>
       <w:del w:id="132" w:author="Linh Dang" w:date="2026-06-16T13:20:04Z">
-        <w:r>
-          <w:rPr>
-            <w:rFonts w:cs="Arial" w:ascii="Arial" w:hAnsi="Arial"/>
-          </w:rPr>
-          <w:commentReference w:id="24"/>
-        </w:r>
-      </w:del>
-      <w:del w:id="133" w:author="Linh Dang" w:date="2026-06-16T13:20:04Z">
         <w:r>
           <w:rPr>
             <w:rFonts w:cs="Arial" w:ascii="Arial" w:hAnsi="Arial"/>
@@ -2700,7 +2705,7 @@
           <w:rFonts w:ascii="Arial" w:hAnsi="Arial" w:cs="Arial"/>
         </w:rPr>
       </w:pPr>
-      <w:del w:id="134" w:author="Linh Dang" w:date="2026-06-11T05:29:00Z">
+      <w:del w:id="133" w:author="Linh Dang" w:date="2026-06-11T05:29:00Z">
         <w:r>
           <w:rPr>
             <w:rFonts w:cs="Arial" w:ascii="Arial" w:hAnsi="Arial"/>
@@ -2918,7 +2923,7 @@
         </w:tc>
         <w:tc>
           <w:tcPr>
-            <w:cellIns w:id="135" w:author="Unknown Author" w:date="2026-05-29T09:59:51Z"/>
+            <w:cellIns w:id="134" w:author="Unknown Author" w:date="2026-05-29T09:59:51Z"/>
             <w:tcW w:w="1350" w:type="dxa"/>
             <w:tcBorders>
               <w:bottom w:val="single" w:sz="6" w:space="0" w:color="000000"/>
@@ -2936,7 +2941,7 @@
                 <w:rFonts w:ascii="Arial" w:hAnsi="Arial" w:eastAsia="Aptos" w:cs="Arial"/>
               </w:rPr>
             </w:pPr>
-            <w:ins w:id="136" w:author="Unknown Author" w:date="2026-05-29T09:59:51Z">
+            <w:ins w:id="135" w:author="Unknown Author" w:date="2026-05-29T09:59:51Z">
               <w:r>
                 <w:rPr>
                   <w:rFonts w:eastAsia="Aptos" w:cs="Arial" w:ascii="Arial" w:hAnsi="Arial"/>
@@ -2948,7 +2953,7 @@
                 <w:t>‍</w:t>
               </w:r>
             </w:ins>
-            <w:ins w:id="137" w:author="Unknown Author" w:date="2026-05-29T09:59:51Z">
+            <w:ins w:id="136" w:author="Unknown Author" w:date="2026-05-29T09:59:51Z">
               <w:r>
                 <w:rPr>
                   <w:rFonts w:eastAsia="Aptos" w:cs="Arial" w:ascii="Arial" w:hAnsi="Arial"/>
@@ -3019,7 +3024,7 @@
               </w:rPr>
               <w:t>2</w:t>
             </w:r>
-            <w:ins w:id="138" w:author="Unknown Author" w:date="2026-05-29T10:03:40Z">
+            <w:ins w:id="137" w:author="Unknown Author" w:date="2026-05-29T10:03:40Z">
               <w:r>
                 <w:rPr>
                   <w:rFonts w:eastAsia="Aptos" w:cs="Arial" w:ascii="Arial" w:hAnsi="Arial"/>
@@ -3059,7 +3064,7 @@
               </w:rPr>
               <w:t>6</w:t>
             </w:r>
-            <w:ins w:id="139" w:author="Unknown Author" w:date="2026-05-29T10:04:07Z">
+            <w:ins w:id="138" w:author="Unknown Author" w:date="2026-05-29T10:04:07Z">
               <w:r>
                 <w:rPr>
                   <w:rFonts w:eastAsia="Aptos" w:cs="Arial" w:ascii="Arial" w:hAnsi="Arial"/>
@@ -3089,7 +3094,7 @@
                 <w:rFonts w:ascii="Arial" w:hAnsi="Arial" w:eastAsia="Aptos" w:cs="Arial"/>
               </w:rPr>
             </w:pPr>
-            <w:ins w:id="140" w:author="Unknown Author" w:date="2026-05-29T10:04:07Z">
+            <w:ins w:id="139" w:author="Unknown Author" w:date="2026-05-29T10:04:07Z">
               <w:r>
                 <w:rPr>
                   <w:rFonts w:eastAsia="Aptos" w:cs="Arial" w:ascii="Arial" w:hAnsi="Arial"/>
@@ -3101,7 +3106,7 @@
                 <w:t>17</w:t>
               </w:r>
             </w:ins>
-            <w:del w:id="141" w:author="Unknown Author" w:date="2026-05-29T10:04:30Z">
+            <w:del w:id="140" w:author="Unknown Author" w:date="2026-05-29T10:04:30Z">
               <w:r>
                 <w:rPr>
                   <w:rFonts w:eastAsia="Aptos" w:cs="Arial" w:ascii="Arial" w:hAnsi="Arial"/>
@@ -3131,7 +3136,7 @@
                 <w:rFonts w:ascii="Arial" w:hAnsi="Arial" w:eastAsia="Aptos" w:cs="Arial"/>
               </w:rPr>
             </w:pPr>
-            <w:ins w:id="142" w:author="Unknown Author" w:date="2026-05-29T10:04:57Z">
+            <w:ins w:id="141" w:author="Unknown Author" w:date="2026-05-29T10:04:57Z">
               <w:r>
                 <w:rPr>
                   <w:rFonts w:eastAsia="Aptos" w:cs="Arial" w:ascii="Arial" w:hAnsi="Arial"/>
@@ -3143,7 +3148,7 @@
                 <w:t>38</w:t>
               </w:r>
             </w:ins>
-            <w:del w:id="143" w:author="Unknown Author" w:date="2026-05-29T10:04:56Z">
+            <w:del w:id="142" w:author="Unknown Author" w:date="2026-05-29T10:04:56Z">
               <w:r>
                 <w:rPr>
                   <w:rFonts w:eastAsia="Aptos" w:cs="Arial" w:ascii="Arial" w:hAnsi="Arial"/>
@@ -3159,7 +3164,7 @@
         </w:tc>
         <w:tc>
           <w:tcPr>
-            <w:cellIns w:id="144" w:author="Unknown Author" w:date="2026-05-29T09:59:51Z"/>
+            <w:cellIns w:id="143" w:author="Unknown Author" w:date="2026-05-29T09:59:51Z"/>
             <w:tcW w:w="1350" w:type="dxa"/>
             <w:tcBorders/>
           </w:tcPr>
@@ -3174,7 +3179,7 @@
                 <w:rFonts w:ascii="Arial" w:hAnsi="Arial" w:eastAsia="Aptos" w:cs="Arial"/>
               </w:rPr>
             </w:pPr>
-            <w:ins w:id="145" w:author="Unknown Author" w:date="2026-05-29T09:59:51Z">
+            <w:ins w:id="144" w:author="Unknown Author" w:date="2026-05-29T09:59:51Z">
               <w:r>
                 <w:rPr>
                   <w:rFonts w:eastAsia="Aptos" w:cs="Arial" w:ascii="Arial" w:hAnsi="Arial"/>
@@ -3186,7 +3191,7 @@
                 <w:t>‍</w:t>
               </w:r>
             </w:ins>
-            <w:ins w:id="146" w:author="Unknown Author" w:date="2026-05-29T10:03:06Z">
+            <w:ins w:id="145" w:author="Unknown Author" w:date="2026-05-29T10:03:06Z">
               <w:r>
                 <w:rPr>
                   <w:rFonts w:eastAsia="Aptos" w:cs="Arial" w:ascii="Arial" w:hAnsi="Arial"/>
@@ -3247,7 +3252,7 @@
                 <w:rFonts w:ascii="Arial" w:hAnsi="Arial" w:eastAsia="Aptos" w:cs="Arial"/>
               </w:rPr>
             </w:pPr>
-            <w:ins w:id="147" w:author="Unknown Author" w:date="2026-05-29T10:03:44Z">
+            <w:ins w:id="146" w:author="Unknown Author" w:date="2026-05-29T10:03:44Z">
               <w:r>
                 <w:rPr>
                   <w:rFonts w:eastAsia="Aptos" w:cs="Arial" w:ascii="Arial" w:hAnsi="Arial"/>
@@ -3259,7 +3264,7 @@
                 <w:t>2</w:t>
               </w:r>
             </w:ins>
-            <w:del w:id="148" w:author="Unknown Author" w:date="2026-05-29T10:03:44Z">
+            <w:del w:id="147" w:author="Unknown Author" w:date="2026-05-29T10:03:44Z">
               <w:r>
                 <w:rPr>
                   <w:rFonts w:eastAsia="Aptos" w:cs="Arial" w:ascii="Arial" w:hAnsi="Arial"/>
@@ -3299,7 +3304,7 @@
               </w:rPr>
               <w:t>5</w:t>
             </w:r>
-            <w:ins w:id="149" w:author="Unknown Author" w:date="2026-05-29T10:04:11Z">
+            <w:ins w:id="148" w:author="Unknown Author" w:date="2026-05-29T10:04:11Z">
               <w:r>
                 <w:rPr>
                   <w:rFonts w:eastAsia="Aptos" w:cs="Arial" w:ascii="Arial" w:hAnsi="Arial"/>
@@ -3311,7 +3316,7 @@
                 <w:t>6</w:t>
               </w:r>
             </w:ins>
-            <w:del w:id="150" w:author="Unknown Author" w:date="2026-05-29T10:04:11Z">
+            <w:del w:id="149" w:author="Unknown Author" w:date="2026-05-29T10:04:11Z">
               <w:r>
                 <w:rPr>
                   <w:rFonts w:eastAsia="Aptos" w:cs="Arial" w:ascii="Arial" w:hAnsi="Arial"/>
@@ -3341,7 +3346,7 @@
                 <w:rFonts w:ascii="Arial" w:hAnsi="Arial" w:eastAsia="Aptos" w:cs="Arial"/>
               </w:rPr>
             </w:pPr>
-            <w:ins w:id="151" w:author="Unknown Author" w:date="2026-05-29T10:04:35Z">
+            <w:ins w:id="150" w:author="Unknown Author" w:date="2026-05-29T10:04:35Z">
               <w:r>
                 <w:rPr>
                   <w:rFonts w:eastAsia="Aptos" w:cs="Arial" w:ascii="Arial" w:hAnsi="Arial"/>
@@ -3353,7 +3358,7 @@
                 <w:t>9</w:t>
               </w:r>
             </w:ins>
-            <w:del w:id="152" w:author="Unknown Author" w:date="2026-05-29T10:04:34Z">
+            <w:del w:id="151" w:author="Unknown Author" w:date="2026-05-29T10:04:34Z">
               <w:r>
                 <w:rPr>
                   <w:rFonts w:eastAsia="Aptos" w:cs="Arial" w:ascii="Arial" w:hAnsi="Arial"/>
@@ -3393,7 +3398,7 @@
               </w:rPr>
               <w:t>1</w:t>
             </w:r>
-            <w:del w:id="153" w:author="Unknown Author" w:date="2026-05-29T10:05:01Z">
+            <w:del w:id="152" w:author="Unknown Author" w:date="2026-05-29T10:05:01Z">
               <w:r>
                 <w:rPr>
                   <w:rFonts w:eastAsia="Aptos" w:cs="Arial" w:ascii="Arial" w:hAnsi="Arial"/>
@@ -3409,7 +3414,7 @@
         </w:tc>
         <w:tc>
           <w:tcPr>
-            <w:cellIns w:id="154" w:author="Unknown Author" w:date="2026-05-29T09:59:51Z"/>
+            <w:cellIns w:id="153" w:author="Unknown Author" w:date="2026-05-29T09:59:51Z"/>
             <w:tcW w:w="1350" w:type="dxa"/>
             <w:tcBorders/>
           </w:tcPr>
@@ -3424,7 +3429,7 @@
                 <w:rFonts w:ascii="Arial" w:hAnsi="Arial" w:eastAsia="Aptos" w:cs="Arial"/>
               </w:rPr>
             </w:pPr>
-            <w:ins w:id="155" w:author="Unknown Author" w:date="2026-05-29T09:59:51Z">
+            <w:ins w:id="154" w:author="Unknown Author" w:date="2026-05-29T09:59:51Z">
               <w:r>
                 <w:rPr>
                   <w:rFonts w:eastAsia="Aptos" w:cs="Arial" w:ascii="Arial" w:hAnsi="Arial"/>
@@ -3436,7 +3441,7 @@
                 <w:t>‍</w:t>
               </w:r>
             </w:ins>
-            <w:ins w:id="156" w:author="Unknown Author" w:date="2026-05-29T10:03:14Z">
+            <w:ins w:id="155" w:author="Unknown Author" w:date="2026-05-29T10:03:14Z">
               <w:r>
                 <w:rPr>
                   <w:rFonts w:eastAsia="Aptos" w:cs="Arial" w:ascii="Arial" w:hAnsi="Arial"/>
@@ -3525,7 +3530,7 @@
                 <w:rFonts w:ascii="Arial" w:hAnsi="Arial" w:eastAsia="Aptos" w:cs="Arial"/>
               </w:rPr>
             </w:pPr>
-            <w:ins w:id="157" w:author="Unknown Author" w:date="2026-05-29T10:04:16Z">
+            <w:ins w:id="156" w:author="Unknown Author" w:date="2026-05-29T10:04:16Z">
               <w:r>
                 <w:rPr>
                   <w:rFonts w:eastAsia="Aptos" w:cs="Arial" w:ascii="Arial" w:hAnsi="Arial"/>
@@ -3537,7 +3542,7 @@
                 <w:t>4</w:t>
               </w:r>
             </w:ins>
-            <w:del w:id="158" w:author="Unknown Author" w:date="2026-05-29T10:04:15Z">
+            <w:del w:id="157" w:author="Unknown Author" w:date="2026-05-29T10:04:15Z">
               <w:r>
                 <w:rPr>
                   <w:rFonts w:eastAsia="Aptos" w:cs="Arial" w:ascii="Arial" w:hAnsi="Arial"/>
@@ -3567,7 +3572,7 @@
                 <w:rFonts w:ascii="Arial" w:hAnsi="Arial" w:eastAsia="Aptos" w:cs="Arial"/>
               </w:rPr>
             </w:pPr>
-            <w:ins w:id="159" w:author="Unknown Author" w:date="2026-05-29T10:04:40Z">
+            <w:ins w:id="158" w:author="Unknown Author" w:date="2026-05-29T10:04:40Z">
               <w:r>
                 <w:rPr>
                   <w:rFonts w:eastAsia="Aptos" w:cs="Arial" w:ascii="Arial" w:hAnsi="Arial"/>
@@ -3579,7 +3584,7 @@
                 <w:t>4</w:t>
               </w:r>
             </w:ins>
-            <w:del w:id="160" w:author="Unknown Author" w:date="2026-05-29T10:04:40Z">
+            <w:del w:id="159" w:author="Unknown Author" w:date="2026-05-29T10:04:40Z">
               <w:r>
                 <w:rPr>
                   <w:rFonts w:eastAsia="Aptos" w:cs="Arial" w:ascii="Arial" w:hAnsi="Arial"/>
@@ -3609,7 +3614,7 @@
                 <w:rFonts w:ascii="Arial" w:hAnsi="Arial" w:eastAsia="Aptos" w:cs="Arial"/>
               </w:rPr>
             </w:pPr>
-            <w:ins w:id="161" w:author="Unknown Author" w:date="2026-05-29T10:05:05Z">
+            <w:ins w:id="160" w:author="Unknown Author" w:date="2026-05-29T10:05:05Z">
               <w:r>
                 <w:rPr>
                   <w:rFonts w:eastAsia="Aptos" w:cs="Arial" w:ascii="Arial" w:hAnsi="Arial"/>
@@ -3621,7 +3626,7 @@
                 <w:t>8</w:t>
               </w:r>
             </w:ins>
-            <w:del w:id="162" w:author="Unknown Author" w:date="2026-05-29T10:05:05Z">
+            <w:del w:id="161" w:author="Unknown Author" w:date="2026-05-29T10:05:05Z">
               <w:r>
                 <w:rPr>
                   <w:rFonts w:eastAsia="Aptos" w:cs="Arial" w:ascii="Arial" w:hAnsi="Arial"/>
@@ -3637,7 +3642,7 @@
         </w:tc>
         <w:tc>
           <w:tcPr>
-            <w:cellIns w:id="163" w:author="Unknown Author" w:date="2026-05-29T09:59:51Z"/>
+            <w:cellIns w:id="162" w:author="Unknown Author" w:date="2026-05-29T09:59:51Z"/>
             <w:tcW w:w="1350" w:type="dxa"/>
             <w:tcBorders/>
           </w:tcPr>
@@ -3652,7 +3657,7 @@
                 <w:rFonts w:ascii="Arial" w:hAnsi="Arial" w:eastAsia="Aptos" w:cs="Arial"/>
               </w:rPr>
             </w:pPr>
-            <w:ins w:id="164" w:author="Unknown Author" w:date="2026-05-29T09:59:51Z">
+            <w:ins w:id="163" w:author="Unknown Author" w:date="2026-05-29T09:59:51Z">
               <w:r>
                 <w:rPr>
                   <w:rFonts w:eastAsia="Aptos" w:cs="Arial" w:ascii="Arial" w:hAnsi="Arial"/>
@@ -3664,7 +3669,7 @@
                 <w:t>‍</w:t>
               </w:r>
             </w:ins>
-            <w:ins w:id="165" w:author="Unknown Author" w:date="2026-05-29T10:03:18Z">
+            <w:ins w:id="164" w:author="Unknown Author" w:date="2026-05-29T10:03:18Z">
               <w:r>
                 <w:rPr>
                   <w:rFonts w:eastAsia="Aptos" w:cs="Arial" w:ascii="Arial" w:hAnsi="Arial"/>
@@ -3689,8 +3694,8 @@
           <w:rFonts w:ascii="Arial" w:hAnsi="Arial" w:cs="Arial"/>
         </w:rPr>
       </w:pPr>
-      <w:bookmarkStart w:id="5" w:name="contamination-survey-in-the-laboratory"/>
-      <w:bookmarkStart w:id="6" w:name="X6cee09c5ac2a1546c7829ea28769976f6c93ddd"/>
+      <w:bookmarkStart w:id="5" w:name="X6cee09c5ac2a1546c7829ea28769976f6c93ddd"/>
+      <w:bookmarkStart w:id="6" w:name="contamination-survey-in-the-laboratory"/>
       <w:r>
         <w:rPr/>
         <mc:AlternateContent>
@@ -3786,7 +3791,7 @@
         </w:rPr>
         <w:t>prevalent and abundant oral microbiota in our NCT samples, we further explored the possible batch effect that is introduced by the LP that processed the samples. To this end, two LPs performed DNA extraction, library preparation and sequencing of four sterile water samples, which were equally distributed. The experiment was repeated twice in different environments. First</w:t>
       </w:r>
-      <w:ins w:id="166" w:author="Linh Dang" w:date="2026-06-04T16:26:21Z">
+      <w:ins w:id="165" w:author="Linh Dang" w:date="2026-06-04T16:26:21Z">
         <w:r>
           <w:rPr>
             <w:rFonts w:cs="Arial" w:ascii="Arial" w:hAnsi="Arial"/>
@@ -3823,7 +3828,7 @@
         </w:rPr>
         <w:t>Figure 2.</w:t>
       </w:r>
-      <w:ins w:id="167" w:author="Linh Dang" w:date="2026-07-09T13:56:01Z">
+      <w:ins w:id="166" w:author="Linh Dang" w:date="2026-07-09T13:56:01Z">
         <w:r>
           <w:rPr>
             <w:rFonts w:cs="Arial" w:ascii="Arial" w:hAnsi="Arial"/>
@@ -3831,7 +3836,7 @@
           <w:t>A</w:t>
         </w:r>
       </w:ins>
-      <w:del w:id="168" w:author="Linh Dang" w:date="2026-07-09T13:56:00Z">
+      <w:del w:id="167" w:author="Linh Dang" w:date="2026-07-09T13:56:00Z">
         <w:r>
           <w:rPr>
             <w:rFonts w:cs="Arial" w:ascii="Arial" w:hAnsi="Arial"/>
@@ -3844,7 +3849,7 @@
           <w:rFonts w:cs="Arial" w:ascii="Arial" w:hAnsi="Arial"/>
         </w:rPr>
       </w:r>
-      <w:ins w:id="169" w:author="Linh Dang" w:date="2026-06-11T09:33:44Z">
+      <w:ins w:id="168" w:author="Linh Dang" w:date="2026-06-11T09:33:44Z">
         <w:commentRangeEnd w:id="27"/>
         <w:r>
           <w:commentReference w:id="27"/>
@@ -3857,7 +3862,7 @@
       <w:r>
         <w:rPr/>
       </w:r>
-      <w:ins w:id="170" w:author="Linh Dang" w:date="2026-06-11T09:34:00Z">
+      <w:ins w:id="169" w:author="Linh Dang" w:date="2026-06-11T09:34:00Z">
         <w:commentRangeEnd w:id="26"/>
         <w:r>
           <w:commentReference w:id="26"/>
@@ -3873,7 +3878,7 @@
         </w:rPr>
         <w:t>; see Materials and Methods for full protocol). Notably, in univariate analyses alpha diversity analysis revealed no significant difference with respect to environmental condition (</w:t>
       </w:r>
-      <w:ins w:id="171" w:author="Linh Dang" w:date="2026-06-17T15:18:34Z">
+      <w:ins w:id="170" w:author="Linh Dang" w:date="2026-06-17T15:18:34Z">
         <w:r>
           <w:rPr>
             <w:rFonts w:cs="Arial" w:ascii="Arial" w:hAnsi="Arial"/>
@@ -3887,7 +3892,7 @@
         </w:rPr>
         <w:t xml:space="preserve">Observed species: </w:t>
       </w:r>
-      <w:del w:id="172" w:author="Linh Dang" w:date="2026-06-17T15:10:13Z">
+      <w:del w:id="171" w:author="Linh Dang" w:date="2026-06-17T15:10:13Z">
         <w:r>
           <w:rPr>
             <w:rFonts w:cs="Arial" w:ascii="Arial" w:hAnsi="Arial"/>
@@ -3901,7 +3906,7 @@
         </w:rPr>
         <w:t xml:space="preserve"> p = </w:t>
       </w:r>
-      <w:ins w:id="173" w:author="Linh Dang" w:date="2026-06-17T15:19:18Z">
+      <w:ins w:id="172" w:author="Linh Dang" w:date="2026-06-17T15:19:18Z">
         <w:r>
           <w:rPr>
             <w:rFonts w:cs="Arial" w:ascii="Arial" w:hAnsi="Arial"/>
@@ -3915,7 +3920,7 @@
         </w:rPr>
         <w:t>, Shannon</w:t>
       </w:r>
-      <w:ins w:id="174" w:author="Linh Dang" w:date="2026-06-17T15:19:26Z">
+      <w:ins w:id="173" w:author="Linh Dang" w:date="2026-06-17T15:19:26Z">
         <w:r>
           <w:rPr>
             <w:rFonts w:cs="Arial" w:ascii="Arial" w:hAnsi="Arial"/>
@@ -3929,7 +3934,7 @@
         </w:rPr>
         <w:t xml:space="preserve">: </w:t>
       </w:r>
-      <w:del w:id="175" w:author="Linh Dang" w:date="2026-06-17T15:10:18Z">
+      <w:del w:id="174" w:author="Linh Dang" w:date="2026-06-17T15:10:18Z">
         <w:commentRangeStart w:id="30"/>
         <w:r>
           <w:rPr>
@@ -3953,7 +3958,7 @@
         </w:rPr>
         <w:t xml:space="preserve"> p = </w:t>
       </w:r>
-      <w:ins w:id="176" w:author="Linh Dang" w:date="2026-06-17T15:19:41Z">
+      <w:ins w:id="175" w:author="Linh Dang" w:date="2026-06-17T15:19:41Z">
         <w:r>
           <w:rPr>
             <w:rFonts w:cs="Arial" w:ascii="Arial" w:hAnsi="Arial"/>
@@ -3967,7 +3972,7 @@
         </w:rPr>
         <w:t xml:space="preserve">), but  a clear distinction between LPs was observed (Observed species: </w:t>
       </w:r>
-      <w:del w:id="177" w:author="Linh Dang" w:date="2026-06-17T19:24:11Z">
+      <w:del w:id="176" w:author="Linh Dang" w:date="2026-06-17T19:24:11Z">
         <w:r>
           <w:rPr>
             <w:rFonts w:cs="Arial" w:ascii="Arial" w:hAnsi="Arial"/>
@@ -3981,7 +3986,7 @@
         </w:rPr>
         <w:t xml:space="preserve">, p = </w:t>
       </w:r>
-      <w:ins w:id="178" w:author="Linh Dang" w:date="2026-06-17T19:25:56Z">
+      <w:ins w:id="177" w:author="Linh Dang" w:date="2026-06-17T19:25:56Z">
         <w:r>
           <w:rPr>
             <w:rFonts w:cs="Arial" w:ascii="Arial" w:hAnsi="Arial"/>
@@ -3995,7 +4000,7 @@
         </w:rPr>
         <w:t xml:space="preserve">, Shannon: </w:t>
       </w:r>
-      <w:del w:id="179" w:author="Linh Dang" w:date="2026-06-17T19:24:20Z">
+      <w:del w:id="178" w:author="Linh Dang" w:date="2026-06-17T19:24:20Z">
         <w:r>
           <w:rPr>
             <w:rFonts w:cs="Arial" w:ascii="Arial" w:hAnsi="Arial"/>
@@ -4009,7 +4014,7 @@
         </w:rPr>
         <w:t xml:space="preserve">, p </w:t>
       </w:r>
-      <w:ins w:id="180" w:author="Linh Dang" w:date="2026-06-17T19:26:07Z">
+      <w:ins w:id="179" w:author="Linh Dang" w:date="2026-06-17T19:26:07Z">
         <w:r>
           <w:rPr>
             <w:rFonts w:cs="Arial" w:ascii="Arial" w:hAnsi="Arial"/>
@@ -4017,7 +4022,7 @@
           <w:t>&lt; 0.001</w:t>
         </w:r>
       </w:ins>
-      <w:del w:id="181" w:author="Linh Dang" w:date="2026-06-17T19:26:07Z">
+      <w:del w:id="180" w:author="Linh Dang" w:date="2026-06-17T19:26:07Z">
         <w:r>
           <w:rPr>
             <w:rFonts w:cs="Arial" w:ascii="Arial" w:hAnsi="Arial"/>
@@ -4031,7 +4036,7 @@
         </w:rPr>
         <w:t xml:space="preserve"> ,Figure 2.</w:t>
       </w:r>
-      <w:ins w:id="182" w:author="Linh Dang" w:date="2026-06-17T19:25:48Z">
+      <w:ins w:id="181" w:author="Linh Dang" w:date="2026-06-17T19:25:48Z">
         <w:r>
           <w:rPr>
             <w:rFonts w:cs="Arial" w:ascii="Arial" w:hAnsi="Arial"/>
@@ -4039,7 +4044,7 @@
           <w:t>B</w:t>
         </w:r>
       </w:ins>
-      <w:del w:id="183" w:author="Linh Dang" w:date="2026-06-17T19:25:46Z">
+      <w:del w:id="182" w:author="Linh Dang" w:date="2026-06-17T19:25:46Z">
         <w:r>
           <w:rPr>
             <w:rFonts w:cs="Arial" w:ascii="Arial" w:hAnsi="Arial"/>
@@ -4053,7 +4058,7 @@
         </w:rPr>
         <w:t>). In line with this results, beta diversity revealed significant clustering by LPs identity (</w:t>
       </w:r>
-      <w:ins w:id="184" w:author="Linh Dang" w:date="2026-07-09T16:35:19Z">
+      <w:ins w:id="183" w:author="Linh Dang" w:date="2026-07-09T16:35:19Z">
         <w:r>
           <w:rPr>
             <w:rFonts w:cs="Arial" w:ascii="Arial" w:hAnsi="Arial"/>
@@ -4065,7 +4070,7 @@
         <w:rPr/>
         <w:commentReference w:id="31"/>
       </w:r>
-      <w:ins w:id="185" w:author="Linh Dang" w:date="2026-06-11T09:50:53Z">
+      <w:ins w:id="184" w:author="Linh Dang" w:date="2026-06-11T09:50:53Z">
         <w:r>
           <w:rPr/>
           <w:commentReference w:id="32"/>
@@ -4077,7 +4082,7 @@
         </w:rPr>
         <w:t xml:space="preserve">), with no significant effect of </w:t>
       </w:r>
-      <w:ins w:id="186" w:author="Linh Dang" w:date="2026-07-09T16:36:24Z">
+      <w:ins w:id="185" w:author="Linh Dang" w:date="2026-07-09T16:36:24Z">
         <w:r>
           <w:rPr>
             <w:rFonts w:cs="Arial" w:ascii="Arial" w:hAnsi="Arial"/>
@@ -4091,7 +4096,7 @@
         </w:rPr>
         <w:t>environment</w:t>
       </w:r>
-      <w:ins w:id="187" w:author="Linh Dang" w:date="2026-07-09T16:36:33Z">
+      <w:ins w:id="186" w:author="Linh Dang" w:date="2026-07-09T16:36:33Z">
         <w:r>
           <w:rPr>
             <w:rFonts w:cs="Arial" w:ascii="Arial" w:hAnsi="Arial"/>
@@ -4099,7 +4104,7 @@
           <w:t>s</w:t>
         </w:r>
       </w:ins>
-      <w:del w:id="188" w:author="Linh Dang" w:date="2026-07-09T16:36:39Z">
+      <w:del w:id="187" w:author="Linh Dang" w:date="2026-07-09T16:36:39Z">
         <w:r>
           <w:rPr>
             <w:rFonts w:cs="Arial" w:ascii="Arial" w:hAnsi="Arial"/>
@@ -4113,7 +4118,7 @@
         </w:rPr>
         <w:t xml:space="preserve"> (</w:t>
       </w:r>
-      <w:del w:id="189" w:author="Linh Dang" w:date="2026-07-10T12:48:40Z">
+      <w:del w:id="188" w:author="Linh Dang" w:date="2026-07-10T12:48:40Z">
         <w:r>
           <w:rPr>
             <w:rFonts w:cs="Arial" w:ascii="Arial" w:hAnsi="Arial"/>
@@ -4121,7 +4126,7 @@
           <w:delText>p-value = 0.</w:delText>
         </w:r>
       </w:del>
-      <w:del w:id="190" w:author="Linh Dang" w:date="2026-07-09T16:37:47Z">
+      <w:del w:id="189" w:author="Linh Dang" w:date="2026-07-09T16:37:47Z">
         <w:r>
           <w:rPr>
             <w:rFonts w:cs="Arial" w:ascii="Arial" w:hAnsi="Arial"/>
@@ -4135,7 +4140,7 @@
         </w:rPr>
         <w:t>; Fig. 2.</w:t>
       </w:r>
-      <w:ins w:id="191" w:author="Linh Dang" w:date="2026-06-17T19:28:38Z">
+      <w:ins w:id="190" w:author="Linh Dang" w:date="2026-06-17T19:28:38Z">
         <w:r>
           <w:rPr>
             <w:rFonts w:cs="Arial" w:ascii="Arial" w:hAnsi="Arial"/>
@@ -4143,23 +4148,23 @@
           <w:t>C</w:t>
         </w:r>
       </w:ins>
+      <w:del w:id="191" w:author="Linh Dang" w:date="2026-06-17T19:28:32Z">
+        <w:r>
+          <w:rPr>
+            <w:rFonts w:cs="Arial" w:ascii="Arial" w:hAnsi="Arial"/>
+          </w:rPr>
+          <w:delText>3</w:delText>
+        </w:r>
+      </w:del>
       <w:del w:id="192" w:author="Linh Dang" w:date="2026-06-17T19:28:32Z">
         <w:r>
           <w:rPr>
             <w:rFonts w:cs="Arial" w:ascii="Arial" w:hAnsi="Arial"/>
           </w:rPr>
-          <w:delText>3</w:delText>
+          <w:commentReference w:id="33"/>
         </w:r>
       </w:del>
-      <w:del w:id="193" w:author="Linh Dang" w:date="2026-06-17T19:28:32Z">
-        <w:r>
-          <w:rPr>
-            <w:rFonts w:cs="Arial" w:ascii="Arial" w:hAnsi="Arial"/>
-          </w:rPr>
-          <w:commentReference w:id="33"/>
-        </w:r>
-      </w:del>
-      <w:ins w:id="194" w:author="Linh Dang" w:date="2026-07-10T12:48:44Z">
+      <w:ins w:id="193" w:author="Linh Dang" w:date="2026-07-10T12:48:44Z">
         <w:r>
           <w:rPr>
             <w:rFonts w:cs="Arial" w:ascii="Arial" w:hAnsi="Arial"/>
@@ -4173,7 +4178,7 @@
         </w:rPr>
         <w:t xml:space="preserve">). </w:t>
       </w:r>
-      <w:ins w:id="195" w:author="Linh Dang" w:date="2026-07-10T12:55:56Z">
+      <w:ins w:id="194" w:author="Linh Dang" w:date="2026-07-10T12:55:56Z">
         <w:r>
           <w:rPr>
             <w:rFonts w:cs="Arial" w:ascii="Arial" w:hAnsi="Arial"/>
@@ -4187,7 +4192,7 @@
         </w:rPr>
         <w:t xml:space="preserve"> </w:t>
       </w:r>
-      <w:ins w:id="196" w:author="Linh Dang" w:date="2026-07-09T17:01:04Z">
+      <w:ins w:id="195" w:author="Linh Dang" w:date="2026-07-09T17:01:04Z">
         <w:r>
           <w:rPr>
             <w:rFonts w:cs="Arial" w:ascii="Arial" w:hAnsi="Arial"/>
@@ -4201,7 +4206,7 @@
         </w:rPr>
         <w:t>indicat</w:t>
       </w:r>
-      <w:ins w:id="197" w:author="Linh Dang" w:date="2026-07-09T17:01:14Z">
+      <w:ins w:id="196" w:author="Linh Dang" w:date="2026-07-09T17:01:14Z">
         <w:r>
           <w:rPr>
             <w:rFonts w:cs="Arial" w:ascii="Arial" w:hAnsi="Arial"/>
@@ -4209,7 +4214,7 @@
           <w:t>es</w:t>
         </w:r>
       </w:ins>
-      <w:del w:id="198" w:author="Linh Dang" w:date="2026-07-09T17:01:14Z">
+      <w:del w:id="197" w:author="Linh Dang" w:date="2026-07-09T17:01:14Z">
         <w:r>
           <w:rPr>
             <w:rFonts w:cs="Arial" w:ascii="Arial" w:hAnsi="Arial"/>
@@ -4232,10 +4237,10 @@
         <w:rPr>
           <w:b/>
           <w:bCs/>
-          <w:ins w:id="200" w:author="Linh Dang" w:date="2026-07-10T08:52:04Z"/>
-        </w:rPr>
-      </w:pPr>
-      <w:ins w:id="199" w:author="Linh Dang" w:date="2026-07-10T08:52:04Z">
+          <w:ins w:id="199" w:author="Linh Dang" w:date="2026-07-10T08:52:04Z"/>
+        </w:rPr>
+      </w:pPr>
+      <w:ins w:id="198" w:author="Linh Dang" w:date="2026-07-10T08:52:04Z">
         <w:r>
           <w:rPr>
             <w:rFonts w:cs="Arial" w:ascii="Arial" w:hAnsi="Arial"/>
@@ -4255,7 +4260,7 @@
           <w:rFonts w:ascii="Arial" w:hAnsi="Arial" w:cs="Arial"/>
         </w:rPr>
       </w:pPr>
-      <w:ins w:id="201" w:author="Linh Dang" w:date="2026-07-10T13:13:04Z">
+      <w:ins w:id="200" w:author="Linh Dang" w:date="2026-07-10T13:13:04Z">
         <w:r>
           <w:rPr>
             <w:rFonts w:cs="Arial" w:ascii="Arial" w:hAnsi="Arial"/>
@@ -4269,7 +4274,7 @@
         </w:rPr>
         <w:t xml:space="preserve"> These analyses identified a set of taxa consistently enriched under bench conditions, consistent with human skin and oral commensals introduced during opening bench handling (Figure 2.</w:t>
       </w:r>
-      <w:del w:id="202" w:author="Linh Dang" w:date="2026-07-10T08:58:42Z">
+      <w:del w:id="201" w:author="Linh Dang" w:date="2026-07-10T08:58:42Z">
         <w:r>
           <w:rPr>
             <w:rFonts w:cs="Arial" w:ascii="Arial" w:hAnsi="Arial"/>
@@ -4277,7 +4282,7 @@
           <w:delText>4</w:delText>
         </w:r>
       </w:del>
-      <w:ins w:id="203" w:author="Linh Dang" w:date="2026-07-10T08:58:38Z">
+      <w:ins w:id="202" w:author="Linh Dang" w:date="2026-07-10T08:58:38Z">
         <w:r>
           <w:rPr>
             <w:rFonts w:cs="Arial" w:ascii="Arial" w:hAnsi="Arial"/>
@@ -4285,7 +4290,7 @@
           <w:t>D</w:t>
         </w:r>
       </w:ins>
-      <w:ins w:id="204" w:author="Linh Dang" w:date="2026-07-10T13:13:46Z">
+      <w:ins w:id="203" w:author="Linh Dang" w:date="2026-07-10T13:13:46Z">
         <w:r>
           <w:rPr>
             <w:rFonts w:cs="Arial" w:ascii="Arial" w:hAnsi="Arial"/>
@@ -4293,7 +4298,7 @@
           <w:t xml:space="preserve">, a full list of significant </w:t>
         </w:r>
       </w:ins>
-      <w:ins w:id="205" w:author="Linh Dang" w:date="2026-07-10T13:14:47Z">
+      <w:ins w:id="204" w:author="Linh Dang" w:date="2026-07-10T13:14:47Z">
         <w:r>
           <w:rPr>
             <w:rFonts w:cs="Arial" w:ascii="Arial" w:hAnsi="Arial"/>
@@ -4301,7 +4306,7 @@
           <w:t>differential abundant species is available in the Supplementary</w:t>
         </w:r>
       </w:ins>
-      <w:del w:id="206" w:author="Linh Dang" w:date="2026-07-10T08:58:35Z">
+      <w:del w:id="205" w:author="Linh Dang" w:date="2026-07-10T08:58:35Z">
         <w:r>
           <w:rPr>
             <w:rFonts w:cs="Arial" w:ascii="Arial" w:hAnsi="Arial"/>
@@ -4397,7 +4402,7 @@
         </w:rPr>
         <w:t xml:space="preserve">3. </w:t>
       </w:r>
-      <w:del w:id="207" w:author="Linh Dang" w:date="2026-07-06T12:37:23Z">
+      <w:del w:id="206" w:author="Linh Dang" w:date="2026-07-06T12:37:23Z">
         <w:r>
           <w:rPr>
             <w:rFonts w:cs="Arial" w:ascii="Arial" w:hAnsi="Arial"/>
@@ -4405,7 +4410,7 @@
           <w:delText xml:space="preserve">Benchmarking of </w:delText>
         </w:r>
       </w:del>
-      <w:del w:id="208" w:author="Linh Dang" w:date="2026-07-10T09:20:08Z">
+      <w:del w:id="207" w:author="Linh Dang" w:date="2026-07-10T09:20:08Z">
         <w:r>
           <w:rPr>
             <w:rFonts w:cs="Arial" w:ascii="Arial" w:hAnsi="Arial"/>
@@ -4413,7 +4418,7 @@
           <w:delText>Decontamination Methods</w:delText>
         </w:r>
       </w:del>
-      <w:ins w:id="209" w:author="Linh Dang" w:date="2026-07-10T09:20:13Z">
+      <w:ins w:id="208" w:author="Linh Dang" w:date="2026-07-10T09:20:13Z">
         <w:r>
           <w:rPr>
             <w:rFonts w:cs="Arial" w:ascii="Arial" w:hAnsi="Arial"/>
@@ -4459,7 +4464,7 @@
         </w:rPr>
         <w:t xml:space="preserve"> In light of the low-biomass environment, the assessment of intratumoral microbes is susceptible to the presence of ubiquitous contaminants. To this end, a thorough decontamination approach is necessary to disentangle contaminants from true signals. To identify the most robust method</w:t>
       </w:r>
-      <w:ins w:id="210" w:author="Linh Dang" w:date="2026-07-10T15:50:53Z">
+      <w:ins w:id="209" w:author="Linh Dang" w:date="2026-07-10T15:50:53Z">
         <w:r>
           <w:rPr>
             <w:rFonts w:cs="Arial" w:ascii="Arial" w:hAnsi="Arial"/>
@@ -4473,7 +4478,7 @@
         </w:rPr>
         <w:t xml:space="preserve"> we performed benchmarking experiments applying four decontamination strategies, including restrictive filtering, Decontam R package (6), SCRuB (2), and </w:t>
       </w:r>
-      <w:ins w:id="211" w:author="Linh Dang" w:date="2026-07-10T15:49:30Z">
+      <w:ins w:id="210" w:author="Linh Dang" w:date="2026-07-10T15:49:30Z">
         <w:r>
           <w:rPr>
             <w:rFonts w:cs="Arial" w:ascii="Arial" w:hAnsi="Arial"/>
@@ -4487,7 +4492,7 @@
         </w:rPr>
         <w:t>Nj procedure (7)</w:t>
       </w:r>
-      <w:ins w:id="212" w:author="Linh Dang" w:date="2026-07-10T15:50:09Z">
+      <w:ins w:id="211" w:author="Linh Dang" w:date="2026-07-10T15:50:09Z">
         <w:r>
           <w:rPr>
             <w:rFonts w:cs="Arial" w:ascii="Arial" w:hAnsi="Arial"/>
@@ -4523,15 +4528,15 @@
         </w:rPr>
         <w:t>).</w:t>
       </w:r>
+      <w:ins w:id="212" w:author="Linh Dang" w:date="2026-07-10T16:10:56Z">
+        <w:r>
+          <w:rPr>
+            <w:rFonts w:cs="Arial" w:ascii="Arial" w:hAnsi="Arial"/>
+          </w:rPr>
+          <w:t xml:space="preserve"> </w:t>
+        </w:r>
+      </w:ins>
       <w:ins w:id="213" w:author="Linh Dang" w:date="2026-07-10T16:10:56Z">
-        <w:r>
-          <w:rPr>
-            <w:rFonts w:cs="Arial" w:ascii="Arial" w:hAnsi="Arial"/>
-          </w:rPr>
-          <w:t xml:space="preserve"> </w:t>
-        </w:r>
-      </w:ins>
-      <w:ins w:id="214" w:author="Linh Dang" w:date="2026-07-10T16:10:56Z">
         <w:r>
           <w:rPr>
             <w:rFonts w:eastAsia="Aptos" w:cs="Arial" w:ascii="Arial" w:hAnsi="Arial" w:eastAsiaTheme="minorHAnsi"/>
@@ -4544,7 +4549,7 @@
           <w:t>Notably</w:t>
         </w:r>
       </w:ins>
-      <w:ins w:id="215" w:author="Linh Dang" w:date="2026-07-10T16:10:56Z">
+      <w:ins w:id="214" w:author="Linh Dang" w:date="2026-07-10T16:10:56Z">
         <w:r>
           <w:rPr>
             <w:rFonts w:cs="Arial" w:ascii="Arial" w:hAnsi="Arial"/>
@@ -4552,15 +4557,15 @@
           <w:t xml:space="preserve">, </w:t>
         </w:r>
       </w:ins>
+      <w:ins w:id="215" w:author="Linh Dang" w:date="2026-07-10T16:34:17Z">
+        <w:r>
+          <w:rPr>
+            <w:rFonts w:cs="Arial" w:ascii="Arial" w:hAnsi="Arial"/>
+          </w:rPr>
+          <w:t xml:space="preserve">the decontamination benchmarking utilizing </w:t>
+        </w:r>
+      </w:ins>
       <w:ins w:id="216" w:author="Linh Dang" w:date="2026-07-10T16:34:17Z">
-        <w:r>
-          <w:rPr>
-            <w:rFonts w:cs="Arial" w:ascii="Arial" w:hAnsi="Arial"/>
-          </w:rPr>
-          <w:t xml:space="preserve">the decontamination benchmarking utilizing </w:t>
-        </w:r>
-      </w:ins>
-      <w:ins w:id="217" w:author="Linh Dang" w:date="2026-07-10T16:34:17Z">
         <w:r>
           <w:rPr>
             <w:rFonts w:eastAsia="Aptos" w:cs="Arial" w:ascii="Arial" w:hAnsi="Arial" w:eastAsiaTheme="minorHAnsi"/>
@@ -4573,7 +4578,7 @@
           <w:t>presumed ground truth has been reported elsewhere [SCRuB paper]. Nevertheless,</w:t>
         </w:r>
       </w:ins>
-      <w:ins w:id="218" w:author="Linh Dang" w:date="2026-07-10T16:43:11Z">
+      <w:ins w:id="217" w:author="Linh Dang" w:date="2026-07-10T16:43:11Z">
         <w:r>
           <w:rPr>
             <w:rFonts w:eastAsia="Aptos" w:cs="Arial" w:ascii="Arial" w:hAnsi="Arial" w:eastAsiaTheme="minorHAnsi"/>
@@ -4586,7 +4591,7 @@
           <w:t xml:space="preserve"> in</w:t>
         </w:r>
       </w:ins>
-      <w:ins w:id="219" w:author="Linh Dang" w:date="2026-07-10T16:17:07Z">
+      <w:ins w:id="218" w:author="Linh Dang" w:date="2026-07-10T16:17:07Z">
         <w:r>
           <w:rPr>
             <w:rFonts w:cs="Arial" w:ascii="Arial" w:hAnsi="Arial"/>
@@ -4594,7 +4599,7 @@
           <w:t xml:space="preserve"> extreme low-biomass setting </w:t>
         </w:r>
       </w:ins>
-      <w:ins w:id="220" w:author="Linh Dang" w:date="2026-07-10T16:36:51Z">
+      <w:ins w:id="219" w:author="Linh Dang" w:date="2026-07-10T16:36:51Z">
         <w:r>
           <w:rPr>
             <w:rFonts w:cs="Arial" w:ascii="Arial" w:hAnsi="Arial"/>
@@ -4602,7 +4607,7 @@
           <w:t xml:space="preserve">such as PDAC intratumoral microbiome samples, </w:t>
         </w:r>
       </w:ins>
-      <w:ins w:id="221" w:author="Linh Dang" w:date="2026-07-10T16:38:07Z">
+      <w:ins w:id="220" w:author="Linh Dang" w:date="2026-07-10T16:38:07Z">
         <w:r>
           <w:rPr>
             <w:rFonts w:cs="Arial" w:ascii="Arial" w:hAnsi="Arial"/>
@@ -4610,15 +4615,15 @@
           <w:t>the assumption of a predetermined bacterial composition</w:t>
         </w:r>
       </w:ins>
+      <w:ins w:id="221" w:author="Linh Dang" w:date="2026-07-10T16:39:12Z">
+        <w:r>
+          <w:rPr>
+            <w:rFonts w:cs="Arial" w:ascii="Arial" w:hAnsi="Arial"/>
+          </w:rPr>
+          <w:t xml:space="preserve"> may not be hold. Thus, there is a need to </w:t>
+        </w:r>
+      </w:ins>
       <w:ins w:id="222" w:author="Linh Dang" w:date="2026-07-10T16:39:12Z">
-        <w:r>
-          <w:rPr>
-            <w:rFonts w:cs="Arial" w:ascii="Arial" w:hAnsi="Arial"/>
-          </w:rPr>
-          <w:t xml:space="preserve"> may not be hold. Thus, there is a need to </w:t>
-        </w:r>
-      </w:ins>
-      <w:ins w:id="223" w:author="Linh Dang" w:date="2026-07-10T16:39:12Z">
         <w:r>
           <w:rPr>
             <w:rFonts w:eastAsia="Aptos" w:cs="Arial" w:ascii="Arial" w:hAnsi="Arial" w:eastAsiaTheme="minorHAnsi"/>
@@ -4631,7 +4636,7 @@
           <w:t>develop</w:t>
         </w:r>
       </w:ins>
-      <w:ins w:id="224" w:author="Linh Dang" w:date="2026-07-10T16:39:12Z">
+      <w:ins w:id="223" w:author="Linh Dang" w:date="2026-07-10T16:39:12Z">
         <w:r>
           <w:rPr>
             <w:rFonts w:cs="Arial" w:ascii="Arial" w:hAnsi="Arial"/>
@@ -4639,7 +4644,7 @@
           <w:t xml:space="preserve"> benchmarking approaches </w:t>
         </w:r>
       </w:ins>
-      <w:ins w:id="225" w:author="Linh Dang" w:date="2026-07-10T16:44:28Z">
+      <w:ins w:id="224" w:author="Linh Dang" w:date="2026-07-10T16:44:28Z">
         <w:r>
           <w:rPr>
             <w:rFonts w:cs="Arial" w:ascii="Arial" w:hAnsi="Arial"/>
@@ -4647,7 +4652,7 @@
           <w:t>that does not rely on</w:t>
         </w:r>
       </w:ins>
-      <w:ins w:id="226" w:author="Linh Dang" w:date="2026-07-10T16:40:14Z">
+      <w:ins w:id="225" w:author="Linh Dang" w:date="2026-07-10T16:40:14Z">
         <w:r>
           <w:rPr>
             <w:rFonts w:cs="Arial" w:ascii="Arial" w:hAnsi="Arial"/>
@@ -4655,7 +4660,7 @@
           <w:t xml:space="preserve"> the ground truth</w:t>
         </w:r>
       </w:ins>
-      <w:ins w:id="227" w:author="Linh Dang" w:date="2026-07-10T16:21:22Z">
+      <w:ins w:id="226" w:author="Linh Dang" w:date="2026-07-10T16:21:22Z">
         <w:r>
           <w:rPr>
             <w:rFonts w:cs="Arial" w:ascii="Arial" w:hAnsi="Arial"/>
@@ -4669,7 +4674,7 @@
         </w:rPr>
         <w:t xml:space="preserve"> </w:t>
       </w:r>
-      <w:del w:id="228" w:author="Linh Dang" w:date="2026-07-10T16:10:49Z">
+      <w:del w:id="227" w:author="Linh Dang" w:date="2026-07-10T16:10:49Z">
         <w:r>
           <w:rPr>
             <w:rFonts w:cs="Arial" w:ascii="Arial" w:hAnsi="Arial"/>
@@ -4685,10 +4690,10 @@
         <w:jc w:val="both"/>
         <w:rPr>
           <w:rFonts w:ascii="Arial" w:hAnsi="Arial" w:cs="Arial"/>
-          <w:ins w:id="230" w:author="Linh Dang" w:date="2026-07-10T16:48:36Z"/>
-        </w:rPr>
-      </w:pPr>
-      <w:ins w:id="229" w:author="Linh Dang" w:date="2026-07-10T16:53:42Z">
+          <w:ins w:id="229" w:author="Linh Dang" w:date="2026-07-10T16:48:36Z"/>
+        </w:rPr>
+      </w:pPr>
+      <w:ins w:id="228" w:author="Linh Dang" w:date="2026-07-10T16:53:42Z">
         <w:r>
           <w:rPr>
             <w:rFonts w:cs="Arial" w:ascii="Arial" w:hAnsi="Arial"/>
@@ -4706,7 +4711,7 @@
           <w:rFonts w:ascii="Arial" w:hAnsi="Arial" w:cs="Arial"/>
         </w:rPr>
       </w:pPr>
-      <w:ins w:id="231" w:author="Linh Dang" w:date="2026-07-10T16:48:36Z">
+      <w:ins w:id="230" w:author="Linh Dang" w:date="2026-07-10T16:48:36Z">
         <w:r>
           <w:rPr>
             <w:rFonts w:cs="Arial" w:ascii="Arial" w:hAnsi="Arial"/>
@@ -4714,7 +4719,7 @@
           <w:t>In the first approach, we leverage the long</w:t>
         </w:r>
       </w:ins>
-      <w:ins w:id="232" w:author="Linh Dang" w:date="2026-07-10T16:49:43Z">
+      <w:ins w:id="231" w:author="Linh Dang" w:date="2026-07-10T16:49:43Z">
         <w:r>
           <w:rPr>
             <w:rFonts w:cs="Arial" w:ascii="Arial" w:hAnsi="Arial"/>
@@ -4722,7 +4727,7 @@
           <w:t xml:space="preserve">itudinal contamination survey described above </w:t>
         </w:r>
       </w:ins>
-      <w:ins w:id="233" w:author="Linh Dang" w:date="2026-07-10T16:51:19Z">
+      <w:ins w:id="232" w:author="Linh Dang" w:date="2026-07-10T16:51:19Z">
         <w:r>
           <w:rPr>
             <w:rFonts w:cs="Arial" w:ascii="Arial" w:hAnsi="Arial"/>
@@ -4730,7 +4735,7 @@
           <w:t xml:space="preserve">as a lab-specific contamination background (CB) for the assessment. Specifically, a bacterial profile, before or after a certain decontamination, along with CB will be used to calculate a corresponding composite score which simultaneously  rewards the removal of contaminant taxa in CB while prevents the </w:t>
         </w:r>
       </w:ins>
-      <w:ins w:id="234" w:author="Linh Dang" w:date="2026-07-10T17:00:13Z">
+      <w:ins w:id="233" w:author="Linh Dang" w:date="2026-07-10T17:00:13Z">
         <w:r>
           <w:rPr>
             <w:rFonts w:cs="Arial" w:ascii="Arial" w:hAnsi="Arial"/>
@@ -4738,7 +4743,7 @@
           <w:t xml:space="preserve">excessive removal of the true taxa (see Methods and Supplementary for technical details). </w:t>
         </w:r>
       </w:ins>
-      <w:ins w:id="235" w:author="Linh Dang" w:date="2026-07-10T16:51:19Z">
+      <w:ins w:id="234" w:author="Linh Dang" w:date="2026-07-10T16:51:19Z">
         <w:r>
           <w:rPr>
             <w:rFonts w:cs="Arial" w:ascii="Arial" w:hAnsi="Arial"/>
@@ -4746,29 +4751,29 @@
           <w:t xml:space="preserve"> </w:t>
         </w:r>
       </w:ins>
+      <w:ins w:id="235" w:author="Linh Dang" w:date="2026-07-10T17:12:53Z">
+        <w:r>
+          <w:rPr>
+            <w:rFonts w:cs="Arial" w:ascii="Arial" w:hAnsi="Arial"/>
+          </w:rPr>
+          <w:t xml:space="preserve">Scores were computed per sample, and methods were compared using a </w:t>
+        </w:r>
+      </w:ins>
       <w:ins w:id="236" w:author="Linh Dang" w:date="2026-07-10T17:12:53Z">
-        <w:r>
-          <w:rPr>
-            <w:rFonts w:cs="Arial" w:ascii="Arial" w:hAnsi="Arial"/>
-          </w:rPr>
-          <w:t xml:space="preserve">Scores were computed per sample, and methods were compared using a </w:t>
-        </w:r>
-      </w:ins>
+        <w:commentRangeStart w:id="37"/>
+        <w:r>
+          <w:rPr>
+            <w:rFonts w:cs="Arial" w:ascii="Arial" w:hAnsi="Arial"/>
+          </w:rPr>
+          <w:t>paired Wilcox test</w:t>
+        </w:r>
+      </w:ins>
+      <w:r>
+        <w:rPr>
+          <w:rFonts w:cs="Arial" w:ascii="Arial" w:hAnsi="Arial"/>
+        </w:rPr>
+      </w:r>
       <w:ins w:id="237" w:author="Linh Dang" w:date="2026-07-10T17:12:53Z">
-        <w:commentRangeStart w:id="37"/>
-        <w:r>
-          <w:rPr>
-            <w:rFonts w:cs="Arial" w:ascii="Arial" w:hAnsi="Arial"/>
-          </w:rPr>
-          <w:t>paired Wilcox test</w:t>
-        </w:r>
-      </w:ins>
-      <w:r>
-        <w:rPr>
-          <w:rFonts w:cs="Arial" w:ascii="Arial" w:hAnsi="Arial"/>
-        </w:rPr>
-      </w:r>
-      <w:ins w:id="238" w:author="Linh Dang" w:date="2026-07-10T17:12:53Z">
         <w:commentRangeEnd w:id="37"/>
         <w:r>
           <w:commentReference w:id="37"/>
@@ -4790,7 +4795,7 @@
           <w:rFonts w:ascii="Arial" w:hAnsi="Arial" w:cs="Arial"/>
         </w:rPr>
       </w:pPr>
-      <w:del w:id="239" w:author="Linh Dang" w:date="2026-07-06T11:06:38Z">
+      <w:del w:id="238" w:author="Linh Dang" w:date="2026-07-06T11:06:38Z">
         <w:r>
           <w:rPr>
             <w:rFonts w:cs="Arial" w:ascii="Arial" w:hAnsi="Arial"/>
@@ -4798,7 +4803,7 @@
           <w:delText>Firstly</w:delText>
         </w:r>
       </w:del>
-      <w:del w:id="240" w:author="Linh Dang" w:date="2026-07-10T17:10:52Z">
+      <w:del w:id="239" w:author="Linh Dang" w:date="2026-07-10T17:10:52Z">
         <w:r>
           <w:rPr>
             <w:rFonts w:cs="Arial" w:ascii="Arial" w:hAnsi="Arial"/>
@@ -4806,7 +4811,7 @@
           <w:delText xml:space="preserve">, a comparison was made between decontamination data sets </w:delText>
         </w:r>
       </w:del>
-      <w:del w:id="241" w:author="Linh Dang" w:date="2026-07-06T11:05:43Z">
+      <w:del w:id="240" w:author="Linh Dang" w:date="2026-07-06T11:05:43Z">
         <w:r>
           <w:rPr>
             <w:rFonts w:cs="Arial" w:ascii="Arial" w:hAnsi="Arial"/>
@@ -4814,7 +4819,7 @@
           <w:delText>and the</w:delText>
         </w:r>
       </w:del>
-      <w:del w:id="242" w:author="Linh Dang" w:date="2026-07-10T17:10:52Z">
+      <w:del w:id="241" w:author="Linh Dang" w:date="2026-07-10T17:10:52Z">
         <w:r>
           <w:rPr>
             <w:rFonts w:cs="Arial" w:ascii="Arial" w:hAnsi="Arial"/>
@@ -4822,7 +4827,7 @@
           <w:delText xml:space="preserve"> longitudinally </w:delText>
         </w:r>
       </w:del>
-      <w:del w:id="243" w:author="Linh Dang" w:date="2026-07-06T11:06:09Z">
+      <w:del w:id="242" w:author="Linh Dang" w:date="2026-07-06T11:06:09Z">
         <w:r>
           <w:rPr>
             <w:rFonts w:cs="Arial" w:ascii="Arial" w:hAnsi="Arial"/>
@@ -4830,7 +4835,7 @@
           <w:delText>derived</w:delText>
         </w:r>
       </w:del>
-      <w:del w:id="244" w:author="Linh Dang" w:date="2026-07-10T17:10:52Z">
+      <w:del w:id="243" w:author="Linh Dang" w:date="2026-07-10T17:10:52Z">
         <w:r>
           <w:rPr>
             <w:rFonts w:cs="Arial" w:ascii="Arial" w:hAnsi="Arial"/>
@@ -4838,7 +4843,7 @@
           <w:delText xml:space="preserve"> contaminant profile. </w:delText>
         </w:r>
       </w:del>
-      <w:del w:id="245" w:author="Linh Dang" w:date="2026-07-06T11:07:25Z">
+      <w:del w:id="244" w:author="Linh Dang" w:date="2026-07-06T11:07:25Z">
         <w:r>
           <w:rPr>
             <w:rFonts w:cs="Arial" w:ascii="Arial" w:hAnsi="Arial"/>
@@ -4846,7 +4851,7 @@
           <w:delText>Secondly</w:delText>
         </w:r>
       </w:del>
-      <w:del w:id="246" w:author="Linh Dang" w:date="2026-07-10T17:10:52Z">
+      <w:del w:id="245" w:author="Linh Dang" w:date="2026-07-10T17:10:52Z">
         <w:r>
           <w:rPr>
             <w:rFonts w:cs="Arial" w:ascii="Arial" w:hAnsi="Arial"/>
@@ -4864,7 +4869,7 @@
           <w:rFonts w:ascii="Arial" w:hAnsi="Arial" w:cs="Arial"/>
         </w:rPr>
       </w:pPr>
-      <w:del w:id="247" w:author="Linh Dang" w:date="2026-07-06T12:42:20Z">
+      <w:del w:id="246" w:author="Linh Dang" w:date="2026-07-06T12:42:20Z">
         <w:r>
           <w:rPr>
             <w:rFonts w:cs="Arial" w:ascii="Arial" w:hAnsi="Arial"/>
@@ -4872,7 +4877,7 @@
           <w:delText xml:space="preserve">3.1 </w:delText>
         </w:r>
       </w:del>
-      <w:del w:id="248" w:author="Linh Dang" w:date="2026-07-10T16:53:36Z">
+      <w:del w:id="247" w:author="Linh Dang" w:date="2026-07-10T16:53:36Z">
         <w:r>
           <w:rPr>
             <w:rFonts w:cs="Arial" w:ascii="Arial" w:hAnsi="Arial"/>
@@ -4898,27 +4903,27 @@
         <w:rPr/>
         <w:commentReference w:id="39"/>
       </w:r>
-      <w:ins w:id="249" w:author="Linh Dang" w:date="2026-07-06T10:51:12Z">
+      <w:ins w:id="248" w:author="Linh Dang" w:date="2026-07-06T10:51:12Z">
         <w:r>
           <w:rPr/>
           <w:commentReference w:id="40"/>
         </w:r>
       </w:ins>
+      <w:del w:id="249" w:author="Linh Dang" w:date="2026-07-10T17:13:24Z">
+        <w:r>
+          <w:rPr>
+            <w:rFonts w:cs="Arial" w:ascii="Arial" w:hAnsi="Arial"/>
+          </w:rPr>
+          <w:delText xml:space="preserve">We leveraged the longitudinally derived contaminant profile from above mentioned experiments as a negative reference for evaluation and defined a composite score comprising two complementary components: yield and purity. First, yield is the proportion of putative significant taxa absent from the NCT survey over the number of observed species. On the other hand, purity is the proportion of NCT-absent taxa among all putative significant taxa over the total number of putative significant taxa. The composite score, which is the product of yield and purity, simultaneously rewards methods that exclude contaminant taxa while prevents excessive removal of true taxa (see Materials and Methods section for more details). Scores were computed per sample, and methods were compared using a </w:delText>
+        </w:r>
+      </w:del>
       <w:del w:id="250" w:author="Linh Dang" w:date="2026-07-10T17:13:24Z">
-        <w:r>
-          <w:rPr>
-            <w:rFonts w:cs="Arial" w:ascii="Arial" w:hAnsi="Arial"/>
-          </w:rPr>
-          <w:delText xml:space="preserve">We leveraged the longitudinally derived contaminant profile from above mentioned experiments as a negative reference for evaluation and defined a composite score comprising two complementary components: yield and purity. First, yield is the proportion of putative significant taxa absent from the NCT survey over the number of observed species. On the other hand, purity is the proportion of NCT-absent taxa among all putative significant taxa over the total number of putative significant taxa. The composite score, which is the product of yield and purity, simultaneously rewards methods that exclude contaminant taxa while prevents excessive removal of true taxa (see Materials and Methods section for more details). Scores were computed per sample, and methods were compared using a </w:delText>
-        </w:r>
-      </w:del>
-      <w:del w:id="251" w:author="Linh Dang" w:date="2026-07-10T17:13:24Z">
         <w:r>
           <w:rPr/>
           <w:commentReference w:id="41"/>
         </w:r>
       </w:del>
-      <w:del w:id="252" w:author="Linh Dang" w:date="2026-07-06T12:21:01Z">
+      <w:del w:id="251" w:author="Linh Dang" w:date="2026-07-06T12:21:01Z">
         <w:r>
           <w:rPr>
             <w:rFonts w:cs="Arial" w:ascii="Arial" w:hAnsi="Arial"/>
@@ -4930,7 +4935,29 @@
         <w:rPr>
           <w:rFonts w:cs="Arial" w:ascii="Arial" w:hAnsi="Arial"/>
         </w:rPr>
-        <w:t xml:space="preserve">. The Nj method achieved the highest composite score, significantly outperforming all alternatives (Figure 3A, </w:t>
+        <w:t>. The Nj method achieved the highest composite score, significantly outperforming all alternatives (Figure 3</w:t>
+      </w:r>
+      <w:ins w:id="252" w:author="Linh Dang" w:date="2026-07-14T16:36:14Z">
+        <w:r>
+          <w:rPr>
+            <w:rFonts w:cs="Arial" w:ascii="Arial" w:hAnsi="Arial"/>
+          </w:rPr>
+          <w:t>B</w:t>
+        </w:r>
+      </w:ins>
+      <w:del w:id="253" w:author="Linh Dang" w:date="2026-07-14T16:36:13Z">
+        <w:r>
+          <w:rPr>
+            <w:rFonts w:cs="Arial" w:ascii="Arial" w:hAnsi="Arial"/>
+          </w:rPr>
+          <w:delText>A</w:delText>
+        </w:r>
+      </w:del>
+      <w:r>
+        <w:rPr>
+          <w:rFonts w:cs="Arial" w:ascii="Arial" w:hAnsi="Arial"/>
+        </w:rPr>
+        <w:t xml:space="preserve">, </w:t>
       </w:r>
       <w:commentRangeStart w:id="42"/>
       <w:r>
@@ -4954,7 +4981,7 @@
         </w:rPr>
         <w:t>ND data scored lower than Nj and restrictive method, on the same level with Decontam method. Interestingly, the composite score from SCRuB is the smallest. Normally</w:t>
       </w:r>
-      <w:ins w:id="253" w:author="Linh Dang" w:date="2026-07-06T12:27:06Z">
+      <w:ins w:id="254" w:author="Linh Dang" w:date="2026-07-06T12:27:06Z">
         <w:r>
           <w:rPr>
             <w:rFonts w:cs="Arial" w:ascii="Arial" w:hAnsi="Arial"/>
@@ -4978,7 +5005,7 @@
           <w:rFonts w:ascii="Arial" w:hAnsi="Arial" w:cs="Arial"/>
         </w:rPr>
       </w:pPr>
-      <w:del w:id="254" w:author="Linh Dang" w:date="2026-07-11T13:32:43Z">
+      <w:del w:id="255" w:author="Linh Dang" w:date="2026-07-11T13:32:43Z">
         <w:bookmarkStart w:id="8" w:name="Xa7c9418a3093274042901cee60f54be18df6fee"/>
         <w:r>
           <w:rPr>
@@ -4987,14 +5014,14 @@
           <w:delText>These results were confirmed with datasets normalized with rarefaction (Supplemental figure …, supplemental table ….</w:delText>
         </w:r>
       </w:del>
-      <w:del w:id="255" w:author="Linh Dang" w:date="2026-07-11T13:32:43Z">
+      <w:del w:id="256" w:author="Linh Dang" w:date="2026-07-11T13:32:43Z">
         <w:bookmarkEnd w:id="8"/>
         <w:r>
           <w:rPr/>
           <w:commentReference w:id="43"/>
         </w:r>
       </w:del>
-      <w:del w:id="256" w:author="Linh Dang" w:date="2026-07-11T13:32:43Z">
+      <w:del w:id="257" w:author="Linh Dang" w:date="2026-07-11T13:32:43Z">
         <w:r>
           <w:rPr>
             <w:rFonts w:cs="Arial" w:ascii="Arial" w:hAnsi="Arial"/>
@@ -5002,13 +5029,13 @@
           <w:delText xml:space="preserve">). </w:delText>
         </w:r>
       </w:del>
-      <w:del w:id="257" w:author="Linh Dang" w:date="2026-07-11T13:32:43Z">
+      <w:del w:id="258" w:author="Linh Dang" w:date="2026-07-11T13:32:43Z">
         <w:r>
           <w:rPr/>
           <w:commentReference w:id="44"/>
         </w:r>
       </w:del>
-      <w:del w:id="258" w:author="Linh Dang" w:date="2026-07-11T13:32:43Z">
+      <w:del w:id="259" w:author="Linh Dang" w:date="2026-07-11T13:32:43Z">
         <w:r>
           <w:rPr/>
           <w:commentReference w:id="45"/>
@@ -5038,9 +5065,23 @@
         <w:rPr>
           <w:rFonts w:cs="Arial" w:ascii="Arial" w:hAnsi="Arial"/>
         </w:rPr>
-        <w:t>To provide an orthogonal validation controlling for the batch effect, we re-sequenced ten FF PDAC samples from KPC mice more than two years after initial sequencing from a different LP</w:t>
-      </w:r>
-      <w:ins w:id="259" w:author="Linh Dang" w:date="2026-07-11T14:10:32Z">
+        <w:t xml:space="preserve">To provide an orthogonal validation </w:t>
+      </w:r>
+      <w:del w:id="260" w:author="Linh Dang" w:date="2026-07-14T16:47:48Z">
+        <w:r>
+          <w:rPr>
+            <w:rFonts w:cs="Arial" w:ascii="Arial" w:hAnsi="Arial"/>
+          </w:rPr>
+          <w:delText>controlling for the batch effect</w:delText>
+        </w:r>
+      </w:del>
+      <w:r>
+        <w:rPr>
+          <w:rFonts w:cs="Arial" w:ascii="Arial" w:hAnsi="Arial"/>
+        </w:rPr>
+        <w:t>, we re-sequenced ten FF PDAC samples from KPC mice more than two years after initial sequencing from a different LP</w:t>
+      </w:r>
+      <w:ins w:id="261" w:author="Linh Dang" w:date="2026-07-11T14:10:32Z">
         <w:r>
           <w:rPr>
             <w:rFonts w:cs="Arial" w:ascii="Arial" w:hAnsi="Arial"/>
@@ -5070,7 +5111,7 @@
         </w:rPr>
         <w:t>Inter-replicate dissimilarity was quantified using Aitchison distance, with pairwise comparisons assessed by paired Wilcoxon signed-rank test. The Nj method obtained the smallest inter-replicate distances, indicating superior within sample consistency (figure 3</w:t>
       </w:r>
-      <w:ins w:id="260" w:author="Linh Dang" w:date="2026-07-13T11:46:31Z">
+      <w:ins w:id="262" w:author="Linh Dang" w:date="2026-07-13T11:46:31Z">
         <w:r>
           <w:rPr>
             <w:rFonts w:cs="Arial" w:ascii="Arial" w:hAnsi="Arial"/>
@@ -5078,7 +5119,7 @@
           <w:t>C</w:t>
         </w:r>
       </w:ins>
-      <w:del w:id="261" w:author="Linh Dang" w:date="2026-07-13T11:46:31Z">
+      <w:del w:id="263" w:author="Linh Dang" w:date="2026-07-13T11:46:31Z">
         <w:r>
           <w:rPr>
             <w:rFonts w:cs="Arial" w:ascii="Arial" w:hAnsi="Arial"/>
@@ -5099,7 +5140,7 @@
         </w:rPr>
         <w:t xml:space="preserve"> </w:t>
       </w:r>
-      <w:ins w:id="262" w:author="Linh Dang" w:date="2026-07-13T11:46:57Z">
+      <w:ins w:id="264" w:author="Linh Dang" w:date="2026-07-13T11:46:57Z">
         <w:r>
           <w:rPr>
             <w:rFonts w:cs="Arial" w:ascii="Arial" w:hAnsi="Arial"/>
@@ -5107,7 +5148,7 @@
           <w:t>tab T4</w:t>
         </w:r>
       </w:ins>
-      <w:del w:id="263" w:author="Linh Dang" w:date="2026-07-13T11:46:54Z">
+      <w:del w:id="265" w:author="Linh Dang" w:date="2026-07-13T11:46:54Z">
         <w:r>
           <w:rPr>
             <w:rFonts w:cs="Arial" w:ascii="Arial" w:hAnsi="Arial"/>
@@ -5146,7 +5187,7 @@
         </w:rPr>
         <w:t xml:space="preserve">We also validated the results with other distance metric such as </w:t>
       </w:r>
-      <w:ins w:id="264" w:author="Linh Dang" w:date="2026-07-13T11:45:13Z">
+      <w:ins w:id="266" w:author="Linh Dang" w:date="2026-07-13T11:45:13Z">
         <w:r>
           <w:rPr>
             <w:rFonts w:cs="Arial" w:ascii="Arial" w:hAnsi="Arial"/>
@@ -5160,7 +5201,7 @@
         </w:rPr>
         <w:t xml:space="preserve">Jaccard </w:t>
       </w:r>
-      <w:del w:id="265" w:author="Linh Dang" w:date="2026-07-13T11:45:02Z">
+      <w:del w:id="267" w:author="Linh Dang" w:date="2026-07-13T11:45:02Z">
         <w:r>
           <w:rPr>
             <w:rFonts w:cs="Arial" w:ascii="Arial" w:hAnsi="Arial"/>
@@ -5168,7 +5209,7 @@
           <w:delText xml:space="preserve">and various normalization methods </w:delText>
         </w:r>
       </w:del>
-      <w:del w:id="266" w:author="Linh Dang" w:date="2026-07-13T11:45:02Z">
+      <w:del w:id="268" w:author="Linh Dang" w:date="2026-07-13T11:45:02Z">
         <w:commentRangeStart w:id="47"/>
         <w:r>
           <w:rPr>
@@ -5182,15 +5223,13 @@
           <w:rFonts w:cs="Arial" w:ascii="Arial" w:hAnsi="Arial"/>
         </w:rPr>
       </w:r>
-      <w:ins w:id="267" w:author="Linh Dang" w:date="2026-07-13T11:47:33Z">
+      <w:ins w:id="269" w:author="Linh Dang" w:date="2026-07-13T11:47:33Z">
         <w:commentRangeEnd w:id="47"/>
         <w:r>
           <w:commentReference w:id="47"/>
         </w:r>
         <w:r>
-          <w:rPr>
-            <w:rFonts w:cs="Arial" w:ascii="Arial" w:hAnsi="Arial"/>
-          </w:rPr>
+          <w:rPr/>
           <w:commentReference w:id="48"/>
         </w:r>
       </w:ins>
@@ -5200,7 +5239,7 @@
         </w:rPr>
         <w:t>, result in similar pattern. (See supplemental figures S3.</w:t>
       </w:r>
-      <w:ins w:id="268" w:author="Linh Dang" w:date="2026-07-13T11:45:56Z">
+      <w:ins w:id="270" w:author="Linh Dang" w:date="2026-07-13T11:45:56Z">
         <w:r>
           <w:rPr>
             <w:rFonts w:cs="Arial" w:ascii="Arial" w:hAnsi="Arial"/>
@@ -5208,7 +5247,7 @@
           <w:t>C2</w:t>
         </w:r>
       </w:ins>
-      <w:del w:id="269" w:author="Linh Dang" w:date="2026-07-13T11:45:51Z">
+      <w:del w:id="271" w:author="Linh Dang" w:date="2026-07-13T11:45:51Z">
         <w:r>
           <w:rPr>
             <w:rFonts w:cs="Arial" w:ascii="Arial" w:hAnsi="Arial"/>
@@ -5232,10 +5271,10 @@
           </w:pPr>
         </w:pPrChange>
         <w:rPr>
-          <w:ins w:id="271" w:author="Linh Dang" w:date="2026-07-06T14:29:09Z"/>
-        </w:rPr>
-      </w:pPr>
-      <w:ins w:id="270" w:author="Linh Dang" w:date="2026-07-06T14:29:09Z">
+          <w:ins w:id="273" w:author="Linh Dang" w:date="2026-07-06T14:29:09Z"/>
+        </w:rPr>
+      </w:pPr>
+      <w:ins w:id="272" w:author="Linh Dang" w:date="2026-07-06T14:29:09Z">
         <w:r>
           <w:rPr/>
           <w:t>3.3 Test of Ratio</w:t>
@@ -5257,7 +5296,7 @@
         </w:rPr>
         <w:t>Furthermore, compositional overlap between replicas, measured as the fraction of shared taxa out of total detected taxa between two replicates</w:t>
       </w:r>
-      <w:ins w:id="272" w:author="Linh Dang" w:date="2026-07-13T17:32:23Z">
+      <w:ins w:id="274" w:author="Linh Dang" w:date="2026-07-13T17:32:23Z">
         <w:r>
           <w:rPr>
             <w:rFonts w:cs="Arial" w:ascii="Arial" w:hAnsi="Arial"/>
@@ -5271,7 +5310,7 @@
         </w:rPr>
         <w:t xml:space="preserve"> was also highest for Nj method (</w:t>
       </w:r>
-      <w:del w:id="273" w:author="Linh Dang" w:date="2026-07-13T13:55:34Z">
+      <w:del w:id="275" w:author="Linh Dang" w:date="2026-07-13T13:55:34Z">
         <w:r>
           <w:rPr>
             <w:rFonts w:cs="Arial" w:ascii="Arial" w:hAnsi="Arial"/>
@@ -5285,7 +5324,7 @@
         </w:rPr>
         <w:t>Figure 3</w:t>
       </w:r>
-      <w:ins w:id="274" w:author="Linh Dang" w:date="2026-07-13T11:49:23Z">
+      <w:ins w:id="276" w:author="Linh Dang" w:date="2026-07-13T11:49:23Z">
         <w:r>
           <w:rPr>
             <w:rFonts w:cs="Arial" w:ascii="Arial" w:hAnsi="Arial"/>
@@ -5293,7 +5332,7 @@
           <w:t>D</w:t>
         </w:r>
       </w:ins>
-      <w:del w:id="275" w:author="Linh Dang" w:date="2026-07-13T11:49:22Z">
+      <w:del w:id="277" w:author="Linh Dang" w:date="2026-07-13T11:49:22Z">
         <w:r>
           <w:rPr>
             <w:rFonts w:cs="Arial" w:ascii="Arial" w:hAnsi="Arial"/>
@@ -5307,7 +5346,7 @@
         </w:rPr>
         <w:t>). This measurement estimates the robustness of decontamination procedure</w:t>
       </w:r>
-      <w:ins w:id="276" w:author="Linh Dang" w:date="2026-07-13T17:36:25Z">
+      <w:ins w:id="278" w:author="Linh Dang" w:date="2026-07-13T17:36:25Z">
         <w:r>
           <w:rPr>
             <w:rFonts w:cs="Arial" w:ascii="Arial" w:hAnsi="Arial"/>
@@ -5321,28 +5360,12 @@
         </w:rPr>
         <w:t>. Notably, we excluded the extremely rare taxa</w:t>
       </w:r>
-      <w:ins w:id="277" w:author="Linh Dang" w:date="2026-07-13T17:36:53Z">
-        <w:r>
-          <w:rPr>
-            <w:rFonts w:cs="Arial" w:ascii="Arial" w:hAnsi="Arial"/>
-          </w:rPr>
-          <w:t xml:space="preserve"> </w:t>
-        </w:r>
-      </w:ins>
-      <w:ins w:id="278" w:author="Linh Dang" w:date="2026-07-13T17:36:53Z">
-        <w:r>
-          <w:rPr>
-            <w:rFonts w:cs="Arial" w:ascii="Arial" w:hAnsi="Arial"/>
-          </w:rPr>
-          <w:t>by applying</w:t>
-        </w:r>
-      </w:ins>
-      <w:ins w:id="279" w:author="Linh Dang" w:date="2026-07-13T17:57:05Z">
-        <w:r>
-          <w:rPr>
-            <w:rFonts w:cs="Arial" w:ascii="Arial" w:hAnsi="Arial"/>
-          </w:rPr>
-          <w:t xml:space="preserve"> </w:t>
+      <w:ins w:id="279" w:author="Linh Dang" w:date="2026-07-13T17:36:53Z">
+        <w:r>
+          <w:rPr>
+            <w:rFonts w:cs="Arial" w:ascii="Arial" w:hAnsi="Arial"/>
+          </w:rPr>
+          <w:t xml:space="preserve"> by applying</w:t>
         </w:r>
       </w:ins>
       <w:ins w:id="280" w:author="Linh Dang" w:date="2026-07-13T17:57:05Z">
@@ -5350,7 +5373,7 @@
           <w:rPr>
             <w:rFonts w:cs="Arial" w:ascii="Arial" w:hAnsi="Arial"/>
           </w:rPr>
-          <w:t>a</w:t>
+          <w:t xml:space="preserve"> a</w:t>
         </w:r>
       </w:ins>
       <w:ins w:id="281" w:author="Linh Dang" w:date="2026-07-13T14:11:37Z">
@@ -5358,42 +5381,10 @@
           <w:rPr>
             <w:rFonts w:cs="Arial" w:ascii="Arial" w:hAnsi="Arial"/>
           </w:rPr>
-          <w:t xml:space="preserve"> prevalence threshold </w:t>
-        </w:r>
-      </w:ins>
-      <w:ins w:id="282" w:author="Linh Dang" w:date="2026-07-13T14:11:37Z">
-        <w:r>
-          <w:rPr>
-            <w:rFonts w:cs="Arial" w:ascii="Arial" w:hAnsi="Arial"/>
-          </w:rPr>
-          <w:t xml:space="preserve">of </w:t>
-        </w:r>
-      </w:ins>
-      <w:ins w:id="283" w:author="Linh Dang" w:date="2026-07-13T14:11:37Z">
-        <w:r>
-          <w:rPr>
-            <w:rFonts w:cs="Arial" w:ascii="Arial" w:hAnsi="Arial"/>
-          </w:rPr>
-          <w:t xml:space="preserve">at least 2/10 and total abundance </w:t>
-        </w:r>
-      </w:ins>
-      <w:ins w:id="284" w:author="Linh Dang" w:date="2026-07-13T14:11:37Z">
-        <w:r>
-          <w:rPr>
-            <w:rFonts w:cs="Arial" w:ascii="Arial" w:hAnsi="Arial"/>
-          </w:rPr>
-          <w:t>cutoff of</w:t>
-        </w:r>
-      </w:ins>
-      <w:ins w:id="285" w:author="Linh Dang" w:date="2026-07-13T14:11:37Z">
-        <w:r>
-          <w:rPr>
-            <w:rFonts w:cs="Arial" w:ascii="Arial" w:hAnsi="Arial"/>
-          </w:rPr>
-          <w:t xml:space="preserve"> </w:t>
-        </w:r>
-      </w:ins>
-      <w:ins w:id="286" w:author="Linh Dang" w:date="2026-07-13T14:12:38Z">
+          <w:t xml:space="preserve"> prevalence threshold of at least 2/10 and total abundance cutoff of </w:t>
+        </w:r>
+      </w:ins>
+      <w:ins w:id="282" w:author="Linh Dang" w:date="2026-07-13T14:12:38Z">
         <w:r>
           <w:rPr>
             <w:rFonts w:cs="Arial" w:ascii="Arial" w:hAnsi="Arial"/>
@@ -5407,7 +5398,7 @@
         </w:rPr>
         <w:t xml:space="preserve"> and </w:t>
       </w:r>
-      <w:ins w:id="287" w:author="Linh Dang" w:date="2026-07-13T17:57:38Z">
+      <w:ins w:id="283" w:author="Linh Dang" w:date="2026-07-13T17:57:38Z">
         <w:r>
           <w:rPr>
             <w:rFonts w:cs="Arial" w:ascii="Arial" w:hAnsi="Arial"/>
@@ -5421,47 +5412,15 @@
         </w:rPr>
         <w:t>aggregate data into genus rank level.</w:t>
       </w:r>
-      <w:ins w:id="288" w:author="Linh Dang" w:date="2026-07-13T11:59:22Z">
-        <w:r>
-          <w:rPr>
-            <w:rFonts w:cs="Arial" w:ascii="Arial" w:hAnsi="Arial"/>
-          </w:rPr>
-          <w:t xml:space="preserve"> </w:t>
-        </w:r>
-      </w:ins>
-      <w:ins w:id="289" w:author="Linh Dang" w:date="2026-07-13T11:59:22Z">
-        <w:r>
-          <w:rPr>
-            <w:rFonts w:cs="Arial" w:ascii="Arial" w:hAnsi="Arial"/>
-          </w:rPr>
-          <w:t xml:space="preserve">The </w:t>
-        </w:r>
-      </w:ins>
-      <w:ins w:id="290" w:author="Linh Dang" w:date="2026-07-13T11:59:22Z">
-        <w:r>
-          <w:rPr>
-            <w:rFonts w:cs="Arial" w:ascii="Arial" w:hAnsi="Arial"/>
-          </w:rPr>
-          <w:t>SCRuB method show</w:t>
-        </w:r>
-      </w:ins>
-      <w:ins w:id="291" w:author="Linh Dang" w:date="2026-07-13T11:59:22Z">
-        <w:r>
-          <w:rPr>
-            <w:rFonts w:cs="Arial" w:ascii="Arial" w:hAnsi="Arial"/>
-          </w:rPr>
-          <w:t>ed</w:t>
-        </w:r>
-      </w:ins>
-      <w:ins w:id="292" w:author="Linh Dang" w:date="2026-07-13T11:59:22Z">
-        <w:r>
-          <w:rPr>
-            <w:rFonts w:cs="Arial" w:ascii="Arial" w:hAnsi="Arial"/>
-          </w:rPr>
-          <w:t xml:space="preserve"> </w:t>
-        </w:r>
-      </w:ins>
-      <w:ins w:id="293" w:author="Linh Dang" w:date="2026-07-13T17:59:21Z">
+      <w:ins w:id="284" w:author="Linh Dang" w:date="2026-07-13T11:59:22Z">
+        <w:r>
+          <w:rPr>
+            <w:rFonts w:cs="Arial" w:ascii="Arial" w:hAnsi="Arial"/>
+          </w:rPr>
+          <w:t xml:space="preserve"> The SCRuB method showed </w:t>
+        </w:r>
+      </w:ins>
+      <w:ins w:id="285" w:author="Linh Dang" w:date="2026-07-13T17:59:21Z">
         <w:r>
           <w:rPr>
             <w:rFonts w:cs="Arial" w:ascii="Arial" w:hAnsi="Arial"/>
@@ -5469,7 +5428,7 @@
           <w:t>highly variable results</w:t>
         </w:r>
       </w:ins>
-      <w:ins w:id="294" w:author="Linh Dang" w:date="2026-07-13T12:00:48Z">
+      <w:ins w:id="286" w:author="Linh Dang" w:date="2026-07-13T12:00:48Z">
         <w:r>
           <w:rPr>
             <w:rFonts w:cs="Arial" w:ascii="Arial" w:hAnsi="Arial"/>
@@ -5477,7 +5436,7 @@
           <w:t xml:space="preserve">, with a few </w:t>
         </w:r>
       </w:ins>
-      <w:ins w:id="295" w:author="Linh Dang" w:date="2026-07-13T17:59:54Z">
+      <w:ins w:id="287" w:author="Linh Dang" w:date="2026-07-13T17:59:54Z">
         <w:r>
           <w:rPr>
             <w:rFonts w:cs="Arial" w:ascii="Arial" w:hAnsi="Arial"/>
@@ -5485,7 +5444,7 @@
           <w:t>samples exhibiting exceptionally high overlap ratios while the rest were very low</w:t>
         </w:r>
       </w:ins>
-      <w:ins w:id="296" w:author="Linh Dang" w:date="2026-07-13T12:01:49Z">
+      <w:ins w:id="288" w:author="Linh Dang" w:date="2026-07-13T12:01:49Z">
         <w:r>
           <w:rPr>
             <w:rFonts w:cs="Arial" w:ascii="Arial" w:hAnsi="Arial"/>
@@ -5493,7 +5452,7 @@
           <w:t xml:space="preserve">. </w:t>
         </w:r>
       </w:ins>
-      <w:ins w:id="297" w:author="Linh Dang" w:date="2026-07-13T18:00:50Z">
+      <w:ins w:id="289" w:author="Linh Dang" w:date="2026-07-13T18:00:50Z">
         <w:r>
           <w:rPr>
             <w:rFonts w:cs="Arial" w:ascii="Arial" w:hAnsi="Arial"/>
@@ -5501,7 +5460,7 @@
           <w:t>In contrast, the Nj method showed the smallest variation among methods and produced significantly higher overlap ratios than all others</w:t>
         </w:r>
       </w:ins>
-      <w:ins w:id="298" w:author="Linh Dang" w:date="2026-07-13T15:07:29Z">
+      <w:ins w:id="290" w:author="Linh Dang" w:date="2026-07-13T15:07:29Z">
         <w:r>
           <w:rPr>
             <w:rFonts w:cs="Arial" w:ascii="Arial" w:hAnsi="Arial"/>
@@ -5509,23 +5468,15 @@
           <w:t>.</w:t>
         </w:r>
       </w:ins>
-      <w:ins w:id="299" w:author="Linh Dang" w:date="2026-07-13T18:01:23Z">
-        <w:r>
-          <w:rPr>
-            <w:rFonts w:cs="Arial" w:ascii="Arial" w:hAnsi="Arial"/>
-          </w:rPr>
-          <w:t xml:space="preserve"> </w:t>
-        </w:r>
-      </w:ins>
-      <w:ins w:id="300" w:author="Linh Dang" w:date="2026-07-13T18:01:23Z">
-        <w:r>
-          <w:rPr>
-            <w:rFonts w:cs="Arial" w:ascii="Arial" w:hAnsi="Arial"/>
-          </w:rPr>
-          <w:t>The full pairwise comparisons are available in the supplementary</w:t>
-        </w:r>
-      </w:ins>
-      <w:ins w:id="301" w:author="Linh Dang" w:date="2026-07-13T18:02:24Z">
+      <w:ins w:id="291" w:author="Linh Dang" w:date="2026-07-13T18:01:23Z">
+        <w:r>
+          <w:rPr>
+            <w:rFonts w:cs="Arial" w:ascii="Arial" w:hAnsi="Arial"/>
+          </w:rPr>
+          <w:t xml:space="preserve"> The full pairwise comparisons are available in the supplementary</w:t>
+        </w:r>
+      </w:ins>
+      <w:ins w:id="292" w:author="Linh Dang" w:date="2026-07-13T18:02:24Z">
         <w:r>
           <w:rPr>
             <w:rFonts w:cs="Arial" w:ascii="Arial" w:hAnsi="Arial"/>
@@ -5539,7 +5490,7 @@
         </w:rPr>
         <w:t xml:space="preserve"> </w:t>
       </w:r>
-      <w:del w:id="302" w:author="Linh Dang" w:date="2026-07-13T11:59:06Z">
+      <w:del w:id="293" w:author="Linh Dang" w:date="2026-07-13T11:59:06Z">
         <w:r>
           <w:rPr>
             <w:rFonts w:cs="Arial" w:ascii="Arial" w:hAnsi="Arial"/>
@@ -5563,7 +5514,7 @@
           <w:rFonts w:ascii="Arial" w:hAnsi="Arial" w:cs="Arial"/>
         </w:rPr>
       </w:pPr>
-      <w:del w:id="303" w:author="Linh Dang" w:date="2026-07-13T13:51:47Z">
+      <w:del w:id="294" w:author="Linh Dang" w:date="2026-07-13T13:51:47Z">
         <w:r>
           <w:rPr>
             <w:rFonts w:cs="Arial" w:ascii="Arial" w:hAnsi="Arial"/>
@@ -5573,7 +5524,7 @@
           <w:delText>Table 2.</w:delText>
         </w:r>
       </w:del>
-      <w:del w:id="304" w:author="Linh Dang" w:date="2026-07-13T13:51:47Z">
+      <w:del w:id="295" w:author="Linh Dang" w:date="2026-07-13T13:51:47Z">
         <w:r>
           <w:rPr>
             <w:rFonts w:cs="Arial" w:ascii="Arial" w:hAnsi="Arial"/>
@@ -5581,49 +5532,54 @@
           <w:delText xml:space="preserve"> Overlap: fraction of shared taxa over total taxa among replicates, counted in genus rank, with minimal prevalence of 5% and minimal_total_abundance 0.001%</w:delText>
         </w:r>
       </w:del>
-      <w:del w:id="305" w:author="Linh Dang" w:date="2026-07-13T13:51:47Z">
+      <w:del w:id="296" w:author="Linh Dang" w:date="2026-07-13T13:51:47Z">
         <w:r>
           <w:rPr/>
-          <w:drawing>
-            <wp:inline distT="0" distB="0" distL="0" distR="0">
-              <wp:extent cx="1270000" cy="169545"/>
-              <wp:effectExtent l="0" t="0" r="0" b="0"/>
-              <wp:docPr id="4" name="Object1" descr="OLE object" title=""/>
-              <wp:cNvGraphicFramePr>
-                <a:graphicFrameLocks xmlns:a="http://schemas.openxmlformats.org/drawingml/2006/main" noChangeAspect="1"/>
-              </wp:cNvGraphicFramePr>
-              <a:graphic xmlns:a="http://schemas.openxmlformats.org/drawingml/2006/main">
-                <a:graphicData uri="http://schemas.openxmlformats.org/drawingml/2006/picture">
-                  <pic:pic xmlns:pic="http://schemas.openxmlformats.org/drawingml/2006/picture">
-                    <pic:nvPicPr>
-                      <pic:cNvPr id="4" name="Object1" descr="OLE object" title=""/>
-                      <pic:cNvPicPr>
-                        <a:picLocks noChangeAspect="1" noChangeArrowheads="1"/>
-                      </pic:cNvPicPr>
-                    </pic:nvPicPr>
-                    <pic:blipFill>
-                      <a:blip/>
-                      <a:stretch>
-                        <a:fillRect/>
-                      </a:stretch>
-                    </pic:blipFill>
-                    <pic:spPr bwMode="auto">
-                      <a:xfrm>
-                        <a:off x="0" y="0"/>
-                        <a:ext cx="1270000" cy="169545"/>
-                      </a:xfrm>
-                      <a:prstGeom prst="rect">
-                        <a:avLst/>
-                      </a:prstGeom>
-                    </pic:spPr>
-                  </pic:pic>
-                </a:graphicData>
-              </a:graphic>
-            </wp:inline>
-          </w:drawing>
+          <mc:AlternateContent>
+            <mc:Choice Requires="wps">
+              <w:drawing>
+                <wp:inline distT="0" distB="0" distL="0" distR="0">
+                  <wp:extent cx="1270000" cy="169545"/>
+                  <wp:effectExtent l="0" t="0" r="0" b="0"/>
+                  <wp:docPr id="4" name="Object 2" descr="OLE object"/>
+                  <a:graphic xmlns:a="http://schemas.openxmlformats.org/drawingml/2006/main">
+                    <a:graphicData uri="http://schemas.openxmlformats.org/drawingml/2006/picture"/>
+                  </a:graphic>
+                </wp:inline>
+              </w:drawing>
+            </mc:Choice>
+            <mc:Fallback>
+              <w:pict>
+                <v:shapetype id="_x0000_t75" coordsize="21600,21600" o:spt="75" o:preferrelative="t" path="m@4@5l@4@11@9@11@9@5xe" filled="f" stroked="f">
+                  <v:stroke joinstyle="miter"/>
+                  <v:formulas>
+                    <v:f eqn="if lineDrawn pixelLineWidth 0"/>
+                    <v:f eqn="sum @0 1 0"/>
+                    <v:f eqn="sum 0 0 @1"/>
+                    <v:f eqn="prod @2 1 2"/>
+                    <v:f eqn="prod @3 21600 pixelWidth"/>
+                    <v:f eqn="prod @3 21600 pixelHeight"/>
+                    <v:f eqn="sum @0 0 1"/>
+                    <v:f eqn="prod @6 1 2"/>
+                    <v:f eqn="prod @7 21600 pixelWidth"/>
+                    <v:f eqn="sum @8 21600 0"/>
+                    <v:f eqn="prod @7 21600 pixelHeight"/>
+                    <v:f eqn="sum @10 21600 0"/>
+                  </v:formulas>
+                  <v:path o:extrusionok="f" gradientshapeok="t" o:connecttype="rect"/>
+                  <o:lock v:ext="edit" aspectratio="t"/>
+                </v:shapetype>
+                <v:shape id="shape_0" ID="Object 2" stroked="f" o:allowincell="f" style="position:absolute;margin-left:0pt;margin-top:-13.4pt;width:99.95pt;height:13.3pt;mso-wrap-style:none;v-text-anchor:middle;mso-position-vertical:top" type="_x0000_t75">
+                  <v:fill o:detectmouseclick="t" on="false"/>
+                  <v:stroke color="#3465a4" joinstyle="round" endcap="flat"/>
+                  <w10:wrap type="square"/>
+                </v:shape>
+              </w:pict>
+            </mc:Fallback>
+          </mc:AlternateContent>
         </w:r>
       </w:del>
-      <w:del w:id="306" w:author="Linh Dang" w:date="2026-07-13T13:51:47Z">
+      <w:del w:id="297" w:author="Linh Dang" w:date="2026-07-13T13:51:47Z">
         <w:r>
           <w:rPr>
             <w:rFonts w:cs="Arial" w:ascii="Arial" w:hAnsi="Arial"/>
@@ -5680,7 +5636,7 @@
                 <w:rFonts w:ascii="Arial" w:hAnsi="Arial" w:eastAsia="Aptos" w:cs="Arial"/>
               </w:rPr>
             </w:pPr>
-            <w:del w:id="307" w:author="Linh Dang" w:date="2026-07-13T13:51:57Z">
+            <w:del w:id="298" w:author="Linh Dang" w:date="2026-07-13T13:51:57Z">
               <w:r>
                 <w:rPr>
                   <w:rFonts w:eastAsia="Aptos" w:cs="Arial" w:ascii="Arial" w:hAnsi="Arial"/>
@@ -5714,7 +5670,7 @@
                 <w:rFonts w:ascii="Arial" w:hAnsi="Arial" w:eastAsia="Aptos" w:cs="Arial"/>
               </w:rPr>
             </w:pPr>
-            <w:del w:id="308" w:author="Linh Dang" w:date="2026-07-13T13:51:57Z">
+            <w:del w:id="299" w:author="Linh Dang" w:date="2026-07-13T13:51:57Z">
               <w:r>
                 <w:rPr>
                   <w:rFonts w:eastAsia="Aptos" w:cs="Arial" w:ascii="Arial" w:hAnsi="Arial"/>
@@ -5748,7 +5704,7 @@
                 <w:rFonts w:ascii="Arial" w:hAnsi="Arial" w:eastAsia="Aptos" w:cs="Arial"/>
               </w:rPr>
             </w:pPr>
-            <w:del w:id="309" w:author="Linh Dang" w:date="2026-07-13T13:51:57Z">
+            <w:del w:id="300" w:author="Linh Dang" w:date="2026-07-13T13:51:57Z">
               <w:r>
                 <w:rPr>
                   <w:rFonts w:eastAsia="Aptos" w:cs="Arial" w:ascii="Arial" w:hAnsi="Arial"/>
@@ -5782,7 +5738,7 @@
                 <w:rFonts w:ascii="Arial" w:hAnsi="Arial" w:eastAsia="Aptos" w:cs="Arial"/>
               </w:rPr>
             </w:pPr>
-            <w:del w:id="310" w:author="Linh Dang" w:date="2026-07-13T13:51:57Z">
+            <w:del w:id="301" w:author="Linh Dang" w:date="2026-07-13T13:51:57Z">
               <w:r>
                 <w:rPr>
                   <w:rFonts w:eastAsia="Aptos" w:cs="Arial" w:ascii="Arial" w:hAnsi="Arial"/>
@@ -5817,7 +5773,9 @@
               </w:rPr>
             </w:pPr>
             <w:r>
-              <w:rPr/>
+              <w:rPr>
+                <w:rFonts w:eastAsia="Aptos" w:cs="Arial" w:ascii="Arial" w:hAnsi="Arial"/>
+              </w:rPr>
             </w:r>
           </w:p>
         </w:tc>
@@ -5841,7 +5799,7 @@
                 <w:rFonts w:ascii="Arial" w:hAnsi="Arial" w:eastAsia="Aptos" w:cs="Arial"/>
               </w:rPr>
             </w:pPr>
-            <w:del w:id="311" w:author="Linh Dang" w:date="2026-07-13T13:51:57Z">
+            <w:del w:id="302" w:author="Linh Dang" w:date="2026-07-13T13:51:57Z">
               <w:r>
                 <w:rPr>
                   <w:rFonts w:eastAsia="Aptos" w:cs="Arial" w:ascii="Arial" w:hAnsi="Arial"/>
@@ -5874,7 +5832,7 @@
                 <w:rFonts w:ascii="Arial" w:hAnsi="Arial" w:eastAsia="Aptos" w:cs="Arial"/>
               </w:rPr>
             </w:pPr>
-            <w:del w:id="312" w:author="Linh Dang" w:date="2026-07-13T13:51:57Z">
+            <w:del w:id="303" w:author="Linh Dang" w:date="2026-07-13T13:51:57Z">
               <w:r>
                 <w:rPr>
                   <w:rFonts w:eastAsia="Aptos" w:cs="Arial" w:ascii="Arial" w:hAnsi="Arial"/>
@@ -5904,7 +5862,7 @@
                 <w:rFonts w:ascii="Arial" w:hAnsi="Arial" w:eastAsia="Aptos" w:cs="Arial"/>
               </w:rPr>
             </w:pPr>
-            <w:del w:id="313" w:author="Linh Dang" w:date="2026-07-13T13:51:57Z">
+            <w:del w:id="304" w:author="Linh Dang" w:date="2026-07-13T13:51:57Z">
               <w:r>
                 <w:rPr>
                   <w:rFonts w:eastAsia="Aptos" w:cs="Arial" w:ascii="Arial" w:hAnsi="Arial"/>
@@ -5934,7 +5892,7 @@
                 <w:rFonts w:ascii="Arial" w:hAnsi="Arial" w:eastAsia="Aptos" w:cs="Arial"/>
               </w:rPr>
             </w:pPr>
-            <w:del w:id="314" w:author="Linh Dang" w:date="2026-07-13T13:51:57Z">
+            <w:del w:id="305" w:author="Linh Dang" w:date="2026-07-13T13:51:57Z">
               <w:r>
                 <w:rPr>
                   <w:rFonts w:eastAsia="Aptos" w:cs="Arial" w:ascii="Arial" w:hAnsi="Arial"/>
@@ -5964,7 +5922,7 @@
                 <w:rFonts w:ascii="Arial" w:hAnsi="Arial" w:eastAsia="Aptos" w:cs="Arial"/>
               </w:rPr>
             </w:pPr>
-            <w:del w:id="315" w:author="Linh Dang" w:date="2026-07-13T13:51:57Z">
+            <w:del w:id="306" w:author="Linh Dang" w:date="2026-07-13T13:51:57Z">
               <w:r>
                 <w:rPr>
                   <w:rFonts w:eastAsia="Aptos" w:cs="Arial" w:ascii="Arial" w:hAnsi="Arial"/>
@@ -5994,7 +5952,7 @@
                 <w:rFonts w:ascii="Arial" w:hAnsi="Arial" w:eastAsia="Aptos" w:cs="Arial"/>
               </w:rPr>
             </w:pPr>
-            <w:del w:id="316" w:author="Linh Dang" w:date="2026-07-13T13:51:57Z">
+            <w:del w:id="307" w:author="Linh Dang" w:date="2026-07-13T13:51:57Z">
               <w:r>
                 <w:rPr>
                   <w:rFonts w:eastAsia="Aptos" w:cs="Arial" w:ascii="Arial" w:hAnsi="Arial"/>
@@ -6024,7 +5982,7 @@
                 <w:rFonts w:ascii="Arial" w:hAnsi="Arial" w:eastAsia="Aptos" w:cs="Arial"/>
               </w:rPr>
             </w:pPr>
-            <w:del w:id="317" w:author="Linh Dang" w:date="2026-07-13T13:51:57Z">
+            <w:del w:id="308" w:author="Linh Dang" w:date="2026-07-13T13:51:57Z">
               <w:r>
                 <w:rPr>
                   <w:rFonts w:eastAsia="Aptos" w:cs="Arial" w:ascii="Arial" w:hAnsi="Arial"/>
@@ -6057,7 +6015,7 @@
                 <w:rFonts w:ascii="Arial" w:hAnsi="Arial" w:eastAsia="Aptos" w:cs="Arial"/>
               </w:rPr>
             </w:pPr>
-            <w:del w:id="318" w:author="Linh Dang" w:date="2026-07-13T13:51:57Z">
+            <w:del w:id="309" w:author="Linh Dang" w:date="2026-07-13T13:51:57Z">
               <w:r>
                 <w:rPr>
                   <w:rFonts w:eastAsia="Aptos" w:cs="Arial" w:ascii="Arial" w:hAnsi="Arial"/>
@@ -6087,7 +6045,7 @@
                 <w:rFonts w:ascii="Arial" w:hAnsi="Arial" w:eastAsia="Aptos" w:cs="Arial"/>
               </w:rPr>
             </w:pPr>
-            <w:del w:id="319" w:author="Linh Dang" w:date="2026-07-13T13:51:57Z">
+            <w:del w:id="310" w:author="Linh Dang" w:date="2026-07-13T13:51:57Z">
               <w:r>
                 <w:rPr>
                   <w:rFonts w:eastAsia="Aptos" w:cs="Arial" w:ascii="Arial" w:hAnsi="Arial"/>
@@ -6117,7 +6075,7 @@
                 <w:rFonts w:ascii="Arial" w:hAnsi="Arial" w:eastAsia="Aptos" w:cs="Arial"/>
               </w:rPr>
             </w:pPr>
-            <w:del w:id="320" w:author="Linh Dang" w:date="2026-07-13T13:51:57Z">
+            <w:del w:id="311" w:author="Linh Dang" w:date="2026-07-13T13:51:57Z">
               <w:r>
                 <w:rPr>
                   <w:rFonts w:eastAsia="Aptos" w:cs="Arial" w:ascii="Arial" w:hAnsi="Arial"/>
@@ -6147,7 +6105,7 @@
                 <w:rFonts w:ascii="Arial" w:hAnsi="Arial" w:eastAsia="Aptos" w:cs="Arial"/>
               </w:rPr>
             </w:pPr>
-            <w:del w:id="321" w:author="Linh Dang" w:date="2026-07-13T13:51:57Z">
+            <w:del w:id="312" w:author="Linh Dang" w:date="2026-07-13T13:51:57Z">
               <w:r>
                 <w:rPr>
                   <w:rFonts w:eastAsia="Aptos" w:cs="Arial" w:ascii="Arial" w:hAnsi="Arial"/>
@@ -6177,7 +6135,7 @@
                 <w:rFonts w:ascii="Arial" w:hAnsi="Arial" w:eastAsia="Aptos" w:cs="Arial"/>
               </w:rPr>
             </w:pPr>
-            <w:del w:id="322" w:author="Linh Dang" w:date="2026-07-13T13:51:57Z">
+            <w:del w:id="313" w:author="Linh Dang" w:date="2026-07-13T13:51:57Z">
               <w:r>
                 <w:rPr>
                   <w:rFonts w:eastAsia="Aptos" w:cs="Arial" w:ascii="Arial" w:hAnsi="Arial"/>
@@ -6207,7 +6165,7 @@
                 <w:rFonts w:ascii="Arial" w:hAnsi="Arial" w:eastAsia="Aptos" w:cs="Arial"/>
               </w:rPr>
             </w:pPr>
-            <w:del w:id="323" w:author="Linh Dang" w:date="2026-07-13T13:51:57Z">
+            <w:del w:id="314" w:author="Linh Dang" w:date="2026-07-13T13:51:57Z">
               <w:r>
                 <w:rPr>
                   <w:rFonts w:eastAsia="Aptos" w:cs="Arial" w:ascii="Arial" w:hAnsi="Arial"/>
@@ -6240,7 +6198,7 @@
                 <w:rFonts w:ascii="Arial" w:hAnsi="Arial" w:eastAsia="Aptos" w:cs="Arial"/>
               </w:rPr>
             </w:pPr>
-            <w:del w:id="324" w:author="Linh Dang" w:date="2026-07-13T13:51:57Z">
+            <w:del w:id="315" w:author="Linh Dang" w:date="2026-07-13T13:51:57Z">
               <w:r>
                 <w:rPr>
                   <w:rFonts w:eastAsia="Aptos" w:cs="Arial" w:ascii="Arial" w:hAnsi="Arial"/>
@@ -6270,7 +6228,7 @@
                 <w:rFonts w:ascii="Arial" w:hAnsi="Arial" w:eastAsia="Aptos" w:cs="Arial"/>
               </w:rPr>
             </w:pPr>
-            <w:del w:id="325" w:author="Linh Dang" w:date="2026-07-13T13:51:57Z">
+            <w:del w:id="316" w:author="Linh Dang" w:date="2026-07-13T13:51:57Z">
               <w:r>
                 <w:rPr>
                   <w:rFonts w:eastAsia="Aptos" w:cs="Arial" w:ascii="Arial" w:hAnsi="Arial"/>
@@ -6300,7 +6258,7 @@
                 <w:rFonts w:ascii="Arial" w:hAnsi="Arial" w:eastAsia="Aptos" w:cs="Arial"/>
               </w:rPr>
             </w:pPr>
-            <w:del w:id="326" w:author="Linh Dang" w:date="2026-07-13T13:51:57Z">
+            <w:del w:id="317" w:author="Linh Dang" w:date="2026-07-13T13:51:57Z">
               <w:r>
                 <w:rPr>
                   <w:rFonts w:eastAsia="Aptos" w:cs="Arial" w:ascii="Arial" w:hAnsi="Arial"/>
@@ -6330,7 +6288,7 @@
                 <w:rFonts w:ascii="Arial" w:hAnsi="Arial" w:eastAsia="Aptos" w:cs="Arial"/>
               </w:rPr>
             </w:pPr>
-            <w:del w:id="327" w:author="Linh Dang" w:date="2026-07-13T13:51:57Z">
+            <w:del w:id="318" w:author="Linh Dang" w:date="2026-07-13T13:51:57Z">
               <w:r>
                 <w:rPr>
                   <w:rFonts w:eastAsia="Aptos" w:cs="Arial" w:ascii="Arial" w:hAnsi="Arial"/>
@@ -6360,7 +6318,7 @@
                 <w:rFonts w:ascii="Arial" w:hAnsi="Arial" w:eastAsia="Aptos" w:cs="Arial"/>
               </w:rPr>
             </w:pPr>
-            <w:del w:id="328" w:author="Linh Dang" w:date="2026-07-13T13:51:57Z">
+            <w:del w:id="319" w:author="Linh Dang" w:date="2026-07-13T13:51:57Z">
               <w:r>
                 <w:rPr>
                   <w:rFonts w:eastAsia="Aptos" w:cs="Arial" w:ascii="Arial" w:hAnsi="Arial"/>
@@ -6390,7 +6348,7 @@
                 <w:rFonts w:ascii="Arial" w:hAnsi="Arial" w:eastAsia="Aptos" w:cs="Arial"/>
               </w:rPr>
             </w:pPr>
-            <w:del w:id="329" w:author="Linh Dang" w:date="2026-07-13T13:51:57Z">
+            <w:del w:id="320" w:author="Linh Dang" w:date="2026-07-13T13:51:57Z">
               <w:r>
                 <w:rPr>
                   <w:rFonts w:eastAsia="Aptos" w:cs="Arial" w:ascii="Arial" w:hAnsi="Arial"/>
@@ -6423,7 +6381,7 @@
                 <w:rFonts w:ascii="Arial" w:hAnsi="Arial" w:eastAsia="Aptos" w:cs="Arial"/>
               </w:rPr>
             </w:pPr>
-            <w:del w:id="330" w:author="Linh Dang" w:date="2026-07-13T13:51:57Z">
+            <w:del w:id="321" w:author="Linh Dang" w:date="2026-07-13T13:51:57Z">
               <w:r>
                 <w:rPr>
                   <w:rFonts w:eastAsia="Aptos" w:cs="Arial" w:ascii="Arial" w:hAnsi="Arial"/>
@@ -6453,7 +6411,7 @@
                 <w:rFonts w:ascii="Arial" w:hAnsi="Arial" w:eastAsia="Aptos" w:cs="Arial"/>
               </w:rPr>
             </w:pPr>
-            <w:del w:id="331" w:author="Linh Dang" w:date="2026-07-13T13:51:57Z">
+            <w:del w:id="322" w:author="Linh Dang" w:date="2026-07-13T13:51:57Z">
               <w:r>
                 <w:rPr>
                   <w:rFonts w:eastAsia="Aptos" w:cs="Arial" w:ascii="Arial" w:hAnsi="Arial"/>
@@ -6483,7 +6441,7 @@
                 <w:rFonts w:ascii="Arial" w:hAnsi="Arial" w:eastAsia="Aptos" w:cs="Arial"/>
               </w:rPr>
             </w:pPr>
-            <w:del w:id="332" w:author="Linh Dang" w:date="2026-07-13T13:51:57Z">
+            <w:del w:id="323" w:author="Linh Dang" w:date="2026-07-13T13:51:57Z">
               <w:r>
                 <w:rPr>
                   <w:rFonts w:eastAsia="Aptos" w:cs="Arial" w:ascii="Arial" w:hAnsi="Arial"/>
@@ -6513,7 +6471,7 @@
                 <w:rFonts w:ascii="Arial" w:hAnsi="Arial" w:eastAsia="Aptos" w:cs="Arial"/>
               </w:rPr>
             </w:pPr>
-            <w:del w:id="333" w:author="Linh Dang" w:date="2026-07-13T13:51:57Z">
+            <w:del w:id="324" w:author="Linh Dang" w:date="2026-07-13T13:51:57Z">
               <w:r>
                 <w:rPr>
                   <w:rFonts w:eastAsia="Aptos" w:cs="Arial" w:ascii="Arial" w:hAnsi="Arial"/>
@@ -6543,7 +6501,7 @@
                 <w:rFonts w:ascii="Arial" w:hAnsi="Arial" w:eastAsia="Aptos" w:cs="Arial"/>
               </w:rPr>
             </w:pPr>
-            <w:del w:id="334" w:author="Linh Dang" w:date="2026-07-13T13:51:57Z">
+            <w:del w:id="325" w:author="Linh Dang" w:date="2026-07-13T13:51:57Z">
               <w:r>
                 <w:rPr>
                   <w:rFonts w:eastAsia="Aptos" w:cs="Arial" w:ascii="Arial" w:hAnsi="Arial"/>
@@ -6573,7 +6531,7 @@
                 <w:rFonts w:ascii="Arial" w:hAnsi="Arial" w:eastAsia="Aptos" w:cs="Arial"/>
               </w:rPr>
             </w:pPr>
-            <w:del w:id="335" w:author="Linh Dang" w:date="2026-07-13T13:51:57Z">
+            <w:del w:id="326" w:author="Linh Dang" w:date="2026-07-13T13:51:57Z">
               <w:r>
                 <w:rPr>
                   <w:rFonts w:eastAsia="Aptos" w:cs="Arial" w:ascii="Arial" w:hAnsi="Arial"/>
@@ -6606,7 +6564,7 @@
                 <w:rFonts w:ascii="Arial" w:hAnsi="Arial" w:eastAsia="Aptos" w:cs="Arial"/>
               </w:rPr>
             </w:pPr>
-            <w:del w:id="336" w:author="Linh Dang" w:date="2026-07-13T13:51:57Z">
+            <w:del w:id="327" w:author="Linh Dang" w:date="2026-07-13T13:51:57Z">
               <w:r>
                 <w:rPr>
                   <w:rFonts w:eastAsia="Aptos" w:cs="Arial" w:ascii="Arial" w:hAnsi="Arial"/>
@@ -6636,7 +6594,7 @@
                 <w:rFonts w:ascii="Arial" w:hAnsi="Arial" w:eastAsia="Aptos" w:cs="Arial"/>
               </w:rPr>
             </w:pPr>
-            <w:del w:id="337" w:author="Linh Dang" w:date="2026-07-13T13:51:57Z">
+            <w:del w:id="328" w:author="Linh Dang" w:date="2026-07-13T13:51:57Z">
               <w:r>
                 <w:rPr>
                   <w:rFonts w:eastAsia="Aptos" w:cs="Arial" w:ascii="Arial" w:hAnsi="Arial"/>
@@ -6666,7 +6624,7 @@
                 <w:rFonts w:ascii="Arial" w:hAnsi="Arial" w:eastAsia="Aptos" w:cs="Arial"/>
               </w:rPr>
             </w:pPr>
-            <w:del w:id="338" w:author="Linh Dang" w:date="2026-07-13T13:51:57Z">
+            <w:del w:id="329" w:author="Linh Dang" w:date="2026-07-13T13:51:57Z">
               <w:r>
                 <w:rPr>
                   <w:rFonts w:eastAsia="Aptos" w:cs="Arial" w:ascii="Arial" w:hAnsi="Arial"/>
@@ -6696,7 +6654,7 @@
                 <w:rFonts w:ascii="Arial" w:hAnsi="Arial" w:eastAsia="Aptos" w:cs="Arial"/>
               </w:rPr>
             </w:pPr>
-            <w:del w:id="339" w:author="Linh Dang" w:date="2026-07-13T13:51:57Z">
+            <w:del w:id="330" w:author="Linh Dang" w:date="2026-07-13T13:51:57Z">
               <w:r>
                 <w:rPr>
                   <w:rFonts w:eastAsia="Aptos" w:cs="Arial" w:ascii="Arial" w:hAnsi="Arial"/>
@@ -6726,7 +6684,7 @@
                 <w:rFonts w:ascii="Arial" w:hAnsi="Arial" w:eastAsia="Aptos" w:cs="Arial"/>
               </w:rPr>
             </w:pPr>
-            <w:del w:id="340" w:author="Linh Dang" w:date="2026-07-13T13:51:57Z">
+            <w:del w:id="331" w:author="Linh Dang" w:date="2026-07-13T13:51:57Z">
               <w:r>
                 <w:rPr>
                   <w:rFonts w:eastAsia="Aptos" w:cs="Arial" w:ascii="Arial" w:hAnsi="Arial"/>
@@ -6756,7 +6714,7 @@
                 <w:rFonts w:ascii="Arial" w:hAnsi="Arial" w:eastAsia="Aptos" w:cs="Arial"/>
               </w:rPr>
             </w:pPr>
-            <w:del w:id="341" w:author="Linh Dang" w:date="2026-07-13T13:51:57Z">
+            <w:del w:id="332" w:author="Linh Dang" w:date="2026-07-13T13:51:57Z">
               <w:r>
                 <w:rPr>
                   <w:rFonts w:eastAsia="Aptos" w:cs="Arial" w:ascii="Arial" w:hAnsi="Arial"/>
@@ -6788,10 +6746,10 @@
           <w:iCs/>
           <w:sz w:val="24"/>
           <w:szCs w:val="24"/>
-          <w:del w:id="343" w:author="Linh Dang" w:date="2026-07-11T14:41:37Z"/>
-        </w:rPr>
-      </w:pPr>
-      <w:del w:id="342" w:author="Linh Dang" w:date="2026-07-11T14:41:37Z">
+          <w:del w:id="334" w:author="Linh Dang" w:date="2026-07-11T14:41:37Z"/>
+        </w:rPr>
+      </w:pPr>
+      <w:del w:id="333" w:author="Linh Dang" w:date="2026-07-11T14:41:37Z">
         <w:r>
           <w:rPr>
             <w:rFonts w:cs="Arial" w:ascii="Arial" w:hAnsi="Arial"/>
@@ -6816,10 +6774,10 @@
           <w:iCs/>
           <w:sz w:val="24"/>
           <w:szCs w:val="24"/>
-          <w:ins w:id="345" w:author="Linh Dang" w:date="2026-07-13T15:14:28Z"/>
-        </w:rPr>
-      </w:pPr>
-      <w:del w:id="344" w:author="Linh Dang" w:date="2026-07-11T14:41:37Z">
+          <w:ins w:id="336" w:author="Linh Dang" w:date="2026-07-13T15:14:28Z"/>
+        </w:rPr>
+      </w:pPr>
+      <w:del w:id="335" w:author="Linh Dang" w:date="2026-07-11T14:41:37Z">
         <w:r>
           <w:rPr/>
           <w:delText xml:space="preserve">Please expand and provide tables. </w:delText>
@@ -6830,25 +6788,13 @@
       <w:pPr>
         <w:pStyle w:val="Heading4"/>
         <w:rPr>
-          <w:ins w:id="349" w:author="Linh Dang" w:date="2026-07-13T15:14:28Z"/>
-        </w:rPr>
-      </w:pPr>
-      <w:ins w:id="346" w:author="Linh Dang" w:date="2026-07-13T15:14:28Z">
+          <w:ins w:id="338" w:author="Linh Dang" w:date="2026-07-13T15:14:28Z"/>
+        </w:rPr>
+      </w:pPr>
+      <w:ins w:id="337" w:author="Linh Dang" w:date="2026-07-13T15:14:28Z">
         <w:r>
           <w:rPr/>
-          <w:t>3.4 Technical replicas with deconmatimantion method reveal</w:t>
-        </w:r>
-      </w:ins>
-      <w:ins w:id="347" w:author="Linh Dang" w:date="2026-07-13T15:14:28Z">
-        <w:r>
-          <w:rPr/>
-          <w:t>s</w:t>
-        </w:r>
-      </w:ins>
-      <w:ins w:id="348" w:author="Linh Dang" w:date="2026-07-13T15:14:28Z">
-        <w:r>
-          <w:rPr/>
-          <w:t xml:space="preserve"> reliable microbiome profile for low-biomass samples</w:t>
+          <w:t>3.4 Technical replicas with deconmatimantion method reveals reliable microbiome profile for low-biomass samples</w:t>
         </w:r>
       </w:ins>
     </w:p>
@@ -6857,7 +6803,7 @@
         <w:pStyle w:val="BodyText"/>
         <w:rPr/>
       </w:pPr>
-      <w:ins w:id="350" w:author="Linh Dang" w:date="2026-07-13T18:50:15Z">
+      <w:ins w:id="339" w:author="Linh Dang" w:date="2026-07-13T18:50:15Z">
         <w:r>
           <w:rPr>
             <w:rFonts w:eastAsia="Aptos" w:cs="" w:cstheme="minorBidi" w:eastAsiaTheme="minorHAnsi"/>
@@ -6870,7 +6816,7 @@
           <w:t xml:space="preserve">We applied above </w:t>
         </w:r>
       </w:ins>
-      <w:ins w:id="351" w:author="Linh Dang" w:date="2026-07-13T18:52:45Z">
+      <w:ins w:id="340" w:author="Linh Dang" w:date="2026-07-13T18:52:45Z">
         <w:r>
           <w:rPr>
             <w:rFonts w:eastAsia="Aptos" w:cs="" w:cstheme="minorBidi" w:eastAsiaTheme="minorHAnsi"/>
@@ -6880,10 +6826,10 @@
             <w:szCs w:val="24"/>
             <w:lang w:val="en-US" w:eastAsia="en-US" w:bidi="ar-SA"/>
           </w:rPr>
-          <w:t xml:space="preserve">four strategies of decontamination, compare with ND to each of replicates described above to reveal </w:t>
-        </w:r>
-      </w:ins>
-      <w:ins w:id="352" w:author="Linh Dang" w:date="2026-07-13T19:17:27Z">
+          <w:t xml:space="preserve">four decontamination strategies </w:t>
+        </w:r>
+      </w:ins>
+      <w:ins w:id="341" w:author="Linh Dang" w:date="2026-07-13T18:52:45Z">
         <w:r>
           <w:rPr>
             <w:rFonts w:eastAsia="Aptos" w:cs="" w:cstheme="minorBidi" w:eastAsiaTheme="minorHAnsi"/>
@@ -6893,10 +6839,10 @@
             <w:szCs w:val="24"/>
             <w:lang w:val="en-US" w:eastAsia="en-US" w:bidi="ar-SA"/>
           </w:rPr>
-          <w:t xml:space="preserve">the microbial composition in the PDAC intratumoral samples. The composition from these two replica </w:t>
-        </w:r>
-      </w:ins>
-      <w:ins w:id="353" w:author="Linh Dang" w:date="2026-07-13T19:33:43Z">
+          <w:t>to each replicate</w:t>
+        </w:r>
+      </w:ins>
+      <w:ins w:id="342" w:author="Linh Dang" w:date="2026-07-13T18:52:45Z">
         <w:r>
           <w:rPr>
             <w:rFonts w:eastAsia="Aptos" w:cs="" w:cstheme="minorBidi" w:eastAsiaTheme="minorHAnsi"/>
@@ -6906,10 +6852,10 @@
             <w:szCs w:val="24"/>
             <w:lang w:val="en-US" w:eastAsia="en-US" w:bidi="ar-SA"/>
           </w:rPr>
-          <w:t xml:space="preserve">will be overleaped for the roburst bacterial composition. </w:t>
-        </w:r>
-      </w:ins>
-      <w:ins w:id="354" w:author="Linh Dang" w:date="2026-07-13T19:36:26Z">
+          <w:t xml:space="preserve">, </w:t>
+        </w:r>
+      </w:ins>
+      <w:ins w:id="343" w:author="Linh Dang" w:date="2026-07-13T18:52:45Z">
         <w:r>
           <w:rPr>
             <w:rFonts w:eastAsia="Aptos" w:cs="" w:cstheme="minorBidi" w:eastAsiaTheme="minorHAnsi"/>
@@ -6919,10 +6865,10 @@
             <w:szCs w:val="24"/>
             <w:lang w:val="en-US" w:eastAsia="en-US" w:bidi="ar-SA"/>
           </w:rPr>
-          <w:t>The replicates of ND showed obvious sign of contaminants where</w:t>
-        </w:r>
-      </w:ins>
-      <w:ins w:id="355" w:author="Linh Dang" w:date="2026-07-13T19:40:02Z">
+          <w:t>along with</w:t>
+        </w:r>
+      </w:ins>
+      <w:ins w:id="344" w:author="Linh Dang" w:date="2026-07-13T18:52:45Z">
         <w:r>
           <w:rPr>
             <w:rFonts w:eastAsia="Aptos" w:cs="" w:cstheme="minorBidi" w:eastAsiaTheme="minorHAnsi"/>
@@ -6932,10 +6878,10 @@
             <w:szCs w:val="24"/>
             <w:lang w:val="en-US" w:eastAsia="en-US" w:bidi="ar-SA"/>
           </w:rPr>
-          <w:t xml:space="preserve"> the Cutibacterium and Sphingomonas occupied a significant percentag</w:t>
-        </w:r>
-      </w:ins>
-      <w:ins w:id="356" w:author="Linh Dang" w:date="2026-07-13T19:41:03Z">
+          <w:t xml:space="preserve"> ND </w:t>
+        </w:r>
+      </w:ins>
+      <w:ins w:id="345" w:author="Linh Dang" w:date="2026-07-13T18:52:45Z">
         <w:r>
           <w:rPr>
             <w:rFonts w:eastAsia="Aptos" w:cs="" w:cstheme="minorBidi" w:eastAsiaTheme="minorHAnsi"/>
@@ -6945,7 +6891,1252 @@
             <w:szCs w:val="24"/>
             <w:lang w:val="en-US" w:eastAsia="en-US" w:bidi="ar-SA"/>
           </w:rPr>
-          <w:t xml:space="preserve">e in the first and second replicate respectively. </w:t>
+          <w:t>as a base-line</w:t>
+        </w:r>
+      </w:ins>
+      <w:ins w:id="346" w:author="Linh Dang" w:date="2026-07-13T18:52:45Z">
+        <w:r>
+          <w:rPr>
+            <w:rFonts w:eastAsia="Aptos" w:cs="" w:cstheme="minorBidi" w:eastAsiaTheme="minorHAnsi"/>
+            <w:color w:val="auto"/>
+            <w:kern w:val="0"/>
+            <w:sz w:val="24"/>
+            <w:szCs w:val="24"/>
+            <w:lang w:val="en-US" w:eastAsia="en-US" w:bidi="ar-SA"/>
+          </w:rPr>
+          <w:t xml:space="preserve"> to reveal </w:t>
+        </w:r>
+      </w:ins>
+      <w:ins w:id="347" w:author="Linh Dang" w:date="2026-07-13T19:17:27Z">
+        <w:r>
+          <w:rPr>
+            <w:rFonts w:eastAsia="Aptos" w:cs="" w:cstheme="minorBidi" w:eastAsiaTheme="minorHAnsi"/>
+            <w:color w:val="auto"/>
+            <w:kern w:val="0"/>
+            <w:sz w:val="24"/>
+            <w:szCs w:val="24"/>
+            <w:lang w:val="en-US" w:eastAsia="en-US" w:bidi="ar-SA"/>
+          </w:rPr>
+          <w:t xml:space="preserve">the microbial composition </w:t>
+        </w:r>
+      </w:ins>
+      <w:ins w:id="348" w:author="Linh Dang" w:date="2026-07-13T19:17:27Z">
+        <w:r>
+          <w:rPr>
+            <w:rFonts w:eastAsia="Aptos" w:cs="" w:cstheme="minorBidi" w:eastAsiaTheme="minorHAnsi"/>
+            <w:color w:val="auto"/>
+            <w:kern w:val="0"/>
+            <w:sz w:val="24"/>
+            <w:szCs w:val="24"/>
+            <w:lang w:val="en-US" w:eastAsia="en-US" w:bidi="ar-SA"/>
+          </w:rPr>
+          <w:t>of</w:t>
+        </w:r>
+      </w:ins>
+      <w:ins w:id="349" w:author="Linh Dang" w:date="2026-07-13T19:17:27Z">
+        <w:r>
+          <w:rPr>
+            <w:rFonts w:eastAsia="Aptos" w:cs="" w:cstheme="minorBidi" w:eastAsiaTheme="minorHAnsi"/>
+            <w:color w:val="auto"/>
+            <w:kern w:val="0"/>
+            <w:sz w:val="24"/>
+            <w:szCs w:val="24"/>
+            <w:lang w:val="en-US" w:eastAsia="en-US" w:bidi="ar-SA"/>
+          </w:rPr>
+          <w:t xml:space="preserve"> PDAC intratumoral samples. </w:t>
+        </w:r>
+      </w:ins>
+      <w:ins w:id="350" w:author="Linh Dang" w:date="2026-07-14T10:38:27Z">
+        <w:r>
+          <w:rPr>
+            <w:rFonts w:eastAsia="Aptos" w:cs="" w:cstheme="minorBidi" w:eastAsiaTheme="minorHAnsi"/>
+            <w:color w:val="auto"/>
+            <w:kern w:val="0"/>
+            <w:sz w:val="24"/>
+            <w:szCs w:val="24"/>
+            <w:lang w:val="en-US" w:eastAsia="en-US" w:bidi="ar-SA"/>
+          </w:rPr>
+          <w:t xml:space="preserve">Furthermore, we took the overlap </w:t>
+        </w:r>
+      </w:ins>
+      <w:ins w:id="351" w:author="Linh Dang" w:date="2026-07-14T10:38:27Z">
+        <w:r>
+          <w:rPr>
+            <w:rFonts w:eastAsia="Aptos" w:cs="" w:cstheme="minorBidi" w:eastAsiaTheme="minorHAnsi"/>
+            <w:color w:val="auto"/>
+            <w:kern w:val="0"/>
+            <w:sz w:val="24"/>
+            <w:szCs w:val="24"/>
+            <w:lang w:val="en-US" w:eastAsia="en-US" w:bidi="ar-SA"/>
+          </w:rPr>
+          <w:t>across</w:t>
+        </w:r>
+      </w:ins>
+      <w:ins w:id="352" w:author="Linh Dang" w:date="2026-07-14T10:38:27Z">
+        <w:r>
+          <w:rPr>
+            <w:rFonts w:eastAsia="Aptos" w:cs="" w:cstheme="minorBidi" w:eastAsiaTheme="minorHAnsi"/>
+            <w:color w:val="auto"/>
+            <w:kern w:val="0"/>
+            <w:sz w:val="24"/>
+            <w:szCs w:val="24"/>
+            <w:lang w:val="en-US" w:eastAsia="en-US" w:bidi="ar-SA"/>
+          </w:rPr>
+          <w:t xml:space="preserve"> replicates </w:t>
+        </w:r>
+      </w:ins>
+      <w:ins w:id="353" w:author="Linh Dang" w:date="2026-07-14T14:33:48Z">
+        <w:r>
+          <w:rPr>
+            <w:rFonts w:eastAsia="Aptos" w:cs="" w:cstheme="minorBidi" w:eastAsiaTheme="minorHAnsi"/>
+            <w:color w:val="auto"/>
+            <w:kern w:val="0"/>
+            <w:sz w:val="24"/>
+            <w:szCs w:val="24"/>
+            <w:lang w:val="en-US" w:eastAsia="en-US" w:bidi="ar-SA"/>
+          </w:rPr>
+          <w:t>as a conservative estimate</w:t>
+        </w:r>
+      </w:ins>
+      <w:ins w:id="354" w:author="Linh Dang" w:date="2026-07-14T10:47:27Z">
+        <w:r>
+          <w:rPr>
+            <w:rFonts w:eastAsia="Aptos" w:cs="" w:cstheme="minorBidi" w:eastAsiaTheme="minorHAnsi"/>
+            <w:color w:val="auto"/>
+            <w:kern w:val="0"/>
+            <w:sz w:val="24"/>
+            <w:szCs w:val="24"/>
+            <w:lang w:val="en-US" w:eastAsia="en-US" w:bidi="ar-SA"/>
+          </w:rPr>
+          <w:t xml:space="preserve"> </w:t>
+        </w:r>
+      </w:ins>
+      <w:ins w:id="355" w:author="Linh Dang" w:date="2026-07-14T14:34:14Z">
+        <w:r>
+          <w:rPr>
+            <w:rFonts w:eastAsia="Aptos" w:cs="" w:cstheme="minorBidi" w:eastAsiaTheme="minorHAnsi"/>
+            <w:color w:val="auto"/>
+            <w:kern w:val="0"/>
+            <w:sz w:val="24"/>
+            <w:szCs w:val="24"/>
+            <w:lang w:val="en-US" w:eastAsia="en-US" w:bidi="ar-SA"/>
+          </w:rPr>
+          <w:t>of</w:t>
+        </w:r>
+      </w:ins>
+      <w:ins w:id="356" w:author="Linh Dang" w:date="2026-07-14T10:59:45Z">
+        <w:r>
+          <w:rPr>
+            <w:rFonts w:eastAsia="Aptos" w:cs="" w:cstheme="minorBidi" w:eastAsiaTheme="minorHAnsi"/>
+            <w:color w:val="auto"/>
+            <w:kern w:val="0"/>
+            <w:sz w:val="24"/>
+            <w:szCs w:val="24"/>
+            <w:lang w:val="en-US" w:eastAsia="en-US" w:bidi="ar-SA"/>
+          </w:rPr>
+          <w:t xml:space="preserve"> the corresponding </w:t>
+        </w:r>
+      </w:ins>
+      <w:ins w:id="357" w:author="Linh Dang" w:date="2026-07-14T11:00:51Z">
+        <w:r>
+          <w:rPr>
+            <w:rFonts w:eastAsia="Aptos" w:cs="" w:cstheme="minorBidi" w:eastAsiaTheme="minorHAnsi"/>
+            <w:color w:val="auto"/>
+            <w:kern w:val="0"/>
+            <w:sz w:val="24"/>
+            <w:szCs w:val="24"/>
+            <w:lang w:val="en-US" w:eastAsia="en-US" w:bidi="ar-SA"/>
+          </w:rPr>
+          <w:t>bacterial composition</w:t>
+        </w:r>
+      </w:ins>
+      <w:ins w:id="358" w:author="Linh Dang" w:date="2026-07-13T19:33:43Z">
+        <w:r>
+          <w:rPr>
+            <w:rFonts w:eastAsia="Aptos" w:cs="" w:cstheme="minorBidi" w:eastAsiaTheme="minorHAnsi"/>
+            <w:color w:val="auto"/>
+            <w:kern w:val="0"/>
+            <w:sz w:val="24"/>
+            <w:szCs w:val="24"/>
+            <w:lang w:val="en-US" w:eastAsia="en-US" w:bidi="ar-SA"/>
+          </w:rPr>
+          <w:t xml:space="preserve">. </w:t>
+        </w:r>
+      </w:ins>
+      <w:ins w:id="359" w:author="Linh Dang" w:date="2026-07-13T19:36:26Z">
+        <w:r>
+          <w:rPr>
+            <w:rFonts w:eastAsia="Aptos" w:cs="" w:cstheme="minorBidi" w:eastAsiaTheme="minorHAnsi"/>
+            <w:color w:val="auto"/>
+            <w:kern w:val="0"/>
+            <w:sz w:val="24"/>
+            <w:szCs w:val="24"/>
+            <w:lang w:val="en-US" w:eastAsia="en-US" w:bidi="ar-SA"/>
+          </w:rPr>
+          <w:t xml:space="preserve">The </w:t>
+        </w:r>
+      </w:ins>
+      <w:ins w:id="360" w:author="Linh Dang" w:date="2026-07-13T19:36:26Z">
+        <w:r>
+          <w:rPr>
+            <w:rFonts w:eastAsia="Aptos" w:cs="" w:cstheme="minorBidi" w:eastAsiaTheme="minorHAnsi"/>
+            <w:color w:val="auto"/>
+            <w:kern w:val="0"/>
+            <w:sz w:val="24"/>
+            <w:szCs w:val="24"/>
+            <w:lang w:val="en-US" w:eastAsia="en-US" w:bidi="ar-SA"/>
+          </w:rPr>
+          <w:t xml:space="preserve">ND </w:t>
+        </w:r>
+      </w:ins>
+      <w:ins w:id="361" w:author="Linh Dang" w:date="2026-07-13T19:36:26Z">
+        <w:r>
+          <w:rPr>
+            <w:rFonts w:eastAsia="Aptos" w:cs="" w:cstheme="minorBidi" w:eastAsiaTheme="minorHAnsi"/>
+            <w:color w:val="auto"/>
+            <w:kern w:val="0"/>
+            <w:sz w:val="24"/>
+            <w:szCs w:val="24"/>
+            <w:lang w:val="en-US" w:eastAsia="en-US" w:bidi="ar-SA"/>
+          </w:rPr>
+          <w:t xml:space="preserve">replicates showed </w:t>
+        </w:r>
+      </w:ins>
+      <w:ins w:id="362" w:author="Linh Dang" w:date="2026-07-13T19:36:26Z">
+        <w:r>
+          <w:rPr>
+            <w:rFonts w:eastAsia="Aptos" w:cs="" w:cstheme="minorBidi" w:eastAsiaTheme="minorHAnsi"/>
+            <w:color w:val="auto"/>
+            <w:kern w:val="0"/>
+            <w:sz w:val="24"/>
+            <w:szCs w:val="24"/>
+            <w:lang w:val="en-US" w:eastAsia="en-US" w:bidi="ar-SA"/>
+          </w:rPr>
+          <w:t>a clear</w:t>
+        </w:r>
+      </w:ins>
+      <w:ins w:id="363" w:author="Linh Dang" w:date="2026-07-13T19:36:26Z">
+        <w:r>
+          <w:rPr>
+            <w:rFonts w:eastAsia="Aptos" w:cs="" w:cstheme="minorBidi" w:eastAsiaTheme="minorHAnsi"/>
+            <w:color w:val="auto"/>
+            <w:kern w:val="0"/>
+            <w:sz w:val="24"/>
+            <w:szCs w:val="24"/>
+            <w:lang w:val="en-US" w:eastAsia="en-US" w:bidi="ar-SA"/>
+          </w:rPr>
+          <w:t xml:space="preserve"> sign of contaminants, w</w:t>
+        </w:r>
+      </w:ins>
+      <w:ins w:id="364" w:author="Linh Dang" w:date="2026-07-14T14:35:02Z">
+        <w:r>
+          <w:rPr>
+            <w:rFonts w:eastAsia="Aptos" w:cs="" w:cstheme="minorBidi" w:eastAsiaTheme="minorHAnsi"/>
+            <w:color w:val="auto"/>
+            <w:kern w:val="0"/>
+            <w:sz w:val="24"/>
+            <w:szCs w:val="24"/>
+            <w:lang w:val="en-US" w:eastAsia="en-US" w:bidi="ar-SA"/>
+          </w:rPr>
+          <w:t>ith</w:t>
+        </w:r>
+      </w:ins>
+      <w:ins w:id="365" w:author="Linh Dang" w:date="2026-07-13T19:40:02Z">
+        <w:r>
+          <w:rPr>
+            <w:rFonts w:eastAsia="Aptos" w:cs="" w:cstheme="minorBidi" w:eastAsiaTheme="minorHAnsi"/>
+            <w:color w:val="auto"/>
+            <w:kern w:val="0"/>
+            <w:sz w:val="24"/>
+            <w:szCs w:val="24"/>
+            <w:lang w:val="en-US" w:eastAsia="en-US" w:bidi="ar-SA"/>
+          </w:rPr>
+          <w:t xml:space="preserve"> the </w:t>
+        </w:r>
+      </w:ins>
+      <w:ins w:id="366" w:author="Linh Dang" w:date="2026-07-13T19:40:02Z">
+        <w:r>
+          <w:rPr>
+            <w:rFonts w:eastAsia="Aptos" w:cs="" w:cstheme="minorBidi" w:eastAsiaTheme="minorHAnsi"/>
+            <w:i/>
+            <w:iCs/>
+            <w:color w:val="auto"/>
+            <w:kern w:val="0"/>
+            <w:sz w:val="24"/>
+            <w:szCs w:val="24"/>
+            <w:lang w:val="en-US" w:eastAsia="en-US" w:bidi="ar-SA"/>
+          </w:rPr>
+          <w:t xml:space="preserve">Sphingomonas  </w:t>
+        </w:r>
+      </w:ins>
+      <w:ins w:id="367" w:author="Linh Dang" w:date="2026-07-13T19:40:02Z">
+        <w:r>
+          <w:rPr>
+            <w:rFonts w:eastAsia="Aptos" w:cs="" w:cstheme="minorBidi" w:eastAsiaTheme="minorHAnsi"/>
+            <w:i/>
+            <w:iCs/>
+            <w:color w:val="auto"/>
+            <w:kern w:val="0"/>
+            <w:sz w:val="24"/>
+            <w:szCs w:val="24"/>
+            <w:lang w:val="en-US" w:eastAsia="en-US" w:bidi="ar-SA"/>
+          </w:rPr>
+          <w:t xml:space="preserve">and </w:t>
+        </w:r>
+      </w:ins>
+      <w:ins w:id="368" w:author="Linh Dang" w:date="2026-07-13T19:40:02Z">
+        <w:r>
+          <w:rPr>
+            <w:rFonts w:eastAsia="Aptos" w:cs="" w:cstheme="minorBidi" w:eastAsiaTheme="minorHAnsi"/>
+            <w:i/>
+            <w:iCs/>
+            <w:color w:val="auto"/>
+            <w:kern w:val="0"/>
+            <w:sz w:val="24"/>
+            <w:szCs w:val="24"/>
+            <w:lang w:val="en-US" w:eastAsia="en-US" w:bidi="ar-SA"/>
+          </w:rPr>
+          <w:t>Caldibacillus</w:t>
+        </w:r>
+      </w:ins>
+      <w:ins w:id="369" w:author="Linh Dang" w:date="2026-07-13T19:40:02Z">
+        <w:r>
+          <w:rPr>
+            <w:rFonts w:eastAsia="Aptos" w:cs="" w:cstheme="minorBidi" w:eastAsiaTheme="minorHAnsi"/>
+            <w:color w:val="auto"/>
+            <w:kern w:val="0"/>
+            <w:sz w:val="24"/>
+            <w:szCs w:val="24"/>
+            <w:lang w:val="en-US" w:eastAsia="en-US" w:bidi="ar-SA"/>
+          </w:rPr>
+          <w:t xml:space="preserve"> </w:t>
+        </w:r>
+      </w:ins>
+      <w:ins w:id="370" w:author="Linh Dang" w:date="2026-07-13T19:40:02Z">
+        <w:r>
+          <w:rPr>
+            <w:rFonts w:eastAsia="Aptos" w:cs="" w:cstheme="minorBidi" w:eastAsiaTheme="minorHAnsi"/>
+            <w:color w:val="auto"/>
+            <w:kern w:val="0"/>
+            <w:sz w:val="24"/>
+            <w:szCs w:val="24"/>
+            <w:lang w:val="en-US" w:eastAsia="en-US" w:bidi="ar-SA"/>
+          </w:rPr>
+          <w:t>accounting for</w:t>
+        </w:r>
+      </w:ins>
+      <w:ins w:id="371" w:author="Linh Dang" w:date="2026-07-13T19:40:02Z">
+        <w:r>
+          <w:rPr>
+            <w:rFonts w:eastAsia="Aptos" w:cs="" w:cstheme="minorBidi" w:eastAsiaTheme="minorHAnsi"/>
+            <w:color w:val="auto"/>
+            <w:kern w:val="0"/>
+            <w:sz w:val="24"/>
+            <w:szCs w:val="24"/>
+            <w:lang w:val="en-US" w:eastAsia="en-US" w:bidi="ar-SA"/>
+          </w:rPr>
+          <w:t xml:space="preserve"> a </w:t>
+        </w:r>
+      </w:ins>
+      <w:ins w:id="372" w:author="Linh Dang" w:date="2026-07-14T14:37:53Z">
+        <w:r>
+          <w:rPr>
+            <w:rFonts w:eastAsia="Aptos" w:cs="" w:cstheme="minorBidi" w:eastAsiaTheme="minorHAnsi"/>
+            <w:color w:val="auto"/>
+            <w:kern w:val="0"/>
+            <w:sz w:val="24"/>
+            <w:szCs w:val="24"/>
+            <w:lang w:val="en-US" w:eastAsia="en-US" w:bidi="ar-SA"/>
+          </w:rPr>
+          <w:t>substaintial proportion of reads</w:t>
+        </w:r>
+      </w:ins>
+      <w:ins w:id="373" w:author="Linh Dang" w:date="2026-07-13T19:41:03Z">
+        <w:r>
+          <w:rPr>
+            <w:rFonts w:eastAsia="Aptos" w:cs="" w:cstheme="minorBidi" w:eastAsiaTheme="minorHAnsi"/>
+            <w:color w:val="auto"/>
+            <w:kern w:val="0"/>
+            <w:sz w:val="24"/>
+            <w:szCs w:val="24"/>
+            <w:lang w:val="en-US" w:eastAsia="en-US" w:bidi="ar-SA"/>
+          </w:rPr>
+          <w:t xml:space="preserve"> in the first and second replicate</w:t>
+        </w:r>
+      </w:ins>
+      <w:ins w:id="374" w:author="Linh Dang" w:date="2026-07-13T19:41:03Z">
+        <w:r>
+          <w:rPr>
+            <w:rFonts w:eastAsia="Aptos" w:cs="" w:cstheme="minorBidi" w:eastAsiaTheme="minorHAnsi"/>
+            <w:color w:val="auto"/>
+            <w:kern w:val="0"/>
+            <w:sz w:val="24"/>
+            <w:szCs w:val="24"/>
+            <w:lang w:val="en-US" w:eastAsia="en-US" w:bidi="ar-SA"/>
+          </w:rPr>
+          <w:t>s</w:t>
+        </w:r>
+      </w:ins>
+      <w:ins w:id="375" w:author="Linh Dang" w:date="2026-07-13T19:41:03Z">
+        <w:r>
+          <w:rPr>
+            <w:rFonts w:eastAsia="Aptos" w:cs="" w:cstheme="minorBidi" w:eastAsiaTheme="minorHAnsi"/>
+            <w:color w:val="auto"/>
+            <w:kern w:val="0"/>
+            <w:sz w:val="24"/>
+            <w:szCs w:val="24"/>
+            <w:lang w:val="en-US" w:eastAsia="en-US" w:bidi="ar-SA"/>
+          </w:rPr>
+          <w:t xml:space="preserve"> respectively. </w:t>
+        </w:r>
+      </w:ins>
+      <w:ins w:id="376" w:author="Linh Dang" w:date="2026-07-14T14:39:35Z">
+        <w:r>
+          <w:rPr>
+            <w:rFonts w:eastAsia="Aptos" w:cs="" w:cstheme="minorBidi" w:eastAsiaTheme="minorHAnsi"/>
+            <w:color w:val="auto"/>
+            <w:kern w:val="0"/>
+            <w:sz w:val="24"/>
+            <w:szCs w:val="24"/>
+            <w:lang w:val="en-US" w:eastAsia="en-US" w:bidi="ar-SA"/>
+          </w:rPr>
+          <w:t>The d</w:t>
+        </w:r>
+      </w:ins>
+      <w:ins w:id="377" w:author="Linh Dang" w:date="2026-07-14T11:02:09Z">
+        <w:r>
+          <w:rPr>
+            <w:rFonts w:eastAsia="Aptos" w:cs="" w:cstheme="minorBidi" w:eastAsiaTheme="minorHAnsi"/>
+            <w:color w:val="auto"/>
+            <w:kern w:val="0"/>
+            <w:sz w:val="24"/>
+            <w:szCs w:val="24"/>
+            <w:lang w:val="en-US" w:eastAsia="en-US" w:bidi="ar-SA"/>
+          </w:rPr>
+          <w:t xml:space="preserve">econtam method failed </w:t>
+        </w:r>
+      </w:ins>
+      <w:ins w:id="378" w:author="Linh Dang" w:date="2026-07-14T11:11:45Z">
+        <w:r>
+          <w:rPr>
+            <w:rFonts w:eastAsia="Aptos" w:cs="" w:cstheme="minorBidi" w:eastAsiaTheme="minorHAnsi"/>
+            <w:color w:val="auto"/>
+            <w:kern w:val="0"/>
+            <w:sz w:val="24"/>
+            <w:szCs w:val="24"/>
+            <w:lang w:val="en-US" w:eastAsia="en-US" w:bidi="ar-SA"/>
+          </w:rPr>
+          <w:t>to remove</w:t>
+        </w:r>
+      </w:ins>
+      <w:ins w:id="379" w:author="Linh Dang" w:date="2026-07-14T11:13:10Z">
+        <w:r>
+          <w:rPr>
+            <w:rFonts w:eastAsia="Aptos" w:cs="" w:cstheme="minorBidi" w:eastAsiaTheme="minorHAnsi"/>
+            <w:color w:val="auto"/>
+            <w:kern w:val="0"/>
+            <w:sz w:val="24"/>
+            <w:szCs w:val="24"/>
+            <w:lang w:val="en-US" w:eastAsia="en-US" w:bidi="ar-SA"/>
+          </w:rPr>
+          <w:t xml:space="preserve">  </w:t>
+        </w:r>
+      </w:ins>
+      <w:ins w:id="380" w:author="Linh Dang" w:date="2026-07-14T11:13:10Z">
+        <w:r>
+          <w:rPr>
+            <w:rFonts w:eastAsia="Aptos" w:cs="" w:cstheme="minorBidi" w:eastAsiaTheme="minorHAnsi"/>
+            <w:i/>
+            <w:iCs/>
+            <w:color w:val="auto"/>
+            <w:kern w:val="0"/>
+            <w:sz w:val="24"/>
+            <w:szCs w:val="24"/>
+            <w:lang w:val="en-US" w:eastAsia="en-US" w:bidi="ar-SA"/>
+          </w:rPr>
+          <w:t xml:space="preserve">Caldibacillus </w:t>
+        </w:r>
+      </w:ins>
+      <w:ins w:id="381" w:author="Linh Dang" w:date="2026-07-14T11:13:10Z">
+        <w:r>
+          <w:rPr>
+            <w:rFonts w:eastAsia="Aptos" w:cs="" w:cstheme="minorBidi" w:eastAsiaTheme="minorHAnsi"/>
+            <w:i w:val="false"/>
+            <w:iCs w:val="false"/>
+            <w:color w:val="auto"/>
+            <w:kern w:val="0"/>
+            <w:sz w:val="24"/>
+            <w:szCs w:val="24"/>
+            <w:lang w:val="en-US" w:eastAsia="en-US" w:bidi="ar-SA"/>
+          </w:rPr>
+          <w:t>genus in one re</w:t>
+        </w:r>
+      </w:ins>
+      <w:ins w:id="382" w:author="Linh Dang" w:date="2026-07-14T11:14:11Z">
+        <w:r>
+          <w:rPr>
+            <w:rFonts w:eastAsia="Aptos" w:cs="" w:cstheme="minorBidi" w:eastAsiaTheme="minorHAnsi"/>
+            <w:i w:val="false"/>
+            <w:iCs w:val="false"/>
+            <w:color w:val="auto"/>
+            <w:kern w:val="0"/>
+            <w:sz w:val="24"/>
+            <w:szCs w:val="24"/>
+            <w:lang w:val="en-US" w:eastAsia="en-US" w:bidi="ar-SA"/>
+          </w:rPr>
+          <w:t xml:space="preserve">plicate; </w:t>
+        </w:r>
+      </w:ins>
+      <w:ins w:id="383" w:author="Linh Dang" w:date="2026-07-14T11:14:11Z">
+        <w:r>
+          <w:rPr>
+            <w:rFonts w:eastAsia="Aptos" w:cs="" w:cstheme="minorBidi" w:eastAsiaTheme="minorHAnsi"/>
+            <w:i w:val="false"/>
+            <w:iCs w:val="false"/>
+            <w:color w:val="auto"/>
+            <w:kern w:val="0"/>
+            <w:sz w:val="24"/>
+            <w:szCs w:val="24"/>
+            <w:lang w:val="en-US" w:eastAsia="en-US" w:bidi="ar-SA"/>
+          </w:rPr>
+          <w:t>h</w:t>
+        </w:r>
+      </w:ins>
+      <w:ins w:id="384" w:author="Linh Dang" w:date="2026-07-14T11:14:11Z">
+        <w:r>
+          <w:rPr>
+            <w:rFonts w:eastAsia="Aptos" w:cs="" w:cstheme="minorBidi" w:eastAsiaTheme="minorHAnsi"/>
+            <w:i w:val="false"/>
+            <w:iCs w:val="false"/>
+            <w:color w:val="auto"/>
+            <w:kern w:val="0"/>
+            <w:sz w:val="24"/>
+            <w:szCs w:val="24"/>
+            <w:lang w:val="en-US" w:eastAsia="en-US" w:bidi="ar-SA"/>
+          </w:rPr>
+          <w:t xml:space="preserve">owever, taking the overlap </w:t>
+        </w:r>
+      </w:ins>
+      <w:ins w:id="385" w:author="Linh Dang" w:date="2026-07-14T11:14:11Z">
+        <w:r>
+          <w:rPr>
+            <w:rFonts w:eastAsia="Aptos" w:cs="" w:cstheme="minorBidi" w:eastAsiaTheme="minorHAnsi"/>
+            <w:i w:val="false"/>
+            <w:iCs w:val="false"/>
+            <w:color w:val="auto"/>
+            <w:kern w:val="0"/>
+            <w:sz w:val="24"/>
+            <w:szCs w:val="24"/>
+            <w:lang w:val="en-US" w:eastAsia="en-US" w:bidi="ar-SA"/>
+          </w:rPr>
+          <w:t>substaintially reduced</w:t>
+        </w:r>
+      </w:ins>
+      <w:ins w:id="386" w:author="Linh Dang" w:date="2026-07-14T11:14:11Z">
+        <w:r>
+          <w:rPr>
+            <w:rFonts w:eastAsia="Aptos" w:cs="" w:cstheme="minorBidi" w:eastAsiaTheme="minorHAnsi"/>
+            <w:i w:val="false"/>
+            <w:iCs w:val="false"/>
+            <w:color w:val="auto"/>
+            <w:kern w:val="0"/>
+            <w:sz w:val="24"/>
+            <w:szCs w:val="24"/>
+            <w:lang w:val="en-US" w:eastAsia="en-US" w:bidi="ar-SA"/>
+          </w:rPr>
+          <w:t xml:space="preserve"> </w:t>
+        </w:r>
+      </w:ins>
+      <w:ins w:id="387" w:author="Linh Dang" w:date="2026-07-14T11:15:19Z">
+        <w:r>
+          <w:rPr>
+            <w:rFonts w:eastAsia="Aptos" w:cs="" w:cstheme="minorBidi" w:eastAsiaTheme="minorHAnsi"/>
+            <w:i w:val="false"/>
+            <w:iCs w:val="false"/>
+            <w:color w:val="auto"/>
+            <w:kern w:val="0"/>
+            <w:sz w:val="24"/>
+            <w:szCs w:val="24"/>
+            <w:lang w:val="en-US" w:eastAsia="en-US" w:bidi="ar-SA"/>
+          </w:rPr>
+          <w:t xml:space="preserve">the abundance of </w:t>
+        </w:r>
+      </w:ins>
+      <w:ins w:id="388" w:author="Linh Dang" w:date="2026-07-14T11:15:19Z">
+        <w:r>
+          <w:rPr>
+            <w:rFonts w:eastAsia="Aptos" w:cs="" w:cstheme="minorBidi" w:eastAsiaTheme="minorHAnsi"/>
+            <w:i/>
+            <w:iCs/>
+            <w:color w:val="auto"/>
+            <w:kern w:val="0"/>
+            <w:sz w:val="24"/>
+            <w:szCs w:val="24"/>
+            <w:lang w:val="en-US" w:eastAsia="en-US" w:bidi="ar-SA"/>
+          </w:rPr>
+          <w:t xml:space="preserve">Caldibacillus </w:t>
+        </w:r>
+      </w:ins>
+      <w:ins w:id="389" w:author="Linh Dang" w:date="2026-07-14T11:15:19Z">
+        <w:r>
+          <w:rPr>
+            <w:rFonts w:eastAsia="Aptos" w:cs="" w:cstheme="minorBidi" w:eastAsiaTheme="minorHAnsi"/>
+            <w:i/>
+            <w:iCs/>
+            <w:color w:val="auto"/>
+            <w:kern w:val="0"/>
+            <w:sz w:val="24"/>
+            <w:szCs w:val="24"/>
+            <w:lang w:val="en-US" w:eastAsia="en-US" w:bidi="ar-SA"/>
+          </w:rPr>
+          <w:t>species</w:t>
+        </w:r>
+      </w:ins>
+      <w:ins w:id="390" w:author="Linh Dang" w:date="2026-07-14T11:15:19Z">
+        <w:r>
+          <w:rPr>
+            <w:rFonts w:eastAsia="Aptos" w:cs="" w:cstheme="minorBidi" w:eastAsiaTheme="minorHAnsi"/>
+            <w:i w:val="false"/>
+            <w:iCs w:val="false"/>
+            <w:color w:val="auto"/>
+            <w:kern w:val="0"/>
+            <w:sz w:val="24"/>
+            <w:szCs w:val="24"/>
+            <w:lang w:val="en-US" w:eastAsia="en-US" w:bidi="ar-SA"/>
+          </w:rPr>
+          <w:t xml:space="preserve"> (Figure 3.E).</w:t>
+        </w:r>
+      </w:ins>
+      <w:ins w:id="391" w:author="Linh Dang" w:date="2026-07-14T11:16:57Z">
+        <w:r>
+          <w:rPr>
+            <w:rFonts w:eastAsia="Aptos" w:cs="" w:cstheme="minorBidi" w:eastAsiaTheme="minorHAnsi"/>
+            <w:i w:val="false"/>
+            <w:iCs w:val="false"/>
+            <w:color w:val="auto"/>
+            <w:kern w:val="0"/>
+            <w:sz w:val="24"/>
+            <w:szCs w:val="24"/>
+            <w:lang w:val="en-US" w:eastAsia="en-US" w:bidi="ar-SA"/>
+          </w:rPr>
+          <w:t xml:space="preserve"> </w:t>
+        </w:r>
+      </w:ins>
+      <w:ins w:id="392" w:author="Linh Dang" w:date="2026-07-14T14:42:33Z">
+        <w:r>
+          <w:rPr>
+            <w:rFonts w:eastAsia="Aptos" w:cs="" w:cstheme="minorBidi" w:eastAsiaTheme="minorHAnsi"/>
+            <w:i w:val="false"/>
+            <w:iCs w:val="false"/>
+            <w:color w:val="auto"/>
+            <w:kern w:val="0"/>
+            <w:sz w:val="24"/>
+            <w:szCs w:val="24"/>
+            <w:lang w:val="en-US" w:eastAsia="en-US" w:bidi="ar-SA"/>
+          </w:rPr>
+          <w:t xml:space="preserve">Interestingly, </w:t>
+        </w:r>
+      </w:ins>
+      <w:ins w:id="393" w:author="Linh Dang" w:date="2026-07-14T14:42:33Z">
+        <w:r>
+          <w:rPr>
+            <w:rFonts w:eastAsia="Aptos" w:cs="" w:cstheme="minorBidi" w:eastAsiaTheme="minorHAnsi"/>
+            <w:i w:val="false"/>
+            <w:iCs w:val="false"/>
+            <w:color w:val="auto"/>
+            <w:kern w:val="0"/>
+            <w:sz w:val="24"/>
+            <w:szCs w:val="24"/>
+            <w:lang w:val="en-US" w:eastAsia="en-US" w:bidi="ar-SA"/>
+          </w:rPr>
+          <w:t xml:space="preserve">a simple taxon-removal strategy based on NCT samples, such as the restrictive method, failed to remove contaminants such as </w:t>
+        </w:r>
+      </w:ins>
+      <w:ins w:id="394" w:author="Linh Dang" w:date="2026-07-14T14:42:33Z">
+        <w:r>
+          <w:rPr>
+            <w:rStyle w:val="Emphasis"/>
+            <w:rFonts w:eastAsia="Aptos" w:cs="" w:cstheme="minorBidi" w:eastAsiaTheme="minorHAnsi"/>
+            <w:color w:val="auto"/>
+            <w:kern w:val="0"/>
+            <w:sz w:val="24"/>
+            <w:szCs w:val="24"/>
+            <w:lang w:val="en-US" w:eastAsia="en-US" w:bidi="ar-SA"/>
+          </w:rPr>
+          <w:t>Cloacibacterium</w:t>
+        </w:r>
+      </w:ins>
+      <w:ins w:id="395" w:author="Linh Dang" w:date="2026-07-14T11:28:45Z">
+        <w:r>
+          <w:rPr>
+            <w:rFonts w:eastAsia="Aptos" w:cs="" w:cstheme="minorBidi" w:eastAsiaTheme="minorHAnsi"/>
+            <w:i w:val="false"/>
+            <w:iCs w:val="false"/>
+            <w:color w:val="auto"/>
+            <w:kern w:val="0"/>
+            <w:sz w:val="24"/>
+            <w:szCs w:val="24"/>
+            <w:lang w:val="en-US" w:eastAsia="en-US" w:bidi="ar-SA"/>
+          </w:rPr>
+          <w:t xml:space="preserve">. </w:t>
+        </w:r>
+      </w:ins>
+      <w:ins w:id="396" w:author="Linh Dang" w:date="2026-07-14T14:43:02Z">
+        <w:r>
+          <w:rPr>
+            <w:rFonts w:eastAsia="Aptos" w:cs="" w:cstheme="minorBidi" w:eastAsiaTheme="minorHAnsi"/>
+            <w:i w:val="false"/>
+            <w:iCs w:val="false"/>
+            <w:color w:val="auto"/>
+            <w:kern w:val="0"/>
+            <w:sz w:val="24"/>
+            <w:szCs w:val="24"/>
+            <w:lang w:val="en-US" w:eastAsia="en-US" w:bidi="ar-SA"/>
+          </w:rPr>
+          <w:t>By contrast</w:t>
+        </w:r>
+      </w:ins>
+      <w:ins w:id="397" w:author="Linh Dang" w:date="2026-07-14T11:30:03Z">
+        <w:r>
+          <w:rPr>
+            <w:rFonts w:eastAsia="Aptos" w:cs="" w:cstheme="minorBidi" w:eastAsiaTheme="minorHAnsi"/>
+            <w:i w:val="false"/>
+            <w:iCs w:val="false"/>
+            <w:color w:val="auto"/>
+            <w:kern w:val="0"/>
+            <w:sz w:val="24"/>
+            <w:szCs w:val="24"/>
+            <w:lang w:val="en-US" w:eastAsia="en-US" w:bidi="ar-SA"/>
+          </w:rPr>
+          <w:t xml:space="preserve">, </w:t>
+        </w:r>
+      </w:ins>
+      <w:ins w:id="398" w:author="Linh Dang" w:date="2026-07-14T11:34:52Z">
+        <w:r>
+          <w:rPr>
+            <w:rFonts w:eastAsia="Aptos" w:cs="" w:cstheme="minorBidi" w:eastAsiaTheme="minorHAnsi"/>
+            <w:i w:val="false"/>
+            <w:iCs w:val="false"/>
+            <w:color w:val="auto"/>
+            <w:kern w:val="0"/>
+            <w:sz w:val="24"/>
+            <w:szCs w:val="24"/>
+            <w:lang w:val="en-US" w:eastAsia="en-US" w:bidi="ar-SA"/>
+          </w:rPr>
+          <w:t xml:space="preserve">Nj and SCRuB methods </w:t>
+        </w:r>
+      </w:ins>
+      <w:ins w:id="399" w:author="Linh Dang" w:date="2026-07-14T11:34:52Z">
+        <w:r>
+          <w:rPr>
+            <w:rFonts w:eastAsia="Aptos" w:cs="" w:cstheme="minorBidi" w:eastAsiaTheme="minorHAnsi"/>
+            <w:i w:val="false"/>
+            <w:iCs w:val="false"/>
+            <w:color w:val="auto"/>
+            <w:kern w:val="0"/>
+            <w:sz w:val="24"/>
+            <w:szCs w:val="24"/>
+            <w:lang w:val="en-US" w:eastAsia="en-US" w:bidi="ar-SA"/>
+          </w:rPr>
+          <w:t>yielded</w:t>
+        </w:r>
+      </w:ins>
+      <w:ins w:id="400" w:author="Linh Dang" w:date="2026-07-14T11:34:52Z">
+        <w:r>
+          <w:rPr>
+            <w:rFonts w:eastAsia="Aptos" w:cs="" w:cstheme="minorBidi" w:eastAsiaTheme="minorHAnsi"/>
+            <w:i w:val="false"/>
+            <w:iCs w:val="false"/>
+            <w:color w:val="auto"/>
+            <w:kern w:val="0"/>
+            <w:sz w:val="24"/>
+            <w:szCs w:val="24"/>
+            <w:lang w:val="en-US" w:eastAsia="en-US" w:bidi="ar-SA"/>
+          </w:rPr>
+          <w:t xml:space="preserve"> similar composition</w:t>
+        </w:r>
+      </w:ins>
+      <w:ins w:id="401" w:author="Linh Dang" w:date="2026-07-14T11:34:52Z">
+        <w:r>
+          <w:rPr>
+            <w:rFonts w:eastAsia="Aptos" w:cs="" w:cstheme="minorBidi" w:eastAsiaTheme="minorHAnsi"/>
+            <w:i w:val="false"/>
+            <w:iCs w:val="false"/>
+            <w:color w:val="auto"/>
+            <w:kern w:val="0"/>
+            <w:sz w:val="24"/>
+            <w:szCs w:val="24"/>
+            <w:lang w:val="en-US" w:eastAsia="en-US" w:bidi="ar-SA"/>
+          </w:rPr>
+          <w:t>al</w:t>
+        </w:r>
+      </w:ins>
+      <w:ins w:id="402" w:author="Linh Dang" w:date="2026-07-14T11:34:52Z">
+        <w:r>
+          <w:rPr>
+            <w:rFonts w:eastAsia="Aptos" w:cs="" w:cstheme="minorBidi" w:eastAsiaTheme="minorHAnsi"/>
+            <w:i w:val="false"/>
+            <w:iCs w:val="false"/>
+            <w:color w:val="auto"/>
+            <w:kern w:val="0"/>
+            <w:sz w:val="24"/>
+            <w:szCs w:val="24"/>
+            <w:lang w:val="en-US" w:eastAsia="en-US" w:bidi="ar-SA"/>
+          </w:rPr>
+          <w:t xml:space="preserve"> </w:t>
+        </w:r>
+      </w:ins>
+      <w:ins w:id="403" w:author="Linh Dang" w:date="2026-07-14T11:34:52Z">
+        <w:r>
+          <w:rPr>
+            <w:rFonts w:eastAsia="Aptos" w:cs="" w:cstheme="minorBidi" w:eastAsiaTheme="minorHAnsi"/>
+            <w:i w:val="false"/>
+            <w:iCs w:val="false"/>
+            <w:color w:val="auto"/>
+            <w:kern w:val="0"/>
+            <w:sz w:val="24"/>
+            <w:szCs w:val="24"/>
+            <w:lang w:val="en-US" w:eastAsia="en-US" w:bidi="ar-SA"/>
+          </w:rPr>
+          <w:t>profiles</w:t>
+        </w:r>
+      </w:ins>
+      <w:ins w:id="404" w:author="Linh Dang" w:date="2026-07-14T11:34:52Z">
+        <w:r>
+          <w:rPr>
+            <w:rFonts w:eastAsia="Aptos" w:cs="" w:cstheme="minorBidi" w:eastAsiaTheme="minorHAnsi"/>
+            <w:i w:val="false"/>
+            <w:iCs w:val="false"/>
+            <w:color w:val="auto"/>
+            <w:kern w:val="0"/>
+            <w:sz w:val="24"/>
+            <w:szCs w:val="24"/>
+            <w:lang w:val="en-US" w:eastAsia="en-US" w:bidi="ar-SA"/>
+          </w:rPr>
+          <w:t xml:space="preserve">. </w:t>
+        </w:r>
+      </w:ins>
+      <w:ins w:id="405" w:author="Linh Dang" w:date="2026-07-14T11:44:40Z">
+        <w:r>
+          <w:rPr>
+            <w:rFonts w:eastAsia="Aptos" w:cs="" w:cstheme="minorBidi" w:eastAsiaTheme="minorHAnsi"/>
+            <w:i w:val="false"/>
+            <w:iCs w:val="false"/>
+            <w:color w:val="auto"/>
+            <w:kern w:val="0"/>
+            <w:sz w:val="24"/>
+            <w:szCs w:val="24"/>
+            <w:lang w:val="en-US" w:eastAsia="en-US" w:bidi="ar-SA"/>
+          </w:rPr>
+          <w:t xml:space="preserve">After </w:t>
+        </w:r>
+      </w:ins>
+      <w:ins w:id="406" w:author="Linh Dang" w:date="2026-07-14T11:43:01Z">
+        <w:r>
+          <w:rPr>
+            <w:rFonts w:eastAsia="Aptos" w:cs="" w:cstheme="minorBidi" w:eastAsiaTheme="minorHAnsi"/>
+            <w:i w:val="false"/>
+            <w:iCs w:val="false"/>
+            <w:color w:val="auto"/>
+            <w:kern w:val="0"/>
+            <w:sz w:val="24"/>
+            <w:szCs w:val="24"/>
+            <w:lang w:val="en-US" w:eastAsia="en-US" w:bidi="ar-SA"/>
+          </w:rPr>
+          <w:t xml:space="preserve">Nj decontamination, the </w:t>
+        </w:r>
+      </w:ins>
+      <w:ins w:id="407" w:author="Linh Dang" w:date="2026-07-14T11:44:16Z">
+        <w:r>
+          <w:rPr>
+            <w:rFonts w:eastAsia="Aptos" w:cs="" w:cstheme="minorBidi" w:eastAsiaTheme="minorHAnsi"/>
+            <w:i w:val="false"/>
+            <w:iCs w:val="false"/>
+            <w:color w:val="auto"/>
+            <w:kern w:val="0"/>
+            <w:sz w:val="24"/>
+            <w:szCs w:val="24"/>
+            <w:lang w:val="en-US" w:eastAsia="en-US" w:bidi="ar-SA"/>
+          </w:rPr>
+          <w:t xml:space="preserve">majority of bacteria </w:t>
+        </w:r>
+      </w:ins>
+      <w:ins w:id="408" w:author="Linh Dang" w:date="2026-07-14T11:44:16Z">
+        <w:r>
+          <w:rPr>
+            <w:rFonts w:eastAsia="Aptos" w:cs="" w:cstheme="minorBidi" w:eastAsiaTheme="minorHAnsi"/>
+            <w:i w:val="false"/>
+            <w:iCs w:val="false"/>
+            <w:color w:val="auto"/>
+            <w:kern w:val="0"/>
+            <w:sz w:val="24"/>
+            <w:szCs w:val="24"/>
+            <w:lang w:val="en-US" w:eastAsia="en-US" w:bidi="ar-SA"/>
+          </w:rPr>
+          <w:t>belonged to</w:t>
+        </w:r>
+      </w:ins>
+      <w:ins w:id="409" w:author="Linh Dang" w:date="2026-07-14T11:44:16Z">
+        <w:r>
+          <w:rPr>
+            <w:rFonts w:eastAsia="Aptos" w:cs="" w:cstheme="minorBidi" w:eastAsiaTheme="minorHAnsi"/>
+            <w:i w:val="false"/>
+            <w:iCs w:val="false"/>
+            <w:color w:val="auto"/>
+            <w:kern w:val="0"/>
+            <w:sz w:val="24"/>
+            <w:szCs w:val="24"/>
+            <w:lang w:val="en-US" w:eastAsia="en-US" w:bidi="ar-SA"/>
+          </w:rPr>
+          <w:t xml:space="preserve"> </w:t>
+        </w:r>
+      </w:ins>
+      <w:ins w:id="410" w:author="Linh Dang" w:date="2026-07-14T11:46:54Z">
+        <w:r>
+          <w:rPr>
+            <w:rFonts w:eastAsia="Aptos" w:cs="" w:cstheme="minorBidi" w:eastAsiaTheme="minorHAnsi"/>
+            <w:i/>
+            <w:iCs/>
+            <w:color w:val="auto"/>
+            <w:kern w:val="0"/>
+            <w:sz w:val="24"/>
+            <w:szCs w:val="24"/>
+            <w:lang w:val="en-US" w:eastAsia="en-US" w:bidi="ar-SA"/>
+          </w:rPr>
+          <w:t>Ligilactobacillus</w:t>
+        </w:r>
+      </w:ins>
+      <w:ins w:id="411" w:author="Linh Dang" w:date="2026-07-14T11:46:54Z">
+        <w:r>
+          <w:rPr>
+            <w:rFonts w:eastAsia="Aptos" w:cs="" w:cstheme="minorBidi" w:eastAsiaTheme="minorHAnsi"/>
+            <w:i w:val="false"/>
+            <w:iCs w:val="false"/>
+            <w:color w:val="auto"/>
+            <w:kern w:val="0"/>
+            <w:sz w:val="24"/>
+            <w:szCs w:val="24"/>
+            <w:lang w:val="en-US" w:eastAsia="en-US" w:bidi="ar-SA"/>
+          </w:rPr>
+          <w:t xml:space="preserve">, </w:t>
+        </w:r>
+      </w:ins>
+      <w:ins w:id="412" w:author="Linh Dang" w:date="2026-07-14T11:46:54Z">
+        <w:r>
+          <w:rPr>
+            <w:rFonts w:eastAsia="Aptos" w:cs="" w:cstheme="minorBidi" w:eastAsiaTheme="minorHAnsi"/>
+            <w:i/>
+            <w:iCs/>
+            <w:color w:val="auto"/>
+            <w:kern w:val="0"/>
+            <w:sz w:val="24"/>
+            <w:szCs w:val="24"/>
+            <w:lang w:val="en-US" w:eastAsia="en-US" w:bidi="ar-SA"/>
+          </w:rPr>
+          <w:t>Escherichia</w:t>
+        </w:r>
+      </w:ins>
+      <w:ins w:id="413" w:author="Linh Dang" w:date="2026-07-14T11:46:54Z">
+        <w:r>
+          <w:rPr>
+            <w:rFonts w:eastAsia="Aptos" w:cs="" w:cstheme="minorBidi" w:eastAsiaTheme="minorHAnsi"/>
+            <w:i w:val="false"/>
+            <w:iCs w:val="false"/>
+            <w:color w:val="auto"/>
+            <w:kern w:val="0"/>
+            <w:sz w:val="24"/>
+            <w:szCs w:val="24"/>
+            <w:lang w:val="en-US" w:eastAsia="en-US" w:bidi="ar-SA"/>
+          </w:rPr>
+          <w:t xml:space="preserve">, </w:t>
+        </w:r>
+      </w:ins>
+      <w:ins w:id="414" w:author="Linh Dang" w:date="2026-07-14T11:46:54Z">
+        <w:r>
+          <w:rPr>
+            <w:rFonts w:eastAsia="Aptos" w:cs="" w:cstheme="minorBidi" w:eastAsiaTheme="minorHAnsi"/>
+            <w:i w:val="false"/>
+            <w:iCs w:val="false"/>
+            <w:color w:val="auto"/>
+            <w:kern w:val="0"/>
+            <w:sz w:val="24"/>
+            <w:szCs w:val="24"/>
+            <w:lang w:val="en-US" w:eastAsia="en-US" w:bidi="ar-SA"/>
+          </w:rPr>
+          <w:t xml:space="preserve">and </w:t>
+        </w:r>
+      </w:ins>
+      <w:ins w:id="415" w:author="Linh Dang" w:date="2026-07-14T11:46:54Z">
+        <w:r>
+          <w:rPr>
+            <w:rFonts w:eastAsia="Aptos" w:cs="" w:cstheme="minorBidi" w:eastAsiaTheme="minorHAnsi"/>
+            <w:i/>
+            <w:iCs/>
+            <w:color w:val="auto"/>
+            <w:kern w:val="0"/>
+            <w:sz w:val="24"/>
+            <w:szCs w:val="24"/>
+            <w:lang w:val="en-US" w:eastAsia="en-US" w:bidi="ar-SA"/>
+          </w:rPr>
+          <w:t>Alistipes</w:t>
+        </w:r>
+      </w:ins>
+      <w:ins w:id="416" w:author="Linh Dang" w:date="2026-07-14T14:45:25Z">
+        <w:r>
+          <w:rPr>
+            <w:rFonts w:eastAsia="Aptos" w:cs="" w:cstheme="minorBidi" w:eastAsiaTheme="minorHAnsi"/>
+            <w:i/>
+            <w:iCs/>
+            <w:color w:val="auto"/>
+            <w:kern w:val="0"/>
+            <w:sz w:val="24"/>
+            <w:szCs w:val="24"/>
+            <w:lang w:val="en-US" w:eastAsia="en-US" w:bidi="ar-SA"/>
+          </w:rPr>
+          <w:t>,</w:t>
+        </w:r>
+      </w:ins>
+      <w:ins w:id="417" w:author="Linh Dang" w:date="2026-07-14T11:47:58Z">
+        <w:r>
+          <w:rPr>
+            <w:rFonts w:eastAsia="Aptos" w:cs="" w:cstheme="minorBidi" w:eastAsiaTheme="minorHAnsi"/>
+            <w:i w:val="false"/>
+            <w:iCs w:val="false"/>
+            <w:color w:val="auto"/>
+            <w:kern w:val="0"/>
+            <w:sz w:val="24"/>
+            <w:szCs w:val="24"/>
+            <w:lang w:val="en-US" w:eastAsia="en-US" w:bidi="ar-SA"/>
+          </w:rPr>
+          <w:t xml:space="preserve"> which are common gut </w:t>
+        </w:r>
+      </w:ins>
+      <w:ins w:id="418" w:author="Linh Dang" w:date="2026-07-14T11:47:58Z">
+        <w:r>
+          <w:rPr>
+            <w:rFonts w:eastAsia="Aptos" w:cs="" w:cstheme="minorBidi" w:eastAsiaTheme="minorHAnsi"/>
+            <w:i w:val="false"/>
+            <w:iCs w:val="false"/>
+            <w:color w:val="auto"/>
+            <w:kern w:val="0"/>
+            <w:sz w:val="24"/>
+            <w:szCs w:val="24"/>
+            <w:lang w:val="en-US" w:eastAsia="en-US" w:bidi="ar-SA"/>
+          </w:rPr>
+          <w:t>taxa</w:t>
+        </w:r>
+      </w:ins>
+      <w:ins w:id="419" w:author="Linh Dang" w:date="2026-07-14T11:47:58Z">
+        <w:r>
+          <w:rPr>
+            <w:rFonts w:eastAsia="Aptos" w:cs="" w:cstheme="minorBidi" w:eastAsiaTheme="minorHAnsi"/>
+            <w:i w:val="false"/>
+            <w:iCs w:val="false"/>
+            <w:color w:val="auto"/>
+            <w:kern w:val="0"/>
+            <w:sz w:val="24"/>
+            <w:szCs w:val="24"/>
+            <w:lang w:val="en-US" w:eastAsia="en-US" w:bidi="ar-SA"/>
+          </w:rPr>
+          <w:t xml:space="preserve"> and </w:t>
+        </w:r>
+      </w:ins>
+      <w:ins w:id="420" w:author="Linh Dang" w:date="2026-07-14T11:47:58Z">
+        <w:r>
+          <w:rPr>
+            <w:rFonts w:eastAsia="Aptos" w:cs="" w:cstheme="minorBidi" w:eastAsiaTheme="minorHAnsi"/>
+            <w:i w:val="false"/>
+            <w:iCs w:val="false"/>
+            <w:color w:val="auto"/>
+            <w:kern w:val="0"/>
+            <w:sz w:val="24"/>
+            <w:szCs w:val="24"/>
+            <w:lang w:val="en-US" w:eastAsia="en-US" w:bidi="ar-SA"/>
+          </w:rPr>
+          <w:t>may</w:t>
+        </w:r>
+      </w:ins>
+      <w:ins w:id="421" w:author="Linh Dang" w:date="2026-07-14T11:47:58Z">
+        <w:r>
+          <w:rPr>
+            <w:rFonts w:eastAsia="Aptos" w:cs="" w:cstheme="minorBidi" w:eastAsiaTheme="minorHAnsi"/>
+            <w:i w:val="false"/>
+            <w:iCs w:val="false"/>
+            <w:color w:val="auto"/>
+            <w:kern w:val="0"/>
+            <w:sz w:val="24"/>
+            <w:szCs w:val="24"/>
+            <w:lang w:val="en-US" w:eastAsia="en-US" w:bidi="ar-SA"/>
+          </w:rPr>
+          <w:t xml:space="preserve"> migrate </w:t>
+        </w:r>
+      </w:ins>
+      <w:ins w:id="422" w:author="Linh Dang" w:date="2026-07-14T11:47:58Z">
+        <w:r>
+          <w:rPr>
+            <w:rFonts w:eastAsia="Aptos" w:cs="" w:cstheme="minorBidi" w:eastAsiaTheme="minorHAnsi"/>
+            <w:i w:val="false"/>
+            <w:iCs w:val="false"/>
+            <w:color w:val="auto"/>
+            <w:kern w:val="0"/>
+            <w:sz w:val="24"/>
+            <w:szCs w:val="24"/>
+            <w:lang w:val="en-US" w:eastAsia="en-US" w:bidi="ar-SA"/>
+          </w:rPr>
+          <w:t>directly</w:t>
+        </w:r>
+      </w:ins>
+      <w:ins w:id="423" w:author="Linh Dang" w:date="2026-07-14T11:47:58Z">
+        <w:r>
+          <w:rPr>
+            <w:rFonts w:eastAsia="Aptos" w:cs="" w:cstheme="minorBidi" w:eastAsiaTheme="minorHAnsi"/>
+            <w:i w:val="false"/>
+            <w:iCs w:val="false"/>
+            <w:color w:val="auto"/>
+            <w:kern w:val="0"/>
+            <w:sz w:val="24"/>
+            <w:szCs w:val="24"/>
+            <w:lang w:val="en-US" w:eastAsia="en-US" w:bidi="ar-SA"/>
+          </w:rPr>
+          <w:t xml:space="preserve"> into tumor</w:t>
+        </w:r>
+      </w:ins>
+      <w:ins w:id="424" w:author="Linh Dang" w:date="2026-07-14T11:48:59Z">
+        <w:r>
+          <w:rPr>
+            <w:rFonts w:eastAsia="Aptos" w:cs="" w:cstheme="minorBidi" w:eastAsiaTheme="minorHAnsi"/>
+            <w:i w:val="false"/>
+            <w:iCs w:val="false"/>
+            <w:color w:val="auto"/>
+            <w:kern w:val="0"/>
+            <w:sz w:val="24"/>
+            <w:szCs w:val="24"/>
+            <w:lang w:val="en-US" w:eastAsia="en-US" w:bidi="ar-SA"/>
+          </w:rPr>
+          <w:t xml:space="preserve"> </w:t>
+        </w:r>
+      </w:ins>
+      <w:ins w:id="425" w:author="Linh Dang" w:date="2026-07-14T11:48:59Z">
+        <w:r>
+          <w:rPr>
+            <w:rFonts w:eastAsia="Aptos" w:cs="" w:cstheme="minorBidi" w:eastAsiaTheme="minorHAnsi"/>
+            <w:i w:val="false"/>
+            <w:iCs w:val="false"/>
+            <w:color w:val="auto"/>
+            <w:kern w:val="0"/>
+            <w:sz w:val="24"/>
+            <w:szCs w:val="24"/>
+            <w:lang w:val="en-US" w:eastAsia="en-US" w:bidi="ar-SA"/>
+          </w:rPr>
+          <w:t>micro</w:t>
+        </w:r>
+      </w:ins>
+      <w:ins w:id="426" w:author="Linh Dang" w:date="2026-07-14T11:48:59Z">
+        <w:r>
+          <w:rPr>
+            <w:rFonts w:eastAsia="Aptos" w:cs="" w:cstheme="minorBidi" w:eastAsiaTheme="minorHAnsi"/>
+            <w:i w:val="false"/>
+            <w:iCs w:val="false"/>
+            <w:color w:val="auto"/>
+            <w:kern w:val="0"/>
+            <w:sz w:val="24"/>
+            <w:szCs w:val="24"/>
+            <w:lang w:val="en-US" w:eastAsia="en-US" w:bidi="ar-SA"/>
+          </w:rPr>
+          <w:t xml:space="preserve">environment, </w:t>
+        </w:r>
+      </w:ins>
+      <w:ins w:id="427" w:author="Linh Dang" w:date="2026-07-14T11:48:59Z">
+        <w:r>
+          <w:rPr>
+            <w:rFonts w:eastAsia="Aptos" w:cs="" w:cstheme="minorBidi" w:eastAsiaTheme="minorHAnsi"/>
+            <w:i w:val="false"/>
+            <w:iCs w:val="false"/>
+            <w:color w:val="auto"/>
+            <w:kern w:val="0"/>
+            <w:sz w:val="24"/>
+            <w:szCs w:val="24"/>
+            <w:lang w:val="en-US" w:eastAsia="en-US" w:bidi="ar-SA"/>
+          </w:rPr>
+          <w:t>as described</w:t>
+        </w:r>
+      </w:ins>
+      <w:ins w:id="428" w:author="Linh Dang" w:date="2026-07-14T11:48:59Z">
+        <w:r>
+          <w:rPr>
+            <w:rFonts w:eastAsia="Aptos" w:cs="" w:cstheme="minorBidi" w:eastAsiaTheme="minorHAnsi"/>
+            <w:i w:val="false"/>
+            <w:iCs w:val="false"/>
+            <w:color w:val="auto"/>
+            <w:kern w:val="0"/>
+            <w:sz w:val="24"/>
+            <w:szCs w:val="24"/>
+            <w:lang w:val="en-US" w:eastAsia="en-US" w:bidi="ar-SA"/>
+          </w:rPr>
+          <w:t xml:space="preserve"> in </w:t>
+        </w:r>
+      </w:ins>
+      <w:ins w:id="429" w:author="Linh Dang" w:date="2026-07-14T12:14:41Z">
+        <w:r>
+          <w:rPr>
+            <w:rFonts w:eastAsia="Aptos" w:cs="" w:cstheme="minorBidi" w:eastAsiaTheme="minorHAnsi"/>
+            <w:i w:val="false"/>
+            <w:iCs w:val="false"/>
+            <w:color w:val="auto"/>
+            <w:kern w:val="0"/>
+            <w:sz w:val="24"/>
+            <w:szCs w:val="24"/>
+            <w:lang w:val="en-US" w:eastAsia="en-US" w:bidi="ar-SA"/>
+          </w:rPr>
+          <w:t>Schorr et al. 2023 (</w:t>
+        </w:r>
+      </w:ins>
+      <w:hyperlink r:id="rId3">
+        <w:ins w:id="430" w:author="Linh Dang" w:date="2026-07-14T12:14:41Z">
+          <w:r>
+            <w:rPr>
+              <w:rStyle w:val="Hyperlink"/>
+              <w:rFonts w:eastAsia="Aptos" w:cs="" w:cstheme="minorBidi" w:eastAsiaTheme="minorHAnsi"/>
+              <w:i w:val="false"/>
+              <w:iCs w:val="false"/>
+              <w:color w:val="auto"/>
+              <w:kern w:val="0"/>
+              <w:sz w:val="24"/>
+              <w:szCs w:val="24"/>
+              <w:lang w:val="en-US" w:eastAsia="en-US" w:bidi="ar-SA"/>
+            </w:rPr>
+            <w:t>https://doi.org/10.1038/s41522-023-00446-9</w:t>
+          </w:r>
+        </w:ins>
+      </w:hyperlink>
+      <w:ins w:id="431" w:author="Linh Dang" w:date="2026-07-14T12:14:41Z">
+        <w:r>
+          <w:rPr>
+            <w:rFonts w:eastAsia="Aptos" w:cs="" w:cstheme="minorBidi" w:eastAsiaTheme="minorHAnsi"/>
+            <w:i w:val="false"/>
+            <w:iCs w:val="false"/>
+            <w:color w:val="auto"/>
+            <w:kern w:val="0"/>
+            <w:sz w:val="24"/>
+            <w:szCs w:val="24"/>
+            <w:lang w:val="en-US" w:eastAsia="en-US" w:bidi="ar-SA"/>
+          </w:rPr>
+          <w:t>)</w:t>
+        </w:r>
+      </w:ins>
+      <w:ins w:id="432" w:author="Linh Dang" w:date="2026-07-14T12:47:07Z">
+        <w:r>
+          <w:rPr>
+            <w:rFonts w:eastAsia="Aptos" w:cs="" w:cstheme="minorBidi" w:eastAsiaTheme="minorHAnsi"/>
+            <w:i w:val="false"/>
+            <w:iCs w:val="false"/>
+            <w:color w:val="auto"/>
+            <w:kern w:val="0"/>
+            <w:sz w:val="24"/>
+            <w:szCs w:val="24"/>
+            <w:lang w:val="en-US" w:eastAsia="en-US" w:bidi="ar-SA"/>
+          </w:rPr>
+          <w:t>.</w:t>
         </w:r>
       </w:ins>
     </w:p>
@@ -7218,14 +8409,14 @@
         <w:rPr>
           <w:rFonts w:cs="Arial" w:ascii="Arial" w:hAnsi="Arial"/>
         </w:rPr>
-        <w:t>genome of 13550 bacterial taxa, latest updated on</w:t>
+        <w:t>genome of 13550 bacterial taxa, latest updated o</w:t>
       </w:r>
       <w:bookmarkEnd w:id="12"/>
       <w:r>
         <w:rPr>
           <w:rFonts w:cs="Arial" w:ascii="Arial" w:hAnsi="Arial"/>
         </w:rPr>
-        <w:t xml:space="preserve"> December 2024.</w:t>
+        <w:t>n December 2024.</w:t>
       </w:r>
     </w:p>
     <w:p>
@@ -7239,7 +8430,7 @@
         <w:rPr/>
         <w:t xml:space="preserve">Mice experiments were conducted in the Central </w:t>
       </w:r>
-      <w:hyperlink r:id="rId3">
+      <w:hyperlink r:id="rId4">
         <w:r>
           <w:rPr>
             <w:rStyle w:val="Hyperlink"/>
@@ -7251,7 +8442,7 @@
         <w:rPr/>
         <w:t xml:space="preserve"> Facility at the University Medical Center Goettingen, Germany. Approval was obtained by the LAVES Niedersachsen, Germany (application number 19/3085). </w:t>
       </w:r>
-      <w:hyperlink r:id="rId4">
+      <w:hyperlink r:id="rId5">
         <w:r>
           <w:rPr>
             <w:rStyle w:val="Hyperlink"/>
@@ -7396,7 +8587,7 @@
         <w:rPr/>
         <w:t xml:space="preserve">. After tumor onset animals were screend 2-3 times a week and sacrificed when following criteria were fulfilled: overall morbidity, lethargy, signs of pain, rough fur, loss of self-care and social behavior, </w:t>
       </w:r>
-      <w:hyperlink r:id="rId5">
+      <w:hyperlink r:id="rId6">
         <w:r>
           <w:rPr>
             <w:rStyle w:val="Hyperlink"/>
@@ -7408,7 +8599,7 @@
         <w:rPr/>
         <w:t xml:space="preserve">, </w:t>
       </w:r>
-      <w:hyperlink r:id="rId6">
+      <w:hyperlink r:id="rId7">
         <w:r>
           <w:rPr>
             <w:rStyle w:val="Hyperlink"/>
@@ -7420,7 +8611,7 @@
         <w:rPr/>
         <w:t xml:space="preserve">, </w:t>
       </w:r>
-      <w:hyperlink r:id="rId7">
+      <w:hyperlink r:id="rId8">
         <w:r>
           <w:rPr>
             <w:rStyle w:val="Hyperlink"/>
@@ -7525,14 +8716,14 @@
         <w:rPr>
           <w:rFonts w:cs="Arial" w:ascii="Arial" w:hAnsi="Arial"/>
         </w:rPr>
-        <w:t xml:space="preserve"> and Wrench method in R package (8) for</w:t>
+        <w:t xml:space="preserve"> and Wrench method in R package (8) fo</w:t>
       </w:r>
       <w:bookmarkEnd w:id="14"/>
       <w:r>
         <w:rPr>
           <w:rFonts w:cs="Arial" w:ascii="Arial" w:hAnsi="Arial"/>
         </w:rPr>
-        <w:t xml:space="preserve"> normalization.</w:t>
+        <w:t>r normalization.</w:t>
       </w:r>
     </w:p>
     <w:p>
@@ -7716,8 +8907,8 @@
           <w:rFonts w:ascii="Arial" w:hAnsi="Arial" w:cs="Arial"/>
         </w:rPr>
       </w:pPr>
-      <w:bookmarkStart w:id="18" w:name="materials-and-methods"/>
-      <w:bookmarkStart w:id="19" w:name="composite-score"/>
+      <w:bookmarkStart w:id="18" w:name="composite-score"/>
+      <w:bookmarkStart w:id="19" w:name="materials-and-methods"/>
       <w:r>
         <w:rPr>
           <w:rFonts w:cs="Arial" w:ascii="Arial" w:hAnsi="Arial"/>
@@ -7794,6 +8985,7 @@
         <w:rPr>
           <w:rFonts w:ascii="Arial" w:hAnsi="Arial" w:eastAsia="" w:cs="Arial" w:eastAsiaTheme="majorEastAsia"/>
           <w:color w:themeColor="accent1" w:themeShade="bf" w:val="0F4761"/>
+          <w:ins w:id="433" w:author="Linh Dang" w:date="2026-07-14T16:39:05Z"/>
         </w:rPr>
       </w:pPr>
       <w:r>
@@ -7803,6 +8995,24 @@
         </w:rPr>
         <w:t>FF – Fresh frozen samples</w:t>
       </w:r>
+    </w:p>
+    <w:p>
+      <w:pPr>
+        <w:pStyle w:val="BodyText"/>
+        <w:rPr>
+          <w:rFonts w:ascii="Arial" w:hAnsi="Arial" w:eastAsia="" w:cs="Arial" w:eastAsiaTheme="majorEastAsia"/>
+          <w:color w:themeColor="accent1" w:themeShade="bf" w:val="0F4761"/>
+        </w:rPr>
+      </w:pPr>
+      <w:ins w:id="434" w:author="Linh Dang" w:date="2026-07-14T16:39:05Z">
+        <w:r>
+          <w:rPr>
+            <w:rFonts w:eastAsia="" w:cs="Arial" w:ascii="Arial" w:hAnsi="Arial" w:eastAsiaTheme="majorEastAsia"/>
+            <w:color w:themeColor="accent1" w:themeShade="bf" w:val="0F4761"/>
+          </w:rPr>
+          <w:t>CB – Contamination background</w:t>
+        </w:r>
+      </w:ins>
     </w:p>
     <w:p>
       <w:pPr>
@@ -8043,7 +9253,7 @@
         <w:tab/>
         <w:t>Salzberg SL, Chia M, Tay A, Miranda NFCC de, Smit V, Wesseling J, Irizarry R, Marshall B, Willerslev E, Neefjes J, Nagarajan N. 2026. Setting higher standards for reports of microbial species in human cancers. Nature Cancer https://doi.org/</w:t>
       </w:r>
-      <w:hyperlink r:id="rId8">
+      <w:hyperlink r:id="rId9">
         <w:r>
           <w:rPr>
             <w:rStyle w:val="Hyperlink"/>
@@ -8076,7 +9286,7 @@
         <w:tab/>
         <w:t xml:space="preserve">Austin GI, Park H, Meydan Y, Seeram D, Sezin T, Lou YC, Firek BA, Morowitz MJ, Banfield JF, Christiano AM, Pe’er I, Uhlemann A-C, Shenhav L, Korem T. 2023. </w:t>
       </w:r>
-      <w:hyperlink r:id="rId9">
+      <w:hyperlink r:id="rId10">
         <w:r>
           <w:rPr>
             <w:rStyle w:val="Hyperlink"/>
@@ -8109,7 +9319,7 @@
         <w:tab/>
         <w:t xml:space="preserve">Neuhäuser M, Ruxton GD. 2025. </w:t>
       </w:r>
-      <w:hyperlink r:id="rId10">
+      <w:hyperlink r:id="rId11">
         <w:r>
           <w:rPr>
             <w:rStyle w:val="Hyperlink"/>
@@ -8142,7 +9352,7 @@
         <w:tab/>
         <w:t xml:space="preserve">Riquelme E, Zhang Y, Zhang L, Montiel M, Zoltan M, Dong W, Quesada P, Sahin I, Chandra V, San Lucas A, Scheet P, Xu H, Hanash SM, Feng L, Burks JK, Do K-A, Peterson CB, Nejman D, Tzeng C-WD, Kim MP, Sears CL, Ajami N, Petrosino J, Wood LD, Maitra A, Straussman R, Katz M, White JR, Jenq R, Wargo J, McAllister F. 2019. </w:t>
       </w:r>
-      <w:hyperlink r:id="rId11">
+      <w:hyperlink r:id="rId12">
         <w:r>
           <w:rPr>
             <w:rStyle w:val="Hyperlink"/>
@@ -8175,7 +9385,7 @@
         <w:tab/>
         <w:t xml:space="preserve">Guo W, Zhang Y, Guo S, Mei Z, Liao H, Dong H, Wu K, Ye H, Zhang Y, Zhu Y, Lang J, Hu L, Jin G, Kong X. 2021. </w:t>
       </w:r>
-      <w:hyperlink r:id="rId12">
+      <w:hyperlink r:id="rId13">
         <w:r>
           <w:rPr>
             <w:rStyle w:val="Hyperlink"/>
@@ -8208,7 +9418,7 @@
         <w:tab/>
         <w:t xml:space="preserve">Davis NM, Proctor DM, Holmes SP, Relman DA, Callahan BJ. 2018. </w:t>
       </w:r>
-      <w:hyperlink r:id="rId13">
+      <w:hyperlink r:id="rId14">
         <w:r>
           <w:rPr>
             <w:rStyle w:val="Hyperlink"/>
@@ -8241,7 +9451,7 @@
         <w:tab/>
         <w:t xml:space="preserve">Nejman D, Livyatan I, Fuks G, Gavert N, Zwang Y, Geller LT, Rotter-Maskowitz A, Weiser R, Mallel G, Gigi E, Meltser A, Douglas GM, Kamer I, Gopalakrishnan V, Dadosh T, Levin-Zaidman S, Avnet S, Atlan T, Cooper ZA, Arora R, Cogdill AP, Khan MAW, Ologun G, Bussi Y, Weinberger A, Lotan-Pompan M, Golani O, Perry G, Rokah M, Bahar-Shany K, Rozeman EA, Blank CU, Ronai A, Shaoul R, Amit A, Dorfman T, Kremer R, Cohen ZR, Harnof S, Siegal T, Yehuda-Shnaidman E, Gal-Yam EN, Shapira H, Baldini N, Langille MGI, Ben-Nun A, Kaufman B, Nissan A, Golan T, Dadiani M, Levanon K, Bar J, Yust-Katz S, Barshack I, Peeper DS, Raz DJ, Segal E, Wargo JA, Sandbank J, Shental N, Straussman R. 2020. </w:t>
       </w:r>
-      <w:hyperlink r:id="rId14">
+      <w:hyperlink r:id="rId15">
         <w:r>
           <w:rPr>
             <w:rStyle w:val="Hyperlink"/>
@@ -8274,7 +9484,7 @@
         <w:tab/>
         <w:t xml:space="preserve">Muthiah SK, Corrada Bravo H. 2025. Wrench: Wrench normalization for sparse count data. </w:t>
       </w:r>
-      <w:hyperlink r:id="rId15">
+      <w:hyperlink r:id="rId16">
         <w:r>
           <w:rPr>
             <w:rStyle w:val="Hyperlink"/>
@@ -8307,7 +9517,7 @@
         <w:tab/>
         <w:t xml:space="preserve">Sanders HL. 1968. </w:t>
       </w:r>
-      <w:hyperlink r:id="rId16">
+      <w:hyperlink r:id="rId17">
         <w:r>
           <w:rPr>
             <w:rStyle w:val="Hyperlink"/>
@@ -8340,7 +9550,7 @@
         <w:tab/>
         <w:t xml:space="preserve">McKinley KNL, Herremans KM, Riner AN, Vudatha V, Freudenberger DC, Hughes SJ, Triplett EW, Trevino JG. 2023. </w:t>
       </w:r>
-      <w:hyperlink r:id="rId17">
+      <w:hyperlink r:id="rId18">
         <w:r>
           <w:rPr>
             <w:rStyle w:val="Hyperlink"/>
@@ -8373,7 +9583,7 @@
         <w:tab/>
         <w:t xml:space="preserve">Lin H, Peddada SD. 2023. </w:t>
       </w:r>
-      <w:hyperlink r:id="rId18">
+      <w:hyperlink r:id="rId19">
         <w:r>
           <w:rPr>
             <w:rStyle w:val="Hyperlink"/>
@@ -8406,7 +9616,7 @@
         <w:tab/>
         <w:t xml:space="preserve">Greg Gloor RGW. 2017. </w:t>
       </w:r>
-      <w:hyperlink r:id="rId19">
+      <w:hyperlink r:id="rId20">
         <w:r>
           <w:rPr>
             <w:rStyle w:val="Hyperlink"/>
@@ -8439,7 +9649,7 @@
         <w:tab/>
         <w:t xml:space="preserve">Barnett D, Arts I, Penders J. 2021. </w:t>
       </w:r>
-      <w:hyperlink r:id="rId20">
+      <w:hyperlink r:id="rId21">
         <w:r>
           <w:rPr>
             <w:rStyle w:val="Hyperlink"/>
@@ -8472,7 +9682,7 @@
         <w:tab/>
         <w:t xml:space="preserve">Galeano Niño JL, Wu H, LaCourse KD, Kempchinsky AG, Baryiames A, Barber B, Futran N, Houlton J, Sather C, Sicinska E, Taylor A, Minot SS, Johnston CD, Bullman S. 2022. </w:t>
       </w:r>
-      <w:hyperlink r:id="rId21">
+      <w:hyperlink r:id="rId22">
         <w:r>
           <w:rPr>
             <w:rStyle w:val="Hyperlink"/>
@@ -8506,7 +9716,7 @@
         <w:tab/>
         <w:t xml:space="preserve">Ammer-Herrmenau C, Pfisterer N, Berg T van den, Gavrilova I, Amanzada A, Singh SK, Khalil A, Alili R, Belda E, Clement K, Abd El Wahed A, Gady EE, Haubrock M, Beißbarth T, Ellenrieder V, Neesse A. 2021. </w:t>
       </w:r>
-      <w:hyperlink r:id="rId22">
+      <w:hyperlink r:id="rId23">
         <w:r>
           <w:rPr>
             <w:rStyle w:val="Hyperlink"/>
@@ -8544,260 +9754,276 @@
   <w:comment w:id="0" w:author="Christoph Ammer-Herrmenau" w:date="2026-04-13T22:16:00Z" w:initials="CA">
     <w:p>
       <w:pPr>
+        <w:overflowPunct w:val="true"/>
+        <w:spacing w:before="0" w:after="0"/>
+        <w:rPr/>
+      </w:pPr>
+      <w:hyperlink r:id="rId1">
+        <w:r>
+          <w:rPr>
+            <w:rFonts w:ascii="Liberation Serif" w:hAnsi="Liberation Serif" w:eastAsia="DejaVu Sans" w:cs="Noto Sans Arabic UI"/>
+            <w:lang w:val="en-US" w:eastAsia="en-US" w:bidi="en-US"/>
+          </w:rPr>
+          <w:t xml:space="preserve">https://doi.org/10.1158/2159-8290.CD-21-1059 </w:t>
+        </w:r>
+      </w:hyperlink>
+    </w:p>
+  </w:comment>
+  <w:comment w:id="1" w:author="Christoph Ammer-Herrmenau" w:date="2026-04-13T22:16:00Z" w:initials="CA">
+    <w:p>
+      <w:pPr>
+        <w:overflowPunct w:val="true"/>
+        <w:spacing w:before="0" w:after="0"/>
+        <w:rPr/>
+      </w:pPr>
+      <w:r>
+        <w:rPr>
+          <w:rFonts w:ascii="Liberation Serif" w:hAnsi="Liberation Serif" w:eastAsia="DejaVu Sans" w:cs="Noto Sans Arabic UI"/>
+          <w:lang w:val="en-US" w:eastAsia="en-US" w:bidi="en-US"/>
+        </w:rPr>
+        <w:t>Requilme et al, Pushalkar et al Nejman et al, Geller et al.</w:t>
+      </w:r>
+    </w:p>
+  </w:comment>
+  <w:comment w:id="2" w:author="Christoph Ammer-Herrmenau" w:date="2026-04-13T22:19:00Z" w:initials="CA">
+    <w:p>
+      <w:pPr>
+        <w:overflowPunct w:val="true"/>
+        <w:spacing w:before="0" w:after="0"/>
+        <w:rPr/>
+      </w:pPr>
+      <w:r>
+        <w:rPr>
+          <w:rFonts w:ascii="Liberation Serif" w:hAnsi="Liberation Serif" w:eastAsia="DejaVu Sans" w:cs="Noto Sans Arabic UI"/>
+          <w:lang w:val="en-US" w:eastAsia="en-US" w:bidi="en-US"/>
+        </w:rPr>
+        <w:t>Cell paper intratumoral microbiome.</w:t>
+      </w:r>
+    </w:p>
+  </w:comment>
+  <w:comment w:id="3" w:author="Christoph Ammer-Herrmenau" w:date="2026-04-22T21:34:00Z" w:initials="CA">
+    <w:p>
+      <w:pPr>
+        <w:overflowPunct w:val="true"/>
+        <w:spacing w:before="0" w:after="0"/>
+        <w:rPr/>
+      </w:pPr>
+      <w:r>
+        <w:rPr>
+          <w:rFonts w:ascii="Liberation Serif" w:hAnsi="Liberation Serif" w:eastAsia="DejaVu Sans" w:cs="Noto Sans Arabic UI"/>
+          <w:lang w:val="en-US" w:eastAsia="en-US" w:bidi="en-US"/>
+        </w:rPr>
+        <w:t>Better figure 1A, B etc.</w:t>
+      </w:r>
+    </w:p>
+  </w:comment>
+  <w:comment w:id="4" w:author="Christoph Ammer-Herrmenau" w:date="2026-04-22T21:34:00Z" w:initials="CA">
+    <w:p>
+      <w:pPr>
+        <w:overflowPunct w:val="true"/>
+        <w:spacing w:before="0" w:after="0"/>
+        <w:rPr/>
+      </w:pPr>
+      <w:r>
+        <w:rPr>
+          <w:rFonts w:ascii="Liberation Serif" w:hAnsi="Liberation Serif" w:eastAsia="DejaVu Sans" w:cs="Noto Sans Arabic UI"/>
+          <w:lang w:val="en-US" w:eastAsia="en-US" w:bidi="en-US"/>
+        </w:rPr>
+        <w:t>Here I identified more than 10 H2O controls in PDA-MAPS and P-MAPS has even more.</w:t>
+      </w:r>
+    </w:p>
+  </w:comment>
+  <w:comment w:id="6" w:author="Christoph Ammer-Herrmenau" w:date="2026-04-22T21:54:00Z" w:initials="CA">
+    <w:p>
+      <w:pPr>
+        <w:overflowPunct w:val="true"/>
+        <w:spacing w:before="0" w:after="0"/>
+        <w:rPr/>
+      </w:pPr>
+      <w:r>
+        <w:rPr>
+          <w:rFonts w:ascii="Liberation Serif" w:hAnsi="Liberation Serif" w:eastAsia="DejaVu Sans" w:cs="Noto Sans Arabic UI"/>
+          <w:lang w:val="en-US" w:eastAsia="en-US" w:bidi="en-US"/>
+        </w:rPr>
+        <w:t>I guess we should reevaluate the sample size too make the data more robust.</w:t>
+      </w:r>
+    </w:p>
+  </w:comment>
+  <w:comment w:id="5" w:author="Christoph Ammer-Herrmenau" w:date="2026-04-22T21:55:00Z" w:initials="CA">
+    <w:p>
+      <w:pPr>
+        <w:overflowPunct w:val="true"/>
+        <w:spacing w:before="0" w:after="0"/>
+        <w:rPr/>
+      </w:pPr>
+      <w:r>
+        <w:rPr>
+          <w:rFonts w:ascii="Liberation Serif" w:hAnsi="Liberation Serif" w:eastAsia="DejaVu Sans" w:cs="Noto Sans Arabic UI"/>
+          <w:lang w:val="en-US" w:eastAsia="en-US" w:bidi="en-US"/>
+        </w:rPr>
+        <w:t>Buffer and paraffin can remain like they are.</w:t>
+      </w:r>
+    </w:p>
+  </w:comment>
+  <w:comment w:id="7" w:author="Christoph Ammer-Herrmenau" w:date="2026-04-22T21:37:00Z" w:initials="CA">
+    <w:p>
+      <w:pPr>
+        <w:overflowPunct w:val="true"/>
+        <w:spacing w:before="0" w:after="0"/>
+        <w:rPr/>
+      </w:pPr>
+      <w:r>
+        <w:rPr>
+          <w:rFonts w:ascii="Liberation Serif" w:hAnsi="Liberation Serif" w:eastAsia="DejaVu Sans" w:cs="Noto Sans Arabic UI"/>
+          <w:lang w:val="en-US" w:eastAsia="en-US" w:bidi="en-US"/>
+        </w:rPr>
+        <w:t>I would define filter here as well.</w:t>
+      </w:r>
+    </w:p>
+  </w:comment>
+  <w:comment w:id="8" w:author="Christoph Ammer-Herrmenau" w:date="2026-04-22T21:40:00Z" w:initials="CA">
+    <w:p>
+      <w:pPr>
+        <w:overflowPunct w:val="true"/>
+        <w:spacing w:before="0" w:after="0"/>
+        <w:rPr/>
+      </w:pPr>
+      <w:r>
+        <w:rPr>
+          <w:rFonts w:ascii="Liberation Serif" w:hAnsi="Liberation Serif" w:eastAsia="DejaVu Sans" w:cs="Noto Sans Arabic UI"/>
+          <w:lang w:val="en-US" w:eastAsia="en-US" w:bidi="en-US"/>
+        </w:rPr>
+        <w:t>Figure 1B</w:t>
+      </w:r>
+    </w:p>
+  </w:comment>
+  <w:comment w:id="9" w:author="Christoph Ammer-Herrmenau" w:date="2026-04-23T21:35:00Z" w:initials="CA">
+    <w:p>
+      <w:pPr>
+        <w:overflowPunct w:val="true"/>
+        <w:spacing w:before="0" w:after="0"/>
+        <w:rPr/>
+      </w:pPr>
+      <w:r>
+        <w:rPr>
+          <w:rFonts w:ascii="Liberation Serif" w:hAnsi="Liberation Serif" w:eastAsia="DejaVu Sans" w:cs="Noto Sans Arabic UI"/>
+          <w:lang w:val="en-US" w:eastAsia="en-US" w:bidi="en-US"/>
+        </w:rPr>
+        <w:t>Do we have the alpha div for rarefaction or wrench normalization.</w:t>
+      </w:r>
+    </w:p>
+  </w:comment>
+  <w:comment w:id="10" w:author="Christoph Ammer-Herrmenau" w:date="2026-04-22T21:56:00Z" w:initials="CA">
+    <w:p>
+      <w:pPr>
+        <w:overflowPunct w:val="true"/>
+        <w:spacing w:before="0" w:after="0"/>
+        <w:rPr/>
+      </w:pPr>
+      <w:r>
+        <w:rPr>
+          <w:rFonts w:ascii="Liberation Serif" w:hAnsi="Liberation Serif" w:eastAsia="DejaVu Sans" w:cs="Noto Sans Arabic UI"/>
+          <w:lang w:val="en-US" w:eastAsia="en-US" w:bidi="en-US"/>
+        </w:rPr>
+        <w:t>Alpha- beta diversity?</w:t>
+      </w:r>
+    </w:p>
+  </w:comment>
+  <w:comment w:id="11" w:author="Christoph Ammer-Herrmenau" w:date="2026-04-22T21:57:00Z" w:initials="CA">
+    <w:p>
+      <w:pPr>
+        <w:overflowPunct w:val="true"/>
+        <w:spacing w:before="0" w:after="0"/>
+        <w:rPr/>
+      </w:pPr>
+      <w:r>
+        <w:rPr>
+          <w:rFonts w:ascii="Liberation Serif" w:hAnsi="Liberation Serif" w:eastAsia="DejaVu Sans" w:cs="Noto Sans Arabic UI"/>
+          <w:lang w:val="en-US" w:eastAsia="en-US" w:bidi="en-US"/>
+        </w:rPr>
+        <w:t>I would prefer to take only shannon OR Inv Simpson</w:t>
+      </w:r>
+    </w:p>
+  </w:comment>
+  <w:comment w:id="12" w:author="Christoph Ammer-Herrmenau" w:date="2026-04-22T21:58:00Z" w:initials="CA">
+    <w:p>
+      <w:pPr>
+        <w:overflowPunct w:val="true"/>
+        <w:spacing w:before="0" w:after="0"/>
+        <w:rPr/>
+      </w:pPr>
+      <w:r>
+        <w:rPr>
+          <w:rFonts w:ascii="Liberation Serif" w:hAnsi="Liberation Serif" w:eastAsia="DejaVu Sans" w:cs="Noto Sans Arabic UI"/>
+          <w:lang w:val="en-US" w:eastAsia="en-US" w:bidi="en-US"/>
+        </w:rPr>
+        <w:t>Please refine the figure legends. Buffer rather than buffer_ctrl, PCR rather than pcr_control</w:t>
+      </w:r>
+    </w:p>
+  </w:comment>
+  <w:comment w:id="13" w:author="Christoph Ammer-Herrmenau" w:date="2026-04-22T21:59:00Z" w:initials="CA">
+    <w:p>
+      <w:pPr>
+        <w:overflowPunct w:val="true"/>
+        <w:spacing w:before="0" w:after="0"/>
+        <w:rPr/>
+      </w:pPr>
+      <w:r>
+        <w:rPr>
+          <w:rFonts w:ascii="Liberation Serif" w:hAnsi="Liberation Serif" w:eastAsia="DejaVu Sans" w:cs="Noto Sans Arabic UI"/>
+          <w:lang w:val="en-US" w:eastAsia="en-US" w:bidi="en-US"/>
+        </w:rPr>
+        <w:t>I would always write a p-value + * if significant</w:t>
+      </w:r>
+    </w:p>
+    <w:p>
+      <w:pPr>
+        <w:overflowPunct w:val="true"/>
+        <w:spacing w:before="0" w:after="0"/>
+        <w:rPr/>
+      </w:pPr>
+      <w:r>
+        <w:rPr>
+          <w:rFonts w:ascii="Liberation Serif" w:hAnsi="Liberation Serif" w:eastAsia="DejaVu Sans" w:cs="Noto Sans Arabic UI"/>
+          <w:lang w:val="en-US" w:eastAsia="en-US" w:bidi="en-US"/>
+        </w:rPr>
+        <w:t>Please round p-values to 3 counts after comma like 0.034* or &lt; 0.001***</w:t>
+      </w:r>
+    </w:p>
+  </w:comment>
+  <w:comment w:id="14" w:author="Unknown Author" w:date="2026-05-29T10:07:22Z" w:initials="">
+    <w:p>
+      <w:pPr>
+        <w:overflowPunct w:val="true"/>
+        <w:spacing w:before="0" w:after="0"/>
+        <w:rPr/>
+      </w:pPr>
+      <w:r>
+        <w:rPr>
+          <w:rFonts w:ascii="Liberation Serif" w:hAnsi="Liberation Serif" w:eastAsia="DejaVu Sans" w:cs="Noto Sans Arabic UI"/>
+          <w:lang w:val="en-US" w:eastAsia="en-US" w:bidi="en-US"/>
+        </w:rPr>
+        <w:t>The story line here may be different (LD)</w:t>
+      </w:r>
+    </w:p>
+  </w:comment>
+  <w:comment w:id="15" w:author="Linh Dang" w:date="2026-07-06T18:35:02Z" w:initials="LD">
+    <w:p>
+      <w:pPr>
         <w:overflowPunct w:val="false"/>
         <w:spacing w:before="0" w:after="0"/>
         <w:rPr/>
       </w:pPr>
-      <w:hyperlink r:id="rId1">
-        <w:r>
-          <w:rPr>
-            <w:rFonts w:ascii="Liberation Serif" w:hAnsi="Liberation Serif" w:eastAsia="DejaVu Sans" w:cs="Noto Sans Arabic UI"/>
-            <w:lang w:val="en-US" w:eastAsia="en-US" w:bidi="en-US"/>
-          </w:rPr>
-          <w:t xml:space="preserve">https://doi.org/10.1158/2159-8290.CD-21-1059 </w:t>
-        </w:r>
-      </w:hyperlink>
+      <w:r>
+        <w:rPr>
+          <w:rFonts w:ascii="Liberation Serif" w:hAnsi="Liberation Serif" w:eastAsia="DejaVu Sans" w:cs="Noto Sans Arabic"/>
+          <w:lang w:val="en-US" w:eastAsia="en-US" w:bidi="en-US"/>
+        </w:rPr>
+        <w:t>We need a new story line here.</w:t>
+      </w:r>
     </w:p>
   </w:comment>
-  <w:comment w:id="1" w:author="Christoph Ammer-Herrmenau" w:date="2026-04-13T22:16:00Z" w:initials="CA">
-    <w:p>
-      <w:pPr>
-        <w:overflowPunct w:val="false"/>
-        <w:spacing w:before="0" w:after="0"/>
-        <w:rPr/>
-      </w:pPr>
-      <w:r>
-        <w:rPr>
-          <w:rFonts w:ascii="Liberation Serif" w:hAnsi="Liberation Serif" w:eastAsia="DejaVu Sans" w:cs="Noto Sans Arabic UI"/>
-          <w:lang w:val="en-US" w:eastAsia="en-US" w:bidi="en-US"/>
-        </w:rPr>
-        <w:t>Requilme et al, Pushalkar et al Nejman et al, Geller et al.</w:t>
-      </w:r>
-    </w:p>
-  </w:comment>
-  <w:comment w:id="2" w:author="Christoph Ammer-Herrmenau" w:date="2026-04-13T22:19:00Z" w:initials="CA">
-    <w:p>
-      <w:pPr>
-        <w:overflowPunct w:val="false"/>
-        <w:spacing w:before="0" w:after="0"/>
-        <w:rPr/>
-      </w:pPr>
-      <w:r>
-        <w:rPr>
-          <w:rFonts w:ascii="Liberation Serif" w:hAnsi="Liberation Serif" w:eastAsia="DejaVu Sans" w:cs="Noto Sans Arabic UI"/>
-          <w:lang w:val="en-US" w:eastAsia="en-US" w:bidi="en-US"/>
-        </w:rPr>
-        <w:t>Cell paper intratumoral microbiome.</w:t>
-      </w:r>
-    </w:p>
-  </w:comment>
-  <w:comment w:id="3" w:author="Christoph Ammer-Herrmenau" w:date="2026-04-22T21:34:00Z" w:initials="CA">
-    <w:p>
-      <w:pPr>
-        <w:overflowPunct w:val="false"/>
-        <w:spacing w:before="0" w:after="0"/>
-        <w:rPr/>
-      </w:pPr>
-      <w:r>
-        <w:rPr>
-          <w:rFonts w:ascii="Liberation Serif" w:hAnsi="Liberation Serif" w:eastAsia="DejaVu Sans" w:cs="Noto Sans Arabic UI"/>
-          <w:lang w:val="en-US" w:eastAsia="en-US" w:bidi="en-US"/>
-        </w:rPr>
-        <w:t>Better figure 1A, B etc.</w:t>
-      </w:r>
-    </w:p>
-  </w:comment>
-  <w:comment w:id="4" w:author="Christoph Ammer-Herrmenau" w:date="2026-04-22T21:34:00Z" w:initials="CA">
-    <w:p>
-      <w:pPr>
-        <w:overflowPunct w:val="false"/>
-        <w:spacing w:before="0" w:after="0"/>
-        <w:rPr/>
-      </w:pPr>
-      <w:r>
-        <w:rPr>
-          <w:rFonts w:ascii="Liberation Serif" w:hAnsi="Liberation Serif" w:eastAsia="DejaVu Sans" w:cs="Noto Sans Arabic UI"/>
-          <w:lang w:val="en-US" w:eastAsia="en-US" w:bidi="en-US"/>
-        </w:rPr>
-        <w:t>Here I identified more than 10 H2O controls in PDA-MAPS and P-MAPS has even more.</w:t>
-      </w:r>
-    </w:p>
-  </w:comment>
-  <w:comment w:id="6" w:author="Christoph Ammer-Herrmenau" w:date="2026-04-22T21:54:00Z" w:initials="CA">
-    <w:p>
-      <w:pPr>
-        <w:overflowPunct w:val="false"/>
-        <w:spacing w:before="0" w:after="0"/>
-        <w:rPr/>
-      </w:pPr>
-      <w:r>
-        <w:rPr>
-          <w:rFonts w:ascii="Liberation Serif" w:hAnsi="Liberation Serif" w:eastAsia="DejaVu Sans" w:cs="Noto Sans Arabic UI"/>
-          <w:lang w:val="en-US" w:eastAsia="en-US" w:bidi="en-US"/>
-        </w:rPr>
-        <w:t>I guess we should reevaluate the sample size too make the data more robust.</w:t>
-      </w:r>
-    </w:p>
-  </w:comment>
-  <w:comment w:id="5" w:author="Christoph Ammer-Herrmenau" w:date="2026-04-22T21:55:00Z" w:initials="CA">
-    <w:p>
-      <w:pPr>
-        <w:overflowPunct w:val="false"/>
-        <w:spacing w:before="0" w:after="0"/>
-        <w:rPr/>
-      </w:pPr>
-      <w:r>
-        <w:rPr>
-          <w:rFonts w:ascii="Liberation Serif" w:hAnsi="Liberation Serif" w:eastAsia="DejaVu Sans" w:cs="Noto Sans Arabic UI"/>
-          <w:lang w:val="en-US" w:eastAsia="en-US" w:bidi="en-US"/>
-        </w:rPr>
-        <w:t>Buffer and paraffin can remain like they are.</w:t>
-      </w:r>
-    </w:p>
-  </w:comment>
-  <w:comment w:id="7" w:author="Christoph Ammer-Herrmenau" w:date="2026-04-22T21:37:00Z" w:initials="CA">
-    <w:p>
-      <w:pPr>
-        <w:overflowPunct w:val="false"/>
-        <w:spacing w:before="0" w:after="0"/>
-        <w:rPr/>
-      </w:pPr>
-      <w:r>
-        <w:rPr>
-          <w:rFonts w:ascii="Liberation Serif" w:hAnsi="Liberation Serif" w:eastAsia="DejaVu Sans" w:cs="Noto Sans Arabic UI"/>
-          <w:lang w:val="en-US" w:eastAsia="en-US" w:bidi="en-US"/>
-        </w:rPr>
-        <w:t>I would define filter here as well.</w:t>
-      </w:r>
-    </w:p>
-  </w:comment>
-  <w:comment w:id="8" w:author="Christoph Ammer-Herrmenau" w:date="2026-04-22T21:40:00Z" w:initials="CA">
-    <w:p>
-      <w:pPr>
-        <w:overflowPunct w:val="false"/>
-        <w:spacing w:before="0" w:after="0"/>
-        <w:rPr/>
-      </w:pPr>
-      <w:r>
-        <w:rPr>
-          <w:rFonts w:ascii="Liberation Serif" w:hAnsi="Liberation Serif" w:eastAsia="DejaVu Sans" w:cs="Noto Sans Arabic UI"/>
-          <w:lang w:val="en-US" w:eastAsia="en-US" w:bidi="en-US"/>
-        </w:rPr>
-        <w:t>Figure 1B</w:t>
-      </w:r>
-    </w:p>
-  </w:comment>
-  <w:comment w:id="9" w:author="Christoph Ammer-Herrmenau" w:date="2026-04-23T21:35:00Z" w:initials="CA">
-    <w:p>
-      <w:pPr>
-        <w:overflowPunct w:val="false"/>
-        <w:spacing w:before="0" w:after="0"/>
-        <w:rPr/>
-      </w:pPr>
-      <w:r>
-        <w:rPr>
-          <w:rFonts w:ascii="Liberation Serif" w:hAnsi="Liberation Serif" w:eastAsia="DejaVu Sans" w:cs="Noto Sans Arabic UI"/>
-          <w:lang w:val="en-US" w:eastAsia="en-US" w:bidi="en-US"/>
-        </w:rPr>
-        <w:t>Do we have the alpha div for rarefaction or wrench normalization.</w:t>
-      </w:r>
-    </w:p>
-  </w:comment>
-  <w:comment w:id="10" w:author="Christoph Ammer-Herrmenau" w:date="2026-04-22T21:56:00Z" w:initials="CA">
-    <w:p>
-      <w:pPr>
-        <w:overflowPunct w:val="false"/>
-        <w:spacing w:before="0" w:after="0"/>
-        <w:rPr/>
-      </w:pPr>
-      <w:r>
-        <w:rPr>
-          <w:rFonts w:ascii="Liberation Serif" w:hAnsi="Liberation Serif" w:eastAsia="DejaVu Sans" w:cs="Noto Sans Arabic UI"/>
-          <w:lang w:val="en-US" w:eastAsia="en-US" w:bidi="en-US"/>
-        </w:rPr>
-        <w:t>Alpha- beta diversity?</w:t>
-      </w:r>
-    </w:p>
-  </w:comment>
-  <w:comment w:id="11" w:author="Christoph Ammer-Herrmenau" w:date="2026-04-22T21:57:00Z" w:initials="CA">
-    <w:p>
-      <w:pPr>
-        <w:overflowPunct w:val="false"/>
-        <w:spacing w:before="0" w:after="0"/>
-        <w:rPr/>
-      </w:pPr>
-      <w:r>
-        <w:rPr>
-          <w:rFonts w:ascii="Liberation Serif" w:hAnsi="Liberation Serif" w:eastAsia="DejaVu Sans" w:cs="Noto Sans Arabic UI"/>
-          <w:lang w:val="en-US" w:eastAsia="en-US" w:bidi="en-US"/>
-        </w:rPr>
-        <w:t>I would prefer to take only shannon OR Inv Simpson</w:t>
-      </w:r>
-    </w:p>
-  </w:comment>
-  <w:comment w:id="12" w:author="Christoph Ammer-Herrmenau" w:date="2026-04-22T21:58:00Z" w:initials="CA">
-    <w:p>
-      <w:pPr>
-        <w:overflowPunct w:val="false"/>
-        <w:spacing w:before="0" w:after="0"/>
-        <w:rPr/>
-      </w:pPr>
-      <w:r>
-        <w:rPr>
-          <w:rFonts w:ascii="Liberation Serif" w:hAnsi="Liberation Serif" w:eastAsia="DejaVu Sans" w:cs="Noto Sans Arabic UI"/>
-          <w:lang w:val="en-US" w:eastAsia="en-US" w:bidi="en-US"/>
-        </w:rPr>
-        <w:t>Please refine the figure legends. Buffer rather than buffer_ctrl, PCR rather than pcr_control</w:t>
-      </w:r>
-    </w:p>
-  </w:comment>
-  <w:comment w:id="13" w:author="Christoph Ammer-Herrmenau" w:date="2026-04-22T21:59:00Z" w:initials="CA">
-    <w:p>
-      <w:pPr>
-        <w:overflowPunct w:val="false"/>
-        <w:spacing w:before="0" w:after="0"/>
-        <w:rPr/>
-      </w:pPr>
-      <w:r>
-        <w:rPr>
-          <w:rFonts w:ascii="Liberation Serif" w:hAnsi="Liberation Serif" w:eastAsia="DejaVu Sans" w:cs="Noto Sans Arabic UI"/>
-          <w:lang w:val="en-US" w:eastAsia="en-US" w:bidi="en-US"/>
-        </w:rPr>
-        <w:t>I would always write a p-value + * if significant</w:t>
-      </w:r>
-    </w:p>
-    <w:p>
-      <w:pPr>
-        <w:overflowPunct w:val="false"/>
-        <w:spacing w:before="0" w:after="0"/>
-        <w:rPr/>
-      </w:pPr>
-      <w:r>
-        <w:rPr>
-          <w:rFonts w:ascii="Liberation Serif" w:hAnsi="Liberation Serif" w:eastAsia="DejaVu Sans" w:cs="Noto Sans Arabic UI"/>
-          <w:lang w:val="en-US" w:eastAsia="en-US" w:bidi="en-US"/>
-        </w:rPr>
-        <w:t>Please round p-values to 3 counts after comma like 0.034* or &lt; 0.001***</w:t>
-      </w:r>
-    </w:p>
-  </w:comment>
-  <w:comment w:id="14" w:author="Unknown Author" w:date="2026-05-29T10:07:22Z" w:initials="">
-    <w:p>
-      <w:pPr>
-        <w:overflowPunct w:val="false"/>
-        <w:spacing w:before="0" w:after="0"/>
-        <w:rPr/>
-      </w:pPr>
-      <w:r>
-        <w:rPr>
-          <w:rFonts w:ascii="Liberation Serif" w:hAnsi="Liberation Serif" w:eastAsia="DejaVu Sans" w:cs="Noto Sans Arabic UI"/>
-          <w:lang w:val="en-US" w:eastAsia="en-US" w:bidi="en-US"/>
-        </w:rPr>
-        <w:t>The story line here may be different (LD)</w:t>
-      </w:r>
-    </w:p>
-  </w:comment>
-  <w:comment w:id="15" w:author="Linh Dang" w:date="2026-07-06T18:35:02Z" w:initials="LD">
+  <w:comment w:id="16" w:author="Christoph Ammer-Herrmenau" w:date="2026-04-23T21:33:00Z" w:initials="CA">
     <w:p>
       <w:pPr>
         <w:overflowPunct w:val="true"/>
@@ -8806,22 +10032,6 @@
       </w:pPr>
       <w:r>
         <w:rPr>
-          <w:rFonts w:ascii="Liberation Serif" w:hAnsi="Liberation Serif" w:eastAsia="DejaVu Sans" w:cs="Noto Sans Arabic"/>
-          <w:lang w:val="en-US" w:eastAsia="en-US" w:bidi="en-US"/>
-        </w:rPr>
-        <w:t>We need a new story line here.</w:t>
-      </w:r>
-    </w:p>
-  </w:comment>
-  <w:comment w:id="16" w:author="Christoph Ammer-Herrmenau" w:date="2026-04-23T21:33:00Z" w:initials="CA">
-    <w:p>
-      <w:pPr>
-        <w:overflowPunct w:val="false"/>
-        <w:spacing w:before="0" w:after="0"/>
-        <w:rPr/>
-      </w:pPr>
-      <w:r>
-        <w:rPr>
           <w:rFonts w:ascii="Liberation Serif" w:hAnsi="Liberation Serif" w:eastAsia="DejaVu Sans" w:cs="Noto Sans Arabic UI"/>
           <w:lang w:val="en-US" w:eastAsia="en-US" w:bidi="en-US"/>
         </w:rPr>
@@ -8832,7 +10042,7 @@
   <w:comment w:id="17" w:author="Christoph Ammer-Herrmenau" w:date="2026-04-23T21:43:00Z" w:initials="CA">
     <w:p>
       <w:pPr>
-        <w:overflowPunct w:val="false"/>
+        <w:overflowPunct w:val="true"/>
         <w:spacing w:before="0" w:after="0"/>
         <w:rPr/>
       </w:pPr>
@@ -8864,7 +10074,7 @@
   <w:comment w:id="18" w:author="Christoph Ammer-Herrmenau" w:date="2026-04-23T21:40:00Z" w:initials="CA">
     <w:p>
       <w:pPr>
-        <w:overflowPunct w:val="false"/>
+        <w:overflowPunct w:val="true"/>
         <w:spacing w:before="0" w:after="0"/>
         <w:rPr/>
       </w:pPr>
@@ -8880,7 +10090,7 @@
   <w:comment w:id="19" w:author="Linh Dang" w:date="2026-06-03T15:48:43Z" w:initials="LD">
     <w:p>
       <w:pPr>
-        <w:overflowPunct w:val="true"/>
+        <w:overflowPunct w:val="false"/>
         <w:spacing w:before="0" w:after="0"/>
         <w:rPr/>
       </w:pPr>
@@ -8896,23 +10106,39 @@
     </w:p>
     <w:p>
       <w:pPr>
+        <w:overflowPunct w:val="false"/>
+        <w:spacing w:before="0" w:after="0"/>
+        <w:rPr/>
+      </w:pPr>
+      <w:r>
+        <w:rPr>
+          <w:rFonts w:ascii="Liberation Serif" w:hAnsi="Liberation Serif" w:eastAsia="DejaVu Sans" w:cs="Noto Sans Arabic"/>
+          <w:lang w:val="en-US" w:eastAsia="en-US" w:bidi="en-US"/>
+        </w:rPr>
+        <w:t>Agreed :)</w:t>
+      </w:r>
+    </w:p>
+  </w:comment>
+  <w:comment w:id="20" w:author="Christoph Ammer-Herrmenau" w:date="2026-04-23T21:40:00Z" w:initials="CA">
+    <w:p>
+      <w:pPr>
         <w:overflowPunct w:val="true"/>
         <w:spacing w:before="0" w:after="0"/>
         <w:rPr/>
       </w:pPr>
       <w:r>
         <w:rPr>
-          <w:rFonts w:ascii="Liberation Serif" w:hAnsi="Liberation Serif" w:eastAsia="DejaVu Sans" w:cs="Noto Sans Arabic"/>
+          <w:rFonts w:ascii="Liberation Serif" w:hAnsi="Liberation Serif" w:eastAsia="DejaVu Sans" w:cs="Noto Sans Arabic UI"/>
           <w:lang w:val="en-US" w:eastAsia="en-US" w:bidi="en-US"/>
         </w:rPr>
-        <w:t>Agreed :)</w:t>
+        <w:t>Very well written!!</w:t>
       </w:r>
     </w:p>
   </w:comment>
-  <w:comment w:id="20" w:author="Christoph Ammer-Herrmenau" w:date="2026-04-23T21:40:00Z" w:initials="CA">
-    <w:p>
-      <w:pPr>
-        <w:overflowPunct w:val="false"/>
+  <w:comment w:id="21" w:author="Christoph Ammer-Herrmenau" w:date="2026-04-23T21:45:00Z" w:initials="CA">
+    <w:p>
+      <w:pPr>
+        <w:overflowPunct w:val="true"/>
         <w:spacing w:before="0" w:after="0"/>
         <w:rPr/>
       </w:pPr>
@@ -8921,14 +10147,14 @@
           <w:rFonts w:ascii="Liberation Serif" w:hAnsi="Liberation Serif" w:eastAsia="DejaVu Sans" w:cs="Noto Sans Arabic UI"/>
           <w:lang w:val="en-US" w:eastAsia="en-US" w:bidi="en-US"/>
         </w:rPr>
-        <w:t>Very well written!!</w:t>
+        <w:t>In order to reduce complexity of this complex work Iwould remove the analysis on phylum level. We focused on genus level, which is by far much more specific.</w:t>
       </w:r>
     </w:p>
   </w:comment>
-  <w:comment w:id="21" w:author="Christoph Ammer-Herrmenau" w:date="2026-04-23T21:45:00Z" w:initials="CA">
-    <w:p>
-      <w:pPr>
-        <w:overflowPunct w:val="false"/>
+  <w:comment w:id="22" w:author="Christoph Ammer-Herrmenau" w:date="2026-04-23T21:50:00Z" w:initials="CA">
+    <w:p>
+      <w:pPr>
+        <w:overflowPunct w:val="true"/>
         <w:spacing w:before="0" w:after="0"/>
         <w:rPr/>
       </w:pPr>
@@ -8937,14 +10163,14 @@
           <w:rFonts w:ascii="Liberation Serif" w:hAnsi="Liberation Serif" w:eastAsia="DejaVu Sans" w:cs="Noto Sans Arabic UI"/>
           <w:lang w:val="en-US" w:eastAsia="en-US" w:bidi="en-US"/>
         </w:rPr>
-        <w:t>In order to reduce complexity of this complex work Iwould remove the analysis on phylum level. We focused on genus level, which is by far much more specific.</w:t>
+        <w:t>As mentioned above, I do not see the rationale to explore higher taxonomic ranks. Maybe it would be worth to have a lookt to the domiant species as our method allows robust analysis on species level.</w:t>
       </w:r>
     </w:p>
   </w:comment>
-  <w:comment w:id="22" w:author="Christoph Ammer-Herrmenau" w:date="2026-04-23T21:50:00Z" w:initials="CA">
-    <w:p>
-      <w:pPr>
-        <w:overflowPunct w:val="false"/>
+  <w:comment w:id="23" w:author="Linh Dang" w:date="2026-06-04T12:52:45Z" w:initials="LD">
+    <w:p>
+      <w:pPr>
+        <w:overflowPunct w:val="true"/>
         <w:spacing w:before="0" w:after="0"/>
         <w:rPr/>
       </w:pPr>
@@ -8953,14 +10179,14 @@
           <w:rFonts w:ascii="Liberation Serif" w:hAnsi="Liberation Serif" w:eastAsia="DejaVu Sans" w:cs="Noto Sans Arabic UI"/>
           <w:lang w:val="en-US" w:eastAsia="en-US" w:bidi="en-US"/>
         </w:rPr>
-        <w:t>As mentioned above, I do not see the rationale to explore higher taxonomic ranks. Maybe it would be worth to have a lookt to the domiant species as our method allows robust analysis on species level.</w:t>
+        <w:t>Question: the default option in MaAslin2 not for pairwise comparison, but rather compare one to a reference. In this case, we have: paraffin vs. PCR and Buffer vs. PCR. Is it also interesting to do: Paraffin vs. the rest, Buffer vs. the rest, and PCR vs. the rest.</w:t>
       </w:r>
     </w:p>
   </w:comment>
-  <w:comment w:id="23" w:author="Linh Dang" w:date="2026-06-04T12:52:45Z" w:initials="LD">
-    <w:p>
-      <w:pPr>
-        <w:overflowPunct w:val="false"/>
+  <w:comment w:id="24" w:author="Christoph Ammer-Herrmenau" w:date="2026-04-23T21:54:00Z" w:initials="CA">
+    <w:p>
+      <w:pPr>
+        <w:overflowPunct w:val="true"/>
         <w:spacing w:before="0" w:after="0"/>
         <w:rPr/>
       </w:pPr>
@@ -8969,14 +10195,14 @@
           <w:rFonts w:ascii="Liberation Serif" w:hAnsi="Liberation Serif" w:eastAsia="DejaVu Sans" w:cs="Noto Sans Arabic UI"/>
           <w:lang w:val="en-US" w:eastAsia="en-US" w:bidi="en-US"/>
         </w:rPr>
-        <w:t>Question: the default option in MaAslin2 not for pairwise comparison, but rather compare one to a reference. In this case, we have: paraffin vs. PCR and Buffer vs. PCR. Is it also interesting to do: Paraffin vs. the rest, Buffer vs. the rest, and PCR vs. the rest.</w:t>
+        <w:t>Also here I would ratheruse the species level. If there are too many species  we can use a suppl table. Why have you not used MaAsLin2 and stratified for LP, origin paraffin, buffer etc? If there are multiple species dominant in LP we can take it as a smooth bridge to the second chapter.</w:t>
       </w:r>
     </w:p>
   </w:comment>
-  <w:comment w:id="24" w:author="Christoph Ammer-Herrmenau" w:date="2026-04-23T21:54:00Z" w:initials="CA">
-    <w:p>
-      <w:pPr>
-        <w:overflowPunct w:val="false"/>
+  <w:comment w:id="25" w:author="Christoph Ammer-Herrmenau" w:date="2026-04-24T21:14:00Z" w:initials="CA">
+    <w:p>
+      <w:pPr>
+        <w:overflowPunct w:val="true"/>
         <w:spacing w:before="0" w:after="0"/>
         <w:rPr/>
       </w:pPr>
@@ -8985,14 +10211,14 @@
           <w:rFonts w:ascii="Liberation Serif" w:hAnsi="Liberation Serif" w:eastAsia="DejaVu Sans" w:cs="Noto Sans Arabic UI"/>
           <w:lang w:val="en-US" w:eastAsia="en-US" w:bidi="en-US"/>
         </w:rPr>
-        <w:t>Also here I would ratheruse the species level. If there are too many species  we can use a suppl table. Why have you not used MaAsLin2 and stratified for LP, origin paraffin, buffer etc? If there are multiple species dominant in LP we can take it as a smooth bridge to the second chapter.</w:t>
+        <w:t xml:space="preserve">I expanded the description here, as most reviewer do not read thoroughly the methods and go directely to the results. </w:t>
       </w:r>
     </w:p>
   </w:comment>
-  <w:comment w:id="25" w:author="Christoph Ammer-Herrmenau" w:date="2026-04-24T21:14:00Z" w:initials="CA">
-    <w:p>
-      <w:pPr>
-        <w:overflowPunct w:val="false"/>
+  <w:comment w:id="27" w:author="Christoph Ammer-Herrmenau" w:date="2026-04-24T22:59:00Z" w:initials="CA">
+    <w:p>
+      <w:pPr>
+        <w:overflowPunct w:val="true"/>
         <w:spacing w:before="0" w:after="0"/>
         <w:rPr/>
       </w:pPr>
@@ -9001,22 +10227,6 @@
           <w:rFonts w:ascii="Liberation Serif" w:hAnsi="Liberation Serif" w:eastAsia="DejaVu Sans" w:cs="Noto Sans Arabic UI"/>
           <w:lang w:val="en-US" w:eastAsia="en-US" w:bidi="en-US"/>
         </w:rPr>
-        <w:t xml:space="preserve">I expanded the description here, as most reviewer do not read thoroughly the methods and go directely to the results. </w:t>
-      </w:r>
-    </w:p>
-  </w:comment>
-  <w:comment w:id="27" w:author="Christoph Ammer-Herrmenau" w:date="2026-04-24T22:59:00Z" w:initials="CA">
-    <w:p>
-      <w:pPr>
-        <w:overflowPunct w:val="false"/>
-        <w:spacing w:before="0" w:after="0"/>
-        <w:rPr/>
-      </w:pPr>
-      <w:r>
-        <w:rPr>
-          <w:rFonts w:ascii="Liberation Serif" w:hAnsi="Liberation Serif" w:eastAsia="DejaVu Sans" w:cs="Noto Sans Arabic UI"/>
-          <w:lang w:val="en-US" w:eastAsia="en-US" w:bidi="en-US"/>
-        </w:rPr>
         <w:t>Please relabel technician to LP, and bench hood to low-germ and standard an the figures.</w:t>
       </w:r>
     </w:p>
@@ -9024,7 +10234,7 @@
   <w:comment w:id="28" w:author="Linh Dang" w:date="2026-06-11T09:33:44Z" w:initials="LD">
     <w:p>
       <w:pPr>
-        <w:overflowPunct w:val="false"/>
+        <w:overflowPunct w:val="true"/>
         <w:spacing w:before="0" w:after="0"/>
         <w:rPr/>
       </w:pPr>
@@ -9040,7 +10250,7 @@
     </w:p>
     <w:p>
       <w:pPr>
-        <w:overflowPunct w:val="false"/>
+        <w:overflowPunct w:val="true"/>
         <w:spacing w:before="0" w:after="0"/>
         <w:rPr/>
       </w:pPr>
@@ -9056,7 +10266,7 @@
   <w:comment w:id="26" w:author="Christoph Ammer-Herrmenau" w:date="2026-04-24T23:00:00Z" w:initials="CA">
     <w:p>
       <w:pPr>
-        <w:overflowPunct w:val="false"/>
+        <w:overflowPunct w:val="true"/>
         <w:spacing w:before="0" w:after="0"/>
         <w:rPr/>
       </w:pPr>
@@ -9072,7 +10282,7 @@
   <w:comment w:id="29" w:author="Linh Dang" w:date="2026-06-11T09:34:00Z" w:initials="LD">
     <w:p>
       <w:pPr>
-        <w:overflowPunct w:val="false"/>
+        <w:overflowPunct w:val="true"/>
         <w:spacing w:before="0" w:after="0"/>
         <w:rPr/>
       </w:pPr>
@@ -9088,7 +10298,7 @@
     </w:p>
     <w:p>
       <w:pPr>
-        <w:overflowPunct w:val="false"/>
+        <w:overflowPunct w:val="true"/>
         <w:spacing w:before="0" w:after="0"/>
         <w:rPr/>
       </w:pPr>
@@ -9104,7 +10314,7 @@
   <w:comment w:id="30" w:author="Linh Dang" w:date="2026-06-17T15:10:47Z" w:initials="LD">
     <w:p>
       <w:pPr>
-        <w:overflowPunct w:val="false"/>
+        <w:overflowPunct w:val="true"/>
         <w:spacing w:before="0" w:after="0"/>
         <w:rPr/>
       </w:pPr>
@@ -9120,7 +10330,7 @@
   <w:comment w:id="31" w:author="Christoph Ammer-Herrmenau" w:date="2026-04-24T21:06:00Z" w:initials="CA">
     <w:p>
       <w:pPr>
-        <w:overflowPunct w:val="false"/>
+        <w:overflowPunct w:val="true"/>
         <w:spacing w:before="0" w:after="0"/>
         <w:rPr/>
       </w:pPr>
@@ -9136,7 +10346,7 @@
   <w:comment w:id="32" w:author="Linh Dang" w:date="2026-06-11T09:50:53Z" w:initials="LD">
     <w:p>
       <w:pPr>
-        <w:overflowPunct w:val="false"/>
+        <w:overflowPunct w:val="true"/>
         <w:spacing w:before="0" w:after="0"/>
         <w:rPr/>
       </w:pPr>
@@ -9152,6 +10362,99 @@
     </w:p>
     <w:p>
       <w:pPr>
+        <w:overflowPunct w:val="true"/>
+        <w:spacing w:before="0" w:after="0"/>
+        <w:rPr/>
+      </w:pPr>
+      <w:r>
+        <w:rPr>
+          <w:rFonts w:ascii="Liberation Serif" w:hAnsi="Liberation Serif" w:eastAsia="DejaVu Sans" w:cs="Noto Sans Arabic"/>
+          <w:lang w:val="en-US" w:eastAsia="en-US" w:bidi="en-US"/>
+        </w:rPr>
+        <w:t>Done!</w:t>
+      </w:r>
+    </w:p>
+    <w:p>
+      <w:pPr>
+        <w:overflowPunct w:val="true"/>
+        <w:spacing w:before="0" w:after="0"/>
+        <w:rPr/>
+      </w:pPr>
+      <w:r>
+        <w:rPr>
+          <w:rFonts w:ascii="Liberation Serif" w:hAnsi="Liberation Serif" w:eastAsia="DejaVu Sans" w:cs="Noto Sans Arabic UI"/>
+          <w:lang w:val="en-US" w:eastAsia="en-US" w:bidi="en-US"/>
+        </w:rPr>
+      </w:r>
+    </w:p>
+  </w:comment>
+  <w:comment w:id="33" w:author="Christoph Ammer-Herrmenau" w:date="2026-04-24T23:01:00Z" w:initials="CA">
+    <w:p>
+      <w:pPr>
+        <w:overflowPunct w:val="true"/>
+        <w:spacing w:before="0" w:after="0"/>
+        <w:rPr/>
+      </w:pPr>
+      <w:r>
+        <w:rPr>
+          <w:rFonts w:ascii="Liberation Serif" w:hAnsi="Liberation Serif" w:eastAsia="DejaVu Sans" w:cs="Noto Sans Arabic UI"/>
+          <w:lang w:val="en-US" w:eastAsia="en-US" w:bidi="en-US"/>
+        </w:rPr>
+        <w:t>I would display only one figure with the elipse around TA. Condition with shape is enough.</w:t>
+      </w:r>
+    </w:p>
+  </w:comment>
+  <w:comment w:id="34" w:author="Christoph Ammer-Herrmenau" w:date="2026-04-24T23:03:00Z" w:initials="CA">
+    <w:p>
+      <w:pPr>
+        <w:overflowPunct w:val="true"/>
+        <w:spacing w:before="0" w:after="0"/>
+        <w:rPr/>
+      </w:pPr>
+      <w:r>
+        <w:rPr>
+          <w:rFonts w:ascii="Liberation Serif" w:hAnsi="Liberation Serif" w:eastAsia="DejaVu Sans" w:cs="Noto Sans Arabic UI"/>
+          <w:lang w:val="en-US" w:eastAsia="en-US" w:bidi="en-US"/>
+        </w:rPr>
+        <w:t>Here I would but the DAA for condition/ environment in the suppl. And the LP in the maion figure. That would give more evidence that the batch effect is really introduced bei LP rather than by condition if we find human commensals.</w:t>
+      </w:r>
+    </w:p>
+  </w:comment>
+  <w:comment w:id="35" w:author="Christoph Ammer-Herrmenau" w:date="2026-04-25T21:02:00Z" w:initials="CA">
+    <w:p>
+      <w:pPr>
+        <w:overflowPunct w:val="true"/>
+        <w:spacing w:before="0" w:after="0"/>
+        <w:rPr/>
+      </w:pPr>
+      <w:r>
+        <w:rPr>
+          <w:rFonts w:ascii="Liberation Serif" w:hAnsi="Liberation Serif" w:eastAsia="DejaVu Sans" w:cs="Noto Sans Arabic UI"/>
+          <w:lang w:val="en-US" w:eastAsia="en-US" w:bidi="en-US"/>
+        </w:rPr>
+        <w:t>Please cite requilme, pushalkar, geller at this position</w:t>
+      </w:r>
+    </w:p>
+  </w:comment>
+  <w:comment w:id="36" w:author="Christoph Ammer-Herrmenau" w:date="2026-04-25T21:20:00Z" w:initials="CA">
+    <w:p>
+      <w:pPr>
+        <w:overflowPunct w:val="true"/>
+        <w:spacing w:before="0" w:after="0"/>
+        <w:rPr/>
+      </w:pPr>
+      <w:r>
+        <w:rPr>
+          <w:rFonts w:ascii="Liberation Serif" w:hAnsi="Liberation Serif" w:eastAsia="DejaVu Sans" w:cs="Noto Sans Arabic UI"/>
+          <w:lang w:val="en-US" w:eastAsia="en-US" w:bidi="en-US"/>
+        </w:rPr>
+        <w:t>Can you please adopt this abbreviatiopn to the figures and tables and the rest of the script? If you have a better abbreviation you can of course aplly this.</w:t>
+      </w:r>
+    </w:p>
+  </w:comment>
+  <w:comment w:id="37" w:author="Linh Dang" w:date="2026-07-06T12:21:51Z" w:initials="LD">
+    <w:p>
+      <w:pPr>
         <w:overflowPunct w:val="false"/>
         <w:spacing w:before="0" w:after="0"/>
         <w:rPr/>
@@ -9161,88 +10464,11 @@
           <w:rFonts w:ascii="Liberation Serif" w:hAnsi="Liberation Serif" w:eastAsia="DejaVu Sans" w:cs="Noto Sans Arabic"/>
           <w:lang w:val="en-US" w:eastAsia="en-US" w:bidi="en-US"/>
         </w:rPr>
-        <w:t>Done!</w:t>
-      </w:r>
-    </w:p>
-    <w:p>
-      <w:pPr>
-        <w:overflowPunct w:val="false"/>
-        <w:spacing w:before="0" w:after="0"/>
-        <w:rPr/>
-      </w:pPr>
-      <w:r>
-        <w:rPr>
-          <w:rFonts w:ascii="Liberation Serif" w:hAnsi="Liberation Serif" w:eastAsia="DejaVu Sans" w:cs="Noto Sans Arabic"/>
-          <w:lang w:val="en-US" w:eastAsia="en-US" w:bidi="en-US"/>
-        </w:rPr>
+        <w:t>For the consistency, I only use paired Wilcox test to compare decontamination methods.</w:t>
       </w:r>
     </w:p>
   </w:comment>
-  <w:comment w:id="33" w:author="Christoph Ammer-Herrmenau" w:date="2026-04-24T23:01:00Z" w:initials="CA">
-    <w:p>
-      <w:pPr>
-        <w:overflowPunct w:val="false"/>
-        <w:spacing w:before="0" w:after="0"/>
-        <w:rPr/>
-      </w:pPr>
-      <w:r>
-        <w:rPr>
-          <w:rFonts w:ascii="Liberation Serif" w:hAnsi="Liberation Serif" w:eastAsia="DejaVu Sans" w:cs="Noto Sans Arabic UI"/>
-          <w:lang w:val="en-US" w:eastAsia="en-US" w:bidi="en-US"/>
-        </w:rPr>
-        <w:t>I would display only one figure with the elipse around TA. Condition with shape is enough.</w:t>
-      </w:r>
-    </w:p>
-  </w:comment>
-  <w:comment w:id="34" w:author="Christoph Ammer-Herrmenau" w:date="2026-04-24T23:03:00Z" w:initials="CA">
-    <w:p>
-      <w:pPr>
-        <w:overflowPunct w:val="false"/>
-        <w:spacing w:before="0" w:after="0"/>
-        <w:rPr/>
-      </w:pPr>
-      <w:r>
-        <w:rPr>
-          <w:rFonts w:ascii="Liberation Serif" w:hAnsi="Liberation Serif" w:eastAsia="DejaVu Sans" w:cs="Noto Sans Arabic UI"/>
-          <w:lang w:val="en-US" w:eastAsia="en-US" w:bidi="en-US"/>
-        </w:rPr>
-        <w:t>Here I would but the DAA for condition/ environment in the suppl. And the LP in the maion figure. That would give more evidence that the batch effect is really introduced bei LP rather than by condition if we find human commensals.</w:t>
-      </w:r>
-    </w:p>
-  </w:comment>
-  <w:comment w:id="35" w:author="Christoph Ammer-Herrmenau" w:date="2026-04-25T21:02:00Z" w:initials="CA">
-    <w:p>
-      <w:pPr>
-        <w:overflowPunct w:val="false"/>
-        <w:spacing w:before="0" w:after="0"/>
-        <w:rPr/>
-      </w:pPr>
-      <w:r>
-        <w:rPr>
-          <w:rFonts w:ascii="Liberation Serif" w:hAnsi="Liberation Serif" w:eastAsia="DejaVu Sans" w:cs="Noto Sans Arabic UI"/>
-          <w:lang w:val="en-US" w:eastAsia="en-US" w:bidi="en-US"/>
-        </w:rPr>
-        <w:t>Please cite requilme, pushalkar, geller at this position</w:t>
-      </w:r>
-    </w:p>
-  </w:comment>
-  <w:comment w:id="36" w:author="Christoph Ammer-Herrmenau" w:date="2026-04-25T21:20:00Z" w:initials="CA">
-    <w:p>
-      <w:pPr>
-        <w:overflowPunct w:val="false"/>
-        <w:spacing w:before="0" w:after="0"/>
-        <w:rPr/>
-      </w:pPr>
-      <w:r>
-        <w:rPr>
-          <w:rFonts w:ascii="Liberation Serif" w:hAnsi="Liberation Serif" w:eastAsia="DejaVu Sans" w:cs="Noto Sans Arabic UI"/>
-          <w:lang w:val="en-US" w:eastAsia="en-US" w:bidi="en-US"/>
-        </w:rPr>
-        <w:t>Can you please adopt this abbreviatiopn to the figures and tables and the rest of the script? If you have a better abbreviation you can of course aplly this.</w:t>
-      </w:r>
-    </w:p>
-  </w:comment>
-  <w:comment w:id="37" w:author="Linh Dang" w:date="2026-07-06T12:21:51Z" w:initials="LD">
+  <w:comment w:id="38" w:author="Christoph Ammer-Herrmenau" w:date="2026-04-25T21:21:00Z" w:initials="CA">
     <w:p>
       <w:pPr>
         <w:overflowPunct w:val="true"/>
@@ -9251,17 +10477,17 @@
       </w:pPr>
       <w:r>
         <w:rPr>
-          <w:rFonts w:ascii="Liberation Serif" w:hAnsi="Liberation Serif" w:eastAsia="DejaVu Sans" w:cs="Noto Sans Arabic"/>
+          <w:rFonts w:ascii="Liberation Serif" w:hAnsi="Liberation Serif" w:eastAsia="DejaVu Sans" w:cs="Noto Sans Arabic UI"/>
           <w:lang w:val="en-US" w:eastAsia="en-US" w:bidi="en-US"/>
         </w:rPr>
-        <w:t>For the consistency, I only use paired Wilcox test to compare decontamination methods.</w:t>
+        <w:t>That sounds that we do not have to do it.</w:t>
       </w:r>
     </w:p>
   </w:comment>
-  <w:comment w:id="38" w:author="Christoph Ammer-Herrmenau" w:date="2026-04-25T21:21:00Z" w:initials="CA">
-    <w:p>
-      <w:pPr>
-        <w:overflowPunct w:val="false"/>
+  <w:comment w:id="39" w:author="Christoph Ammer-Herrmenau" w:date="2026-04-25T21:21:00Z" w:initials="CA">
+    <w:p>
+      <w:pPr>
+        <w:overflowPunct w:val="true"/>
         <w:spacing w:before="0" w:after="0"/>
         <w:rPr/>
       </w:pPr>
@@ -9270,22 +10496,6 @@
           <w:rFonts w:ascii="Liberation Serif" w:hAnsi="Liberation Serif" w:eastAsia="DejaVu Sans" w:cs="Noto Sans Arabic UI"/>
           <w:lang w:val="en-US" w:eastAsia="en-US" w:bidi="en-US"/>
         </w:rPr>
-        <w:t>That sounds that we do not have to do it.</w:t>
-      </w:r>
-    </w:p>
-  </w:comment>
-  <w:comment w:id="39" w:author="Christoph Ammer-Herrmenau" w:date="2026-04-25T21:21:00Z" w:initials="CA">
-    <w:p>
-      <w:pPr>
-        <w:overflowPunct w:val="false"/>
-        <w:spacing w:before="0" w:after="0"/>
-        <w:rPr/>
-      </w:pPr>
-      <w:r>
-        <w:rPr>
-          <w:rFonts w:ascii="Liberation Serif" w:hAnsi="Liberation Serif" w:eastAsia="DejaVu Sans" w:cs="Noto Sans Arabic UI"/>
-          <w:lang w:val="en-US" w:eastAsia="en-US" w:bidi="en-US"/>
-        </w:rPr>
         <w:t>That is discussion. You can shift it to the discussion section.</w:t>
       </w:r>
     </w:p>
@@ -9293,7 +10503,7 @@
   <w:comment w:id="40" w:author="Linh Dang" w:date="2026-07-06T10:51:12Z" w:initials="LD">
     <w:p>
       <w:pPr>
-        <w:overflowPunct w:val="true"/>
+        <w:overflowPunct w:val="false"/>
         <w:spacing w:before="0" w:after="0"/>
         <w:rPr/>
       </w:pPr>
@@ -9309,20 +10519,52 @@
     </w:p>
     <w:p>
       <w:pPr>
+        <w:overflowPunct w:val="false"/>
+        <w:spacing w:before="0" w:after="0"/>
+        <w:rPr/>
+      </w:pPr>
+      <w:r>
+        <w:rPr>
+          <w:rFonts w:ascii="Liberation Serif" w:hAnsi="Liberation Serif" w:eastAsia="DejaVu Sans" w:cs="Noto Sans Arabic"/>
+          <w:lang w:val="en-US" w:eastAsia="en-US" w:bidi="en-US"/>
+        </w:rPr>
+        <w:t>Why would it belong to the discussion? The longitudinal NCT is an essential part for the assessment.</w:t>
+      </w:r>
+    </w:p>
+  </w:comment>
+  <w:comment w:id="41" w:author="Linh Dang" w:date="2026-07-06T12:21:51Z" w:initials="LD">
+    <w:p>
+      <w:pPr>
+        <w:overflowPunct w:val="false"/>
+        <w:spacing w:before="0" w:after="0"/>
+        <w:rPr/>
+      </w:pPr>
+      <w:r>
+        <w:rPr>
+          <w:rFonts w:ascii="Liberation Serif" w:hAnsi="Liberation Serif" w:eastAsia="DejaVu Sans" w:cs="Noto Sans Arabic"/>
+          <w:lang w:val="en-US" w:eastAsia="en-US" w:bidi="en-US"/>
+        </w:rPr>
+        <w:t>For the consistency, I only use paired Wilcox test to compare decontamination methods.</w:t>
+      </w:r>
+    </w:p>
+  </w:comment>
+  <w:comment w:id="42" w:author="Christoph Ammer-Herrmenau" w:date="2026-04-25T21:45:00Z" w:initials="CA">
+    <w:p>
+      <w:pPr>
         <w:overflowPunct w:val="true"/>
         <w:spacing w:before="0" w:after="0"/>
         <w:rPr/>
       </w:pPr>
       <w:r>
         <w:rPr>
-          <w:rFonts w:ascii="Liberation Serif" w:hAnsi="Liberation Serif" w:eastAsia="DejaVu Sans" w:cs="Noto Sans Arabic"/>
+          <w:rFonts w:ascii="Liberation Serif" w:hAnsi="Liberation Serif" w:eastAsia="DejaVu Sans" w:cs="Noto Sans Arabic UI"/>
           <w:lang w:val="en-US" w:eastAsia="en-US" w:bidi="en-US"/>
         </w:rPr>
-        <w:t>Why would it belong to the discussion? The longitudinal NCT is an essential part for the assessment.</w:t>
+        <w:t>The pairwise comparison needs to be in the supplemental material</w:t>
       </w:r>
     </w:p>
   </w:comment>
-  <w:comment w:id="41" w:author="Linh Dang" w:date="2026-07-06T12:21:51Z" w:initials="LD">
+  <w:comment w:id="43" w:author="Christoph Ammer-Herrmenau" w:date="2026-04-25T21:50:00Z" w:initials="CA">
     <w:p>
       <w:pPr>
         <w:overflowPunct w:val="true"/>
@@ -9331,17 +10573,17 @@
       </w:pPr>
       <w:r>
         <w:rPr>
-          <w:rFonts w:ascii="Liberation Serif" w:hAnsi="Liberation Serif" w:eastAsia="DejaVu Sans" w:cs="Noto Sans Arabic"/>
+          <w:rFonts w:ascii="Liberation Serif" w:hAnsi="Liberation Serif" w:eastAsia="DejaVu Sans" w:cs="Noto Sans Arabic UI"/>
           <w:lang w:val="en-US" w:eastAsia="en-US" w:bidi="en-US"/>
         </w:rPr>
-        <w:t>For the consistency, I only use paired Wilcox test to compare decontamination methods.</w:t>
+        <w:t>Pairwise comparison</w:t>
       </w:r>
     </w:p>
   </w:comment>
-  <w:comment w:id="42" w:author="Christoph Ammer-Herrmenau" w:date="2026-04-25T21:45:00Z" w:initials="CA">
-    <w:p>
-      <w:pPr>
-        <w:overflowPunct w:val="false"/>
+  <w:comment w:id="44" w:author="Christoph Ammer-Herrmenau" w:date="2026-04-25T21:52:00Z" w:initials="CA">
+    <w:p>
+      <w:pPr>
+        <w:overflowPunct w:val="true"/>
         <w:spacing w:before="0" w:after="0"/>
         <w:rPr/>
       </w:pPr>
@@ -9350,14 +10592,14 @@
           <w:rFonts w:ascii="Liberation Serif" w:hAnsi="Liberation Serif" w:eastAsia="DejaVu Sans" w:cs="Noto Sans Arabic UI"/>
           <w:lang w:val="en-US" w:eastAsia="en-US" w:bidi="en-US"/>
         </w:rPr>
-        <w:t>The pairwise comparison needs to be in the supplemental material</w:t>
+        <w:t xml:space="preserve">Are above data with rarefation or wrench? We should report the second normalization technique. Please expand in figure legends the abbreviations, the sample size and the normalization techniques in all figures. </w:t>
       </w:r>
     </w:p>
   </w:comment>
-  <w:comment w:id="43" w:author="Christoph Ammer-Herrmenau" w:date="2026-04-25T21:50:00Z" w:initials="CA">
-    <w:p>
-      <w:pPr>
-        <w:overflowPunct w:val="false"/>
+  <w:comment w:id="45" w:author="Christoph Ammer-Herrmenau" w:date="2026-04-25T21:47:00Z" w:initials="CA">
+    <w:p>
+      <w:pPr>
+        <w:overflowPunct w:val="true"/>
         <w:spacing w:before="0" w:after="0"/>
         <w:rPr/>
       </w:pPr>
@@ -9366,14 +10608,14 @@
           <w:rFonts w:ascii="Liberation Serif" w:hAnsi="Liberation Serif" w:eastAsia="DejaVu Sans" w:cs="Noto Sans Arabic UI"/>
           <w:lang w:val="en-US" w:eastAsia="en-US" w:bidi="en-US"/>
         </w:rPr>
-        <w:t>Pairwise comparison</w:t>
+        <w:t>I would exclude this as non-parametric tests are less sophisticated as LMM and does not bring additional informatuion.</w:t>
       </w:r>
     </w:p>
   </w:comment>
-  <w:comment w:id="44" w:author="Christoph Ammer-Herrmenau" w:date="2026-04-25T21:52:00Z" w:initials="CA">
-    <w:p>
-      <w:pPr>
-        <w:overflowPunct w:val="false"/>
+  <w:comment w:id="46" w:author="Christoph Ammer-Herrmenau" w:date="2026-04-25T22:00:00Z" w:initials="CA">
+    <w:p>
+      <w:pPr>
+        <w:overflowPunct w:val="true"/>
         <w:spacing w:before="0" w:after="0"/>
         <w:rPr/>
       </w:pPr>
@@ -9382,14 +10624,14 @@
           <w:rFonts w:ascii="Liberation Serif" w:hAnsi="Liberation Serif" w:eastAsia="DejaVu Sans" w:cs="Noto Sans Arabic UI"/>
           <w:lang w:val="en-US" w:eastAsia="en-US" w:bidi="en-US"/>
         </w:rPr>
-        <w:t xml:space="preserve">Are above data with rarefation or wrench? We should report the second normalization technique. Please expand in figure legends the abbreviations, the sample size and the normalization techniques in all figures. </w:t>
+        <w:t>Pairwise comparison</w:t>
       </w:r>
     </w:p>
   </w:comment>
-  <w:comment w:id="45" w:author="Christoph Ammer-Herrmenau" w:date="2026-04-25T21:47:00Z" w:initials="CA">
-    <w:p>
-      <w:pPr>
-        <w:overflowPunct w:val="false"/>
+  <w:comment w:id="47" w:author="Christoph Ammer-Herrmenau" w:date="2026-04-25T22:01:00Z" w:initials="CA">
+    <w:p>
+      <w:pPr>
+        <w:overflowPunct w:val="true"/>
         <w:spacing w:before="0" w:after="0"/>
         <w:rPr/>
       </w:pPr>
@@ -9398,38 +10640,6 @@
           <w:rFonts w:ascii="Liberation Serif" w:hAnsi="Liberation Serif" w:eastAsia="DejaVu Sans" w:cs="Noto Sans Arabic UI"/>
           <w:lang w:val="en-US" w:eastAsia="en-US" w:bidi="en-US"/>
         </w:rPr>
-        <w:t>I would exclude this as non-parametric tests are less sophisticated as LMM and does not bring additional informatuion.</w:t>
-      </w:r>
-    </w:p>
-  </w:comment>
-  <w:comment w:id="46" w:author="Christoph Ammer-Herrmenau" w:date="2026-04-25T22:00:00Z" w:initials="CA">
-    <w:p>
-      <w:pPr>
-        <w:overflowPunct w:val="false"/>
-        <w:spacing w:before="0" w:after="0"/>
-        <w:rPr/>
-      </w:pPr>
-      <w:r>
-        <w:rPr>
-          <w:rFonts w:ascii="Liberation Serif" w:hAnsi="Liberation Serif" w:eastAsia="DejaVu Sans" w:cs="Noto Sans Arabic UI"/>
-          <w:lang w:val="en-US" w:eastAsia="en-US" w:bidi="en-US"/>
-        </w:rPr>
-        <w:t>Pairwise comparison</w:t>
-      </w:r>
-    </w:p>
-  </w:comment>
-  <w:comment w:id="47" w:author="Christoph Ammer-Herrmenau" w:date="2026-04-25T22:01:00Z" w:initials="CA">
-    <w:p>
-      <w:pPr>
-        <w:overflowPunct w:val="false"/>
-        <w:spacing w:before="0" w:after="0"/>
-        <w:rPr/>
-      </w:pPr>
-      <w:r>
-        <w:rPr>
-          <w:rFonts w:ascii="Liberation Serif" w:hAnsi="Liberation Serif" w:eastAsia="DejaVu Sans" w:cs="Noto Sans Arabic UI"/>
-          <w:lang w:val="en-US" w:eastAsia="en-US" w:bidi="en-US"/>
-        </w:rPr>
         <w:t>Were the data from figure 3B not normalized?</w:t>
       </w:r>
     </w:p>
@@ -9437,7 +10647,7 @@
   <w:comment w:id="48" w:author="Linh Dang" w:date="2026-07-13T11:47:33Z" w:initials="LD">
     <w:p>
       <w:pPr>
-        <w:overflowPunct w:val="false"/>
+        <w:overflowPunct w:val="true"/>
         <w:spacing w:before="0" w:after="0"/>
         <w:rPr/>
       </w:pPr>
@@ -9462,7 +10672,7 @@
     </w:p>
     <w:p>
       <w:pPr>
-        <w:overflowPunct w:val="false"/>
+        <w:overflowPunct w:val="true"/>
         <w:spacing w:before="0" w:after="0"/>
         <w:rPr/>
       </w:pPr>
@@ -9478,7 +10688,7 @@
   <w:comment w:id="49" w:author="Christoph Ammer-Herrmenau" w:date="2026-04-25T22:24:00Z" w:initials="CA">
     <w:p>
       <w:pPr>
-        <w:overflowPunct w:val="false"/>
+        <w:overflowPunct w:val="true"/>
         <w:spacing w:before="0" w:after="0"/>
         <w:rPr/>
       </w:pPr>
@@ -9494,7 +10704,7 @@
   <w:comment w:id="50" w:author="Christoph Ammer-Herrmenau" w:date="2026-04-25T22:28:00Z" w:initials="CA">
     <w:p>
       <w:pPr>
-        <w:overflowPunct w:val="false"/>
+        <w:overflowPunct w:val="true"/>
         <w:spacing w:before="0" w:after="0"/>
         <w:rPr/>
       </w:pPr>
@@ -9510,7 +10720,7 @@
   <w:comment w:id="51" w:author="Christoph Ammer-Herrmenau" w:date="2026-04-25T22:33:00Z" w:initials="CA">
     <w:p>
       <w:pPr>
-        <w:overflowPunct w:val="false"/>
+        <w:overflowPunct w:val="true"/>
         <w:spacing w:before="0" w:after="0"/>
         <w:rPr/>
       </w:pPr>
@@ -9558,7 +10768,7 @@
   <w:comment w:id="52" w:author="Christoph Ammer-Herrmenau" w:date="2026-04-25T22:22:00Z" w:initials="CA">
     <w:p>
       <w:pPr>
-        <w:overflowPunct w:val="false"/>
+        <w:overflowPunct w:val="true"/>
         <w:spacing w:before="0" w:after="0"/>
         <w:rPr/>
       </w:pPr>
@@ -9574,7 +10784,7 @@
   <w:comment w:id="53" w:author="Christoph Ammer-Herrmenau" w:date="2026-04-25T22:21:00Z" w:initials="CA">
     <w:p>
       <w:pPr>
-        <w:overflowPunct w:val="false"/>
+        <w:overflowPunct w:val="true"/>
         <w:spacing w:before="0" w:after="0"/>
         <w:rPr/>
       </w:pPr>
@@ -9590,7 +10800,7 @@
   <w:comment w:id="54" w:author="Christoph Ammer-Herrmenau" w:date="2026-04-25T22:34:00Z" w:initials="CA">
     <w:p>
       <w:pPr>
-        <w:overflowPunct w:val="false"/>
+        <w:overflowPunct w:val="true"/>
         <w:spacing w:before="0" w:after="0"/>
         <w:rPr/>
       </w:pPr>
